--- a/doc/AnbindungExterneWebanwendung.docx
+++ b/doc/AnbindungExterneWebanwendung.docx
@@ -1,6 +1,6 @@
 
 <file path=word/document.xml><?xml version="1.0" encoding="utf-8"?>
-<w:document xmlns:wpc="http://schemas.microsoft.com/office/word/2010/wordprocessingCanvas" xmlns:mc="http://schemas.openxmlformats.org/markup-compatibility/2006" xmlns:o="urn:schemas-microsoft-com:office:office" xmlns:r="http://schemas.openxmlformats.org/officeDocument/2006/relationships" xmlns:m="http://schemas.openxmlformats.org/officeDocument/2006/math" xmlns:v="urn:schemas-microsoft-com:vml" xmlns:wp14="http://schemas.microsoft.com/office/word/2010/wordprocessingDrawing" xmlns:wp="http://schemas.openxmlformats.org/drawingml/2006/wordprocessingDrawing" xmlns:w10="urn:schemas-microsoft-com:office:word" xmlns:w="http://schemas.openxmlformats.org/wordprocessingml/2006/main" xmlns:w14="http://schemas.microsoft.com/office/word/2010/wordml" xmlns:w15="http://schemas.microsoft.com/office/word/2012/wordml" xmlns:wpg="http://schemas.microsoft.com/office/word/2010/wordprocessingGroup" xmlns:wpi="http://schemas.microsoft.com/office/word/2010/wordprocessingInk" xmlns:wne="http://schemas.microsoft.com/office/word/2006/wordml" xmlns:wps="http://schemas.microsoft.com/office/word/2010/wordprocessingShape" mc:Ignorable="w14 w15 wp14">
+<w:document xmlns:wpc="http://schemas.microsoft.com/office/word/2010/wordprocessingCanvas" xmlns:mc="http://schemas.openxmlformats.org/markup-compatibility/2006" xmlns:o="urn:schemas-microsoft-com:office:office" xmlns:r="http://schemas.openxmlformats.org/officeDocument/2006/relationships" xmlns:m="http://schemas.openxmlformats.org/officeDocument/2006/math" xmlns:v="urn:schemas-microsoft-com:vml" xmlns:wp14="http://schemas.microsoft.com/office/word/2010/wordprocessingDrawing" xmlns:wp="http://schemas.openxmlformats.org/drawingml/2006/wordprocessingDrawing" xmlns:w10="urn:schemas-microsoft-com:office:word" xmlns:w="http://schemas.openxmlformats.org/wordprocessingml/2006/main" xmlns:w14="http://schemas.microsoft.com/office/word/2010/wordml" xmlns:w15="http://schemas.microsoft.com/office/word/2012/wordml" xmlns:wpg="http://schemas.microsoft.com/office/word/2010/wordprocessingGroup" xmlns:wpi="http://schemas.microsoft.com/office/word/2010/wordprocessingInk" xmlns:wne="http://schemas.microsoft.com/office/word/2006/wordml" xmlns:wps="http://schemas.microsoft.com/office/word/2010/wordprocessingShape" xmlns:a="http://schemas.openxmlformats.org/drawingml/2006/main" xmlns:pic="http://schemas.openxmlformats.org/drawingml/2006/picture" xmlns:a14="http://schemas.microsoft.com/office/drawing/2010/main" mc:Ignorable="w14 w15 wp14">
   <w:body>
     <w:tbl>
       <w:tblPr>
@@ -16,7 +16,7 @@
         <w:gridCol w:w="5957"/>
         <w:gridCol w:w="3400"/>
       </w:tblGrid>
-      <w:tr>
+      <w:tr xmlns:wp14="http://schemas.microsoft.com/office/word/2010/wordml" wp14:textId="77777777">
         <w:trPr>
           <w:trHeight w:val="495"/>
         </w:trPr>
@@ -25,7 +25,7 @@
             <w:tcW w:w="3183" w:type="pct"/>
             <w:vAlign w:val="center"/>
           </w:tcPr>
-          <w:p>
+          <w:p wp14:textId="77777777">
             <w:pPr>
               <w:pStyle w:val="NoSpacing"/>
               <w:ind w:left="0" w:right="0"/>
@@ -42,7 +42,7 @@
               <mc:AlternateContent>
                 <mc:Choice Requires="wps">
                   <w:drawing>
-                    <wp:anchor distT="0" distB="0" distL="114300" distR="114300" simplePos="0" relativeHeight="251659264" behindDoc="1" locked="0" layoutInCell="1" allowOverlap="1" wp14:anchorId="6CFA8A33" wp14:editId="6294B8F1">
+                    <wp:anchor xmlns:wp14="http://schemas.microsoft.com/office/word/2010/wordprocessingDrawing" distT="0" distB="0" distL="114300" distR="114300" simplePos="0" relativeHeight="251659264" behindDoc="1" locked="0" layoutInCell="1" allowOverlap="1" wp14:anchorId="6CFA8A33" wp14:editId="6294B8F1">
                       <wp:simplePos x="0" y="0"/>
                       <wp:positionH relativeFrom="leftMargin">
                         <wp:posOffset>-352425</wp:posOffset>
@@ -89,7 +89,7 @@
                             </wps:style>
                             <wps:txbx>
                               <w:txbxContent>
-                                <w:p>
+                                <w:p xmlns:wp14="http://schemas.microsoft.com/office/word/2010/wordml" wp14:textId="77777777">
                                   <w:pPr>
                                     <w:pStyle w:val="Title"/>
                                     <w:jc w:val="right"/>
@@ -119,15 +119,15 @@
                   </w:drawing>
                 </mc:Choice>
                 <mc:Fallback>
-                  <w:pict>
-                    <v:shapetype w14:anchorId="6CFA8A33" id="_x0000_t202" coordsize="21600,21600" o:spt="202" path="m,l,21600r21600,l21600,xe">
+                  <w:pict w14:anchorId="489133E5">
+                    <v:shapetype id="_x0000_t202" coordsize="21600,21600" o:spt="202" path="m,l,21600r21600,l21600,xe" w14:anchorId="6CFA8A33">
                       <v:stroke joinstyle="miter"/>
                       <v:path gradientshapeok="t" o:connecttype="rect"/>
                     </v:shapetype>
-                    <v:shape id="Text Box 2" o:spid="_x0000_s1026" type="#_x0000_t202" alt="Document title" style="position:absolute;margin-left:-27.75pt;margin-top:69.75pt;width:57pt;height:263.25pt;z-index:-251657216;visibility:visible;mso-wrap-style:square;mso-width-percent:0;mso-height-percent:0;mso-wrap-distance-left:9pt;mso-wrap-distance-top:0;mso-wrap-distance-right:9pt;mso-wrap-distance-bottom:0;mso-position-horizontal:absolute;mso-position-horizontal-relative:left-margin-area;mso-position-vertical:absolute;mso-position-vertical-relative:margin;mso-width-percent:0;mso-height-percent:0;mso-width-relative:margin;mso-height-relative:margin;v-text-anchor:bottom" o:gfxdata="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" filled="f" stroked="f" strokeweight=".5pt">
+                    <v:shape id="Text Box 2" style="position:absolute;margin-left:-27.75pt;margin-top:69.75pt;width:57pt;height:263.25pt;z-index:-251657216;visibility:visible;mso-wrap-style:square;mso-width-percent:0;mso-height-percent:0;mso-wrap-distance-left:9pt;mso-wrap-distance-top:0;mso-wrap-distance-right:9pt;mso-wrap-distance-bottom:0;mso-position-horizontal:absolute;mso-position-horizontal-relative:left-margin-area;mso-position-vertical:absolute;mso-position-vertical-relative:margin;mso-width-percent:0;mso-height-percent:0;mso-width-relative:margin;mso-height-relative:margin;v-text-anchor:bottom" alt="Document title" o:spid="_x0000_s1026" filled="f" stroked="f" strokeweight=".5pt" type="#_x0000_t202" o:gfxdata="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">
                       <v:textbox style="layout-flow:vertical;mso-layout-flow-alt:bottom-to-top" inset="0,14.4pt,18pt">
                         <w:txbxContent>
-                          <w:p>
+                          <w:p wp14:textId="77777777">
                             <w:pPr>
                               <w:pStyle w:val="Title"/>
                               <w:jc w:val="right"/>
@@ -151,7 +151,7 @@
             <w:tcW w:w="1817" w:type="pct"/>
             <w:vAlign w:val="center"/>
           </w:tcPr>
-          <w:p>
+          <w:p wp14:textId="77777777">
             <w:pPr>
               <w:pStyle w:val="NoSpacing"/>
               <w:tabs>
@@ -166,7 +166,7 @@
                 <w:lang w:eastAsia="en-US"/>
               </w:rPr>
               <w:drawing>
-                <wp:anchor distT="0" distB="0" distL="114300" distR="114300" simplePos="0" relativeHeight="251660288" behindDoc="0" locked="0" layoutInCell="1" allowOverlap="1" wp14:anchorId="39BF264F" wp14:editId="752D7BFD">
+                <wp:anchor xmlns:wp14="http://schemas.microsoft.com/office/word/2010/wordprocessingDrawing" distT="0" distB="0" distL="114300" distR="114300" simplePos="0" relativeHeight="251660288" behindDoc="0" locked="0" layoutInCell="1" allowOverlap="1" wp14:anchorId="39BF264F" wp14:editId="752D7BFD">
                   <wp:simplePos x="5019675" y="857250"/>
                   <wp:positionH relativeFrom="margin">
                     <wp:posOffset>260350</wp:posOffset>
@@ -231,12 +231,12 @@
         <w:tblW w:w="8788" w:type="dxa"/>
         <w:tblInd w:w="392" w:type="dxa"/>
         <w:tblBorders>
-          <w:top w:val="none" w:sz="0" w:space="0" w:color="auto"/>
-          <w:left w:val="none" w:sz="0" w:space="0" w:color="auto"/>
-          <w:bottom w:val="none" w:sz="0" w:space="0" w:color="auto"/>
-          <w:right w:val="none" w:sz="0" w:space="0" w:color="auto"/>
-          <w:insideH w:val="none" w:sz="0" w:space="0" w:color="auto"/>
-          <w:insideV w:val="none" w:sz="0" w:space="0" w:color="auto"/>
+          <w:top w:val="none" w:color="auto" w:sz="0" w:space="0"/>
+          <w:left w:val="none" w:color="auto" w:sz="0" w:space="0"/>
+          <w:bottom w:val="none" w:color="auto" w:sz="0" w:space="0"/>
+          <w:right w:val="none" w:color="auto" w:sz="0" w:space="0"/>
+          <w:insideH w:val="none" w:color="auto" w:sz="0" w:space="0"/>
+          <w:insideV w:val="none" w:color="auto" w:sz="0" w:space="0"/>
         </w:tblBorders>
         <w:tblLook w:val="04A0" w:firstRow="1" w:lastRow="0" w:firstColumn="1" w:lastColumn="0" w:noHBand="0" w:noVBand="1"/>
         <w:tblDescription w:val="Company info"/>
@@ -245,7 +245,7 @@
         <w:gridCol w:w="284"/>
         <w:gridCol w:w="8504"/>
       </w:tblGrid>
-      <w:tr>
+      <w:tr xmlns:wp14="http://schemas.microsoft.com/office/word/2010/wordml" wp14:textId="77777777">
         <w:trPr>
           <w:trHeight w:val="567"/>
         </w:trPr>
@@ -253,10 +253,10 @@
           <w:tcPr>
             <w:tcW w:w="284" w:type="dxa"/>
             <w:tcBorders>
-              <w:left w:val="single" w:sz="4" w:space="0" w:color="E4E3E2" w:themeColor="background2"/>
+              <w:left w:val="single" w:color="E4E3E2" w:themeColor="background2" w:sz="4" w:space="0"/>
             </w:tcBorders>
           </w:tcPr>
-          <w:p>
+          <w:p wp14:textId="77777777">
             <w:pPr>
               <w:pStyle w:val="Title"/>
             </w:pPr>
@@ -266,7 +266,7 @@
           <w:tcPr>
             <w:tcW w:w="8504" w:type="dxa"/>
           </w:tcPr>
-          <w:p>
+          <w:p wp14:textId="77777777">
             <w:pPr>
               <w:pStyle w:val="Title"/>
               <w:rPr>
@@ -306,7 +306,7 @@
           </w:p>
         </w:tc>
       </w:tr>
-      <w:tr>
+      <w:tr xmlns:wp14="http://schemas.microsoft.com/office/word/2010/wordml" wp14:textId="77777777">
         <w:trPr>
           <w:trHeight w:val="590"/>
         </w:trPr>
@@ -314,10 +314,10 @@
           <w:tcPr>
             <w:tcW w:w="284" w:type="dxa"/>
             <w:tcBorders>
-              <w:left w:val="single" w:sz="4" w:space="0" w:color="E4E3E2" w:themeColor="background2"/>
+              <w:left w:val="single" w:color="E4E3E2" w:themeColor="background2" w:sz="4" w:space="0"/>
             </w:tcBorders>
           </w:tcPr>
-          <w:p>
+          <w:p wp14:textId="77777777">
             <w:pPr>
               <w:pStyle w:val="Title"/>
               <w:rPr>
@@ -331,7 +331,7 @@
             <w:tcW w:w="8504" w:type="dxa"/>
             <w:vAlign w:val="bottom"/>
           </w:tcPr>
-          <w:p>
+          <w:p wp14:textId="77777777">
             <w:pPr>
               <w:pStyle w:val="Subtitle"/>
             </w:pPr>
@@ -344,7 +344,7 @@
           </w:p>
         </w:tc>
       </w:tr>
-      <w:tr>
+      <w:tr xmlns:wp14="http://schemas.microsoft.com/office/word/2010/wordml" wp14:textId="77777777">
         <w:trPr>
           <w:trHeight w:val="766"/>
         </w:trPr>
@@ -352,10 +352,10 @@
           <w:tcPr>
             <w:tcW w:w="284" w:type="dxa"/>
             <w:tcBorders>
-              <w:left w:val="single" w:sz="4" w:space="0" w:color="E4E3E2" w:themeColor="background2"/>
+              <w:left w:val="single" w:color="E4E3E2" w:themeColor="background2" w:sz="4" w:space="0"/>
             </w:tcBorders>
           </w:tcPr>
-          <w:p>
+          <w:p wp14:textId="77777777">
             <w:pPr>
               <w:pStyle w:val="Title"/>
             </w:pPr>
@@ -366,7 +366,7 @@
             <w:tcW w:w="8504" w:type="dxa"/>
             <w:vAlign w:val="center"/>
           </w:tcPr>
-          <w:p>
+          <w:p wp14:textId="77777777">
             <w:pPr>
               <w:jc w:val="left"/>
               <w:rPr>
@@ -418,7 +418,7 @@
           </w:p>
         </w:tc>
       </w:tr>
-      <w:tr>
+      <w:tr xmlns:wp14="http://schemas.microsoft.com/office/word/2010/wordml" wp14:textId="77777777">
         <w:trPr>
           <w:trHeight w:val="452"/>
         </w:trPr>
@@ -426,10 +426,10 @@
           <w:tcPr>
             <w:tcW w:w="284" w:type="dxa"/>
             <w:tcBorders>
-              <w:left w:val="single" w:sz="4" w:space="0" w:color="E4E3E2" w:themeColor="background2"/>
+              <w:left w:val="single" w:color="E4E3E2" w:themeColor="background2" w:sz="4" w:space="0"/>
             </w:tcBorders>
           </w:tcPr>
-          <w:p>
+          <w:p wp14:textId="77777777">
             <w:pPr>
               <w:pStyle w:val="Title"/>
               <w:rPr>
@@ -443,7 +443,7 @@
             <w:tcW w:w="8504" w:type="dxa"/>
             <w:vAlign w:val="bottom"/>
           </w:tcPr>
-          <w:p>
+          <w:p wp14:textId="77777777">
             <w:pPr>
               <w:pStyle w:val="Title"/>
               <w:spacing w:before="0"/>
@@ -497,7 +497,7 @@
               </w:rPr>
               <w:t xml:space="preserve"> </w:t>
             </w:r>
-            <w:hyperlink r:id="rId11" w:history="1">
+            <w:hyperlink w:history="1" r:id="rId11">
               <w:r>
                 <w:rPr>
                   <w:rStyle w:val="Hyperlink"/>
@@ -509,7 +509,7 @@
               </w:r>
             </w:hyperlink>
           </w:p>
-          <w:p>
+          <w:p wp14:textId="77777777">
             <w:pPr>
               <w:rPr>
                 <w:lang w:val="en-US"/>
@@ -547,7 +547,7 @@
           </w:p>
         </w:tc>
       </w:tr>
-      <w:tr>
+      <w:tr xmlns:wp14="http://schemas.microsoft.com/office/word/2010/wordml" wp14:textId="77777777">
         <w:trPr>
           <w:trHeight w:val="590"/>
         </w:trPr>
@@ -555,10 +555,10 @@
           <w:tcPr>
             <w:tcW w:w="284" w:type="dxa"/>
             <w:tcBorders>
-              <w:left w:val="single" w:sz="4" w:space="0" w:color="E4E3E2" w:themeColor="background2"/>
+              <w:left w:val="single" w:color="E4E3E2" w:themeColor="background2" w:sz="4" w:space="0"/>
             </w:tcBorders>
           </w:tcPr>
-          <w:p>
+          <w:p wp14:textId="77777777">
             <w:pPr>
               <w:pStyle w:val="Title"/>
               <w:rPr>
@@ -571,7 +571,7 @@
           <w:tcPr>
             <w:tcW w:w="8504" w:type="dxa"/>
           </w:tcPr>
-          <w:p>
+          <w:p wp14:textId="77777777">
             <w:pPr>
               <w:pStyle w:val="Title"/>
               <w:jc w:val="left"/>
@@ -585,7 +585,7 @@
         </w:tc>
       </w:tr>
     </w:tbl>
-    <w:p>
+    <w:p xmlns:wp14="http://schemas.microsoft.com/office/word/2010/wordml" wp14:textId="77777777">
       <w:pPr>
         <w:ind w:left="709"/>
         <w:rPr>
@@ -650,7 +650,7 @@
         <w:t>bergeben werden.</w:t>
       </w:r>
     </w:p>
-    <w:p>
+    <w:p xmlns:wp14="http://schemas.microsoft.com/office/word/2010/wordml" wp14:textId="77777777">
       <w:pPr>
         <w:jc w:val="left"/>
         <w:rPr>
@@ -664,7 +664,7 @@
         <w:br w:type="page"/>
       </w:r>
     </w:p>
-    <w:p>
+    <w:p xmlns:wp14="http://schemas.microsoft.com/office/word/2010/wordml" wp14:textId="77777777">
       <w:pPr>
         <w:ind w:left="709"/>
         <w:rPr>
@@ -672,7 +672,7 @@
         </w:rPr>
       </w:pPr>
     </w:p>
-    <w:p>
+    <w:p xmlns:wp14="http://schemas.microsoft.com/office/word/2010/wordml" wp14:textId="77777777">
       <w:pPr>
         <w:pStyle w:val="Name"/>
       </w:pPr>
@@ -680,7 +680,7 @@
         <w:t>Inhaltsverzeichnis</w:t>
       </w:r>
     </w:p>
-    <w:p>
+    <w:p xmlns:wp14="http://schemas.microsoft.com/office/word/2010/wordml" wp14:textId="77777777">
       <w:pPr>
         <w:pStyle w:val="TOC1"/>
         <w:tabs>
@@ -702,7 +702,7 @@
       <w:r>
         <w:fldChar w:fldCharType="separate"/>
       </w:r>
-      <w:hyperlink w:anchor="_Toc396214450" w:history="1">
+      <w:hyperlink w:history="1" w:anchor="_Toc396214450">
         <w:r>
           <w:rPr>
             <w:rStyle w:val="Hyperlink"/>
@@ -760,7 +760,7 @@
         </w:r>
       </w:hyperlink>
     </w:p>
-    <w:p>
+    <w:p xmlns:wp14="http://schemas.microsoft.com/office/word/2010/wordml" wp14:textId="77777777">
       <w:pPr>
         <w:pStyle w:val="TOC2"/>
         <w:tabs>
@@ -773,7 +773,7 @@
           <w:lang w:val="de-AT" w:eastAsia="de-AT"/>
         </w:rPr>
       </w:pPr>
-      <w:hyperlink w:anchor="_Toc396214451" w:history="1">
+      <w:hyperlink w:history="1" w:anchor="_Toc396214451">
         <w:r>
           <w:rPr>
             <w:rStyle w:val="Hyperlink"/>
@@ -831,7 +831,7 @@
         </w:r>
       </w:hyperlink>
     </w:p>
-    <w:p>
+    <w:p xmlns:wp14="http://schemas.microsoft.com/office/word/2010/wordml" wp14:textId="77777777">
       <w:pPr>
         <w:pStyle w:val="TOC2"/>
         <w:tabs>
@@ -844,7 +844,7 @@
           <w:lang w:val="de-AT" w:eastAsia="de-AT"/>
         </w:rPr>
       </w:pPr>
-      <w:hyperlink w:anchor="_Toc396214452" w:history="1">
+      <w:hyperlink w:history="1" w:anchor="_Toc396214452">
         <w:r>
           <w:rPr>
             <w:rStyle w:val="Hyperlink"/>
@@ -902,7 +902,7 @@
         </w:r>
       </w:hyperlink>
     </w:p>
-    <w:p>
+    <w:p xmlns:wp14="http://schemas.microsoft.com/office/word/2010/wordml" wp14:textId="77777777">
       <w:pPr>
         <w:pStyle w:val="TOC2"/>
         <w:tabs>
@@ -915,7 +915,7 @@
           <w:lang w:val="de-AT" w:eastAsia="de-AT"/>
         </w:rPr>
       </w:pPr>
-      <w:hyperlink w:anchor="_Toc396214453" w:history="1">
+      <w:hyperlink w:history="1" w:anchor="_Toc396214453">
         <w:r>
           <w:rPr>
             <w:rStyle w:val="Hyperlink"/>
@@ -973,7 +973,7 @@
         </w:r>
       </w:hyperlink>
     </w:p>
-    <w:p>
+    <w:p xmlns:wp14="http://schemas.microsoft.com/office/word/2010/wordml" wp14:textId="77777777">
       <w:pPr>
         <w:pStyle w:val="TOC1"/>
         <w:tabs>
@@ -986,7 +986,7 @@
           <w:lang w:val="de-AT" w:eastAsia="de-AT"/>
         </w:rPr>
       </w:pPr>
-      <w:hyperlink w:anchor="_Toc396214454" w:history="1">
+      <w:hyperlink w:history="1" w:anchor="_Toc396214454">
         <w:r>
           <w:rPr>
             <w:rStyle w:val="Hyperlink"/>
@@ -1044,7 +1044,7 @@
         </w:r>
       </w:hyperlink>
     </w:p>
-    <w:p>
+    <w:p xmlns:wp14="http://schemas.microsoft.com/office/word/2010/wordml" wp14:textId="77777777">
       <w:pPr>
         <w:pStyle w:val="TOC2"/>
         <w:tabs>
@@ -1057,7 +1057,7 @@
           <w:lang w:val="de-AT" w:eastAsia="de-AT"/>
         </w:rPr>
       </w:pPr>
-      <w:hyperlink w:anchor="_Toc396214455" w:history="1">
+      <w:hyperlink w:history="1" w:anchor="_Toc396214455">
         <w:r>
           <w:rPr>
             <w:rStyle w:val="Hyperlink"/>
@@ -1115,7 +1115,7 @@
         </w:r>
       </w:hyperlink>
     </w:p>
-    <w:p>
+    <w:p xmlns:wp14="http://schemas.microsoft.com/office/word/2010/wordml" wp14:textId="77777777">
       <w:pPr>
         <w:pStyle w:val="TOC3"/>
         <w:tabs>
@@ -1128,7 +1128,7 @@
           <w:lang w:val="de-AT" w:eastAsia="de-AT"/>
         </w:rPr>
       </w:pPr>
-      <w:hyperlink w:anchor="_Toc396214456" w:history="1">
+      <w:hyperlink w:history="1" w:anchor="_Toc396214456">
         <w:r>
           <w:rPr>
             <w:rStyle w:val="Hyperlink"/>
@@ -1186,7 +1186,7 @@
         </w:r>
       </w:hyperlink>
     </w:p>
-    <w:p>
+    <w:p xmlns:wp14="http://schemas.microsoft.com/office/word/2010/wordml" wp14:textId="77777777">
       <w:pPr>
         <w:pStyle w:val="TOC3"/>
         <w:tabs>
@@ -1199,7 +1199,7 @@
           <w:lang w:val="de-AT" w:eastAsia="de-AT"/>
         </w:rPr>
       </w:pPr>
-      <w:hyperlink w:anchor="_Toc396214457" w:history="1">
+      <w:hyperlink w:history="1" w:anchor="_Toc396214457">
         <w:r>
           <w:rPr>
             <w:rStyle w:val="Hyperlink"/>
@@ -1257,7 +1257,7 @@
         </w:r>
       </w:hyperlink>
     </w:p>
-    <w:p>
+    <w:p xmlns:wp14="http://schemas.microsoft.com/office/word/2010/wordml" wp14:textId="77777777">
       <w:pPr>
         <w:pStyle w:val="TOC3"/>
         <w:tabs>
@@ -1270,7 +1270,7 @@
           <w:lang w:val="de-AT" w:eastAsia="de-AT"/>
         </w:rPr>
       </w:pPr>
-      <w:hyperlink w:anchor="_Toc396214458" w:history="1">
+      <w:hyperlink w:history="1" w:anchor="_Toc396214458">
         <w:r>
           <w:rPr>
             <w:rStyle w:val="Hyperlink"/>
@@ -1328,7 +1328,7 @@
         </w:r>
       </w:hyperlink>
     </w:p>
-    <w:p>
+    <w:p xmlns:wp14="http://schemas.microsoft.com/office/word/2010/wordml" wp14:textId="77777777">
       <w:pPr>
         <w:pStyle w:val="TOC3"/>
         <w:tabs>
@@ -1341,7 +1341,7 @@
           <w:lang w:val="de-AT" w:eastAsia="de-AT"/>
         </w:rPr>
       </w:pPr>
-      <w:hyperlink w:anchor="_Toc396214459" w:history="1">
+      <w:hyperlink w:history="1" w:anchor="_Toc396214459">
         <w:r>
           <w:rPr>
             <w:rStyle w:val="Hyperlink"/>
@@ -1399,7 +1399,7 @@
         </w:r>
       </w:hyperlink>
     </w:p>
-    <w:p>
+    <w:p xmlns:wp14="http://schemas.microsoft.com/office/word/2010/wordml" wp14:textId="77777777">
       <w:pPr>
         <w:pStyle w:val="TOC2"/>
         <w:tabs>
@@ -1412,7 +1412,7 @@
           <w:lang w:val="de-AT" w:eastAsia="de-AT"/>
         </w:rPr>
       </w:pPr>
-      <w:hyperlink w:anchor="_Toc396214460" w:history="1">
+      <w:hyperlink w:history="1" w:anchor="_Toc396214460">
         <w:r>
           <w:rPr>
             <w:rStyle w:val="Hyperlink"/>
@@ -1470,7 +1470,7 @@
         </w:r>
       </w:hyperlink>
     </w:p>
-    <w:p>
+    <w:p xmlns:wp14="http://schemas.microsoft.com/office/word/2010/wordml" wp14:textId="77777777">
       <w:pPr>
         <w:pStyle w:val="TOC3"/>
         <w:tabs>
@@ -1483,7 +1483,7 @@
           <w:lang w:val="de-AT" w:eastAsia="de-AT"/>
         </w:rPr>
       </w:pPr>
-      <w:hyperlink w:anchor="_Toc396214461" w:history="1">
+      <w:hyperlink w:history="1" w:anchor="_Toc396214461">
         <w:r>
           <w:rPr>
             <w:rStyle w:val="Hyperlink"/>
@@ -1541,7 +1541,7 @@
         </w:r>
       </w:hyperlink>
     </w:p>
-    <w:p>
+    <w:p xmlns:wp14="http://schemas.microsoft.com/office/word/2010/wordml" wp14:textId="77777777">
       <w:pPr>
         <w:pStyle w:val="TOC3"/>
         <w:tabs>
@@ -1554,7 +1554,7 @@
           <w:lang w:val="de-AT" w:eastAsia="de-AT"/>
         </w:rPr>
       </w:pPr>
-      <w:hyperlink w:anchor="_Toc396214462" w:history="1">
+      <w:hyperlink w:history="1" w:anchor="_Toc396214462">
         <w:r>
           <w:rPr>
             <w:rStyle w:val="Hyperlink"/>
@@ -1612,7 +1612,7 @@
         </w:r>
       </w:hyperlink>
     </w:p>
-    <w:p>
+    <w:p xmlns:wp14="http://schemas.microsoft.com/office/word/2010/wordml" wp14:textId="77777777">
       <w:pPr>
         <w:pStyle w:val="TOC3"/>
         <w:tabs>
@@ -1625,7 +1625,7 @@
           <w:lang w:val="de-AT" w:eastAsia="de-AT"/>
         </w:rPr>
       </w:pPr>
-      <w:hyperlink w:anchor="_Toc396214463" w:history="1">
+      <w:hyperlink w:history="1" w:anchor="_Toc396214463">
         <w:r>
           <w:rPr>
             <w:rStyle w:val="Hyperlink"/>
@@ -1683,12 +1683,12 @@
         </w:r>
       </w:hyperlink>
     </w:p>
-    <w:p>
+    <w:p xmlns:wp14="http://schemas.microsoft.com/office/word/2010/wordml" wp14:textId="77777777">
       <w:r>
         <w:fldChar w:fldCharType="end"/>
       </w:r>
     </w:p>
-    <w:p>
+    <w:p xmlns:wp14="http://schemas.microsoft.com/office/word/2010/wordml" wp14:textId="77777777">
       <w:pPr>
         <w:pStyle w:val="Name"/>
       </w:pPr>
@@ -1696,7 +1696,7 @@
         <w:t>Abbildungsverzeichnis</w:t>
       </w:r>
     </w:p>
-    <w:p>
+    <w:p xmlns:wp14="http://schemas.microsoft.com/office/word/2010/wordml" wp14:textId="77777777">
       <w:pPr>
         <w:pStyle w:val="TableofFigures"/>
         <w:tabs>
@@ -1718,7 +1718,7 @@
       <w:r>
         <w:fldChar w:fldCharType="separate"/>
       </w:r>
-      <w:hyperlink w:anchor="_Toc393181696" w:history="1">
+      <w:hyperlink w:history="1" w:anchor="_Toc393181696">
         <w:r>
           <w:rPr>
             <w:rStyle w:val="Hyperlink"/>
@@ -1776,7 +1776,7 @@
         </w:r>
       </w:hyperlink>
     </w:p>
-    <w:p>
+    <w:p xmlns:wp14="http://schemas.microsoft.com/office/word/2010/wordml" wp14:textId="77777777">
       <w:pPr>
         <w:pStyle w:val="TableofFigures"/>
         <w:tabs>
@@ -1789,7 +1789,7 @@
           <w:lang w:eastAsia="de-DE"/>
         </w:rPr>
       </w:pPr>
-      <w:hyperlink w:anchor="_Toc393181697" w:history="1">
+      <w:hyperlink w:history="1" w:anchor="_Toc393181697">
         <w:r>
           <w:rPr>
             <w:rStyle w:val="Hyperlink"/>
@@ -1847,28 +1847,28 @@
         </w:r>
       </w:hyperlink>
     </w:p>
-    <w:p>
+    <w:p xmlns:wp14="http://schemas.microsoft.com/office/word/2010/wordml" wp14:textId="77777777">
       <w:r>
         <w:fldChar w:fldCharType="end"/>
       </w:r>
     </w:p>
-    <w:p>
+    <w:p xmlns:wp14="http://schemas.microsoft.com/office/word/2010/wordml" wp14:textId="77777777">
       <w:r>
         <w:br w:type="page"/>
       </w:r>
     </w:p>
-    <w:p>
+    <w:p xmlns:wp14="http://schemas.microsoft.com/office/word/2010/wordml" wp14:textId="77777777">
       <w:pPr>
         <w:pStyle w:val="Heading1"/>
       </w:pPr>
-      <w:bookmarkStart w:id="0" w:name="_Toc396214450"/>
+      <w:bookmarkStart w:name="_Toc396214450" w:id="0"/>
       <w:r>
         <w:lastRenderedPageBreak/>
         <w:t>Beschreibung der Schnittstelle</w:t>
       </w:r>
       <w:bookmarkEnd w:id="0"/>
     </w:p>
-    <w:p>
+    <w:p xmlns:wp14="http://schemas.microsoft.com/office/word/2010/wordml" wp14:textId="77777777">
       <w:pPr>
         <w:keepNext/>
       </w:pPr>
@@ -1879,7 +1879,7 @@
         <w:t>ng einer externen Webanwendung:</w:t>
       </w:r>
     </w:p>
-    <w:p>
+    <w:p xmlns:wp14="http://schemas.microsoft.com/office/word/2010/wordml" wp14:textId="77777777">
       <w:pPr>
         <w:pStyle w:val="ListParagraph"/>
         <w:keepNext/>
@@ -1898,7 +1898,7 @@
         <w:t>: In dieser Möglichkeit wird der Benutzer von der externen Webanwendung an PDF-AS-WEB weitergeleitet. PDF-AS-WEB bezieht in diesem Fall das zu signierende PDF von der externen Webanwendung.</w:t>
       </w:r>
     </w:p>
-    <w:p>
+    <w:p xmlns:wp14="http://schemas.microsoft.com/office/word/2010/wordml" wp14:textId="77777777">
       <w:pPr>
         <w:pStyle w:val="ListParagraph"/>
         <w:keepNext/>
@@ -1917,7 +1917,7 @@
         <w:t>: In dieser Möglichkeit wird das zu signierende PDF per SOAP Service von der externen Webanwendung direkt an PDF-AS-WEB hochgeladen. Als Antwort erhält die externe Webanwendung eine URL an die sie den Benutzer weiterleiten muss.</w:t>
       </w:r>
     </w:p>
-    <w:p>
+    <w:p xmlns:wp14="http://schemas.microsoft.com/office/word/2010/wordml" wp14:textId="77777777">
       <w:pPr>
         <w:pStyle w:val="ListParagraph"/>
         <w:keepNext/>
@@ -1945,17 +1945,17 @@
         <w:t>In dieser Möglichkeit wird das zu signierende PDF per SOAP Service von der externen Webanwendung direkt an PDF-AS-WEB hochgeladen. Als Antwort erhält die externe Webanwendung das signierte Dokument. Diese Möglichkeit funktioniert nur wenn das PDF Dokument direkt vom Server signiert werden soll.</w:t>
       </w:r>
     </w:p>
-    <w:p>
+    <w:p xmlns:wp14="http://schemas.microsoft.com/office/word/2010/wordml" wp14:textId="77777777">
       <w:pPr>
         <w:pStyle w:val="Heading2"/>
       </w:pPr>
-      <w:bookmarkStart w:id="1" w:name="_Toc396214451"/>
+      <w:bookmarkStart w:name="_Toc396214451" w:id="1"/>
       <w:r>
         <w:t>Übergabe per User Agent</w:t>
       </w:r>
       <w:bookmarkEnd w:id="1"/>
     </w:p>
-    <w:p>
+    <w:p xmlns:wp14="http://schemas.microsoft.com/office/word/2010/wordml" wp14:textId="77777777">
       <w:pPr>
         <w:keepNext/>
       </w:pPr>
@@ -1995,10 +1995,10 @@
       <w:r>
         <w:t xml:space="preserve"> eines PDF Dokumentes einer externen Webanwendung durch PDF-AS-WEB dargestellt.</w:t>
       </w:r>
-      <w:bookmarkStart w:id="2" w:name="_GoBack"/>
+      <w:bookmarkStart w:name="_GoBack" w:id="2"/>
       <w:bookmarkEnd w:id="2"/>
     </w:p>
-    <w:p>
+    <w:p xmlns:wp14="http://schemas.microsoft.com/office/word/2010/wordml" wp14:textId="77777777">
       <w:pPr>
         <w:keepNext/>
       </w:pPr>
@@ -2009,7 +2009,7 @@
         </w:rPr>
         <w:lastRenderedPageBreak/>
         <w:drawing>
-          <wp:inline distT="0" distB="0" distL="0" distR="0" wp14:anchorId="662BC779" wp14:editId="3890534F">
+          <wp:inline xmlns:wp14="http://schemas.microsoft.com/office/word/2010/wordprocessingDrawing" distT="0" distB="0" distL="0" distR="0" wp14:anchorId="662BC779" wp14:editId="3890534F">
             <wp:extent cx="5915025" cy="4429125"/>
             <wp:effectExtent l="0" t="0" r="9525" b="9525"/>
             <wp:docPr id="3" name="Picture 3" descr="C:\Users\andy\Documents\ExternalWebApplicationPDF_AS_WEB4.png"/>
@@ -2058,15 +2058,15 @@
         </w:drawing>
       </w:r>
     </w:p>
-    <w:p>
+    <w:p xmlns:wp14="http://schemas.microsoft.com/office/word/2010/wordml" wp14:textId="77777777">
       <w:pPr>
         <w:pStyle w:val="Caption"/>
         <w:rPr>
           <w:lang w:val="de-AT"/>
         </w:rPr>
       </w:pPr>
-      <w:bookmarkStart w:id="3" w:name="_Ref378082781"/>
-      <w:bookmarkStart w:id="4" w:name="_Toc393181696"/>
+      <w:bookmarkStart w:name="_Ref378082781" w:id="3"/>
+      <w:bookmarkStart w:name="_Toc393181696" w:id="4"/>
       <w:r>
         <w:t xml:space="preserve">Abbildung </w:t>
       </w:r>
@@ -2103,7 +2103,7 @@
       </w:r>
       <w:bookmarkEnd w:id="4"/>
     </w:p>
-    <w:p>
+    <w:p xmlns:wp14="http://schemas.microsoft.com/office/word/2010/wordml" wp14:textId="77777777">
       <w:pPr>
         <w:rPr>
           <w:lang w:val="de-AT"/>
@@ -2417,48 +2417,71 @@
         <w:t xml:space="preserve"> ist allerdings optional.</w:t>
       </w:r>
     </w:p>
-    <w:p>
+    <w:p xmlns:wp14="http://schemas.microsoft.com/office/word/2010/wordml" wp14:textId="77777777">
       <w:pPr>
         <w:pStyle w:val="Heading2"/>
       </w:pPr>
-      <w:bookmarkStart w:id="5" w:name="_Ref389739850"/>
-      <w:bookmarkStart w:id="6" w:name="_Toc396214452"/>
+      <w:bookmarkStart w:name="_Ref389739850" w:id="5"/>
+      <w:bookmarkStart w:name="_Toc396214452" w:id="6"/>
       <w:r>
         <w:t>Upload per SOAP Schnittstelle</w:t>
       </w:r>
       <w:bookmarkEnd w:id="5"/>
       <w:bookmarkEnd w:id="6"/>
     </w:p>
-    <w:p>
-      <w:r>
+    <w:p xmlns:wp14="http://schemas.microsoft.com/office/word/2010/wordml" wp14:textId="61DFCED3">
+      <w:r>
+        <w:rPr/>
         <w:t>Die Endpunkt für das SOAP Webservice in PDF-AS-WEB befindet sich unter „</w:t>
       </w:r>
       <w:r>
         <w:rPr>
-          <w:i/>
+          <w:i w:val="1"/>
+          <w:iCs w:val="1"/>
+        </w:rPr>
+        <w:t>services</w:t>
+      </w:r>
+      <w:r>
+        <w:rPr>
+          <w:i w:val="1"/>
+          <w:iCs w:val="1"/>
         </w:rPr>
         <w:t>/wssign</w:t>
       </w:r>
       <w:r>
+        <w:rPr/>
         <w:t>“. Unter der URL „</w:t>
       </w:r>
       <w:r>
         <w:rPr>
-          <w:i/>
+          <w:rFonts w:ascii="Century Gothic" w:hAnsi="Century Gothic" w:eastAsia="Century Gothic" w:cs="Century Gothic"/>
+          <w:i w:val="1"/>
+          <w:iCs w:val="1"/>
+          <w:sz w:val="22"/>
+          <w:szCs w:val="22"/>
+        </w:rPr>
+        <w:t>services</w:t>
+      </w:r>
+      <w:r>
+        <w:rPr>
+          <w:i w:val="1"/>
+          <w:iCs w:val="1"/>
         </w:rPr>
         <w:t>/wssign?wsdl</w:t>
       </w:r>
       <w:r>
         <w:rPr>
-          <w:i/>
+          <w:i w:val="1"/>
+          <w:iCs w:val="1"/>
         </w:rPr>
         <w:t xml:space="preserve">“ </w:t>
       </w:r>
       <w:r>
+        <w:rPr/>
         <w:t>kann die Web Service Description abgefragt werden. Dieses WSDL dient als Dokumentation für das SOAP Service.</w:t>
       </w:r>
     </w:p>
-    <w:p>
+    <w:p xmlns:wp14="http://schemas.microsoft.com/office/word/2010/wordml" wp14:textId="77777777">
       <w:r>
         <w:t xml:space="preserve">In </w:t>
       </w:r>
@@ -2493,7 +2516,7 @@
         <w:t xml:space="preserve"> ist der Ablauf einer Signatur per SOAP Schnittstelle beschrieben. </w:t>
       </w:r>
     </w:p>
-    <w:p>
+    <w:p xmlns:wp14="http://schemas.microsoft.com/office/word/2010/wordml" wp14:textId="77777777">
       <w:pPr>
         <w:keepNext/>
       </w:pPr>
@@ -2503,7 +2526,7 @@
           <w:lang w:val="en-US" w:eastAsia="en-US"/>
         </w:rPr>
         <w:drawing>
-          <wp:inline distT="0" distB="0" distL="0" distR="0" wp14:anchorId="3AD09594" wp14:editId="6F072FF2">
+          <wp:inline xmlns:wp14="http://schemas.microsoft.com/office/word/2010/wordprocessingDrawing" distT="0" distB="0" distL="0" distR="0" wp14:anchorId="3AD09594" wp14:editId="6F072FF2">
             <wp:extent cx="5858510" cy="3434080"/>
             <wp:effectExtent l="0" t="0" r="8890" b="0"/>
             <wp:docPr id="4" name="Grafik 4" descr="E:\devel\pdf-as-4\src\doc\SOAP_Upload_Sequence.png"/>
@@ -2552,12 +2575,12 @@
         </w:drawing>
       </w:r>
     </w:p>
-    <w:p>
+    <w:p xmlns:wp14="http://schemas.microsoft.com/office/word/2010/wordml" wp14:textId="77777777">
       <w:pPr>
         <w:pStyle w:val="Caption"/>
       </w:pPr>
-      <w:bookmarkStart w:id="7" w:name="_Ref389740870"/>
-      <w:bookmarkStart w:id="8" w:name="_Toc393181697"/>
+      <w:bookmarkStart w:name="_Ref389740870" w:id="7"/>
+      <w:bookmarkStart w:name="_Toc393181697" w:id="8"/>
       <w:r>
         <w:t xml:space="preserve">Abbildung </w:t>
       </w:r>
@@ -2588,7 +2611,7 @@
       <w:bookmarkEnd w:id="7"/>
       <w:bookmarkEnd w:id="8"/>
     </w:p>
-    <w:p>
+    <w:p xmlns:wp14="http://schemas.microsoft.com/office/word/2010/wordml" wp14:textId="77777777">
       <w:pPr>
         <w:pStyle w:val="Heading2"/>
         <w:numPr>
@@ -2597,7 +2620,7 @@
         </w:numPr>
       </w:pPr>
     </w:p>
-    <w:p>
+    <w:p xmlns:wp14="http://schemas.microsoft.com/office/word/2010/wordml" wp14:textId="77777777">
       <w:r>
         <w:t xml:space="preserve">Die externe Webanwendung startet den Signaturvorgang in dem ein SOAP Request an PDF-AS-WEB geschickt wird. Dieser Request enthält das zu signierende PDF Dokument, sowie den zu verwendenden </w:t>
       </w:r>
@@ -2645,17 +2668,17 @@
         <w:t xml:space="preserve"> definiert wurde, wird der Benutzer an diese URL weitergeleitet. Somit hat die Webanwendung die Möglichkeit das signierte Dokument von PDF-AS-WEB zu beziehen.</w:t>
       </w:r>
     </w:p>
-    <w:p>
+    <w:p xmlns:wp14="http://schemas.microsoft.com/office/word/2010/wordml" wp14:textId="77777777">
       <w:pPr>
         <w:pStyle w:val="Heading2"/>
       </w:pPr>
-      <w:bookmarkStart w:id="9" w:name="_Toc396214453"/>
+      <w:bookmarkStart w:name="_Toc396214453" w:id="9"/>
       <w:r>
         <w:t>Serversignatur per SOAP Schnittstelle</w:t>
       </w:r>
       <w:bookmarkEnd w:id="9"/>
     </w:p>
-    <w:p>
+    <w:p xmlns:wp14="http://schemas.microsoft.com/office/word/2010/wordml" wp14:textId="77777777">
       <w:r>
         <w:t xml:space="preserve">Es wird dasselbe Web Service wie unter </w:t>
       </w:r>
@@ -2678,43 +2701,43 @@
         <w:t xml:space="preserve"> verwendet um Serversignaturen zu erstellen. Der einzige Unterschied ist in diesem Fall, dass als Connector Parameter im SOAP Request „jks“ oder „moa“ angegeben werden müssen. PDF-AS-WEB verwendet dann einen Software Keystore, bzw. eine MOA-SS Instanz im Hintergrund zur Erzeugung der Signatur.</w:t>
       </w:r>
     </w:p>
-    <w:p>
+    <w:p xmlns:wp14="http://schemas.microsoft.com/office/word/2010/wordml" wp14:textId="77777777">
       <w:pPr>
         <w:pStyle w:val="Heading1"/>
       </w:pPr>
-      <w:bookmarkStart w:id="10" w:name="_Toc396214454"/>
+      <w:bookmarkStart w:name="_Toc396214454" w:id="10"/>
       <w:r>
         <w:lastRenderedPageBreak/>
         <w:t>Beschreibung der Implementation</w:t>
       </w:r>
       <w:bookmarkEnd w:id="10"/>
     </w:p>
-    <w:p>
+    <w:p xmlns:wp14="http://schemas.microsoft.com/office/word/2010/wordml" wp14:textId="77777777">
       <w:pPr>
         <w:pStyle w:val="Heading2"/>
       </w:pPr>
-      <w:bookmarkStart w:id="11" w:name="_Toc396214455"/>
+      <w:bookmarkStart w:name="_Toc396214455" w:id="11"/>
       <w:r>
         <w:t>PDF-AS-WEB Servlets</w:t>
       </w:r>
       <w:bookmarkEnd w:id="11"/>
     </w:p>
-    <w:p>
+    <w:p xmlns:wp14="http://schemas.microsoft.com/office/word/2010/wordml" wp14:textId="77777777">
       <w:r>
         <w:t>Hier werden die Parameter beschrieben, die PDF-AS-WEB externen Webanwendungen zur Steuerung anbietet.</w:t>
       </w:r>
     </w:p>
-    <w:p>
+    <w:p xmlns:wp14="http://schemas.microsoft.com/office/word/2010/wordml" wp14:textId="77777777">
       <w:pPr>
         <w:pStyle w:val="Heading3"/>
       </w:pPr>
-      <w:bookmarkStart w:id="12" w:name="_Toc396214456"/>
+      <w:bookmarkStart w:name="_Toc396214456" w:id="12"/>
       <w:r>
         <w:t>Sign Servlet</w:t>
       </w:r>
       <w:bookmarkEnd w:id="12"/>
     </w:p>
-    <w:p>
+    <w:p xmlns:wp14="http://schemas.microsoft.com/office/word/2010/wordml" wp14:textId="77777777">
       <w:r>
         <w:t>Das Sign Servlet ist der Haupteinstiegspunkt in PDF-AS-WEB. Dieses Servlet kann entweder mittels GET oder POST Methode aufgerufen werden.</w:t>
       </w:r>
@@ -2740,7 +2763,7 @@
         <w:t xml:space="preserve"> Parameter angegeben werden.</w:t>
       </w:r>
     </w:p>
-    <w:p>
+    <w:p xmlns:wp14="http://schemas.microsoft.com/office/word/2010/wordml" wp14:textId="77777777">
       <w:pPr>
         <w:pStyle w:val="ListParagraph"/>
         <w:numPr>
@@ -2788,7 +2811,7 @@
         <w:t xml:space="preserve"> Werte sind:</w:t>
       </w:r>
     </w:p>
-    <w:p>
+    <w:p xmlns:wp14="http://schemas.microsoft.com/office/word/2010/wordml" wp14:textId="77777777">
       <w:pPr>
         <w:pStyle w:val="ListParagraph"/>
         <w:numPr>
@@ -2812,7 +2835,7 @@
         <w:t>rgerkartenumgebung verwendet werden.</w:t>
       </w:r>
     </w:p>
-    <w:p>
+    <w:p xmlns:wp14="http://schemas.microsoft.com/office/word/2010/wordml" wp14:textId="77777777">
       <w:pPr>
         <w:pStyle w:val="ListParagraph"/>
         <w:numPr>
@@ -2839,7 +2862,7 @@
         <w:t xml:space="preserve">verwendet werden. </w:t>
       </w:r>
     </w:p>
-    <w:p>
+    <w:p xmlns:wp14="http://schemas.microsoft.com/office/word/2010/wordml" wp14:textId="77777777">
       <w:pPr>
         <w:pStyle w:val="ListParagraph"/>
         <w:numPr>
@@ -2860,7 +2883,7 @@
         <w:t>“: Es soll die Handy Signatur verwendet werden.</w:t>
       </w:r>
     </w:p>
-    <w:p>
+    <w:p xmlns:wp14="http://schemas.microsoft.com/office/word/2010/wordml" wp14:textId="77777777">
       <w:pPr>
         <w:pStyle w:val="ListParagraph"/>
         <w:numPr>
@@ -2881,7 +2904,7 @@
         <w:t>“: Es soll eine MOA-SS Instanz verwendet werden.</w:t>
       </w:r>
     </w:p>
-    <w:p>
+    <w:p xmlns:wp14="http://schemas.microsoft.com/office/word/2010/wordml" wp14:textId="77777777">
       <w:pPr>
         <w:pStyle w:val="ListParagraph"/>
         <w:numPr>
@@ -2902,7 +2925,7 @@
         <w:t>“: Es soll ein Keystore verwendet werden.</w:t>
       </w:r>
     </w:p>
-    <w:p>
+    <w:p xmlns:wp14="http://schemas.microsoft.com/office/word/2010/wordml" wp14:textId="77777777">
       <w:pPr>
         <w:pStyle w:val="ListParagraph"/>
         <w:numPr>
@@ -2954,7 +2977,7 @@
         <w:t>)</w:t>
       </w:r>
     </w:p>
-    <w:p>
+    <w:p xmlns:wp14="http://schemas.microsoft.com/office/word/2010/wordml" wp14:textId="77777777">
       <w:pPr>
         <w:pStyle w:val="ListParagraph"/>
         <w:numPr>
@@ -3003,7 +3026,7 @@
         <w:t>)</w:t>
       </w:r>
     </w:p>
-    <w:p>
+    <w:p xmlns:wp14="http://schemas.microsoft.com/office/word/2010/wordml" wp14:textId="77777777">
       <w:pPr>
         <w:pStyle w:val="ListParagraph"/>
         <w:numPr>
@@ -3082,7 +3105,7 @@
         <w:t xml:space="preserve"> Werte sind: </w:t>
       </w:r>
     </w:p>
-    <w:p>
+    <w:p xmlns:wp14="http://schemas.microsoft.com/office/word/2010/wordml" wp14:textId="77777777">
       <w:pPr>
         <w:pStyle w:val="ListParagraph"/>
         <w:numPr>
@@ -3100,7 +3123,7 @@
         <w:t>„DE“</w:t>
       </w:r>
     </w:p>
-    <w:p>
+    <w:p xmlns:wp14="http://schemas.microsoft.com/office/word/2010/wordml" wp14:textId="77777777">
       <w:pPr>
         <w:pStyle w:val="ListParagraph"/>
         <w:numPr>
@@ -3124,7 +3147,7 @@
         <w:t>N“</w:t>
       </w:r>
     </w:p>
-    <w:p>
+    <w:p xmlns:wp14="http://schemas.microsoft.com/office/word/2010/wordml" wp14:textId="77777777">
       <w:pPr>
         <w:pStyle w:val="ListParagraph"/>
         <w:numPr>
@@ -3173,7 +3196,7 @@
         <w:t>)</w:t>
       </w:r>
     </w:p>
-    <w:p>
+    <w:p xmlns:wp14="http://schemas.microsoft.com/office/word/2010/wordml" wp14:textId="77777777">
       <w:pPr>
         <w:pStyle w:val="ListParagraph"/>
         <w:numPr>
@@ -3244,7 +3267,7 @@
         <w:t xml:space="preserve">Mögliche Standardwerte sind: </w:t>
       </w:r>
     </w:p>
-    <w:p>
+    <w:p xmlns:wp14="http://schemas.microsoft.com/office/word/2010/wordml" wp14:textId="77777777">
       <w:pPr>
         <w:pStyle w:val="ListParagraph"/>
         <w:numPr>
@@ -3262,7 +3285,7 @@
         <w:t>SIGNATURBLOCK_DE</w:t>
       </w:r>
     </w:p>
-    <w:p>
+    <w:p xmlns:wp14="http://schemas.microsoft.com/office/word/2010/wordml" wp14:textId="77777777">
       <w:pPr>
         <w:pStyle w:val="ListParagraph"/>
         <w:numPr>
@@ -3280,7 +3303,7 @@
         <w:t>SIGNATURBLOCK_EN</w:t>
       </w:r>
     </w:p>
-    <w:p>
+    <w:p xmlns:wp14="http://schemas.microsoft.com/office/word/2010/wordml" wp14:textId="77777777">
       <w:pPr>
         <w:pStyle w:val="ListParagraph"/>
         <w:numPr>
@@ -3298,7 +3321,7 @@
         <w:t>SIGNATURBLOCK_SMALL_DE</w:t>
       </w:r>
     </w:p>
-    <w:p>
+    <w:p xmlns:wp14="http://schemas.microsoft.com/office/word/2010/wordml" wp14:textId="77777777">
       <w:pPr>
         <w:pStyle w:val="ListParagraph"/>
         <w:numPr>
@@ -3323,7 +3346,7 @@
         <w:t>EN</w:t>
       </w:r>
     </w:p>
-    <w:p>
+    <w:p xmlns:wp14="http://schemas.microsoft.com/office/word/2010/wordml" wp14:textId="77777777">
       <w:pPr>
         <w:pStyle w:val="ListParagraph"/>
         <w:numPr>
@@ -3341,7 +3364,7 @@
         <w:t>AMTSSIGNATURBLOCK_DE</w:t>
       </w:r>
     </w:p>
-    <w:p>
+    <w:p xmlns:wp14="http://schemas.microsoft.com/office/word/2010/wordml" wp14:textId="77777777">
       <w:pPr>
         <w:pStyle w:val="ListParagraph"/>
         <w:numPr>
@@ -3359,7 +3382,7 @@
         <w:t>AMTSSIGNATURBLOCK_EN</w:t>
       </w:r>
     </w:p>
-    <w:p>
+    <w:p xmlns:wp14="http://schemas.microsoft.com/office/word/2010/wordml" wp14:textId="77777777">
       <w:pPr>
         <w:pStyle w:val="ListParagraph"/>
         <w:numPr>
@@ -3383,7 +3406,7 @@
         <w:t>_SMALL</w:t>
       </w:r>
     </w:p>
-    <w:p>
+    <w:p xmlns:wp14="http://schemas.microsoft.com/office/word/2010/wordml" wp14:textId="77777777">
       <w:pPr>
         <w:pStyle w:val="ListParagraph"/>
         <w:numPr>
@@ -3401,7 +3424,7 @@
         <w:t>AMTSSIGNATURBLOCK_EN_SMALL</w:t>
       </w:r>
     </w:p>
-    <w:p>
+    <w:p xmlns:wp14="http://schemas.microsoft.com/office/word/2010/wordml" wp14:textId="77777777">
       <w:pPr>
         <w:pStyle w:val="ListParagraph"/>
         <w:numPr>
@@ -3451,7 +3474,7 @@
         <w:t>)</w:t>
       </w:r>
     </w:p>
-    <w:p>
+    <w:p xmlns:wp14="http://schemas.microsoft.com/office/word/2010/wordml" wp14:textId="77777777">
       <w:pPr>
         <w:pStyle w:val="ListParagraph"/>
         <w:numPr>
@@ -3494,7 +3517,7 @@
         <w:t>)</w:t>
       </w:r>
     </w:p>
-    <w:p>
+    <w:p xmlns:wp14="http://schemas.microsoft.com/office/word/2010/wordml" wp14:textId="77777777">
       <w:pPr>
         <w:pStyle w:val="ListParagraph"/>
         <w:numPr>
@@ -3533,7 +3556,7 @@
         <w:t>)</w:t>
       </w:r>
     </w:p>
-    <w:p>
+    <w:p xmlns:wp14="http://schemas.microsoft.com/office/word/2010/wordml" wp14:textId="77777777">
       <w:pPr>
         <w:pStyle w:val="ListParagraph"/>
         <w:numPr>
@@ -3572,7 +3595,7 @@
         <w:t>)</w:t>
       </w:r>
     </w:p>
-    <w:p>
+    <w:p xmlns:wp14="http://schemas.microsoft.com/office/word/2010/wordml" wp14:textId="77777777">
       <w:pPr>
         <w:pStyle w:val="ListParagraph"/>
         <w:numPr>
@@ -3611,7 +3634,7 @@
         <w:t>)</w:t>
       </w:r>
     </w:p>
-    <w:p>
+    <w:p xmlns:wp14="http://schemas.microsoft.com/office/word/2010/wordml" wp14:textId="77777777">
       <w:pPr>
         <w:pStyle w:val="ListParagraph"/>
         <w:numPr>
@@ -3650,7 +3673,7 @@
         <w:t>)</w:t>
       </w:r>
     </w:p>
-    <w:p>
+    <w:p xmlns:wp14="http://schemas.microsoft.com/office/word/2010/wordml" wp14:textId="77777777">
       <w:pPr>
         <w:pStyle w:val="ListParagraph"/>
         <w:numPr>
@@ -3683,7 +3706,7 @@
         <w:t>)</w:t>
       </w:r>
     </w:p>
-    <w:p>
+    <w:p xmlns:wp14="http://schemas.microsoft.com/office/word/2010/wordml" wp14:textId="77777777">
       <w:pPr>
         <w:pStyle w:val="ListParagraph"/>
         <w:numPr>
@@ -3716,7 +3739,7 @@
         <w:t>)</w:t>
       </w:r>
     </w:p>
-    <w:p>
+    <w:p xmlns:wp14="http://schemas.microsoft.com/office/word/2010/wordml" wp14:textId="77777777">
       <w:pPr>
         <w:pStyle w:val="ListParagraph"/>
         <w:numPr>
@@ -3749,7 +3772,7 @@
         <w:t>“ umgeleitet wird. Dieser Parameter wird als target Attribute eines HTML Formulars eingetragen. Daher sind alle Werte gültig die für dieses Attribut gültig sind. Mögliche Werte für dieses Attribut sind:</w:t>
       </w:r>
     </w:p>
-    <w:p>
+    <w:p xmlns:wp14="http://schemas.microsoft.com/office/word/2010/wordml" wp14:textId="77777777">
       <w:pPr>
         <w:pStyle w:val="ListParagraph"/>
         <w:numPr>
@@ -3768,6 +3791,8 @@
       </w:r>
       <w:r>
         <w:tab/>
+      </w:r>
+      <w:r>
         <w:t xml:space="preserve">Die </w:t>
       </w:r>
       <w:r>
@@ -3789,7 +3814,7 @@
         <w:t>wird in einem neuen Fenster oder Tap geöffnet.</w:t>
       </w:r>
     </w:p>
-    <w:p>
+    <w:p xmlns:wp14="http://schemas.microsoft.com/office/word/2010/wordml" wp14:textId="77777777">
       <w:pPr>
         <w:pStyle w:val="ListParagraph"/>
         <w:numPr>
@@ -3811,6 +3836,8 @@
       </w:r>
       <w:r>
         <w:tab/>
+      </w:r>
+      <w:r>
         <w:t xml:space="preserve">Die </w:t>
       </w:r>
       <w:r>
@@ -3835,7 +3862,7 @@
         <w:t>Das ist das Standardverhalten von PDF-AS Web.</w:t>
       </w:r>
     </w:p>
-    <w:p>
+    <w:p xmlns:wp14="http://schemas.microsoft.com/office/word/2010/wordml" wp14:textId="77777777">
       <w:pPr>
         <w:pStyle w:val="ListParagraph"/>
         <w:numPr>
@@ -3854,6 +3881,8 @@
       </w:r>
       <w:r>
         <w:tab/>
+      </w:r>
+      <w:r>
         <w:t xml:space="preserve">Die </w:t>
       </w:r>
       <w:r>
@@ -3881,7 +3910,7 @@
         <w:t xml:space="preserve"> geöffnet.</w:t>
       </w:r>
     </w:p>
-    <w:p>
+    <w:p xmlns:wp14="http://schemas.microsoft.com/office/word/2010/wordml" wp14:textId="77777777">
       <w:pPr>
         <w:pStyle w:val="ListParagraph"/>
         <w:numPr>
@@ -3926,7 +3955,7 @@
         <w:t>wird der komplette Inhalt des aktuellen Fensters.</w:t>
       </w:r>
     </w:p>
-    <w:p>
+    <w:p xmlns:wp14="http://schemas.microsoft.com/office/word/2010/wordml" wp14:textId="77777777">
       <w:pPr>
         <w:pStyle w:val="ListParagraph"/>
         <w:numPr>
@@ -3968,7 +3997,7 @@
         <w:t>wird in einem benannten iframe angezeigt.</w:t>
       </w:r>
     </w:p>
-    <w:p>
+    <w:p xmlns:wp14="http://schemas.microsoft.com/office/word/2010/wordml" wp14:textId="77777777">
       <w:pPr>
         <w:pStyle w:val="ListParagraph"/>
         <w:numPr>
@@ -3989,7 +4018,7 @@
         <w:t>“: Mit diesem Parameter lässt sich festlegen, welche Art von Signaturverifikation nach dem Signaturvorgang durchgeführt werden soll.</w:t>
       </w:r>
     </w:p>
-    <w:p>
+    <w:p xmlns:wp14="http://schemas.microsoft.com/office/word/2010/wordml" wp14:textId="77777777">
       <w:pPr>
         <w:pStyle w:val="ListParagraph"/>
         <w:numPr>
@@ -4014,10 +4043,12 @@
       </w:r>
       <w:r>
         <w:tab/>
+      </w:r>
+      <w:r>
         <w:t>Dies bedeutet, dass eine vollständige Signaturprüfung inklusive Zertifikatsprüfung durchgeführt werden soll. Diese Option erfordert eine korrekte Konfiguration von MOA-SP.</w:t>
       </w:r>
     </w:p>
-    <w:p>
+    <w:p xmlns:wp14="http://schemas.microsoft.com/office/word/2010/wordml" wp14:textId="77777777">
       <w:pPr>
         <w:pStyle w:val="ListParagraph"/>
         <w:numPr>
@@ -4040,10 +4071,12 @@
       </w:r>
       <w:r>
         <w:tab/>
+      </w:r>
+      <w:r>
         <w:t>Dies bedeutet, dass eine Signaturprüfung durchgeführt wird, allerdings ohne Zertifikatsprüfung.</w:t>
       </w:r>
     </w:p>
-    <w:p>
+    <w:p xmlns:wp14="http://schemas.microsoft.com/office/word/2010/wordml" wp14:textId="77777777">
       <w:pPr>
         <w:pStyle w:val="ListParagraph"/>
         <w:numPr>
@@ -4079,7 +4112,7 @@
         <w:t>)</w:t>
       </w:r>
     </w:p>
-    <w:p>
+    <w:p xmlns:wp14="http://schemas.microsoft.com/office/word/2010/wordml" wp14:textId="77777777">
       <w:pPr>
         <w:pStyle w:val="ListParagraph"/>
         <w:numPr>
@@ -4112,7 +4145,7 @@
         <w:t>)</w:t>
       </w:r>
     </w:p>
-    <w:p>
+    <w:p xmlns:wp14="http://schemas.microsoft.com/office/word/2010/wordml" wp14:textId="77777777">
       <w:pPr>
         <w:pStyle w:val="ListParagraph"/>
         <w:numPr>
@@ -4165,7 +4198,7 @@
         <w:t>)</w:t>
       </w:r>
     </w:p>
-    <w:p>
+    <w:p xmlns:wp14="http://schemas.microsoft.com/office/word/2010/wordml" wp14:textId="77777777">
       <w:pPr>
         <w:pStyle w:val="ListParagraph"/>
         <w:numPr>
@@ -4212,7 +4245,7 @@
         <w:t>)</w:t>
       </w:r>
     </w:p>
-    <w:p>
+    <w:p xmlns:wp14="http://schemas.microsoft.com/office/word/2010/wordml" wp14:textId="77777777">
       <w:pPr>
         <w:pStyle w:val="ListParagraph"/>
         <w:numPr>
@@ -4224,17 +4257,17 @@
         </w:rPr>
       </w:pPr>
     </w:p>
-    <w:p>
+    <w:p xmlns:wp14="http://schemas.microsoft.com/office/word/2010/wordml" wp14:textId="77777777">
       <w:pPr>
         <w:pStyle w:val="Heading3"/>
       </w:pPr>
-      <w:bookmarkStart w:id="13" w:name="_Toc396214457"/>
+      <w:bookmarkStart w:name="_Toc396214457" w:id="13"/>
       <w:r>
         <w:t>ProvidePDF Servlet</w:t>
       </w:r>
       <w:bookmarkEnd w:id="13"/>
     </w:p>
-    <w:p>
+    <w:p xmlns:wp14="http://schemas.microsoft.com/office/word/2010/wordml" wp14:textId="77777777">
       <w:r>
         <w:t xml:space="preserve">Das Provide PDF Servlet laesst keine Parameter zu. Das Verhalten wird durch die Parameter gesteuert, die beim Aufruf </w:t>
       </w:r>
@@ -4245,17 +4278,17 @@
         <w:t>Servlet uebergeben wurden.</w:t>
       </w:r>
     </w:p>
-    <w:p>
+    <w:p xmlns:wp14="http://schemas.microsoft.com/office/word/2010/wordml" wp14:textId="77777777">
       <w:pPr>
         <w:pStyle w:val="Heading3"/>
       </w:pPr>
-      <w:bookmarkStart w:id="14" w:name="_Toc396214458"/>
+      <w:bookmarkStart w:name="_Toc396214458" w:id="14"/>
       <w:r>
         <w:t>PDFData Servlet</w:t>
       </w:r>
       <w:bookmarkEnd w:id="14"/>
     </w:p>
-    <w:p>
+    <w:p xmlns:wp14="http://schemas.microsoft.com/office/word/2010/wordml" wp14:textId="77777777">
       <w:r>
         <w:t>Das PDFData Servlet returniert</w:t>
       </w:r>
@@ -4272,7 +4305,7 @@
         <w:t>.</w:t>
       </w:r>
     </w:p>
-    <w:p>
+    <w:p xmlns:wp14="http://schemas.microsoft.com/office/word/2010/wordml" wp14:textId="77777777">
       <w:pPr>
         <w:pStyle w:val="ListParagraph"/>
         <w:numPr>
@@ -4338,7 +4371,7 @@
         <w:t>)</w:t>
       </w:r>
     </w:p>
-    <w:p>
+    <w:p xmlns:wp14="http://schemas.microsoft.com/office/word/2010/wordml" wp14:textId="77777777">
       <w:r>
         <w:t xml:space="preserve">Das PDFData Servlet returniert auch das Zertifikat mit welchem die Signatur durchgeführt wurde. Dieses Zertifikat ist als Server Header „Signer-Certificate“ in der Response zu finden. </w:t>
       </w:r>
@@ -4346,7 +4379,7 @@
         <w:t>Auch das Ergebnis der automatisch durchgeführten Signaturprüfung nach dem Signaturvorgang wird über die Server Header übergeben. Die Server Header „CertificateCheckCode“ und „ValueCheckCode“ sind in der Antwort des PDFData Servlet enthalten. Die Werte dieser beiden Header entsprechen den Werten eine MOA Signaturprüfung:</w:t>
       </w:r>
     </w:p>
-    <w:p>
+    <w:p xmlns:wp14="http://schemas.microsoft.com/office/word/2010/wordml" wp14:textId="77777777">
       <w:r>
         <w:t>„ValueCheckCode“ Werte sind:</w:t>
       </w:r>
@@ -4361,7 +4394,7 @@
         <w:gridCol w:w="1242"/>
         <w:gridCol w:w="8222"/>
       </w:tblGrid>
-      <w:tr>
+      <w:tr xmlns:wp14="http://schemas.microsoft.com/office/word/2010/wordml" wp14:textId="77777777">
         <w:trPr>
           <w:cnfStyle w:val="100000000000" w:firstRow="1" w:lastRow="0" w:firstColumn="0" w:lastColumn="0" w:oddVBand="0" w:evenVBand="0" w:oddHBand="0" w:evenHBand="0" w:firstRowFirstColumn="0" w:firstRowLastColumn="0" w:lastRowFirstColumn="0" w:lastRowLastColumn="0"/>
         </w:trPr>
@@ -4370,12 +4403,12 @@
             <w:cnfStyle w:val="001000000000" w:firstRow="0" w:lastRow="0" w:firstColumn="1" w:lastColumn="0" w:oddVBand="0" w:evenVBand="0" w:oddHBand="0" w:evenHBand="0" w:firstRowFirstColumn="0" w:firstRowLastColumn="0" w:lastRowFirstColumn="0" w:lastRowLastColumn="0"/>
             <w:tcW w:w="1242" w:type="dxa"/>
             <w:tcBorders>
-              <w:top w:val="single" w:sz="4" w:space="0" w:color="BCB8AC" w:themeColor="text2" w:themeTint="66"/>
+              <w:top w:val="single" w:color="BCB8AC" w:themeColor="text2" w:themeTint="66" w:sz="4" w:space="0"/>
               <w:bottom w:val="nil"/>
             </w:tcBorders>
             <w:shd w:val="clear" w:color="auto" w:fill="4C483D" w:themeFill="text2"/>
           </w:tcPr>
-          <w:p>
+          <w:p wp14:textId="77777777">
             <w:pPr>
               <w:pStyle w:val="Tabellen"/>
               <w:rPr>
@@ -4395,12 +4428,12 @@
           <w:tcPr>
             <w:tcW w:w="8222" w:type="dxa"/>
             <w:tcBorders>
-              <w:top w:val="single" w:sz="4" w:space="0" w:color="BCB8AC" w:themeColor="text2" w:themeTint="66"/>
+              <w:top w:val="single" w:color="BCB8AC" w:themeColor="text2" w:themeTint="66" w:sz="4" w:space="0"/>
               <w:bottom w:val="nil"/>
             </w:tcBorders>
             <w:shd w:val="clear" w:color="auto" w:fill="4C483D" w:themeFill="text2"/>
           </w:tcPr>
-          <w:p>
+          <w:p wp14:textId="77777777">
             <w:pPr>
               <w:pStyle w:val="Tabellen"/>
               <w:cnfStyle w:val="100000000000" w:firstRow="1" w:lastRow="0" w:firstColumn="0" w:lastColumn="0" w:oddVBand="0" w:evenVBand="0" w:oddHBand="0" w:evenHBand="0" w:firstRowFirstColumn="0" w:firstRowLastColumn="0" w:lastRowFirstColumn="0" w:lastRowLastColumn="0"/>
@@ -4417,7 +4450,7 @@
           </w:p>
         </w:tc>
       </w:tr>
-      <w:tr>
+      <w:tr xmlns:wp14="http://schemas.microsoft.com/office/word/2010/wordml" wp14:textId="77777777">
         <w:tc>
           <w:tcPr>
             <w:cnfStyle w:val="001000000000" w:firstRow="0" w:lastRow="0" w:firstColumn="1" w:lastColumn="0" w:oddVBand="0" w:evenVBand="0" w:oddHBand="0" w:evenHBand="0" w:firstRowFirstColumn="0" w:firstRowLastColumn="0" w:lastRowFirstColumn="0" w:lastRowLastColumn="0"/>
@@ -4427,7 +4460,7 @@
               <w:bottom w:val="nil"/>
             </w:tcBorders>
           </w:tcPr>
-          <w:p>
+          <w:p wp14:textId="77777777">
             <w:r>
               <w:t>0</w:t>
             </w:r>
@@ -4441,7 +4474,7 @@
               <w:bottom w:val="nil"/>
             </w:tcBorders>
           </w:tcPr>
-          <w:p>
+          <w:p wp14:textId="77777777">
             <w:pPr>
               <w:cnfStyle w:val="000000000000" w:firstRow="0" w:lastRow="0" w:firstColumn="0" w:lastColumn="0" w:oddVBand="0" w:evenVBand="0" w:oddHBand="0" w:evenHBand="0" w:firstRowFirstColumn="0" w:firstRowLastColumn="0" w:lastRowFirstColumn="0" w:lastRowLastColumn="0"/>
             </w:pPr>
@@ -4451,7 +4484,7 @@
           </w:p>
         </w:tc>
       </w:tr>
-      <w:tr>
+      <w:tr xmlns:wp14="http://schemas.microsoft.com/office/word/2010/wordml" wp14:textId="77777777">
         <w:trPr>
           <w:cnfStyle w:val="000000010000" w:firstRow="0" w:lastRow="0" w:firstColumn="0" w:lastColumn="0" w:oddVBand="0" w:evenVBand="0" w:oddHBand="0" w:evenHBand="1" w:firstRowFirstColumn="0" w:firstRowLastColumn="0" w:lastRowFirstColumn="0" w:lastRowLastColumn="0"/>
         </w:trPr>
@@ -4464,7 +4497,7 @@
               <w:bottom w:val="nil"/>
             </w:tcBorders>
           </w:tcPr>
-          <w:p>
+          <w:p wp14:textId="77777777">
             <w:r>
               <w:t>1</w:t>
             </w:r>
@@ -4478,7 +4511,7 @@
               <w:bottom w:val="nil"/>
             </w:tcBorders>
           </w:tcPr>
-          <w:p>
+          <w:p wp14:textId="77777777">
             <w:pPr>
               <w:cnfStyle w:val="000000010000" w:firstRow="0" w:lastRow="0" w:firstColumn="0" w:lastColumn="0" w:oddVBand="0" w:evenVBand="0" w:oddHBand="0" w:evenHBand="1" w:firstRowFirstColumn="0" w:firstRowLastColumn="0" w:lastRowFirstColumn="0" w:lastRowLastColumn="0"/>
             </w:pPr>
@@ -4489,8 +4522,8 @@
         </w:tc>
       </w:tr>
     </w:tbl>
-    <w:p/>
-    <w:p>
+    <w:p xmlns:wp14="http://schemas.microsoft.com/office/word/2010/wordml" wp14:textId="77777777"/>
+    <w:p xmlns:wp14="http://schemas.microsoft.com/office/word/2010/wordml" wp14:textId="77777777">
       <w:r>
         <w:t>„CertificateCheckCode“ Werte sind:</w:t>
       </w:r>
@@ -4505,7 +4538,7 @@
         <w:gridCol w:w="1242"/>
         <w:gridCol w:w="8222"/>
       </w:tblGrid>
-      <w:tr>
+      <w:tr xmlns:wp14="http://schemas.microsoft.com/office/word/2010/wordml" wp14:textId="77777777">
         <w:trPr>
           <w:cnfStyle w:val="100000000000" w:firstRow="1" w:lastRow="0" w:firstColumn="0" w:lastColumn="0" w:oddVBand="0" w:evenVBand="0" w:oddHBand="0" w:evenHBand="0" w:firstRowFirstColumn="0" w:firstRowLastColumn="0" w:lastRowFirstColumn="0" w:lastRowLastColumn="0"/>
         </w:trPr>
@@ -4514,12 +4547,12 @@
             <w:cnfStyle w:val="001000000000" w:firstRow="0" w:lastRow="0" w:firstColumn="1" w:lastColumn="0" w:oddVBand="0" w:evenVBand="0" w:oddHBand="0" w:evenHBand="0" w:firstRowFirstColumn="0" w:firstRowLastColumn="0" w:lastRowFirstColumn="0" w:lastRowLastColumn="0"/>
             <w:tcW w:w="1242" w:type="dxa"/>
             <w:tcBorders>
-              <w:top w:val="single" w:sz="4" w:space="0" w:color="BCB8AC" w:themeColor="text2" w:themeTint="66"/>
+              <w:top w:val="single" w:color="BCB8AC" w:themeColor="text2" w:themeTint="66" w:sz="4" w:space="0"/>
               <w:bottom w:val="nil"/>
             </w:tcBorders>
             <w:shd w:val="clear" w:color="auto" w:fill="4C483D" w:themeFill="text2"/>
           </w:tcPr>
-          <w:p>
+          <w:p wp14:textId="77777777">
             <w:pPr>
               <w:pStyle w:val="Tabellen"/>
               <w:rPr>
@@ -4538,12 +4571,12 @@
           <w:tcPr>
             <w:tcW w:w="8222" w:type="dxa"/>
             <w:tcBorders>
-              <w:top w:val="single" w:sz="4" w:space="0" w:color="BCB8AC" w:themeColor="text2" w:themeTint="66"/>
+              <w:top w:val="single" w:color="BCB8AC" w:themeColor="text2" w:themeTint="66" w:sz="4" w:space="0"/>
               <w:bottom w:val="nil"/>
             </w:tcBorders>
             <w:shd w:val="clear" w:color="auto" w:fill="4C483D" w:themeFill="text2"/>
           </w:tcPr>
-          <w:p>
+          <w:p wp14:textId="77777777">
             <w:pPr>
               <w:pStyle w:val="Tabellen"/>
               <w:cnfStyle w:val="100000000000" w:firstRow="1" w:lastRow="0" w:firstColumn="0" w:lastColumn="0" w:oddVBand="0" w:evenVBand="0" w:oddHBand="0" w:evenHBand="0" w:firstRowFirstColumn="0" w:firstRowLastColumn="0" w:lastRowFirstColumn="0" w:lastRowLastColumn="0"/>
@@ -4560,7 +4593,7 @@
           </w:p>
         </w:tc>
       </w:tr>
-      <w:tr>
+      <w:tr xmlns:wp14="http://schemas.microsoft.com/office/word/2010/wordml" wp14:textId="77777777">
         <w:tc>
           <w:tcPr>
             <w:cnfStyle w:val="001000000000" w:firstRow="0" w:lastRow="0" w:firstColumn="1" w:lastColumn="0" w:oddVBand="0" w:evenVBand="0" w:oddHBand="0" w:evenHBand="0" w:firstRowFirstColumn="0" w:firstRowLastColumn="0" w:lastRowFirstColumn="0" w:lastRowLastColumn="0"/>
@@ -4570,7 +4603,7 @@
               <w:bottom w:val="nil"/>
             </w:tcBorders>
           </w:tcPr>
-          <w:p>
+          <w:p wp14:textId="77777777">
             <w:r>
               <w:t>0</w:t>
             </w:r>
@@ -4584,7 +4617,7 @@
               <w:bottom w:val="nil"/>
             </w:tcBorders>
           </w:tcPr>
-          <w:p>
+          <w:p wp14:textId="77777777">
             <w:pPr>
               <w:cnfStyle w:val="000000000000" w:firstRow="0" w:lastRow="0" w:firstColumn="0" w:lastColumn="0" w:oddVBand="0" w:evenVBand="0" w:oddHBand="0" w:evenHBand="0" w:firstRowFirstColumn="0" w:firstRowLastColumn="0" w:lastRowFirstColumn="0" w:lastRowLastColumn="0"/>
             </w:pPr>
@@ -4594,7 +4627,7 @@
           </w:p>
         </w:tc>
       </w:tr>
-      <w:tr>
+      <w:tr xmlns:wp14="http://schemas.microsoft.com/office/word/2010/wordml" wp14:textId="77777777">
         <w:trPr>
           <w:cnfStyle w:val="000000010000" w:firstRow="0" w:lastRow="0" w:firstColumn="0" w:lastColumn="0" w:oddVBand="0" w:evenVBand="0" w:oddHBand="0" w:evenHBand="1" w:firstRowFirstColumn="0" w:firstRowLastColumn="0" w:lastRowFirstColumn="0" w:lastRowLastColumn="0"/>
         </w:trPr>
@@ -4607,7 +4640,7 @@
               <w:bottom w:val="nil"/>
             </w:tcBorders>
           </w:tcPr>
-          <w:p>
+          <w:p wp14:textId="77777777">
             <w:r>
               <w:t>1</w:t>
             </w:r>
@@ -4621,7 +4654,7 @@
               <w:bottom w:val="nil"/>
             </w:tcBorders>
           </w:tcPr>
-          <w:p>
+          <w:p wp14:textId="77777777">
             <w:pPr>
               <w:cnfStyle w:val="000000010000" w:firstRow="0" w:lastRow="0" w:firstColumn="0" w:lastColumn="0" w:oddVBand="0" w:evenVBand="0" w:oddHBand="0" w:evenHBand="1" w:firstRowFirstColumn="0" w:firstRowLastColumn="0" w:lastRowFirstColumn="0" w:lastRowLastColumn="0"/>
             </w:pPr>
@@ -4631,7 +4664,7 @@
           </w:p>
         </w:tc>
       </w:tr>
-      <w:tr>
+      <w:tr xmlns:wp14="http://schemas.microsoft.com/office/word/2010/wordml" wp14:textId="77777777">
         <w:tc>
           <w:tcPr>
             <w:cnfStyle w:val="001000000000" w:firstRow="0" w:lastRow="0" w:firstColumn="1" w:lastColumn="0" w:oddVBand="0" w:evenVBand="0" w:oddHBand="0" w:evenHBand="0" w:firstRowFirstColumn="0" w:firstRowLastColumn="0" w:lastRowFirstColumn="0" w:lastRowLastColumn="0"/>
@@ -4641,7 +4674,7 @@
               <w:bottom w:val="nil"/>
             </w:tcBorders>
           </w:tcPr>
-          <w:p>
+          <w:p wp14:textId="77777777">
             <w:r>
               <w:t>2</w:t>
             </w:r>
@@ -4655,7 +4688,7 @@
               <w:bottom w:val="nil"/>
             </w:tcBorders>
           </w:tcPr>
-          <w:p>
+          <w:p wp14:textId="77777777">
             <w:pPr>
               <w:cnfStyle w:val="000000000000" w:firstRow="0" w:lastRow="0" w:firstColumn="0" w:lastColumn="0" w:oddVBand="0" w:evenVBand="0" w:oddHBand="0" w:evenHBand="0" w:firstRowFirstColumn="0" w:firstRowLastColumn="0" w:lastRowFirstColumn="0" w:lastRowLastColumn="0"/>
             </w:pPr>
@@ -4665,7 +4698,7 @@
           </w:p>
         </w:tc>
       </w:tr>
-      <w:tr>
+      <w:tr xmlns:wp14="http://schemas.microsoft.com/office/word/2010/wordml" wp14:textId="77777777">
         <w:trPr>
           <w:cnfStyle w:val="000000010000" w:firstRow="0" w:lastRow="0" w:firstColumn="0" w:lastColumn="0" w:oddVBand="0" w:evenVBand="0" w:oddHBand="0" w:evenHBand="1" w:firstRowFirstColumn="0" w:firstRowLastColumn="0" w:lastRowFirstColumn="0" w:lastRowLastColumn="0"/>
         </w:trPr>
@@ -4678,7 +4711,7 @@
               <w:bottom w:val="nil"/>
             </w:tcBorders>
           </w:tcPr>
-          <w:p>
+          <w:p wp14:textId="77777777">
             <w:r>
               <w:t>3</w:t>
             </w:r>
@@ -4692,7 +4725,7 @@
               <w:bottom w:val="nil"/>
             </w:tcBorders>
           </w:tcPr>
-          <w:p>
+          <w:p wp14:textId="77777777">
             <w:pPr>
               <w:cnfStyle w:val="000000010000" w:firstRow="0" w:lastRow="0" w:firstColumn="0" w:lastColumn="0" w:oddVBand="0" w:evenVBand="0" w:oddHBand="0" w:evenHBand="1" w:firstRowFirstColumn="0" w:firstRowLastColumn="0" w:lastRowFirstColumn="0" w:lastRowLastColumn="0"/>
             </w:pPr>
@@ -4702,7 +4735,7 @@
           </w:p>
         </w:tc>
       </w:tr>
-      <w:tr>
+      <w:tr xmlns:wp14="http://schemas.microsoft.com/office/word/2010/wordml" wp14:textId="77777777">
         <w:tc>
           <w:tcPr>
             <w:cnfStyle w:val="001000000000" w:firstRow="0" w:lastRow="0" w:firstColumn="1" w:lastColumn="0" w:oddVBand="0" w:evenVBand="0" w:oddHBand="0" w:evenHBand="0" w:firstRowFirstColumn="0" w:firstRowLastColumn="0" w:lastRowFirstColumn="0" w:lastRowLastColumn="0"/>
@@ -4712,7 +4745,7 @@
               <w:bottom w:val="nil"/>
             </w:tcBorders>
           </w:tcPr>
-          <w:p>
+          <w:p wp14:textId="77777777">
             <w:r>
               <w:t>4</w:t>
             </w:r>
@@ -4726,7 +4759,7 @@
               <w:bottom w:val="nil"/>
             </w:tcBorders>
           </w:tcPr>
-          <w:p>
+          <w:p wp14:textId="77777777">
             <w:pPr>
               <w:cnfStyle w:val="000000000000" w:firstRow="0" w:lastRow="0" w:firstColumn="0" w:lastColumn="0" w:oddVBand="0" w:evenVBand="0" w:oddHBand="0" w:evenHBand="0" w:firstRowFirstColumn="0" w:firstRowLastColumn="0" w:lastRowFirstColumn="0" w:lastRowLastColumn="0"/>
             </w:pPr>
@@ -4736,7 +4769,7 @@
           </w:p>
         </w:tc>
       </w:tr>
-      <w:tr>
+      <w:tr xmlns:wp14="http://schemas.microsoft.com/office/word/2010/wordml" wp14:textId="77777777">
         <w:trPr>
           <w:cnfStyle w:val="000000010000" w:firstRow="0" w:lastRow="0" w:firstColumn="0" w:lastColumn="0" w:oddVBand="0" w:evenVBand="0" w:oddHBand="0" w:evenHBand="1" w:firstRowFirstColumn="0" w:firstRowLastColumn="0" w:lastRowFirstColumn="0" w:lastRowLastColumn="0"/>
         </w:trPr>
@@ -4749,7 +4782,7 @@
               <w:bottom w:val="nil"/>
             </w:tcBorders>
           </w:tcPr>
-          <w:p>
+          <w:p wp14:textId="77777777">
             <w:r>
               <w:t>5</w:t>
             </w:r>
@@ -4763,7 +4796,7 @@
               <w:bottom w:val="nil"/>
             </w:tcBorders>
           </w:tcPr>
-          <w:p>
+          <w:p wp14:textId="77777777">
             <w:pPr>
               <w:cnfStyle w:val="000000010000" w:firstRow="0" w:lastRow="0" w:firstColumn="0" w:lastColumn="0" w:oddVBand="0" w:evenVBand="0" w:oddHBand="0" w:evenHBand="1" w:firstRowFirstColumn="0" w:firstRowLastColumn="0" w:lastRowFirstColumn="0" w:lastRowLastColumn="0"/>
             </w:pPr>
@@ -4773,7 +4806,7 @@
           </w:p>
         </w:tc>
       </w:tr>
-      <w:tr>
+      <w:tr xmlns:wp14="http://schemas.microsoft.com/office/word/2010/wordml" wp14:textId="77777777">
         <w:tc>
           <w:tcPr>
             <w:cnfStyle w:val="001000000000" w:firstRow="0" w:lastRow="0" w:firstColumn="1" w:lastColumn="0" w:oddVBand="0" w:evenVBand="0" w:oddHBand="0" w:evenHBand="0" w:firstRowFirstColumn="0" w:firstRowLastColumn="0" w:lastRowFirstColumn="0" w:lastRowLastColumn="0"/>
@@ -4783,7 +4816,7 @@
               <w:bottom w:val="nil"/>
             </w:tcBorders>
           </w:tcPr>
-          <w:p>
+          <w:p wp14:textId="77777777">
             <w:r>
               <w:t>99</w:t>
             </w:r>
@@ -4797,7 +4830,7 @@
               <w:bottom w:val="nil"/>
             </w:tcBorders>
           </w:tcPr>
-          <w:p>
+          <w:p wp14:textId="77777777">
             <w:pPr>
               <w:cnfStyle w:val="000000000000" w:firstRow="0" w:lastRow="0" w:firstColumn="0" w:lastColumn="0" w:oddVBand="0" w:evenVBand="0" w:oddHBand="0" w:evenHBand="0" w:firstRowFirstColumn="0" w:firstRowLastColumn="0" w:lastRowFirstColumn="0" w:lastRowLastColumn="0"/>
             </w:pPr>
@@ -4808,18 +4841,18 @@
         </w:tc>
       </w:tr>
     </w:tbl>
-    <w:p/>
-    <w:p>
+    <w:p xmlns:wp14="http://schemas.microsoft.com/office/word/2010/wordml" wp14:textId="77777777"/>
+    <w:p xmlns:wp14="http://schemas.microsoft.com/office/word/2010/wordml" wp14:textId="77777777">
       <w:pPr>
         <w:pStyle w:val="Heading3"/>
       </w:pPr>
-      <w:bookmarkStart w:id="15" w:name="_Toc396214459"/>
+      <w:bookmarkStart w:name="_Toc396214459" w:id="15"/>
       <w:r>
         <w:t>Verifikations Servlet</w:t>
       </w:r>
       <w:bookmarkEnd w:id="15"/>
     </w:p>
-    <w:p>
+    <w:p xmlns:wp14="http://schemas.microsoft.com/office/word/2010/wordml" wp14:textId="77777777">
       <w:r>
         <w:t>Das Verifikations Servlet ist unter „</w:t>
       </w:r>
@@ -4833,7 +4866,7 @@
         <w:t>“ erreichbar. Mit diesem Servlet können Signaturen in PDF Dokumenten verifiziert werden. Diese Servlet unterstützt folgende Parameter:</w:t>
       </w:r>
     </w:p>
-    <w:p>
+    <w:p xmlns:wp14="http://schemas.microsoft.com/office/word/2010/wordml" wp14:textId="77777777">
       <w:pPr>
         <w:pStyle w:val="ListParagraph"/>
         <w:numPr>
@@ -4884,7 +4917,7 @@
         <w:t>)</w:t>
       </w:r>
     </w:p>
-    <w:p>
+    <w:p xmlns:wp14="http://schemas.microsoft.com/office/word/2010/wordml" wp14:textId="77777777">
       <w:pPr>
         <w:pStyle w:val="ListParagraph"/>
         <w:numPr>
@@ -4927,7 +4960,7 @@
         <w:t>)</w:t>
       </w:r>
     </w:p>
-    <w:p>
+    <w:p xmlns:wp14="http://schemas.microsoft.com/office/word/2010/wordml" wp14:textId="77777777">
       <w:pPr>
         <w:pStyle w:val="ListParagraph"/>
         <w:numPr>
@@ -4948,7 +4981,7 @@
         <w:t>“: Mit diesem Parameter lässt sich festlegen, welche Art von Signaturverifikation nach dem Signaturvorgang durchgeführt werden soll.</w:t>
       </w:r>
     </w:p>
-    <w:p>
+    <w:p xmlns:wp14="http://schemas.microsoft.com/office/word/2010/wordml" wp14:textId="77777777">
       <w:pPr>
         <w:pStyle w:val="ListParagraph"/>
         <w:numPr>
@@ -4973,10 +5006,12 @@
       </w:r>
       <w:r>
         <w:tab/>
+      </w:r>
+      <w:r>
         <w:t>Dies bedeutet, dass eine vollständige Signaturprüfung inklusive Zertifikatsprüfung durchgeführt werden soll. Diese Option erfordert eine korrekte Konfiguration von MOA-SP.</w:t>
       </w:r>
     </w:p>
-    <w:p>
+    <w:p xmlns:wp14="http://schemas.microsoft.com/office/word/2010/wordml" wp14:textId="77777777">
       <w:pPr>
         <w:pStyle w:val="ListParagraph"/>
         <w:numPr>
@@ -4998,10 +5033,12 @@
       </w:r>
       <w:r>
         <w:tab/>
+      </w:r>
+      <w:r>
         <w:t>Dies bedeutet, dass eine Signaturprüfung durchgeführt wird, allerdings ohne Zertifikatsprüfung.</w:t>
       </w:r>
     </w:p>
-    <w:p>
+    <w:p xmlns:wp14="http://schemas.microsoft.com/office/word/2010/wordml" wp14:textId="77777777">
       <w:pPr>
         <w:pStyle w:val="ListParagraph"/>
         <w:numPr>
@@ -5023,6 +5060,8 @@
       </w:r>
       <w:r>
         <w:tab/>
+      </w:r>
+      <w:r>
         <w:t>Mit diesem Parameter kann das Ausgabeformat festgelegt werden. Wird diese Parameter nicht übergeben, wird eine HTML Seite generiert. (</w:t>
       </w:r>
       <w:r>
@@ -5035,7 +5074,7 @@
         <w:t>)</w:t>
       </w:r>
     </w:p>
-    <w:p>
+    <w:p xmlns:wp14="http://schemas.microsoft.com/office/word/2010/wordml" wp14:textId="77777777">
       <w:pPr>
         <w:pStyle w:val="ListParagraph"/>
         <w:numPr>
@@ -5048,10 +5087,12 @@
       </w:r>
       <w:r>
         <w:tab/>
+      </w:r>
+      <w:r>
         <w:t>Dies erzeugt eine einfache HTML Seite mit den Verifikationsresulaten.</w:t>
       </w:r>
     </w:p>
-    <w:p>
+    <w:p xmlns:wp14="http://schemas.microsoft.com/office/word/2010/wordml" wp14:textId="77777777">
       <w:pPr>
         <w:pStyle w:val="ListParagraph"/>
         <w:numPr>
@@ -5067,14 +5108,16 @@
       </w:r>
       <w:r>
         <w:tab/>
+      </w:r>
+      <w:r>
         <w:t xml:space="preserve">Dies erzeugt eine einen JSON String mit den Verifikationsresultaten. </w:t>
       </w:r>
     </w:p>
-    <w:p>
+    <w:p xmlns:wp14="http://schemas.microsoft.com/office/word/2010/wordml" wp14:textId="77777777">
       <w:pPr>
         <w:pStyle w:val="Heading2"/>
       </w:pPr>
-      <w:bookmarkStart w:id="16" w:name="_Toc396214460"/>
+      <w:bookmarkStart w:name="_Toc396214460" w:id="16"/>
       <w:r>
         <w:t>P</w:t>
       </w:r>
@@ -5086,7 +5129,7 @@
       </w:r>
       <w:bookmarkEnd w:id="16"/>
     </w:p>
-    <w:p>
+    <w:p xmlns:wp14="http://schemas.microsoft.com/office/word/2010/wordml" wp14:textId="77777777">
       <w:r>
         <w:t xml:space="preserve">Hier werden die Parameter beschrieben, die PDF-AS-WEB an die externe Webanwendung </w:t>
       </w:r>
@@ -5097,17 +5140,17 @@
         <w:t>.</w:t>
       </w:r>
     </w:p>
-    <w:p>
+    <w:p xmlns:wp14="http://schemas.microsoft.com/office/word/2010/wordml" wp14:textId="77777777">
       <w:pPr>
         <w:pStyle w:val="Heading3"/>
       </w:pPr>
-      <w:bookmarkStart w:id="17" w:name="_Toc396214461"/>
+      <w:bookmarkStart w:name="_Toc396214461" w:id="17"/>
       <w:r>
         <w:t>Abrufen des originalen PDF Dokuments</w:t>
       </w:r>
       <w:bookmarkEnd w:id="17"/>
     </w:p>
-    <w:p>
+    <w:p xmlns:wp14="http://schemas.microsoft.com/office/word/2010/wordml" wp14:textId="77777777">
       <w:r>
         <w:t xml:space="preserve">Wenn PDF-AS-WEB das PDF Dokument von der externen Webanwendung herunterladen soll. Werden von PDF-AS keine Parameter </w:t>
       </w:r>
@@ -5140,17 +5183,17 @@
         <w:t>s zu filtern.</w:t>
       </w:r>
     </w:p>
-    <w:p>
+    <w:p xmlns:wp14="http://schemas.microsoft.com/office/word/2010/wordml" wp14:textId="77777777">
       <w:pPr>
         <w:pStyle w:val="Heading3"/>
       </w:pPr>
-      <w:bookmarkStart w:id="18" w:name="_Toc396214462"/>
+      <w:bookmarkStart w:name="_Toc396214462" w:id="18"/>
       <w:r>
         <w:t>Fehlerseite der externen Webanwendung</w:t>
       </w:r>
       <w:bookmarkEnd w:id="18"/>
     </w:p>
-    <w:p>
+    <w:p xmlns:wp14="http://schemas.microsoft.com/office/word/2010/wordml" wp14:textId="77777777">
       <w:r>
         <w:t xml:space="preserve">Wenn in PDF-AS-WEB eine externen </w:t>
       </w:r>
@@ -5183,7 +5226,7 @@
         <w:t>:</w:t>
       </w:r>
     </w:p>
-    <w:p>
+    <w:p xmlns:wp14="http://schemas.microsoft.com/office/word/2010/wordml" wp14:textId="77777777">
       <w:pPr>
         <w:pStyle w:val="ListParagraph"/>
         <w:numPr>
@@ -5210,7 +5253,7 @@
         <w:t xml:space="preserve"> einen Text mit einer einfachen Fehlermeldung</w:t>
       </w:r>
     </w:p>
-    <w:p>
+    <w:p xmlns:wp14="http://schemas.microsoft.com/office/word/2010/wordml" wp14:textId="77777777">
       <w:pPr>
         <w:pStyle w:val="ListParagraph"/>
         <w:numPr>
@@ -5243,23 +5286,23 @@
         <w:t xml:space="preserve"> Fehlerbeschreibung</w:t>
       </w:r>
     </w:p>
-    <w:p>
+    <w:p xmlns:wp14="http://schemas.microsoft.com/office/word/2010/wordml" wp14:textId="77777777">
       <w:r>
         <w:t>PDF-AS-WEB bietet ein Whitelisting um Fehlerurls zu filtern.</w:t>
       </w:r>
     </w:p>
-    <w:p>
+    <w:p xmlns:wp14="http://schemas.microsoft.com/office/word/2010/wordml" wp14:textId="77777777">
       <w:pPr>
         <w:pStyle w:val="Heading3"/>
       </w:pPr>
-      <w:bookmarkStart w:id="19" w:name="_Toc396214463"/>
+      <w:bookmarkStart w:name="_Toc396214463" w:id="19"/>
       <w:r>
         <w:lastRenderedPageBreak/>
         <w:t>Benachrichtigung nach erfolgreicher Signatur</w:t>
       </w:r>
       <w:bookmarkEnd w:id="19"/>
     </w:p>
-    <w:p>
+    <w:p xmlns:wp14="http://schemas.microsoft.com/office/word/2010/wordml" wp14:textId="77777777">
       <w:r>
         <w:t xml:space="preserve">Wenn in PDF-AS-WEB eine Fertigstellungsurl mit dem Parameter </w:t>
       </w:r>
@@ -5306,7 +5349,7 @@
         <w:t>:</w:t>
       </w:r>
     </w:p>
-    <w:p>
+    <w:p xmlns:wp14="http://schemas.microsoft.com/office/word/2010/wordml" wp14:textId="77777777">
       <w:pPr>
         <w:pStyle w:val="ListParagraph"/>
         <w:numPr>
@@ -5327,7 +5370,7 @@
         <w:t>“: Die URL unter der das signierte Dokument abgerufen werden kann.</w:t>
       </w:r>
     </w:p>
-    <w:p>
+    <w:p xmlns:wp14="http://schemas.microsoft.com/office/word/2010/wordml" wp14:textId="77777777">
       <w:pPr>
         <w:pStyle w:val="ListParagraph"/>
         <w:numPr>
@@ -5348,13 +5391,13 @@
         <w:t>“: Die Anzahl der Bytes die das signierte Dokument hat.</w:t>
       </w:r>
     </w:p>
-    <w:p>
+    <w:p xmlns:wp14="http://schemas.microsoft.com/office/word/2010/wordml" wp14:textId="77777777">
       <w:r>
         <w:t>PDF-AS-WEB bietet ein Whitelisting um Fertigstellungsurl zu filtern.</w:t>
       </w:r>
     </w:p>
-    <w:p/>
-    <w:p>
+    <w:p xmlns:wp14="http://schemas.microsoft.com/office/word/2010/wordml" wp14:textId="77777777"/>
+    <w:p xmlns:wp14="http://schemas.microsoft.com/office/word/2010/wordml" wp14:textId="77777777">
       <w:pPr>
         <w:pStyle w:val="Tabellen"/>
       </w:pPr>
@@ -5362,8 +5405,8 @@
         <w:br w:type="page"/>
       </w:r>
     </w:p>
-    <w:p/>
-    <w:p>
+    <w:p xmlns:wp14="http://schemas.microsoft.com/office/word/2010/wordml" wp14:textId="77777777"/>
+    <w:p xmlns:wp14="http://schemas.microsoft.com/office/word/2010/wordml" wp14:textId="77777777">
       <w:pPr>
         <w:pStyle w:val="Name"/>
       </w:pPr>
@@ -5383,7 +5426,7 @@
         <w:gridCol w:w="2410"/>
         <w:gridCol w:w="3787"/>
       </w:tblGrid>
-      <w:tr>
+      <w:tr xmlns:wp14="http://schemas.microsoft.com/office/word/2010/wordml" wp14:textId="77777777">
         <w:trPr>
           <w:cnfStyle w:val="100000000000" w:firstRow="1" w:lastRow="0" w:firstColumn="0" w:lastColumn="0" w:oddVBand="0" w:evenVBand="0" w:oddHBand="0" w:evenHBand="0" w:firstRowFirstColumn="0" w:firstRowLastColumn="0" w:lastRowFirstColumn="0" w:lastRowLastColumn="0"/>
         </w:trPr>
@@ -5392,12 +5435,12 @@
             <w:cnfStyle w:val="001000000000" w:firstRow="0" w:lastRow="0" w:firstColumn="1" w:lastColumn="0" w:oddVBand="0" w:evenVBand="0" w:oddHBand="0" w:evenHBand="0" w:firstRowFirstColumn="0" w:firstRowLastColumn="0" w:lastRowFirstColumn="0" w:lastRowLastColumn="0"/>
             <w:tcW w:w="1242" w:type="dxa"/>
             <w:tcBorders>
-              <w:top w:val="single" w:sz="4" w:space="0" w:color="BCB8AC" w:themeColor="text2" w:themeTint="66"/>
+              <w:top w:val="single" w:color="BCB8AC" w:themeColor="text2" w:themeTint="66" w:sz="4" w:space="0"/>
               <w:bottom w:val="nil"/>
             </w:tcBorders>
             <w:shd w:val="clear" w:color="auto" w:fill="4C483D" w:themeFill="text2"/>
           </w:tcPr>
-          <w:p>
+          <w:p wp14:textId="77777777">
             <w:pPr>
               <w:pStyle w:val="Tabellen"/>
               <w:rPr>
@@ -5416,12 +5459,12 @@
           <w:tcPr>
             <w:tcW w:w="1701" w:type="dxa"/>
             <w:tcBorders>
-              <w:top w:val="single" w:sz="4" w:space="0" w:color="BCB8AC" w:themeColor="text2" w:themeTint="66"/>
+              <w:top w:val="single" w:color="BCB8AC" w:themeColor="text2" w:themeTint="66" w:sz="4" w:space="0"/>
               <w:bottom w:val="nil"/>
             </w:tcBorders>
             <w:shd w:val="clear" w:color="auto" w:fill="4C483D" w:themeFill="text2"/>
           </w:tcPr>
-          <w:p>
+          <w:p wp14:textId="77777777">
             <w:pPr>
               <w:pStyle w:val="Tabellen"/>
               <w:cnfStyle w:val="100000000000" w:firstRow="1" w:lastRow="0" w:firstColumn="0" w:lastColumn="0" w:oddVBand="0" w:evenVBand="0" w:oddHBand="0" w:evenHBand="0" w:firstRowFirstColumn="0" w:firstRowLastColumn="0" w:lastRowFirstColumn="0" w:lastRowLastColumn="0"/>
@@ -5441,12 +5484,12 @@
           <w:tcPr>
             <w:tcW w:w="2410" w:type="dxa"/>
             <w:tcBorders>
-              <w:top w:val="single" w:sz="4" w:space="0" w:color="BCB8AC" w:themeColor="text2" w:themeTint="66"/>
+              <w:top w:val="single" w:color="BCB8AC" w:themeColor="text2" w:themeTint="66" w:sz="4" w:space="0"/>
               <w:bottom w:val="nil"/>
             </w:tcBorders>
             <w:shd w:val="clear" w:color="auto" w:fill="4C483D" w:themeFill="text2"/>
           </w:tcPr>
-          <w:p>
+          <w:p wp14:textId="77777777">
             <w:pPr>
               <w:pStyle w:val="Tabellen"/>
               <w:cnfStyle w:val="100000000000" w:firstRow="1" w:lastRow="0" w:firstColumn="0" w:lastColumn="0" w:oddVBand="0" w:evenVBand="0" w:oddHBand="0" w:evenHBand="0" w:firstRowFirstColumn="0" w:firstRowLastColumn="0" w:lastRowFirstColumn="0" w:lastRowLastColumn="0"/>
@@ -5466,12 +5509,12 @@
           <w:tcPr>
             <w:tcW w:w="3787" w:type="dxa"/>
             <w:tcBorders>
-              <w:top w:val="single" w:sz="4" w:space="0" w:color="BCB8AC" w:themeColor="text2" w:themeTint="66"/>
+              <w:top w:val="single" w:color="BCB8AC" w:themeColor="text2" w:themeTint="66" w:sz="4" w:space="0"/>
               <w:bottom w:val="nil"/>
             </w:tcBorders>
             <w:shd w:val="clear" w:color="auto" w:fill="4C483D" w:themeFill="text2"/>
           </w:tcPr>
-          <w:p>
+          <w:p wp14:textId="77777777">
             <w:pPr>
               <w:pStyle w:val="Tabellen"/>
               <w:cnfStyle w:val="100000000000" w:firstRow="1" w:lastRow="0" w:firstColumn="0" w:lastColumn="0" w:oddVBand="0" w:evenVBand="0" w:oddHBand="0" w:evenHBand="0" w:firstRowFirstColumn="0" w:firstRowLastColumn="0" w:lastRowFirstColumn="0" w:lastRowLastColumn="0"/>
@@ -5488,7 +5531,7 @@
           </w:p>
         </w:tc>
       </w:tr>
-      <w:tr>
+      <w:tr xmlns:wp14="http://schemas.microsoft.com/office/word/2010/wordml" wp14:textId="77777777">
         <w:tc>
           <w:tcPr>
             <w:cnfStyle w:val="001000000000" w:firstRow="0" w:lastRow="0" w:firstColumn="1" w:lastColumn="0" w:oddVBand="0" w:evenVBand="0" w:oddHBand="0" w:evenHBand="0" w:firstRowFirstColumn="0" w:firstRowLastColumn="0" w:lastRowFirstColumn="0" w:lastRowLastColumn="0"/>
@@ -5498,7 +5541,7 @@
               <w:bottom w:val="nil"/>
             </w:tcBorders>
           </w:tcPr>
-          <w:p>
+          <w:p wp14:textId="77777777">
             <w:r>
               <w:t>0.1</w:t>
             </w:r>
@@ -5512,7 +5555,7 @@
               <w:bottom w:val="nil"/>
             </w:tcBorders>
           </w:tcPr>
-          <w:p>
+          <w:p wp14:textId="77777777">
             <w:pPr>
               <w:cnfStyle w:val="000000000000" w:firstRow="0" w:lastRow="0" w:firstColumn="0" w:lastColumn="0" w:oddVBand="0" w:evenVBand="0" w:oddHBand="0" w:evenHBand="0" w:firstRowFirstColumn="0" w:firstRowLastColumn="0" w:lastRowFirstColumn="0" w:lastRowLastColumn="0"/>
             </w:pPr>
@@ -5541,7 +5584,7 @@
               <w:bottom w:val="nil"/>
             </w:tcBorders>
           </w:tcPr>
-          <w:p>
+          <w:p wp14:textId="77777777">
             <w:pPr>
               <w:cnfStyle w:val="000000000000" w:firstRow="0" w:lastRow="0" w:firstColumn="0" w:lastColumn="0" w:oddVBand="0" w:evenVBand="0" w:oddHBand="0" w:evenHBand="0" w:firstRowFirstColumn="0" w:firstRowLastColumn="0" w:lastRowFirstColumn="0" w:lastRowLastColumn="0"/>
             </w:pPr>
@@ -5558,7 +5601,7 @@
               <w:bottom w:val="nil"/>
             </w:tcBorders>
           </w:tcPr>
-          <w:p>
+          <w:p wp14:textId="77777777">
             <w:pPr>
               <w:cnfStyle w:val="000000000000" w:firstRow="0" w:lastRow="0" w:firstColumn="0" w:lastColumn="0" w:oddVBand="0" w:evenVBand="0" w:oddHBand="0" w:evenHBand="0" w:firstRowFirstColumn="0" w:firstRowLastColumn="0" w:lastRowFirstColumn="0" w:lastRowLastColumn="0"/>
             </w:pPr>
@@ -5568,7 +5611,7 @@
           </w:p>
         </w:tc>
       </w:tr>
-      <w:tr>
+      <w:tr xmlns:wp14="http://schemas.microsoft.com/office/word/2010/wordml" wp14:textId="77777777">
         <w:trPr>
           <w:cnfStyle w:val="000000010000" w:firstRow="0" w:lastRow="0" w:firstColumn="0" w:lastColumn="0" w:oddVBand="0" w:evenVBand="0" w:oddHBand="0" w:evenHBand="1" w:firstRowFirstColumn="0" w:firstRowLastColumn="0" w:lastRowFirstColumn="0" w:lastRowLastColumn="0"/>
         </w:trPr>
@@ -5581,7 +5624,7 @@
               <w:bottom w:val="nil"/>
             </w:tcBorders>
           </w:tcPr>
-          <w:p>
+          <w:p wp14:textId="77777777">
             <w:r>
               <w:t>0.2</w:t>
             </w:r>
@@ -5595,7 +5638,7 @@
               <w:bottom w:val="nil"/>
             </w:tcBorders>
           </w:tcPr>
-          <w:p>
+          <w:p wp14:textId="77777777">
             <w:pPr>
               <w:cnfStyle w:val="000000010000" w:firstRow="0" w:lastRow="0" w:firstColumn="0" w:lastColumn="0" w:oddVBand="0" w:evenVBand="0" w:oddHBand="0" w:evenHBand="1" w:firstRowFirstColumn="0" w:firstRowLastColumn="0" w:lastRowFirstColumn="0" w:lastRowLastColumn="0"/>
             </w:pPr>
@@ -5612,7 +5655,7 @@
               <w:bottom w:val="nil"/>
             </w:tcBorders>
           </w:tcPr>
-          <w:p>
+          <w:p wp14:textId="77777777">
             <w:pPr>
               <w:cnfStyle w:val="000000010000" w:firstRow="0" w:lastRow="0" w:firstColumn="0" w:lastColumn="0" w:oddVBand="0" w:evenVBand="0" w:oddHBand="0" w:evenHBand="1" w:firstRowFirstColumn="0" w:firstRowLastColumn="0" w:lastRowFirstColumn="0" w:lastRowLastColumn="0"/>
             </w:pPr>
@@ -5629,7 +5672,7 @@
               <w:bottom w:val="nil"/>
             </w:tcBorders>
           </w:tcPr>
-          <w:p>
+          <w:p wp14:textId="77777777">
             <w:pPr>
               <w:cnfStyle w:val="000000010000" w:firstRow="0" w:lastRow="0" w:firstColumn="0" w:lastColumn="0" w:oddVBand="0" w:evenVBand="0" w:oddHBand="0" w:evenHBand="1" w:firstRowFirstColumn="0" w:firstRowLastColumn="0" w:lastRowFirstColumn="0" w:lastRowLastColumn="0"/>
             </w:pPr>
@@ -5639,7 +5682,7 @@
           </w:p>
         </w:tc>
       </w:tr>
-      <w:tr>
+      <w:tr xmlns:wp14="http://schemas.microsoft.com/office/word/2010/wordml" wp14:textId="77777777">
         <w:tc>
           <w:tcPr>
             <w:cnfStyle w:val="001000000000" w:firstRow="0" w:lastRow="0" w:firstColumn="1" w:lastColumn="0" w:oddVBand="0" w:evenVBand="0" w:oddHBand="0" w:evenHBand="0" w:firstRowFirstColumn="0" w:firstRowLastColumn="0" w:lastRowFirstColumn="0" w:lastRowLastColumn="0"/>
@@ -5649,7 +5692,7 @@
               <w:bottom w:val="nil"/>
             </w:tcBorders>
           </w:tcPr>
-          <w:p>
+          <w:p wp14:textId="77777777">
             <w:r>
               <w:t>0.3</w:t>
             </w:r>
@@ -5663,7 +5706,7 @@
               <w:bottom w:val="nil"/>
             </w:tcBorders>
           </w:tcPr>
-          <w:p>
+          <w:p wp14:textId="77777777">
             <w:pPr>
               <w:cnfStyle w:val="000000000000" w:firstRow="0" w:lastRow="0" w:firstColumn="0" w:lastColumn="0" w:oddVBand="0" w:evenVBand="0" w:oddHBand="0" w:evenHBand="0" w:firstRowFirstColumn="0" w:firstRowLastColumn="0" w:lastRowFirstColumn="0" w:lastRowLastColumn="0"/>
             </w:pPr>
@@ -5680,7 +5723,7 @@
               <w:bottom w:val="nil"/>
             </w:tcBorders>
           </w:tcPr>
-          <w:p>
+          <w:p wp14:textId="77777777">
             <w:pPr>
               <w:cnfStyle w:val="000000000000" w:firstRow="0" w:lastRow="0" w:firstColumn="0" w:lastColumn="0" w:oddVBand="0" w:evenVBand="0" w:oddHBand="0" w:evenHBand="0" w:firstRowFirstColumn="0" w:firstRowLastColumn="0" w:lastRowFirstColumn="0" w:lastRowLastColumn="0"/>
             </w:pPr>
@@ -5697,7 +5740,7 @@
               <w:bottom w:val="nil"/>
             </w:tcBorders>
           </w:tcPr>
-          <w:p>
+          <w:p wp14:textId="77777777">
             <w:pPr>
               <w:cnfStyle w:val="000000000000" w:firstRow="0" w:lastRow="0" w:firstColumn="0" w:lastColumn="0" w:oddVBand="0" w:evenVBand="0" w:oddHBand="0" w:evenHBand="0" w:firstRowFirstColumn="0" w:firstRowLastColumn="0" w:lastRowFirstColumn="0" w:lastRowLastColumn="0"/>
             </w:pPr>
@@ -5710,7 +5753,7 @@
           </w:p>
         </w:tc>
       </w:tr>
-      <w:tr>
+      <w:tr xmlns:wp14="http://schemas.microsoft.com/office/word/2010/wordml" wp14:textId="77777777">
         <w:trPr>
           <w:cnfStyle w:val="000000010000" w:firstRow="0" w:lastRow="0" w:firstColumn="0" w:lastColumn="0" w:oddVBand="0" w:evenVBand="0" w:oddHBand="0" w:evenHBand="1" w:firstRowFirstColumn="0" w:firstRowLastColumn="0" w:lastRowFirstColumn="0" w:lastRowLastColumn="0"/>
         </w:trPr>
@@ -5723,7 +5766,7 @@
               <w:bottom w:val="nil"/>
             </w:tcBorders>
           </w:tcPr>
-          <w:p>
+          <w:p wp14:textId="77777777">
             <w:r>
               <w:t>0.4</w:t>
             </w:r>
@@ -5737,7 +5780,7 @@
               <w:bottom w:val="nil"/>
             </w:tcBorders>
           </w:tcPr>
-          <w:p>
+          <w:p wp14:textId="77777777">
             <w:pPr>
               <w:cnfStyle w:val="000000010000" w:firstRow="0" w:lastRow="0" w:firstColumn="0" w:lastColumn="0" w:oddVBand="0" w:evenVBand="0" w:oddHBand="0" w:evenHBand="1" w:firstRowFirstColumn="0" w:firstRowLastColumn="0" w:lastRowFirstColumn="0" w:lastRowLastColumn="0"/>
             </w:pPr>
@@ -5754,7 +5797,7 @@
               <w:bottom w:val="nil"/>
             </w:tcBorders>
           </w:tcPr>
-          <w:p>
+          <w:p wp14:textId="77777777">
             <w:pPr>
               <w:cnfStyle w:val="000000010000" w:firstRow="0" w:lastRow="0" w:firstColumn="0" w:lastColumn="0" w:oddVBand="0" w:evenVBand="0" w:oddHBand="0" w:evenHBand="1" w:firstRowFirstColumn="0" w:firstRowLastColumn="0" w:lastRowFirstColumn="0" w:lastRowLastColumn="0"/>
             </w:pPr>
@@ -5771,7 +5814,7 @@
               <w:bottom w:val="nil"/>
             </w:tcBorders>
           </w:tcPr>
-          <w:p>
+          <w:p wp14:textId="77777777">
             <w:pPr>
               <w:cnfStyle w:val="000000010000" w:firstRow="0" w:lastRow="0" w:firstColumn="0" w:lastColumn="0" w:oddVBand="0" w:evenVBand="0" w:oddHBand="0" w:evenHBand="1" w:firstRowFirstColumn="0" w:firstRowLastColumn="0" w:lastRowFirstColumn="0" w:lastRowLastColumn="0"/>
             </w:pPr>
@@ -5781,7 +5824,7 @@
           </w:p>
         </w:tc>
       </w:tr>
-      <w:tr>
+      <w:tr xmlns:wp14="http://schemas.microsoft.com/office/word/2010/wordml" wp14:textId="77777777">
         <w:tc>
           <w:tcPr>
             <w:cnfStyle w:val="001000000000" w:firstRow="0" w:lastRow="0" w:firstColumn="1" w:lastColumn="0" w:oddVBand="0" w:evenVBand="0" w:oddHBand="0" w:evenHBand="0" w:firstRowFirstColumn="0" w:firstRowLastColumn="0" w:lastRowFirstColumn="0" w:lastRowLastColumn="0"/>
@@ -5791,7 +5834,7 @@
               <w:bottom w:val="nil"/>
             </w:tcBorders>
           </w:tcPr>
-          <w:p>
+          <w:p wp14:textId="77777777">
             <w:r>
               <w:t>0.5</w:t>
             </w:r>
@@ -5805,7 +5848,7 @@
               <w:bottom w:val="nil"/>
             </w:tcBorders>
           </w:tcPr>
-          <w:p>
+          <w:p wp14:textId="77777777">
             <w:pPr>
               <w:cnfStyle w:val="000000000000" w:firstRow="0" w:lastRow="0" w:firstColumn="0" w:lastColumn="0" w:oddVBand="0" w:evenVBand="0" w:oddHBand="0" w:evenHBand="0" w:firstRowFirstColumn="0" w:firstRowLastColumn="0" w:lastRowFirstColumn="0" w:lastRowLastColumn="0"/>
             </w:pPr>
@@ -5822,7 +5865,7 @@
               <w:bottom w:val="nil"/>
             </w:tcBorders>
           </w:tcPr>
-          <w:p>
+          <w:p wp14:textId="77777777">
             <w:pPr>
               <w:cnfStyle w:val="000000000000" w:firstRow="0" w:lastRow="0" w:firstColumn="0" w:lastColumn="0" w:oddVBand="0" w:evenVBand="0" w:oddHBand="0" w:evenHBand="0" w:firstRowFirstColumn="0" w:firstRowLastColumn="0" w:lastRowFirstColumn="0" w:lastRowLastColumn="0"/>
             </w:pPr>
@@ -5839,7 +5882,7 @@
               <w:bottom w:val="nil"/>
             </w:tcBorders>
           </w:tcPr>
-          <w:p>
+          <w:p wp14:textId="77777777">
             <w:pPr>
               <w:cnfStyle w:val="000000000000" w:firstRow="0" w:lastRow="0" w:firstColumn="0" w:lastColumn="0" w:oddVBand="0" w:evenVBand="0" w:oddHBand="0" w:evenHBand="0" w:firstRowFirstColumn="0" w:firstRowLastColumn="0" w:lastRowFirstColumn="0" w:lastRowLastColumn="0"/>
               <w:rPr>
@@ -5885,7 +5928,7 @@
           </w:p>
         </w:tc>
       </w:tr>
-      <w:tr>
+      <w:tr xmlns:wp14="http://schemas.microsoft.com/office/word/2010/wordml" wp14:textId="77777777">
         <w:trPr>
           <w:cnfStyle w:val="000000010000" w:firstRow="0" w:lastRow="0" w:firstColumn="0" w:lastColumn="0" w:oddVBand="0" w:evenVBand="0" w:oddHBand="0" w:evenHBand="1" w:firstRowFirstColumn="0" w:firstRowLastColumn="0" w:lastRowFirstColumn="0" w:lastRowLastColumn="0"/>
         </w:trPr>
@@ -5898,7 +5941,7 @@
               <w:bottom w:val="nil"/>
             </w:tcBorders>
           </w:tcPr>
-          <w:p>
+          <w:p wp14:textId="77777777">
             <w:r>
               <w:t>0.6</w:t>
             </w:r>
@@ -5912,7 +5955,7 @@
               <w:bottom w:val="nil"/>
             </w:tcBorders>
           </w:tcPr>
-          <w:p>
+          <w:p wp14:textId="77777777">
             <w:pPr>
               <w:cnfStyle w:val="000000010000" w:firstRow="0" w:lastRow="0" w:firstColumn="0" w:lastColumn="0" w:oddVBand="0" w:evenVBand="0" w:oddHBand="0" w:evenHBand="1" w:firstRowFirstColumn="0" w:firstRowLastColumn="0" w:lastRowFirstColumn="0" w:lastRowLastColumn="0"/>
             </w:pPr>
@@ -5929,7 +5972,7 @@
               <w:bottom w:val="nil"/>
             </w:tcBorders>
           </w:tcPr>
-          <w:p>
+          <w:p wp14:textId="77777777">
             <w:pPr>
               <w:cnfStyle w:val="000000010000" w:firstRow="0" w:lastRow="0" w:firstColumn="0" w:lastColumn="0" w:oddVBand="0" w:evenVBand="0" w:oddHBand="0" w:evenHBand="1" w:firstRowFirstColumn="0" w:firstRowLastColumn="0" w:lastRowFirstColumn="0" w:lastRowLastColumn="0"/>
             </w:pPr>
@@ -5946,7 +5989,7 @@
               <w:bottom w:val="nil"/>
             </w:tcBorders>
           </w:tcPr>
-          <w:p>
+          <w:p wp14:textId="77777777">
             <w:pPr>
               <w:cnfStyle w:val="000000010000" w:firstRow="0" w:lastRow="0" w:firstColumn="0" w:lastColumn="0" w:oddVBand="0" w:evenVBand="0" w:oddHBand="0" w:evenHBand="1" w:firstRowFirstColumn="0" w:firstRowLastColumn="0" w:lastRowFirstColumn="0" w:lastRowLastColumn="0"/>
               <w:rPr>
@@ -5964,7 +6007,7 @@
           </w:p>
         </w:tc>
       </w:tr>
-      <w:tr>
+      <w:tr xmlns:wp14="http://schemas.microsoft.com/office/word/2010/wordml" wp14:textId="77777777">
         <w:tc>
           <w:tcPr>
             <w:cnfStyle w:val="001000000000" w:firstRow="0" w:lastRow="0" w:firstColumn="1" w:lastColumn="0" w:oddVBand="0" w:evenVBand="0" w:oddHBand="0" w:evenHBand="0" w:firstRowFirstColumn="0" w:firstRowLastColumn="0" w:lastRowFirstColumn="0" w:lastRowLastColumn="0"/>
@@ -5974,7 +6017,7 @@
               <w:bottom w:val="nil"/>
             </w:tcBorders>
           </w:tcPr>
-          <w:p>
+          <w:p wp14:textId="77777777">
             <w:r>
               <w:t>0.7</w:t>
             </w:r>
@@ -5988,7 +6031,7 @@
               <w:bottom w:val="nil"/>
             </w:tcBorders>
           </w:tcPr>
-          <w:p>
+          <w:p wp14:textId="77777777">
             <w:pPr>
               <w:cnfStyle w:val="000000000000" w:firstRow="0" w:lastRow="0" w:firstColumn="0" w:lastColumn="0" w:oddVBand="0" w:evenVBand="0" w:oddHBand="0" w:evenHBand="0" w:firstRowFirstColumn="0" w:firstRowLastColumn="0" w:lastRowFirstColumn="0" w:lastRowLastColumn="0"/>
             </w:pPr>
@@ -6005,7 +6048,7 @@
               <w:bottom w:val="nil"/>
             </w:tcBorders>
           </w:tcPr>
-          <w:p>
+          <w:p wp14:textId="77777777">
             <w:pPr>
               <w:cnfStyle w:val="000000000000" w:firstRow="0" w:lastRow="0" w:firstColumn="0" w:lastColumn="0" w:oddVBand="0" w:evenVBand="0" w:oddHBand="0" w:evenHBand="0" w:firstRowFirstColumn="0" w:firstRowLastColumn="0" w:lastRowFirstColumn="0" w:lastRowLastColumn="0"/>
             </w:pPr>
@@ -6022,7 +6065,7 @@
               <w:bottom w:val="nil"/>
             </w:tcBorders>
           </w:tcPr>
-          <w:p>
+          <w:p wp14:textId="77777777">
             <w:pPr>
               <w:cnfStyle w:val="000000000000" w:firstRow="0" w:lastRow="0" w:firstColumn="0" w:lastColumn="0" w:oddVBand="0" w:evenVBand="0" w:oddHBand="0" w:evenHBand="0" w:firstRowFirstColumn="0" w:firstRowLastColumn="0" w:lastRowFirstColumn="0" w:lastRowLastColumn="0"/>
               <w:rPr>
@@ -6038,7 +6081,7 @@
           </w:p>
         </w:tc>
       </w:tr>
-      <w:tr>
+      <w:tr xmlns:wp14="http://schemas.microsoft.com/office/word/2010/wordml" wp14:textId="77777777">
         <w:trPr>
           <w:cnfStyle w:val="000000010000" w:firstRow="0" w:lastRow="0" w:firstColumn="0" w:lastColumn="0" w:oddVBand="0" w:evenVBand="0" w:oddHBand="0" w:evenHBand="1" w:firstRowFirstColumn="0" w:firstRowLastColumn="0" w:lastRowFirstColumn="0" w:lastRowLastColumn="0"/>
         </w:trPr>
@@ -6050,7 +6093,7 @@
               <w:top w:val="nil"/>
             </w:tcBorders>
           </w:tcPr>
-          <w:p>
+          <w:p wp14:textId="77777777">
             <w:r>
               <w:t>0.8</w:t>
             </w:r>
@@ -6063,7 +6106,7 @@
               <w:top w:val="nil"/>
             </w:tcBorders>
           </w:tcPr>
-          <w:p>
+          <w:p wp14:textId="77777777">
             <w:pPr>
               <w:cnfStyle w:val="000000010000" w:firstRow="0" w:lastRow="0" w:firstColumn="0" w:lastColumn="0" w:oddVBand="0" w:evenVBand="0" w:oddHBand="0" w:evenHBand="1" w:firstRowFirstColumn="0" w:firstRowLastColumn="0" w:lastRowFirstColumn="0" w:lastRowLastColumn="0"/>
             </w:pPr>
@@ -6079,7 +6122,7 @@
               <w:top w:val="nil"/>
             </w:tcBorders>
           </w:tcPr>
-          <w:p>
+          <w:p wp14:textId="77777777">
             <w:pPr>
               <w:cnfStyle w:val="000000010000" w:firstRow="0" w:lastRow="0" w:firstColumn="0" w:lastColumn="0" w:oddVBand="0" w:evenVBand="0" w:oddHBand="0" w:evenHBand="1" w:firstRowFirstColumn="0" w:firstRowLastColumn="0" w:lastRowFirstColumn="0" w:lastRowLastColumn="0"/>
             </w:pPr>
@@ -6095,7 +6138,7 @@
               <w:top w:val="nil"/>
             </w:tcBorders>
           </w:tcPr>
-          <w:p>
+          <w:p wp14:textId="77777777">
             <w:pPr>
               <w:cnfStyle w:val="000000010000" w:firstRow="0" w:lastRow="0" w:firstColumn="0" w:lastColumn="0" w:oddVBand="0" w:evenVBand="0" w:oddHBand="0" w:evenHBand="1" w:firstRowFirstColumn="0" w:firstRowLastColumn="0" w:lastRowFirstColumn="0" w:lastRowLastColumn="0"/>
               <w:rPr>
@@ -6134,7 +6177,7 @@
         </w:tc>
       </w:tr>
     </w:tbl>
-    <w:p>
+    <w:p xmlns:wp14="http://schemas.microsoft.com/office/word/2010/wordml" wp14:textId="77777777">
       <w:pPr>
         <w:rPr>
           <w:color w:val="FFFFFF" w:themeColor="background1"/>
@@ -6142,7 +6185,7 @@
         </w:rPr>
       </w:pPr>
     </w:p>
-    <w:p>
+    <w:p xmlns:wp14="http://schemas.microsoft.com/office/word/2010/wordml" wp14:textId="77777777">
       <w:pPr>
         <w:pStyle w:val="Footer"/>
         <w:rPr>
@@ -6153,7 +6196,7 @@
     <w:sectPr>
       <w:footerReference w:type="default" r:id="rId14"/>
       <w:footerReference w:type="first" r:id="rId15"/>
-      <w:pgSz w:w="12240" w:h="15840" w:code="1"/>
+      <w:pgSz w:w="12240" w:h="15840" w:orient="portrait" w:code="1"/>
       <w:pgMar w:top="1077" w:right="1225" w:bottom="1134" w:left="1701" w:header="720" w:footer="720" w:gutter="0"/>
       <w:cols w:space="720"/>
       <w:titlePg/>
@@ -6166,14 +6209,14 @@
 <file path=word/endnotes.xml><?xml version="1.0" encoding="utf-8"?>
 <w:endnotes xmlns:wpc="http://schemas.microsoft.com/office/word/2010/wordprocessingCanvas" xmlns:mc="http://schemas.openxmlformats.org/markup-compatibility/2006" xmlns:o="urn:schemas-microsoft-com:office:office" xmlns:r="http://schemas.openxmlformats.org/officeDocument/2006/relationships" xmlns:m="http://schemas.openxmlformats.org/officeDocument/2006/math" xmlns:v="urn:schemas-microsoft-com:vml" xmlns:wp14="http://schemas.microsoft.com/office/word/2010/wordprocessingDrawing" xmlns:wp="http://schemas.openxmlformats.org/drawingml/2006/wordprocessingDrawing" xmlns:w10="urn:schemas-microsoft-com:office:word" xmlns:w="http://schemas.openxmlformats.org/wordprocessingml/2006/main" xmlns:w14="http://schemas.microsoft.com/office/word/2010/wordml" xmlns:w15="http://schemas.microsoft.com/office/word/2012/wordml" xmlns:wpg="http://schemas.microsoft.com/office/word/2010/wordprocessingGroup" xmlns:wpi="http://schemas.microsoft.com/office/word/2010/wordprocessingInk" xmlns:wne="http://schemas.microsoft.com/office/word/2006/wordml" xmlns:wps="http://schemas.microsoft.com/office/word/2010/wordprocessingShape" mc:Ignorable="w14 w15 wp14">
   <w:endnote w:type="separator" w:id="-1">
-    <w:p>
+    <w:p xmlns:wp14="http://schemas.microsoft.com/office/word/2010/wordml" wp14:textId="77777777">
       <w:r>
         <w:separator/>
       </w:r>
     </w:p>
   </w:endnote>
   <w:endnote w:type="continuationSeparator" w:id="0">
-    <w:p>
+    <w:p xmlns:wp14="http://schemas.microsoft.com/office/word/2010/wordml" wp14:textId="77777777">
       <w:r>
         <w:continuationSeparator/>
       </w:r>
@@ -6183,8 +6226,8 @@
 </file>
 
 <file path=word/footer1.xml><?xml version="1.0" encoding="utf-8"?>
-<w:ftr xmlns:wpc="http://schemas.microsoft.com/office/word/2010/wordprocessingCanvas" xmlns:mc="http://schemas.openxmlformats.org/markup-compatibility/2006" xmlns:o="urn:schemas-microsoft-com:office:office" xmlns:r="http://schemas.openxmlformats.org/officeDocument/2006/relationships" xmlns:m="http://schemas.openxmlformats.org/officeDocument/2006/math" xmlns:v="urn:schemas-microsoft-com:vml" xmlns:wp14="http://schemas.microsoft.com/office/word/2010/wordprocessingDrawing" xmlns:wp="http://schemas.openxmlformats.org/drawingml/2006/wordprocessingDrawing" xmlns:w10="urn:schemas-microsoft-com:office:word" xmlns:w="http://schemas.openxmlformats.org/wordprocessingml/2006/main" xmlns:w14="http://schemas.microsoft.com/office/word/2010/wordml" xmlns:w15="http://schemas.microsoft.com/office/word/2012/wordml" xmlns:wpg="http://schemas.microsoft.com/office/word/2010/wordprocessingGroup" xmlns:wpi="http://schemas.microsoft.com/office/word/2010/wordprocessingInk" xmlns:wne="http://schemas.microsoft.com/office/word/2006/wordml" xmlns:wps="http://schemas.microsoft.com/office/word/2010/wordprocessingShape" mc:Ignorable="w14 w15 wp14">
-  <w:p>
+<w:ftr xmlns:wpc="http://schemas.microsoft.com/office/word/2010/wordprocessingCanvas" xmlns:mc="http://schemas.openxmlformats.org/markup-compatibility/2006" xmlns:o="urn:schemas-microsoft-com:office:office" xmlns:r="http://schemas.openxmlformats.org/officeDocument/2006/relationships" xmlns:m="http://schemas.openxmlformats.org/officeDocument/2006/math" xmlns:v="urn:schemas-microsoft-com:vml" xmlns:wp14="http://schemas.microsoft.com/office/word/2010/wordprocessingDrawing" xmlns:wp="http://schemas.openxmlformats.org/drawingml/2006/wordprocessingDrawing" xmlns:w10="urn:schemas-microsoft-com:office:word" xmlns:w="http://schemas.openxmlformats.org/wordprocessingml/2006/main" xmlns:w14="http://schemas.microsoft.com/office/word/2010/wordml" xmlns:w15="http://schemas.microsoft.com/office/word/2012/wordml" xmlns:wpg="http://schemas.microsoft.com/office/word/2010/wordprocessingGroup" xmlns:wpi="http://schemas.microsoft.com/office/word/2010/wordprocessingInk" xmlns:wne="http://schemas.microsoft.com/office/word/2006/wordml" xmlns:wps="http://schemas.microsoft.com/office/word/2010/wordprocessingShape" xmlns:a="http://schemas.openxmlformats.org/drawingml/2006/main" mc:Ignorable="w14 w15 wp14">
+  <w:p xmlns:wp14="http://schemas.microsoft.com/office/word/2010/wordml" wp14:textId="77777777">
     <w:pPr>
       <w:pStyle w:val="Footer"/>
     </w:pPr>
@@ -6196,7 +6239,7 @@
       <mc:AlternateContent>
         <mc:Choice Requires="wps">
           <w:drawing>
-            <wp:anchor distT="0" distB="0" distL="114300" distR="114300" simplePos="0" relativeHeight="251659264" behindDoc="0" locked="0" layoutInCell="1" allowOverlap="1" wp14:anchorId="21720939" wp14:editId="2ED880C9">
+            <wp:anchor xmlns:wp14="http://schemas.microsoft.com/office/word/2010/wordprocessingDrawing" distT="0" distB="0" distL="114300" distR="114300" simplePos="0" relativeHeight="251659264" behindDoc="0" locked="0" layoutInCell="1" allowOverlap="1" wp14:anchorId="21720939" wp14:editId="2ED880C9">
               <wp:simplePos x="0" y="0"/>
               <wp:positionH relativeFrom="margin">
                 <wp:align>left</wp:align>
@@ -6258,16 +6301,16 @@
                             <w:gridCol w:w="8141"/>
                             <w:gridCol w:w="1206"/>
                           </w:tblGrid>
-                          <w:tr>
+                          <w:tr xmlns:wp14="http://schemas.microsoft.com/office/word/2010/wordml" wp14:textId="77777777">
                             <w:tc>
                               <w:tcPr>
                                 <w:tcW w:w="4355" w:type="pct"/>
                                 <w:tcBorders>
-                                  <w:top w:val="single" w:sz="2" w:space="0" w:color="F24F4F" w:themeColor="accent1"/>
-                                  <w:bottom w:val="single" w:sz="2" w:space="0" w:color="F24F4F" w:themeColor="accent1"/>
+                                  <w:top w:val="single" w:color="F24F4F" w:themeColor="accent1" w:sz="2" w:space="0"/>
+                                  <w:bottom w:val="single" w:color="F24F4F" w:themeColor="accent1" w:sz="2" w:space="0"/>
                                 </w:tcBorders>
                               </w:tcPr>
-                              <w:p>
+                              <w:p wp14:textId="77777777">
                                 <w:pPr>
                                   <w:pStyle w:val="Footer"/>
                                   <w:rPr>
@@ -6286,11 +6329,11 @@
                               <w:tcPr>
                                 <w:tcW w:w="645" w:type="pct"/>
                                 <w:tcBorders>
-                                  <w:top w:val="single" w:sz="2" w:space="0" w:color="F24F4F" w:themeColor="accent1"/>
-                                  <w:bottom w:val="single" w:sz="2" w:space="0" w:color="F24F4F" w:themeColor="accent1"/>
+                                  <w:top w:val="single" w:color="F24F4F" w:themeColor="accent1" w:sz="2" w:space="0"/>
+                                  <w:bottom w:val="single" w:color="F24F4F" w:themeColor="accent1" w:sz="2" w:space="0"/>
                                 </w:tcBorders>
                               </w:tcPr>
-                              <w:p>
+                              <w:p wp14:textId="77777777">
                                 <w:pPr>
                                   <w:pStyle w:val="Footer"/>
                                 </w:pPr>
@@ -6318,15 +6361,15 @@
                               </w:p>
                             </w:tc>
                           </w:tr>
-                          <w:tr>
+                          <w:tr xmlns:wp14="http://schemas.microsoft.com/office/word/2010/wordml" wp14:textId="77777777">
                             <w:tc>
                               <w:tcPr>
                                 <w:tcW w:w="4355" w:type="pct"/>
                                 <w:tcBorders>
-                                  <w:top w:val="single" w:sz="2" w:space="0" w:color="F24F4F" w:themeColor="accent1"/>
+                                  <w:top w:val="single" w:color="F24F4F" w:themeColor="accent1" w:sz="2" w:space="0"/>
                                 </w:tcBorders>
                               </w:tcPr>
-                              <w:p>
+                              <w:p wp14:textId="77777777">
                                 <w:pPr>
                                   <w:pStyle w:val="Footer"/>
                                 </w:pPr>
@@ -6336,10 +6379,10 @@
                               <w:tcPr>
                                 <w:tcW w:w="645" w:type="pct"/>
                                 <w:tcBorders>
-                                  <w:top w:val="single" w:sz="2" w:space="0" w:color="F24F4F" w:themeColor="accent1"/>
+                                  <w:top w:val="single" w:color="F24F4F" w:themeColor="accent1" w:sz="2" w:space="0"/>
                                 </w:tcBorders>
                               </w:tcPr>
-                              <w:p>
+                              <w:p wp14:textId="77777777">
                                 <w:pPr>
                                   <w:pStyle w:val="Footer"/>
                                 </w:pPr>
@@ -6347,7 +6390,7 @@
                             </w:tc>
                           </w:tr>
                         </w:tbl>
-                        <w:p>
+                        <w:p xmlns:wp14="http://schemas.microsoft.com/office/word/2010/wordml" wp14:textId="77777777">
                           <w:pPr>
                             <w:pStyle w:val="Footer"/>
                           </w:pPr>
@@ -6373,12 +6416,12 @@
           </w:drawing>
         </mc:Choice>
         <mc:Fallback>
-          <w:pict>
-            <v:shapetype w14:anchorId="21720939" id="_x0000_t202" coordsize="21600,21600" o:spt="202" path="m,l,21600r21600,l21600,xe">
+          <w:pict w14:anchorId="115EA839">
+            <v:shapetype id="_x0000_t202" coordsize="21600,21600" o:spt="202" path="m,l,21600r21600,l21600,xe" w14:anchorId="21720939">
               <v:stroke joinstyle="miter"/>
               <v:path gradientshapeok="t" o:connecttype="rect"/>
             </v:shapetype>
-            <v:shape id="Text Box 7" o:spid="_x0000_s1027" type="#_x0000_t202" alt="Footer content" style="position:absolute;left:0;text-align:left;margin-left:0;margin-top:0;width:468pt;height:46.8pt;z-index:251659264;visibility:visible;mso-wrap-style:square;mso-width-percent:1000;mso-height-percent:0;mso-wrap-distance-left:9pt;mso-wrap-distance-top:0;mso-wrap-distance-right:9pt;mso-wrap-distance-bottom:0;mso-position-horizontal:left;mso-position-horizontal-relative:margin;mso-position-vertical:bottom;mso-position-vertical-relative:bottom-margin-area;mso-width-percent:1000;mso-height-percent:0;mso-width-relative:margin;mso-height-relative:margin;v-text-anchor:top" o:gfxdata="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" filled="f" stroked="f" strokeweight=".5pt">
+            <v:shape id="Text Box 7" style="position:absolute;left:0;text-align:left;margin-left:0;margin-top:0;width:468pt;height:46.8pt;z-index:251659264;visibility:visible;mso-wrap-style:square;mso-width-percent:1000;mso-height-percent:0;mso-wrap-distance-left:9pt;mso-wrap-distance-top:0;mso-wrap-distance-right:9pt;mso-wrap-distance-bottom:0;mso-position-horizontal:left;mso-position-horizontal-relative:margin;mso-position-vertical:bottom;mso-position-vertical-relative:bottom-margin-area;mso-width-percent:1000;mso-height-percent:0;mso-width-relative:margin;mso-height-relative:margin;v-text-anchor:top" alt="Footer content" o:spid="_x0000_s1027" filled="f" stroked="f" strokeweight=".5pt" type="#_x0000_t202" o:gfxdata="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">
               <v:textbox inset="0,,0">
                 <w:txbxContent>
                   <w:tbl>
@@ -6396,16 +6439,16 @@
                       <w:gridCol w:w="8141"/>
                       <w:gridCol w:w="1206"/>
                     </w:tblGrid>
-                    <w:tr>
+                    <w:tr wp14:textId="77777777">
                       <w:tc>
                         <w:tcPr>
                           <w:tcW w:w="4355" w:type="pct"/>
                           <w:tcBorders>
-                            <w:top w:val="single" w:sz="2" w:space="0" w:color="F24F4F" w:themeColor="accent1"/>
-                            <w:bottom w:val="single" w:sz="2" w:space="0" w:color="F24F4F" w:themeColor="accent1"/>
+                            <w:top w:val="single" w:color="F24F4F" w:themeColor="accent1" w:sz="2" w:space="0"/>
+                            <w:bottom w:val="single" w:color="F24F4F" w:themeColor="accent1" w:sz="2" w:space="0"/>
                           </w:tcBorders>
                         </w:tcPr>
-                        <w:p>
+                        <w:p wp14:textId="77777777">
                           <w:pPr>
                             <w:pStyle w:val="Footer"/>
                             <w:rPr>
@@ -6424,11 +6467,11 @@
                         <w:tcPr>
                           <w:tcW w:w="645" w:type="pct"/>
                           <w:tcBorders>
-                            <w:top w:val="single" w:sz="2" w:space="0" w:color="F24F4F" w:themeColor="accent1"/>
-                            <w:bottom w:val="single" w:sz="2" w:space="0" w:color="F24F4F" w:themeColor="accent1"/>
+                            <w:top w:val="single" w:color="F24F4F" w:themeColor="accent1" w:sz="2" w:space="0"/>
+                            <w:bottom w:val="single" w:color="F24F4F" w:themeColor="accent1" w:sz="2" w:space="0"/>
                           </w:tcBorders>
                         </w:tcPr>
-                        <w:p>
+                        <w:p wp14:textId="77777777">
                           <w:pPr>
                             <w:pStyle w:val="Footer"/>
                           </w:pPr>
@@ -6456,15 +6499,15 @@
                         </w:p>
                       </w:tc>
                     </w:tr>
-                    <w:tr>
+                    <w:tr wp14:textId="77777777">
                       <w:tc>
                         <w:tcPr>
                           <w:tcW w:w="4355" w:type="pct"/>
                           <w:tcBorders>
-                            <w:top w:val="single" w:sz="2" w:space="0" w:color="F24F4F" w:themeColor="accent1"/>
+                            <w:top w:val="single" w:color="F24F4F" w:themeColor="accent1" w:sz="2" w:space="0"/>
                           </w:tcBorders>
                         </w:tcPr>
-                        <w:p>
+                        <w:p wp14:textId="77777777">
                           <w:pPr>
                             <w:pStyle w:val="Footer"/>
                           </w:pPr>
@@ -6474,10 +6517,10 @@
                         <w:tcPr>
                           <w:tcW w:w="645" w:type="pct"/>
                           <w:tcBorders>
-                            <w:top w:val="single" w:sz="2" w:space="0" w:color="F24F4F" w:themeColor="accent1"/>
+                            <w:top w:val="single" w:color="F24F4F" w:themeColor="accent1" w:sz="2" w:space="0"/>
                           </w:tcBorders>
                         </w:tcPr>
-                        <w:p>
+                        <w:p wp14:textId="77777777">
                           <w:pPr>
                             <w:pStyle w:val="Footer"/>
                           </w:pPr>
@@ -6485,7 +6528,7 @@
                       </w:tc>
                     </w:tr>
                   </w:tbl>
-                  <w:p>
+                  <w:p wp14:textId="77777777">
                     <w:pPr>
                       <w:pStyle w:val="Footer"/>
                     </w:pPr>
@@ -6503,8 +6546,8 @@
 </file>
 
 <file path=word/footer2.xml><?xml version="1.0" encoding="utf-8"?>
-<w:ftr xmlns:wpc="http://schemas.microsoft.com/office/word/2010/wordprocessingCanvas" xmlns:mc="http://schemas.openxmlformats.org/markup-compatibility/2006" xmlns:o="urn:schemas-microsoft-com:office:office" xmlns:r="http://schemas.openxmlformats.org/officeDocument/2006/relationships" xmlns:m="http://schemas.openxmlformats.org/officeDocument/2006/math" xmlns:v="urn:schemas-microsoft-com:vml" xmlns:wp14="http://schemas.microsoft.com/office/word/2010/wordprocessingDrawing" xmlns:wp="http://schemas.openxmlformats.org/drawingml/2006/wordprocessingDrawing" xmlns:w10="urn:schemas-microsoft-com:office:word" xmlns:w="http://schemas.openxmlformats.org/wordprocessingml/2006/main" xmlns:w14="http://schemas.microsoft.com/office/word/2010/wordml" xmlns:w15="http://schemas.microsoft.com/office/word/2012/wordml" xmlns:wpg="http://schemas.microsoft.com/office/word/2010/wordprocessingGroup" xmlns:wpi="http://schemas.microsoft.com/office/word/2010/wordprocessingInk" xmlns:wne="http://schemas.microsoft.com/office/word/2006/wordml" xmlns:wps="http://schemas.microsoft.com/office/word/2010/wordprocessingShape" mc:Ignorable="w14 w15 wp14">
-  <w:p>
+<w:ftr xmlns:wpc="http://schemas.microsoft.com/office/word/2010/wordprocessingCanvas" xmlns:mc="http://schemas.openxmlformats.org/markup-compatibility/2006" xmlns:o="urn:schemas-microsoft-com:office:office" xmlns:r="http://schemas.openxmlformats.org/officeDocument/2006/relationships" xmlns:m="http://schemas.openxmlformats.org/officeDocument/2006/math" xmlns:v="urn:schemas-microsoft-com:vml" xmlns:wp14="http://schemas.microsoft.com/office/word/2010/wordprocessingDrawing" xmlns:wp="http://schemas.openxmlformats.org/drawingml/2006/wordprocessingDrawing" xmlns:w10="urn:schemas-microsoft-com:office:word" xmlns:w="http://schemas.openxmlformats.org/wordprocessingml/2006/main" xmlns:w14="http://schemas.microsoft.com/office/word/2010/wordml" xmlns:w15="http://schemas.microsoft.com/office/word/2012/wordml" xmlns:wpg="http://schemas.microsoft.com/office/word/2010/wordprocessingGroup" xmlns:wpi="http://schemas.microsoft.com/office/word/2010/wordprocessingInk" xmlns:wne="http://schemas.microsoft.com/office/word/2006/wordml" xmlns:wps="http://schemas.microsoft.com/office/word/2010/wordprocessingShape" xmlns:a="http://schemas.openxmlformats.org/drawingml/2006/main" xmlns:pic="http://schemas.openxmlformats.org/drawingml/2006/picture" xmlns:a14="http://schemas.microsoft.com/office/drawing/2010/main" mc:Ignorable="w14 w15 wp14">
+  <w:p xmlns:wp14="http://schemas.microsoft.com/office/word/2010/wordml" wp14:textId="77777777">
     <w:pPr>
       <w:pStyle w:val="Footer"/>
     </w:pPr>
@@ -6515,7 +6558,7 @@
       <w:tblW w:w="5251" w:type="pct"/>
       <w:tblInd w:w="-426" w:type="dxa"/>
       <w:tblBorders>
-        <w:top w:val="single" w:sz="2" w:space="0" w:color="F70146"/>
+        <w:top w:val="single" w:color="F70146" w:sz="2" w:space="0"/>
       </w:tblBorders>
       <w:tblLayout w:type="fixed"/>
       <w:tblCellMar>
@@ -6528,7 +6571,7 @@
       <w:gridCol w:w="3547"/>
       <w:gridCol w:w="6235"/>
     </w:tblGrid>
-    <w:tr>
+    <w:tr xmlns:wp14="http://schemas.microsoft.com/office/word/2010/wordml" wp14:textId="77777777">
       <w:trPr>
         <w:trHeight w:val="1847"/>
       </w:trPr>
@@ -6536,7 +6579,7 @@
         <w:tcPr>
           <w:tcW w:w="1813" w:type="pct"/>
         </w:tcPr>
-        <w:p>
+        <w:p wp14:textId="77777777">
           <w:pPr>
             <w:pStyle w:val="Name"/>
             <w:ind w:left="0"/>
@@ -6545,7 +6588,7 @@
             <w:t>E-Government Innovationszentrum</w:t>
           </w:r>
         </w:p>
-        <w:p>
+        <w:p wp14:textId="77777777">
           <w:pPr>
             <w:pStyle w:val="NoSpacing"/>
             <w:ind w:left="0" w:right="0"/>
@@ -6580,6 +6623,13 @@
               <w:szCs w:val="18"/>
             </w:rPr>
             <w:br/>
+          </w:r>
+          <w:r>
+            <w:rPr>
+              <w:rFonts w:asciiTheme="majorHAnsi" w:hAnsiTheme="majorHAnsi"/>
+              <w:sz w:val="18"/>
+              <w:szCs w:val="18"/>
+            </w:rPr>
             <w:t>Tel.</w:t>
           </w:r>
           <w:r>
@@ -6589,6 +6639,13 @@
               <w:szCs w:val="18"/>
             </w:rPr>
             <w:tab/>
+          </w:r>
+          <w:r>
+            <w:rPr>
+              <w:rFonts w:asciiTheme="majorHAnsi" w:hAnsiTheme="majorHAnsi"/>
+              <w:sz w:val="18"/>
+              <w:szCs w:val="18"/>
+            </w:rPr>
             <w:t>+43 316 873 5514</w:t>
           </w:r>
           <w:r>
@@ -6598,6 +6655,13 @@
               <w:szCs w:val="18"/>
             </w:rPr>
             <w:br/>
+          </w:r>
+          <w:r>
+            <w:rPr>
+              <w:rFonts w:asciiTheme="majorHAnsi" w:hAnsiTheme="majorHAnsi"/>
+              <w:sz w:val="18"/>
+              <w:szCs w:val="18"/>
+            </w:rPr>
             <w:t xml:space="preserve">Fax. </w:t>
           </w:r>
           <w:r>
@@ -6607,6 +6671,13 @@
               <w:szCs w:val="18"/>
             </w:rPr>
             <w:tab/>
+          </w:r>
+          <w:r>
+            <w:rPr>
+              <w:rFonts w:asciiTheme="majorHAnsi" w:hAnsiTheme="majorHAnsi"/>
+              <w:sz w:val="18"/>
+              <w:szCs w:val="18"/>
+            </w:rPr>
             <w:t>+43 316 873 5520</w:t>
           </w:r>
           <w:r>
@@ -6616,6 +6687,13 @@
               <w:szCs w:val="18"/>
             </w:rPr>
             <w:br/>
+          </w:r>
+          <w:r>
+            <w:rPr>
+              <w:rFonts w:asciiTheme="majorHAnsi" w:hAnsiTheme="majorHAnsi"/>
+              <w:sz w:val="18"/>
+              <w:szCs w:val="18"/>
+            </w:rPr>
             <w:t>E-Mail</w:t>
           </w:r>
           <w:r>
@@ -6625,6 +6703,13 @@
               <w:szCs w:val="18"/>
             </w:rPr>
             <w:tab/>
+          </w:r>
+          <w:r>
+            <w:rPr>
+              <w:rFonts w:asciiTheme="majorHAnsi" w:hAnsiTheme="majorHAnsi"/>
+              <w:sz w:val="18"/>
+              <w:szCs w:val="18"/>
+            </w:rPr>
             <w:t>post@egiz.gv.at</w:t>
           </w:r>
           <w:r>
@@ -6635,7 +6720,7 @@
             </w:rPr>
             <w:br/>
           </w:r>
-          <w:hyperlink r:id="rId1" w:history="1">
+          <w:hyperlink w:history="1" r:id="rId1">
             <w:r>
               <w:rPr>
                 <w:rStyle w:val="Hyperlink"/>
@@ -6652,7 +6737,7 @@
         <w:tcPr>
           <w:tcW w:w="3187" w:type="pct"/>
         </w:tcPr>
-        <w:p>
+        <w:p wp14:textId="77777777">
           <w:pPr>
             <w:pStyle w:val="Name"/>
             <w:jc w:val="right"/>
@@ -6686,7 +6771,7 @@
             <w:t>ist eine gemeinsame</w:t>
           </w:r>
         </w:p>
-        <w:p>
+        <w:p wp14:textId="77777777">
           <w:pPr>
             <w:pStyle w:val="Name"/>
             <w:jc w:val="right"/>
@@ -6712,7 +6797,7 @@
             <w:t>z</w:t>
           </w:r>
         </w:p>
-        <w:p>
+        <w:p wp14:textId="77777777">
           <w:pPr>
             <w:pStyle w:val="Name"/>
             <w:jc w:val="right"/>
@@ -6742,7 +6827,7 @@
               <w:lang w:val="en-US" w:eastAsia="en-US"/>
             </w:rPr>
             <w:drawing>
-              <wp:inline distT="0" distB="0" distL="0" distR="0" wp14:anchorId="42D177E2" wp14:editId="78F10346">
+              <wp:inline xmlns:wp14="http://schemas.microsoft.com/office/word/2010/wordprocessingDrawing" distT="0" distB="0" distL="0" distR="0" wp14:anchorId="42D177E2" wp14:editId="78F10346">
                 <wp:extent cx="2762250" cy="255753"/>
                 <wp:effectExtent l="0" t="0" r="0" b="0"/>
                 <wp:docPr id="5" name="Bild 3" descr="bunka"/>
@@ -6816,7 +6901,7 @@
               <w:lang w:val="en-US" w:eastAsia="en-US"/>
             </w:rPr>
             <w:drawing>
-              <wp:inline distT="0" distB="0" distL="0" distR="0" wp14:anchorId="51177D07" wp14:editId="0D246544">
+              <wp:inline xmlns:wp14="http://schemas.microsoft.com/office/word/2010/wordprocessingDrawing" distT="0" distB="0" distL="0" distR="0" wp14:anchorId="51177D07" wp14:editId="0D246544">
                 <wp:extent cx="1014794" cy="496525"/>
                 <wp:effectExtent l="0" t="0" r="0" b="0"/>
                 <wp:docPr id="6" name="Bild 2" descr="tugraz-logo"/>
@@ -6868,7 +6953,7 @@
       </w:tc>
     </w:tr>
   </w:tbl>
-  <w:p>
+  <w:p xmlns:wp14="http://schemas.microsoft.com/office/word/2010/wordml" wp14:textId="77777777">
     <w:pPr>
       <w:pStyle w:val="Footer"/>
     </w:pPr>
@@ -6879,14 +6964,14 @@
 <file path=word/footnotes.xml><?xml version="1.0" encoding="utf-8"?>
 <w:footnotes xmlns:wpc="http://schemas.microsoft.com/office/word/2010/wordprocessingCanvas" xmlns:mc="http://schemas.openxmlformats.org/markup-compatibility/2006" xmlns:o="urn:schemas-microsoft-com:office:office" xmlns:r="http://schemas.openxmlformats.org/officeDocument/2006/relationships" xmlns:m="http://schemas.openxmlformats.org/officeDocument/2006/math" xmlns:v="urn:schemas-microsoft-com:vml" xmlns:wp14="http://schemas.microsoft.com/office/word/2010/wordprocessingDrawing" xmlns:wp="http://schemas.openxmlformats.org/drawingml/2006/wordprocessingDrawing" xmlns:w10="urn:schemas-microsoft-com:office:word" xmlns:w="http://schemas.openxmlformats.org/wordprocessingml/2006/main" xmlns:w14="http://schemas.microsoft.com/office/word/2010/wordml" xmlns:w15="http://schemas.microsoft.com/office/word/2012/wordml" xmlns:wpg="http://schemas.microsoft.com/office/word/2010/wordprocessingGroup" xmlns:wpi="http://schemas.microsoft.com/office/word/2010/wordprocessingInk" xmlns:wne="http://schemas.microsoft.com/office/word/2006/wordml" xmlns:wps="http://schemas.microsoft.com/office/word/2010/wordprocessingShape" mc:Ignorable="w14 w15 wp14">
   <w:footnote w:type="separator" w:id="-1">
-    <w:p>
+    <w:p xmlns:wp14="http://schemas.microsoft.com/office/word/2010/wordml" wp14:textId="77777777">
       <w:r>
         <w:separator/>
       </w:r>
     </w:p>
   </w:footnote>
   <w:footnote w:type="continuationSeparator" w:id="0">
-    <w:p>
+    <w:p xmlns:wp14="http://schemas.microsoft.com/office/word/2010/wordml" wp14:textId="77777777">
       <w:r>
         <w:continuationSeparator/>
       </w:r>
@@ -6914,7 +6999,7 @@
         <w:ind w:left="360" w:hanging="360"/>
       </w:pPr>
       <w:rPr>
-        <w:rFonts w:ascii="Symbol" w:hAnsi="Symbol" w:hint="default"/>
+        <w:rFonts w:hint="default" w:ascii="Symbol" w:hAnsi="Symbol"/>
       </w:rPr>
     </w:lvl>
   </w:abstractNum>
@@ -6931,7 +7016,7 @@
         <w:ind w:left="720" w:hanging="360"/>
       </w:pPr>
       <w:rPr>
-        <w:rFonts w:ascii="Symbol" w:hAnsi="Symbol" w:hint="default"/>
+        <w:rFonts w:hint="default" w:ascii="Symbol" w:hAnsi="Symbol"/>
       </w:rPr>
     </w:lvl>
     <w:lvl w:ilvl="1" w:tplc="0C070003" w:tentative="1">
@@ -6943,7 +7028,7 @@
         <w:ind w:left="1440" w:hanging="360"/>
       </w:pPr>
       <w:rPr>
-        <w:rFonts w:ascii="Courier New" w:hAnsi="Courier New" w:cs="Courier New" w:hint="default"/>
+        <w:rFonts w:hint="default" w:ascii="Courier New" w:hAnsi="Courier New" w:cs="Courier New"/>
       </w:rPr>
     </w:lvl>
     <w:lvl w:ilvl="2" w:tplc="0C070005" w:tentative="1">
@@ -6955,7 +7040,7 @@
         <w:ind w:left="2160" w:hanging="360"/>
       </w:pPr>
       <w:rPr>
-        <w:rFonts w:ascii="Wingdings" w:hAnsi="Wingdings" w:hint="default"/>
+        <w:rFonts w:hint="default" w:ascii="Wingdings" w:hAnsi="Wingdings"/>
       </w:rPr>
     </w:lvl>
     <w:lvl w:ilvl="3" w:tplc="0C070001" w:tentative="1">
@@ -6967,7 +7052,7 @@
         <w:ind w:left="2880" w:hanging="360"/>
       </w:pPr>
       <w:rPr>
-        <w:rFonts w:ascii="Symbol" w:hAnsi="Symbol" w:hint="default"/>
+        <w:rFonts w:hint="default" w:ascii="Symbol" w:hAnsi="Symbol"/>
       </w:rPr>
     </w:lvl>
     <w:lvl w:ilvl="4" w:tplc="0C070003" w:tentative="1">
@@ -6979,7 +7064,7 @@
         <w:ind w:left="3600" w:hanging="360"/>
       </w:pPr>
       <w:rPr>
-        <w:rFonts w:ascii="Courier New" w:hAnsi="Courier New" w:cs="Courier New" w:hint="default"/>
+        <w:rFonts w:hint="default" w:ascii="Courier New" w:hAnsi="Courier New" w:cs="Courier New"/>
       </w:rPr>
     </w:lvl>
     <w:lvl w:ilvl="5" w:tplc="0C070005" w:tentative="1">
@@ -6991,7 +7076,7 @@
         <w:ind w:left="4320" w:hanging="360"/>
       </w:pPr>
       <w:rPr>
-        <w:rFonts w:ascii="Wingdings" w:hAnsi="Wingdings" w:hint="default"/>
+        <w:rFonts w:hint="default" w:ascii="Wingdings" w:hAnsi="Wingdings"/>
       </w:rPr>
     </w:lvl>
     <w:lvl w:ilvl="6" w:tplc="0C070001" w:tentative="1">
@@ -7003,7 +7088,7 @@
         <w:ind w:left="5040" w:hanging="360"/>
       </w:pPr>
       <w:rPr>
-        <w:rFonts w:ascii="Symbol" w:hAnsi="Symbol" w:hint="default"/>
+        <w:rFonts w:hint="default" w:ascii="Symbol" w:hAnsi="Symbol"/>
       </w:rPr>
     </w:lvl>
     <w:lvl w:ilvl="7" w:tplc="0C070003" w:tentative="1">
@@ -7015,7 +7100,7 @@
         <w:ind w:left="5760" w:hanging="360"/>
       </w:pPr>
       <w:rPr>
-        <w:rFonts w:ascii="Courier New" w:hAnsi="Courier New" w:cs="Courier New" w:hint="default"/>
+        <w:rFonts w:hint="default" w:ascii="Courier New" w:hAnsi="Courier New" w:cs="Courier New"/>
       </w:rPr>
     </w:lvl>
     <w:lvl w:ilvl="8" w:tplc="0C070005" w:tentative="1">
@@ -7027,7 +7112,7 @@
         <w:ind w:left="6480" w:hanging="360"/>
       </w:pPr>
       <w:rPr>
-        <w:rFonts w:ascii="Wingdings" w:hAnsi="Wingdings" w:hint="default"/>
+        <w:rFonts w:hint="default" w:ascii="Wingdings" w:hAnsi="Wingdings"/>
       </w:rPr>
     </w:lvl>
   </w:abstractNum>
@@ -7050,7 +7135,7 @@
         <w:ind w:left="360" w:hanging="360"/>
       </w:pPr>
       <w:rPr>
-        <w:rFonts w:ascii="Symbol" w:hAnsi="Symbol" w:hint="default"/>
+        <w:rFonts w:hint="default" w:ascii="Symbol" w:hAnsi="Symbol"/>
       </w:rPr>
     </w:lvl>
     <w:lvl w:ilvl="1" w:tplc="04090003" w:tentative="1">
@@ -7062,7 +7147,7 @@
         <w:ind w:left="1440" w:hanging="360"/>
       </w:pPr>
       <w:rPr>
-        <w:rFonts w:ascii="Courier New" w:hAnsi="Courier New" w:cs="Courier New" w:hint="default"/>
+        <w:rFonts w:hint="default" w:ascii="Courier New" w:hAnsi="Courier New" w:cs="Courier New"/>
       </w:rPr>
     </w:lvl>
     <w:lvl w:ilvl="2" w:tplc="04090005" w:tentative="1">
@@ -7074,7 +7159,7 @@
         <w:ind w:left="2160" w:hanging="360"/>
       </w:pPr>
       <w:rPr>
-        <w:rFonts w:ascii="Wingdings" w:hAnsi="Wingdings" w:hint="default"/>
+        <w:rFonts w:hint="default" w:ascii="Wingdings" w:hAnsi="Wingdings"/>
       </w:rPr>
     </w:lvl>
     <w:lvl w:ilvl="3" w:tplc="04090001" w:tentative="1">
@@ -7086,7 +7171,7 @@
         <w:ind w:left="2880" w:hanging="360"/>
       </w:pPr>
       <w:rPr>
-        <w:rFonts w:ascii="Symbol" w:hAnsi="Symbol" w:hint="default"/>
+        <w:rFonts w:hint="default" w:ascii="Symbol" w:hAnsi="Symbol"/>
       </w:rPr>
     </w:lvl>
     <w:lvl w:ilvl="4" w:tplc="04090003" w:tentative="1">
@@ -7098,7 +7183,7 @@
         <w:ind w:left="3600" w:hanging="360"/>
       </w:pPr>
       <w:rPr>
-        <w:rFonts w:ascii="Courier New" w:hAnsi="Courier New" w:cs="Courier New" w:hint="default"/>
+        <w:rFonts w:hint="default" w:ascii="Courier New" w:hAnsi="Courier New" w:cs="Courier New"/>
       </w:rPr>
     </w:lvl>
     <w:lvl w:ilvl="5" w:tplc="04090005" w:tentative="1">
@@ -7110,7 +7195,7 @@
         <w:ind w:left="4320" w:hanging="360"/>
       </w:pPr>
       <w:rPr>
-        <w:rFonts w:ascii="Wingdings" w:hAnsi="Wingdings" w:hint="default"/>
+        <w:rFonts w:hint="default" w:ascii="Wingdings" w:hAnsi="Wingdings"/>
       </w:rPr>
     </w:lvl>
     <w:lvl w:ilvl="6" w:tplc="04090001" w:tentative="1">
@@ -7122,7 +7207,7 @@
         <w:ind w:left="5040" w:hanging="360"/>
       </w:pPr>
       <w:rPr>
-        <w:rFonts w:ascii="Symbol" w:hAnsi="Symbol" w:hint="default"/>
+        <w:rFonts w:hint="default" w:ascii="Symbol" w:hAnsi="Symbol"/>
       </w:rPr>
     </w:lvl>
     <w:lvl w:ilvl="7" w:tplc="04090003" w:tentative="1">
@@ -7134,7 +7219,7 @@
         <w:ind w:left="5760" w:hanging="360"/>
       </w:pPr>
       <w:rPr>
-        <w:rFonts w:ascii="Courier New" w:hAnsi="Courier New" w:cs="Courier New" w:hint="default"/>
+        <w:rFonts w:hint="default" w:ascii="Courier New" w:hAnsi="Courier New" w:cs="Courier New"/>
       </w:rPr>
     </w:lvl>
     <w:lvl w:ilvl="8" w:tplc="04090005" w:tentative="1">
@@ -7146,7 +7231,7 @@
         <w:ind w:left="6480" w:hanging="360"/>
       </w:pPr>
       <w:rPr>
-        <w:rFonts w:ascii="Wingdings" w:hAnsi="Wingdings" w:hint="default"/>
+        <w:rFonts w:hint="default" w:ascii="Wingdings" w:hAnsi="Wingdings"/>
       </w:rPr>
     </w:lvl>
   </w:abstractNum>
@@ -7425,7 +7510,7 @@
         <w:ind w:left="720" w:hanging="360"/>
       </w:pPr>
       <w:rPr>
-        <w:rFonts w:ascii="Symbol" w:hAnsi="Symbol" w:hint="default"/>
+        <w:rFonts w:hint="default" w:ascii="Symbol" w:hAnsi="Symbol"/>
       </w:rPr>
     </w:lvl>
     <w:lvl w:ilvl="1" w:tplc="0C070003" w:tentative="1">
@@ -7437,7 +7522,7 @@
         <w:ind w:left="1440" w:hanging="360"/>
       </w:pPr>
       <w:rPr>
-        <w:rFonts w:ascii="Courier New" w:hAnsi="Courier New" w:cs="Courier New" w:hint="default"/>
+        <w:rFonts w:hint="default" w:ascii="Courier New" w:hAnsi="Courier New" w:cs="Courier New"/>
       </w:rPr>
     </w:lvl>
     <w:lvl w:ilvl="2" w:tplc="0C070005" w:tentative="1">
@@ -7449,7 +7534,7 @@
         <w:ind w:left="2160" w:hanging="360"/>
       </w:pPr>
       <w:rPr>
-        <w:rFonts w:ascii="Wingdings" w:hAnsi="Wingdings" w:hint="default"/>
+        <w:rFonts w:hint="default" w:ascii="Wingdings" w:hAnsi="Wingdings"/>
       </w:rPr>
     </w:lvl>
     <w:lvl w:ilvl="3" w:tplc="0C070001" w:tentative="1">
@@ -7461,7 +7546,7 @@
         <w:ind w:left="2880" w:hanging="360"/>
       </w:pPr>
       <w:rPr>
-        <w:rFonts w:ascii="Symbol" w:hAnsi="Symbol" w:hint="default"/>
+        <w:rFonts w:hint="default" w:ascii="Symbol" w:hAnsi="Symbol"/>
       </w:rPr>
     </w:lvl>
     <w:lvl w:ilvl="4" w:tplc="0C070003" w:tentative="1">
@@ -7473,7 +7558,7 @@
         <w:ind w:left="3600" w:hanging="360"/>
       </w:pPr>
       <w:rPr>
-        <w:rFonts w:ascii="Courier New" w:hAnsi="Courier New" w:cs="Courier New" w:hint="default"/>
+        <w:rFonts w:hint="default" w:ascii="Courier New" w:hAnsi="Courier New" w:cs="Courier New"/>
       </w:rPr>
     </w:lvl>
     <w:lvl w:ilvl="5" w:tplc="0C070005" w:tentative="1">
@@ -7485,7 +7570,7 @@
         <w:ind w:left="4320" w:hanging="360"/>
       </w:pPr>
       <w:rPr>
-        <w:rFonts w:ascii="Wingdings" w:hAnsi="Wingdings" w:hint="default"/>
+        <w:rFonts w:hint="default" w:ascii="Wingdings" w:hAnsi="Wingdings"/>
       </w:rPr>
     </w:lvl>
     <w:lvl w:ilvl="6" w:tplc="0C070001" w:tentative="1">
@@ -7497,7 +7582,7 @@
         <w:ind w:left="5040" w:hanging="360"/>
       </w:pPr>
       <w:rPr>
-        <w:rFonts w:ascii="Symbol" w:hAnsi="Symbol" w:hint="default"/>
+        <w:rFonts w:hint="default" w:ascii="Symbol" w:hAnsi="Symbol"/>
       </w:rPr>
     </w:lvl>
     <w:lvl w:ilvl="7" w:tplc="0C070003" w:tentative="1">
@@ -7509,7 +7594,7 @@
         <w:ind w:left="5760" w:hanging="360"/>
       </w:pPr>
       <w:rPr>
-        <w:rFonts w:ascii="Courier New" w:hAnsi="Courier New" w:cs="Courier New" w:hint="default"/>
+        <w:rFonts w:hint="default" w:ascii="Courier New" w:hAnsi="Courier New" w:cs="Courier New"/>
       </w:rPr>
     </w:lvl>
     <w:lvl w:ilvl="8" w:tplc="0C070005" w:tentative="1">
@@ -7521,7 +7606,7 @@
         <w:ind w:left="6480" w:hanging="360"/>
       </w:pPr>
       <w:rPr>
-        <w:rFonts w:ascii="Wingdings" w:hAnsi="Wingdings" w:hint="default"/>
+        <w:rFonts w:hint="default" w:ascii="Wingdings" w:hAnsi="Wingdings"/>
       </w:rPr>
     </w:lvl>
   </w:abstractNum>
@@ -7950,7 +8035,7 @@
         <w:ind w:left="720" w:hanging="360"/>
       </w:pPr>
       <w:rPr>
-        <w:rFonts w:ascii="Symbol" w:hAnsi="Symbol" w:hint="default"/>
+        <w:rFonts w:hint="default" w:ascii="Symbol" w:hAnsi="Symbol"/>
       </w:rPr>
     </w:lvl>
     <w:lvl w:ilvl="1" w:tplc="0C070003">
@@ -7962,7 +8047,7 @@
         <w:ind w:left="1440" w:hanging="360"/>
       </w:pPr>
       <w:rPr>
-        <w:rFonts w:ascii="Courier New" w:hAnsi="Courier New" w:cs="Courier New" w:hint="default"/>
+        <w:rFonts w:hint="default" w:ascii="Courier New" w:hAnsi="Courier New" w:cs="Courier New"/>
       </w:rPr>
     </w:lvl>
     <w:lvl w:ilvl="2" w:tplc="0C070005" w:tentative="1">
@@ -7974,7 +8059,7 @@
         <w:ind w:left="2160" w:hanging="360"/>
       </w:pPr>
       <w:rPr>
-        <w:rFonts w:ascii="Wingdings" w:hAnsi="Wingdings" w:hint="default"/>
+        <w:rFonts w:hint="default" w:ascii="Wingdings" w:hAnsi="Wingdings"/>
       </w:rPr>
     </w:lvl>
     <w:lvl w:ilvl="3" w:tplc="0C070001" w:tentative="1">
@@ -7986,7 +8071,7 @@
         <w:ind w:left="2880" w:hanging="360"/>
       </w:pPr>
       <w:rPr>
-        <w:rFonts w:ascii="Symbol" w:hAnsi="Symbol" w:hint="default"/>
+        <w:rFonts w:hint="default" w:ascii="Symbol" w:hAnsi="Symbol"/>
       </w:rPr>
     </w:lvl>
     <w:lvl w:ilvl="4" w:tplc="0C070003" w:tentative="1">
@@ -7998,7 +8083,7 @@
         <w:ind w:left="3600" w:hanging="360"/>
       </w:pPr>
       <w:rPr>
-        <w:rFonts w:ascii="Courier New" w:hAnsi="Courier New" w:cs="Courier New" w:hint="default"/>
+        <w:rFonts w:hint="default" w:ascii="Courier New" w:hAnsi="Courier New" w:cs="Courier New"/>
       </w:rPr>
     </w:lvl>
     <w:lvl w:ilvl="5" w:tplc="0C070005" w:tentative="1">
@@ -8010,7 +8095,7 @@
         <w:ind w:left="4320" w:hanging="360"/>
       </w:pPr>
       <w:rPr>
-        <w:rFonts w:ascii="Wingdings" w:hAnsi="Wingdings" w:hint="default"/>
+        <w:rFonts w:hint="default" w:ascii="Wingdings" w:hAnsi="Wingdings"/>
       </w:rPr>
     </w:lvl>
     <w:lvl w:ilvl="6" w:tplc="0C070001" w:tentative="1">
@@ -8022,7 +8107,7 @@
         <w:ind w:left="5040" w:hanging="360"/>
       </w:pPr>
       <w:rPr>
-        <w:rFonts w:ascii="Symbol" w:hAnsi="Symbol" w:hint="default"/>
+        <w:rFonts w:hint="default" w:ascii="Symbol" w:hAnsi="Symbol"/>
       </w:rPr>
     </w:lvl>
     <w:lvl w:ilvl="7" w:tplc="0C070003" w:tentative="1">
@@ -8034,7 +8119,7 @@
         <w:ind w:left="5760" w:hanging="360"/>
       </w:pPr>
       <w:rPr>
-        <w:rFonts w:ascii="Courier New" w:hAnsi="Courier New" w:cs="Courier New" w:hint="default"/>
+        <w:rFonts w:hint="default" w:ascii="Courier New" w:hAnsi="Courier New" w:cs="Courier New"/>
       </w:rPr>
     </w:lvl>
     <w:lvl w:ilvl="8" w:tplc="0C070005" w:tentative="1">
@@ -8046,7 +8131,7 @@
         <w:ind w:left="6480" w:hanging="360"/>
       </w:pPr>
       <w:rPr>
-        <w:rFonts w:ascii="Wingdings" w:hAnsi="Wingdings" w:hint="default"/>
+        <w:rFonts w:hint="default" w:ascii="Wingdings" w:hAnsi="Wingdings"/>
       </w:rPr>
     </w:lvl>
   </w:abstractNum>
@@ -8178,7 +8263,7 @@
         <w:ind w:left="720" w:hanging="360"/>
       </w:pPr>
       <w:rPr>
-        <w:rFonts w:ascii="Symbol" w:hAnsi="Symbol" w:hint="default"/>
+        <w:rFonts w:hint="default" w:ascii="Symbol" w:hAnsi="Symbol"/>
       </w:rPr>
     </w:lvl>
     <w:lvl w:ilvl="1" w:tplc="0C070003" w:tentative="1">
@@ -8190,7 +8275,7 @@
         <w:ind w:left="1440" w:hanging="360"/>
       </w:pPr>
       <w:rPr>
-        <w:rFonts w:ascii="Courier New" w:hAnsi="Courier New" w:cs="Courier New" w:hint="default"/>
+        <w:rFonts w:hint="default" w:ascii="Courier New" w:hAnsi="Courier New" w:cs="Courier New"/>
       </w:rPr>
     </w:lvl>
     <w:lvl w:ilvl="2" w:tplc="0C070005" w:tentative="1">
@@ -8202,7 +8287,7 @@
         <w:ind w:left="2160" w:hanging="360"/>
       </w:pPr>
       <w:rPr>
-        <w:rFonts w:ascii="Wingdings" w:hAnsi="Wingdings" w:hint="default"/>
+        <w:rFonts w:hint="default" w:ascii="Wingdings" w:hAnsi="Wingdings"/>
       </w:rPr>
     </w:lvl>
     <w:lvl w:ilvl="3" w:tplc="0C070001" w:tentative="1">
@@ -8214,7 +8299,7 @@
         <w:ind w:left="2880" w:hanging="360"/>
       </w:pPr>
       <w:rPr>
-        <w:rFonts w:ascii="Symbol" w:hAnsi="Symbol" w:hint="default"/>
+        <w:rFonts w:hint="default" w:ascii="Symbol" w:hAnsi="Symbol"/>
       </w:rPr>
     </w:lvl>
     <w:lvl w:ilvl="4" w:tplc="0C070003" w:tentative="1">
@@ -8226,7 +8311,7 @@
         <w:ind w:left="3600" w:hanging="360"/>
       </w:pPr>
       <w:rPr>
-        <w:rFonts w:ascii="Courier New" w:hAnsi="Courier New" w:cs="Courier New" w:hint="default"/>
+        <w:rFonts w:hint="default" w:ascii="Courier New" w:hAnsi="Courier New" w:cs="Courier New"/>
       </w:rPr>
     </w:lvl>
     <w:lvl w:ilvl="5" w:tplc="0C070005" w:tentative="1">
@@ -8238,7 +8323,7 @@
         <w:ind w:left="4320" w:hanging="360"/>
       </w:pPr>
       <w:rPr>
-        <w:rFonts w:ascii="Wingdings" w:hAnsi="Wingdings" w:hint="default"/>
+        <w:rFonts w:hint="default" w:ascii="Wingdings" w:hAnsi="Wingdings"/>
       </w:rPr>
     </w:lvl>
     <w:lvl w:ilvl="6" w:tplc="0C070001" w:tentative="1">
@@ -8250,7 +8335,7 @@
         <w:ind w:left="5040" w:hanging="360"/>
       </w:pPr>
       <w:rPr>
-        <w:rFonts w:ascii="Symbol" w:hAnsi="Symbol" w:hint="default"/>
+        <w:rFonts w:hint="default" w:ascii="Symbol" w:hAnsi="Symbol"/>
       </w:rPr>
     </w:lvl>
     <w:lvl w:ilvl="7" w:tplc="0C070003" w:tentative="1">
@@ -8262,7 +8347,7 @@
         <w:ind w:left="5760" w:hanging="360"/>
       </w:pPr>
       <w:rPr>
-        <w:rFonts w:ascii="Courier New" w:hAnsi="Courier New" w:cs="Courier New" w:hint="default"/>
+        <w:rFonts w:hint="default" w:ascii="Courier New" w:hAnsi="Courier New" w:cs="Courier New"/>
       </w:rPr>
     </w:lvl>
     <w:lvl w:ilvl="8" w:tplc="0C070005" w:tentative="1">
@@ -8274,7 +8359,7 @@
         <w:ind w:left="6480" w:hanging="360"/>
       </w:pPr>
       <w:rPr>
-        <w:rFonts w:ascii="Wingdings" w:hAnsi="Wingdings" w:hint="default"/>
+        <w:rFonts w:hint="default" w:ascii="Wingdings" w:hAnsi="Wingdings"/>
       </w:rPr>
     </w:lvl>
   </w:abstractNum>
@@ -8406,7 +8491,7 @@
         <w:ind w:left="720" w:hanging="360"/>
       </w:pPr>
       <w:rPr>
-        <w:rFonts w:ascii="Symbol" w:hAnsi="Symbol" w:hint="default"/>
+        <w:rFonts w:hint="default" w:ascii="Symbol" w:hAnsi="Symbol"/>
       </w:rPr>
     </w:lvl>
     <w:lvl w:ilvl="1" w:tplc="0C070003" w:tentative="1">
@@ -8418,7 +8503,7 @@
         <w:ind w:left="1440" w:hanging="360"/>
       </w:pPr>
       <w:rPr>
-        <w:rFonts w:ascii="Courier New" w:hAnsi="Courier New" w:cs="Courier New" w:hint="default"/>
+        <w:rFonts w:hint="default" w:ascii="Courier New" w:hAnsi="Courier New" w:cs="Courier New"/>
       </w:rPr>
     </w:lvl>
     <w:lvl w:ilvl="2" w:tplc="0C070005" w:tentative="1">
@@ -8430,7 +8515,7 @@
         <w:ind w:left="2160" w:hanging="360"/>
       </w:pPr>
       <w:rPr>
-        <w:rFonts w:ascii="Wingdings" w:hAnsi="Wingdings" w:hint="default"/>
+        <w:rFonts w:hint="default" w:ascii="Wingdings" w:hAnsi="Wingdings"/>
       </w:rPr>
     </w:lvl>
     <w:lvl w:ilvl="3" w:tplc="0C070001" w:tentative="1">
@@ -8442,7 +8527,7 @@
         <w:ind w:left="2880" w:hanging="360"/>
       </w:pPr>
       <w:rPr>
-        <w:rFonts w:ascii="Symbol" w:hAnsi="Symbol" w:hint="default"/>
+        <w:rFonts w:hint="default" w:ascii="Symbol" w:hAnsi="Symbol"/>
       </w:rPr>
     </w:lvl>
     <w:lvl w:ilvl="4" w:tplc="0C070003" w:tentative="1">
@@ -8454,7 +8539,7 @@
         <w:ind w:left="3600" w:hanging="360"/>
       </w:pPr>
       <w:rPr>
-        <w:rFonts w:ascii="Courier New" w:hAnsi="Courier New" w:cs="Courier New" w:hint="default"/>
+        <w:rFonts w:hint="default" w:ascii="Courier New" w:hAnsi="Courier New" w:cs="Courier New"/>
       </w:rPr>
     </w:lvl>
     <w:lvl w:ilvl="5" w:tplc="0C070005" w:tentative="1">
@@ -8466,7 +8551,7 @@
         <w:ind w:left="4320" w:hanging="360"/>
       </w:pPr>
       <w:rPr>
-        <w:rFonts w:ascii="Wingdings" w:hAnsi="Wingdings" w:hint="default"/>
+        <w:rFonts w:hint="default" w:ascii="Wingdings" w:hAnsi="Wingdings"/>
       </w:rPr>
     </w:lvl>
     <w:lvl w:ilvl="6" w:tplc="0C070001" w:tentative="1">
@@ -8478,7 +8563,7 @@
         <w:ind w:left="5040" w:hanging="360"/>
       </w:pPr>
       <w:rPr>
-        <w:rFonts w:ascii="Symbol" w:hAnsi="Symbol" w:hint="default"/>
+        <w:rFonts w:hint="default" w:ascii="Symbol" w:hAnsi="Symbol"/>
       </w:rPr>
     </w:lvl>
     <w:lvl w:ilvl="7" w:tplc="0C070003" w:tentative="1">
@@ -8490,7 +8575,7 @@
         <w:ind w:left="5760" w:hanging="360"/>
       </w:pPr>
       <w:rPr>
-        <w:rFonts w:ascii="Courier New" w:hAnsi="Courier New" w:cs="Courier New" w:hint="default"/>
+        <w:rFonts w:hint="default" w:ascii="Courier New" w:hAnsi="Courier New" w:cs="Courier New"/>
       </w:rPr>
     </w:lvl>
     <w:lvl w:ilvl="8" w:tplc="0C070005" w:tentative="1">
@@ -8502,7 +8587,7 @@
         <w:ind w:left="6480" w:hanging="360"/>
       </w:pPr>
       <w:rPr>
-        <w:rFonts w:ascii="Wingdings" w:hAnsi="Wingdings" w:hint="default"/>
+        <w:rFonts w:hint="default" w:ascii="Wingdings" w:hAnsi="Wingdings"/>
       </w:rPr>
     </w:lvl>
   </w:abstractNum>
@@ -8519,7 +8604,7 @@
         <w:ind w:left="720" w:hanging="360"/>
       </w:pPr>
       <w:rPr>
-        <w:rFonts w:ascii="Symbol" w:hAnsi="Symbol" w:hint="default"/>
+        <w:rFonts w:hint="default" w:ascii="Symbol" w:hAnsi="Symbol"/>
       </w:rPr>
     </w:lvl>
     <w:lvl w:ilvl="1" w:tplc="04070003" w:tentative="1">
@@ -8531,7 +8616,7 @@
         <w:ind w:left="1440" w:hanging="360"/>
       </w:pPr>
       <w:rPr>
-        <w:rFonts w:ascii="Courier New" w:hAnsi="Courier New" w:cs="Courier New" w:hint="default"/>
+        <w:rFonts w:hint="default" w:ascii="Courier New" w:hAnsi="Courier New" w:cs="Courier New"/>
       </w:rPr>
     </w:lvl>
     <w:lvl w:ilvl="2" w:tplc="04070005" w:tentative="1">
@@ -8543,7 +8628,7 @@
         <w:ind w:left="2160" w:hanging="360"/>
       </w:pPr>
       <w:rPr>
-        <w:rFonts w:ascii="Wingdings" w:hAnsi="Wingdings" w:hint="default"/>
+        <w:rFonts w:hint="default" w:ascii="Wingdings" w:hAnsi="Wingdings"/>
       </w:rPr>
     </w:lvl>
     <w:lvl w:ilvl="3" w:tplc="04070001" w:tentative="1">
@@ -8555,7 +8640,7 @@
         <w:ind w:left="2880" w:hanging="360"/>
       </w:pPr>
       <w:rPr>
-        <w:rFonts w:ascii="Symbol" w:hAnsi="Symbol" w:hint="default"/>
+        <w:rFonts w:hint="default" w:ascii="Symbol" w:hAnsi="Symbol"/>
       </w:rPr>
     </w:lvl>
     <w:lvl w:ilvl="4" w:tplc="04070003" w:tentative="1">
@@ -8567,7 +8652,7 @@
         <w:ind w:left="3600" w:hanging="360"/>
       </w:pPr>
       <w:rPr>
-        <w:rFonts w:ascii="Courier New" w:hAnsi="Courier New" w:cs="Courier New" w:hint="default"/>
+        <w:rFonts w:hint="default" w:ascii="Courier New" w:hAnsi="Courier New" w:cs="Courier New"/>
       </w:rPr>
     </w:lvl>
     <w:lvl w:ilvl="5" w:tplc="04070005" w:tentative="1">
@@ -8579,7 +8664,7 @@
         <w:ind w:left="4320" w:hanging="360"/>
       </w:pPr>
       <w:rPr>
-        <w:rFonts w:ascii="Wingdings" w:hAnsi="Wingdings" w:hint="default"/>
+        <w:rFonts w:hint="default" w:ascii="Wingdings" w:hAnsi="Wingdings"/>
       </w:rPr>
     </w:lvl>
     <w:lvl w:ilvl="6" w:tplc="04070001" w:tentative="1">
@@ -8591,7 +8676,7 @@
         <w:ind w:left="5040" w:hanging="360"/>
       </w:pPr>
       <w:rPr>
-        <w:rFonts w:ascii="Symbol" w:hAnsi="Symbol" w:hint="default"/>
+        <w:rFonts w:hint="default" w:ascii="Symbol" w:hAnsi="Symbol"/>
       </w:rPr>
     </w:lvl>
     <w:lvl w:ilvl="7" w:tplc="04070003" w:tentative="1">
@@ -8603,7 +8688,7 @@
         <w:ind w:left="5760" w:hanging="360"/>
       </w:pPr>
       <w:rPr>
-        <w:rFonts w:ascii="Courier New" w:hAnsi="Courier New" w:cs="Courier New" w:hint="default"/>
+        <w:rFonts w:hint="default" w:ascii="Courier New" w:hAnsi="Courier New" w:cs="Courier New"/>
       </w:rPr>
     </w:lvl>
     <w:lvl w:ilvl="8" w:tplc="04070005" w:tentative="1">
@@ -8615,7 +8700,7 @@
         <w:ind w:left="6480" w:hanging="360"/>
       </w:pPr>
       <w:rPr>
-        <w:rFonts w:ascii="Wingdings" w:hAnsi="Wingdings" w:hint="default"/>
+        <w:rFonts w:hint="default" w:ascii="Wingdings" w:hAnsi="Wingdings"/>
       </w:rPr>
     </w:lvl>
   </w:abstractNum>
@@ -8707,11 +8792,11 @@
 </file>
 
 <file path=word/styles.xml><?xml version="1.0" encoding="utf-8"?>
-<w:styles xmlns:mc="http://schemas.openxmlformats.org/markup-compatibility/2006" xmlns:r="http://schemas.openxmlformats.org/officeDocument/2006/relationships" xmlns:w="http://schemas.openxmlformats.org/wordprocessingml/2006/main" xmlns:w14="http://schemas.microsoft.com/office/word/2010/wordml" xmlns:w15="http://schemas.microsoft.com/office/word/2012/wordml" mc:Ignorable="w14 w15">
+<w:styles xmlns:wp14="http://schemas.microsoft.com/office/word/2010/wordprocessingDrawing" xmlns:mc="http://schemas.openxmlformats.org/markup-compatibility/2006" xmlns:r="http://schemas.openxmlformats.org/officeDocument/2006/relationships" xmlns:w="http://schemas.openxmlformats.org/wordprocessingml/2006/main" xmlns:w14="http://schemas.microsoft.com/office/word/2010/wordml" xmlns:w15="http://schemas.microsoft.com/office/word/2012/wordml" mc:Ignorable="w14 w15 wp14">
   <w:docDefaults>
     <w:rPrDefault>
       <w:rPr>
-        <w:rFonts w:asciiTheme="minorHAnsi" w:eastAsiaTheme="minorEastAsia" w:hAnsiTheme="minorHAnsi" w:cstheme="minorBidi"/>
+        <w:rFonts w:asciiTheme="minorHAnsi" w:hAnsiTheme="minorHAnsi" w:eastAsiaTheme="minorEastAsia" w:cstheme="minorBidi"/>
         <w:color w:val="4C483D" w:themeColor="text2"/>
         <w:lang w:val="en-US" w:eastAsia="ja-JP" w:bidi="ar-SA"/>
       </w:rPr>
@@ -8725,14 +8810,14 @@
   <w:latentStyles w:defLockedState="0" w:defUIPriority="99" w:defSemiHidden="0" w:defUnhideWhenUsed="0" w:defQFormat="0" w:count="371">
     <w:lsdException w:name="Normal" w:uiPriority="0" w:qFormat="1"/>
     <w:lsdException w:name="heading 1" w:uiPriority="9" w:qFormat="1"/>
-    <w:lsdException w:name="heading 2" w:semiHidden="1" w:uiPriority="9" w:unhideWhenUsed="1" w:qFormat="1"/>
-    <w:lsdException w:name="heading 3" w:semiHidden="1" w:uiPriority="9" w:unhideWhenUsed="1" w:qFormat="1"/>
-    <w:lsdException w:name="heading 4" w:semiHidden="1" w:uiPriority="9" w:unhideWhenUsed="1" w:qFormat="1"/>
-    <w:lsdException w:name="heading 5" w:locked="1" w:semiHidden="1" w:uiPriority="9" w:unhideWhenUsed="1"/>
-    <w:lsdException w:name="heading 6" w:locked="1" w:semiHidden="1" w:uiPriority="9" w:unhideWhenUsed="1" w:qFormat="1"/>
-    <w:lsdException w:name="heading 7" w:locked="1" w:semiHidden="1" w:uiPriority="9" w:unhideWhenUsed="1" w:qFormat="1"/>
-    <w:lsdException w:name="heading 8" w:locked="1" w:semiHidden="1" w:uiPriority="9" w:unhideWhenUsed="1" w:qFormat="1"/>
-    <w:lsdException w:name="heading 9" w:locked="1" w:semiHidden="1" w:uiPriority="9" w:unhideWhenUsed="1" w:qFormat="1"/>
+    <w:lsdException w:name="heading 2" w:uiPriority="9" w:semiHidden="1" w:unhideWhenUsed="1" w:qFormat="1"/>
+    <w:lsdException w:name="heading 3" w:uiPriority="9" w:semiHidden="1" w:unhideWhenUsed="1" w:qFormat="1"/>
+    <w:lsdException w:name="heading 4" w:uiPriority="9" w:semiHidden="1" w:unhideWhenUsed="1" w:qFormat="1"/>
+    <w:lsdException w:name="heading 5" w:locked="1" w:uiPriority="9" w:semiHidden="1" w:unhideWhenUsed="1"/>
+    <w:lsdException w:name="heading 6" w:locked="1" w:uiPriority="9" w:semiHidden="1" w:unhideWhenUsed="1" w:qFormat="1"/>
+    <w:lsdException w:name="heading 7" w:locked="1" w:uiPriority="9" w:semiHidden="1" w:unhideWhenUsed="1" w:qFormat="1"/>
+    <w:lsdException w:name="heading 8" w:locked="1" w:uiPriority="9" w:semiHidden="1" w:unhideWhenUsed="1" w:qFormat="1"/>
+    <w:lsdException w:name="heading 9" w:locked="1" w:uiPriority="9" w:semiHidden="1" w:unhideWhenUsed="1" w:qFormat="1"/>
     <w:lsdException w:name="index 1" w:semiHidden="1" w:unhideWhenUsed="1"/>
     <w:lsdException w:name="index 2" w:semiHidden="1" w:unhideWhenUsed="1"/>
     <w:lsdException w:name="index 3" w:semiHidden="1" w:unhideWhenUsed="1"/>
@@ -8742,22 +8827,22 @@
     <w:lsdException w:name="index 7" w:semiHidden="1" w:unhideWhenUsed="1"/>
     <w:lsdException w:name="index 8" w:semiHidden="1" w:unhideWhenUsed="1"/>
     <w:lsdException w:name="index 9" w:semiHidden="1" w:unhideWhenUsed="1"/>
-    <w:lsdException w:name="toc 1" w:semiHidden="1" w:uiPriority="39" w:unhideWhenUsed="1"/>
-    <w:lsdException w:name="toc 2" w:semiHidden="1" w:uiPriority="39" w:unhideWhenUsed="1"/>
-    <w:lsdException w:name="toc 3" w:semiHidden="1" w:uiPriority="39" w:unhideWhenUsed="1"/>
-    <w:lsdException w:name="toc 4" w:semiHidden="1" w:uiPriority="39" w:unhideWhenUsed="1"/>
-    <w:lsdException w:name="toc 5" w:semiHidden="1" w:uiPriority="39" w:unhideWhenUsed="1"/>
-    <w:lsdException w:name="toc 6" w:semiHidden="1" w:uiPriority="39" w:unhideWhenUsed="1"/>
-    <w:lsdException w:name="toc 7" w:semiHidden="1" w:uiPriority="39" w:unhideWhenUsed="1"/>
-    <w:lsdException w:name="toc 8" w:semiHidden="1" w:uiPriority="39" w:unhideWhenUsed="1"/>
-    <w:lsdException w:name="toc 9" w:semiHidden="1" w:uiPriority="39" w:unhideWhenUsed="1"/>
+    <w:lsdException w:name="toc 1" w:uiPriority="39" w:semiHidden="1" w:unhideWhenUsed="1"/>
+    <w:lsdException w:name="toc 2" w:uiPriority="39" w:semiHidden="1" w:unhideWhenUsed="1"/>
+    <w:lsdException w:name="toc 3" w:uiPriority="39" w:semiHidden="1" w:unhideWhenUsed="1"/>
+    <w:lsdException w:name="toc 4" w:uiPriority="39" w:semiHidden="1" w:unhideWhenUsed="1"/>
+    <w:lsdException w:name="toc 5" w:uiPriority="39" w:semiHidden="1" w:unhideWhenUsed="1"/>
+    <w:lsdException w:name="toc 6" w:uiPriority="39" w:semiHidden="1" w:unhideWhenUsed="1"/>
+    <w:lsdException w:name="toc 7" w:uiPriority="39" w:semiHidden="1" w:unhideWhenUsed="1"/>
+    <w:lsdException w:name="toc 8" w:uiPriority="39" w:semiHidden="1" w:unhideWhenUsed="1"/>
+    <w:lsdException w:name="toc 9" w:uiPriority="39" w:semiHidden="1" w:unhideWhenUsed="1"/>
     <w:lsdException w:name="Normal Indent" w:semiHidden="1" w:unhideWhenUsed="1"/>
     <w:lsdException w:name="footnote text" w:semiHidden="1" w:unhideWhenUsed="1"/>
     <w:lsdException w:name="annotation text" w:semiHidden="1" w:unhideWhenUsed="1"/>
     <w:lsdException w:name="header" w:semiHidden="1" w:unhideWhenUsed="1"/>
     <w:lsdException w:name="footer" w:semiHidden="1" w:unhideWhenUsed="1" w:qFormat="1"/>
     <w:lsdException w:name="index heading" w:semiHidden="1" w:unhideWhenUsed="1"/>
-    <w:lsdException w:name="caption" w:semiHidden="1" w:uiPriority="35" w:unhideWhenUsed="1" w:qFormat="1"/>
+    <w:lsdException w:name="caption" w:uiPriority="35" w:semiHidden="1" w:unhideWhenUsed="1" w:qFormat="1"/>
     <w:lsdException w:name="table of figures" w:semiHidden="1" w:unhideWhenUsed="1"/>
     <w:lsdException w:name="envelope address" w:semiHidden="1" w:unhideWhenUsed="1"/>
     <w:lsdException w:name="envelope return" w:semiHidden="1" w:unhideWhenUsed="1"/>
@@ -8788,7 +8873,7 @@
     <w:lsdException w:name="Title" w:uiPriority="2" w:qFormat="1"/>
     <w:lsdException w:name="Closing" w:semiHidden="1" w:unhideWhenUsed="1" w:qFormat="1"/>
     <w:lsdException w:name="Signature" w:semiHidden="1" w:unhideWhenUsed="1"/>
-    <w:lsdException w:name="Default Paragraph Font" w:semiHidden="1" w:uiPriority="1" w:unhideWhenUsed="1"/>
+    <w:lsdException w:name="Default Paragraph Font" w:uiPriority="1" w:semiHidden="1" w:unhideWhenUsed="1"/>
     <w:lsdException w:name="Body Text" w:semiHidden="1" w:unhideWhenUsed="1"/>
     <w:lsdException w:name="Body Text Indent" w:semiHidden="1" w:unhideWhenUsed="1"/>
     <w:lsdException w:name="List Continue" w:semiHidden="1" w:unhideWhenUsed="1"/>
@@ -8988,8 +9073,8 @@
     <w:lsdException w:name="Subtle Reference" w:uiPriority="31" w:qFormat="1"/>
     <w:lsdException w:name="Intense Reference" w:uiPriority="32" w:qFormat="1"/>
     <w:lsdException w:name="Book Title" w:uiPriority="33" w:qFormat="1"/>
-    <w:lsdException w:name="Bibliography" w:semiHidden="1" w:uiPriority="37" w:unhideWhenUsed="1"/>
-    <w:lsdException w:name="TOC Heading" w:semiHidden="1" w:uiPriority="39" w:unhideWhenUsed="1" w:qFormat="1"/>
+    <w:lsdException w:name="Bibliography" w:uiPriority="37" w:semiHidden="1" w:unhideWhenUsed="1"/>
+    <w:lsdException w:name="TOC Heading" w:uiPriority="39" w:semiHidden="1" w:unhideWhenUsed="1" w:qFormat="1"/>
     <w:lsdException w:name="Plain Table 1" w:uiPriority="41"/>
     <w:lsdException w:name="Plain Table 2" w:uiPriority="42"/>
     <w:lsdException w:name="Plain Table 3" w:uiPriority="43"/>
@@ -9095,7 +9180,7 @@
     <w:lsdException w:name="List Table 6 Colorful Accent 6" w:uiPriority="51"/>
     <w:lsdException w:name="List Table 7 Colorful Accent 6" w:uiPriority="52"/>
   </w:latentStyles>
-  <w:style w:type="paragraph" w:default="1" w:styleId="Normal">
+  <w:style w:type="paragraph" w:styleId="Normal" w:default="1">
     <w:name w:val="Normal"/>
     <w:qFormat/>
     <w:rsid w:val="00835D6C"/>
@@ -9126,7 +9211,7 @@
         <w:numId w:val="11"/>
       </w:numPr>
       <w:pBdr>
-        <w:bottom w:val="single" w:sz="8" w:space="0" w:color="FCDBDB" w:themeColor="accent1" w:themeTint="33"/>
+        <w:bottom w:val="single" w:color="FCDBDB" w:themeColor="accent1" w:themeTint="33" w:sz="8" w:space="0"/>
       </w:pBdr>
       <w:spacing w:before="320" w:after="200" w:line="240" w:lineRule="auto"/>
       <w:outlineLvl w:val="0"/>
@@ -9216,13 +9301,13 @@
       <w:iCs/>
     </w:rPr>
   </w:style>
-  <w:style w:type="character" w:default="1" w:styleId="DefaultParagraphFont">
+  <w:style w:type="character" w:styleId="DefaultParagraphFont" w:default="1">
     <w:name w:val="Default Paragraph Font"/>
     <w:uiPriority w:val="1"/>
     <w:semiHidden/>
     <w:unhideWhenUsed/>
   </w:style>
-  <w:style w:type="table" w:default="1" w:styleId="TableNormal">
+  <w:style w:type="table" w:styleId="TableNormal" w:default="1">
     <w:name w:val="Normal Table"/>
     <w:uiPriority w:val="99"/>
     <w:semiHidden/>
@@ -9237,13 +9322,13 @@
       </w:tblCellMar>
     </w:tblPr>
   </w:style>
-  <w:style w:type="numbering" w:default="1" w:styleId="NoList">
+  <w:style w:type="numbering" w:styleId="NoList" w:default="1">
     <w:name w:val="No List"/>
     <w:uiPriority w:val="99"/>
     <w:semiHidden/>
     <w:unhideWhenUsed/>
   </w:style>
-  <w:style w:type="paragraph" w:customStyle="1" w:styleId="Logo">
+  <w:style w:type="paragraph" w:styleId="Logo" w:customStyle="1">
     <w:name w:val="Logo"/>
     <w:basedOn w:val="Normal"/>
     <w:uiPriority w:val="99"/>
@@ -9280,14 +9365,14 @@
       <w:szCs w:val="62"/>
     </w:rPr>
   </w:style>
-  <w:style w:type="character" w:customStyle="1" w:styleId="TitleChar">
+  <w:style w:type="character" w:styleId="TitleChar" w:customStyle="1">
     <w:name w:val="Title Char"/>
     <w:basedOn w:val="DefaultParagraphFont"/>
     <w:link w:val="Title"/>
     <w:uiPriority w:val="2"/>
     <w:rsid w:val="006D344D"/>
     <w:rPr>
-      <w:rFonts w:asciiTheme="majorHAnsi" w:eastAsiaTheme="majorEastAsia" w:hAnsiTheme="majorHAnsi" w:cstheme="majorBidi"/>
+      <w:rFonts w:asciiTheme="majorHAnsi" w:hAnsiTheme="majorHAnsi" w:eastAsiaTheme="majorEastAsia" w:cstheme="majorBidi"/>
       <w:kern w:val="28"/>
       <w:sz w:val="62"/>
       <w:szCs w:val="62"/>
@@ -9313,7 +9398,7 @@
       <w:szCs w:val="28"/>
     </w:rPr>
   </w:style>
-  <w:style w:type="character" w:customStyle="1" w:styleId="SubtitleChar">
+  <w:style w:type="character" w:styleId="SubtitleChar" w:customStyle="1">
     <w:name w:val="Subtitle Char"/>
     <w:basedOn w:val="DefaultParagraphFont"/>
     <w:link w:val="Subtitle"/>
@@ -9342,29 +9427,29 @@
     </w:pPr>
     <w:tblPr>
       <w:tblBorders>
-        <w:top w:val="single" w:sz="4" w:space="0" w:color="auto"/>
-        <w:left w:val="single" w:sz="4" w:space="0" w:color="auto"/>
-        <w:bottom w:val="single" w:sz="4" w:space="0" w:color="auto"/>
-        <w:right w:val="single" w:sz="4" w:space="0" w:color="auto"/>
-        <w:insideH w:val="single" w:sz="4" w:space="0" w:color="auto"/>
-        <w:insideV w:val="single" w:sz="4" w:space="0" w:color="auto"/>
+        <w:top w:val="single" w:color="auto" w:sz="4" w:space="0"/>
+        <w:left w:val="single" w:color="auto" w:sz="4" w:space="0"/>
+        <w:bottom w:val="single" w:color="auto" w:sz="4" w:space="0"/>
+        <w:right w:val="single" w:color="auto" w:sz="4" w:space="0"/>
+        <w:insideH w:val="single" w:color="auto" w:sz="4" w:space="0"/>
+        <w:insideV w:val="single" w:color="auto" w:sz="4" w:space="0"/>
       </w:tblBorders>
     </w:tblPr>
   </w:style>
-  <w:style w:type="character" w:customStyle="1" w:styleId="Heading1Char">
+  <w:style w:type="character" w:styleId="Heading1Char" w:customStyle="1">
     <w:name w:val="Heading 1 Char"/>
     <w:basedOn w:val="DefaultParagraphFont"/>
     <w:link w:val="Heading1"/>
     <w:uiPriority w:val="9"/>
     <w:rsid w:val="00A61BBC"/>
     <w:rPr>
-      <w:rFonts w:asciiTheme="majorHAnsi" w:eastAsiaTheme="majorEastAsia" w:hAnsiTheme="majorHAnsi" w:cstheme="majorBidi"/>
+      <w:rFonts w:asciiTheme="majorHAnsi" w:hAnsiTheme="majorHAnsi" w:eastAsiaTheme="majorEastAsia" w:cstheme="majorBidi"/>
       <w:color w:val="F70146"/>
       <w:sz w:val="36"/>
       <w:szCs w:val="36"/>
     </w:rPr>
   </w:style>
-  <w:style w:type="character" w:customStyle="1" w:styleId="Heading2Char">
+  <w:style w:type="character" w:styleId="Heading2Char" w:customStyle="1">
     <w:name w:val="Heading 2 Char"/>
     <w:basedOn w:val="DefaultParagraphFont"/>
     <w:link w:val="Heading2"/>
@@ -9378,7 +9463,7 @@
       <w:szCs w:val="26"/>
     </w:rPr>
   </w:style>
-  <w:style w:type="character" w:customStyle="1" w:styleId="Heading3Char">
+  <w:style w:type="character" w:styleId="Heading3Char" w:customStyle="1">
     <w:name w:val="Heading 3 Char"/>
     <w:basedOn w:val="DefaultParagraphFont"/>
     <w:link w:val="Heading3"/>
@@ -9407,7 +9492,7 @@
       <w:spacing w:after="0" w:line="240" w:lineRule="auto"/>
     </w:pPr>
   </w:style>
-  <w:style w:type="table" w:customStyle="1" w:styleId="TipTable">
+  <w:style w:type="table" w:styleId="TipTable" w:customStyle="1">
     <w:name w:val="Tip Table"/>
     <w:basedOn w:val="TableNormal"/>
     <w:uiPriority w:val="99"/>
@@ -9436,7 +9521,7 @@
       </w:pPr>
     </w:tblStylePr>
   </w:style>
-  <w:style w:type="paragraph" w:customStyle="1" w:styleId="TipText">
+  <w:style w:type="paragraph" w:styleId="TipText" w:customStyle="1">
     <w:name w:val="Tip Text"/>
     <w:basedOn w:val="Normal"/>
     <w:uiPriority w:val="99"/>
@@ -9453,7 +9538,7 @@
       <w:szCs w:val="16"/>
     </w:rPr>
   </w:style>
-  <w:style w:type="paragraph" w:customStyle="1" w:styleId="Icon">
+  <w:style w:type="paragraph" w:styleId="Icon" w:customStyle="1">
     <w:name w:val="Icon"/>
     <w:basedOn w:val="Normal"/>
     <w:uiPriority w:val="99"/>
@@ -9464,20 +9549,20 @@
       <w:jc w:val="center"/>
     </w:pPr>
   </w:style>
-  <w:style w:type="character" w:customStyle="1" w:styleId="Heading4Char">
+  <w:style w:type="character" w:styleId="Heading4Char" w:customStyle="1">
     <w:name w:val="Heading 4 Char"/>
     <w:basedOn w:val="DefaultParagraphFont"/>
     <w:link w:val="Heading4"/>
     <w:uiPriority w:val="9"/>
     <w:rsid w:val="000D7E18"/>
     <w:rPr>
-      <w:rFonts w:asciiTheme="majorHAnsi" w:eastAsiaTheme="majorEastAsia" w:hAnsiTheme="majorHAnsi" w:cstheme="majorBidi"/>
+      <w:rFonts w:asciiTheme="majorHAnsi" w:hAnsiTheme="majorHAnsi" w:eastAsiaTheme="majorEastAsia" w:cstheme="majorBidi"/>
       <w:i/>
       <w:iCs/>
       <w:sz w:val="22"/>
     </w:rPr>
   </w:style>
-  <w:style w:type="table" w:customStyle="1" w:styleId="SOWTable">
+  <w:style w:type="table" w:styleId="SOWTable" w:customStyle="1">
     <w:name w:val="SOW Table"/>
     <w:basedOn w:val="TableNormal"/>
     <w:uiPriority w:val="99"/>
@@ -9488,11 +9573,11 @@
     <w:tblPr>
       <w:tblStyleRowBandSize w:val="1"/>
       <w:tblBorders>
-        <w:top w:val="single" w:sz="4" w:space="0" w:color="BCB8AC" w:themeColor="text2" w:themeTint="66"/>
-        <w:left w:val="single" w:sz="4" w:space="0" w:color="BCB8AC" w:themeColor="text2" w:themeTint="66"/>
-        <w:bottom w:val="single" w:sz="4" w:space="0" w:color="BCB8AC" w:themeColor="text2" w:themeTint="66"/>
-        <w:right w:val="single" w:sz="4" w:space="0" w:color="BCB8AC" w:themeColor="text2" w:themeTint="66"/>
-        <w:insideV w:val="single" w:sz="4" w:space="0" w:color="BCB8AC" w:themeColor="text2" w:themeTint="66"/>
+        <w:top w:val="single" w:color="BCB8AC" w:themeColor="text2" w:themeTint="66" w:sz="4" w:space="0"/>
+        <w:left w:val="single" w:color="BCB8AC" w:themeColor="text2" w:themeTint="66" w:sz="4" w:space="0"/>
+        <w:bottom w:val="single" w:color="BCB8AC" w:themeColor="text2" w:themeTint="66" w:sz="4" w:space="0"/>
+        <w:right w:val="single" w:color="BCB8AC" w:themeColor="text2" w:themeTint="66" w:sz="4" w:space="0"/>
+        <w:insideV w:val="single" w:color="BCB8AC" w:themeColor="text2" w:themeTint="66" w:sz="4" w:space="0"/>
       </w:tblBorders>
     </w:tblPr>
     <w:tblStylePr w:type="firstRow">
@@ -9560,7 +9645,7 @@
       <w:ind w:left="720" w:right="3240"/>
     </w:pPr>
   </w:style>
-  <w:style w:type="table" w:customStyle="1" w:styleId="LayoutTable">
+  <w:style w:type="table" w:styleId="LayoutTable" w:customStyle="1">
     <w:name w:val="Layout Table"/>
     <w:basedOn w:val="TableNormal"/>
     <w:uiPriority w:val="99"/>
@@ -9575,7 +9660,7 @@
       </w:tblCellMar>
     </w:tblPr>
   </w:style>
-  <w:style w:type="paragraph" w:customStyle="1" w:styleId="FormHeading">
+  <w:style w:type="paragraph" w:styleId="FormHeading" w:customStyle="1">
     <w:name w:val="Form Heading"/>
     <w:basedOn w:val="Normal"/>
     <w:next w:val="Normal"/>
@@ -9590,7 +9675,7 @@
       <w:color w:val="F70146"/>
     </w:rPr>
   </w:style>
-  <w:style w:type="paragraph" w:customStyle="1" w:styleId="Name">
+  <w:style w:type="paragraph" w:styleId="Name" w:customStyle="1">
     <w:name w:val="Name"/>
     <w:basedOn w:val="Normal"/>
     <w:uiPriority w:val="2"/>
@@ -9618,7 +9703,7 @@
       <w:ind w:left="360"/>
     </w:pPr>
   </w:style>
-  <w:style w:type="character" w:customStyle="1" w:styleId="BodyTextIndentChar">
+  <w:style w:type="character" w:styleId="BodyTextIndentChar" w:customStyle="1">
     <w:name w:val="Body Text Indent Char"/>
     <w:basedOn w:val="DefaultParagraphFont"/>
     <w:link w:val="BodyTextIndent"/>
@@ -9647,13 +9732,13 @@
       <w:spacing w:before="720" w:after="0" w:line="240" w:lineRule="auto"/>
     </w:pPr>
   </w:style>
-  <w:style w:type="character" w:customStyle="1" w:styleId="ClosingChar">
+  <w:style w:type="character" w:styleId="ClosingChar" w:customStyle="1">
     <w:name w:val="Closing Char"/>
     <w:basedOn w:val="DefaultParagraphFont"/>
     <w:link w:val="Closing"/>
     <w:uiPriority w:val="11"/>
   </w:style>
-  <w:style w:type="table" w:customStyle="1" w:styleId="SignatureTable">
+  <w:style w:type="table" w:styleId="SignatureTable" w:customStyle="1">
     <w:name w:val="Signature Table"/>
     <w:basedOn w:val="TableNormal"/>
     <w:uiPriority w:val="99"/>
@@ -9676,7 +9761,7 @@
       <w:contextualSpacing/>
     </w:pPr>
   </w:style>
-  <w:style w:type="character" w:customStyle="1" w:styleId="HeaderChar">
+  <w:style w:type="character" w:styleId="HeaderChar" w:customStyle="1">
     <w:name w:val="Header Char"/>
     <w:basedOn w:val="DefaultParagraphFont"/>
     <w:link w:val="Header"/>
@@ -9699,7 +9784,7 @@
       <w:szCs w:val="18"/>
     </w:rPr>
   </w:style>
-  <w:style w:type="character" w:customStyle="1" w:styleId="FooterChar">
+  <w:style w:type="character" w:styleId="FooterChar" w:customStyle="1">
     <w:name w:val="Footer Char"/>
     <w:basedOn w:val="DefaultParagraphFont"/>
     <w:link w:val="Footer"/>
@@ -9728,7 +9813,7 @@
       <w:szCs w:val="16"/>
     </w:rPr>
   </w:style>
-  <w:style w:type="character" w:customStyle="1" w:styleId="BalloonTextChar">
+  <w:style w:type="character" w:styleId="BalloonTextChar" w:customStyle="1">
     <w:name w:val="Balloon Text Char"/>
     <w:basedOn w:val="DefaultParagraphFont"/>
     <w:link w:val="BalloonText"/>
@@ -9763,7 +9848,7 @@
     <w:rsid w:val="00DA6AB9"/>
     <w:pPr>
       <w:pBdr>
-        <w:bottom w:val="none" w:sz="0" w:space="0" w:color="auto"/>
+        <w:bottom w:val="none" w:color="auto" w:sz="0" w:space="0"/>
       </w:pBdr>
       <w:spacing w:before="480" w:after="0" w:line="276" w:lineRule="auto"/>
       <w:outlineLvl w:val="9"/>
@@ -9789,7 +9874,7 @@
       <w:spacing w:after="100"/>
     </w:pPr>
   </w:style>
-  <w:style w:type="numbering" w:customStyle="1" w:styleId="Formatvorlage1">
+  <w:style w:type="numbering" w:styleId="Formatvorlage1" w:customStyle="1">
     <w:name w:val="Formatvorlage1"/>
     <w:uiPriority w:val="99"/>
     <w:rsid w:val="00DA6AB9"/>
@@ -9799,7 +9884,7 @@
       </w:numPr>
     </w:pPr>
   </w:style>
-  <w:style w:type="numbering" w:customStyle="1" w:styleId="Formatvorlage2">
+  <w:style w:type="numbering" w:styleId="Formatvorlage2" w:customStyle="1">
     <w:name w:val="Formatvorlage2"/>
     <w:uiPriority w:val="99"/>
     <w:rsid w:val="00DA6AB9"/>
@@ -9864,10 +9949,10 @@
       <w:tblStyleRowBandSize w:val="1"/>
       <w:tblStyleColBandSize w:val="1"/>
       <w:tblBorders>
-        <w:top w:val="single" w:sz="8" w:space="0" w:color="F24F4F" w:themeColor="accent1"/>
-        <w:left w:val="single" w:sz="8" w:space="0" w:color="F24F4F" w:themeColor="accent1"/>
-        <w:bottom w:val="single" w:sz="8" w:space="0" w:color="F24F4F" w:themeColor="accent1"/>
-        <w:right w:val="single" w:sz="8" w:space="0" w:color="F24F4F" w:themeColor="accent1"/>
+        <w:top w:val="single" w:color="F24F4F" w:themeColor="accent1" w:sz="8" w:space="0"/>
+        <w:left w:val="single" w:color="F24F4F" w:themeColor="accent1" w:sz="8" w:space="0"/>
+        <w:bottom w:val="single" w:color="F24F4F" w:themeColor="accent1" w:sz="8" w:space="0"/>
+        <w:right w:val="single" w:color="F24F4F" w:themeColor="accent1" w:sz="8" w:space="0"/>
       </w:tblBorders>
     </w:tblPr>
     <w:tblStylePr w:type="firstRow">
@@ -9895,10 +9980,10 @@
       <w:tblPr/>
       <w:tcPr>
         <w:tcBorders>
-          <w:top w:val="double" w:sz="6" w:space="0" w:color="F24F4F" w:themeColor="accent1"/>
-          <w:left w:val="single" w:sz="8" w:space="0" w:color="F24F4F" w:themeColor="accent1"/>
-          <w:bottom w:val="single" w:sz="8" w:space="0" w:color="F24F4F" w:themeColor="accent1"/>
-          <w:right w:val="single" w:sz="8" w:space="0" w:color="F24F4F" w:themeColor="accent1"/>
+          <w:top w:val="double" w:color="F24F4F" w:themeColor="accent1" w:sz="6" w:space="0"/>
+          <w:left w:val="single" w:color="F24F4F" w:themeColor="accent1" w:sz="8" w:space="0"/>
+          <w:bottom w:val="single" w:color="F24F4F" w:themeColor="accent1" w:sz="8" w:space="0"/>
+          <w:right w:val="single" w:color="F24F4F" w:themeColor="accent1" w:sz="8" w:space="0"/>
         </w:tcBorders>
       </w:tcPr>
     </w:tblStylePr>
@@ -9918,10 +10003,10 @@
       <w:tblPr/>
       <w:tcPr>
         <w:tcBorders>
-          <w:top w:val="single" w:sz="8" w:space="0" w:color="F24F4F" w:themeColor="accent1"/>
-          <w:left w:val="single" w:sz="8" w:space="0" w:color="F24F4F" w:themeColor="accent1"/>
-          <w:bottom w:val="single" w:sz="8" w:space="0" w:color="F24F4F" w:themeColor="accent1"/>
-          <w:right w:val="single" w:sz="8" w:space="0" w:color="F24F4F" w:themeColor="accent1"/>
+          <w:top w:val="single" w:color="F24F4F" w:themeColor="accent1" w:sz="8" w:space="0"/>
+          <w:left w:val="single" w:color="F24F4F" w:themeColor="accent1" w:sz="8" w:space="0"/>
+          <w:bottom w:val="single" w:color="F24F4F" w:themeColor="accent1" w:sz="8" w:space="0"/>
+          <w:right w:val="single" w:color="F24F4F" w:themeColor="accent1" w:sz="8" w:space="0"/>
         </w:tcBorders>
       </w:tcPr>
     </w:tblStylePr>
@@ -9929,15 +10014,15 @@
       <w:tblPr/>
       <w:tcPr>
         <w:tcBorders>
-          <w:top w:val="single" w:sz="8" w:space="0" w:color="F24F4F" w:themeColor="accent1"/>
-          <w:left w:val="single" w:sz="8" w:space="0" w:color="F24F4F" w:themeColor="accent1"/>
-          <w:bottom w:val="single" w:sz="8" w:space="0" w:color="F24F4F" w:themeColor="accent1"/>
-          <w:right w:val="single" w:sz="8" w:space="0" w:color="F24F4F" w:themeColor="accent1"/>
+          <w:top w:val="single" w:color="F24F4F" w:themeColor="accent1" w:sz="8" w:space="0"/>
+          <w:left w:val="single" w:color="F24F4F" w:themeColor="accent1" w:sz="8" w:space="0"/>
+          <w:bottom w:val="single" w:color="F24F4F" w:themeColor="accent1" w:sz="8" w:space="0"/>
+          <w:right w:val="single" w:color="F24F4F" w:themeColor="accent1" w:sz="8" w:space="0"/>
         </w:tcBorders>
       </w:tcPr>
     </w:tblStylePr>
   </w:style>
-  <w:style w:type="paragraph" w:customStyle="1" w:styleId="Preformatted">
+  <w:style w:type="paragraph" w:styleId="Preformatted" w:customStyle="1">
     <w:name w:val="Preformatted"/>
     <w:basedOn w:val="Normal"/>
     <w:link w:val="PreformattedChar"/>
@@ -9947,26 +10032,26 @@
       <w:spacing w:after="0" w:line="240" w:lineRule="auto"/>
     </w:pPr>
     <w:rPr>
-      <w:rFonts w:ascii="Courier New" w:eastAsia="Times New Roman" w:hAnsi="Courier New" w:cs="Courier New"/>
+      <w:rFonts w:ascii="Courier New" w:hAnsi="Courier New" w:eastAsia="Times New Roman" w:cs="Courier New"/>
       <w:noProof/>
       <w:color w:val="auto"/>
       <w:sz w:val="20"/>
       <w:lang w:eastAsia="de-AT"/>
     </w:rPr>
   </w:style>
-  <w:style w:type="character" w:customStyle="1" w:styleId="PreformattedChar">
+  <w:style w:type="character" w:styleId="PreformattedChar" w:customStyle="1">
     <w:name w:val="Preformatted Char"/>
     <w:basedOn w:val="DefaultParagraphFont"/>
     <w:link w:val="Preformatted"/>
     <w:rsid w:val="00CB4722"/>
     <w:rPr>
-      <w:rFonts w:ascii="Courier New" w:eastAsia="Times New Roman" w:hAnsi="Courier New" w:cs="Courier New"/>
+      <w:rFonts w:ascii="Courier New" w:hAnsi="Courier New" w:eastAsia="Times New Roman" w:cs="Courier New"/>
       <w:noProof/>
       <w:color w:val="auto"/>
       <w:lang w:eastAsia="de-AT"/>
     </w:rPr>
   </w:style>
-  <w:style w:type="paragraph" w:customStyle="1" w:styleId="Nummerierung">
+  <w:style w:type="paragraph" w:styleId="Nummerierung" w:customStyle="1">
     <w:name w:val="Nummerierung"/>
     <w:basedOn w:val="ListBullet"/>
     <w:link w:val="NummerierungZchn"/>
@@ -9978,7 +10063,7 @@
       </w:numPr>
     </w:pPr>
   </w:style>
-  <w:style w:type="character" w:customStyle="1" w:styleId="ListBulletChar">
+  <w:style w:type="character" w:styleId="ListBulletChar" w:customStyle="1">
     <w:name w:val="List Bullet Char"/>
     <w:basedOn w:val="DefaultParagraphFont"/>
     <w:link w:val="ListBullet"/>
@@ -9989,7 +10074,7 @@
       <w:sz w:val="22"/>
     </w:rPr>
   </w:style>
-  <w:style w:type="character" w:customStyle="1" w:styleId="NummerierungZchn">
+  <w:style w:type="character" w:styleId="NummerierungZchn" w:customStyle="1">
     <w:name w:val="Nummerierung Zchn"/>
     <w:basedOn w:val="ListBulletChar"/>
     <w:link w:val="Nummerierung"/>
@@ -9999,14 +10084,14 @@
       <w:sz w:val="22"/>
     </w:rPr>
   </w:style>
-  <w:style w:type="paragraph" w:customStyle="1" w:styleId="Tabellen">
+  <w:style w:type="paragraph" w:styleId="Tabellen" w:customStyle="1">
     <w:name w:val="Tabellen"/>
     <w:basedOn w:val="Normal"/>
     <w:link w:val="TabellenZchn"/>
     <w:qFormat/>
     <w:rsid w:val="00835D6C"/>
   </w:style>
-  <w:style w:type="character" w:customStyle="1" w:styleId="TabellenZchn">
+  <w:style w:type="character" w:styleId="TabellenZchn" w:customStyle="1">
     <w:name w:val="Tabellen Zchn"/>
     <w:basedOn w:val="DefaultParagraphFont"/>
     <w:link w:val="Tabellen"/>

--- a/doc/AnbindungExterneWebanwendung.docx
+++ b/doc/AnbindungExterneWebanwendung.docx
@@ -1,6 +1,6 @@
 
 <file path=word/document.xml><?xml version="1.0" encoding="utf-8"?>
-<w:document xmlns:wpc="http://schemas.microsoft.com/office/word/2010/wordprocessingCanvas" xmlns:mc="http://schemas.openxmlformats.org/markup-compatibility/2006" xmlns:o="urn:schemas-microsoft-com:office:office" xmlns:r="http://schemas.openxmlformats.org/officeDocument/2006/relationships" xmlns:m="http://schemas.openxmlformats.org/officeDocument/2006/math" xmlns:v="urn:schemas-microsoft-com:vml" xmlns:wp14="http://schemas.microsoft.com/office/word/2010/wordprocessingDrawing" xmlns:wp="http://schemas.openxmlformats.org/drawingml/2006/wordprocessingDrawing" xmlns:w10="urn:schemas-microsoft-com:office:word" xmlns:w="http://schemas.openxmlformats.org/wordprocessingml/2006/main" xmlns:w14="http://schemas.microsoft.com/office/word/2010/wordml" xmlns:w15="http://schemas.microsoft.com/office/word/2012/wordml" xmlns:wpg="http://schemas.microsoft.com/office/word/2010/wordprocessingGroup" xmlns:wpi="http://schemas.microsoft.com/office/word/2010/wordprocessingInk" xmlns:wne="http://schemas.microsoft.com/office/word/2006/wordml" xmlns:wps="http://schemas.microsoft.com/office/word/2010/wordprocessingShape" xmlns:a="http://schemas.openxmlformats.org/drawingml/2006/main" xmlns:pic="http://schemas.openxmlformats.org/drawingml/2006/picture" xmlns:a14="http://schemas.microsoft.com/office/drawing/2010/main" mc:Ignorable="w14 w15 wp14">
+<w:document xmlns:wpc="http://schemas.microsoft.com/office/word/2010/wordprocessingCanvas" xmlns:cx="http://schemas.microsoft.com/office/drawing/2014/chartex" xmlns:cx1="http://schemas.microsoft.com/office/drawing/2015/9/8/chartex" xmlns:cx2="http://schemas.microsoft.com/office/drawing/2015/10/21/chartex" xmlns:cx3="http://schemas.microsoft.com/office/drawing/2016/5/9/chartex" xmlns:cx4="http://schemas.microsoft.com/office/drawing/2016/5/10/chartex" xmlns:cx5="http://schemas.microsoft.com/office/drawing/2016/5/11/chartex" xmlns:cx6="http://schemas.microsoft.com/office/drawing/2016/5/12/chartex" xmlns:cx7="http://schemas.microsoft.com/office/drawing/2016/5/13/chartex" xmlns:cx8="http://schemas.microsoft.com/office/drawing/2016/5/14/chartex" xmlns:mc="http://schemas.openxmlformats.org/markup-compatibility/2006" xmlns:aink="http://schemas.microsoft.com/office/drawing/2016/ink" xmlns:am3d="http://schemas.microsoft.com/office/drawing/2017/model3d" xmlns:o="urn:schemas-microsoft-com:office:office" xmlns:r="http://schemas.openxmlformats.org/officeDocument/2006/relationships" xmlns:m="http://schemas.openxmlformats.org/officeDocument/2006/math" xmlns:v="urn:schemas-microsoft-com:vml" xmlns:wp14="http://schemas.microsoft.com/office/word/2010/wordprocessingDrawing" xmlns:wp="http://schemas.openxmlformats.org/drawingml/2006/wordprocessingDrawing" xmlns:w10="urn:schemas-microsoft-com:office:word" xmlns:w="http://schemas.openxmlformats.org/wordprocessingml/2006/main" xmlns:w14="http://schemas.microsoft.com/office/word/2010/wordml" xmlns:w15="http://schemas.microsoft.com/office/word/2012/wordml" xmlns:w16cex="http://schemas.microsoft.com/office/word/2018/wordml/cex" xmlns:w16cid="http://schemas.microsoft.com/office/word/2016/wordml/cid" xmlns:w16="http://schemas.microsoft.com/office/word/2018/wordml" xmlns:w16se="http://schemas.microsoft.com/office/word/2015/wordml/symex" xmlns:wpg="http://schemas.microsoft.com/office/word/2010/wordprocessingGroup" xmlns:wpi="http://schemas.microsoft.com/office/word/2010/wordprocessingInk" xmlns:wne="http://schemas.microsoft.com/office/word/2006/wordml" xmlns:wps="http://schemas.microsoft.com/office/word/2010/wordprocessingShape" mc:Ignorable="w14 w15 w16se w16cid w16 w16cex wp14">
   <w:body>
     <w:tbl>
       <w:tblPr>
@@ -16,7 +16,7 @@
         <w:gridCol w:w="5957"/>
         <w:gridCol w:w="3400"/>
       </w:tblGrid>
-      <w:tr xmlns:wp14="http://schemas.microsoft.com/office/word/2010/wordml" wp14:textId="77777777">
+      <w:tr>
         <w:trPr>
           <w:trHeight w:val="495"/>
         </w:trPr>
@@ -25,7 +25,7 @@
             <w:tcW w:w="3183" w:type="pct"/>
             <w:vAlign w:val="center"/>
           </w:tcPr>
-          <w:p wp14:textId="77777777">
+          <w:p>
             <w:pPr>
               <w:pStyle w:val="NoSpacing"/>
               <w:ind w:left="0" w:right="0"/>
@@ -42,7 +42,7 @@
               <mc:AlternateContent>
                 <mc:Choice Requires="wps">
                   <w:drawing>
-                    <wp:anchor xmlns:wp14="http://schemas.microsoft.com/office/word/2010/wordprocessingDrawing" distT="0" distB="0" distL="114300" distR="114300" simplePos="0" relativeHeight="251659264" behindDoc="1" locked="0" layoutInCell="1" allowOverlap="1" wp14:anchorId="6CFA8A33" wp14:editId="6294B8F1">
+                    <wp:anchor distT="0" distB="0" distL="114300" distR="114300" simplePos="0" relativeHeight="251659264" behindDoc="1" locked="0" layoutInCell="1" allowOverlap="1" wp14:anchorId="6CFA8A33" wp14:editId="6294B8F1">
                       <wp:simplePos x="0" y="0"/>
                       <wp:positionH relativeFrom="leftMargin">
                         <wp:posOffset>-352425</wp:posOffset>
@@ -89,7 +89,7 @@
                             </wps:style>
                             <wps:txbx>
                               <w:txbxContent>
-                                <w:p xmlns:wp14="http://schemas.microsoft.com/office/word/2010/wordml" wp14:textId="77777777">
+                                <w:p>
                                   <w:pPr>
                                     <w:pStyle w:val="Title"/>
                                     <w:jc w:val="right"/>
@@ -118,7 +118,7 @@
                     </wp:anchor>
                   </w:drawing>
                 </mc:Choice>
-                <mc:Fallback>
+                <mc:Fallback xmlns:wp14="http://schemas.microsoft.com/office/word/2010/wordml" xmlns:a14="http://schemas.microsoft.com/office/drawing/2010/main" xmlns:pic="http://schemas.openxmlformats.org/drawingml/2006/picture" xmlns:a="http://schemas.openxmlformats.org/drawingml/2006/main">
                   <w:pict w14:anchorId="489133E5">
                     <v:shapetype id="_x0000_t202" coordsize="21600,21600" o:spt="202" path="m,l,21600r21600,l21600,xe" w14:anchorId="6CFA8A33">
                       <v:stroke joinstyle="miter"/>
@@ -151,7 +151,7 @@
             <w:tcW w:w="1817" w:type="pct"/>
             <w:vAlign w:val="center"/>
           </w:tcPr>
-          <w:p wp14:textId="77777777">
+          <w:p>
             <w:pPr>
               <w:pStyle w:val="NoSpacing"/>
               <w:tabs>
@@ -166,7 +166,7 @@
                 <w:lang w:eastAsia="en-US"/>
               </w:rPr>
               <w:drawing>
-                <wp:anchor xmlns:wp14="http://schemas.microsoft.com/office/word/2010/wordprocessingDrawing" distT="0" distB="0" distL="114300" distR="114300" simplePos="0" relativeHeight="251660288" behindDoc="0" locked="0" layoutInCell="1" allowOverlap="1" wp14:anchorId="39BF264F" wp14:editId="752D7BFD">
+                <wp:anchor distT="0" distB="0" distL="114300" distR="114300" simplePos="0" relativeHeight="251660288" behindDoc="0" locked="0" layoutInCell="1" allowOverlap="1" wp14:anchorId="39BF264F" wp14:editId="752D7BFD">
                   <wp:simplePos x="5019675" y="857250"/>
                   <wp:positionH relativeFrom="margin">
                     <wp:posOffset>260350</wp:posOffset>
@@ -231,12 +231,12 @@
         <w:tblW w:w="8788" w:type="dxa"/>
         <w:tblInd w:w="392" w:type="dxa"/>
         <w:tblBorders>
-          <w:top w:val="none" w:color="auto" w:sz="0" w:space="0"/>
-          <w:left w:val="none" w:color="auto" w:sz="0" w:space="0"/>
-          <w:bottom w:val="none" w:color="auto" w:sz="0" w:space="0"/>
-          <w:right w:val="none" w:color="auto" w:sz="0" w:space="0"/>
-          <w:insideH w:val="none" w:color="auto" w:sz="0" w:space="0"/>
-          <w:insideV w:val="none" w:color="auto" w:sz="0" w:space="0"/>
+          <w:top w:val="none" w:sz="0" w:space="0" w:color="auto"/>
+          <w:left w:val="none" w:sz="0" w:space="0" w:color="auto"/>
+          <w:bottom w:val="none" w:sz="0" w:space="0" w:color="auto"/>
+          <w:right w:val="none" w:sz="0" w:space="0" w:color="auto"/>
+          <w:insideH w:val="none" w:sz="0" w:space="0" w:color="auto"/>
+          <w:insideV w:val="none" w:sz="0" w:space="0" w:color="auto"/>
         </w:tblBorders>
         <w:tblLook w:val="04A0" w:firstRow="1" w:lastRow="0" w:firstColumn="1" w:lastColumn="0" w:noHBand="0" w:noVBand="1"/>
         <w:tblDescription w:val="Company info"/>
@@ -245,7 +245,7 @@
         <w:gridCol w:w="284"/>
         <w:gridCol w:w="8504"/>
       </w:tblGrid>
-      <w:tr xmlns:wp14="http://schemas.microsoft.com/office/word/2010/wordml" wp14:textId="77777777">
+      <w:tr>
         <w:trPr>
           <w:trHeight w:val="567"/>
         </w:trPr>
@@ -253,10 +253,10 @@
           <w:tcPr>
             <w:tcW w:w="284" w:type="dxa"/>
             <w:tcBorders>
-              <w:left w:val="single" w:color="E4E3E2" w:themeColor="background2" w:sz="4" w:space="0"/>
+              <w:left w:val="single" w:sz="4" w:space="0" w:color="E4E3E2" w:themeColor="background2"/>
             </w:tcBorders>
           </w:tcPr>
-          <w:p wp14:textId="77777777">
+          <w:p>
             <w:pPr>
               <w:pStyle w:val="Title"/>
             </w:pPr>
@@ -266,7 +266,7 @@
           <w:tcPr>
             <w:tcW w:w="8504" w:type="dxa"/>
           </w:tcPr>
-          <w:p wp14:textId="77777777">
+          <w:p>
             <w:pPr>
               <w:pStyle w:val="Title"/>
               <w:rPr>
@@ -306,7 +306,7 @@
           </w:p>
         </w:tc>
       </w:tr>
-      <w:tr xmlns:wp14="http://schemas.microsoft.com/office/word/2010/wordml" wp14:textId="77777777">
+      <w:tr>
         <w:trPr>
           <w:trHeight w:val="590"/>
         </w:trPr>
@@ -314,10 +314,10 @@
           <w:tcPr>
             <w:tcW w:w="284" w:type="dxa"/>
             <w:tcBorders>
-              <w:left w:val="single" w:color="E4E3E2" w:themeColor="background2" w:sz="4" w:space="0"/>
+              <w:left w:val="single" w:sz="4" w:space="0" w:color="E4E3E2" w:themeColor="background2"/>
             </w:tcBorders>
           </w:tcPr>
-          <w:p wp14:textId="77777777">
+          <w:p>
             <w:pPr>
               <w:pStyle w:val="Title"/>
               <w:rPr>
@@ -331,7 +331,7 @@
             <w:tcW w:w="8504" w:type="dxa"/>
             <w:vAlign w:val="bottom"/>
           </w:tcPr>
-          <w:p wp14:textId="77777777">
+          <w:p>
             <w:pPr>
               <w:pStyle w:val="Subtitle"/>
             </w:pPr>
@@ -344,7 +344,7 @@
           </w:p>
         </w:tc>
       </w:tr>
-      <w:tr xmlns:wp14="http://schemas.microsoft.com/office/word/2010/wordml" wp14:textId="77777777">
+      <w:tr>
         <w:trPr>
           <w:trHeight w:val="766"/>
         </w:trPr>
@@ -352,10 +352,10 @@
           <w:tcPr>
             <w:tcW w:w="284" w:type="dxa"/>
             <w:tcBorders>
-              <w:left w:val="single" w:color="E4E3E2" w:themeColor="background2" w:sz="4" w:space="0"/>
+              <w:left w:val="single" w:sz="4" w:space="0" w:color="E4E3E2" w:themeColor="background2"/>
             </w:tcBorders>
           </w:tcPr>
-          <w:p wp14:textId="77777777">
+          <w:p>
             <w:pPr>
               <w:pStyle w:val="Title"/>
             </w:pPr>
@@ -366,7 +366,7 @@
             <w:tcW w:w="8504" w:type="dxa"/>
             <w:vAlign w:val="center"/>
           </w:tcPr>
-          <w:p wp14:textId="77777777">
+          <w:p>
             <w:pPr>
               <w:jc w:val="left"/>
               <w:rPr>
@@ -383,7 +383,7 @@
               <w:rPr>
                 <w:lang w:val="en-US"/>
               </w:rPr>
-              <w:t>7</w:t>
+              <w:t>8</w:t>
             </w:r>
             <w:r>
               <w:rPr>
@@ -395,7 +395,7 @@
               <w:rPr>
                 <w:lang w:val="en-US"/>
               </w:rPr>
-              <w:t>26</w:t>
+              <w:t>11</w:t>
             </w:r>
             <w:r>
               <w:rPr>
@@ -407,18 +407,30 @@
               <w:rPr>
                 <w:lang w:val="en-US"/>
               </w:rPr>
-              <w:t>09</w:t>
+              <w:t>0</w:t>
             </w:r>
             <w:r>
               <w:rPr>
                 <w:lang w:val="en-US"/>
               </w:rPr>
-              <w:t>.2014</w:t>
+              <w:t>6</w:t>
+            </w:r>
+            <w:r>
+              <w:rPr>
+                <w:lang w:val="en-US"/>
+              </w:rPr>
+              <w:t>.20</w:t>
+            </w:r>
+            <w:r>
+              <w:rPr>
+                <w:lang w:val="en-US"/>
+              </w:rPr>
+              <w:t>21</w:t>
             </w:r>
           </w:p>
         </w:tc>
       </w:tr>
-      <w:tr xmlns:wp14="http://schemas.microsoft.com/office/word/2010/wordml" wp14:textId="77777777">
+      <w:tr>
         <w:trPr>
           <w:trHeight w:val="452"/>
         </w:trPr>
@@ -426,10 +438,10 @@
           <w:tcPr>
             <w:tcW w:w="284" w:type="dxa"/>
             <w:tcBorders>
-              <w:left w:val="single" w:color="E4E3E2" w:themeColor="background2" w:sz="4" w:space="0"/>
+              <w:left w:val="single" w:sz="4" w:space="0" w:color="E4E3E2" w:themeColor="background2"/>
             </w:tcBorders>
           </w:tcPr>
-          <w:p wp14:textId="77777777">
+          <w:p>
             <w:pPr>
               <w:pStyle w:val="Title"/>
               <w:rPr>
@@ -443,7 +455,7 @@
             <w:tcW w:w="8504" w:type="dxa"/>
             <w:vAlign w:val="bottom"/>
           </w:tcPr>
-          <w:p wp14:textId="77777777">
+          <w:p>
             <w:pPr>
               <w:pStyle w:val="Title"/>
               <w:spacing w:before="0"/>
@@ -497,7 +509,7 @@
               </w:rPr>
               <w:t xml:space="preserve"> </w:t>
             </w:r>
-            <w:hyperlink w:history="1" r:id="rId11">
+            <w:hyperlink r:id="rId11" w:history="1">
               <w:r>
                 <w:rPr>
                   <w:rStyle w:val="Hyperlink"/>
@@ -509,9 +521,12 @@
               </w:r>
             </w:hyperlink>
           </w:p>
-          <w:p wp14:textId="77777777">
+          <w:p>
             <w:pPr>
               <w:rPr>
+                <w:rStyle w:val="Hyperlink"/>
+                <w:rFonts w:eastAsiaTheme="majorEastAsia" w:cstheme="majorBidi"/>
+                <w:kern w:val="28"/>
                 <w:lang w:val="en-US"/>
               </w:rPr>
             </w:pPr>
@@ -534,6 +549,51 @@
                 <w:lang w:val="en-US"/>
               </w:rPr>
               <w:t xml:space="preserve"> – </w:t>
+            </w:r>
+            <w:r>
+              <w:rPr>
+                <w:rStyle w:val="Hyperlink"/>
+                <w:rFonts w:eastAsiaTheme="majorEastAsia" w:cstheme="majorBidi"/>
+                <w:kern w:val="28"/>
+                <w:lang w:val="en-US"/>
+              </w:rPr>
+              <w:fldChar w:fldCharType="begin"/>
+            </w:r>
+            <w:r>
+              <w:rPr>
+                <w:rStyle w:val="Hyperlink"/>
+                <w:rFonts w:eastAsiaTheme="majorEastAsia" w:cstheme="majorBidi"/>
+                <w:kern w:val="28"/>
+                <w:lang w:val="en-US"/>
+              </w:rPr>
+              <w:instrText xml:space="preserve"> HYPERLINK "mailto:</w:instrText>
+            </w:r>
+            <w:r>
+              <w:rPr>
+                <w:rStyle w:val="Hyperlink"/>
+                <w:rFonts w:eastAsiaTheme="majorEastAsia" w:cstheme="majorBidi"/>
+                <w:kern w:val="28"/>
+                <w:lang w:val="en-US"/>
+              </w:rPr>
+              <w:instrText>christian.maierhofer@egiz.gv.at</w:instrText>
+            </w:r>
+            <w:r>
+              <w:rPr>
+                <w:rStyle w:val="Hyperlink"/>
+                <w:rFonts w:eastAsiaTheme="majorEastAsia" w:cstheme="majorBidi"/>
+                <w:kern w:val="28"/>
+                <w:lang w:val="en-US"/>
+              </w:rPr>
+              <w:instrText xml:space="preserve">" </w:instrText>
+            </w:r>
+            <w:r>
+              <w:rPr>
+                <w:rStyle w:val="Hyperlink"/>
+                <w:rFonts w:eastAsiaTheme="majorEastAsia" w:cstheme="majorBidi"/>
+                <w:kern w:val="28"/>
+                <w:lang w:val="en-US"/>
+              </w:rPr>
+              <w:fldChar w:fldCharType="separate"/>
             </w:r>
             <w:r>
               <w:rPr>
@@ -544,10 +604,96 @@
               </w:rPr>
               <w:t>christian.maierhofer@egiz.gv.at</w:t>
             </w:r>
+            <w:r>
+              <w:rPr>
+                <w:rStyle w:val="Hyperlink"/>
+                <w:rFonts w:eastAsiaTheme="majorEastAsia" w:cstheme="majorBidi"/>
+                <w:kern w:val="28"/>
+                <w:lang w:val="en-US"/>
+              </w:rPr>
+              <w:fldChar w:fldCharType="end"/>
+            </w:r>
+          </w:p>
+          <w:p>
+            <w:pPr>
+              <w:rPr>
+                <w:lang w:val="en-US"/>
+              </w:rPr>
+            </w:pPr>
+            <w:r>
+              <w:rPr>
+                <w:rStyle w:val="Hyperlink"/>
+                <w:rFonts w:eastAsiaTheme="majorEastAsia" w:cstheme="majorBidi"/>
+                <w:kern w:val="28"/>
+              </w:rPr>
+              <w:t xml:space="preserve">Alexander </w:t>
+            </w:r>
+            <w:proofErr w:type="spellStart"/>
+            <w:r>
+              <w:rPr>
+                <w:rStyle w:val="Hyperlink"/>
+                <w:rFonts w:eastAsiaTheme="majorEastAsia" w:cstheme="majorBidi"/>
+                <w:kern w:val="28"/>
+              </w:rPr>
+              <w:t>Marsalek</w:t>
+            </w:r>
+            <w:proofErr w:type="spellEnd"/>
+            <w:r>
+              <w:rPr>
+                <w:rStyle w:val="Hyperlink"/>
+                <w:rFonts w:eastAsiaTheme="majorEastAsia" w:cstheme="majorBidi"/>
+                <w:kern w:val="28"/>
+              </w:rPr>
+              <w:t xml:space="preserve"> </w:t>
+            </w:r>
+            <w:r>
+              <w:rPr>
+                <w:lang w:val="en-US"/>
+              </w:rPr>
+              <w:t xml:space="preserve">– </w:t>
+            </w:r>
+            <w:hyperlink r:id="rId12" w:history="1">
+              <w:r>
+                <w:rPr>
+                  <w:rStyle w:val="Hyperlink"/>
+                  <w:rFonts w:eastAsiaTheme="majorEastAsia" w:cstheme="majorBidi"/>
+                  <w:kern w:val="28"/>
+                  <w:lang w:val="en-US"/>
+                </w:rPr>
+                <w:t>alexander.marsalek</w:t>
+              </w:r>
+              <w:r>
+                <w:rPr>
+                  <w:rStyle w:val="Hyperlink"/>
+                  <w:rFonts w:eastAsiaTheme="majorEastAsia" w:cstheme="majorBidi"/>
+                  <w:kern w:val="28"/>
+                  <w:lang w:val="en-US"/>
+                </w:rPr>
+                <w:t>@</w:t>
+              </w:r>
+              <w:r>
+                <w:rPr>
+                  <w:rStyle w:val="Hyperlink"/>
+                  <w:rFonts w:eastAsiaTheme="majorEastAsia" w:cstheme="majorBidi"/>
+                  <w:kern w:val="28"/>
+                  <w:lang w:val="en-US"/>
+                </w:rPr>
+                <w:t>a-sit</w:t>
+              </w:r>
+              <w:r>
+                <w:rPr>
+                  <w:rStyle w:val="Hyperlink"/>
+                  <w:rFonts w:eastAsiaTheme="majorEastAsia" w:cstheme="majorBidi"/>
+                  <w:kern w:val="28"/>
+                  <w:lang w:val="en-US"/>
+                </w:rPr>
+                <w:t>.at</w:t>
+              </w:r>
+            </w:hyperlink>
           </w:p>
         </w:tc>
       </w:tr>
-      <w:tr xmlns:wp14="http://schemas.microsoft.com/office/word/2010/wordml" wp14:textId="77777777">
+      <w:tr>
         <w:trPr>
           <w:trHeight w:val="590"/>
         </w:trPr>
@@ -555,10 +701,10 @@
           <w:tcPr>
             <w:tcW w:w="284" w:type="dxa"/>
             <w:tcBorders>
-              <w:left w:val="single" w:color="E4E3E2" w:themeColor="background2" w:sz="4" w:space="0"/>
+              <w:left w:val="single" w:sz="4" w:space="0" w:color="E4E3E2" w:themeColor="background2"/>
             </w:tcBorders>
           </w:tcPr>
-          <w:p wp14:textId="77777777">
+          <w:p>
             <w:pPr>
               <w:pStyle w:val="Title"/>
               <w:rPr>
@@ -571,7 +717,7 @@
           <w:tcPr>
             <w:tcW w:w="8504" w:type="dxa"/>
           </w:tcPr>
-          <w:p wp14:textId="77777777">
+          <w:p>
             <w:pPr>
               <w:pStyle w:val="Title"/>
               <w:jc w:val="left"/>
@@ -585,7 +731,7 @@
         </w:tc>
       </w:tr>
     </w:tbl>
-    <w:p xmlns:wp14="http://schemas.microsoft.com/office/word/2010/wordml" wp14:textId="77777777">
+    <w:p>
       <w:pPr>
         <w:ind w:left="709"/>
         <w:rPr>
@@ -650,7 +796,7 @@
         <w:t>bergeben werden.</w:t>
       </w:r>
     </w:p>
-    <w:p xmlns:wp14="http://schemas.microsoft.com/office/word/2010/wordml" wp14:textId="77777777">
+    <w:p>
       <w:pPr>
         <w:jc w:val="left"/>
         <w:rPr>
@@ -664,7 +810,7 @@
         <w:br w:type="page"/>
       </w:r>
     </w:p>
-    <w:p xmlns:wp14="http://schemas.microsoft.com/office/word/2010/wordml" wp14:textId="77777777">
+    <w:p>
       <w:pPr>
         <w:ind w:left="709"/>
         <w:rPr>
@@ -672,7 +818,7 @@
         </w:rPr>
       </w:pPr>
     </w:p>
-    <w:p xmlns:wp14="http://schemas.microsoft.com/office/word/2010/wordml" wp14:textId="77777777">
+    <w:p>
       <w:pPr>
         <w:pStyle w:val="Name"/>
       </w:pPr>
@@ -680,7 +826,7 @@
         <w:t>Inhaltsverzeichnis</w:t>
       </w:r>
     </w:p>
-    <w:p xmlns:wp14="http://schemas.microsoft.com/office/word/2010/wordml" wp14:textId="77777777">
+    <w:p>
       <w:pPr>
         <w:pStyle w:val="TOC1"/>
         <w:tabs>
@@ -702,7 +848,7 @@
       <w:r>
         <w:fldChar w:fldCharType="separate"/>
       </w:r>
-      <w:hyperlink w:history="1" w:anchor="_Toc396214450">
+      <w:hyperlink w:anchor="_Toc396214450" w:history="1">
         <w:r>
           <w:rPr>
             <w:rStyle w:val="Hyperlink"/>
@@ -760,7 +906,7 @@
         </w:r>
       </w:hyperlink>
     </w:p>
-    <w:p xmlns:wp14="http://schemas.microsoft.com/office/word/2010/wordml" wp14:textId="77777777">
+    <w:p>
       <w:pPr>
         <w:pStyle w:val="TOC2"/>
         <w:tabs>
@@ -773,7 +919,7 @@
           <w:lang w:val="de-AT" w:eastAsia="de-AT"/>
         </w:rPr>
       </w:pPr>
-      <w:hyperlink w:history="1" w:anchor="_Toc396214451">
+      <w:hyperlink w:anchor="_Toc396214451" w:history="1">
         <w:r>
           <w:rPr>
             <w:rStyle w:val="Hyperlink"/>
@@ -831,7 +977,7 @@
         </w:r>
       </w:hyperlink>
     </w:p>
-    <w:p xmlns:wp14="http://schemas.microsoft.com/office/word/2010/wordml" wp14:textId="77777777">
+    <w:p>
       <w:pPr>
         <w:pStyle w:val="TOC2"/>
         <w:tabs>
@@ -844,7 +990,7 @@
           <w:lang w:val="de-AT" w:eastAsia="de-AT"/>
         </w:rPr>
       </w:pPr>
-      <w:hyperlink w:history="1" w:anchor="_Toc396214452">
+      <w:hyperlink w:anchor="_Toc396214452" w:history="1">
         <w:r>
           <w:rPr>
             <w:rStyle w:val="Hyperlink"/>
@@ -902,7 +1048,7 @@
         </w:r>
       </w:hyperlink>
     </w:p>
-    <w:p xmlns:wp14="http://schemas.microsoft.com/office/word/2010/wordml" wp14:textId="77777777">
+    <w:p>
       <w:pPr>
         <w:pStyle w:val="TOC2"/>
         <w:tabs>
@@ -915,7 +1061,7 @@
           <w:lang w:val="de-AT" w:eastAsia="de-AT"/>
         </w:rPr>
       </w:pPr>
-      <w:hyperlink w:history="1" w:anchor="_Toc396214453">
+      <w:hyperlink w:anchor="_Toc396214453" w:history="1">
         <w:r>
           <w:rPr>
             <w:rStyle w:val="Hyperlink"/>
@@ -973,7 +1119,7 @@
         </w:r>
       </w:hyperlink>
     </w:p>
-    <w:p xmlns:wp14="http://schemas.microsoft.com/office/word/2010/wordml" wp14:textId="77777777">
+    <w:p>
       <w:pPr>
         <w:pStyle w:val="TOC1"/>
         <w:tabs>
@@ -986,7 +1132,7 @@
           <w:lang w:val="de-AT" w:eastAsia="de-AT"/>
         </w:rPr>
       </w:pPr>
-      <w:hyperlink w:history="1" w:anchor="_Toc396214454">
+      <w:hyperlink w:anchor="_Toc396214454" w:history="1">
         <w:r>
           <w:rPr>
             <w:rStyle w:val="Hyperlink"/>
@@ -1044,7 +1190,7 @@
         </w:r>
       </w:hyperlink>
     </w:p>
-    <w:p xmlns:wp14="http://schemas.microsoft.com/office/word/2010/wordml" wp14:textId="77777777">
+    <w:p>
       <w:pPr>
         <w:pStyle w:val="TOC2"/>
         <w:tabs>
@@ -1057,7 +1203,7 @@
           <w:lang w:val="de-AT" w:eastAsia="de-AT"/>
         </w:rPr>
       </w:pPr>
-      <w:hyperlink w:history="1" w:anchor="_Toc396214455">
+      <w:hyperlink w:anchor="_Toc396214455" w:history="1">
         <w:r>
           <w:rPr>
             <w:rStyle w:val="Hyperlink"/>
@@ -1115,7 +1261,7 @@
         </w:r>
       </w:hyperlink>
     </w:p>
-    <w:p xmlns:wp14="http://schemas.microsoft.com/office/word/2010/wordml" wp14:textId="77777777">
+    <w:p>
       <w:pPr>
         <w:pStyle w:val="TOC3"/>
         <w:tabs>
@@ -1128,7 +1274,7 @@
           <w:lang w:val="de-AT" w:eastAsia="de-AT"/>
         </w:rPr>
       </w:pPr>
-      <w:hyperlink w:history="1" w:anchor="_Toc396214456">
+      <w:hyperlink w:anchor="_Toc396214456" w:history="1">
         <w:r>
           <w:rPr>
             <w:rStyle w:val="Hyperlink"/>
@@ -1186,7 +1332,7 @@
         </w:r>
       </w:hyperlink>
     </w:p>
-    <w:p xmlns:wp14="http://schemas.microsoft.com/office/word/2010/wordml" wp14:textId="77777777">
+    <w:p>
       <w:pPr>
         <w:pStyle w:val="TOC3"/>
         <w:tabs>
@@ -1199,7 +1345,7 @@
           <w:lang w:val="de-AT" w:eastAsia="de-AT"/>
         </w:rPr>
       </w:pPr>
-      <w:hyperlink w:history="1" w:anchor="_Toc396214457">
+      <w:hyperlink w:anchor="_Toc396214457" w:history="1">
         <w:r>
           <w:rPr>
             <w:rStyle w:val="Hyperlink"/>
@@ -1257,7 +1403,7 @@
         </w:r>
       </w:hyperlink>
     </w:p>
-    <w:p xmlns:wp14="http://schemas.microsoft.com/office/word/2010/wordml" wp14:textId="77777777">
+    <w:p>
       <w:pPr>
         <w:pStyle w:val="TOC3"/>
         <w:tabs>
@@ -1270,7 +1416,7 @@
           <w:lang w:val="de-AT" w:eastAsia="de-AT"/>
         </w:rPr>
       </w:pPr>
-      <w:hyperlink w:history="1" w:anchor="_Toc396214458">
+      <w:hyperlink w:anchor="_Toc396214458" w:history="1">
         <w:r>
           <w:rPr>
             <w:rStyle w:val="Hyperlink"/>
@@ -1328,7 +1474,7 @@
         </w:r>
       </w:hyperlink>
     </w:p>
-    <w:p xmlns:wp14="http://schemas.microsoft.com/office/word/2010/wordml" wp14:textId="77777777">
+    <w:p>
       <w:pPr>
         <w:pStyle w:val="TOC3"/>
         <w:tabs>
@@ -1341,7 +1487,7 @@
           <w:lang w:val="de-AT" w:eastAsia="de-AT"/>
         </w:rPr>
       </w:pPr>
-      <w:hyperlink w:history="1" w:anchor="_Toc396214459">
+      <w:hyperlink w:anchor="_Toc396214459" w:history="1">
         <w:r>
           <w:rPr>
             <w:rStyle w:val="Hyperlink"/>
@@ -1388,7 +1534,7 @@
             <w:noProof/>
             <w:webHidden/>
           </w:rPr>
-          <w:t>10</w:t>
+          <w:t>11</w:t>
         </w:r>
         <w:r>
           <w:rPr>
@@ -1399,7 +1545,7 @@
         </w:r>
       </w:hyperlink>
     </w:p>
-    <w:p xmlns:wp14="http://schemas.microsoft.com/office/word/2010/wordml" wp14:textId="77777777">
+    <w:p>
       <w:pPr>
         <w:pStyle w:val="TOC2"/>
         <w:tabs>
@@ -1412,7 +1558,7 @@
           <w:lang w:val="de-AT" w:eastAsia="de-AT"/>
         </w:rPr>
       </w:pPr>
-      <w:hyperlink w:history="1" w:anchor="_Toc396214460">
+      <w:hyperlink w:anchor="_Toc396214460" w:history="1">
         <w:r>
           <w:rPr>
             <w:rStyle w:val="Hyperlink"/>
@@ -1470,7 +1616,7 @@
         </w:r>
       </w:hyperlink>
     </w:p>
-    <w:p xmlns:wp14="http://schemas.microsoft.com/office/word/2010/wordml" wp14:textId="77777777">
+    <w:p>
       <w:pPr>
         <w:pStyle w:val="TOC3"/>
         <w:tabs>
@@ -1483,7 +1629,7 @@
           <w:lang w:val="de-AT" w:eastAsia="de-AT"/>
         </w:rPr>
       </w:pPr>
-      <w:hyperlink w:history="1" w:anchor="_Toc396214461">
+      <w:hyperlink w:anchor="_Toc396214461" w:history="1">
         <w:r>
           <w:rPr>
             <w:rStyle w:val="Hyperlink"/>
@@ -1541,7 +1687,7 @@
         </w:r>
       </w:hyperlink>
     </w:p>
-    <w:p xmlns:wp14="http://schemas.microsoft.com/office/word/2010/wordml" wp14:textId="77777777">
+    <w:p>
       <w:pPr>
         <w:pStyle w:val="TOC3"/>
         <w:tabs>
@@ -1554,7 +1700,7 @@
           <w:lang w:val="de-AT" w:eastAsia="de-AT"/>
         </w:rPr>
       </w:pPr>
-      <w:hyperlink w:history="1" w:anchor="_Toc396214462">
+      <w:hyperlink w:anchor="_Toc396214462" w:history="1">
         <w:r>
           <w:rPr>
             <w:rStyle w:val="Hyperlink"/>
@@ -1612,7 +1758,7 @@
         </w:r>
       </w:hyperlink>
     </w:p>
-    <w:p xmlns:wp14="http://schemas.microsoft.com/office/word/2010/wordml" wp14:textId="77777777">
+    <w:p>
       <w:pPr>
         <w:pStyle w:val="TOC3"/>
         <w:tabs>
@@ -1625,7 +1771,7 @@
           <w:lang w:val="de-AT" w:eastAsia="de-AT"/>
         </w:rPr>
       </w:pPr>
-      <w:hyperlink w:history="1" w:anchor="_Toc396214463">
+      <w:hyperlink w:anchor="_Toc396214463" w:history="1">
         <w:r>
           <w:rPr>
             <w:rStyle w:val="Hyperlink"/>
@@ -1683,12 +1829,12 @@
         </w:r>
       </w:hyperlink>
     </w:p>
-    <w:p xmlns:wp14="http://schemas.microsoft.com/office/word/2010/wordml" wp14:textId="77777777">
+    <w:p>
       <w:r>
         <w:fldChar w:fldCharType="end"/>
       </w:r>
     </w:p>
-    <w:p xmlns:wp14="http://schemas.microsoft.com/office/word/2010/wordml" wp14:textId="77777777">
+    <w:p>
       <w:pPr>
         <w:pStyle w:val="Name"/>
       </w:pPr>
@@ -1696,7 +1842,7 @@
         <w:t>Abbildungsverzeichnis</w:t>
       </w:r>
     </w:p>
-    <w:p xmlns:wp14="http://schemas.microsoft.com/office/word/2010/wordml" wp14:textId="77777777">
+    <w:p>
       <w:pPr>
         <w:pStyle w:val="TableofFigures"/>
         <w:tabs>
@@ -1718,7 +1864,7 @@
       <w:r>
         <w:fldChar w:fldCharType="separate"/>
       </w:r>
-      <w:hyperlink w:history="1" w:anchor="_Toc393181696">
+      <w:hyperlink w:anchor="_Toc393181696" w:history="1">
         <w:r>
           <w:rPr>
             <w:rStyle w:val="Hyperlink"/>
@@ -1776,7 +1922,7 @@
         </w:r>
       </w:hyperlink>
     </w:p>
-    <w:p xmlns:wp14="http://schemas.microsoft.com/office/word/2010/wordml" wp14:textId="77777777">
+    <w:p>
       <w:pPr>
         <w:pStyle w:val="TableofFigures"/>
         <w:tabs>
@@ -1789,7 +1935,7 @@
           <w:lang w:eastAsia="de-DE"/>
         </w:rPr>
       </w:pPr>
-      <w:hyperlink w:history="1" w:anchor="_Toc393181697">
+      <w:hyperlink w:anchor="_Toc393181697" w:history="1">
         <w:r>
           <w:rPr>
             <w:rStyle w:val="Hyperlink"/>
@@ -1847,28 +1993,28 @@
         </w:r>
       </w:hyperlink>
     </w:p>
-    <w:p xmlns:wp14="http://schemas.microsoft.com/office/word/2010/wordml" wp14:textId="77777777">
+    <w:p>
       <w:r>
         <w:fldChar w:fldCharType="end"/>
       </w:r>
     </w:p>
-    <w:p xmlns:wp14="http://schemas.microsoft.com/office/word/2010/wordml" wp14:textId="77777777">
+    <w:p>
       <w:r>
         <w:br w:type="page"/>
       </w:r>
     </w:p>
-    <w:p xmlns:wp14="http://schemas.microsoft.com/office/word/2010/wordml" wp14:textId="77777777">
+    <w:p>
       <w:pPr>
         <w:pStyle w:val="Heading1"/>
       </w:pPr>
-      <w:bookmarkStart w:name="_Toc396214450" w:id="0"/>
+      <w:bookmarkStart w:id="0" w:name="_Toc396214450"/>
       <w:r>
         <w:lastRenderedPageBreak/>
         <w:t>Beschreibung der Schnittstelle</w:t>
       </w:r>
       <w:bookmarkEnd w:id="0"/>
     </w:p>
-    <w:p xmlns:wp14="http://schemas.microsoft.com/office/word/2010/wordml" wp14:textId="77777777">
+    <w:p>
       <w:pPr>
         <w:keepNext/>
       </w:pPr>
@@ -1879,7 +2025,7 @@
         <w:t>ng einer externen Webanwendung:</w:t>
       </w:r>
     </w:p>
-    <w:p xmlns:wp14="http://schemas.microsoft.com/office/word/2010/wordml" wp14:textId="77777777">
+    <w:p>
       <w:pPr>
         <w:pStyle w:val="ListParagraph"/>
         <w:keepNext/>
@@ -1898,7 +2044,7 @@
         <w:t>: In dieser Möglichkeit wird der Benutzer von der externen Webanwendung an PDF-AS-WEB weitergeleitet. PDF-AS-WEB bezieht in diesem Fall das zu signierende PDF von der externen Webanwendung.</w:t>
       </w:r>
     </w:p>
-    <w:p xmlns:wp14="http://schemas.microsoft.com/office/word/2010/wordml" wp14:textId="77777777">
+    <w:p>
       <w:pPr>
         <w:pStyle w:val="ListParagraph"/>
         <w:keepNext/>
@@ -1917,7 +2063,7 @@
         <w:t>: In dieser Möglichkeit wird das zu signierende PDF per SOAP Service von der externen Webanwendung direkt an PDF-AS-WEB hochgeladen. Als Antwort erhält die externe Webanwendung eine URL an die sie den Benutzer weiterleiten muss.</w:t>
       </w:r>
     </w:p>
-    <w:p xmlns:wp14="http://schemas.microsoft.com/office/word/2010/wordml" wp14:textId="77777777">
+    <w:p>
       <w:pPr>
         <w:pStyle w:val="ListParagraph"/>
         <w:keepNext/>
@@ -1942,20 +2088,28 @@
         <w:t xml:space="preserve">: </w:t>
       </w:r>
       <w:r>
-        <w:t>In dieser Möglichkeit wird das zu signierende PDF per SOAP Service von der externen Webanwendung direkt an PDF-AS-WEB hochgeladen. Als Antwort erhält die externe Webanwendung das signierte Dokument. Diese Möglichkeit funktioniert nur wenn das PDF Dokument direkt vom Server signiert werden soll.</w:t>
-      </w:r>
-    </w:p>
-    <w:p xmlns:wp14="http://schemas.microsoft.com/office/word/2010/wordml" wp14:textId="77777777">
+        <w:t xml:space="preserve">In dieser Möglichkeit wird das zu signierende PDF per SOAP Service von der externen Webanwendung direkt an PDF-AS-WEB hochgeladen. Als Antwort erhält die externe Webanwendung das signierte Dokument. Diese Möglichkeit funktioniert nur wenn das </w:t>
+      </w:r>
+      <w:proofErr w:type="gramStart"/>
+      <w:r>
+        <w:t>PDF Dokument</w:t>
+      </w:r>
+      <w:proofErr w:type="gramEnd"/>
+      <w:r>
+        <w:t xml:space="preserve"> direkt vom Server signiert werden soll.</w:t>
+      </w:r>
+    </w:p>
+    <w:p>
       <w:pPr>
         <w:pStyle w:val="Heading2"/>
       </w:pPr>
-      <w:bookmarkStart w:name="_Toc396214451" w:id="1"/>
+      <w:bookmarkStart w:id="1" w:name="_Toc396214451"/>
       <w:r>
         <w:t>Übergabe per User Agent</w:t>
       </w:r>
       <w:bookmarkEnd w:id="1"/>
     </w:p>
-    <w:p xmlns:wp14="http://schemas.microsoft.com/office/word/2010/wordml" wp14:textId="77777777">
+    <w:p>
       <w:pPr>
         <w:keepNext/>
       </w:pPr>
@@ -1993,12 +2147,18 @@
         <w:t>der Signatur</w:t>
       </w:r>
       <w:r>
-        <w:t xml:space="preserve"> eines PDF Dokumentes einer externen Webanwendung durch PDF-AS-WEB dargestellt.</w:t>
-      </w:r>
-      <w:bookmarkStart w:name="_GoBack" w:id="2"/>
-      <w:bookmarkEnd w:id="2"/>
-    </w:p>
-    <w:p xmlns:wp14="http://schemas.microsoft.com/office/word/2010/wordml" wp14:textId="77777777">
+        <w:t xml:space="preserve"> eines </w:t>
+      </w:r>
+      <w:proofErr w:type="gramStart"/>
+      <w:r>
+        <w:t>PDF Dokumentes</w:t>
+      </w:r>
+      <w:proofErr w:type="gramEnd"/>
+      <w:r>
+        <w:t xml:space="preserve"> einer externen Webanwendung durch PDF-AS-WEB dargestellt.</w:t>
+      </w:r>
+    </w:p>
+    <w:p>
       <w:pPr>
         <w:keepNext/>
       </w:pPr>
@@ -2009,7 +2169,7 @@
         </w:rPr>
         <w:lastRenderedPageBreak/>
         <w:drawing>
-          <wp:inline xmlns:wp14="http://schemas.microsoft.com/office/word/2010/wordprocessingDrawing" distT="0" distB="0" distL="0" distR="0" wp14:anchorId="662BC779" wp14:editId="3890534F">
+          <wp:inline distT="0" distB="0" distL="0" distR="0" wp14:anchorId="662BC779" wp14:editId="3890534F">
             <wp:extent cx="5915025" cy="4429125"/>
             <wp:effectExtent l="0" t="0" r="9525" b="9525"/>
             <wp:docPr id="3" name="Picture 3" descr="C:\Users\andy\Documents\ExternalWebApplicationPDF_AS_WEB4.png"/>
@@ -2026,7 +2186,7 @@
                     </pic:cNvPicPr>
                   </pic:nvPicPr>
                   <pic:blipFill>
-                    <a:blip r:embed="rId12">
+                    <a:blip r:embed="rId13">
                       <a:extLst>
                         <a:ext uri="{28A0092B-C50C-407E-A947-70E740481C1C}">
                           <a14:useLocalDpi xmlns:a14="http://schemas.microsoft.com/office/drawing/2010/main" val="0"/>
@@ -2058,15 +2218,15 @@
         </w:drawing>
       </w:r>
     </w:p>
-    <w:p xmlns:wp14="http://schemas.microsoft.com/office/word/2010/wordml" wp14:textId="77777777">
+    <w:p>
       <w:pPr>
         <w:pStyle w:val="Caption"/>
         <w:rPr>
           <w:lang w:val="de-AT"/>
         </w:rPr>
       </w:pPr>
-      <w:bookmarkStart w:name="_Ref378082781" w:id="3"/>
-      <w:bookmarkStart w:name="_Toc393181696" w:id="4"/>
+      <w:bookmarkStart w:id="2" w:name="_Ref378082781"/>
+      <w:bookmarkStart w:id="3" w:name="_Toc393181696"/>
       <w:r>
         <w:t xml:space="preserve">Abbildung </w:t>
       </w:r>
@@ -2097,13 +2257,13 @@
       <w:r>
         <w:t>nd PDF-AS-WEB</w:t>
       </w:r>
+      <w:bookmarkEnd w:id="2"/>
+      <w:r>
+        <w:t xml:space="preserve"> via User Agent</w:t>
+      </w:r>
       <w:bookmarkEnd w:id="3"/>
-      <w:r>
-        <w:t xml:space="preserve"> via User Agent</w:t>
-      </w:r>
-      <w:bookmarkEnd w:id="4"/>
-    </w:p>
-    <w:p xmlns:wp14="http://schemas.microsoft.com/office/word/2010/wordml" wp14:textId="77777777">
+    </w:p>
+    <w:p>
       <w:pPr>
         <w:rPr>
           <w:lang w:val="de-AT"/>
@@ -2167,7 +2327,21 @@
         <w:rPr>
           <w:lang w:val="de-AT"/>
         </w:rPr>
-        <w:t>ter. Im ersten Request des Benutzers an PDF-AS-WEB kann entweder das zu signierende PDF Dokument per POST Request hoch</w:t>
+        <w:t xml:space="preserve">ter. Im ersten Request des Benutzers an PDF-AS-WEB kann entweder das zu signierende </w:t>
+      </w:r>
+      <w:proofErr w:type="gramStart"/>
+      <w:r>
+        <w:rPr>
+          <w:lang w:val="de-AT"/>
+        </w:rPr>
+        <w:t>PDF Dokument</w:t>
+      </w:r>
+      <w:proofErr w:type="gramEnd"/>
+      <w:r>
+        <w:rPr>
+          <w:lang w:val="de-AT"/>
+        </w:rPr>
+        <w:t xml:space="preserve"> per POST Request hoch</w:t>
       </w:r>
       <w:r>
         <w:rPr>
@@ -2227,7 +2401,21 @@
         <w:rPr>
           <w:lang w:val="de-AT"/>
         </w:rPr>
-        <w:t xml:space="preserve"> zu signierenden PDF Dokumentes ist wird </w:t>
+        <w:t xml:space="preserve"> zu signierenden </w:t>
+      </w:r>
+      <w:proofErr w:type="gramStart"/>
+      <w:r>
+        <w:rPr>
+          <w:lang w:val="de-AT"/>
+        </w:rPr>
+        <w:t>PDF Dokumentes</w:t>
+      </w:r>
+      <w:proofErr w:type="gramEnd"/>
+      <w:r>
+        <w:rPr>
+          <w:lang w:val="de-AT"/>
+        </w:rPr>
+        <w:t xml:space="preserve"> ist wird </w:t>
       </w:r>
       <w:r>
         <w:rPr>
@@ -2275,7 +2463,14 @@
         <w:rPr>
           <w:lang w:val="de-AT"/>
         </w:rPr>
-        <w:t>ity Layer Request</w:t>
+        <w:t xml:space="preserve">ity Layer </w:t>
+      </w:r>
+      <w:proofErr w:type="spellStart"/>
+      <w:r>
+        <w:rPr>
+          <w:lang w:val="de-AT"/>
+        </w:rPr>
+        <w:t>Request</w:t>
       </w:r>
       <w:r>
         <w:rPr>
@@ -2283,6 +2478,7 @@
         </w:rPr>
         <w:t>s</w:t>
       </w:r>
+      <w:proofErr w:type="spellEnd"/>
       <w:r>
         <w:rPr>
           <w:lang w:val="de-AT"/>
@@ -2307,11 +2503,19 @@
         </w:rPr>
         <w:t xml:space="preserve"> das </w:t>
       </w:r>
-      <w:r>
-        <w:rPr>
-          <w:lang w:val="de-AT"/>
-        </w:rPr>
-        <w:t>ProvidePDF Servlet mit entsprechender</w:t>
+      <w:proofErr w:type="spellStart"/>
+      <w:r>
+        <w:rPr>
+          <w:lang w:val="de-AT"/>
+        </w:rPr>
+        <w:t>ProvidePDF</w:t>
+      </w:r>
+      <w:proofErr w:type="spellEnd"/>
+      <w:r>
+        <w:rPr>
+          <w:lang w:val="de-AT"/>
+        </w:rPr>
+        <w:t xml:space="preserve"> Servlet mit entsprechender</w:t>
       </w:r>
       <w:r>
         <w:rPr>
@@ -2329,7 +2533,63 @@
         <w:rPr>
           <w:lang w:val="de-AT"/>
         </w:rPr>
-        <w:t xml:space="preserve">rgerkartenumgebung auf das ProvidePDF Servlet von PDF-AS-WEB weitergeleitet. Je nachdem ob die externe Webanwendung eine InvokeURL angegeben hat, wird der Benutzer auf diese URL weitergeleitet, oder es wird dem Benutzer angeboten das PDF Dokument direkt von PDF-AS herunter zu laden. Ein signiertes PDF Dokument kann nur ein einziges </w:t>
+        <w:t xml:space="preserve">rgerkartenumgebung auf das </w:t>
+      </w:r>
+      <w:proofErr w:type="spellStart"/>
+      <w:r>
+        <w:rPr>
+          <w:lang w:val="de-AT"/>
+        </w:rPr>
+        <w:t>ProvidePDF</w:t>
+      </w:r>
+      <w:proofErr w:type="spellEnd"/>
+      <w:r>
+        <w:rPr>
+          <w:lang w:val="de-AT"/>
+        </w:rPr>
+        <w:t xml:space="preserve"> Servlet von PDF-AS-WEB weitergeleitet. Je nachdem ob die externe Webanwendung eine </w:t>
+      </w:r>
+      <w:proofErr w:type="spellStart"/>
+      <w:r>
+        <w:rPr>
+          <w:lang w:val="de-AT"/>
+        </w:rPr>
+        <w:t>InvokeURL</w:t>
+      </w:r>
+      <w:proofErr w:type="spellEnd"/>
+      <w:r>
+        <w:rPr>
+          <w:lang w:val="de-AT"/>
+        </w:rPr>
+        <w:t xml:space="preserve"> angegeben hat, wird der Benutzer auf diese URL weitergeleitet, oder es wird dem Benutzer angeboten das </w:t>
+      </w:r>
+      <w:proofErr w:type="gramStart"/>
+      <w:r>
+        <w:rPr>
+          <w:lang w:val="de-AT"/>
+        </w:rPr>
+        <w:t>PDF Dokument</w:t>
+      </w:r>
+      <w:proofErr w:type="gramEnd"/>
+      <w:r>
+        <w:rPr>
+          <w:lang w:val="de-AT"/>
+        </w:rPr>
+        <w:t xml:space="preserve"> direkt von PDF-AS herunter zu laden. Ein signiertes </w:t>
+      </w:r>
+      <w:proofErr w:type="gramStart"/>
+      <w:r>
+        <w:rPr>
+          <w:lang w:val="de-AT"/>
+        </w:rPr>
+        <w:t>PDF Dokument</w:t>
+      </w:r>
+      <w:proofErr w:type="gramEnd"/>
+      <w:r>
+        <w:rPr>
+          <w:lang w:val="de-AT"/>
+        </w:rPr>
+        <w:t xml:space="preserve"> kann nur ein einziges </w:t>
       </w:r>
       <w:r>
         <w:rPr>
@@ -2384,7 +2644,21 @@
         <w:rPr>
           <w:lang w:val="de-AT"/>
         </w:rPr>
-        <w:t xml:space="preserve"> des signierten PDF Dokumentes </w:t>
+        <w:t xml:space="preserve"> des signierten </w:t>
+      </w:r>
+      <w:proofErr w:type="gramStart"/>
+      <w:r>
+        <w:rPr>
+          <w:lang w:val="de-AT"/>
+        </w:rPr>
+        <w:t>PDF Dokumentes</w:t>
+      </w:r>
+      <w:proofErr w:type="gramEnd"/>
+      <w:r>
+        <w:rPr>
+          <w:lang w:val="de-AT"/>
+        </w:rPr>
+        <w:t xml:space="preserve"> </w:t>
       </w:r>
       <w:r>
         <w:rPr>
@@ -2417,71 +2691,95 @@
         <w:t xml:space="preserve"> ist allerdings optional.</w:t>
       </w:r>
     </w:p>
-    <w:p xmlns:wp14="http://schemas.microsoft.com/office/word/2010/wordml" wp14:textId="77777777">
+    <w:p>
       <w:pPr>
         <w:pStyle w:val="Heading2"/>
       </w:pPr>
-      <w:bookmarkStart w:name="_Ref389739850" w:id="5"/>
-      <w:bookmarkStart w:name="_Toc396214452" w:id="6"/>
+      <w:bookmarkStart w:id="4" w:name="_Ref389739850"/>
+      <w:bookmarkStart w:id="5" w:name="_Toc396214452"/>
       <w:r>
         <w:t>Upload per SOAP Schnittstelle</w:t>
       </w:r>
+      <w:bookmarkEnd w:id="4"/>
       <w:bookmarkEnd w:id="5"/>
-      <w:bookmarkEnd w:id="6"/>
-    </w:p>
-    <w:p xmlns:wp14="http://schemas.microsoft.com/office/word/2010/wordml" wp14:textId="61DFCED3">
-      <w:r>
-        <w:rPr/>
-        <w:t>Die Endpunkt für das SOAP Webservice in PDF-AS-WEB befindet sich unter „</w:t>
-      </w:r>
-      <w:r>
-        <w:rPr>
-          <w:i w:val="1"/>
-          <w:iCs w:val="1"/>
+    </w:p>
+    <w:p>
+      <w:proofErr w:type="gramStart"/>
+      <w:r>
+        <w:t>Die Endpunkt</w:t>
+      </w:r>
+      <w:proofErr w:type="gramEnd"/>
+      <w:r>
+        <w:t xml:space="preserve"> für das SOAP Webservice in PDF-AS-WEB befindet sich unter „</w:t>
+      </w:r>
+      <w:proofErr w:type="spellStart"/>
+      <w:r>
+        <w:rPr>
+          <w:i/>
+          <w:iCs/>
         </w:rPr>
         <w:t>services</w:t>
       </w:r>
-      <w:r>
-        <w:rPr>
-          <w:i w:val="1"/>
-          <w:iCs w:val="1"/>
-        </w:rPr>
-        <w:t>/wssign</w:t>
-      </w:r>
-      <w:r>
-        <w:rPr/>
+      <w:proofErr w:type="spellEnd"/>
+      <w:r>
+        <w:rPr>
+          <w:i/>
+          <w:iCs/>
+        </w:rPr>
+        <w:t>/</w:t>
+      </w:r>
+      <w:proofErr w:type="spellStart"/>
+      <w:r>
+        <w:rPr>
+          <w:i/>
+          <w:iCs/>
+        </w:rPr>
+        <w:t>wssign</w:t>
+      </w:r>
+      <w:proofErr w:type="spellEnd"/>
+      <w:r>
         <w:t>“. Unter der URL „</w:t>
       </w:r>
-      <w:r>
-        <w:rPr>
-          <w:rFonts w:ascii="Century Gothic" w:hAnsi="Century Gothic" w:eastAsia="Century Gothic" w:cs="Century Gothic"/>
-          <w:i w:val="1"/>
-          <w:iCs w:val="1"/>
-          <w:sz w:val="22"/>
-          <w:szCs w:val="22"/>
+      <w:proofErr w:type="spellStart"/>
+      <w:r>
+        <w:rPr>
+          <w:rFonts w:ascii="Century Gothic" w:eastAsia="Century Gothic" w:hAnsi="Century Gothic" w:cs="Century Gothic"/>
+          <w:i/>
+          <w:iCs/>
         </w:rPr>
         <w:t>services</w:t>
       </w:r>
-      <w:r>
-        <w:rPr>
-          <w:i w:val="1"/>
-          <w:iCs w:val="1"/>
-        </w:rPr>
-        <w:t>/wssign?wsdl</w:t>
-      </w:r>
-      <w:r>
-        <w:rPr>
-          <w:i w:val="1"/>
-          <w:iCs w:val="1"/>
+      <w:proofErr w:type="spellEnd"/>
+      <w:r>
+        <w:rPr>
+          <w:i/>
+          <w:iCs/>
+        </w:rPr>
+        <w:t>/</w:t>
+      </w:r>
+      <w:proofErr w:type="spellStart"/>
+      <w:proofErr w:type="gramStart"/>
+      <w:r>
+        <w:rPr>
+          <w:i/>
+          <w:iCs/>
+        </w:rPr>
+        <w:t>wssign?wsdl</w:t>
+      </w:r>
+      <w:proofErr w:type="spellEnd"/>
+      <w:proofErr w:type="gramEnd"/>
+      <w:r>
+        <w:rPr>
+          <w:i/>
+          <w:iCs/>
         </w:rPr>
         <w:t xml:space="preserve">“ </w:t>
       </w:r>
       <w:r>
-        <w:rPr/>
         <w:t>kann die Web Service Description abgefragt werden. Dieses WSDL dient als Dokumentation für das SOAP Service.</w:t>
       </w:r>
     </w:p>
-    <w:p xmlns:wp14="http://schemas.microsoft.com/office/word/2010/wordml" wp14:textId="77777777">
+    <w:p>
       <w:r>
         <w:t xml:space="preserve">In </w:t>
       </w:r>
@@ -2516,7 +2814,7 @@
         <w:t xml:space="preserve"> ist der Ablauf einer Signatur per SOAP Schnittstelle beschrieben. </w:t>
       </w:r>
     </w:p>
-    <w:p xmlns:wp14="http://schemas.microsoft.com/office/word/2010/wordml" wp14:textId="77777777">
+    <w:p>
       <w:pPr>
         <w:keepNext/>
       </w:pPr>
@@ -2526,7 +2824,7 @@
           <w:lang w:val="en-US" w:eastAsia="en-US"/>
         </w:rPr>
         <w:drawing>
-          <wp:inline xmlns:wp14="http://schemas.microsoft.com/office/word/2010/wordprocessingDrawing" distT="0" distB="0" distL="0" distR="0" wp14:anchorId="3AD09594" wp14:editId="6F072FF2">
+          <wp:inline distT="0" distB="0" distL="0" distR="0" wp14:anchorId="3AD09594" wp14:editId="6F072FF2">
             <wp:extent cx="5858510" cy="3434080"/>
             <wp:effectExtent l="0" t="0" r="8890" b="0"/>
             <wp:docPr id="4" name="Grafik 4" descr="E:\devel\pdf-as-4\src\doc\SOAP_Upload_Sequence.png"/>
@@ -2543,7 +2841,7 @@
                     </pic:cNvPicPr>
                   </pic:nvPicPr>
                   <pic:blipFill>
-                    <a:blip r:embed="rId13">
+                    <a:blip r:embed="rId14">
                       <a:extLst>
                         <a:ext uri="{28A0092B-C50C-407E-A947-70E740481C1C}">
                           <a14:useLocalDpi xmlns:a14="http://schemas.microsoft.com/office/drawing/2010/main" val="0"/>
@@ -2575,12 +2873,12 @@
         </w:drawing>
       </w:r>
     </w:p>
-    <w:p xmlns:wp14="http://schemas.microsoft.com/office/word/2010/wordml" wp14:textId="77777777">
+    <w:p>
       <w:pPr>
         <w:pStyle w:val="Caption"/>
       </w:pPr>
-      <w:bookmarkStart w:name="_Ref389740870" w:id="7"/>
-      <w:bookmarkStart w:name="_Toc393181697" w:id="8"/>
+      <w:bookmarkStart w:id="6" w:name="_Ref389740870"/>
+      <w:bookmarkStart w:id="7" w:name="_Toc393181697"/>
       <w:r>
         <w:t xml:space="preserve">Abbildung </w:t>
       </w:r>
@@ -2608,10 +2906,10 @@
       <w:r>
         <w:t>SOAP Schnittstelle</w:t>
       </w:r>
+      <w:bookmarkEnd w:id="6"/>
       <w:bookmarkEnd w:id="7"/>
-      <w:bookmarkEnd w:id="8"/>
-    </w:p>
-    <w:p xmlns:wp14="http://schemas.microsoft.com/office/word/2010/wordml" wp14:textId="77777777">
+    </w:p>
+    <w:p>
       <w:pPr>
         <w:pStyle w:val="Heading2"/>
         <w:numPr>
@@ -2620,65 +2918,103 @@
         </w:numPr>
       </w:pPr>
     </w:p>
-    <w:p xmlns:wp14="http://schemas.microsoft.com/office/word/2010/wordml" wp14:textId="77777777">
-      <w:r>
-        <w:t xml:space="preserve">Die externe Webanwendung startet den Signaturvorgang in dem ein SOAP Request an PDF-AS-WEB geschickt wird. Dieser Request enthält das zu signierende PDF Dokument, sowie den zu verwendenden </w:t>
-      </w:r>
+    <w:p>
+      <w:r>
+        <w:t xml:space="preserve">Die externe Webanwendung startet den Signaturvorgang in dem ein SOAP Request an PDF-AS-WEB geschickt wird. Dieser Request enthält das zu signierende </w:t>
+      </w:r>
+      <w:proofErr w:type="gramStart"/>
+      <w:r>
+        <w:t>PDF Dokument</w:t>
+      </w:r>
+      <w:proofErr w:type="gramEnd"/>
+      <w:r>
+        <w:t xml:space="preserve">, </w:t>
+      </w:r>
+      <w:r>
+        <w:lastRenderedPageBreak/>
+        <w:t xml:space="preserve">sowie den zu verwendenden </w:t>
+      </w:r>
+      <w:proofErr w:type="spellStart"/>
       <w:r>
         <w:rPr>
           <w:i/>
         </w:rPr>
         <w:t>connector</w:t>
       </w:r>
+      <w:proofErr w:type="spellEnd"/>
       <w:r>
         <w:t xml:space="preserve">, die </w:t>
       </w:r>
+      <w:proofErr w:type="spellStart"/>
       <w:r>
         <w:rPr>
           <w:i/>
         </w:rPr>
         <w:t>invoke-url</w:t>
       </w:r>
+      <w:proofErr w:type="spellEnd"/>
       <w:r>
         <w:t xml:space="preserve">, die </w:t>
       </w:r>
+      <w:proofErr w:type="spellStart"/>
       <w:r>
         <w:rPr>
           <w:i/>
         </w:rPr>
-        <w:t>invoke-error-url</w:t>
-      </w:r>
-      <w:r>
-        <w:t xml:space="preserve"> und die </w:t>
-      </w:r>
-      <w:r>
-        <w:lastRenderedPageBreak/>
-        <w:t xml:space="preserve">Signaturposition. </w:t>
-      </w:r>
-      <w:r>
-        <w:t xml:space="preserve">Also Antwort empfängt die Webanwendung eine URL. Der Benutzer muss an diese URL weitergeleitet werden damit PDF-AS-WEB eine Benutzerschnittstelle für die Bürgerkartenumgebung zur Verfügung hat. Nachdem das Dokument durch den Benutzer signiert wurde, kann dieser das PDF Dokument von PDF-AS-WEB herunterladen, bzw. falls eine </w:t>
-      </w:r>
+        <w:t>invoke</w:t>
+      </w:r>
+      <w:proofErr w:type="spellEnd"/>
       <w:r>
         <w:rPr>
           <w:i/>
         </w:rPr>
+        <w:t>-error-</w:t>
+      </w:r>
+      <w:proofErr w:type="spellStart"/>
+      <w:r>
+        <w:rPr>
+          <w:i/>
+        </w:rPr>
+        <w:t>url</w:t>
+      </w:r>
+      <w:proofErr w:type="spellEnd"/>
+      <w:r>
+        <w:t xml:space="preserve"> und die Signaturposition. </w:t>
+      </w:r>
+      <w:r>
+        <w:t xml:space="preserve">Also Antwort empfängt die Webanwendung eine URL. Der Benutzer muss an diese URL weitergeleitet werden damit PDF-AS-WEB eine Benutzerschnittstelle für die Bürgerkartenumgebung zur Verfügung hat. Nachdem das Dokument durch den Benutzer signiert wurde, kann dieser das </w:t>
+      </w:r>
+      <w:proofErr w:type="gramStart"/>
+      <w:r>
+        <w:t>PDF Dokument</w:t>
+      </w:r>
+      <w:proofErr w:type="gramEnd"/>
+      <w:r>
+        <w:t xml:space="preserve"> von PDF-AS-WEB herunterladen, bzw. falls eine </w:t>
+      </w:r>
+      <w:proofErr w:type="spellStart"/>
+      <w:r>
+        <w:rPr>
+          <w:i/>
+        </w:rPr>
         <w:t>invoke-url</w:t>
       </w:r>
+      <w:proofErr w:type="spellEnd"/>
       <w:r>
         <w:t xml:space="preserve"> definiert wurde, wird der Benutzer an diese URL weitergeleitet. Somit hat die Webanwendung die Möglichkeit das signierte Dokument von PDF-AS-WEB zu beziehen.</w:t>
       </w:r>
     </w:p>
-    <w:p xmlns:wp14="http://schemas.microsoft.com/office/word/2010/wordml" wp14:textId="77777777">
+    <w:p>
       <w:pPr>
         <w:pStyle w:val="Heading2"/>
       </w:pPr>
-      <w:bookmarkStart w:name="_Toc396214453" w:id="9"/>
+      <w:bookmarkStart w:id="8" w:name="_Toc396214453"/>
       <w:r>
         <w:t>Serversignatur per SOAP Schnittstelle</w:t>
       </w:r>
-      <w:bookmarkEnd w:id="9"/>
-    </w:p>
-    <w:p xmlns:wp14="http://schemas.microsoft.com/office/word/2010/wordml" wp14:textId="77777777">
+      <w:bookmarkEnd w:id="8"/>
+    </w:p>
+    <w:p>
       <w:r>
         <w:t xml:space="preserve">Es wird dasselbe Web Service wie unter </w:t>
       </w:r>
@@ -2698,72 +3034,119 @@
         <w:fldChar w:fldCharType="end"/>
       </w:r>
       <w:r>
-        <w:t xml:space="preserve"> verwendet um Serversignaturen zu erstellen. Der einzige Unterschied ist in diesem Fall, dass als Connector Parameter im SOAP Request „jks“ oder „moa“ angegeben werden müssen. PDF-AS-WEB verwendet dann einen Software Keystore, bzw. eine MOA-SS Instanz im Hintergrund zur Erzeugung der Signatur.</w:t>
-      </w:r>
-    </w:p>
-    <w:p xmlns:wp14="http://schemas.microsoft.com/office/word/2010/wordml" wp14:textId="77777777">
+        <w:t xml:space="preserve"> verwendet um Serversignaturen zu erstellen. Der einzige Unterschied ist in diesem Fall, dass als Connector Parameter im SOAP Request „</w:t>
+      </w:r>
+      <w:proofErr w:type="spellStart"/>
+      <w:r>
+        <w:t>jks</w:t>
+      </w:r>
+      <w:proofErr w:type="spellEnd"/>
+      <w:r>
+        <w:t>“ oder „</w:t>
+      </w:r>
+      <w:proofErr w:type="spellStart"/>
+      <w:r>
+        <w:t>moa</w:t>
+      </w:r>
+      <w:proofErr w:type="spellEnd"/>
+      <w:r>
+        <w:t xml:space="preserve">“ angegeben werden müssen. PDF-AS-WEB verwendet dann einen Software </w:t>
+      </w:r>
+      <w:proofErr w:type="spellStart"/>
+      <w:r>
+        <w:t>Keystore</w:t>
+      </w:r>
+      <w:proofErr w:type="spellEnd"/>
+      <w:r>
+        <w:t>, bzw. eine MOA-SS Instanz im Hintergrund zur Erzeugung der Signatur.</w:t>
+      </w:r>
+    </w:p>
+    <w:p>
       <w:pPr>
         <w:pStyle w:val="Heading1"/>
       </w:pPr>
-      <w:bookmarkStart w:name="_Toc396214454" w:id="10"/>
+      <w:bookmarkStart w:id="9" w:name="_Toc396214454"/>
       <w:r>
         <w:lastRenderedPageBreak/>
         <w:t>Beschreibung der Implementation</w:t>
       </w:r>
+      <w:bookmarkEnd w:id="9"/>
+    </w:p>
+    <w:p>
+      <w:pPr>
+        <w:pStyle w:val="Heading2"/>
+      </w:pPr>
+      <w:bookmarkStart w:id="10" w:name="_Toc396214455"/>
+      <w:r>
+        <w:t>PDF-AS-WEB Servlets</w:t>
+      </w:r>
       <w:bookmarkEnd w:id="10"/>
     </w:p>
-    <w:p xmlns:wp14="http://schemas.microsoft.com/office/word/2010/wordml" wp14:textId="77777777">
-      <w:pPr>
-        <w:pStyle w:val="Heading2"/>
-      </w:pPr>
-      <w:bookmarkStart w:name="_Toc396214455" w:id="11"/>
-      <w:r>
-        <w:t>PDF-AS-WEB Servlets</w:t>
+    <w:p>
+      <w:r>
+        <w:t>Hier werden die Parameter beschrieben, die PDF-AS-WEB externen Webanwendungen zur Steuerung anbietet.</w:t>
+      </w:r>
+    </w:p>
+    <w:p>
+      <w:pPr>
+        <w:pStyle w:val="Heading3"/>
+      </w:pPr>
+      <w:bookmarkStart w:id="11" w:name="_Toc396214456"/>
+      <w:proofErr w:type="spellStart"/>
+      <w:r>
+        <w:t>Sign</w:t>
+      </w:r>
+      <w:proofErr w:type="spellEnd"/>
+      <w:r>
+        <w:t xml:space="preserve"> Servlet</w:t>
       </w:r>
       <w:bookmarkEnd w:id="11"/>
     </w:p>
-    <w:p xmlns:wp14="http://schemas.microsoft.com/office/word/2010/wordml" wp14:textId="77777777">
-      <w:r>
-        <w:t>Hier werden die Parameter beschrieben, die PDF-AS-WEB externen Webanwendungen zur Steuerung anbietet.</w:t>
-      </w:r>
-    </w:p>
-    <w:p xmlns:wp14="http://schemas.microsoft.com/office/word/2010/wordml" wp14:textId="77777777">
-      <w:pPr>
-        <w:pStyle w:val="Heading3"/>
-      </w:pPr>
-      <w:bookmarkStart w:name="_Toc396214456" w:id="12"/>
-      <w:r>
-        <w:t>Sign Servlet</w:t>
-      </w:r>
-      <w:bookmarkEnd w:id="12"/>
-    </w:p>
-    <w:p xmlns:wp14="http://schemas.microsoft.com/office/word/2010/wordml" wp14:textId="77777777">
-      <w:r>
-        <w:t>Das Sign Servlet ist der Haupteinstiegspunkt in PDF-AS-WEB. Dieses Servlet kann entweder mittels GET oder POST Methode aufgerufen werden.</w:t>
+    <w:p>
+      <w:r>
+        <w:t xml:space="preserve">Das </w:t>
+      </w:r>
+      <w:proofErr w:type="spellStart"/>
+      <w:r>
+        <w:t>Sign</w:t>
+      </w:r>
+      <w:proofErr w:type="spellEnd"/>
+      <w:r>
+        <w:t xml:space="preserve"> Servlet ist der Haupteinstiegspunkt in PDF-AS-WEB. Dieses Servlet kann entweder mittels GET oder POST Methode aufgerufen werden.</w:t>
       </w:r>
       <w:r>
         <w:t xml:space="preserve"> Es muss entweder der </w:t>
       </w:r>
-      <w:r>
-        <w:rPr>
-          <w:b/>
-        </w:rPr>
-        <w:t>pdf-file</w:t>
+      <w:proofErr w:type="spellStart"/>
+      <w:r>
+        <w:rPr>
+          <w:b/>
+        </w:rPr>
+        <w:t>pdf</w:t>
+      </w:r>
+      <w:proofErr w:type="spellEnd"/>
+      <w:r>
+        <w:rPr>
+          <w:b/>
+        </w:rPr>
+        <w:t>-file</w:t>
       </w:r>
       <w:r>
         <w:t xml:space="preserve"> Parameter oder der </w:t>
       </w:r>
+      <w:proofErr w:type="spellStart"/>
       <w:r>
         <w:rPr>
           <w:b/>
         </w:rPr>
         <w:t>pdf-url</w:t>
       </w:r>
+      <w:proofErr w:type="spellEnd"/>
       <w:r>
         <w:t xml:space="preserve"> Parameter angegeben werden.</w:t>
       </w:r>
     </w:p>
-    <w:p xmlns:wp14="http://schemas.microsoft.com/office/word/2010/wordml" wp14:textId="77777777">
+    <w:p>
       <w:pPr>
         <w:pStyle w:val="ListParagraph"/>
         <w:numPr>
@@ -2774,12 +3157,14 @@
       <w:r>
         <w:t>„</w:t>
       </w:r>
+      <w:proofErr w:type="spellStart"/>
       <w:r>
         <w:rPr>
           <w:b/>
         </w:rPr>
         <w:t>connector</w:t>
       </w:r>
+      <w:proofErr w:type="spellEnd"/>
       <w:r>
         <w:t>“: Dieser Parame</w:t>
       </w:r>
@@ -2811,7 +3196,7 @@
         <w:t xml:space="preserve"> Werte sind:</w:t>
       </w:r>
     </w:p>
-    <w:p xmlns:wp14="http://schemas.microsoft.com/office/word/2010/wordml" wp14:textId="77777777">
+    <w:p>
       <w:pPr>
         <w:pStyle w:val="ListParagraph"/>
         <w:numPr>
@@ -2822,12 +3207,14 @@
       <w:r>
         <w:t>„</w:t>
       </w:r>
+      <w:proofErr w:type="spellStart"/>
       <w:r>
         <w:rPr>
           <w:b/>
         </w:rPr>
         <w:t>bku</w:t>
       </w:r>
+      <w:proofErr w:type="spellEnd"/>
       <w:r>
         <w:t>“: Es soll die lokale Bü</w:t>
       </w:r>
@@ -2835,7 +3222,7 @@
         <w:t>rgerkartenumgebung verwendet werden.</w:t>
       </w:r>
     </w:p>
-    <w:p xmlns:wp14="http://schemas.microsoft.com/office/word/2010/wordml" wp14:textId="77777777">
+    <w:p>
       <w:pPr>
         <w:pStyle w:val="ListParagraph"/>
         <w:numPr>
@@ -2846,12 +3233,14 @@
       <w:r>
         <w:t>„</w:t>
       </w:r>
+      <w:proofErr w:type="spellStart"/>
       <w:r>
         <w:rPr>
           <w:b/>
         </w:rPr>
         <w:t>onlinebku</w:t>
       </w:r>
+      <w:proofErr w:type="spellEnd"/>
       <w:r>
         <w:t xml:space="preserve">“: Es die MOCCA online als </w:t>
       </w:r>
@@ -2862,7 +3251,7 @@
         <w:t xml:space="preserve">verwendet werden. </w:t>
       </w:r>
     </w:p>
-    <w:p xmlns:wp14="http://schemas.microsoft.com/office/word/2010/wordml" wp14:textId="77777777">
+    <w:p>
       <w:pPr>
         <w:pStyle w:val="ListParagraph"/>
         <w:numPr>
@@ -2873,17 +3262,19 @@
       <w:r>
         <w:t>„</w:t>
       </w:r>
+      <w:proofErr w:type="spellStart"/>
       <w:r>
         <w:rPr>
           <w:b/>
         </w:rPr>
         <w:t>mobilebku</w:t>
       </w:r>
+      <w:proofErr w:type="spellEnd"/>
       <w:r>
         <w:t>“: Es soll die Handy Signatur verwendet werden.</w:t>
       </w:r>
     </w:p>
-    <w:p xmlns:wp14="http://schemas.microsoft.com/office/word/2010/wordml" wp14:textId="77777777">
+    <w:p>
       <w:pPr>
         <w:pStyle w:val="ListParagraph"/>
         <w:numPr>
@@ -2894,17 +3285,19 @@
       <w:r>
         <w:t>„</w:t>
       </w:r>
+      <w:proofErr w:type="spellStart"/>
       <w:r>
         <w:rPr>
           <w:b/>
         </w:rPr>
         <w:t>moa</w:t>
       </w:r>
+      <w:proofErr w:type="spellEnd"/>
       <w:r>
         <w:t>“: Es soll eine MOA-SS Instanz verwendet werden.</w:t>
       </w:r>
     </w:p>
-    <w:p xmlns:wp14="http://schemas.microsoft.com/office/word/2010/wordml" wp14:textId="77777777">
+    <w:p>
       <w:pPr>
         <w:pStyle w:val="ListParagraph"/>
         <w:numPr>
@@ -2915,17 +3308,27 @@
       <w:r>
         <w:t>„</w:t>
       </w:r>
+      <w:proofErr w:type="spellStart"/>
       <w:r>
         <w:rPr>
           <w:b/>
         </w:rPr>
         <w:t>jks</w:t>
       </w:r>
-      <w:r>
-        <w:t>“: Es soll ein Keystore verwendet werden.</w:t>
-      </w:r>
-    </w:p>
-    <w:p xmlns:wp14="http://schemas.microsoft.com/office/word/2010/wordml" wp14:textId="77777777">
+      <w:proofErr w:type="spellEnd"/>
+      <w:r>
+        <w:t xml:space="preserve">“: Es soll ein </w:t>
+      </w:r>
+      <w:proofErr w:type="spellStart"/>
+      <w:r>
+        <w:t>Keystore</w:t>
+      </w:r>
+      <w:proofErr w:type="spellEnd"/>
+      <w:r>
+        <w:t xml:space="preserve"> verwendet werden.</w:t>
+      </w:r>
+    </w:p>
+    <w:p>
       <w:pPr>
         <w:pStyle w:val="ListParagraph"/>
         <w:numPr>
@@ -2942,6 +3345,7 @@
         </w:rPr>
         <w:t>„</w:t>
       </w:r>
+      <w:proofErr w:type="spellStart"/>
       <w:r>
         <w:rPr>
           <w:b/>
@@ -2949,6 +3353,7 @@
         </w:rPr>
         <w:t>invoke-app-url</w:t>
       </w:r>
+      <w:proofErr w:type="spellEnd"/>
       <w:r>
         <w:rPr>
           <w:lang w:val="de-AT"/>
@@ -2961,8 +3366,13 @@
         </w:rPr>
         <w:t xml:space="preserve">e </w:t>
       </w:r>
-      <w:r>
-        <w:t>Fertigstellungsurl der externen Webanwendung an. Der Benutzer wird nach Abschluss des Signaturvorgangs wieder auf diese URL umgeleitet.</w:t>
+      <w:proofErr w:type="spellStart"/>
+      <w:r>
+        <w:t>Fertigstellungsurl</w:t>
+      </w:r>
+      <w:proofErr w:type="spellEnd"/>
+      <w:r>
+        <w:t xml:space="preserve"> der externen Webanwendung an. Der Benutzer wird nach Abschluss des Signaturvorgangs wieder auf diese URL umgeleitet.</w:t>
       </w:r>
       <w:r>
         <w:t xml:space="preserve"> (</w:t>
@@ -2977,7 +3387,7 @@
         <w:t>)</w:t>
       </w:r>
     </w:p>
-    <w:p xmlns:wp14="http://schemas.microsoft.com/office/word/2010/wordml" wp14:textId="77777777">
+    <w:p>
       <w:pPr>
         <w:pStyle w:val="ListParagraph"/>
         <w:numPr>
@@ -2994,13 +3404,47 @@
         </w:rPr>
         <w:t>„</w:t>
       </w:r>
-      <w:r>
-        <w:rPr>
-          <w:b/>
-          <w:lang w:val="de-AT"/>
-        </w:rPr>
-        <w:t>invoke-app-error-url</w:t>
-      </w:r>
+      <w:proofErr w:type="spellStart"/>
+      <w:r>
+        <w:rPr>
+          <w:b/>
+          <w:lang w:val="de-AT"/>
+        </w:rPr>
+        <w:t>invoke</w:t>
+      </w:r>
+      <w:proofErr w:type="spellEnd"/>
+      <w:r>
+        <w:rPr>
+          <w:b/>
+          <w:lang w:val="de-AT"/>
+        </w:rPr>
+        <w:t>-</w:t>
+      </w:r>
+      <w:proofErr w:type="spellStart"/>
+      <w:r>
+        <w:rPr>
+          <w:b/>
+          <w:lang w:val="de-AT"/>
+        </w:rPr>
+        <w:t>app</w:t>
+      </w:r>
+      <w:proofErr w:type="spellEnd"/>
+      <w:r>
+        <w:rPr>
+          <w:b/>
+          <w:lang w:val="de-AT"/>
+        </w:rPr>
+        <w:t>-error-</w:t>
+      </w:r>
+      <w:proofErr w:type="spellStart"/>
+      <w:r>
+        <w:rPr>
+          <w:b/>
+          <w:lang w:val="de-AT"/>
+        </w:rPr>
+        <w:t>url</w:t>
+      </w:r>
+      <w:proofErr w:type="spellEnd"/>
       <w:r>
         <w:rPr>
           <w:lang w:val="de-AT"/>
@@ -3011,7 +3455,21 @@
         <w:rPr>
           <w:lang w:val="de-AT"/>
         </w:rPr>
-        <w:t xml:space="preserve">e Fehlerurl der externen Webanwendung an. Im Fehlerfall wird der Benutzer auf diese URL umgeleitet. </w:t>
+        <w:t xml:space="preserve">e </w:t>
+      </w:r>
+      <w:proofErr w:type="spellStart"/>
+      <w:r>
+        <w:rPr>
+          <w:lang w:val="de-AT"/>
+        </w:rPr>
+        <w:t>Fehlerurl</w:t>
+      </w:r>
+      <w:proofErr w:type="spellEnd"/>
+      <w:r>
+        <w:rPr>
+          <w:lang w:val="de-AT"/>
+        </w:rPr>
+        <w:t xml:space="preserve"> der externen Webanwendung an. Im Fehlerfall wird der Benutzer auf diese URL umgeleitet. </w:t>
       </w:r>
       <w:r>
         <w:t>(</w:t>
@@ -3026,7 +3484,7 @@
         <w:t>)</w:t>
       </w:r>
     </w:p>
-    <w:p xmlns:wp14="http://schemas.microsoft.com/office/word/2010/wordml" wp14:textId="77777777">
+    <w:p>
       <w:pPr>
         <w:pStyle w:val="ListParagraph"/>
         <w:numPr>
@@ -3043,6 +3501,7 @@
         </w:rPr>
         <w:t>„</w:t>
       </w:r>
+      <w:proofErr w:type="spellStart"/>
       <w:r>
         <w:rPr>
           <w:b/>
@@ -3050,6 +3509,7 @@
         </w:rPr>
         <w:t>locale</w:t>
       </w:r>
+      <w:proofErr w:type="spellEnd"/>
       <w:r>
         <w:rPr>
           <w:lang w:val="de-AT"/>
@@ -3066,13 +3526,41 @@
         <w:rPr>
           <w:lang w:val="de-AT"/>
         </w:rPr>
-        <w:t xml:space="preserve"> Locale die PDF-AS-WEB verwenden soll. Wird kein Parameter angegeben werden </w:t>
-      </w:r>
-      <w:r>
-        <w:rPr>
-          <w:lang w:val="de-AT"/>
-        </w:rPr>
-        <w:t>die Locale vom Benutzerbrowser ü</w:t>
+        <w:t xml:space="preserve"> </w:t>
+      </w:r>
+      <w:proofErr w:type="spellStart"/>
+      <w:r>
+        <w:rPr>
+          <w:lang w:val="de-AT"/>
+        </w:rPr>
+        <w:t>Locale</w:t>
+      </w:r>
+      <w:proofErr w:type="spellEnd"/>
+      <w:r>
+        <w:rPr>
+          <w:lang w:val="de-AT"/>
+        </w:rPr>
+        <w:t xml:space="preserve"> die PDF-AS-WEB verwenden soll. Wird kein Parameter angegeben werden </w:t>
+      </w:r>
+      <w:r>
+        <w:rPr>
+          <w:lang w:val="de-AT"/>
+        </w:rPr>
+        <w:t xml:space="preserve">die </w:t>
+      </w:r>
+      <w:proofErr w:type="spellStart"/>
+      <w:r>
+        <w:rPr>
+          <w:lang w:val="de-AT"/>
+        </w:rPr>
+        <w:t>Locale</w:t>
+      </w:r>
+      <w:proofErr w:type="spellEnd"/>
+      <w:r>
+        <w:rPr>
+          <w:lang w:val="de-AT"/>
+        </w:rPr>
+        <w:t xml:space="preserve"> vom Benutzerbrowser ü</w:t>
       </w:r>
       <w:r>
         <w:rPr>
@@ -3087,7 +3575,14 @@
         <w:rPr>
           <w:b/>
         </w:rPr>
-        <w:t>optionaler Parameter</w:t>
+        <w:t xml:space="preserve">optionaler </w:t>
+      </w:r>
+      <w:proofErr w:type="gramStart"/>
+      <w:r>
+        <w:rPr>
+          <w:b/>
+        </w:rPr>
+        <w:t>Parameter</w:t>
       </w:r>
       <w:r>
         <w:t>)</w:t>
@@ -3098,6 +3593,7 @@
         </w:rPr>
         <w:t>Mögliche</w:t>
       </w:r>
+      <w:proofErr w:type="gramEnd"/>
       <w:r>
         <w:rPr>
           <w:lang w:val="de-AT"/>
@@ -3105,7 +3601,7 @@
         <w:t xml:space="preserve"> Werte sind: </w:t>
       </w:r>
     </w:p>
-    <w:p xmlns:wp14="http://schemas.microsoft.com/office/word/2010/wordml" wp14:textId="77777777">
+    <w:p>
       <w:pPr>
         <w:pStyle w:val="ListParagraph"/>
         <w:numPr>
@@ -3123,7 +3619,7 @@
         <w:t>„DE“</w:t>
       </w:r>
     </w:p>
-    <w:p xmlns:wp14="http://schemas.microsoft.com/office/word/2010/wordml" wp14:textId="77777777">
+    <w:p>
       <w:pPr>
         <w:pStyle w:val="ListParagraph"/>
         <w:numPr>
@@ -3147,7 +3643,7 @@
         <w:t>N“</w:t>
       </w:r>
     </w:p>
-    <w:p xmlns:wp14="http://schemas.microsoft.com/office/word/2010/wordml" wp14:textId="77777777">
+    <w:p>
       <w:pPr>
         <w:pStyle w:val="ListParagraph"/>
         <w:numPr>
@@ -3164,12 +3660,21 @@
         </w:rPr>
         <w:t>„</w:t>
       </w:r>
-      <w:r>
-        <w:rPr>
-          <w:b/>
-          <w:lang w:val="de-AT"/>
-        </w:rPr>
-        <w:t>num-bytes</w:t>
+      <w:proofErr w:type="spellStart"/>
+      <w:r>
+        <w:rPr>
+          <w:b/>
+          <w:lang w:val="de-AT"/>
+        </w:rPr>
+        <w:t>num</w:t>
+      </w:r>
+      <w:proofErr w:type="spellEnd"/>
+      <w:r>
+        <w:rPr>
+          <w:b/>
+          <w:lang w:val="de-AT"/>
+        </w:rPr>
+        <w:t>-bytes</w:t>
       </w:r>
       <w:r>
         <w:rPr>
@@ -3181,7 +3686,35 @@
         <w:rPr>
           <w:lang w:val="de-AT"/>
         </w:rPr>
-        <w:t xml:space="preserve"> Dieser Parameter gibt die Anzahl der Bytes des zu signiergenden PDF Dokuments an. Wenn dieser Parameter angegeben wird, aber die Signaturdaten nicht entsprechen wird ein Fehler generiert. </w:t>
+        <w:t xml:space="preserve"> Dieser Parameter gibt die Anzahl der Bytes des zu </w:t>
+      </w:r>
+      <w:proofErr w:type="spellStart"/>
+      <w:r>
+        <w:rPr>
+          <w:lang w:val="de-AT"/>
+        </w:rPr>
+        <w:t>signiergenden</w:t>
+      </w:r>
+      <w:proofErr w:type="spellEnd"/>
+      <w:r>
+        <w:rPr>
+          <w:lang w:val="de-AT"/>
+        </w:rPr>
+        <w:t xml:space="preserve"> </w:t>
+      </w:r>
+      <w:proofErr w:type="gramStart"/>
+      <w:r>
+        <w:rPr>
+          <w:lang w:val="de-AT"/>
+        </w:rPr>
+        <w:t>PDF Dokuments</w:t>
+      </w:r>
+      <w:proofErr w:type="gramEnd"/>
+      <w:r>
+        <w:rPr>
+          <w:lang w:val="de-AT"/>
+        </w:rPr>
+        <w:t xml:space="preserve"> an. Wenn dieser Parameter angegeben wird, aber die Signaturdaten nicht entsprechen wird ein Fehler generiert. </w:t>
       </w:r>
       <w:r>
         <w:t>(</w:t>
@@ -3196,7 +3729,7 @@
         <w:t>)</w:t>
       </w:r>
     </w:p>
-    <w:p xmlns:wp14="http://schemas.microsoft.com/office/word/2010/wordml" wp14:textId="77777777">
+    <w:p>
       <w:pPr>
         <w:pStyle w:val="ListParagraph"/>
         <w:numPr>
@@ -3213,12 +3746,21 @@
         </w:rPr>
         <w:t>„</w:t>
       </w:r>
-      <w:r>
-        <w:rPr>
-          <w:b/>
-          <w:lang w:val="de-AT"/>
-        </w:rPr>
-        <w:t>sig-</w:t>
+      <w:proofErr w:type="spellStart"/>
+      <w:r>
+        <w:rPr>
+          <w:b/>
+          <w:lang w:val="de-AT"/>
+        </w:rPr>
+        <w:t>sig</w:t>
+      </w:r>
+      <w:proofErr w:type="spellEnd"/>
+      <w:r>
+        <w:rPr>
+          <w:b/>
+          <w:lang w:val="de-AT"/>
+        </w:rPr>
+        <w:t>-</w:t>
       </w:r>
       <w:r>
         <w:rPr>
@@ -3231,7 +3773,21 @@
         <w:rPr>
           <w:lang w:val="de-AT"/>
         </w:rPr>
-        <w:t>“: Dieser Parameter gibt das zu verwendete Signaturprofil von PDF-AS an. Wird dieser Parameter nicht angegen, wird das Standardsignaturprofil</w:t>
+        <w:t xml:space="preserve">“: Dieser Parameter gibt das zu verwendete Signaturprofil von PDF-AS an. Wird dieser Parameter nicht </w:t>
+      </w:r>
+      <w:proofErr w:type="spellStart"/>
+      <w:r>
+        <w:rPr>
+          <w:lang w:val="de-AT"/>
+        </w:rPr>
+        <w:t>angegen</w:t>
+      </w:r>
+      <w:proofErr w:type="spellEnd"/>
+      <w:r>
+        <w:rPr>
+          <w:lang w:val="de-AT"/>
+        </w:rPr>
+        <w:t>, wird das Standardsignaturprofil</w:t>
       </w:r>
       <w:r>
         <w:rPr>
@@ -3267,7 +3823,7 @@
         <w:t xml:space="preserve">Mögliche Standardwerte sind: </w:t>
       </w:r>
     </w:p>
-    <w:p xmlns:wp14="http://schemas.microsoft.com/office/word/2010/wordml" wp14:textId="77777777">
+    <w:p>
       <w:pPr>
         <w:pStyle w:val="ListParagraph"/>
         <w:numPr>
@@ -3285,7 +3841,7 @@
         <w:t>SIGNATURBLOCK_DE</w:t>
       </w:r>
     </w:p>
-    <w:p xmlns:wp14="http://schemas.microsoft.com/office/word/2010/wordml" wp14:textId="77777777">
+    <w:p>
       <w:pPr>
         <w:pStyle w:val="ListParagraph"/>
         <w:numPr>
@@ -3303,7 +3859,7 @@
         <w:t>SIGNATURBLOCK_EN</w:t>
       </w:r>
     </w:p>
-    <w:p xmlns:wp14="http://schemas.microsoft.com/office/word/2010/wordml" wp14:textId="77777777">
+    <w:p>
       <w:pPr>
         <w:pStyle w:val="ListParagraph"/>
         <w:numPr>
@@ -3321,7 +3877,7 @@
         <w:t>SIGNATURBLOCK_SMALL_DE</w:t>
       </w:r>
     </w:p>
-    <w:p xmlns:wp14="http://schemas.microsoft.com/office/word/2010/wordml" wp14:textId="77777777">
+    <w:p>
       <w:pPr>
         <w:pStyle w:val="ListParagraph"/>
         <w:numPr>
@@ -3346,7 +3902,7 @@
         <w:t>EN</w:t>
       </w:r>
     </w:p>
-    <w:p xmlns:wp14="http://schemas.microsoft.com/office/word/2010/wordml" wp14:textId="77777777">
+    <w:p>
       <w:pPr>
         <w:pStyle w:val="ListParagraph"/>
         <w:numPr>
@@ -3364,7 +3920,7 @@
         <w:t>AMTSSIGNATURBLOCK_DE</w:t>
       </w:r>
     </w:p>
-    <w:p xmlns:wp14="http://schemas.microsoft.com/office/word/2010/wordml" wp14:textId="77777777">
+    <w:p>
       <w:pPr>
         <w:pStyle w:val="ListParagraph"/>
         <w:numPr>
@@ -3382,7 +3938,7 @@
         <w:t>AMTSSIGNATURBLOCK_EN</w:t>
       </w:r>
     </w:p>
-    <w:p xmlns:wp14="http://schemas.microsoft.com/office/word/2010/wordml" wp14:textId="77777777">
+    <w:p>
       <w:pPr>
         <w:pStyle w:val="ListParagraph"/>
         <w:numPr>
@@ -3406,7 +3962,7 @@
         <w:t>_SMALL</w:t>
       </w:r>
     </w:p>
-    <w:p xmlns:wp14="http://schemas.microsoft.com/office/word/2010/wordml" wp14:textId="77777777">
+    <w:p>
       <w:pPr>
         <w:pStyle w:val="ListParagraph"/>
         <w:numPr>
@@ -3424,7 +3980,7 @@
         <w:t>AMTSSIGNATURBLOCK_EN_SMALL</w:t>
       </w:r>
     </w:p>
-    <w:p xmlns:wp14="http://schemas.microsoft.com/office/word/2010/wordml" wp14:textId="77777777">
+    <w:p>
       <w:pPr>
         <w:pStyle w:val="ListParagraph"/>
         <w:numPr>
@@ -3441,12 +3997,21 @@
         </w:rPr>
         <w:t>„</w:t>
       </w:r>
-      <w:r>
-        <w:rPr>
-          <w:b/>
-          <w:lang w:val="de-AT"/>
-        </w:rPr>
-        <w:t>pdf-f</w:t>
+      <w:proofErr w:type="spellStart"/>
+      <w:r>
+        <w:rPr>
+          <w:b/>
+          <w:lang w:val="de-AT"/>
+        </w:rPr>
+        <w:t>pdf</w:t>
+      </w:r>
+      <w:proofErr w:type="spellEnd"/>
+      <w:r>
+        <w:rPr>
+          <w:b/>
+          <w:lang w:val="de-AT"/>
+        </w:rPr>
+        <w:t>-f</w:t>
       </w:r>
       <w:r>
         <w:rPr>
@@ -3459,7 +4024,35 @@
         <w:rPr>
           <w:lang w:val="de-AT"/>
         </w:rPr>
-        <w:t xml:space="preserve">“: Dieser Parameter gibt den File Parameter an beim upload des PDF Dokuments mittels POST Methode. </w:t>
+        <w:t xml:space="preserve">“: Dieser Parameter gibt den File Parameter an beim </w:t>
+      </w:r>
+      <w:proofErr w:type="spellStart"/>
+      <w:r>
+        <w:rPr>
+          <w:lang w:val="de-AT"/>
+        </w:rPr>
+        <w:t>upload</w:t>
+      </w:r>
+      <w:proofErr w:type="spellEnd"/>
+      <w:r>
+        <w:rPr>
+          <w:lang w:val="de-AT"/>
+        </w:rPr>
+        <w:t xml:space="preserve"> des </w:t>
+      </w:r>
+      <w:proofErr w:type="gramStart"/>
+      <w:r>
+        <w:rPr>
+          <w:lang w:val="de-AT"/>
+        </w:rPr>
+        <w:t>PDF Dokuments</w:t>
+      </w:r>
+      <w:proofErr w:type="gramEnd"/>
+      <w:r>
+        <w:rPr>
+          <w:lang w:val="de-AT"/>
+        </w:rPr>
+        <w:t xml:space="preserve"> mittels POST Methode. </w:t>
       </w:r>
       <w:r>
         <w:t>(</w:t>
@@ -3474,7 +4067,7 @@
         <w:t>)</w:t>
       </w:r>
     </w:p>
-    <w:p xmlns:wp14="http://schemas.microsoft.com/office/word/2010/wordml" wp14:textId="77777777">
+    <w:p>
       <w:pPr>
         <w:pStyle w:val="ListParagraph"/>
         <w:numPr>
@@ -3491,6 +4084,7 @@
         </w:rPr>
         <w:t>„</w:t>
       </w:r>
+      <w:proofErr w:type="spellStart"/>
       <w:r>
         <w:rPr>
           <w:b/>
@@ -3498,11 +4092,26 @@
         </w:rPr>
         <w:t>pdf-url</w:t>
       </w:r>
-      <w:r>
-        <w:rPr>
-          <w:lang w:val="de-AT"/>
-        </w:rPr>
-        <w:t xml:space="preserve">“: Dieser Parameter gibt die URL an, von der das zu signierende PDF Dokument heruntergeladen werden soll. </w:t>
+      <w:proofErr w:type="spellEnd"/>
+      <w:r>
+        <w:rPr>
+          <w:lang w:val="de-AT"/>
+        </w:rPr>
+        <w:t xml:space="preserve">“: Dieser Parameter gibt die URL an, von der das zu signierende </w:t>
+      </w:r>
+      <w:proofErr w:type="gramStart"/>
+      <w:r>
+        <w:rPr>
+          <w:lang w:val="de-AT"/>
+        </w:rPr>
+        <w:t>PDF Dokument</w:t>
+      </w:r>
+      <w:proofErr w:type="gramEnd"/>
+      <w:r>
+        <w:rPr>
+          <w:lang w:val="de-AT"/>
+        </w:rPr>
+        <w:t xml:space="preserve"> heruntergeladen werden soll. </w:t>
       </w:r>
       <w:r>
         <w:t>(</w:t>
@@ -3517,7 +4126,7 @@
         <w:t>)</w:t>
       </w:r>
     </w:p>
-    <w:p xmlns:wp14="http://schemas.microsoft.com/office/word/2010/wordml" wp14:textId="77777777">
+    <w:p>
       <w:pPr>
         <w:pStyle w:val="ListParagraph"/>
         <w:numPr>
@@ -3531,11 +4140,33 @@
       <w:r>
         <w:t>„</w:t>
       </w:r>
-      <w:r>
-        <w:rPr>
-          <w:b/>
-        </w:rPr>
-        <w:t>sig-pos-p</w:t>
+      <w:proofErr w:type="spellStart"/>
+      <w:r>
+        <w:rPr>
+          <w:b/>
+        </w:rPr>
+        <w:t>sig</w:t>
+      </w:r>
+      <w:proofErr w:type="spellEnd"/>
+      <w:r>
+        <w:rPr>
+          <w:b/>
+        </w:rPr>
+        <w:t>-</w:t>
+      </w:r>
+      <w:proofErr w:type="spellStart"/>
+      <w:r>
+        <w:rPr>
+          <w:b/>
+        </w:rPr>
+        <w:t>pos</w:t>
+      </w:r>
+      <w:proofErr w:type="spellEnd"/>
+      <w:r>
+        <w:rPr>
+          <w:b/>
+        </w:rPr>
+        <w:t>-p</w:t>
       </w:r>
       <w:r>
         <w:t xml:space="preserve">“: Mit diesem Parameter kann die </w:t>
@@ -3556,7 +4187,7 @@
         <w:t>)</w:t>
       </w:r>
     </w:p>
-    <w:p xmlns:wp14="http://schemas.microsoft.com/office/word/2010/wordml" wp14:textId="77777777">
+    <w:p>
       <w:pPr>
         <w:pStyle w:val="ListParagraph"/>
         <w:numPr>
@@ -3570,11 +4201,33 @@
       <w:r>
         <w:t>„</w:t>
       </w:r>
-      <w:r>
-        <w:rPr>
-          <w:b/>
-        </w:rPr>
-        <w:t>sig-pos-w</w:t>
+      <w:proofErr w:type="spellStart"/>
+      <w:r>
+        <w:rPr>
+          <w:b/>
+        </w:rPr>
+        <w:t>sig</w:t>
+      </w:r>
+      <w:proofErr w:type="spellEnd"/>
+      <w:r>
+        <w:rPr>
+          <w:b/>
+        </w:rPr>
+        <w:t>-</w:t>
+      </w:r>
+      <w:proofErr w:type="spellStart"/>
+      <w:r>
+        <w:rPr>
+          <w:b/>
+        </w:rPr>
+        <w:t>pos</w:t>
+      </w:r>
+      <w:proofErr w:type="spellEnd"/>
+      <w:r>
+        <w:rPr>
+          <w:b/>
+        </w:rPr>
+        <w:t>-w</w:t>
       </w:r>
       <w:r>
         <w:t>“:</w:t>
@@ -3595,7 +4248,7 @@
         <w:t>)</w:t>
       </w:r>
     </w:p>
-    <w:p xmlns:wp14="http://schemas.microsoft.com/office/word/2010/wordml" wp14:textId="77777777">
+    <w:p>
       <w:pPr>
         <w:pStyle w:val="ListParagraph"/>
         <w:numPr>
@@ -3609,11 +4262,33 @@
       <w:r>
         <w:t>„</w:t>
       </w:r>
-      <w:r>
-        <w:rPr>
-          <w:b/>
-        </w:rPr>
-        <w:t>sig-pos-x</w:t>
+      <w:proofErr w:type="spellStart"/>
+      <w:r>
+        <w:rPr>
+          <w:b/>
+        </w:rPr>
+        <w:t>sig</w:t>
+      </w:r>
+      <w:proofErr w:type="spellEnd"/>
+      <w:r>
+        <w:rPr>
+          <w:b/>
+        </w:rPr>
+        <w:t>-</w:t>
+      </w:r>
+      <w:proofErr w:type="spellStart"/>
+      <w:r>
+        <w:rPr>
+          <w:b/>
+        </w:rPr>
+        <w:t>pos</w:t>
+      </w:r>
+      <w:proofErr w:type="spellEnd"/>
+      <w:r>
+        <w:rPr>
+          <w:b/>
+        </w:rPr>
+        <w:t>-x</w:t>
       </w:r>
       <w:r>
         <w:t>“:</w:t>
@@ -3634,7 +4309,7 @@
         <w:t>)</w:t>
       </w:r>
     </w:p>
-    <w:p xmlns:wp14="http://schemas.microsoft.com/office/word/2010/wordml" wp14:textId="77777777">
+    <w:p>
       <w:pPr>
         <w:pStyle w:val="ListParagraph"/>
         <w:numPr>
@@ -3648,11 +4323,33 @@
       <w:r>
         <w:t>„</w:t>
       </w:r>
-      <w:r>
-        <w:rPr>
-          <w:b/>
-        </w:rPr>
-        <w:t>sig-pos-y</w:t>
+      <w:proofErr w:type="spellStart"/>
+      <w:r>
+        <w:rPr>
+          <w:b/>
+        </w:rPr>
+        <w:t>sig</w:t>
+      </w:r>
+      <w:proofErr w:type="spellEnd"/>
+      <w:r>
+        <w:rPr>
+          <w:b/>
+        </w:rPr>
+        <w:t>-</w:t>
+      </w:r>
+      <w:proofErr w:type="spellStart"/>
+      <w:r>
+        <w:rPr>
+          <w:b/>
+        </w:rPr>
+        <w:t>pos</w:t>
+      </w:r>
+      <w:proofErr w:type="spellEnd"/>
+      <w:r>
+        <w:rPr>
+          <w:b/>
+        </w:rPr>
+        <w:t>-y</w:t>
       </w:r>
       <w:r>
         <w:t>“:</w:t>
@@ -3673,7 +4370,7 @@
         <w:t>)</w:t>
       </w:r>
     </w:p>
-    <w:p xmlns:wp14="http://schemas.microsoft.com/office/word/2010/wordml" wp14:textId="77777777">
+    <w:p>
       <w:pPr>
         <w:pStyle w:val="ListParagraph"/>
         <w:numPr>
@@ -3687,11 +4384,33 @@
       <w:r>
         <w:t>„</w:t>
       </w:r>
-      <w:r>
-        <w:rPr>
-          <w:b/>
-        </w:rPr>
-        <w:t>sig-pos-r</w:t>
+      <w:proofErr w:type="spellStart"/>
+      <w:r>
+        <w:rPr>
+          <w:b/>
+        </w:rPr>
+        <w:t>sig</w:t>
+      </w:r>
+      <w:proofErr w:type="spellEnd"/>
+      <w:r>
+        <w:rPr>
+          <w:b/>
+        </w:rPr>
+        <w:t>-</w:t>
+      </w:r>
+      <w:proofErr w:type="spellStart"/>
+      <w:r>
+        <w:rPr>
+          <w:b/>
+        </w:rPr>
+        <w:t>pos</w:t>
+      </w:r>
+      <w:proofErr w:type="spellEnd"/>
+      <w:r>
+        <w:rPr>
+          <w:b/>
+        </w:rPr>
+        <w:t>-r</w:t>
       </w:r>
       <w:r>
         <w:t>“: Mit diesem Parameter kann die Rotation (in Grad) des Signaturblocks festgelegt werden.  (</w:t>
@@ -3706,7 +4425,7 @@
         <w:t>)</w:t>
       </w:r>
     </w:p>
-    <w:p xmlns:wp14="http://schemas.microsoft.com/office/word/2010/wordml" wp14:textId="77777777">
+    <w:p>
       <w:pPr>
         <w:pStyle w:val="ListParagraph"/>
         <w:numPr>
@@ -3720,14 +4439,44 @@
       <w:r>
         <w:t>„</w:t>
       </w:r>
-      <w:r>
-        <w:rPr>
-          <w:b/>
-        </w:rPr>
-        <w:t>sig-pos-f</w:t>
-      </w:r>
-      <w:r>
-        <w:t>“: Mit diesem Parameter kann die Footerhoehe bei automatischer Platzierung des Signaturblocks vorgegeben werden.  (</w:t>
+      <w:proofErr w:type="spellStart"/>
+      <w:r>
+        <w:rPr>
+          <w:b/>
+        </w:rPr>
+        <w:t>sig</w:t>
+      </w:r>
+      <w:proofErr w:type="spellEnd"/>
+      <w:r>
+        <w:rPr>
+          <w:b/>
+        </w:rPr>
+        <w:t>-</w:t>
+      </w:r>
+      <w:proofErr w:type="spellStart"/>
+      <w:r>
+        <w:rPr>
+          <w:b/>
+        </w:rPr>
+        <w:t>pos</w:t>
+      </w:r>
+      <w:proofErr w:type="spellEnd"/>
+      <w:r>
+        <w:rPr>
+          <w:b/>
+        </w:rPr>
+        <w:t>-f</w:t>
+      </w:r>
+      <w:r>
+        <w:t xml:space="preserve">“: Mit diesem Parameter kann die </w:t>
+      </w:r>
+      <w:proofErr w:type="spellStart"/>
+      <w:r>
+        <w:t>Footerhoehe</w:t>
+      </w:r>
+      <w:proofErr w:type="spellEnd"/>
+      <w:r>
+        <w:t xml:space="preserve"> bei automatischer Platzierung des Signaturblocks vorgegeben werden.  (</w:t>
       </w:r>
       <w:r>
         <w:rPr>
@@ -3739,7 +4488,7 @@
         <w:t>)</w:t>
       </w:r>
     </w:p>
-    <w:p xmlns:wp14="http://schemas.microsoft.com/office/word/2010/wordml" wp14:textId="77777777">
+    <w:p>
       <w:pPr>
         <w:pStyle w:val="ListParagraph"/>
         <w:numPr>
@@ -3753,26 +4502,72 @@
       <w:r>
         <w:t>„</w:t>
       </w:r>
-      <w:r>
-        <w:rPr>
-          <w:b/>
-        </w:rPr>
-        <w:t>invoke-app-url-target</w:t>
+      <w:proofErr w:type="spellStart"/>
+      <w:r>
+        <w:rPr>
+          <w:b/>
+        </w:rPr>
+        <w:t>invoke</w:t>
+      </w:r>
+      <w:proofErr w:type="spellEnd"/>
+      <w:r>
+        <w:rPr>
+          <w:b/>
+        </w:rPr>
+        <w:t>-</w:t>
+      </w:r>
+      <w:proofErr w:type="spellStart"/>
+      <w:r>
+        <w:rPr>
+          <w:b/>
+        </w:rPr>
+        <w:t>app</w:t>
+      </w:r>
+      <w:proofErr w:type="spellEnd"/>
+      <w:r>
+        <w:rPr>
+          <w:b/>
+        </w:rPr>
+        <w:t>-</w:t>
+      </w:r>
+      <w:proofErr w:type="spellStart"/>
+      <w:r>
+        <w:rPr>
+          <w:b/>
+        </w:rPr>
+        <w:t>url</w:t>
+      </w:r>
+      <w:proofErr w:type="spellEnd"/>
+      <w:r>
+        <w:rPr>
+          <w:b/>
+        </w:rPr>
+        <w:t>-target</w:t>
       </w:r>
       <w:r>
         <w:t>“: Mit diesem Parameter lässt sich der Frame festlegen in dem der Benutzer nach Abschluss des Signaturvorgangs an die „</w:t>
       </w:r>
+      <w:proofErr w:type="spellStart"/>
       <w:r>
         <w:rPr>
           <w:b/>
         </w:rPr>
         <w:t>invoke-app-url</w:t>
       </w:r>
-      <w:r>
-        <w:t>“ umgeleitet wird. Dieser Parameter wird als target Attribute eines HTML Formulars eingetragen. Daher sind alle Werte gültig die für dieses Attribut gültig sind. Mögliche Werte für dieses Attribut sind:</w:t>
-      </w:r>
-    </w:p>
-    <w:p xmlns:wp14="http://schemas.microsoft.com/office/word/2010/wordml" wp14:textId="77777777">
+      <w:proofErr w:type="spellEnd"/>
+      <w:r>
+        <w:t xml:space="preserve">“ umgeleitet wird. Dieser Parameter wird als </w:t>
+      </w:r>
+      <w:proofErr w:type="spellStart"/>
+      <w:r>
+        <w:t>target</w:t>
+      </w:r>
+      <w:proofErr w:type="spellEnd"/>
+      <w:r>
+        <w:t xml:space="preserve"> Attribute eines HTML Formulars eingetragen. Daher sind alle Werte gültig die für dieses Attribut gültig sind. Mögliche Werte für dieses Attribut sind:</w:t>
+      </w:r>
+    </w:p>
+    <w:p>
       <w:pPr>
         <w:pStyle w:val="ListParagraph"/>
         <w:numPr>
@@ -3791,19 +4586,19 @@
       </w:r>
       <w:r>
         <w:tab/>
-      </w:r>
-      <w:r>
         <w:t xml:space="preserve">Die </w:t>
       </w:r>
       <w:r>
         <w:t>„</w:t>
       </w:r>
+      <w:proofErr w:type="spellStart"/>
       <w:r>
         <w:rPr>
           <w:b/>
         </w:rPr>
         <w:t>invoke-app-url</w:t>
       </w:r>
+      <w:proofErr w:type="spellEnd"/>
       <w:r>
         <w:rPr>
           <w:b/>
@@ -3811,10 +4606,18 @@
         <w:t xml:space="preserve">“ </w:t>
       </w:r>
       <w:r>
-        <w:t>wird in einem neuen Fenster oder Tap geöffnet.</w:t>
-      </w:r>
-    </w:p>
-    <w:p xmlns:wp14="http://schemas.microsoft.com/office/word/2010/wordml" wp14:textId="77777777">
+        <w:t xml:space="preserve">wird in einem neuen Fenster oder </w:t>
+      </w:r>
+      <w:proofErr w:type="spellStart"/>
+      <w:r>
+        <w:t>Tap</w:t>
+      </w:r>
+      <w:proofErr w:type="spellEnd"/>
+      <w:r>
+        <w:t xml:space="preserve"> geöffnet.</w:t>
+      </w:r>
+    </w:p>
+    <w:p>
       <w:pPr>
         <w:pStyle w:val="ListParagraph"/>
         <w:numPr>
@@ -3826,8 +4629,16 @@
         <w:rPr>
           <w:i/>
         </w:rPr>
-        <w:t>_self</w:t>
-      </w:r>
+        <w:t>_</w:t>
+      </w:r>
+      <w:proofErr w:type="spellStart"/>
+      <w:r>
+        <w:rPr>
+          <w:i/>
+        </w:rPr>
+        <w:t>self</w:t>
+      </w:r>
+      <w:proofErr w:type="spellEnd"/>
       <w:r>
         <w:t xml:space="preserve">: </w:t>
       </w:r>
@@ -3836,19 +4647,19 @@
       </w:r>
       <w:r>
         <w:tab/>
-      </w:r>
-      <w:r>
         <w:t xml:space="preserve">Die </w:t>
       </w:r>
       <w:r>
         <w:t>„</w:t>
       </w:r>
+      <w:proofErr w:type="spellStart"/>
       <w:r>
         <w:rPr>
           <w:b/>
         </w:rPr>
         <w:t>invoke-app-url</w:t>
       </w:r>
+      <w:proofErr w:type="spellEnd"/>
       <w:r>
         <w:rPr>
           <w:b/>
@@ -3862,7 +4673,7 @@
         <w:t>Das ist das Standardverhalten von PDF-AS Web.</w:t>
       </w:r>
     </w:p>
-    <w:p xmlns:wp14="http://schemas.microsoft.com/office/word/2010/wordml" wp14:textId="77777777">
+    <w:p>
       <w:pPr>
         <w:pStyle w:val="ListParagraph"/>
         <w:numPr>
@@ -3874,26 +4685,34 @@
         <w:rPr>
           <w:i/>
         </w:rPr>
-        <w:t>_parent</w:t>
-      </w:r>
+        <w:t>_</w:t>
+      </w:r>
+      <w:proofErr w:type="spellStart"/>
+      <w:r>
+        <w:rPr>
+          <w:i/>
+        </w:rPr>
+        <w:t>parent</w:t>
+      </w:r>
+      <w:proofErr w:type="spellEnd"/>
       <w:r>
         <w:t>:</w:t>
       </w:r>
       <w:r>
         <w:tab/>
-      </w:r>
-      <w:r>
         <w:t xml:space="preserve">Die </w:t>
       </w:r>
       <w:r>
         <w:t>„</w:t>
       </w:r>
+      <w:proofErr w:type="spellStart"/>
       <w:r>
         <w:rPr>
           <w:b/>
         </w:rPr>
         <w:t>invoke-app-url</w:t>
       </w:r>
+      <w:proofErr w:type="spellEnd"/>
       <w:r>
         <w:rPr>
           <w:b/>
@@ -3904,13 +4723,26 @@
         <w:t>wird im</w:t>
       </w:r>
       <w:r>
-        <w:t xml:space="preserve"> parent frame</w:t>
-      </w:r>
+        <w:t xml:space="preserve"> </w:t>
+      </w:r>
+      <w:proofErr w:type="spellStart"/>
+      <w:r>
+        <w:t>parent</w:t>
+      </w:r>
+      <w:proofErr w:type="spellEnd"/>
+      <w:r>
+        <w:t xml:space="preserve"> </w:t>
+      </w:r>
+      <w:proofErr w:type="spellStart"/>
+      <w:r>
+        <w:t>frame</w:t>
+      </w:r>
+      <w:proofErr w:type="spellEnd"/>
       <w:r>
         <w:t xml:space="preserve"> geöffnet.</w:t>
       </w:r>
     </w:p>
-    <w:p xmlns:wp14="http://schemas.microsoft.com/office/word/2010/wordml" wp14:textId="77777777">
+    <w:p>
       <w:pPr>
         <w:pStyle w:val="ListParagraph"/>
         <w:numPr>
@@ -3939,12 +4771,14 @@
       <w:r>
         <w:t>„</w:t>
       </w:r>
+      <w:proofErr w:type="spellStart"/>
       <w:r>
         <w:rPr>
           <w:b/>
         </w:rPr>
         <w:t>invoke-app-url</w:t>
       </w:r>
+      <w:proofErr w:type="spellEnd"/>
       <w:r>
         <w:rPr>
           <w:b/>
@@ -3955,7 +4789,7 @@
         <w:t>wird der komplette Inhalt des aktuellen Fensters.</w:t>
       </w:r>
     </w:p>
-    <w:p xmlns:wp14="http://schemas.microsoft.com/office/word/2010/wordml" wp14:textId="77777777">
+    <w:p>
       <w:pPr>
         <w:pStyle w:val="ListParagraph"/>
         <w:numPr>
@@ -3981,12 +4815,14 @@
       <w:r>
         <w:t>„</w:t>
       </w:r>
+      <w:proofErr w:type="spellStart"/>
       <w:r>
         <w:rPr>
           <w:b/>
         </w:rPr>
         <w:t>invoke-app-url</w:t>
       </w:r>
+      <w:proofErr w:type="spellEnd"/>
       <w:r>
         <w:rPr>
           <w:b/>
@@ -3994,10 +4830,18 @@
         <w:t xml:space="preserve">“ </w:t>
       </w:r>
       <w:r>
-        <w:t>wird in einem benannten iframe angezeigt.</w:t>
-      </w:r>
-    </w:p>
-    <w:p xmlns:wp14="http://schemas.microsoft.com/office/word/2010/wordml" wp14:textId="77777777">
+        <w:t xml:space="preserve">wird in einem benannten </w:t>
+      </w:r>
+      <w:proofErr w:type="spellStart"/>
+      <w:r>
+        <w:t>iframe</w:t>
+      </w:r>
+      <w:proofErr w:type="spellEnd"/>
+      <w:r>
+        <w:t xml:space="preserve"> angezeigt.</w:t>
+      </w:r>
+    </w:p>
+    <w:p>
       <w:pPr>
         <w:pStyle w:val="ListParagraph"/>
         <w:numPr>
@@ -4008,17 +4852,25 @@
       <w:r>
         <w:t>„</w:t>
       </w:r>
-      <w:r>
-        <w:rPr>
-          <w:b/>
-        </w:rPr>
-        <w:t>verify-level</w:t>
+      <w:proofErr w:type="spellStart"/>
+      <w:r>
+        <w:rPr>
+          <w:b/>
+        </w:rPr>
+        <w:t>verify</w:t>
+      </w:r>
+      <w:proofErr w:type="spellEnd"/>
+      <w:r>
+        <w:rPr>
+          <w:b/>
+        </w:rPr>
+        <w:t>-level</w:t>
       </w:r>
       <w:r>
         <w:t>“: Mit diesem Parameter lässt sich festlegen, welche Art von Signaturverifikation nach dem Signaturvorgang durchgeführt werden soll.</w:t>
       </w:r>
     </w:p>
-    <w:p xmlns:wp14="http://schemas.microsoft.com/office/word/2010/wordml" wp14:textId="77777777">
+    <w:p>
       <w:pPr>
         <w:pStyle w:val="ListParagraph"/>
         <w:numPr>
@@ -4029,12 +4881,14 @@
       <w:r>
         <w:t>„</w:t>
       </w:r>
+      <w:proofErr w:type="spellStart"/>
       <w:r>
         <w:rPr>
           <w:i/>
         </w:rPr>
         <w:t>full</w:t>
       </w:r>
+      <w:proofErr w:type="spellEnd"/>
       <w:r>
         <w:t>“:</w:t>
       </w:r>
@@ -4043,12 +4897,10 @@
       </w:r>
       <w:r>
         <w:tab/>
-      </w:r>
-      <w:r>
         <w:t>Dies bedeutet, dass eine vollständige Signaturprüfung inklusive Zertifikatsprüfung durchgeführt werden soll. Diese Option erfordert eine korrekte Konfiguration von MOA-SP.</w:t>
       </w:r>
     </w:p>
-    <w:p xmlns:wp14="http://schemas.microsoft.com/office/word/2010/wordml" wp14:textId="77777777">
+    <w:p>
       <w:pPr>
         <w:pStyle w:val="ListParagraph"/>
         <w:numPr>
@@ -4060,23 +4912,23 @@
         <w:lastRenderedPageBreak/>
         <w:t>„</w:t>
       </w:r>
+      <w:proofErr w:type="spellStart"/>
       <w:r>
         <w:rPr>
           <w:i/>
         </w:rPr>
         <w:t>intOnly</w:t>
       </w:r>
+      <w:proofErr w:type="spellEnd"/>
       <w:r>
         <w:t>“:</w:t>
       </w:r>
       <w:r>
         <w:tab/>
-      </w:r>
-      <w:r>
         <w:t>Dies bedeutet, dass eine Signaturprüfung durchgeführt wird, allerdings ohne Zertifikatsprüfung.</w:t>
       </w:r>
     </w:p>
-    <w:p xmlns:wp14="http://schemas.microsoft.com/office/word/2010/wordml" wp14:textId="77777777">
+    <w:p>
       <w:pPr>
         <w:pStyle w:val="ListParagraph"/>
         <w:numPr>
@@ -4090,12 +4942,14 @@
       <w:r>
         <w:t>„</w:t>
       </w:r>
+      <w:proofErr w:type="spellStart"/>
       <w:r>
         <w:rPr>
           <w:b/>
         </w:rPr>
         <w:t>filename</w:t>
       </w:r>
+      <w:proofErr w:type="spellEnd"/>
       <w:r>
         <w:t>“:</w:t>
       </w:r>
@@ -4112,7 +4966,7 @@
         <w:t>)</w:t>
       </w:r>
     </w:p>
-    <w:p xmlns:wp14="http://schemas.microsoft.com/office/word/2010/wordml" wp14:textId="77777777">
+    <w:p>
       <w:pPr>
         <w:pStyle w:val="ListParagraph"/>
         <w:numPr>
@@ -4126,12 +4980,14 @@
       <w:r>
         <w:t>„</w:t>
       </w:r>
+      <w:proofErr w:type="spellStart"/>
       <w:r>
         <w:rPr>
           <w:b/>
         </w:rPr>
         <w:t>qrcontent</w:t>
       </w:r>
+      <w:proofErr w:type="spellEnd"/>
       <w:r>
         <w:t>“: Mit diesem Parameter lässt sich ein Text übergeben, welcher von als QR Code als Signaturmarke verwendet werden soll. (</w:t>
       </w:r>
@@ -4145,7 +5001,7 @@
         <w:t>)</w:t>
       </w:r>
     </w:p>
-    <w:p xmlns:wp14="http://schemas.microsoft.com/office/word/2010/wordml" wp14:textId="77777777">
+    <w:p>
       <w:pPr>
         <w:pStyle w:val="ListParagraph"/>
         <w:numPr>
@@ -4166,10 +5022,26 @@
         <w:t>pp:</w:t>
       </w:r>
       <w:r>
-        <w:t>“: Dies ist ein Prefix fü</w:t>
-      </w:r>
-      <w:r>
-        <w:t>r Preprocessor Argumente. Soll beispielsweise das</w:t>
+        <w:t xml:space="preserve">“: Dies ist ein </w:t>
+      </w:r>
+      <w:proofErr w:type="spellStart"/>
+      <w:r>
+        <w:t>Prefix</w:t>
+      </w:r>
+      <w:proofErr w:type="spellEnd"/>
+      <w:r>
+        <w:t xml:space="preserve"> fü</w:t>
+      </w:r>
+      <w:r>
+        <w:t xml:space="preserve">r </w:t>
+      </w:r>
+      <w:proofErr w:type="spellStart"/>
+      <w:r>
+        <w:t>Preprocessor</w:t>
+      </w:r>
+      <w:proofErr w:type="spellEnd"/>
+      <w:r>
+        <w:t xml:space="preserve"> Argumente. Soll beispielsweise das</w:t>
       </w:r>
       <w:r>
         <w:t xml:space="preserve"> Argument „</w:t>
@@ -4186,7 +5058,17 @@
         <w:t>,</w:t>
       </w:r>
       <w:r>
-        <w:t xml:space="preserve"> so kann ein Parameter „pp:testid“ verwendet werden. (</w:t>
+        <w:t xml:space="preserve"> so kann ein Parameter „</w:t>
+      </w:r>
+      <w:proofErr w:type="spellStart"/>
+      <w:proofErr w:type="gramStart"/>
+      <w:r>
+        <w:t>pp:testid</w:t>
+      </w:r>
+      <w:proofErr w:type="spellEnd"/>
+      <w:proofErr w:type="gramEnd"/>
+      <w:r>
+        <w:t>“ verwendet werden. (</w:t>
       </w:r>
       <w:r>
         <w:rPr>
@@ -4198,7 +5080,7 @@
         <w:t>)</w:t>
       </w:r>
     </w:p>
-    <w:p xmlns:wp14="http://schemas.microsoft.com/office/word/2010/wordml" wp14:textId="77777777">
+    <w:p>
       <w:pPr>
         <w:pStyle w:val="ListParagraph"/>
         <w:numPr>
@@ -4212,14 +5094,30 @@
       <w:r>
         <w:t>„</w:t>
       </w:r>
-      <w:r>
-        <w:rPr>
-          <w:b/>
-        </w:rPr>
-        <w:t>ov:</w:t>
-      </w:r>
-      <w:r>
-        <w:t>“: Dies ist ein Prefix für das Überschreiben von K</w:t>
+      <w:proofErr w:type="spellStart"/>
+      <w:r>
+        <w:rPr>
+          <w:b/>
+        </w:rPr>
+        <w:t>ov</w:t>
+      </w:r>
+      <w:proofErr w:type="spellEnd"/>
+      <w:r>
+        <w:rPr>
+          <w:b/>
+        </w:rPr>
+        <w:t>:</w:t>
+      </w:r>
+      <w:r>
+        <w:t xml:space="preserve">“: Dies ist ein </w:t>
+      </w:r>
+      <w:proofErr w:type="spellStart"/>
+      <w:r>
+        <w:t>Prefix</w:t>
+      </w:r>
+      <w:proofErr w:type="spellEnd"/>
+      <w:r>
+        <w:t xml:space="preserve"> für das Überschreiben von K</w:t>
       </w:r>
       <w:r>
         <w:t>onfigurationseinstellung. Soll beispielsweise das</w:t>
@@ -4233,7 +5131,17 @@
       </w:r>
       <w:proofErr w:type="spellEnd"/>
       <w:r>
-        <w:t>“ übergeben werden so kann ein Parameter „ov:testid“ verwendet werden. (</w:t>
+        <w:t>“ übergeben werden so kann ein Parameter „</w:t>
+      </w:r>
+      <w:proofErr w:type="spellStart"/>
+      <w:proofErr w:type="gramStart"/>
+      <w:r>
+        <w:t>ov:testid</w:t>
+      </w:r>
+      <w:proofErr w:type="spellEnd"/>
+      <w:proofErr w:type="gramEnd"/>
+      <w:r>
+        <w:t>“ verwendet werden. (</w:t>
       </w:r>
       <w:r>
         <w:rPr>
@@ -4245,7 +5153,7 @@
         <w:t>)</w:t>
       </w:r>
     </w:p>
-    <w:p xmlns:wp14="http://schemas.microsoft.com/office/word/2010/wordml" wp14:textId="77777777">
+    <w:p>
       <w:pPr>
         <w:pStyle w:val="ListParagraph"/>
         <w:numPr>
@@ -4256,47 +5164,204 @@
           <w:lang w:val="de-AT"/>
         </w:rPr>
       </w:pPr>
-    </w:p>
-    <w:p xmlns:wp14="http://schemas.microsoft.com/office/word/2010/wordml" wp14:textId="77777777">
+      <w:r>
+        <w:rPr>
+          <w:lang w:val="de-AT"/>
+        </w:rPr>
+        <w:t>„</w:t>
+      </w:r>
+      <w:proofErr w:type="spellStart"/>
+      <w:r>
+        <w:rPr>
+          <w:b/>
+          <w:bCs/>
+          <w:lang w:val="de-AT"/>
+        </w:rPr>
+        <w:t>sbp</w:t>
+      </w:r>
+      <w:proofErr w:type="spellEnd"/>
+      <w:r>
+        <w:rPr>
+          <w:lang w:val="de-AT"/>
+        </w:rPr>
+        <w:t>“: Mit diesem Parameter können dynamische Signaturblockparameter übergeben werden. Es muss</w:t>
+      </w:r>
+      <w:r>
+        <w:rPr>
+          <w:lang w:val="de-AT"/>
+        </w:rPr>
+        <w:t xml:space="preserve"> </w:t>
+      </w:r>
+      <w:r>
+        <w:rPr>
+          <w:lang w:val="de-AT"/>
+        </w:rPr>
+        <w:t>s</w:t>
+      </w:r>
+      <w:r>
+        <w:rPr>
+          <w:lang w:val="de-AT"/>
+        </w:rPr>
+        <w:t>ic</w:t>
+      </w:r>
+      <w:r>
+        <w:rPr>
+          <w:lang w:val="de-AT"/>
+        </w:rPr>
+        <w:t>h dabei um Key-Value Paare handeln, die durch einen Strichpunkt getrennt sind. Beispielsweise „key1=value</w:t>
+      </w:r>
+      <w:proofErr w:type="gramStart"/>
+      <w:r>
+        <w:rPr>
+          <w:lang w:val="de-AT"/>
+        </w:rPr>
+        <w:t>1;key</w:t>
+      </w:r>
+      <w:proofErr w:type="gramEnd"/>
+      <w:r>
+        <w:rPr>
+          <w:lang w:val="de-AT"/>
+        </w:rPr>
+        <w:t>2=value2“.</w:t>
+      </w:r>
+      <w:r>
+        <w:t xml:space="preserve"> </w:t>
+      </w:r>
+      <w:r>
+        <w:t>(</w:t>
+      </w:r>
+      <w:r>
+        <w:rPr>
+          <w:b/>
+        </w:rPr>
+        <w:t>optionaler Parameter</w:t>
+      </w:r>
+      <w:r>
+        <w:t>)</w:t>
+      </w:r>
+    </w:p>
+    <w:p>
+      <w:pPr>
+        <w:pStyle w:val="ListParagraph"/>
+        <w:rPr>
+          <w:lang w:val="de-AT"/>
+        </w:rPr>
+      </w:pPr>
+    </w:p>
+    <w:p>
       <w:pPr>
         <w:pStyle w:val="Heading3"/>
       </w:pPr>
-      <w:bookmarkStart w:name="_Toc396214457" w:id="13"/>
-      <w:r>
-        <w:t>ProvidePDF Servlet</w:t>
+      <w:bookmarkStart w:id="12" w:name="_Toc396214457"/>
+      <w:proofErr w:type="spellStart"/>
+      <w:r>
+        <w:t>ProvidePDF</w:t>
+      </w:r>
+      <w:proofErr w:type="spellEnd"/>
+      <w:r>
+        <w:t xml:space="preserve"> Servlet</w:t>
+      </w:r>
+      <w:bookmarkEnd w:id="12"/>
+    </w:p>
+    <w:p>
+      <w:r>
+        <w:t xml:space="preserve">Das </w:t>
+      </w:r>
+      <w:proofErr w:type="spellStart"/>
+      <w:r>
+        <w:t>Provide</w:t>
+      </w:r>
+      <w:proofErr w:type="spellEnd"/>
+      <w:r>
+        <w:t xml:space="preserve"> </w:t>
+      </w:r>
+      <w:proofErr w:type="gramStart"/>
+      <w:r>
+        <w:t>PDF Servlet</w:t>
+      </w:r>
+      <w:proofErr w:type="gramEnd"/>
+      <w:r>
+        <w:t xml:space="preserve"> </w:t>
+      </w:r>
+      <w:proofErr w:type="spellStart"/>
+      <w:r>
+        <w:t>laesst</w:t>
+      </w:r>
+      <w:proofErr w:type="spellEnd"/>
+      <w:r>
+        <w:t xml:space="preserve"> keine Parameter zu. Das Verhalten wird durch die Parameter gesteuert, die beim Aufruf </w:t>
+      </w:r>
+      <w:r>
+        <w:t xml:space="preserve">des </w:t>
+      </w:r>
+      <w:proofErr w:type="spellStart"/>
+      <w:r>
+        <w:t>Sign</w:t>
+      </w:r>
+      <w:r>
+        <w:t>Servlet</w:t>
+      </w:r>
+      <w:proofErr w:type="spellEnd"/>
+      <w:r>
+        <w:t xml:space="preserve"> </w:t>
+      </w:r>
+      <w:proofErr w:type="spellStart"/>
+      <w:r>
+        <w:t>uebergeben</w:t>
+      </w:r>
+      <w:proofErr w:type="spellEnd"/>
+      <w:r>
+        <w:t xml:space="preserve"> wurden.</w:t>
+      </w:r>
+    </w:p>
+    <w:p>
+      <w:pPr>
+        <w:pStyle w:val="Heading3"/>
+      </w:pPr>
+      <w:bookmarkStart w:id="13" w:name="_Toc396214458"/>
+      <w:proofErr w:type="spellStart"/>
+      <w:r>
+        <w:t>PDFData</w:t>
+      </w:r>
+      <w:proofErr w:type="spellEnd"/>
+      <w:r>
+        <w:t xml:space="preserve"> Servlet</w:t>
       </w:r>
       <w:bookmarkEnd w:id="13"/>
     </w:p>
-    <w:p xmlns:wp14="http://schemas.microsoft.com/office/word/2010/wordml" wp14:textId="77777777">
-      <w:r>
-        <w:t xml:space="preserve">Das Provide PDF Servlet laesst keine Parameter zu. Das Verhalten wird durch die Parameter gesteuert, die beim Aufruf </w:t>
-      </w:r>
-      <w:r>
-        <w:t>des Sign</w:t>
-      </w:r>
-      <w:r>
-        <w:t>Servlet uebergeben wurden.</w:t>
-      </w:r>
-    </w:p>
-    <w:p xmlns:wp14="http://schemas.microsoft.com/office/word/2010/wordml" wp14:textId="77777777">
-      <w:pPr>
-        <w:pStyle w:val="Heading3"/>
-      </w:pPr>
-      <w:bookmarkStart w:name="_Toc396214458" w:id="14"/>
-      <w:r>
-        <w:t>PDFData Servlet</w:t>
-      </w:r>
-      <w:bookmarkEnd w:id="14"/>
-    </w:p>
-    <w:p xmlns:wp14="http://schemas.microsoft.com/office/word/2010/wordml" wp14:textId="77777777">
-      <w:r>
-        <w:t>Das PDFData Servlet returniert</w:t>
+    <w:p>
+      <w:r>
+        <w:t xml:space="preserve">Das </w:t>
+      </w:r>
+      <w:proofErr w:type="spellStart"/>
+      <w:r>
+        <w:t>PDFData</w:t>
+      </w:r>
+      <w:proofErr w:type="spellEnd"/>
+      <w:r>
+        <w:t xml:space="preserve"> Servlet returniert</w:t>
       </w:r>
       <w:r>
         <w:t>, falls vorhanden,</w:t>
       </w:r>
       <w:r>
-        <w:t xml:space="preserve"> das signierte PDF Dokument. Vorsicht: Dieses Servlet kann nur ein einziges Mal pro Signaturvorgang aufgerufen werden. Nachdem das signierte Dokument abgeholt wurde, werden die Daten des signierten PDF Dokumentes </w:t>
+        <w:t xml:space="preserve"> das signierte </w:t>
+      </w:r>
+      <w:proofErr w:type="gramStart"/>
+      <w:r>
+        <w:t>PDF Dokument</w:t>
+      </w:r>
+      <w:proofErr w:type="gramEnd"/>
+      <w:r>
+        <w:t xml:space="preserve">. Vorsicht: Dieses Servlet kann nur ein einziges Mal pro Signaturvorgang aufgerufen werden. Nachdem das signierte Dokument abgeholt wurde, werden die Daten des signierten </w:t>
+      </w:r>
+      <w:proofErr w:type="gramStart"/>
+      <w:r>
+        <w:t>PDF Dokumentes</w:t>
+      </w:r>
+      <w:proofErr w:type="gramEnd"/>
+      <w:r>
+        <w:t xml:space="preserve"> </w:t>
       </w:r>
       <w:r>
         <w:t>gelöscht</w:t>
@@ -4305,7 +5370,7 @@
         <w:t>.</w:t>
       </w:r>
     </w:p>
-    <w:p xmlns:wp14="http://schemas.microsoft.com/office/word/2010/wordml" wp14:textId="77777777">
+    <w:p>
       <w:pPr>
         <w:pStyle w:val="ListParagraph"/>
         <w:numPr>
@@ -4316,20 +5381,38 @@
       <w:r>
         <w:t>„</w:t>
       </w:r>
+      <w:proofErr w:type="spellStart"/>
       <w:r>
         <w:rPr>
           <w:b/>
         </w:rPr>
         <w:t>origdigest</w:t>
       </w:r>
-      <w:r>
-        <w:t xml:space="preserve">“: Dieser Parameter  kann den Hex kodierten SHA256 Wert </w:t>
+      <w:proofErr w:type="spellEnd"/>
+      <w:r>
+        <w:t xml:space="preserve">“: Dieser </w:t>
+      </w:r>
+      <w:proofErr w:type="gramStart"/>
+      <w:r>
+        <w:t>Parameter  kann</w:t>
+      </w:r>
+      <w:proofErr w:type="gramEnd"/>
+      <w:r>
+        <w:t xml:space="preserve"> den Hex kodierten SHA256 Wert </w:t>
       </w:r>
       <w:r>
         <w:t>des Originald</w:t>
       </w:r>
       <w:r>
-        <w:t>okuments enthalten. Wenn dieser Parameter angegeben wird, prueft PDF-AS-WEB</w:t>
+        <w:t xml:space="preserve">okuments enthalten. Wenn dieser Parameter angegeben wird, </w:t>
+      </w:r>
+      <w:proofErr w:type="spellStart"/>
+      <w:r>
+        <w:t>prueft</w:t>
+      </w:r>
+      <w:proofErr w:type="spellEnd"/>
+      <w:r>
+        <w:t xml:space="preserve"> PDF-AS-WEB</w:t>
       </w:r>
       <w:r>
         <w:t>,</w:t>
@@ -4341,7 +5424,15 @@
         <w:t>en</w:t>
       </w:r>
       <w:r>
-        <w:t xml:space="preserve"> Daten uebereinstimmt. Nur wenn dieser </w:t>
+        <w:t xml:space="preserve"> Daten </w:t>
+      </w:r>
+      <w:proofErr w:type="spellStart"/>
+      <w:r>
+        <w:t>uebereinstimmt</w:t>
+      </w:r>
+      <w:proofErr w:type="spellEnd"/>
+      <w:r>
+        <w:t xml:space="preserve">. Nur wenn dieser </w:t>
       </w:r>
       <w:r>
         <w:t>ü</w:t>
@@ -4371,17 +5462,69 @@
         <w:t>)</w:t>
       </w:r>
     </w:p>
-    <w:p xmlns:wp14="http://schemas.microsoft.com/office/word/2010/wordml" wp14:textId="77777777">
-      <w:r>
-        <w:t xml:space="preserve">Das PDFData Servlet returniert auch das Zertifikat mit welchem die Signatur durchgeführt wurde. Dieses Zertifikat ist als Server Header „Signer-Certificate“ in der Response zu finden. </w:t>
-      </w:r>
-      <w:r>
-        <w:t>Auch das Ergebnis der automatisch durchgeführten Signaturprüfung nach dem Signaturvorgang wird über die Server Header übergeben. Die Server Header „CertificateCheckCode“ und „ValueCheckCode“ sind in der Antwort des PDFData Servlet enthalten. Die Werte dieser beiden Header entsprechen den Werten eine MOA Signaturprüfung:</w:t>
-      </w:r>
-    </w:p>
-    <w:p xmlns:wp14="http://schemas.microsoft.com/office/word/2010/wordml" wp14:textId="77777777">
-      <w:r>
-        <w:t>„ValueCheckCode“ Werte sind:</w:t>
+    <w:p>
+      <w:r>
+        <w:t xml:space="preserve">Das </w:t>
+      </w:r>
+      <w:proofErr w:type="spellStart"/>
+      <w:r>
+        <w:t>PDFData</w:t>
+      </w:r>
+      <w:proofErr w:type="spellEnd"/>
+      <w:r>
+        <w:t xml:space="preserve"> Servlet returniert auch das Zertifikat mit welchem die Signatur durchgeführt wurde. Dieses Zertifikat ist als Server Header „</w:t>
+      </w:r>
+      <w:proofErr w:type="spellStart"/>
+      <w:r>
+        <w:t>Signer-Certificate</w:t>
+      </w:r>
+      <w:proofErr w:type="spellEnd"/>
+      <w:r>
+        <w:t xml:space="preserve">“ in der Response zu finden. </w:t>
+      </w:r>
+      <w:r>
+        <w:t>Auch das Ergebnis der automatisch durchgeführten Signaturprüfung nach dem Signaturvorgang wird über die Server Header übergeben. Die Server Header „</w:t>
+      </w:r>
+      <w:proofErr w:type="spellStart"/>
+      <w:r>
+        <w:t>CertificateCheckCode</w:t>
+      </w:r>
+      <w:proofErr w:type="spellEnd"/>
+      <w:r>
+        <w:t>“ und „</w:t>
+      </w:r>
+      <w:proofErr w:type="spellStart"/>
+      <w:r>
+        <w:t>ValueCheckCode</w:t>
+      </w:r>
+      <w:proofErr w:type="spellEnd"/>
+      <w:r>
+        <w:t xml:space="preserve">“ sind in der </w:t>
+      </w:r>
+      <w:r>
+        <w:lastRenderedPageBreak/>
+        <w:t xml:space="preserve">Antwort des </w:t>
+      </w:r>
+      <w:proofErr w:type="spellStart"/>
+      <w:r>
+        <w:t>PDFData</w:t>
+      </w:r>
+      <w:proofErr w:type="spellEnd"/>
+      <w:r>
+        <w:t xml:space="preserve"> Servlet enthalten. Die Werte dieser beiden Header entsprechen den Werten eine MOA Signaturprüfung:</w:t>
+      </w:r>
+    </w:p>
+    <w:p>
+      <w:r>
+        <w:t>„</w:t>
+      </w:r>
+      <w:proofErr w:type="spellStart"/>
+      <w:r>
+        <w:t>ValueCheckCode</w:t>
+      </w:r>
+      <w:proofErr w:type="spellEnd"/>
+      <w:r>
+        <w:t>“ Werte sind:</w:t>
       </w:r>
     </w:p>
     <w:tbl>
@@ -4394,7 +5537,7 @@
         <w:gridCol w:w="1242"/>
         <w:gridCol w:w="8222"/>
       </w:tblGrid>
-      <w:tr xmlns:wp14="http://schemas.microsoft.com/office/word/2010/wordml" wp14:textId="77777777">
+      <w:tr>
         <w:trPr>
           <w:cnfStyle w:val="100000000000" w:firstRow="1" w:lastRow="0" w:firstColumn="0" w:lastColumn="0" w:oddVBand="0" w:evenVBand="0" w:oddHBand="0" w:evenHBand="0" w:firstRowFirstColumn="0" w:firstRowLastColumn="0" w:lastRowFirstColumn="0" w:lastRowLastColumn="0"/>
         </w:trPr>
@@ -4403,12 +5546,12 @@
             <w:cnfStyle w:val="001000000000" w:firstRow="0" w:lastRow="0" w:firstColumn="1" w:lastColumn="0" w:oddVBand="0" w:evenVBand="0" w:oddHBand="0" w:evenHBand="0" w:firstRowFirstColumn="0" w:firstRowLastColumn="0" w:lastRowFirstColumn="0" w:lastRowLastColumn="0"/>
             <w:tcW w:w="1242" w:type="dxa"/>
             <w:tcBorders>
-              <w:top w:val="single" w:color="BCB8AC" w:themeColor="text2" w:themeTint="66" w:sz="4" w:space="0"/>
+              <w:top w:val="single" w:sz="4" w:space="0" w:color="BCB8AC" w:themeColor="text2" w:themeTint="66"/>
               <w:bottom w:val="nil"/>
             </w:tcBorders>
             <w:shd w:val="clear" w:color="auto" w:fill="4C483D" w:themeFill="text2"/>
           </w:tcPr>
-          <w:p wp14:textId="77777777">
+          <w:p>
             <w:pPr>
               <w:pStyle w:val="Tabellen"/>
               <w:rPr>
@@ -4419,7 +5562,6 @@
               <w:rPr>
                 <w:color w:val="FFFFFF" w:themeColor="background1"/>
               </w:rPr>
-              <w:lastRenderedPageBreak/>
               <w:t>Wert</w:t>
             </w:r>
           </w:p>
@@ -4428,12 +5570,12 @@
           <w:tcPr>
             <w:tcW w:w="8222" w:type="dxa"/>
             <w:tcBorders>
-              <w:top w:val="single" w:color="BCB8AC" w:themeColor="text2" w:themeTint="66" w:sz="4" w:space="0"/>
+              <w:top w:val="single" w:sz="4" w:space="0" w:color="BCB8AC" w:themeColor="text2" w:themeTint="66"/>
               <w:bottom w:val="nil"/>
             </w:tcBorders>
             <w:shd w:val="clear" w:color="auto" w:fill="4C483D" w:themeFill="text2"/>
           </w:tcPr>
-          <w:p wp14:textId="77777777">
+          <w:p>
             <w:pPr>
               <w:pStyle w:val="Tabellen"/>
               <w:cnfStyle w:val="100000000000" w:firstRow="1" w:lastRow="0" w:firstColumn="0" w:lastColumn="0" w:oddVBand="0" w:evenVBand="0" w:oddHBand="0" w:evenHBand="0" w:firstRowFirstColumn="0" w:firstRowLastColumn="0" w:lastRowFirstColumn="0" w:lastRowLastColumn="0"/>
@@ -4450,7 +5592,7 @@
           </w:p>
         </w:tc>
       </w:tr>
-      <w:tr xmlns:wp14="http://schemas.microsoft.com/office/word/2010/wordml" wp14:textId="77777777">
+      <w:tr>
         <w:tc>
           <w:tcPr>
             <w:cnfStyle w:val="001000000000" w:firstRow="0" w:lastRow="0" w:firstColumn="1" w:lastColumn="0" w:oddVBand="0" w:evenVBand="0" w:oddHBand="0" w:evenHBand="0" w:firstRowFirstColumn="0" w:firstRowLastColumn="0" w:lastRowFirstColumn="0" w:lastRowLastColumn="0"/>
@@ -4460,7 +5602,7 @@
               <w:bottom w:val="nil"/>
             </w:tcBorders>
           </w:tcPr>
-          <w:p wp14:textId="77777777">
+          <w:p>
             <w:r>
               <w:t>0</w:t>
             </w:r>
@@ -4474,7 +5616,7 @@
               <w:bottom w:val="nil"/>
             </w:tcBorders>
           </w:tcPr>
-          <w:p wp14:textId="77777777">
+          <w:p>
             <w:pPr>
               <w:cnfStyle w:val="000000000000" w:firstRow="0" w:lastRow="0" w:firstColumn="0" w:lastColumn="0" w:oddVBand="0" w:evenVBand="0" w:oddHBand="0" w:evenHBand="0" w:firstRowFirstColumn="0" w:firstRowLastColumn="0" w:lastRowFirstColumn="0" w:lastRowLastColumn="0"/>
             </w:pPr>
@@ -4484,7 +5626,7 @@
           </w:p>
         </w:tc>
       </w:tr>
-      <w:tr xmlns:wp14="http://schemas.microsoft.com/office/word/2010/wordml" wp14:textId="77777777">
+      <w:tr>
         <w:trPr>
           <w:cnfStyle w:val="000000010000" w:firstRow="0" w:lastRow="0" w:firstColumn="0" w:lastColumn="0" w:oddVBand="0" w:evenVBand="0" w:oddHBand="0" w:evenHBand="1" w:firstRowFirstColumn="0" w:firstRowLastColumn="0" w:lastRowFirstColumn="0" w:lastRowLastColumn="0"/>
         </w:trPr>
@@ -4497,7 +5639,7 @@
               <w:bottom w:val="nil"/>
             </w:tcBorders>
           </w:tcPr>
-          <w:p wp14:textId="77777777">
+          <w:p>
             <w:r>
               <w:t>1</w:t>
             </w:r>
@@ -4511,7 +5653,7 @@
               <w:bottom w:val="nil"/>
             </w:tcBorders>
           </w:tcPr>
-          <w:p wp14:textId="77777777">
+          <w:p>
             <w:pPr>
               <w:cnfStyle w:val="000000010000" w:firstRow="0" w:lastRow="0" w:firstColumn="0" w:lastColumn="0" w:oddVBand="0" w:evenVBand="0" w:oddHBand="0" w:evenHBand="1" w:firstRowFirstColumn="0" w:firstRowLastColumn="0" w:lastRowFirstColumn="0" w:lastRowLastColumn="0"/>
             </w:pPr>
@@ -4522,10 +5664,18 @@
         </w:tc>
       </w:tr>
     </w:tbl>
-    <w:p xmlns:wp14="http://schemas.microsoft.com/office/word/2010/wordml" wp14:textId="77777777"/>
-    <w:p xmlns:wp14="http://schemas.microsoft.com/office/word/2010/wordml" wp14:textId="77777777">
-      <w:r>
-        <w:t>„CertificateCheckCode“ Werte sind:</w:t>
+    <w:p/>
+    <w:p>
+      <w:r>
+        <w:t>„</w:t>
+      </w:r>
+      <w:proofErr w:type="spellStart"/>
+      <w:r>
+        <w:t>CertificateCheckCode</w:t>
+      </w:r>
+      <w:proofErr w:type="spellEnd"/>
+      <w:r>
+        <w:t>“ Werte sind:</w:t>
       </w:r>
     </w:p>
     <w:tbl>
@@ -4538,7 +5688,7 @@
         <w:gridCol w:w="1242"/>
         <w:gridCol w:w="8222"/>
       </w:tblGrid>
-      <w:tr xmlns:wp14="http://schemas.microsoft.com/office/word/2010/wordml" wp14:textId="77777777">
+      <w:tr>
         <w:trPr>
           <w:cnfStyle w:val="100000000000" w:firstRow="1" w:lastRow="0" w:firstColumn="0" w:lastColumn="0" w:oddVBand="0" w:evenVBand="0" w:oddHBand="0" w:evenHBand="0" w:firstRowFirstColumn="0" w:firstRowLastColumn="0" w:lastRowFirstColumn="0" w:lastRowLastColumn="0"/>
         </w:trPr>
@@ -4547,12 +5697,12 @@
             <w:cnfStyle w:val="001000000000" w:firstRow="0" w:lastRow="0" w:firstColumn="1" w:lastColumn="0" w:oddVBand="0" w:evenVBand="0" w:oddHBand="0" w:evenHBand="0" w:firstRowFirstColumn="0" w:firstRowLastColumn="0" w:lastRowFirstColumn="0" w:lastRowLastColumn="0"/>
             <w:tcW w:w="1242" w:type="dxa"/>
             <w:tcBorders>
-              <w:top w:val="single" w:color="BCB8AC" w:themeColor="text2" w:themeTint="66" w:sz="4" w:space="0"/>
+              <w:top w:val="single" w:sz="4" w:space="0" w:color="BCB8AC" w:themeColor="text2" w:themeTint="66"/>
               <w:bottom w:val="nil"/>
             </w:tcBorders>
             <w:shd w:val="clear" w:color="auto" w:fill="4C483D" w:themeFill="text2"/>
           </w:tcPr>
-          <w:p wp14:textId="77777777">
+          <w:p>
             <w:pPr>
               <w:pStyle w:val="Tabellen"/>
               <w:rPr>
@@ -4571,12 +5721,12 @@
           <w:tcPr>
             <w:tcW w:w="8222" w:type="dxa"/>
             <w:tcBorders>
-              <w:top w:val="single" w:color="BCB8AC" w:themeColor="text2" w:themeTint="66" w:sz="4" w:space="0"/>
+              <w:top w:val="single" w:sz="4" w:space="0" w:color="BCB8AC" w:themeColor="text2" w:themeTint="66"/>
               <w:bottom w:val="nil"/>
             </w:tcBorders>
             <w:shd w:val="clear" w:color="auto" w:fill="4C483D" w:themeFill="text2"/>
           </w:tcPr>
-          <w:p wp14:textId="77777777">
+          <w:p>
             <w:pPr>
               <w:pStyle w:val="Tabellen"/>
               <w:cnfStyle w:val="100000000000" w:firstRow="1" w:lastRow="0" w:firstColumn="0" w:lastColumn="0" w:oddVBand="0" w:evenVBand="0" w:oddHBand="0" w:evenHBand="0" w:firstRowFirstColumn="0" w:firstRowLastColumn="0" w:lastRowFirstColumn="0" w:lastRowLastColumn="0"/>
@@ -4593,7 +5743,7 @@
           </w:p>
         </w:tc>
       </w:tr>
-      <w:tr xmlns:wp14="http://schemas.microsoft.com/office/word/2010/wordml" wp14:textId="77777777">
+      <w:tr>
         <w:tc>
           <w:tcPr>
             <w:cnfStyle w:val="001000000000" w:firstRow="0" w:lastRow="0" w:firstColumn="1" w:lastColumn="0" w:oddVBand="0" w:evenVBand="0" w:oddHBand="0" w:evenHBand="0" w:firstRowFirstColumn="0" w:firstRowLastColumn="0" w:lastRowFirstColumn="0" w:lastRowLastColumn="0"/>
@@ -4603,7 +5753,7 @@
               <w:bottom w:val="nil"/>
             </w:tcBorders>
           </w:tcPr>
-          <w:p wp14:textId="77777777">
+          <w:p>
             <w:r>
               <w:t>0</w:t>
             </w:r>
@@ -4617,17 +5767,25 @@
               <w:bottom w:val="nil"/>
             </w:tcBorders>
           </w:tcPr>
-          <w:p wp14:textId="77777777">
+          <w:p>
             <w:pPr>
               <w:cnfStyle w:val="000000000000" w:firstRow="0" w:lastRow="0" w:firstColumn="0" w:lastColumn="0" w:oddVBand="0" w:evenVBand="0" w:oddHBand="0" w:evenHBand="0" w:firstRowFirstColumn="0" w:firstRowLastColumn="0" w:lastRowFirstColumn="0" w:lastRowLastColumn="0"/>
             </w:pPr>
             <w:r>
-              <w:t>Eine formal korrekte Zertifikatskette vom Signatorzertifikat zu einem vertrauenswürdigen Wurzelzertifikat konnte konstruiert werden. Jedes Zertifikat dieser Kette ist zum in der Anfrage angegebenen Prüfzeitpunkt gültig.</w:t>
+              <w:t xml:space="preserve">Eine formal korrekte Zertifikatskette vom </w:t>
+            </w:r>
+            <w:proofErr w:type="spellStart"/>
+            <w:r>
+              <w:t>Signatorzertifikat</w:t>
+            </w:r>
+            <w:proofErr w:type="spellEnd"/>
+            <w:r>
+              <w:t xml:space="preserve"> zu einem vertrauenswürdigen Wurzelzertifikat konnte konstruiert werden. Jedes Zertifikat dieser Kette ist zum in der Anfrage angegebenen Prüfzeitpunkt gültig.</w:t>
             </w:r>
           </w:p>
         </w:tc>
       </w:tr>
-      <w:tr xmlns:wp14="http://schemas.microsoft.com/office/word/2010/wordml" wp14:textId="77777777">
+      <w:tr>
         <w:trPr>
           <w:cnfStyle w:val="000000010000" w:firstRow="0" w:lastRow="0" w:firstColumn="0" w:lastColumn="0" w:oddVBand="0" w:evenVBand="0" w:oddHBand="0" w:evenHBand="1" w:firstRowFirstColumn="0" w:firstRowLastColumn="0" w:lastRowFirstColumn="0" w:lastRowLastColumn="0"/>
         </w:trPr>
@@ -4640,7 +5798,7 @@
               <w:bottom w:val="nil"/>
             </w:tcBorders>
           </w:tcPr>
-          <w:p wp14:textId="77777777">
+          <w:p>
             <w:r>
               <w:t>1</w:t>
             </w:r>
@@ -4654,17 +5812,25 @@
               <w:bottom w:val="nil"/>
             </w:tcBorders>
           </w:tcPr>
-          <w:p wp14:textId="77777777">
+          <w:p>
             <w:pPr>
               <w:cnfStyle w:val="000000010000" w:firstRow="0" w:lastRow="0" w:firstColumn="0" w:lastColumn="0" w:oddVBand="0" w:evenVBand="0" w:oddHBand="0" w:evenHBand="1" w:firstRowFirstColumn="0" w:firstRowLastColumn="0" w:lastRowFirstColumn="0" w:lastRowLastColumn="0"/>
             </w:pPr>
             <w:r>
-              <w:t>Es konnte keine formal korrekte Zertifikatskette vom Signatorzertifikat zu einem vertrauenswürdigen Wurzelzertifikat konstruiert werden.</w:t>
+              <w:t xml:space="preserve">Es konnte keine formal korrekte Zertifikatskette vom </w:t>
+            </w:r>
+            <w:proofErr w:type="spellStart"/>
+            <w:r>
+              <w:t>Signatorzertifikat</w:t>
+            </w:r>
+            <w:proofErr w:type="spellEnd"/>
+            <w:r>
+              <w:t xml:space="preserve"> zu einem vertrauenswürdigen Wurzelzertifikat konstruiert werden.</w:t>
             </w:r>
           </w:p>
         </w:tc>
       </w:tr>
-      <w:tr xmlns:wp14="http://schemas.microsoft.com/office/word/2010/wordml" wp14:textId="77777777">
+      <w:tr>
         <w:tc>
           <w:tcPr>
             <w:cnfStyle w:val="001000000000" w:firstRow="0" w:lastRow="0" w:firstColumn="1" w:lastColumn="0" w:oddVBand="0" w:evenVBand="0" w:oddHBand="0" w:evenHBand="0" w:firstRowFirstColumn="0" w:firstRowLastColumn="0" w:lastRowFirstColumn="0" w:lastRowLastColumn="0"/>
@@ -4674,7 +5840,7 @@
               <w:bottom w:val="nil"/>
             </w:tcBorders>
           </w:tcPr>
-          <w:p wp14:textId="77777777">
+          <w:p>
             <w:r>
               <w:t>2</w:t>
             </w:r>
@@ -4688,17 +5854,25 @@
               <w:bottom w:val="nil"/>
             </w:tcBorders>
           </w:tcPr>
-          <w:p wp14:textId="77777777">
+          <w:p>
             <w:pPr>
               <w:cnfStyle w:val="000000000000" w:firstRow="0" w:lastRow="0" w:firstColumn="0" w:lastColumn="0" w:oddVBand="0" w:evenVBand="0" w:oddHBand="0" w:evenHBand="0" w:firstRowFirstColumn="0" w:firstRowLastColumn="0" w:lastRowFirstColumn="0" w:lastRowLastColumn="0"/>
             </w:pPr>
             <w:r>
-              <w:t>Eine formal korrekte Zertifikatskette vom Signatorzertifikat zu einem vertrauenswürdigen Wurzelzertifikat konnte konstruiert werden. Für zumindest ein Zertifikat dieser Kette fällt der Prüfzeitpunkt nicht in das Gültigkeitsintervall.</w:t>
+              <w:t xml:space="preserve">Eine formal korrekte Zertifikatskette vom </w:t>
+            </w:r>
+            <w:proofErr w:type="spellStart"/>
+            <w:r>
+              <w:t>Signatorzertifikat</w:t>
+            </w:r>
+            <w:proofErr w:type="spellEnd"/>
+            <w:r>
+              <w:t xml:space="preserve"> zu einem vertrauenswürdigen Wurzelzertifikat konnte konstruiert werden. Für zumindest ein Zertifikat dieser Kette fällt der Prüfzeitpunkt nicht in das Gültigkeitsintervall.</w:t>
             </w:r>
           </w:p>
         </w:tc>
       </w:tr>
-      <w:tr xmlns:wp14="http://schemas.microsoft.com/office/word/2010/wordml" wp14:textId="77777777">
+      <w:tr>
         <w:trPr>
           <w:cnfStyle w:val="000000010000" w:firstRow="0" w:lastRow="0" w:firstColumn="0" w:lastColumn="0" w:oddVBand="0" w:evenVBand="0" w:oddHBand="0" w:evenHBand="1" w:firstRowFirstColumn="0" w:firstRowLastColumn="0" w:lastRowFirstColumn="0" w:lastRowLastColumn="0"/>
         </w:trPr>
@@ -4711,7 +5885,7 @@
               <w:bottom w:val="nil"/>
             </w:tcBorders>
           </w:tcPr>
-          <w:p wp14:textId="77777777">
+          <w:p>
             <w:r>
               <w:t>3</w:t>
             </w:r>
@@ -4725,17 +5899,25 @@
               <w:bottom w:val="nil"/>
             </w:tcBorders>
           </w:tcPr>
-          <w:p wp14:textId="77777777">
+          <w:p>
             <w:pPr>
               <w:cnfStyle w:val="000000010000" w:firstRow="0" w:lastRow="0" w:firstColumn="0" w:lastColumn="0" w:oddVBand="0" w:evenVBand="0" w:oddHBand="0" w:evenHBand="1" w:firstRowFirstColumn="0" w:firstRowLastColumn="0" w:lastRowFirstColumn="0" w:lastRowLastColumn="0"/>
             </w:pPr>
             <w:r>
-              <w:t>Eine formal korrekte Zertifikatskette vom Signatorzertifikat zu einem vertrauenswürdigen Wurzelzertifikat konnte konstruiert werden. Für alle Zertifikate dieser Kette fällt der Prüfzeitpunkt in das jeweilige Gültigkeitsintervall. Für zumindest ein Zertifikat konnte der Zertifikatstatus nicht festgestellt werden.</w:t>
+              <w:t xml:space="preserve">Eine formal korrekte Zertifikatskette vom </w:t>
+            </w:r>
+            <w:proofErr w:type="spellStart"/>
+            <w:r>
+              <w:t>Signatorzertifikat</w:t>
+            </w:r>
+            <w:proofErr w:type="spellEnd"/>
+            <w:r>
+              <w:t xml:space="preserve"> zu einem vertrauenswürdigen Wurzelzertifikat konnte konstruiert werden. Für alle Zertifikate dieser Kette fällt der Prüfzeitpunkt in das jeweilige Gültigkeitsintervall. Für zumindest ein Zertifikat konnte der Zertifikatstatus nicht festgestellt werden.</w:t>
             </w:r>
           </w:p>
         </w:tc>
       </w:tr>
-      <w:tr xmlns:wp14="http://schemas.microsoft.com/office/word/2010/wordml" wp14:textId="77777777">
+      <w:tr>
         <w:tc>
           <w:tcPr>
             <w:cnfStyle w:val="001000000000" w:firstRow="0" w:lastRow="0" w:firstColumn="1" w:lastColumn="0" w:oddVBand="0" w:evenVBand="0" w:oddHBand="0" w:evenHBand="0" w:firstRowFirstColumn="0" w:firstRowLastColumn="0" w:lastRowFirstColumn="0" w:lastRowLastColumn="0"/>
@@ -4745,7 +5927,7 @@
               <w:bottom w:val="nil"/>
             </w:tcBorders>
           </w:tcPr>
-          <w:p wp14:textId="77777777">
+          <w:p>
             <w:r>
               <w:t>4</w:t>
             </w:r>
@@ -4759,17 +5941,25 @@
               <w:bottom w:val="nil"/>
             </w:tcBorders>
           </w:tcPr>
-          <w:p wp14:textId="77777777">
+          <w:p>
             <w:pPr>
               <w:cnfStyle w:val="000000000000" w:firstRow="0" w:lastRow="0" w:firstColumn="0" w:lastColumn="0" w:oddVBand="0" w:evenVBand="0" w:oddHBand="0" w:evenHBand="0" w:firstRowFirstColumn="0" w:firstRowLastColumn="0" w:lastRowFirstColumn="0" w:lastRowLastColumn="0"/>
             </w:pPr>
             <w:r>
-              <w:t>Eine formal korrekte Zertifikatskette vom Signatorzertifikat zu einem vertrauenswürdigen Wurzelzertifikat konnte konstruiert werden. Für alle Zertifikate dieser Kette fällt der Prüfzeitpunkt in das jeweilige Gültigkeitsintervall. Zumindest ein Zertifikat ist zum Prüfzeitpunkt widerrufen.</w:t>
+              <w:t xml:space="preserve">Eine formal korrekte Zertifikatskette vom </w:t>
+            </w:r>
+            <w:proofErr w:type="spellStart"/>
+            <w:r>
+              <w:t>Signatorzertifikat</w:t>
+            </w:r>
+            <w:proofErr w:type="spellEnd"/>
+            <w:r>
+              <w:t xml:space="preserve"> zu einem vertrauenswürdigen Wurzelzertifikat konnte konstruiert werden. Für alle Zertifikate dieser Kette fällt der Prüfzeitpunkt in das jeweilige Gültigkeitsintervall. Zumindest ein Zertifikat ist zum Prüfzeitpunkt widerrufen.</w:t>
             </w:r>
           </w:p>
         </w:tc>
       </w:tr>
-      <w:tr xmlns:wp14="http://schemas.microsoft.com/office/word/2010/wordml" wp14:textId="77777777">
+      <w:tr>
         <w:trPr>
           <w:cnfStyle w:val="000000010000" w:firstRow="0" w:lastRow="0" w:firstColumn="0" w:lastColumn="0" w:oddVBand="0" w:evenVBand="0" w:oddHBand="0" w:evenHBand="1" w:firstRowFirstColumn="0" w:firstRowLastColumn="0" w:lastRowFirstColumn="0" w:lastRowLastColumn="0"/>
         </w:trPr>
@@ -4782,7 +5972,7 @@
               <w:bottom w:val="nil"/>
             </w:tcBorders>
           </w:tcPr>
-          <w:p wp14:textId="77777777">
+          <w:p>
             <w:r>
               <w:t>5</w:t>
             </w:r>
@@ -4796,17 +5986,25 @@
               <w:bottom w:val="nil"/>
             </w:tcBorders>
           </w:tcPr>
-          <w:p wp14:textId="77777777">
+          <w:p>
             <w:pPr>
               <w:cnfStyle w:val="000000010000" w:firstRow="0" w:lastRow="0" w:firstColumn="0" w:lastColumn="0" w:oddVBand="0" w:evenVBand="0" w:oddHBand="0" w:evenHBand="1" w:firstRowFirstColumn="0" w:firstRowLastColumn="0" w:lastRowFirstColumn="0" w:lastRowLastColumn="0"/>
             </w:pPr>
             <w:r>
-              <w:t>Eine formal korrekte Zertifikatskette vom Signatorzertifikat zu einem vertrauenswürdigen Wurzelzertifikat konnte konstruiert werden. Für alle Zertifikate dieser Kette fällt der Prüfzeitpunkt in das jeweilige Gültigkeitsintervall. Kein Zertifikat dieser Kette ist zum Prüfzeitpunkt widerrufen. Zumindest ein Zertifikat ist zum Prüfzeitpunkt gesperrt.</w:t>
+              <w:t xml:space="preserve">Eine formal korrekte Zertifikatskette vom </w:t>
+            </w:r>
+            <w:proofErr w:type="spellStart"/>
+            <w:r>
+              <w:t>Signatorzertifikat</w:t>
+            </w:r>
+            <w:proofErr w:type="spellEnd"/>
+            <w:r>
+              <w:t xml:space="preserve"> zu einem vertrauenswürdigen Wurzelzertifikat konnte konstruiert werden. Für alle Zertifikate dieser Kette fällt der Prüfzeitpunkt in das jeweilige Gültigkeitsintervall. Kein Zertifikat dieser Kette ist zum Prüfzeitpunkt widerrufen. Zumindest ein Zertifikat ist zum Prüfzeitpunkt gesperrt.</w:t>
             </w:r>
           </w:p>
         </w:tc>
       </w:tr>
-      <w:tr xmlns:wp14="http://schemas.microsoft.com/office/word/2010/wordml" wp14:textId="77777777">
+      <w:tr>
         <w:tc>
           <w:tcPr>
             <w:cnfStyle w:val="001000000000" w:firstRow="0" w:lastRow="0" w:firstColumn="1" w:lastColumn="0" w:oddVBand="0" w:evenVBand="0" w:oddHBand="0" w:evenHBand="0" w:firstRowFirstColumn="0" w:firstRowLastColumn="0" w:lastRowFirstColumn="0" w:lastRowLastColumn="0"/>
@@ -4816,7 +6014,7 @@
               <w:bottom w:val="nil"/>
             </w:tcBorders>
           </w:tcPr>
-          <w:p wp14:textId="77777777">
+          <w:p>
             <w:r>
               <w:t>99</w:t>
             </w:r>
@@ -4830,7 +6028,7 @@
               <w:bottom w:val="nil"/>
             </w:tcBorders>
           </w:tcPr>
-          <w:p wp14:textId="77777777">
+          <w:p>
             <w:pPr>
               <w:cnfStyle w:val="000000000000" w:firstRow="0" w:lastRow="0" w:firstColumn="0" w:lastColumn="0" w:oddVBand="0" w:evenVBand="0" w:oddHBand="0" w:evenHBand="0" w:firstRowFirstColumn="0" w:firstRowLastColumn="0" w:lastRowFirstColumn="0" w:lastRowLastColumn="0"/>
             </w:pPr>
@@ -4841,32 +6039,70 @@
         </w:tc>
       </w:tr>
     </w:tbl>
-    <w:p xmlns:wp14="http://schemas.microsoft.com/office/word/2010/wordml" wp14:textId="77777777"/>
-    <w:p xmlns:wp14="http://schemas.microsoft.com/office/word/2010/wordml" wp14:textId="77777777">
+    <w:p/>
+    <w:p>
       <w:pPr>
         <w:pStyle w:val="Heading3"/>
       </w:pPr>
-      <w:bookmarkStart w:name="_Toc396214459" w:id="15"/>
-      <w:r>
-        <w:t>Verifikations Servlet</w:t>
-      </w:r>
-      <w:bookmarkEnd w:id="15"/>
-    </w:p>
-    <w:p xmlns:wp14="http://schemas.microsoft.com/office/word/2010/wordml" wp14:textId="77777777">
-      <w:r>
-        <w:t>Das Verifikations Servlet ist unter „</w:t>
-      </w:r>
-      <w:r>
-        <w:rPr>
-          <w:b/>
-        </w:rPr>
-        <w:t>/Verify</w:t>
-      </w:r>
-      <w:r>
-        <w:t>“ erreichbar. Mit diesem Servlet können Signaturen in PDF Dokumenten verifiziert werden. Diese Servlet unterstützt folgende Parameter:</w:t>
-      </w:r>
-    </w:p>
-    <w:p xmlns:wp14="http://schemas.microsoft.com/office/word/2010/wordml" wp14:textId="77777777">
+      <w:bookmarkStart w:id="14" w:name="_Toc396214459"/>
+      <w:proofErr w:type="spellStart"/>
+      <w:r>
+        <w:lastRenderedPageBreak/>
+        <w:t>Verifikations</w:t>
+      </w:r>
+      <w:proofErr w:type="spellEnd"/>
+      <w:r>
+        <w:t xml:space="preserve"> Servlet</w:t>
+      </w:r>
+      <w:bookmarkEnd w:id="14"/>
+    </w:p>
+    <w:p>
+      <w:r>
+        <w:t xml:space="preserve">Das </w:t>
+      </w:r>
+      <w:proofErr w:type="spellStart"/>
+      <w:r>
+        <w:t>Verifikations</w:t>
+      </w:r>
+      <w:proofErr w:type="spellEnd"/>
+      <w:r>
+        <w:t xml:space="preserve"> Servlet ist unter „</w:t>
+      </w:r>
+      <w:r>
+        <w:rPr>
+          <w:b/>
+        </w:rPr>
+        <w:t>/</w:t>
+      </w:r>
+      <w:proofErr w:type="spellStart"/>
+      <w:r>
+        <w:rPr>
+          <w:b/>
+        </w:rPr>
+        <w:t>Verify</w:t>
+      </w:r>
+      <w:proofErr w:type="spellEnd"/>
+      <w:r>
+        <w:t xml:space="preserve">“ erreichbar. Mit diesem Servlet können Signaturen in </w:t>
+      </w:r>
+      <w:proofErr w:type="gramStart"/>
+      <w:r>
+        <w:t>PDF Dokumenten</w:t>
+      </w:r>
+      <w:proofErr w:type="gramEnd"/>
+      <w:r>
+        <w:t xml:space="preserve"> verifiziert werden. </w:t>
+      </w:r>
+      <w:proofErr w:type="gramStart"/>
+      <w:r>
+        <w:t>Diese Servlet</w:t>
+      </w:r>
+      <w:proofErr w:type="gramEnd"/>
+      <w:r>
+        <w:t xml:space="preserve"> unterstützt folgende Parameter:</w:t>
+      </w:r>
+    </w:p>
+    <w:p>
       <w:pPr>
         <w:pStyle w:val="ListParagraph"/>
         <w:numPr>
@@ -4881,15 +6117,23 @@
         <w:rPr>
           <w:lang w:val="de-AT"/>
         </w:rPr>
-        <w:lastRenderedPageBreak/>
         <w:t>„</w:t>
       </w:r>
-      <w:r>
-        <w:rPr>
-          <w:b/>
-          <w:lang w:val="de-AT"/>
-        </w:rPr>
-        <w:t>pdf-f</w:t>
+      <w:proofErr w:type="spellStart"/>
+      <w:r>
+        <w:rPr>
+          <w:b/>
+          <w:lang w:val="de-AT"/>
+        </w:rPr>
+        <w:t>pdf</w:t>
+      </w:r>
+      <w:proofErr w:type="spellEnd"/>
+      <w:r>
+        <w:rPr>
+          <w:b/>
+          <w:lang w:val="de-AT"/>
+        </w:rPr>
+        <w:t>-f</w:t>
       </w:r>
       <w:r>
         <w:rPr>
@@ -4902,7 +6146,35 @@
         <w:rPr>
           <w:lang w:val="de-AT"/>
         </w:rPr>
-        <w:t xml:space="preserve">“: Dieser Parameter gibt den File Parameter an beim upload des PDF Dokuments mittels POST Methode. </w:t>
+        <w:t xml:space="preserve">“: Dieser Parameter gibt den File Parameter an beim </w:t>
+      </w:r>
+      <w:proofErr w:type="spellStart"/>
+      <w:r>
+        <w:rPr>
+          <w:lang w:val="de-AT"/>
+        </w:rPr>
+        <w:t>upload</w:t>
+      </w:r>
+      <w:proofErr w:type="spellEnd"/>
+      <w:r>
+        <w:rPr>
+          <w:lang w:val="de-AT"/>
+        </w:rPr>
+        <w:t xml:space="preserve"> des </w:t>
+      </w:r>
+      <w:proofErr w:type="gramStart"/>
+      <w:r>
+        <w:rPr>
+          <w:lang w:val="de-AT"/>
+        </w:rPr>
+        <w:t>PDF Dokuments</w:t>
+      </w:r>
+      <w:proofErr w:type="gramEnd"/>
+      <w:r>
+        <w:rPr>
+          <w:lang w:val="de-AT"/>
+        </w:rPr>
+        <w:t xml:space="preserve"> mittels POST Methode. </w:t>
       </w:r>
       <w:r>
         <w:t>(</w:t>
@@ -4917,7 +6189,7 @@
         <w:t>)</w:t>
       </w:r>
     </w:p>
-    <w:p xmlns:wp14="http://schemas.microsoft.com/office/word/2010/wordml" wp14:textId="77777777">
+    <w:p>
       <w:pPr>
         <w:pStyle w:val="ListParagraph"/>
         <w:numPr>
@@ -4934,6 +6206,7 @@
         </w:rPr>
         <w:t>„</w:t>
       </w:r>
+      <w:proofErr w:type="spellStart"/>
       <w:r>
         <w:rPr>
           <w:b/>
@@ -4941,11 +6214,26 @@
         </w:rPr>
         <w:t>pdf-url</w:t>
       </w:r>
-      <w:r>
-        <w:rPr>
-          <w:lang w:val="de-AT"/>
-        </w:rPr>
-        <w:t xml:space="preserve">“: Dieser Parameter gibt die URL an, von der das zu verifizierende PDF Dokument heruntergeladen werden soll. </w:t>
+      <w:proofErr w:type="spellEnd"/>
+      <w:r>
+        <w:rPr>
+          <w:lang w:val="de-AT"/>
+        </w:rPr>
+        <w:t xml:space="preserve">“: Dieser Parameter gibt die URL an, von der das zu verifizierende </w:t>
+      </w:r>
+      <w:proofErr w:type="gramStart"/>
+      <w:r>
+        <w:rPr>
+          <w:lang w:val="de-AT"/>
+        </w:rPr>
+        <w:t>PDF Dokument</w:t>
+      </w:r>
+      <w:proofErr w:type="gramEnd"/>
+      <w:r>
+        <w:rPr>
+          <w:lang w:val="de-AT"/>
+        </w:rPr>
+        <w:t xml:space="preserve"> heruntergeladen werden soll. </w:t>
       </w:r>
       <w:r>
         <w:t>(</w:t>
@@ -4960,7 +6248,7 @@
         <w:t>)</w:t>
       </w:r>
     </w:p>
-    <w:p xmlns:wp14="http://schemas.microsoft.com/office/word/2010/wordml" wp14:textId="77777777">
+    <w:p>
       <w:pPr>
         <w:pStyle w:val="ListParagraph"/>
         <w:numPr>
@@ -4971,17 +6259,25 @@
       <w:r>
         <w:t>„</w:t>
       </w:r>
-      <w:r>
-        <w:rPr>
-          <w:b/>
-        </w:rPr>
-        <w:t>verify-level</w:t>
+      <w:proofErr w:type="spellStart"/>
+      <w:r>
+        <w:rPr>
+          <w:b/>
+        </w:rPr>
+        <w:t>verify</w:t>
+      </w:r>
+      <w:proofErr w:type="spellEnd"/>
+      <w:r>
+        <w:rPr>
+          <w:b/>
+        </w:rPr>
+        <w:t>-level</w:t>
       </w:r>
       <w:r>
         <w:t>“: Mit diesem Parameter lässt sich festlegen, welche Art von Signaturverifikation nach dem Signaturvorgang durchgeführt werden soll.</w:t>
       </w:r>
     </w:p>
-    <w:p xmlns:wp14="http://schemas.microsoft.com/office/word/2010/wordml" wp14:textId="77777777">
+    <w:p>
       <w:pPr>
         <w:pStyle w:val="ListParagraph"/>
         <w:numPr>
@@ -4992,12 +6288,14 @@
       <w:r>
         <w:t>„</w:t>
       </w:r>
+      <w:proofErr w:type="spellStart"/>
       <w:r>
         <w:rPr>
           <w:i/>
         </w:rPr>
         <w:t>full</w:t>
       </w:r>
+      <w:proofErr w:type="spellEnd"/>
       <w:r>
         <w:t>“:</w:t>
       </w:r>
@@ -5006,12 +6304,10 @@
       </w:r>
       <w:r>
         <w:tab/>
-      </w:r>
-      <w:r>
         <w:t>Dies bedeutet, dass eine vollständige Signaturprüfung inklusive Zertifikatsprüfung durchgeführt werden soll. Diese Option erfordert eine korrekte Konfiguration von MOA-SP.</w:t>
       </w:r>
     </w:p>
-    <w:p xmlns:wp14="http://schemas.microsoft.com/office/word/2010/wordml" wp14:textId="77777777">
+    <w:p>
       <w:pPr>
         <w:pStyle w:val="ListParagraph"/>
         <w:numPr>
@@ -5022,23 +6318,23 @@
       <w:r>
         <w:t>„</w:t>
       </w:r>
+      <w:proofErr w:type="spellStart"/>
       <w:r>
         <w:rPr>
           <w:i/>
         </w:rPr>
         <w:t>intOnly</w:t>
       </w:r>
+      <w:proofErr w:type="spellEnd"/>
       <w:r>
         <w:t>“:</w:t>
       </w:r>
       <w:r>
         <w:tab/>
-      </w:r>
-      <w:r>
         <w:t>Dies bedeutet, dass eine Signaturprüfung durchgeführt wird, allerdings ohne Zertifikatsprüfung.</w:t>
       </w:r>
     </w:p>
-    <w:p xmlns:wp14="http://schemas.microsoft.com/office/word/2010/wordml" wp14:textId="77777777">
+    <w:p>
       <w:pPr>
         <w:pStyle w:val="ListParagraph"/>
         <w:numPr>
@@ -5049,19 +6345,19 @@
       <w:r>
         <w:t>„</w:t>
       </w:r>
+      <w:proofErr w:type="spellStart"/>
       <w:r>
         <w:rPr>
           <w:b/>
         </w:rPr>
         <w:t>format</w:t>
       </w:r>
+      <w:proofErr w:type="spellEnd"/>
       <w:r>
         <w:t xml:space="preserve">“: </w:t>
       </w:r>
       <w:r>
         <w:tab/>
-      </w:r>
-      <w:r>
         <w:t>Mit diesem Parameter kann das Ausgabeformat festgelegt werden. Wird diese Parameter nicht übergeben, wird eine HTML Seite generiert. (</w:t>
       </w:r>
       <w:r>
@@ -5074,7 +6370,7 @@
         <w:t>)</w:t>
       </w:r>
     </w:p>
-    <w:p xmlns:wp14="http://schemas.microsoft.com/office/word/2010/wordml" wp14:textId="77777777">
+    <w:p>
       <w:pPr>
         <w:pStyle w:val="ListParagraph"/>
         <w:numPr>
@@ -5083,16 +6379,30 @@
         </w:numPr>
       </w:pPr>
       <w:r>
-        <w:t>„html“:</w:t>
+        <w:t>„</w:t>
+      </w:r>
+      <w:proofErr w:type="spellStart"/>
+      <w:r>
+        <w:t>html</w:t>
+      </w:r>
+      <w:proofErr w:type="spellEnd"/>
+      <w:r>
+        <w:t>“:</w:t>
       </w:r>
       <w:r>
         <w:tab/>
-      </w:r>
-      <w:r>
-        <w:t>Dies erzeugt eine einfache HTML Seite mit den Verifikationsresulaten.</w:t>
-      </w:r>
-    </w:p>
-    <w:p xmlns:wp14="http://schemas.microsoft.com/office/word/2010/wordml" wp14:textId="77777777">
+        <w:t xml:space="preserve">Dies erzeugt eine einfache HTML Seite mit den </w:t>
+      </w:r>
+      <w:proofErr w:type="spellStart"/>
+      <w:r>
+        <w:t>Verifikationsresulaten</w:t>
+      </w:r>
+      <w:proofErr w:type="spellEnd"/>
+      <w:r>
+        <w:t>.</w:t>
+      </w:r>
+    </w:p>
+    <w:p>
       <w:pPr>
         <w:pStyle w:val="ListParagraph"/>
         <w:numPr>
@@ -5101,23 +6411,29 @@
         </w:numPr>
       </w:pPr>
       <w:r>
-        <w:t>„json“:</w:t>
+        <w:t>„</w:t>
+      </w:r>
+      <w:proofErr w:type="spellStart"/>
+      <w:r>
+        <w:t>json</w:t>
+      </w:r>
+      <w:proofErr w:type="spellEnd"/>
+      <w:r>
+        <w:t>“:</w:t>
       </w:r>
       <w:r>
         <w:tab/>
       </w:r>
       <w:r>
         <w:tab/>
-      </w:r>
-      <w:r>
         <w:t xml:space="preserve">Dies erzeugt eine einen JSON String mit den Verifikationsresultaten. </w:t>
       </w:r>
     </w:p>
-    <w:p xmlns:wp14="http://schemas.microsoft.com/office/word/2010/wordml" wp14:textId="77777777">
+    <w:p>
       <w:pPr>
         <w:pStyle w:val="Heading2"/>
       </w:pPr>
-      <w:bookmarkStart w:name="_Toc396214460" w:id="16"/>
+      <w:bookmarkStart w:id="15" w:name="_Toc396214460"/>
       <w:r>
         <w:t>P</w:t>
       </w:r>
@@ -5127,106 +6443,181 @@
       <w:r>
         <w:t>bergabe an die externe Webanwendung</w:t>
       </w:r>
+      <w:bookmarkEnd w:id="15"/>
+    </w:p>
+    <w:p>
+      <w:r>
+        <w:t xml:space="preserve">Hier werden die Parameter beschrieben, die PDF-AS-WEB an die externe Webanwendung </w:t>
+      </w:r>
+      <w:r>
+        <w:t>übergibt</w:t>
+      </w:r>
+      <w:r>
+        <w:t>.</w:t>
+      </w:r>
+    </w:p>
+    <w:p>
+      <w:pPr>
+        <w:pStyle w:val="Heading3"/>
+      </w:pPr>
+      <w:bookmarkStart w:id="16" w:name="_Toc396214461"/>
+      <w:r>
+        <w:t xml:space="preserve">Abrufen des originalen </w:t>
+      </w:r>
+      <w:proofErr w:type="gramStart"/>
+      <w:r>
+        <w:t>PDF Dokuments</w:t>
+      </w:r>
       <w:bookmarkEnd w:id="16"/>
-    </w:p>
-    <w:p xmlns:wp14="http://schemas.microsoft.com/office/word/2010/wordml" wp14:textId="77777777">
-      <w:r>
-        <w:t xml:space="preserve">Hier werden die Parameter beschrieben, die PDF-AS-WEB an die externe Webanwendung </w:t>
-      </w:r>
-      <w:r>
-        <w:t>übergibt</w:t>
-      </w:r>
-      <w:r>
-        <w:t>.</w:t>
-      </w:r>
-    </w:p>
-    <w:p xmlns:wp14="http://schemas.microsoft.com/office/word/2010/wordml" wp14:textId="77777777">
+      <w:proofErr w:type="gramEnd"/>
+    </w:p>
+    <w:p>
+      <w:r>
+        <w:t xml:space="preserve">Wenn PDF-AS-WEB das </w:t>
+      </w:r>
+      <w:proofErr w:type="gramStart"/>
+      <w:r>
+        <w:t>PDF Dokument</w:t>
+      </w:r>
+      <w:proofErr w:type="gramEnd"/>
+      <w:r>
+        <w:t xml:space="preserve"> von der externen Webanwendung herunterladen soll. Werden von PDF-AS keine Parameter </w:t>
+      </w:r>
+      <w:r>
+        <w:t>übergeben</w:t>
+      </w:r>
+      <w:r>
+        <w:t xml:space="preserve">, sondern nur die URL die mit </w:t>
+      </w:r>
+      <w:proofErr w:type="spellStart"/>
+      <w:r>
+        <w:rPr>
+          <w:b/>
+          <w:i/>
+        </w:rPr>
+        <w:t>pdf-url</w:t>
+      </w:r>
+      <w:proofErr w:type="spellEnd"/>
+      <w:r>
+        <w:t xml:space="preserve"> an das </w:t>
+      </w:r>
+      <w:proofErr w:type="spellStart"/>
+      <w:r>
+        <w:t>Sign</w:t>
+      </w:r>
+      <w:proofErr w:type="spellEnd"/>
+      <w:r>
+        <w:t xml:space="preserve"> Servlet </w:t>
+      </w:r>
+      <w:r>
+        <w:t>übergeben</w:t>
+      </w:r>
+      <w:r>
+        <w:t xml:space="preserve"> wurde aufgerufen. PDF-AS-WEB bietet ein </w:t>
+      </w:r>
+      <w:proofErr w:type="spellStart"/>
+      <w:r>
+        <w:t>Whitelisting</w:t>
+      </w:r>
+      <w:proofErr w:type="spellEnd"/>
+      <w:r>
+        <w:t xml:space="preserve"> um </w:t>
+      </w:r>
+      <w:proofErr w:type="spellStart"/>
+      <w:r>
+        <w:t>pdf-url</w:t>
+      </w:r>
+      <w:r>
+        <w:t>s</w:t>
+      </w:r>
+      <w:proofErr w:type="spellEnd"/>
+      <w:r>
+        <w:t xml:space="preserve"> zu filtern.</w:t>
+      </w:r>
+    </w:p>
+    <w:p>
       <w:pPr>
         <w:pStyle w:val="Heading3"/>
       </w:pPr>
-      <w:bookmarkStart w:name="_Toc396214461" w:id="17"/>
-      <w:r>
-        <w:t>Abrufen des originalen PDF Dokuments</w:t>
+      <w:bookmarkStart w:id="17" w:name="_Toc396214462"/>
+      <w:r>
+        <w:t>Fehlerseite der externen Webanwendung</w:t>
       </w:r>
       <w:bookmarkEnd w:id="17"/>
     </w:p>
-    <w:p xmlns:wp14="http://schemas.microsoft.com/office/word/2010/wordml" wp14:textId="77777777">
-      <w:r>
-        <w:t xml:space="preserve">Wenn PDF-AS-WEB das PDF Dokument von der externen Webanwendung herunterladen soll. Werden von PDF-AS keine Parameter </w:t>
+    <w:p>
+      <w:r>
+        <w:t xml:space="preserve">Wenn in PDF-AS-WEB eine externen </w:t>
+      </w:r>
+      <w:proofErr w:type="spellStart"/>
+      <w:r>
+        <w:t>Fehlerurl</w:t>
+      </w:r>
+      <w:proofErr w:type="spellEnd"/>
+      <w:r>
+        <w:t xml:space="preserve"> </w:t>
+      </w:r>
+      <w:r>
+        <w:t xml:space="preserve">mit dem Parameter </w:t>
+      </w:r>
+      <w:proofErr w:type="spellStart"/>
+      <w:r>
+        <w:rPr>
+          <w:b/>
+          <w:i/>
+        </w:rPr>
+        <w:t>invoke</w:t>
+      </w:r>
+      <w:proofErr w:type="spellEnd"/>
+      <w:r>
+        <w:rPr>
+          <w:b/>
+          <w:i/>
+        </w:rPr>
+        <w:t>-</w:t>
+      </w:r>
+      <w:proofErr w:type="spellStart"/>
+      <w:r>
+        <w:rPr>
+          <w:b/>
+          <w:i/>
+        </w:rPr>
+        <w:t>app</w:t>
+      </w:r>
+      <w:proofErr w:type="spellEnd"/>
+      <w:r>
+        <w:rPr>
+          <w:b/>
+          <w:i/>
+        </w:rPr>
+        <w:t>-error-</w:t>
+      </w:r>
+      <w:proofErr w:type="spellStart"/>
+      <w:r>
+        <w:rPr>
+          <w:b/>
+          <w:i/>
+        </w:rPr>
+        <w:t>url</w:t>
+      </w:r>
+      <w:proofErr w:type="spellEnd"/>
+      <w:r>
+        <w:t xml:space="preserve"> </w:t>
       </w:r>
       <w:r>
         <w:t>übergeben</w:t>
       </w:r>
       <w:r>
-        <w:t xml:space="preserve">, sondern nur die URL die mit </w:t>
-      </w:r>
-      <w:r>
-        <w:rPr>
-          <w:b/>
-          <w:i/>
-        </w:rPr>
-        <w:t>pdf-url</w:t>
-      </w:r>
-      <w:r>
-        <w:t xml:space="preserve"> an das Sign Servlet </w:t>
+        <w:t xml:space="preserve"> wurde und in PDF-AS-WEB ein Fehler auftritt, wird der Benutzer auf diese URL weitergeleitet. Diese URL wird mittels GET Methode aufgerufen und 2 Parameter werden </w:t>
       </w:r>
       <w:r>
         <w:t>übergeben</w:t>
       </w:r>
       <w:r>
-        <w:t xml:space="preserve"> wurde aufgerufen. PDF-AS-WEB bietet ein Whitelisting um </w:t>
-      </w:r>
-      <w:r>
-        <w:t>pdf-url</w:t>
-      </w:r>
-      <w:r>
-        <w:t>s zu filtern.</w:t>
-      </w:r>
-    </w:p>
-    <w:p xmlns:wp14="http://schemas.microsoft.com/office/word/2010/wordml" wp14:textId="77777777">
-      <w:pPr>
-        <w:pStyle w:val="Heading3"/>
-      </w:pPr>
-      <w:bookmarkStart w:name="_Toc396214462" w:id="18"/>
-      <w:r>
-        <w:t>Fehlerseite der externen Webanwendung</w:t>
-      </w:r>
-      <w:bookmarkEnd w:id="18"/>
-    </w:p>
-    <w:p xmlns:wp14="http://schemas.microsoft.com/office/word/2010/wordml" wp14:textId="77777777">
-      <w:r>
-        <w:t xml:space="preserve">Wenn in PDF-AS-WEB eine externen </w:t>
-      </w:r>
-      <w:r>
-        <w:t xml:space="preserve">Fehlerurl </w:t>
-      </w:r>
-      <w:r>
-        <w:t xml:space="preserve">mit dem Parameter </w:t>
-      </w:r>
-      <w:r>
-        <w:rPr>
-          <w:b/>
-          <w:i/>
-        </w:rPr>
-        <w:t>invoke-app-error-url</w:t>
-      </w:r>
-      <w:r>
-        <w:t xml:space="preserve"> </w:t>
-      </w:r>
-      <w:r>
-        <w:t>übergeben</w:t>
-      </w:r>
-      <w:r>
-        <w:t xml:space="preserve"> wurde und in PDF-AS-WEB ein Fehler auftritt, wird der Benutzer auf diese URL weitergeleitet. Diese URL wird mittels GET Methode aufgerufen und 2 Parameter werden </w:t>
-      </w:r>
-      <w:r>
-        <w:t>übergeben</w:t>
-      </w:r>
-      <w:r>
         <w:t>:</w:t>
       </w:r>
     </w:p>
-    <w:p xmlns:wp14="http://schemas.microsoft.com/office/word/2010/wordml" wp14:textId="77777777">
+    <w:p>
       <w:pPr>
         <w:pStyle w:val="ListParagraph"/>
         <w:numPr>
@@ -5235,14 +6626,17 @@
         </w:numPr>
       </w:pPr>
       <w:r>
+        <w:lastRenderedPageBreak/>
         <w:t>„</w:t>
       </w:r>
+      <w:proofErr w:type="spellStart"/>
       <w:r>
         <w:rPr>
           <w:b/>
         </w:rPr>
         <w:t>error</w:t>
       </w:r>
+      <w:proofErr w:type="spellEnd"/>
       <w:r>
         <w:t xml:space="preserve">“: Dieser Parameter </w:t>
       </w:r>
@@ -5253,7 +6647,7 @@
         <w:t xml:space="preserve"> einen Text mit einer einfachen Fehlermeldung</w:t>
       </w:r>
     </w:p>
-    <w:p xmlns:wp14="http://schemas.microsoft.com/office/word/2010/wordml" wp14:textId="77777777">
+    <w:p>
       <w:pPr>
         <w:pStyle w:val="ListParagraph"/>
         <w:numPr>
@@ -5264,12 +6658,14 @@
       <w:r>
         <w:t>„</w:t>
       </w:r>
+      <w:proofErr w:type="spellStart"/>
       <w:r>
         <w:rPr>
           <w:b/>
         </w:rPr>
         <w:t>cause</w:t>
       </w:r>
+      <w:proofErr w:type="spellEnd"/>
       <w:r>
         <w:t xml:space="preserve">“: Dieser Parameter </w:t>
       </w:r>
@@ -5286,26 +6682,50 @@
         <w:t xml:space="preserve"> Fehlerbeschreibung</w:t>
       </w:r>
     </w:p>
-    <w:p xmlns:wp14="http://schemas.microsoft.com/office/word/2010/wordml" wp14:textId="77777777">
-      <w:r>
-        <w:t>PDF-AS-WEB bietet ein Whitelisting um Fehlerurls zu filtern.</w:t>
-      </w:r>
-    </w:p>
-    <w:p xmlns:wp14="http://schemas.microsoft.com/office/word/2010/wordml" wp14:textId="77777777">
+    <w:p>
+      <w:r>
+        <w:t xml:space="preserve">PDF-AS-WEB bietet ein </w:t>
+      </w:r>
+      <w:proofErr w:type="spellStart"/>
+      <w:r>
+        <w:t>Whitelisting</w:t>
+      </w:r>
+      <w:proofErr w:type="spellEnd"/>
+      <w:r>
+        <w:t xml:space="preserve"> um </w:t>
+      </w:r>
+      <w:proofErr w:type="spellStart"/>
+      <w:r>
+        <w:t>Fehlerurls</w:t>
+      </w:r>
+      <w:proofErr w:type="spellEnd"/>
+      <w:r>
+        <w:t xml:space="preserve"> zu filtern.</w:t>
+      </w:r>
+    </w:p>
+    <w:p>
       <w:pPr>
         <w:pStyle w:val="Heading3"/>
       </w:pPr>
-      <w:bookmarkStart w:name="_Toc396214463" w:id="19"/>
-      <w:r>
-        <w:lastRenderedPageBreak/>
+      <w:bookmarkStart w:id="18" w:name="_Toc396214463"/>
+      <w:r>
         <w:t>Benachrichtigung nach erfolgreicher Signatur</w:t>
       </w:r>
-      <w:bookmarkEnd w:id="19"/>
-    </w:p>
-    <w:p xmlns:wp14="http://schemas.microsoft.com/office/word/2010/wordml" wp14:textId="77777777">
-      <w:r>
-        <w:t xml:space="preserve">Wenn in PDF-AS-WEB eine Fertigstellungsurl mit dem Parameter </w:t>
-      </w:r>
+      <w:bookmarkEnd w:id="18"/>
+    </w:p>
+    <w:p>
+      <w:r>
+        <w:t xml:space="preserve">Wenn in PDF-AS-WEB eine </w:t>
+      </w:r>
+      <w:proofErr w:type="spellStart"/>
+      <w:r>
+        <w:t>Fertigstellungsurl</w:t>
+      </w:r>
+      <w:proofErr w:type="spellEnd"/>
+      <w:r>
+        <w:t xml:space="preserve"> mit dem Parameter </w:t>
+      </w:r>
+      <w:proofErr w:type="spellStart"/>
       <w:r>
         <w:rPr>
           <w:b/>
@@ -5313,6 +6733,7 @@
         </w:rPr>
         <w:t>invoke-app-url</w:t>
       </w:r>
+      <w:proofErr w:type="spellEnd"/>
       <w:r>
         <w:rPr>
           <w:b/>
@@ -5349,7 +6770,7 @@
         <w:t>:</w:t>
       </w:r>
     </w:p>
-    <w:p xmlns:wp14="http://schemas.microsoft.com/office/word/2010/wordml" wp14:textId="77777777">
+    <w:p>
       <w:pPr>
         <w:pStyle w:val="ListParagraph"/>
         <w:numPr>
@@ -5360,17 +6781,19 @@
       <w:r>
         <w:t>„</w:t>
       </w:r>
+      <w:proofErr w:type="spellStart"/>
       <w:r>
         <w:rPr>
           <w:b/>
         </w:rPr>
         <w:t>pdfurl</w:t>
       </w:r>
+      <w:proofErr w:type="spellEnd"/>
       <w:r>
         <w:t>“: Die URL unter der das signierte Dokument abgerufen werden kann.</w:t>
       </w:r>
     </w:p>
-    <w:p xmlns:wp14="http://schemas.microsoft.com/office/word/2010/wordml" wp14:textId="77777777">
+    <w:p>
       <w:pPr>
         <w:pStyle w:val="ListParagraph"/>
         <w:numPr>
@@ -5381,23 +6804,41 @@
       <w:r>
         <w:t>„</w:t>
       </w:r>
+      <w:proofErr w:type="spellStart"/>
       <w:r>
         <w:rPr>
           <w:b/>
         </w:rPr>
         <w:t>pdflength</w:t>
       </w:r>
+      <w:proofErr w:type="spellEnd"/>
       <w:r>
         <w:t>“: Die Anzahl der Bytes die das signierte Dokument hat.</w:t>
       </w:r>
     </w:p>
-    <w:p xmlns:wp14="http://schemas.microsoft.com/office/word/2010/wordml" wp14:textId="77777777">
-      <w:r>
-        <w:t>PDF-AS-WEB bietet ein Whitelisting um Fertigstellungsurl zu filtern.</w:t>
-      </w:r>
-    </w:p>
-    <w:p xmlns:wp14="http://schemas.microsoft.com/office/word/2010/wordml" wp14:textId="77777777"/>
-    <w:p xmlns:wp14="http://schemas.microsoft.com/office/word/2010/wordml" wp14:textId="77777777">
+    <w:p>
+      <w:r>
+        <w:t xml:space="preserve">PDF-AS-WEB bietet ein </w:t>
+      </w:r>
+      <w:proofErr w:type="spellStart"/>
+      <w:r>
+        <w:t>Whitelisting</w:t>
+      </w:r>
+      <w:proofErr w:type="spellEnd"/>
+      <w:r>
+        <w:t xml:space="preserve"> um </w:t>
+      </w:r>
+      <w:proofErr w:type="spellStart"/>
+      <w:r>
+        <w:t>Fertigstellungsurl</w:t>
+      </w:r>
+      <w:proofErr w:type="spellEnd"/>
+      <w:r>
+        <w:t xml:space="preserve"> zu filtern.</w:t>
+      </w:r>
+    </w:p>
+    <w:p/>
+    <w:p>
       <w:pPr>
         <w:pStyle w:val="Tabellen"/>
       </w:pPr>
@@ -5405,8 +6846,8 @@
         <w:br w:type="page"/>
       </w:r>
     </w:p>
-    <w:p xmlns:wp14="http://schemas.microsoft.com/office/word/2010/wordml" wp14:textId="77777777"/>
-    <w:p xmlns:wp14="http://schemas.microsoft.com/office/word/2010/wordml" wp14:textId="77777777">
+    <w:p/>
+    <w:p>
       <w:pPr>
         <w:pStyle w:val="Name"/>
       </w:pPr>
@@ -5426,7 +6867,7 @@
         <w:gridCol w:w="2410"/>
         <w:gridCol w:w="3787"/>
       </w:tblGrid>
-      <w:tr xmlns:wp14="http://schemas.microsoft.com/office/word/2010/wordml" wp14:textId="77777777">
+      <w:tr>
         <w:trPr>
           <w:cnfStyle w:val="100000000000" w:firstRow="1" w:lastRow="0" w:firstColumn="0" w:lastColumn="0" w:oddVBand="0" w:evenVBand="0" w:oddHBand="0" w:evenHBand="0" w:firstRowFirstColumn="0" w:firstRowLastColumn="0" w:lastRowFirstColumn="0" w:lastRowLastColumn="0"/>
         </w:trPr>
@@ -5435,12 +6876,12 @@
             <w:cnfStyle w:val="001000000000" w:firstRow="0" w:lastRow="0" w:firstColumn="1" w:lastColumn="0" w:oddVBand="0" w:evenVBand="0" w:oddHBand="0" w:evenHBand="0" w:firstRowFirstColumn="0" w:firstRowLastColumn="0" w:lastRowFirstColumn="0" w:lastRowLastColumn="0"/>
             <w:tcW w:w="1242" w:type="dxa"/>
             <w:tcBorders>
-              <w:top w:val="single" w:color="BCB8AC" w:themeColor="text2" w:themeTint="66" w:sz="4" w:space="0"/>
+              <w:top w:val="single" w:sz="4" w:space="0" w:color="BCB8AC" w:themeColor="text2" w:themeTint="66"/>
               <w:bottom w:val="nil"/>
             </w:tcBorders>
             <w:shd w:val="clear" w:color="auto" w:fill="4C483D" w:themeFill="text2"/>
           </w:tcPr>
-          <w:p wp14:textId="77777777">
+          <w:p>
             <w:pPr>
               <w:pStyle w:val="Tabellen"/>
               <w:rPr>
@@ -5459,12 +6900,12 @@
           <w:tcPr>
             <w:tcW w:w="1701" w:type="dxa"/>
             <w:tcBorders>
-              <w:top w:val="single" w:color="BCB8AC" w:themeColor="text2" w:themeTint="66" w:sz="4" w:space="0"/>
+              <w:top w:val="single" w:sz="4" w:space="0" w:color="BCB8AC" w:themeColor="text2" w:themeTint="66"/>
               <w:bottom w:val="nil"/>
             </w:tcBorders>
             <w:shd w:val="clear" w:color="auto" w:fill="4C483D" w:themeFill="text2"/>
           </w:tcPr>
-          <w:p wp14:textId="77777777">
+          <w:p>
             <w:pPr>
               <w:pStyle w:val="Tabellen"/>
               <w:cnfStyle w:val="100000000000" w:firstRow="1" w:lastRow="0" w:firstColumn="0" w:lastColumn="0" w:oddVBand="0" w:evenVBand="0" w:oddHBand="0" w:evenHBand="0" w:firstRowFirstColumn="0" w:firstRowLastColumn="0" w:lastRowFirstColumn="0" w:lastRowLastColumn="0"/>
@@ -5484,12 +6925,12 @@
           <w:tcPr>
             <w:tcW w:w="2410" w:type="dxa"/>
             <w:tcBorders>
-              <w:top w:val="single" w:color="BCB8AC" w:themeColor="text2" w:themeTint="66" w:sz="4" w:space="0"/>
+              <w:top w:val="single" w:sz="4" w:space="0" w:color="BCB8AC" w:themeColor="text2" w:themeTint="66"/>
               <w:bottom w:val="nil"/>
             </w:tcBorders>
             <w:shd w:val="clear" w:color="auto" w:fill="4C483D" w:themeFill="text2"/>
           </w:tcPr>
-          <w:p wp14:textId="77777777">
+          <w:p>
             <w:pPr>
               <w:pStyle w:val="Tabellen"/>
               <w:cnfStyle w:val="100000000000" w:firstRow="1" w:lastRow="0" w:firstColumn="0" w:lastColumn="0" w:oddVBand="0" w:evenVBand="0" w:oddHBand="0" w:evenHBand="0" w:firstRowFirstColumn="0" w:firstRowLastColumn="0" w:lastRowFirstColumn="0" w:lastRowLastColumn="0"/>
@@ -5509,12 +6950,12 @@
           <w:tcPr>
             <w:tcW w:w="3787" w:type="dxa"/>
             <w:tcBorders>
-              <w:top w:val="single" w:color="BCB8AC" w:themeColor="text2" w:themeTint="66" w:sz="4" w:space="0"/>
+              <w:top w:val="single" w:sz="4" w:space="0" w:color="BCB8AC" w:themeColor="text2" w:themeTint="66"/>
               <w:bottom w:val="nil"/>
             </w:tcBorders>
             <w:shd w:val="clear" w:color="auto" w:fill="4C483D" w:themeFill="text2"/>
           </w:tcPr>
-          <w:p wp14:textId="77777777">
+          <w:p>
             <w:pPr>
               <w:pStyle w:val="Tabellen"/>
               <w:cnfStyle w:val="100000000000" w:firstRow="1" w:lastRow="0" w:firstColumn="0" w:lastColumn="0" w:oddVBand="0" w:evenVBand="0" w:oddHBand="0" w:evenHBand="0" w:firstRowFirstColumn="0" w:firstRowLastColumn="0" w:lastRowFirstColumn="0" w:lastRowLastColumn="0"/>
@@ -5531,7 +6972,7 @@
           </w:p>
         </w:tc>
       </w:tr>
-      <w:tr xmlns:wp14="http://schemas.microsoft.com/office/word/2010/wordml" wp14:textId="77777777">
+      <w:tr>
         <w:tc>
           <w:tcPr>
             <w:cnfStyle w:val="001000000000" w:firstRow="0" w:lastRow="0" w:firstColumn="1" w:lastColumn="0" w:oddVBand="0" w:evenVBand="0" w:oddHBand="0" w:evenHBand="0" w:firstRowFirstColumn="0" w:firstRowLastColumn="0" w:lastRowFirstColumn="0" w:lastRowLastColumn="0"/>
@@ -5541,7 +6982,7 @@
               <w:bottom w:val="nil"/>
             </w:tcBorders>
           </w:tcPr>
-          <w:p wp14:textId="77777777">
+          <w:p>
             <w:r>
               <w:t>0.1</w:t>
             </w:r>
@@ -5555,7 +6996,7 @@
               <w:bottom w:val="nil"/>
             </w:tcBorders>
           </w:tcPr>
-          <w:p wp14:textId="77777777">
+          <w:p>
             <w:pPr>
               <w:cnfStyle w:val="000000000000" w:firstRow="0" w:lastRow="0" w:firstColumn="0" w:lastColumn="0" w:oddVBand="0" w:evenVBand="0" w:oddHBand="0" w:evenHBand="0" w:firstRowFirstColumn="0" w:firstRowLastColumn="0" w:lastRowFirstColumn="0" w:lastRowLastColumn="0"/>
             </w:pPr>
@@ -5584,13 +7025,18 @@
               <w:bottom w:val="nil"/>
             </w:tcBorders>
           </w:tcPr>
-          <w:p wp14:textId="77777777">
+          <w:p>
             <w:pPr>
               <w:cnfStyle w:val="000000000000" w:firstRow="0" w:lastRow="0" w:firstColumn="0" w:lastColumn="0" w:oddVBand="0" w:evenVBand="0" w:oddHBand="0" w:evenHBand="0" w:firstRowFirstColumn="0" w:firstRowLastColumn="0" w:lastRowFirstColumn="0" w:lastRowLastColumn="0"/>
             </w:pPr>
             <w:r>
-              <w:t>Andreas Fitzek</w:t>
-            </w:r>
+              <w:t xml:space="preserve">Andreas </w:t>
+            </w:r>
+            <w:proofErr w:type="spellStart"/>
+            <w:r>
+              <w:t>Fitzek</w:t>
+            </w:r>
+            <w:proofErr w:type="spellEnd"/>
           </w:p>
         </w:tc>
         <w:tc>
@@ -5601,7 +7047,7 @@
               <w:bottom w:val="nil"/>
             </w:tcBorders>
           </w:tcPr>
-          <w:p wp14:textId="77777777">
+          <w:p>
             <w:pPr>
               <w:cnfStyle w:val="000000000000" w:firstRow="0" w:lastRow="0" w:firstColumn="0" w:lastColumn="0" w:oddVBand="0" w:evenVBand="0" w:oddHBand="0" w:evenHBand="0" w:firstRowFirstColumn="0" w:firstRowLastColumn="0" w:lastRowFirstColumn="0" w:lastRowLastColumn="0"/>
             </w:pPr>
@@ -5611,7 +7057,7 @@
           </w:p>
         </w:tc>
       </w:tr>
-      <w:tr xmlns:wp14="http://schemas.microsoft.com/office/word/2010/wordml" wp14:textId="77777777">
+      <w:tr>
         <w:trPr>
           <w:cnfStyle w:val="000000010000" w:firstRow="0" w:lastRow="0" w:firstColumn="0" w:lastColumn="0" w:oddVBand="0" w:evenVBand="0" w:oddHBand="0" w:evenHBand="1" w:firstRowFirstColumn="0" w:firstRowLastColumn="0" w:lastRowFirstColumn="0" w:lastRowLastColumn="0"/>
         </w:trPr>
@@ -5624,7 +7070,7 @@
               <w:bottom w:val="nil"/>
             </w:tcBorders>
           </w:tcPr>
-          <w:p wp14:textId="77777777">
+          <w:p>
             <w:r>
               <w:t>0.2</w:t>
             </w:r>
@@ -5638,7 +7084,7 @@
               <w:bottom w:val="nil"/>
             </w:tcBorders>
           </w:tcPr>
-          <w:p wp14:textId="77777777">
+          <w:p>
             <w:pPr>
               <w:cnfStyle w:val="000000010000" w:firstRow="0" w:lastRow="0" w:firstColumn="0" w:lastColumn="0" w:oddVBand="0" w:evenVBand="0" w:oddHBand="0" w:evenHBand="1" w:firstRowFirstColumn="0" w:firstRowLastColumn="0" w:lastRowFirstColumn="0" w:lastRowLastColumn="0"/>
             </w:pPr>
@@ -5655,13 +7101,18 @@
               <w:bottom w:val="nil"/>
             </w:tcBorders>
           </w:tcPr>
-          <w:p wp14:textId="77777777">
+          <w:p>
             <w:pPr>
               <w:cnfStyle w:val="000000010000" w:firstRow="0" w:lastRow="0" w:firstColumn="0" w:lastColumn="0" w:oddVBand="0" w:evenVBand="0" w:oddHBand="0" w:evenHBand="1" w:firstRowFirstColumn="0" w:firstRowLastColumn="0" w:lastRowFirstColumn="0" w:lastRowLastColumn="0"/>
             </w:pPr>
             <w:r>
-              <w:t>Christian Maierhofer</w:t>
-            </w:r>
+              <w:t xml:space="preserve">Christian </w:t>
+            </w:r>
+            <w:proofErr w:type="spellStart"/>
+            <w:r>
+              <w:t>Maierhofer</w:t>
+            </w:r>
+            <w:proofErr w:type="spellEnd"/>
           </w:p>
         </w:tc>
         <w:tc>
@@ -5672,7 +7123,7 @@
               <w:bottom w:val="nil"/>
             </w:tcBorders>
           </w:tcPr>
-          <w:p wp14:textId="77777777">
+          <w:p>
             <w:pPr>
               <w:cnfStyle w:val="000000010000" w:firstRow="0" w:lastRow="0" w:firstColumn="0" w:lastColumn="0" w:oddVBand="0" w:evenVBand="0" w:oddHBand="0" w:evenHBand="1" w:firstRowFirstColumn="0" w:firstRowLastColumn="0" w:lastRowFirstColumn="0" w:lastRowLastColumn="0"/>
             </w:pPr>
@@ -5682,7 +7133,7 @@
           </w:p>
         </w:tc>
       </w:tr>
-      <w:tr xmlns:wp14="http://schemas.microsoft.com/office/word/2010/wordml" wp14:textId="77777777">
+      <w:tr>
         <w:tc>
           <w:tcPr>
             <w:cnfStyle w:val="001000000000" w:firstRow="0" w:lastRow="0" w:firstColumn="1" w:lastColumn="0" w:oddVBand="0" w:evenVBand="0" w:oddHBand="0" w:evenHBand="0" w:firstRowFirstColumn="0" w:firstRowLastColumn="0" w:lastRowFirstColumn="0" w:lastRowLastColumn="0"/>
@@ -5692,7 +7143,7 @@
               <w:bottom w:val="nil"/>
             </w:tcBorders>
           </w:tcPr>
-          <w:p wp14:textId="77777777">
+          <w:p>
             <w:r>
               <w:t>0.3</w:t>
             </w:r>
@@ -5706,7 +7157,7 @@
               <w:bottom w:val="nil"/>
             </w:tcBorders>
           </w:tcPr>
-          <w:p wp14:textId="77777777">
+          <w:p>
             <w:pPr>
               <w:cnfStyle w:val="000000000000" w:firstRow="0" w:lastRow="0" w:firstColumn="0" w:lastColumn="0" w:oddVBand="0" w:evenVBand="0" w:oddHBand="0" w:evenHBand="0" w:firstRowFirstColumn="0" w:firstRowLastColumn="0" w:lastRowFirstColumn="0" w:lastRowLastColumn="0"/>
             </w:pPr>
@@ -5723,13 +7174,18 @@
               <w:bottom w:val="nil"/>
             </w:tcBorders>
           </w:tcPr>
-          <w:p wp14:textId="77777777">
+          <w:p>
             <w:pPr>
               <w:cnfStyle w:val="000000000000" w:firstRow="0" w:lastRow="0" w:firstColumn="0" w:lastColumn="0" w:oddVBand="0" w:evenVBand="0" w:oddHBand="0" w:evenHBand="0" w:firstRowFirstColumn="0" w:firstRowLastColumn="0" w:lastRowFirstColumn="0" w:lastRowLastColumn="0"/>
             </w:pPr>
             <w:r>
-              <w:t>Andreas Fitzek</w:t>
-            </w:r>
+              <w:t xml:space="preserve">Andreas </w:t>
+            </w:r>
+            <w:proofErr w:type="spellStart"/>
+            <w:r>
+              <w:t>Fitzek</w:t>
+            </w:r>
+            <w:proofErr w:type="spellEnd"/>
           </w:p>
         </w:tc>
         <w:tc>
@@ -5740,7 +7196,7 @@
               <w:bottom w:val="nil"/>
             </w:tcBorders>
           </w:tcPr>
-          <w:p wp14:textId="77777777">
+          <w:p>
             <w:pPr>
               <w:cnfStyle w:val="000000000000" w:firstRow="0" w:lastRow="0" w:firstColumn="0" w:lastColumn="0" w:oddVBand="0" w:evenVBand="0" w:oddHBand="0" w:evenHBand="0" w:firstRowFirstColumn="0" w:firstRowLastColumn="0" w:lastRowFirstColumn="0" w:lastRowLastColumn="0"/>
             </w:pPr>
@@ -5753,7 +7209,7 @@
           </w:p>
         </w:tc>
       </w:tr>
-      <w:tr xmlns:wp14="http://schemas.microsoft.com/office/word/2010/wordml" wp14:textId="77777777">
+      <w:tr>
         <w:trPr>
           <w:cnfStyle w:val="000000010000" w:firstRow="0" w:lastRow="0" w:firstColumn="0" w:lastColumn="0" w:oddVBand="0" w:evenVBand="0" w:oddHBand="0" w:evenHBand="1" w:firstRowFirstColumn="0" w:firstRowLastColumn="0" w:lastRowFirstColumn="0" w:lastRowLastColumn="0"/>
         </w:trPr>
@@ -5766,7 +7222,7 @@
               <w:bottom w:val="nil"/>
             </w:tcBorders>
           </w:tcPr>
-          <w:p wp14:textId="77777777">
+          <w:p>
             <w:r>
               <w:t>0.4</w:t>
             </w:r>
@@ -5780,7 +7236,7 @@
               <w:bottom w:val="nil"/>
             </w:tcBorders>
           </w:tcPr>
-          <w:p wp14:textId="77777777">
+          <w:p>
             <w:pPr>
               <w:cnfStyle w:val="000000010000" w:firstRow="0" w:lastRow="0" w:firstColumn="0" w:lastColumn="0" w:oddVBand="0" w:evenVBand="0" w:oddHBand="0" w:evenHBand="1" w:firstRowFirstColumn="0" w:firstRowLastColumn="0" w:lastRowFirstColumn="0" w:lastRowLastColumn="0"/>
             </w:pPr>
@@ -5797,13 +7253,18 @@
               <w:bottom w:val="nil"/>
             </w:tcBorders>
           </w:tcPr>
-          <w:p wp14:textId="77777777">
+          <w:p>
             <w:pPr>
               <w:cnfStyle w:val="000000010000" w:firstRow="0" w:lastRow="0" w:firstColumn="0" w:lastColumn="0" w:oddVBand="0" w:evenVBand="0" w:oddHBand="0" w:evenHBand="1" w:firstRowFirstColumn="0" w:firstRowLastColumn="0" w:lastRowFirstColumn="0" w:lastRowLastColumn="0"/>
             </w:pPr>
             <w:r>
-              <w:t>Andreas Fitzek</w:t>
-            </w:r>
+              <w:t xml:space="preserve">Andreas </w:t>
+            </w:r>
+            <w:proofErr w:type="spellStart"/>
+            <w:r>
+              <w:t>Fitzek</w:t>
+            </w:r>
+            <w:proofErr w:type="spellEnd"/>
           </w:p>
         </w:tc>
         <w:tc>
@@ -5814,17 +7275,22 @@
               <w:bottom w:val="nil"/>
             </w:tcBorders>
           </w:tcPr>
-          <w:p wp14:textId="77777777">
+          <w:p>
             <w:pPr>
               <w:cnfStyle w:val="000000010000" w:firstRow="0" w:lastRow="0" w:firstColumn="0" w:lastColumn="0" w:oddVBand="0" w:evenVBand="0" w:oddHBand="0" w:evenHBand="1" w:firstRowFirstColumn="0" w:firstRowLastColumn="0" w:lastRowFirstColumn="0" w:lastRowLastColumn="0"/>
             </w:pPr>
-            <w:r>
-              <w:t>sig-type Werte hinzugefügt</w:t>
+            <w:proofErr w:type="spellStart"/>
+            <w:r>
+              <w:t>sig</w:t>
+            </w:r>
+            <w:proofErr w:type="spellEnd"/>
+            <w:r>
+              <w:t>-type Werte hinzugefügt</w:t>
             </w:r>
           </w:p>
         </w:tc>
       </w:tr>
-      <w:tr xmlns:wp14="http://schemas.microsoft.com/office/word/2010/wordml" wp14:textId="77777777">
+      <w:tr>
         <w:tc>
           <w:tcPr>
             <w:cnfStyle w:val="001000000000" w:firstRow="0" w:lastRow="0" w:firstColumn="1" w:lastColumn="0" w:oddVBand="0" w:evenVBand="0" w:oddHBand="0" w:evenHBand="0" w:firstRowFirstColumn="0" w:firstRowLastColumn="0" w:lastRowFirstColumn="0" w:lastRowLastColumn="0"/>
@@ -5834,7 +7300,7 @@
               <w:bottom w:val="nil"/>
             </w:tcBorders>
           </w:tcPr>
-          <w:p wp14:textId="77777777">
+          <w:p>
             <w:r>
               <w:t>0.5</w:t>
             </w:r>
@@ -5848,7 +7314,7 @@
               <w:bottom w:val="nil"/>
             </w:tcBorders>
           </w:tcPr>
-          <w:p wp14:textId="77777777">
+          <w:p>
             <w:pPr>
               <w:cnfStyle w:val="000000000000" w:firstRow="0" w:lastRow="0" w:firstColumn="0" w:lastColumn="0" w:oddVBand="0" w:evenVBand="0" w:oddHBand="0" w:evenHBand="0" w:firstRowFirstColumn="0" w:firstRowLastColumn="0" w:lastRowFirstColumn="0" w:lastRowLastColumn="0"/>
             </w:pPr>
@@ -5865,13 +7331,18 @@
               <w:bottom w:val="nil"/>
             </w:tcBorders>
           </w:tcPr>
-          <w:p wp14:textId="77777777">
+          <w:p>
             <w:pPr>
               <w:cnfStyle w:val="000000000000" w:firstRow="0" w:lastRow="0" w:firstColumn="0" w:lastColumn="0" w:oddVBand="0" w:evenVBand="0" w:oddHBand="0" w:evenHBand="0" w:firstRowFirstColumn="0" w:firstRowLastColumn="0" w:lastRowFirstColumn="0" w:lastRowLastColumn="0"/>
             </w:pPr>
             <w:r>
-              <w:t>Andreas Fitzek</w:t>
-            </w:r>
+              <w:t xml:space="preserve">Andreas </w:t>
+            </w:r>
+            <w:proofErr w:type="spellStart"/>
+            <w:r>
+              <w:t>Fitzek</w:t>
+            </w:r>
+            <w:proofErr w:type="spellEnd"/>
           </w:p>
         </w:tc>
         <w:tc>
@@ -5882,7 +7353,7 @@
               <w:bottom w:val="nil"/>
             </w:tcBorders>
           </w:tcPr>
-          <w:p wp14:textId="77777777">
+          <w:p>
             <w:pPr>
               <w:cnfStyle w:val="000000000000" w:firstRow="0" w:lastRow="0" w:firstColumn="0" w:lastColumn="0" w:oddVBand="0" w:evenVBand="0" w:oddHBand="0" w:evenHBand="0" w:firstRowFirstColumn="0" w:firstRowLastColumn="0" w:lastRowFirstColumn="0" w:lastRowLastColumn="0"/>
               <w:rPr>
@@ -5928,7 +7399,7 @@
           </w:p>
         </w:tc>
       </w:tr>
-      <w:tr xmlns:wp14="http://schemas.microsoft.com/office/word/2010/wordml" wp14:textId="77777777">
+      <w:tr>
         <w:trPr>
           <w:cnfStyle w:val="000000010000" w:firstRow="0" w:lastRow="0" w:firstColumn="0" w:lastColumn="0" w:oddVBand="0" w:evenVBand="0" w:oddHBand="0" w:evenHBand="1" w:firstRowFirstColumn="0" w:firstRowLastColumn="0" w:lastRowFirstColumn="0" w:lastRowLastColumn="0"/>
         </w:trPr>
@@ -5941,7 +7412,7 @@
               <w:bottom w:val="nil"/>
             </w:tcBorders>
           </w:tcPr>
-          <w:p wp14:textId="77777777">
+          <w:p>
             <w:r>
               <w:t>0.6</w:t>
             </w:r>
@@ -5955,7 +7426,7 @@
               <w:bottom w:val="nil"/>
             </w:tcBorders>
           </w:tcPr>
-          <w:p wp14:textId="77777777">
+          <w:p>
             <w:pPr>
               <w:cnfStyle w:val="000000010000" w:firstRow="0" w:lastRow="0" w:firstColumn="0" w:lastColumn="0" w:oddVBand="0" w:evenVBand="0" w:oddHBand="0" w:evenHBand="1" w:firstRowFirstColumn="0" w:firstRowLastColumn="0" w:lastRowFirstColumn="0" w:lastRowLastColumn="0"/>
             </w:pPr>
@@ -5972,13 +7443,18 @@
               <w:bottom w:val="nil"/>
             </w:tcBorders>
           </w:tcPr>
-          <w:p wp14:textId="77777777">
+          <w:p>
             <w:pPr>
               <w:cnfStyle w:val="000000010000" w:firstRow="0" w:lastRow="0" w:firstColumn="0" w:lastColumn="0" w:oddVBand="0" w:evenVBand="0" w:oddHBand="0" w:evenHBand="1" w:firstRowFirstColumn="0" w:firstRowLastColumn="0" w:lastRowFirstColumn="0" w:lastRowLastColumn="0"/>
             </w:pPr>
             <w:r>
-              <w:t>Andreas Fitzek</w:t>
-            </w:r>
+              <w:t xml:space="preserve">Andreas </w:t>
+            </w:r>
+            <w:proofErr w:type="spellStart"/>
+            <w:r>
+              <w:t>Fitzek</w:t>
+            </w:r>
+            <w:proofErr w:type="spellEnd"/>
           </w:p>
         </w:tc>
         <w:tc>
@@ -5989,7 +7465,7 @@
               <w:bottom w:val="nil"/>
             </w:tcBorders>
           </w:tcPr>
-          <w:p wp14:textId="77777777">
+          <w:p>
             <w:pPr>
               <w:cnfStyle w:val="000000010000" w:firstRow="0" w:lastRow="0" w:firstColumn="0" w:lastColumn="0" w:oddVBand="0" w:evenVBand="0" w:oddHBand="0" w:evenHBand="1" w:firstRowFirstColumn="0" w:firstRowLastColumn="0" w:lastRowFirstColumn="0" w:lastRowLastColumn="0"/>
               <w:rPr>
@@ -6007,7 +7483,7 @@
           </w:p>
         </w:tc>
       </w:tr>
-      <w:tr xmlns:wp14="http://schemas.microsoft.com/office/word/2010/wordml" wp14:textId="77777777">
+      <w:tr>
         <w:tc>
           <w:tcPr>
             <w:cnfStyle w:val="001000000000" w:firstRow="0" w:lastRow="0" w:firstColumn="1" w:lastColumn="0" w:oddVBand="0" w:evenVBand="0" w:oddHBand="0" w:evenHBand="0" w:firstRowFirstColumn="0" w:firstRowLastColumn="0" w:lastRowFirstColumn="0" w:lastRowLastColumn="0"/>
@@ -6017,7 +7493,7 @@
               <w:bottom w:val="nil"/>
             </w:tcBorders>
           </w:tcPr>
-          <w:p wp14:textId="77777777">
+          <w:p>
             <w:r>
               <w:t>0.7</w:t>
             </w:r>
@@ -6031,7 +7507,7 @@
               <w:bottom w:val="nil"/>
             </w:tcBorders>
           </w:tcPr>
-          <w:p wp14:textId="77777777">
+          <w:p>
             <w:pPr>
               <w:cnfStyle w:val="000000000000" w:firstRow="0" w:lastRow="0" w:firstColumn="0" w:lastColumn="0" w:oddVBand="0" w:evenVBand="0" w:oddHBand="0" w:evenHBand="0" w:firstRowFirstColumn="0" w:firstRowLastColumn="0" w:lastRowFirstColumn="0" w:lastRowLastColumn="0"/>
             </w:pPr>
@@ -6048,13 +7524,18 @@
               <w:bottom w:val="nil"/>
             </w:tcBorders>
           </w:tcPr>
-          <w:p wp14:textId="77777777">
+          <w:p>
             <w:pPr>
               <w:cnfStyle w:val="000000000000" w:firstRow="0" w:lastRow="0" w:firstColumn="0" w:lastColumn="0" w:oddVBand="0" w:evenVBand="0" w:oddHBand="0" w:evenHBand="0" w:firstRowFirstColumn="0" w:firstRowLastColumn="0" w:lastRowFirstColumn="0" w:lastRowLastColumn="0"/>
             </w:pPr>
             <w:r>
-              <w:t>Andreas Fitzek</w:t>
-            </w:r>
+              <w:t xml:space="preserve">Andreas </w:t>
+            </w:r>
+            <w:proofErr w:type="spellStart"/>
+            <w:r>
+              <w:t>Fitzek</w:t>
+            </w:r>
+            <w:proofErr w:type="spellEnd"/>
           </w:p>
         </w:tc>
         <w:tc>
@@ -6065,7 +7546,7 @@
               <w:bottom w:val="nil"/>
             </w:tcBorders>
           </w:tcPr>
-          <w:p wp14:textId="77777777">
+          <w:p>
             <w:pPr>
               <w:cnfStyle w:val="000000000000" w:firstRow="0" w:lastRow="0" w:firstColumn="0" w:lastColumn="0" w:oddVBand="0" w:evenVBand="0" w:oddHBand="0" w:evenHBand="0" w:firstRowFirstColumn="0" w:firstRowLastColumn="0" w:lastRowFirstColumn="0" w:lastRowLastColumn="0"/>
               <w:rPr>
@@ -6081,7 +7562,7 @@
           </w:p>
         </w:tc>
       </w:tr>
-      <w:tr xmlns:wp14="http://schemas.microsoft.com/office/word/2010/wordml" wp14:textId="77777777">
+      <w:tr>
         <w:trPr>
           <w:cnfStyle w:val="000000010000" w:firstRow="0" w:lastRow="0" w:firstColumn="0" w:lastColumn="0" w:oddVBand="0" w:evenVBand="0" w:oddHBand="0" w:evenHBand="1" w:firstRowFirstColumn="0" w:firstRowLastColumn="0" w:lastRowFirstColumn="0" w:lastRowLastColumn="0"/>
         </w:trPr>
@@ -6091,11 +7572,112 @@
             <w:tcW w:w="1242" w:type="dxa"/>
             <w:tcBorders>
               <w:top w:val="nil"/>
+              <w:bottom w:val="nil"/>
             </w:tcBorders>
           </w:tcPr>
-          <w:p wp14:textId="77777777">
+          <w:p>
             <w:r>
               <w:t>0.8</w:t>
+            </w:r>
+          </w:p>
+        </w:tc>
+        <w:tc>
+          <w:tcPr>
+            <w:tcW w:w="1701" w:type="dxa"/>
+            <w:tcBorders>
+              <w:top w:val="nil"/>
+              <w:bottom w:val="nil"/>
+            </w:tcBorders>
+          </w:tcPr>
+          <w:p>
+            <w:pPr>
+              <w:cnfStyle w:val="000000010000" w:firstRow="0" w:lastRow="0" w:firstColumn="0" w:lastColumn="0" w:oddVBand="0" w:evenVBand="0" w:oddHBand="0" w:evenHBand="1" w:firstRowFirstColumn="0" w:firstRowLastColumn="0" w:lastRowFirstColumn="0" w:lastRowLastColumn="0"/>
+            </w:pPr>
+            <w:r>
+              <w:t>26.03.2015</w:t>
+            </w:r>
+          </w:p>
+        </w:tc>
+        <w:tc>
+          <w:tcPr>
+            <w:tcW w:w="2410" w:type="dxa"/>
+            <w:tcBorders>
+              <w:top w:val="nil"/>
+              <w:bottom w:val="nil"/>
+            </w:tcBorders>
+          </w:tcPr>
+          <w:p>
+            <w:pPr>
+              <w:cnfStyle w:val="000000010000" w:firstRow="0" w:lastRow="0" w:firstColumn="0" w:lastColumn="0" w:oddVBand="0" w:evenVBand="0" w:oddHBand="0" w:evenHBand="1" w:firstRowFirstColumn="0" w:firstRowLastColumn="0" w:lastRowFirstColumn="0" w:lastRowLastColumn="0"/>
+            </w:pPr>
+            <w:r>
+              <w:t xml:space="preserve">Andreas </w:t>
+            </w:r>
+            <w:proofErr w:type="spellStart"/>
+            <w:r>
+              <w:t>Fitzek</w:t>
+            </w:r>
+            <w:proofErr w:type="spellEnd"/>
+          </w:p>
+        </w:tc>
+        <w:tc>
+          <w:tcPr>
+            <w:tcW w:w="3787" w:type="dxa"/>
+            <w:tcBorders>
+              <w:top w:val="nil"/>
+              <w:bottom w:val="nil"/>
+            </w:tcBorders>
+          </w:tcPr>
+          <w:p>
+            <w:pPr>
+              <w:cnfStyle w:val="000000010000" w:firstRow="0" w:lastRow="0" w:firstColumn="0" w:lastColumn="0" w:oddVBand="0" w:evenVBand="0" w:oddHBand="0" w:evenHBand="1" w:firstRowFirstColumn="0" w:firstRowLastColumn="0" w:lastRowFirstColumn="0" w:lastRowLastColumn="0"/>
+              <w:rPr>
+                <w:lang w:val="en-US"/>
+              </w:rPr>
+            </w:pPr>
+            <w:proofErr w:type="spellStart"/>
+            <w:r>
+              <w:rPr>
+                <w:lang w:val="en-US"/>
+              </w:rPr>
+              <w:t>qrcontent</w:t>
+            </w:r>
+            <w:proofErr w:type="spellEnd"/>
+            <w:r>
+              <w:rPr>
+                <w:lang w:val="en-US"/>
+              </w:rPr>
+              <w:t xml:space="preserve">, pp: und </w:t>
+            </w:r>
+            <w:proofErr w:type="spellStart"/>
+            <w:r>
+              <w:rPr>
+                <w:lang w:val="en-US"/>
+              </w:rPr>
+              <w:t>ov</w:t>
+            </w:r>
+            <w:proofErr w:type="spellEnd"/>
+            <w:r>
+              <w:rPr>
+                <w:lang w:val="en-US"/>
+              </w:rPr>
+              <w:t>: Parameter</w:t>
+            </w:r>
+          </w:p>
+        </w:tc>
+      </w:tr>
+      <w:tr>
+        <w:tc>
+          <w:tcPr>
+            <w:cnfStyle w:val="001000000000" w:firstRow="0" w:lastRow="0" w:firstColumn="1" w:lastColumn="0" w:oddVBand="0" w:evenVBand="0" w:oddHBand="0" w:evenHBand="0" w:firstRowFirstColumn="0" w:firstRowLastColumn="0" w:lastRowFirstColumn="0" w:lastRowLastColumn="0"/>
+            <w:tcW w:w="1242" w:type="dxa"/>
+            <w:tcBorders>
+              <w:top w:val="nil"/>
+            </w:tcBorders>
+          </w:tcPr>
+          <w:p>
+            <w:r>
+              <w:t>0.9</w:t>
             </w:r>
           </w:p>
         </w:tc>
@@ -6106,12 +7688,12 @@
               <w:top w:val="nil"/>
             </w:tcBorders>
           </w:tcPr>
-          <w:p wp14:textId="77777777">
+          <w:p>
             <w:pPr>
-              <w:cnfStyle w:val="000000010000" w:firstRow="0" w:lastRow="0" w:firstColumn="0" w:lastColumn="0" w:oddVBand="0" w:evenVBand="0" w:oddHBand="0" w:evenHBand="1" w:firstRowFirstColumn="0" w:firstRowLastColumn="0" w:lastRowFirstColumn="0" w:lastRowLastColumn="0"/>
+              <w:cnfStyle w:val="000000000000" w:firstRow="0" w:lastRow="0" w:firstColumn="0" w:lastColumn="0" w:oddVBand="0" w:evenVBand="0" w:oddHBand="0" w:evenHBand="0" w:firstRowFirstColumn="0" w:firstRowLastColumn="0" w:lastRowFirstColumn="0" w:lastRowLastColumn="0"/>
             </w:pPr>
             <w:r>
-              <w:t>26.03.2015</w:t>
+              <w:t>11.06.2021</w:t>
             </w:r>
           </w:p>
         </w:tc>
@@ -6122,13 +7704,18 @@
               <w:top w:val="nil"/>
             </w:tcBorders>
           </w:tcPr>
-          <w:p wp14:textId="77777777">
+          <w:p>
             <w:pPr>
-              <w:cnfStyle w:val="000000010000" w:firstRow="0" w:lastRow="0" w:firstColumn="0" w:lastColumn="0" w:oddVBand="0" w:evenVBand="0" w:oddHBand="0" w:evenHBand="1" w:firstRowFirstColumn="0" w:firstRowLastColumn="0" w:lastRowFirstColumn="0" w:lastRowLastColumn="0"/>
+              <w:cnfStyle w:val="000000000000" w:firstRow="0" w:lastRow="0" w:firstColumn="0" w:lastColumn="0" w:oddVBand="0" w:evenVBand="0" w:oddHBand="0" w:evenHBand="0" w:firstRowFirstColumn="0" w:firstRowLastColumn="0" w:lastRowFirstColumn="0" w:lastRowLastColumn="0"/>
             </w:pPr>
             <w:r>
-              <w:t>Andreas Fitzek</w:t>
-            </w:r>
+              <w:t xml:space="preserve">Alexander </w:t>
+            </w:r>
+            <w:proofErr w:type="spellStart"/>
+            <w:r>
+              <w:t>Marsalek</w:t>
+            </w:r>
+            <w:proofErr w:type="spellEnd"/>
           </w:p>
         </w:tc>
         <w:tc>
@@ -6138,9 +7725,9 @@
               <w:top w:val="nil"/>
             </w:tcBorders>
           </w:tcPr>
-          <w:p wp14:textId="77777777">
+          <w:p>
             <w:pPr>
-              <w:cnfStyle w:val="000000010000" w:firstRow="0" w:lastRow="0" w:firstColumn="0" w:lastColumn="0" w:oddVBand="0" w:evenVBand="0" w:oddHBand="0" w:evenHBand="1" w:firstRowFirstColumn="0" w:firstRowLastColumn="0" w:lastRowFirstColumn="0" w:lastRowLastColumn="0"/>
+              <w:cnfStyle w:val="000000000000" w:firstRow="0" w:lastRow="0" w:firstColumn="0" w:lastColumn="0" w:oddVBand="0" w:evenVBand="0" w:oddHBand="0" w:evenHBand="0" w:firstRowFirstColumn="0" w:firstRowLastColumn="0" w:lastRowFirstColumn="0" w:lastRowLastColumn="0"/>
               <w:rPr>
                 <w:lang w:val="en-US"/>
               </w:rPr>
@@ -6150,34 +7737,26 @@
               <w:rPr>
                 <w:lang w:val="en-US"/>
               </w:rPr>
-              <w:t>qrcontent</w:t>
-            </w:r>
-            <w:proofErr w:type="spellEnd"/>
+              <w:t>s</w:t>
+            </w:r>
             <w:r>
               <w:rPr>
                 <w:lang w:val="en-US"/>
               </w:rPr>
-              <w:t xml:space="preserve">, pp: und </w:t>
-            </w:r>
-            <w:proofErr w:type="spellStart"/>
+              <w:t>bp</w:t>
+            </w:r>
+            <w:proofErr w:type="spellEnd"/>
             <w:r>
               <w:rPr>
                 <w:lang w:val="en-US"/>
               </w:rPr>
-              <w:t>ov</w:t>
-            </w:r>
-            <w:proofErr w:type="spellEnd"/>
-            <w:r>
-              <w:rPr>
-                <w:lang w:val="en-US"/>
-              </w:rPr>
-              <w:t>: Parameter</w:t>
+              <w:t xml:space="preserve"> Parameter</w:t>
             </w:r>
           </w:p>
         </w:tc>
       </w:tr>
     </w:tbl>
-    <w:p xmlns:wp14="http://schemas.microsoft.com/office/word/2010/wordml" wp14:textId="77777777">
+    <w:p>
       <w:pPr>
         <w:rPr>
           <w:color w:val="FFFFFF" w:themeColor="background1"/>
@@ -6185,7 +7764,7 @@
         </w:rPr>
       </w:pPr>
     </w:p>
-    <w:p xmlns:wp14="http://schemas.microsoft.com/office/word/2010/wordml" wp14:textId="77777777">
+    <w:p>
       <w:pPr>
         <w:pStyle w:val="Footer"/>
         <w:rPr>
@@ -6194,9 +7773,9 @@
       </w:pPr>
     </w:p>
     <w:sectPr>
-      <w:footerReference w:type="default" r:id="rId14"/>
-      <w:footerReference w:type="first" r:id="rId15"/>
-      <w:pgSz w:w="12240" w:h="15840" w:orient="portrait" w:code="1"/>
+      <w:footerReference w:type="default" r:id="rId15"/>
+      <w:footerReference w:type="first" r:id="rId16"/>
+      <w:pgSz w:w="12240" w:h="15840" w:code="1"/>
       <w:pgMar w:top="1077" w:right="1225" w:bottom="1134" w:left="1701" w:header="720" w:footer="720" w:gutter="0"/>
       <w:cols w:space="720"/>
       <w:titlePg/>
@@ -6207,16 +7786,16 @@
 </file>
 
 <file path=word/endnotes.xml><?xml version="1.0" encoding="utf-8"?>
-<w:endnotes xmlns:wpc="http://schemas.microsoft.com/office/word/2010/wordprocessingCanvas" xmlns:mc="http://schemas.openxmlformats.org/markup-compatibility/2006" xmlns:o="urn:schemas-microsoft-com:office:office" xmlns:r="http://schemas.openxmlformats.org/officeDocument/2006/relationships" xmlns:m="http://schemas.openxmlformats.org/officeDocument/2006/math" xmlns:v="urn:schemas-microsoft-com:vml" xmlns:wp14="http://schemas.microsoft.com/office/word/2010/wordprocessingDrawing" xmlns:wp="http://schemas.openxmlformats.org/drawingml/2006/wordprocessingDrawing" xmlns:w10="urn:schemas-microsoft-com:office:word" xmlns:w="http://schemas.openxmlformats.org/wordprocessingml/2006/main" xmlns:w14="http://schemas.microsoft.com/office/word/2010/wordml" xmlns:w15="http://schemas.microsoft.com/office/word/2012/wordml" xmlns:wpg="http://schemas.microsoft.com/office/word/2010/wordprocessingGroup" xmlns:wpi="http://schemas.microsoft.com/office/word/2010/wordprocessingInk" xmlns:wne="http://schemas.microsoft.com/office/word/2006/wordml" xmlns:wps="http://schemas.microsoft.com/office/word/2010/wordprocessingShape" mc:Ignorable="w14 w15 wp14">
+<w:endnotes xmlns:wpc="http://schemas.microsoft.com/office/word/2010/wordprocessingCanvas" xmlns:cx="http://schemas.microsoft.com/office/drawing/2014/chartex" xmlns:cx1="http://schemas.microsoft.com/office/drawing/2015/9/8/chartex" xmlns:cx2="http://schemas.microsoft.com/office/drawing/2015/10/21/chartex" xmlns:cx3="http://schemas.microsoft.com/office/drawing/2016/5/9/chartex" xmlns:cx4="http://schemas.microsoft.com/office/drawing/2016/5/10/chartex" xmlns:cx5="http://schemas.microsoft.com/office/drawing/2016/5/11/chartex" xmlns:cx6="http://schemas.microsoft.com/office/drawing/2016/5/12/chartex" xmlns:cx7="http://schemas.microsoft.com/office/drawing/2016/5/13/chartex" xmlns:cx8="http://schemas.microsoft.com/office/drawing/2016/5/14/chartex" xmlns:mc="http://schemas.openxmlformats.org/markup-compatibility/2006" xmlns:aink="http://schemas.microsoft.com/office/drawing/2016/ink" xmlns:am3d="http://schemas.microsoft.com/office/drawing/2017/model3d" xmlns:o="urn:schemas-microsoft-com:office:office" xmlns:r="http://schemas.openxmlformats.org/officeDocument/2006/relationships" xmlns:m="http://schemas.openxmlformats.org/officeDocument/2006/math" xmlns:v="urn:schemas-microsoft-com:vml" xmlns:wp14="http://schemas.microsoft.com/office/word/2010/wordprocessingDrawing" xmlns:wp="http://schemas.openxmlformats.org/drawingml/2006/wordprocessingDrawing" xmlns:w10="urn:schemas-microsoft-com:office:word" xmlns:w="http://schemas.openxmlformats.org/wordprocessingml/2006/main" xmlns:w14="http://schemas.microsoft.com/office/word/2010/wordml" xmlns:w15="http://schemas.microsoft.com/office/word/2012/wordml" xmlns:w16cex="http://schemas.microsoft.com/office/word/2018/wordml/cex" xmlns:w16cid="http://schemas.microsoft.com/office/word/2016/wordml/cid" xmlns:w16="http://schemas.microsoft.com/office/word/2018/wordml" xmlns:w16se="http://schemas.microsoft.com/office/word/2015/wordml/symex" xmlns:wpg="http://schemas.microsoft.com/office/word/2010/wordprocessingGroup" xmlns:wpi="http://schemas.microsoft.com/office/word/2010/wordprocessingInk" xmlns:wne="http://schemas.microsoft.com/office/word/2006/wordml" xmlns:wps="http://schemas.microsoft.com/office/word/2010/wordprocessingShape" mc:Ignorable="w14 w15 w16se w16cid w16 w16cex wp14">
   <w:endnote w:type="separator" w:id="-1">
-    <w:p xmlns:wp14="http://schemas.microsoft.com/office/word/2010/wordml" wp14:textId="77777777">
+    <w:p>
       <w:r>
         <w:separator/>
       </w:r>
     </w:p>
   </w:endnote>
   <w:endnote w:type="continuationSeparator" w:id="0">
-    <w:p xmlns:wp14="http://schemas.microsoft.com/office/word/2010/wordml" wp14:textId="77777777">
+    <w:p>
       <w:r>
         <w:continuationSeparator/>
       </w:r>
@@ -6226,8 +7805,8 @@
 </file>
 
 <file path=word/footer1.xml><?xml version="1.0" encoding="utf-8"?>
-<w:ftr xmlns:wpc="http://schemas.microsoft.com/office/word/2010/wordprocessingCanvas" xmlns:mc="http://schemas.openxmlformats.org/markup-compatibility/2006" xmlns:o="urn:schemas-microsoft-com:office:office" xmlns:r="http://schemas.openxmlformats.org/officeDocument/2006/relationships" xmlns:m="http://schemas.openxmlformats.org/officeDocument/2006/math" xmlns:v="urn:schemas-microsoft-com:vml" xmlns:wp14="http://schemas.microsoft.com/office/word/2010/wordprocessingDrawing" xmlns:wp="http://schemas.openxmlformats.org/drawingml/2006/wordprocessingDrawing" xmlns:w10="urn:schemas-microsoft-com:office:word" xmlns:w="http://schemas.openxmlformats.org/wordprocessingml/2006/main" xmlns:w14="http://schemas.microsoft.com/office/word/2010/wordml" xmlns:w15="http://schemas.microsoft.com/office/word/2012/wordml" xmlns:wpg="http://schemas.microsoft.com/office/word/2010/wordprocessingGroup" xmlns:wpi="http://schemas.microsoft.com/office/word/2010/wordprocessingInk" xmlns:wne="http://schemas.microsoft.com/office/word/2006/wordml" xmlns:wps="http://schemas.microsoft.com/office/word/2010/wordprocessingShape" xmlns:a="http://schemas.openxmlformats.org/drawingml/2006/main" mc:Ignorable="w14 w15 wp14">
-  <w:p xmlns:wp14="http://schemas.microsoft.com/office/word/2010/wordml" wp14:textId="77777777">
+<w:ftr xmlns:wpc="http://schemas.microsoft.com/office/word/2010/wordprocessingCanvas" xmlns:cx="http://schemas.microsoft.com/office/drawing/2014/chartex" xmlns:cx1="http://schemas.microsoft.com/office/drawing/2015/9/8/chartex" xmlns:cx2="http://schemas.microsoft.com/office/drawing/2015/10/21/chartex" xmlns:cx3="http://schemas.microsoft.com/office/drawing/2016/5/9/chartex" xmlns:cx4="http://schemas.microsoft.com/office/drawing/2016/5/10/chartex" xmlns:cx5="http://schemas.microsoft.com/office/drawing/2016/5/11/chartex" xmlns:cx6="http://schemas.microsoft.com/office/drawing/2016/5/12/chartex" xmlns:cx7="http://schemas.microsoft.com/office/drawing/2016/5/13/chartex" xmlns:cx8="http://schemas.microsoft.com/office/drawing/2016/5/14/chartex" xmlns:mc="http://schemas.openxmlformats.org/markup-compatibility/2006" xmlns:aink="http://schemas.microsoft.com/office/drawing/2016/ink" xmlns:am3d="http://schemas.microsoft.com/office/drawing/2017/model3d" xmlns:o="urn:schemas-microsoft-com:office:office" xmlns:r="http://schemas.openxmlformats.org/officeDocument/2006/relationships" xmlns:m="http://schemas.openxmlformats.org/officeDocument/2006/math" xmlns:v="urn:schemas-microsoft-com:vml" xmlns:wp14="http://schemas.microsoft.com/office/word/2010/wordprocessingDrawing" xmlns:wp="http://schemas.openxmlformats.org/drawingml/2006/wordprocessingDrawing" xmlns:w10="urn:schemas-microsoft-com:office:word" xmlns:w="http://schemas.openxmlformats.org/wordprocessingml/2006/main" xmlns:w14="http://schemas.microsoft.com/office/word/2010/wordml" xmlns:w15="http://schemas.microsoft.com/office/word/2012/wordml" xmlns:w16cex="http://schemas.microsoft.com/office/word/2018/wordml/cex" xmlns:w16cid="http://schemas.microsoft.com/office/word/2016/wordml/cid" xmlns:w16="http://schemas.microsoft.com/office/word/2018/wordml" xmlns:w16se="http://schemas.microsoft.com/office/word/2015/wordml/symex" xmlns:wpg="http://schemas.microsoft.com/office/word/2010/wordprocessingGroup" xmlns:wpi="http://schemas.microsoft.com/office/word/2010/wordprocessingInk" xmlns:wne="http://schemas.microsoft.com/office/word/2006/wordml" xmlns:wps="http://schemas.microsoft.com/office/word/2010/wordprocessingShape" mc:Ignorable="w14 w15 w16se w16cid w16 w16cex wp14">
+  <w:p>
     <w:pPr>
       <w:pStyle w:val="Footer"/>
     </w:pPr>
@@ -6239,7 +7818,7 @@
       <mc:AlternateContent>
         <mc:Choice Requires="wps">
           <w:drawing>
-            <wp:anchor xmlns:wp14="http://schemas.microsoft.com/office/word/2010/wordprocessingDrawing" distT="0" distB="0" distL="114300" distR="114300" simplePos="0" relativeHeight="251659264" behindDoc="0" locked="0" layoutInCell="1" allowOverlap="1" wp14:anchorId="21720939" wp14:editId="2ED880C9">
+            <wp:anchor distT="0" distB="0" distL="114300" distR="114300" simplePos="0" relativeHeight="251659264" behindDoc="0" locked="0" layoutInCell="1" allowOverlap="1" wp14:anchorId="21720939" wp14:editId="2ED880C9">
               <wp:simplePos x="0" y="0"/>
               <wp:positionH relativeFrom="margin">
                 <wp:align>left</wp:align>
@@ -6298,19 +7877,19 @@
                             <w:tblDescription w:val="Footer info"/>
                           </w:tblPr>
                           <w:tblGrid>
-                            <w:gridCol w:w="8141"/>
-                            <w:gridCol w:w="1206"/>
+                            <w:gridCol w:w="8181"/>
+                            <w:gridCol w:w="1212"/>
                           </w:tblGrid>
-                          <w:tr xmlns:wp14="http://schemas.microsoft.com/office/word/2010/wordml" wp14:textId="77777777">
+                          <w:tr>
                             <w:tc>
                               <w:tcPr>
                                 <w:tcW w:w="4355" w:type="pct"/>
                                 <w:tcBorders>
-                                  <w:top w:val="single" w:color="F24F4F" w:themeColor="accent1" w:sz="2" w:space="0"/>
-                                  <w:bottom w:val="single" w:color="F24F4F" w:themeColor="accent1" w:sz="2" w:space="0"/>
+                                  <w:top w:val="single" w:sz="2" w:space="0" w:color="F24F4F" w:themeColor="accent1"/>
+                                  <w:bottom w:val="single" w:sz="2" w:space="0" w:color="F24F4F" w:themeColor="accent1"/>
                                 </w:tcBorders>
                               </w:tcPr>
-                              <w:p wp14:textId="77777777">
+                              <w:p>
                                 <w:pPr>
                                   <w:pStyle w:val="Footer"/>
                                   <w:rPr>
@@ -6329,11 +7908,11 @@
                               <w:tcPr>
                                 <w:tcW w:w="645" w:type="pct"/>
                                 <w:tcBorders>
-                                  <w:top w:val="single" w:color="F24F4F" w:themeColor="accent1" w:sz="2" w:space="0"/>
-                                  <w:bottom w:val="single" w:color="F24F4F" w:themeColor="accent1" w:sz="2" w:space="0"/>
+                                  <w:top w:val="single" w:sz="2" w:space="0" w:color="F24F4F" w:themeColor="accent1"/>
+                                  <w:bottom w:val="single" w:sz="2" w:space="0" w:color="F24F4F" w:themeColor="accent1"/>
                                 </w:tcBorders>
                               </w:tcPr>
-                              <w:p wp14:textId="77777777">
+                              <w:p>
                                 <w:pPr>
                                   <w:pStyle w:val="Footer"/>
                                 </w:pPr>
@@ -6361,15 +7940,15 @@
                               </w:p>
                             </w:tc>
                           </w:tr>
-                          <w:tr xmlns:wp14="http://schemas.microsoft.com/office/word/2010/wordml" wp14:textId="77777777">
+                          <w:tr>
                             <w:tc>
                               <w:tcPr>
                                 <w:tcW w:w="4355" w:type="pct"/>
                                 <w:tcBorders>
-                                  <w:top w:val="single" w:color="F24F4F" w:themeColor="accent1" w:sz="2" w:space="0"/>
+                                  <w:top w:val="single" w:sz="2" w:space="0" w:color="F24F4F" w:themeColor="accent1"/>
                                 </w:tcBorders>
                               </w:tcPr>
-                              <w:p wp14:textId="77777777">
+                              <w:p>
                                 <w:pPr>
                                   <w:pStyle w:val="Footer"/>
                                 </w:pPr>
@@ -6379,10 +7958,10 @@
                               <w:tcPr>
                                 <w:tcW w:w="645" w:type="pct"/>
                                 <w:tcBorders>
-                                  <w:top w:val="single" w:color="F24F4F" w:themeColor="accent1" w:sz="2" w:space="0"/>
+                                  <w:top w:val="single" w:sz="2" w:space="0" w:color="F24F4F" w:themeColor="accent1"/>
                                 </w:tcBorders>
                               </w:tcPr>
-                              <w:p wp14:textId="77777777">
+                              <w:p>
                                 <w:pPr>
                                   <w:pStyle w:val="Footer"/>
                                 </w:pPr>
@@ -6390,7 +7969,7 @@
                             </w:tc>
                           </w:tr>
                         </w:tbl>
-                        <w:p xmlns:wp14="http://schemas.microsoft.com/office/word/2010/wordml" wp14:textId="77777777">
+                        <w:p>
                           <w:pPr>
                             <w:pStyle w:val="Footer"/>
                           </w:pPr>
@@ -6416,12 +7995,12 @@
           </w:drawing>
         </mc:Choice>
         <mc:Fallback>
-          <w:pict w14:anchorId="115EA839">
-            <v:shapetype id="_x0000_t202" coordsize="21600,21600" o:spt="202" path="m,l,21600r21600,l21600,xe" w14:anchorId="21720939">
+          <w:pict>
+            <v:shapetype w14:anchorId="21720939" id="_x0000_t202" coordsize="21600,21600" o:spt="202" path="m,l,21600r21600,l21600,xe">
               <v:stroke joinstyle="miter"/>
               <v:path gradientshapeok="t" o:connecttype="rect"/>
             </v:shapetype>
-            <v:shape id="Text Box 7" style="position:absolute;left:0;text-align:left;margin-left:0;margin-top:0;width:468pt;height:46.8pt;z-index:251659264;visibility:visible;mso-wrap-style:square;mso-width-percent:1000;mso-height-percent:0;mso-wrap-distance-left:9pt;mso-wrap-distance-top:0;mso-wrap-distance-right:9pt;mso-wrap-distance-bottom:0;mso-position-horizontal:left;mso-position-horizontal-relative:margin;mso-position-vertical:bottom;mso-position-vertical-relative:bottom-margin-area;mso-width-percent:1000;mso-height-percent:0;mso-width-relative:margin;mso-height-relative:margin;v-text-anchor:top" alt="Footer content" o:spid="_x0000_s1027" filled="f" stroked="f" strokeweight=".5pt" type="#_x0000_t202" o:gfxdata="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">
+            <v:shape id="Text Box 7" o:spid="_x0000_s1027" type="#_x0000_t202" alt="Footer content" style="position:absolute;left:0;text-align:left;margin-left:0;margin-top:0;width:468pt;height:46.8pt;z-index:251659264;visibility:visible;mso-wrap-style:square;mso-width-percent:1000;mso-height-percent:0;mso-wrap-distance-left:9pt;mso-wrap-distance-top:0;mso-wrap-distance-right:9pt;mso-wrap-distance-bottom:0;mso-position-horizontal:left;mso-position-horizontal-relative:margin;mso-position-vertical:bottom;mso-position-vertical-relative:bottom-margin-area;mso-width-percent:1000;mso-height-percent:0;mso-width-relative:margin;mso-height-relative:margin;v-text-anchor:top" o:gfxdata="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" filled="f" stroked="f" strokeweight=".5pt">
               <v:textbox inset="0,,0">
                 <w:txbxContent>
                   <w:tbl>
@@ -6436,19 +8015,19 @@
                       <w:tblDescription w:val="Footer info"/>
                     </w:tblPr>
                     <w:tblGrid>
-                      <w:gridCol w:w="8141"/>
-                      <w:gridCol w:w="1206"/>
+                      <w:gridCol w:w="8181"/>
+                      <w:gridCol w:w="1212"/>
                     </w:tblGrid>
-                    <w:tr wp14:textId="77777777">
+                    <w:tr>
                       <w:tc>
                         <w:tcPr>
                           <w:tcW w:w="4355" w:type="pct"/>
                           <w:tcBorders>
-                            <w:top w:val="single" w:color="F24F4F" w:themeColor="accent1" w:sz="2" w:space="0"/>
-                            <w:bottom w:val="single" w:color="F24F4F" w:themeColor="accent1" w:sz="2" w:space="0"/>
+                            <w:top w:val="single" w:sz="2" w:space="0" w:color="F24F4F" w:themeColor="accent1"/>
+                            <w:bottom w:val="single" w:sz="2" w:space="0" w:color="F24F4F" w:themeColor="accent1"/>
                           </w:tcBorders>
                         </w:tcPr>
-                        <w:p wp14:textId="77777777">
+                        <w:p>
                           <w:pPr>
                             <w:pStyle w:val="Footer"/>
                             <w:rPr>
@@ -6467,11 +8046,11 @@
                         <w:tcPr>
                           <w:tcW w:w="645" w:type="pct"/>
                           <w:tcBorders>
-                            <w:top w:val="single" w:color="F24F4F" w:themeColor="accent1" w:sz="2" w:space="0"/>
-                            <w:bottom w:val="single" w:color="F24F4F" w:themeColor="accent1" w:sz="2" w:space="0"/>
+                            <w:top w:val="single" w:sz="2" w:space="0" w:color="F24F4F" w:themeColor="accent1"/>
+                            <w:bottom w:val="single" w:sz="2" w:space="0" w:color="F24F4F" w:themeColor="accent1"/>
                           </w:tcBorders>
                         </w:tcPr>
-                        <w:p wp14:textId="77777777">
+                        <w:p>
                           <w:pPr>
                             <w:pStyle w:val="Footer"/>
                           </w:pPr>
@@ -6499,15 +8078,15 @@
                         </w:p>
                       </w:tc>
                     </w:tr>
-                    <w:tr wp14:textId="77777777">
+                    <w:tr>
                       <w:tc>
                         <w:tcPr>
                           <w:tcW w:w="4355" w:type="pct"/>
                           <w:tcBorders>
-                            <w:top w:val="single" w:color="F24F4F" w:themeColor="accent1" w:sz="2" w:space="0"/>
+                            <w:top w:val="single" w:sz="2" w:space="0" w:color="F24F4F" w:themeColor="accent1"/>
                           </w:tcBorders>
                         </w:tcPr>
-                        <w:p wp14:textId="77777777">
+                        <w:p>
                           <w:pPr>
                             <w:pStyle w:val="Footer"/>
                           </w:pPr>
@@ -6517,10 +8096,10 @@
                         <w:tcPr>
                           <w:tcW w:w="645" w:type="pct"/>
                           <w:tcBorders>
-                            <w:top w:val="single" w:color="F24F4F" w:themeColor="accent1" w:sz="2" w:space="0"/>
+                            <w:top w:val="single" w:sz="2" w:space="0" w:color="F24F4F" w:themeColor="accent1"/>
                           </w:tcBorders>
                         </w:tcPr>
-                        <w:p wp14:textId="77777777">
+                        <w:p>
                           <w:pPr>
                             <w:pStyle w:val="Footer"/>
                           </w:pPr>
@@ -6528,7 +8107,7 @@
                       </w:tc>
                     </w:tr>
                   </w:tbl>
-                  <w:p wp14:textId="77777777">
+                  <w:p>
                     <w:pPr>
                       <w:pStyle w:val="Footer"/>
                     </w:pPr>
@@ -6546,8 +8125,8 @@
 </file>
 
 <file path=word/footer2.xml><?xml version="1.0" encoding="utf-8"?>
-<w:ftr xmlns:wpc="http://schemas.microsoft.com/office/word/2010/wordprocessingCanvas" xmlns:mc="http://schemas.openxmlformats.org/markup-compatibility/2006" xmlns:o="urn:schemas-microsoft-com:office:office" xmlns:r="http://schemas.openxmlformats.org/officeDocument/2006/relationships" xmlns:m="http://schemas.openxmlformats.org/officeDocument/2006/math" xmlns:v="urn:schemas-microsoft-com:vml" xmlns:wp14="http://schemas.microsoft.com/office/word/2010/wordprocessingDrawing" xmlns:wp="http://schemas.openxmlformats.org/drawingml/2006/wordprocessingDrawing" xmlns:w10="urn:schemas-microsoft-com:office:word" xmlns:w="http://schemas.openxmlformats.org/wordprocessingml/2006/main" xmlns:w14="http://schemas.microsoft.com/office/word/2010/wordml" xmlns:w15="http://schemas.microsoft.com/office/word/2012/wordml" xmlns:wpg="http://schemas.microsoft.com/office/word/2010/wordprocessingGroup" xmlns:wpi="http://schemas.microsoft.com/office/word/2010/wordprocessingInk" xmlns:wne="http://schemas.microsoft.com/office/word/2006/wordml" xmlns:wps="http://schemas.microsoft.com/office/word/2010/wordprocessingShape" xmlns:a="http://schemas.openxmlformats.org/drawingml/2006/main" xmlns:pic="http://schemas.openxmlformats.org/drawingml/2006/picture" xmlns:a14="http://schemas.microsoft.com/office/drawing/2010/main" mc:Ignorable="w14 w15 wp14">
-  <w:p xmlns:wp14="http://schemas.microsoft.com/office/word/2010/wordml" wp14:textId="77777777">
+<w:ftr xmlns:wpc="http://schemas.microsoft.com/office/word/2010/wordprocessingCanvas" xmlns:cx="http://schemas.microsoft.com/office/drawing/2014/chartex" xmlns:cx1="http://schemas.microsoft.com/office/drawing/2015/9/8/chartex" xmlns:cx2="http://schemas.microsoft.com/office/drawing/2015/10/21/chartex" xmlns:cx3="http://schemas.microsoft.com/office/drawing/2016/5/9/chartex" xmlns:cx4="http://schemas.microsoft.com/office/drawing/2016/5/10/chartex" xmlns:cx5="http://schemas.microsoft.com/office/drawing/2016/5/11/chartex" xmlns:cx6="http://schemas.microsoft.com/office/drawing/2016/5/12/chartex" xmlns:cx7="http://schemas.microsoft.com/office/drawing/2016/5/13/chartex" xmlns:cx8="http://schemas.microsoft.com/office/drawing/2016/5/14/chartex" xmlns:mc="http://schemas.openxmlformats.org/markup-compatibility/2006" xmlns:aink="http://schemas.microsoft.com/office/drawing/2016/ink" xmlns:am3d="http://schemas.microsoft.com/office/drawing/2017/model3d" xmlns:o="urn:schemas-microsoft-com:office:office" xmlns:r="http://schemas.openxmlformats.org/officeDocument/2006/relationships" xmlns:m="http://schemas.openxmlformats.org/officeDocument/2006/math" xmlns:v="urn:schemas-microsoft-com:vml" xmlns:wp14="http://schemas.microsoft.com/office/word/2010/wordprocessingDrawing" xmlns:wp="http://schemas.openxmlformats.org/drawingml/2006/wordprocessingDrawing" xmlns:w10="urn:schemas-microsoft-com:office:word" xmlns:w="http://schemas.openxmlformats.org/wordprocessingml/2006/main" xmlns:w14="http://schemas.microsoft.com/office/word/2010/wordml" xmlns:w15="http://schemas.microsoft.com/office/word/2012/wordml" xmlns:w16cex="http://schemas.microsoft.com/office/word/2018/wordml/cex" xmlns:w16cid="http://schemas.microsoft.com/office/word/2016/wordml/cid" xmlns:w16="http://schemas.microsoft.com/office/word/2018/wordml" xmlns:w16se="http://schemas.microsoft.com/office/word/2015/wordml/symex" xmlns:wpg="http://schemas.microsoft.com/office/word/2010/wordprocessingGroup" xmlns:wpi="http://schemas.microsoft.com/office/word/2010/wordprocessingInk" xmlns:wne="http://schemas.microsoft.com/office/word/2006/wordml" xmlns:wps="http://schemas.microsoft.com/office/word/2010/wordprocessingShape" mc:Ignorable="w14 w15 w16se w16cid w16 w16cex wp14">
+  <w:p>
     <w:pPr>
       <w:pStyle w:val="Footer"/>
     </w:pPr>
@@ -6558,7 +8137,7 @@
       <w:tblW w:w="5251" w:type="pct"/>
       <w:tblInd w:w="-426" w:type="dxa"/>
       <w:tblBorders>
-        <w:top w:val="single" w:color="F70146" w:sz="2" w:space="0"/>
+        <w:top w:val="single" w:sz="2" w:space="0" w:color="F70146"/>
       </w:tblBorders>
       <w:tblLayout w:type="fixed"/>
       <w:tblCellMar>
@@ -6571,7 +8150,7 @@
       <w:gridCol w:w="3547"/>
       <w:gridCol w:w="6235"/>
     </w:tblGrid>
-    <w:tr xmlns:wp14="http://schemas.microsoft.com/office/word/2010/wordml" wp14:textId="77777777">
+    <w:tr>
       <w:trPr>
         <w:trHeight w:val="1847"/>
       </w:trPr>
@@ -6579,16 +8158,24 @@
         <w:tcPr>
           <w:tcW w:w="1813" w:type="pct"/>
         </w:tcPr>
-        <w:p wp14:textId="77777777">
+        <w:p>
           <w:pPr>
             <w:pStyle w:val="Name"/>
             <w:ind w:left="0"/>
           </w:pPr>
           <w:r>
-            <w:t>E-Government Innovationszentrum</w:t>
+            <w:t>E-</w:t>
+          </w:r>
+          <w:proofErr w:type="spellStart"/>
+          <w:r>
+            <w:t>Government</w:t>
+          </w:r>
+          <w:proofErr w:type="spellEnd"/>
+          <w:r>
+            <w:t xml:space="preserve"> Innovationszentrum</w:t>
           </w:r>
         </w:p>
-        <w:p wp14:textId="77777777">
+        <w:p>
           <w:pPr>
             <w:pStyle w:val="NoSpacing"/>
             <w:ind w:left="0" w:right="0"/>
@@ -6623,13 +8210,6 @@
               <w:szCs w:val="18"/>
             </w:rPr>
             <w:br/>
-          </w:r>
-          <w:r>
-            <w:rPr>
-              <w:rFonts w:asciiTheme="majorHAnsi" w:hAnsiTheme="majorHAnsi"/>
-              <w:sz w:val="18"/>
-              <w:szCs w:val="18"/>
-            </w:rPr>
             <w:t>Tel.</w:t>
           </w:r>
           <w:r>
@@ -6639,13 +8219,6 @@
               <w:szCs w:val="18"/>
             </w:rPr>
             <w:tab/>
-          </w:r>
-          <w:r>
-            <w:rPr>
-              <w:rFonts w:asciiTheme="majorHAnsi" w:hAnsiTheme="majorHAnsi"/>
-              <w:sz w:val="18"/>
-              <w:szCs w:val="18"/>
-            </w:rPr>
             <w:t>+43 316 873 5514</w:t>
           </w:r>
           <w:r>
@@ -6655,13 +8228,6 @@
               <w:szCs w:val="18"/>
             </w:rPr>
             <w:br/>
-          </w:r>
-          <w:r>
-            <w:rPr>
-              <w:rFonts w:asciiTheme="majorHAnsi" w:hAnsiTheme="majorHAnsi"/>
-              <w:sz w:val="18"/>
-              <w:szCs w:val="18"/>
-            </w:rPr>
             <w:t xml:space="preserve">Fax. </w:t>
           </w:r>
           <w:r>
@@ -6671,13 +8237,6 @@
               <w:szCs w:val="18"/>
             </w:rPr>
             <w:tab/>
-          </w:r>
-          <w:r>
-            <w:rPr>
-              <w:rFonts w:asciiTheme="majorHAnsi" w:hAnsiTheme="majorHAnsi"/>
-              <w:sz w:val="18"/>
-              <w:szCs w:val="18"/>
-            </w:rPr>
             <w:t>+43 316 873 5520</w:t>
           </w:r>
           <w:r>
@@ -6687,13 +8246,6 @@
               <w:szCs w:val="18"/>
             </w:rPr>
             <w:br/>
-          </w:r>
-          <w:r>
-            <w:rPr>
-              <w:rFonts w:asciiTheme="majorHAnsi" w:hAnsiTheme="majorHAnsi"/>
-              <w:sz w:val="18"/>
-              <w:szCs w:val="18"/>
-            </w:rPr>
             <w:t>E-Mail</w:t>
           </w:r>
           <w:r>
@@ -6703,13 +8255,6 @@
               <w:szCs w:val="18"/>
             </w:rPr>
             <w:tab/>
-          </w:r>
-          <w:r>
-            <w:rPr>
-              <w:rFonts w:asciiTheme="majorHAnsi" w:hAnsiTheme="majorHAnsi"/>
-              <w:sz w:val="18"/>
-              <w:szCs w:val="18"/>
-            </w:rPr>
             <w:t>post@egiz.gv.at</w:t>
           </w:r>
           <w:r>
@@ -6720,7 +8265,7 @@
             </w:rPr>
             <w:br/>
           </w:r>
-          <w:hyperlink w:history="1" r:id="rId1">
+          <w:hyperlink r:id="rId1" w:history="1">
             <w:r>
               <w:rPr>
                 <w:rStyle w:val="Hyperlink"/>
@@ -6737,7 +8282,7 @@
         <w:tcPr>
           <w:tcW w:w="3187" w:type="pct"/>
         </w:tcPr>
-        <w:p wp14:textId="77777777">
+        <w:p>
           <w:pPr>
             <w:pStyle w:val="Name"/>
             <w:jc w:val="right"/>
@@ -6760,7 +8305,23 @@
               <w:sz w:val="18"/>
               <w:szCs w:val="18"/>
             </w:rPr>
-            <w:t xml:space="preserve"> E-Government Innovationszentrum </w:t>
+            <w:t xml:space="preserve"> E-</w:t>
+          </w:r>
+          <w:proofErr w:type="spellStart"/>
+          <w:r>
+            <w:rPr>
+              <w:sz w:val="18"/>
+              <w:szCs w:val="18"/>
+            </w:rPr>
+            <w:t>Government</w:t>
+          </w:r>
+          <w:proofErr w:type="spellEnd"/>
+          <w:r>
+            <w:rPr>
+              <w:sz w:val="18"/>
+              <w:szCs w:val="18"/>
+            </w:rPr>
+            <w:t xml:space="preserve"> Innovationszentrum </w:t>
           </w:r>
           <w:r>
             <w:rPr>
@@ -6771,7 +8332,7 @@
             <w:t>ist eine gemeinsame</w:t>
           </w:r>
         </w:p>
-        <w:p wp14:textId="77777777">
+        <w:p>
           <w:pPr>
             <w:pStyle w:val="Name"/>
             <w:jc w:val="right"/>
@@ -6797,7 +8358,7 @@
             <w:t>z</w:t>
           </w:r>
         </w:p>
-        <w:p wp14:textId="77777777">
+        <w:p>
           <w:pPr>
             <w:pStyle w:val="Name"/>
             <w:jc w:val="right"/>
@@ -6827,7 +8388,7 @@
               <w:lang w:val="en-US" w:eastAsia="en-US"/>
             </w:rPr>
             <w:drawing>
-              <wp:inline xmlns:wp14="http://schemas.microsoft.com/office/word/2010/wordprocessingDrawing" distT="0" distB="0" distL="0" distR="0" wp14:anchorId="42D177E2" wp14:editId="78F10346">
+              <wp:inline distT="0" distB="0" distL="0" distR="0" wp14:anchorId="42D177E2" wp14:editId="78F10346">
                 <wp:extent cx="2762250" cy="255753"/>
                 <wp:effectExtent l="0" t="0" r="0" b="0"/>
                 <wp:docPr id="5" name="Bild 3" descr="bunka"/>
@@ -6901,7 +8462,7 @@
               <w:lang w:val="en-US" w:eastAsia="en-US"/>
             </w:rPr>
             <w:drawing>
-              <wp:inline xmlns:wp14="http://schemas.microsoft.com/office/word/2010/wordprocessingDrawing" distT="0" distB="0" distL="0" distR="0" wp14:anchorId="51177D07" wp14:editId="0D246544">
+              <wp:inline distT="0" distB="0" distL="0" distR="0" wp14:anchorId="51177D07" wp14:editId="0D246544">
                 <wp:extent cx="1014794" cy="496525"/>
                 <wp:effectExtent l="0" t="0" r="0" b="0"/>
                 <wp:docPr id="6" name="Bild 2" descr="tugraz-logo"/>
@@ -6953,7 +8514,7 @@
       </w:tc>
     </w:tr>
   </w:tbl>
-  <w:p xmlns:wp14="http://schemas.microsoft.com/office/word/2010/wordml" wp14:textId="77777777">
+  <w:p>
     <w:pPr>
       <w:pStyle w:val="Footer"/>
     </w:pPr>
@@ -6962,16 +8523,16 @@
 </file>
 
 <file path=word/footnotes.xml><?xml version="1.0" encoding="utf-8"?>
-<w:footnotes xmlns:wpc="http://schemas.microsoft.com/office/word/2010/wordprocessingCanvas" xmlns:mc="http://schemas.openxmlformats.org/markup-compatibility/2006" xmlns:o="urn:schemas-microsoft-com:office:office" xmlns:r="http://schemas.openxmlformats.org/officeDocument/2006/relationships" xmlns:m="http://schemas.openxmlformats.org/officeDocument/2006/math" xmlns:v="urn:schemas-microsoft-com:vml" xmlns:wp14="http://schemas.microsoft.com/office/word/2010/wordprocessingDrawing" xmlns:wp="http://schemas.openxmlformats.org/drawingml/2006/wordprocessingDrawing" xmlns:w10="urn:schemas-microsoft-com:office:word" xmlns:w="http://schemas.openxmlformats.org/wordprocessingml/2006/main" xmlns:w14="http://schemas.microsoft.com/office/word/2010/wordml" xmlns:w15="http://schemas.microsoft.com/office/word/2012/wordml" xmlns:wpg="http://schemas.microsoft.com/office/word/2010/wordprocessingGroup" xmlns:wpi="http://schemas.microsoft.com/office/word/2010/wordprocessingInk" xmlns:wne="http://schemas.microsoft.com/office/word/2006/wordml" xmlns:wps="http://schemas.microsoft.com/office/word/2010/wordprocessingShape" mc:Ignorable="w14 w15 wp14">
+<w:footnotes xmlns:wpc="http://schemas.microsoft.com/office/word/2010/wordprocessingCanvas" xmlns:cx="http://schemas.microsoft.com/office/drawing/2014/chartex" xmlns:cx1="http://schemas.microsoft.com/office/drawing/2015/9/8/chartex" xmlns:cx2="http://schemas.microsoft.com/office/drawing/2015/10/21/chartex" xmlns:cx3="http://schemas.microsoft.com/office/drawing/2016/5/9/chartex" xmlns:cx4="http://schemas.microsoft.com/office/drawing/2016/5/10/chartex" xmlns:cx5="http://schemas.microsoft.com/office/drawing/2016/5/11/chartex" xmlns:cx6="http://schemas.microsoft.com/office/drawing/2016/5/12/chartex" xmlns:cx7="http://schemas.microsoft.com/office/drawing/2016/5/13/chartex" xmlns:cx8="http://schemas.microsoft.com/office/drawing/2016/5/14/chartex" xmlns:mc="http://schemas.openxmlformats.org/markup-compatibility/2006" xmlns:aink="http://schemas.microsoft.com/office/drawing/2016/ink" xmlns:am3d="http://schemas.microsoft.com/office/drawing/2017/model3d" xmlns:o="urn:schemas-microsoft-com:office:office" xmlns:r="http://schemas.openxmlformats.org/officeDocument/2006/relationships" xmlns:m="http://schemas.openxmlformats.org/officeDocument/2006/math" xmlns:v="urn:schemas-microsoft-com:vml" xmlns:wp14="http://schemas.microsoft.com/office/word/2010/wordprocessingDrawing" xmlns:wp="http://schemas.openxmlformats.org/drawingml/2006/wordprocessingDrawing" xmlns:w10="urn:schemas-microsoft-com:office:word" xmlns:w="http://schemas.openxmlformats.org/wordprocessingml/2006/main" xmlns:w14="http://schemas.microsoft.com/office/word/2010/wordml" xmlns:w15="http://schemas.microsoft.com/office/word/2012/wordml" xmlns:w16cex="http://schemas.microsoft.com/office/word/2018/wordml/cex" xmlns:w16cid="http://schemas.microsoft.com/office/word/2016/wordml/cid" xmlns:w16="http://schemas.microsoft.com/office/word/2018/wordml" xmlns:w16se="http://schemas.microsoft.com/office/word/2015/wordml/symex" xmlns:wpg="http://schemas.microsoft.com/office/word/2010/wordprocessingGroup" xmlns:wpi="http://schemas.microsoft.com/office/word/2010/wordprocessingInk" xmlns:wne="http://schemas.microsoft.com/office/word/2006/wordml" xmlns:wps="http://schemas.microsoft.com/office/word/2010/wordprocessingShape" mc:Ignorable="w14 w15 w16se w16cid w16 w16cex wp14">
   <w:footnote w:type="separator" w:id="-1">
-    <w:p xmlns:wp14="http://schemas.microsoft.com/office/word/2010/wordml" wp14:textId="77777777">
+    <w:p>
       <w:r>
         <w:separator/>
       </w:r>
     </w:p>
   </w:footnote>
   <w:footnote w:type="continuationSeparator" w:id="0">
-    <w:p xmlns:wp14="http://schemas.microsoft.com/office/word/2010/wordml" wp14:textId="77777777">
+    <w:p>
       <w:r>
         <w:continuationSeparator/>
       </w:r>
@@ -6981,8 +8542,8 @@
 </file>
 
 <file path=word/numbering.xml><?xml version="1.0" encoding="utf-8"?>
-<w:numbering xmlns:wpc="http://schemas.microsoft.com/office/word/2010/wordprocessingCanvas" xmlns:mc="http://schemas.openxmlformats.org/markup-compatibility/2006" xmlns:o="urn:schemas-microsoft-com:office:office" xmlns:r="http://schemas.openxmlformats.org/officeDocument/2006/relationships" xmlns:m="http://schemas.openxmlformats.org/officeDocument/2006/math" xmlns:v="urn:schemas-microsoft-com:vml" xmlns:wp14="http://schemas.microsoft.com/office/word/2010/wordprocessingDrawing" xmlns:wp="http://schemas.openxmlformats.org/drawingml/2006/wordprocessingDrawing" xmlns:w10="urn:schemas-microsoft-com:office:word" xmlns:w="http://schemas.openxmlformats.org/wordprocessingml/2006/main" xmlns:w14="http://schemas.microsoft.com/office/word/2010/wordml" xmlns:w15="http://schemas.microsoft.com/office/word/2012/wordml" xmlns:wpg="http://schemas.microsoft.com/office/word/2010/wordprocessingGroup" xmlns:wpi="http://schemas.microsoft.com/office/word/2010/wordprocessingInk" xmlns:wne="http://schemas.microsoft.com/office/word/2006/wordml" xmlns:wps="http://schemas.microsoft.com/office/word/2010/wordprocessingShape" mc:Ignorable="w14 w15 wp14">
-  <w:abstractNum w:abstractNumId="0">
+<w:numbering xmlns:wpc="http://schemas.microsoft.com/office/word/2010/wordprocessingCanvas" xmlns:cx="http://schemas.microsoft.com/office/drawing/2014/chartex" xmlns:cx1="http://schemas.microsoft.com/office/drawing/2015/9/8/chartex" xmlns:cx2="http://schemas.microsoft.com/office/drawing/2015/10/21/chartex" xmlns:cx3="http://schemas.microsoft.com/office/drawing/2016/5/9/chartex" xmlns:cx4="http://schemas.microsoft.com/office/drawing/2016/5/10/chartex" xmlns:cx5="http://schemas.microsoft.com/office/drawing/2016/5/11/chartex" xmlns:cx6="http://schemas.microsoft.com/office/drawing/2016/5/12/chartex" xmlns:cx7="http://schemas.microsoft.com/office/drawing/2016/5/13/chartex" xmlns:cx8="http://schemas.microsoft.com/office/drawing/2016/5/14/chartex" xmlns:mc="http://schemas.openxmlformats.org/markup-compatibility/2006" xmlns:aink="http://schemas.microsoft.com/office/drawing/2016/ink" xmlns:am3d="http://schemas.microsoft.com/office/drawing/2017/model3d" xmlns:o="urn:schemas-microsoft-com:office:office" xmlns:r="http://schemas.openxmlformats.org/officeDocument/2006/relationships" xmlns:m="http://schemas.openxmlformats.org/officeDocument/2006/math" xmlns:v="urn:schemas-microsoft-com:vml" xmlns:wp14="http://schemas.microsoft.com/office/word/2010/wordprocessingDrawing" xmlns:wp="http://schemas.openxmlformats.org/drawingml/2006/wordprocessingDrawing" xmlns:w10="urn:schemas-microsoft-com:office:word" xmlns:w="http://schemas.openxmlformats.org/wordprocessingml/2006/main" xmlns:w14="http://schemas.microsoft.com/office/word/2010/wordml" xmlns:w15="http://schemas.microsoft.com/office/word/2012/wordml" xmlns:w16cex="http://schemas.microsoft.com/office/word/2018/wordml/cex" xmlns:w16cid="http://schemas.microsoft.com/office/word/2016/wordml/cid" xmlns:w16="http://schemas.microsoft.com/office/word/2018/wordml" xmlns:w16se="http://schemas.microsoft.com/office/word/2015/wordml/symex" xmlns:wpg="http://schemas.microsoft.com/office/word/2010/wordprocessingGroup" xmlns:wpi="http://schemas.microsoft.com/office/word/2010/wordprocessingInk" xmlns:wne="http://schemas.microsoft.com/office/word/2006/wordml" xmlns:wps="http://schemas.microsoft.com/office/word/2010/wordprocessingShape" mc:Ignorable="w14 w15 w16se w16cid w16 w16cex wp14">
+  <w:abstractNum w:abstractNumId="0" w15:restartNumberingAfterBreak="0">
     <w:nsid w:val="FFFFFF89"/>
     <w:multiLevelType w:val="singleLevel"/>
     <w:tmpl w:val="2BE8B092"/>
@@ -6999,11 +8560,11 @@
         <w:ind w:left="360" w:hanging="360"/>
       </w:pPr>
       <w:rPr>
-        <w:rFonts w:hint="default" w:ascii="Symbol" w:hAnsi="Symbol"/>
+        <w:rFonts w:ascii="Symbol" w:hAnsi="Symbol" w:hint="default"/>
       </w:rPr>
     </w:lvl>
   </w:abstractNum>
-  <w:abstractNum w:abstractNumId="1">
+  <w:abstractNum w:abstractNumId="1" w15:restartNumberingAfterBreak="0">
     <w:nsid w:val="0EE0641F"/>
     <w:multiLevelType w:val="hybridMultilevel"/>
     <w:tmpl w:val="B150DE50"/>
@@ -7016,7 +8577,7 @@
         <w:ind w:left="720" w:hanging="360"/>
       </w:pPr>
       <w:rPr>
-        <w:rFonts w:hint="default" w:ascii="Symbol" w:hAnsi="Symbol"/>
+        <w:rFonts w:ascii="Symbol" w:hAnsi="Symbol" w:hint="default"/>
       </w:rPr>
     </w:lvl>
     <w:lvl w:ilvl="1" w:tplc="0C070003" w:tentative="1">
@@ -7028,7 +8589,7 @@
         <w:ind w:left="1440" w:hanging="360"/>
       </w:pPr>
       <w:rPr>
-        <w:rFonts w:hint="default" w:ascii="Courier New" w:hAnsi="Courier New" w:cs="Courier New"/>
+        <w:rFonts w:ascii="Courier New" w:hAnsi="Courier New" w:cs="Courier New" w:hint="default"/>
       </w:rPr>
     </w:lvl>
     <w:lvl w:ilvl="2" w:tplc="0C070005" w:tentative="1">
@@ -7040,7 +8601,7 @@
         <w:ind w:left="2160" w:hanging="360"/>
       </w:pPr>
       <w:rPr>
-        <w:rFonts w:hint="default" w:ascii="Wingdings" w:hAnsi="Wingdings"/>
+        <w:rFonts w:ascii="Wingdings" w:hAnsi="Wingdings" w:hint="default"/>
       </w:rPr>
     </w:lvl>
     <w:lvl w:ilvl="3" w:tplc="0C070001" w:tentative="1">
@@ -7052,7 +8613,7 @@
         <w:ind w:left="2880" w:hanging="360"/>
       </w:pPr>
       <w:rPr>
-        <w:rFonts w:hint="default" w:ascii="Symbol" w:hAnsi="Symbol"/>
+        <w:rFonts w:ascii="Symbol" w:hAnsi="Symbol" w:hint="default"/>
       </w:rPr>
     </w:lvl>
     <w:lvl w:ilvl="4" w:tplc="0C070003" w:tentative="1">
@@ -7064,7 +8625,7 @@
         <w:ind w:left="3600" w:hanging="360"/>
       </w:pPr>
       <w:rPr>
-        <w:rFonts w:hint="default" w:ascii="Courier New" w:hAnsi="Courier New" w:cs="Courier New"/>
+        <w:rFonts w:ascii="Courier New" w:hAnsi="Courier New" w:cs="Courier New" w:hint="default"/>
       </w:rPr>
     </w:lvl>
     <w:lvl w:ilvl="5" w:tplc="0C070005" w:tentative="1">
@@ -7076,7 +8637,7 @@
         <w:ind w:left="4320" w:hanging="360"/>
       </w:pPr>
       <w:rPr>
-        <w:rFonts w:hint="default" w:ascii="Wingdings" w:hAnsi="Wingdings"/>
+        <w:rFonts w:ascii="Wingdings" w:hAnsi="Wingdings" w:hint="default"/>
       </w:rPr>
     </w:lvl>
     <w:lvl w:ilvl="6" w:tplc="0C070001" w:tentative="1">
@@ -7088,7 +8649,7 @@
         <w:ind w:left="5040" w:hanging="360"/>
       </w:pPr>
       <w:rPr>
-        <w:rFonts w:hint="default" w:ascii="Symbol" w:hAnsi="Symbol"/>
+        <w:rFonts w:ascii="Symbol" w:hAnsi="Symbol" w:hint="default"/>
       </w:rPr>
     </w:lvl>
     <w:lvl w:ilvl="7" w:tplc="0C070003" w:tentative="1">
@@ -7100,7 +8661,7 @@
         <w:ind w:left="5760" w:hanging="360"/>
       </w:pPr>
       <w:rPr>
-        <w:rFonts w:hint="default" w:ascii="Courier New" w:hAnsi="Courier New" w:cs="Courier New"/>
+        <w:rFonts w:ascii="Courier New" w:hAnsi="Courier New" w:cs="Courier New" w:hint="default"/>
       </w:rPr>
     </w:lvl>
     <w:lvl w:ilvl="8" w:tplc="0C070005" w:tentative="1">
@@ -7112,17 +8673,17 @@
         <w:ind w:left="6480" w:hanging="360"/>
       </w:pPr>
       <w:rPr>
-        <w:rFonts w:hint="default" w:ascii="Wingdings" w:hAnsi="Wingdings"/>
+        <w:rFonts w:ascii="Wingdings" w:hAnsi="Wingdings" w:hint="default"/>
       </w:rPr>
     </w:lvl>
   </w:abstractNum>
-  <w:abstractNum w:abstractNumId="2">
+  <w:abstractNum w:abstractNumId="2" w15:restartNumberingAfterBreak="0">
     <w:nsid w:val="1A1557EE"/>
     <w:multiLevelType w:val="multilevel"/>
     <w:tmpl w:val="854C4554"/>
     <w:numStyleLink w:val="Formatvorlage1"/>
   </w:abstractNum>
-  <w:abstractNum w:abstractNumId="3">
+  <w:abstractNum w:abstractNumId="3" w15:restartNumberingAfterBreak="0">
     <w:nsid w:val="1D835B5A"/>
     <w:multiLevelType w:val="hybridMultilevel"/>
     <w:tmpl w:val="1C0C43EA"/>
@@ -7135,7 +8696,7 @@
         <w:ind w:left="360" w:hanging="360"/>
       </w:pPr>
       <w:rPr>
-        <w:rFonts w:hint="default" w:ascii="Symbol" w:hAnsi="Symbol"/>
+        <w:rFonts w:ascii="Symbol" w:hAnsi="Symbol" w:hint="default"/>
       </w:rPr>
     </w:lvl>
     <w:lvl w:ilvl="1" w:tplc="04090003" w:tentative="1">
@@ -7147,7 +8708,7 @@
         <w:ind w:left="1440" w:hanging="360"/>
       </w:pPr>
       <w:rPr>
-        <w:rFonts w:hint="default" w:ascii="Courier New" w:hAnsi="Courier New" w:cs="Courier New"/>
+        <w:rFonts w:ascii="Courier New" w:hAnsi="Courier New" w:cs="Courier New" w:hint="default"/>
       </w:rPr>
     </w:lvl>
     <w:lvl w:ilvl="2" w:tplc="04090005" w:tentative="1">
@@ -7159,7 +8720,7 @@
         <w:ind w:left="2160" w:hanging="360"/>
       </w:pPr>
       <w:rPr>
-        <w:rFonts w:hint="default" w:ascii="Wingdings" w:hAnsi="Wingdings"/>
+        <w:rFonts w:ascii="Wingdings" w:hAnsi="Wingdings" w:hint="default"/>
       </w:rPr>
     </w:lvl>
     <w:lvl w:ilvl="3" w:tplc="04090001" w:tentative="1">
@@ -7171,7 +8732,7 @@
         <w:ind w:left="2880" w:hanging="360"/>
       </w:pPr>
       <w:rPr>
-        <w:rFonts w:hint="default" w:ascii="Symbol" w:hAnsi="Symbol"/>
+        <w:rFonts w:ascii="Symbol" w:hAnsi="Symbol" w:hint="default"/>
       </w:rPr>
     </w:lvl>
     <w:lvl w:ilvl="4" w:tplc="04090003" w:tentative="1">
@@ -7183,7 +8744,7 @@
         <w:ind w:left="3600" w:hanging="360"/>
       </w:pPr>
       <w:rPr>
-        <w:rFonts w:hint="default" w:ascii="Courier New" w:hAnsi="Courier New" w:cs="Courier New"/>
+        <w:rFonts w:ascii="Courier New" w:hAnsi="Courier New" w:cs="Courier New" w:hint="default"/>
       </w:rPr>
     </w:lvl>
     <w:lvl w:ilvl="5" w:tplc="04090005" w:tentative="1">
@@ -7195,7 +8756,7 @@
         <w:ind w:left="4320" w:hanging="360"/>
       </w:pPr>
       <w:rPr>
-        <w:rFonts w:hint="default" w:ascii="Wingdings" w:hAnsi="Wingdings"/>
+        <w:rFonts w:ascii="Wingdings" w:hAnsi="Wingdings" w:hint="default"/>
       </w:rPr>
     </w:lvl>
     <w:lvl w:ilvl="6" w:tplc="04090001" w:tentative="1">
@@ -7207,7 +8768,7 @@
         <w:ind w:left="5040" w:hanging="360"/>
       </w:pPr>
       <w:rPr>
-        <w:rFonts w:hint="default" w:ascii="Symbol" w:hAnsi="Symbol"/>
+        <w:rFonts w:ascii="Symbol" w:hAnsi="Symbol" w:hint="default"/>
       </w:rPr>
     </w:lvl>
     <w:lvl w:ilvl="7" w:tplc="04090003" w:tentative="1">
@@ -7219,7 +8780,7 @@
         <w:ind w:left="5760" w:hanging="360"/>
       </w:pPr>
       <w:rPr>
-        <w:rFonts w:hint="default" w:ascii="Courier New" w:hAnsi="Courier New" w:cs="Courier New"/>
+        <w:rFonts w:ascii="Courier New" w:hAnsi="Courier New" w:cs="Courier New" w:hint="default"/>
       </w:rPr>
     </w:lvl>
     <w:lvl w:ilvl="8" w:tplc="04090005" w:tentative="1">
@@ -7231,11 +8792,11 @@
         <w:ind w:left="6480" w:hanging="360"/>
       </w:pPr>
       <w:rPr>
-        <w:rFonts w:hint="default" w:ascii="Wingdings" w:hAnsi="Wingdings"/>
+        <w:rFonts w:ascii="Wingdings" w:hAnsi="Wingdings" w:hint="default"/>
       </w:rPr>
     </w:lvl>
   </w:abstractNum>
-  <w:abstractNum w:abstractNumId="4">
+  <w:abstractNum w:abstractNumId="4" w15:restartNumberingAfterBreak="0">
     <w:nsid w:val="1DB0294B"/>
     <w:multiLevelType w:val="multilevel"/>
     <w:tmpl w:val="0407001D"/>
@@ -7321,7 +8882,7 @@
       </w:pPr>
     </w:lvl>
   </w:abstractNum>
-  <w:abstractNum w:abstractNumId="5">
+  <w:abstractNum w:abstractNumId="5" w15:restartNumberingAfterBreak="0">
     <w:nsid w:val="1DEA40E6"/>
     <w:multiLevelType w:val="hybridMultilevel"/>
     <w:tmpl w:val="182A6268"/>
@@ -7408,7 +8969,7 @@
       </w:pPr>
     </w:lvl>
   </w:abstractNum>
-  <w:abstractNum w:abstractNumId="6">
+  <w:abstractNum w:abstractNumId="6" w15:restartNumberingAfterBreak="0">
     <w:nsid w:val="2D98689B"/>
     <w:multiLevelType w:val="hybridMultilevel"/>
     <w:tmpl w:val="3076A67E"/>
@@ -7497,7 +9058,7 @@
       </w:pPr>
     </w:lvl>
   </w:abstractNum>
-  <w:abstractNum w:abstractNumId="7">
+  <w:abstractNum w:abstractNumId="7" w15:restartNumberingAfterBreak="0">
     <w:nsid w:val="326F7FE6"/>
     <w:multiLevelType w:val="hybridMultilevel"/>
     <w:tmpl w:val="C01A50E2"/>
@@ -7510,7 +9071,7 @@
         <w:ind w:left="720" w:hanging="360"/>
       </w:pPr>
       <w:rPr>
-        <w:rFonts w:hint="default" w:ascii="Symbol" w:hAnsi="Symbol"/>
+        <w:rFonts w:ascii="Symbol" w:hAnsi="Symbol" w:hint="default"/>
       </w:rPr>
     </w:lvl>
     <w:lvl w:ilvl="1" w:tplc="0C070003" w:tentative="1">
@@ -7522,7 +9083,7 @@
         <w:ind w:left="1440" w:hanging="360"/>
       </w:pPr>
       <w:rPr>
-        <w:rFonts w:hint="default" w:ascii="Courier New" w:hAnsi="Courier New" w:cs="Courier New"/>
+        <w:rFonts w:ascii="Courier New" w:hAnsi="Courier New" w:cs="Courier New" w:hint="default"/>
       </w:rPr>
     </w:lvl>
     <w:lvl w:ilvl="2" w:tplc="0C070005" w:tentative="1">
@@ -7534,7 +9095,7 @@
         <w:ind w:left="2160" w:hanging="360"/>
       </w:pPr>
       <w:rPr>
-        <w:rFonts w:hint="default" w:ascii="Wingdings" w:hAnsi="Wingdings"/>
+        <w:rFonts w:ascii="Wingdings" w:hAnsi="Wingdings" w:hint="default"/>
       </w:rPr>
     </w:lvl>
     <w:lvl w:ilvl="3" w:tplc="0C070001" w:tentative="1">
@@ -7546,7 +9107,7 @@
         <w:ind w:left="2880" w:hanging="360"/>
       </w:pPr>
       <w:rPr>
-        <w:rFonts w:hint="default" w:ascii="Symbol" w:hAnsi="Symbol"/>
+        <w:rFonts w:ascii="Symbol" w:hAnsi="Symbol" w:hint="default"/>
       </w:rPr>
     </w:lvl>
     <w:lvl w:ilvl="4" w:tplc="0C070003" w:tentative="1">
@@ -7558,7 +9119,7 @@
         <w:ind w:left="3600" w:hanging="360"/>
       </w:pPr>
       <w:rPr>
-        <w:rFonts w:hint="default" w:ascii="Courier New" w:hAnsi="Courier New" w:cs="Courier New"/>
+        <w:rFonts w:ascii="Courier New" w:hAnsi="Courier New" w:cs="Courier New" w:hint="default"/>
       </w:rPr>
     </w:lvl>
     <w:lvl w:ilvl="5" w:tplc="0C070005" w:tentative="1">
@@ -7570,7 +9131,7 @@
         <w:ind w:left="4320" w:hanging="360"/>
       </w:pPr>
       <w:rPr>
-        <w:rFonts w:hint="default" w:ascii="Wingdings" w:hAnsi="Wingdings"/>
+        <w:rFonts w:ascii="Wingdings" w:hAnsi="Wingdings" w:hint="default"/>
       </w:rPr>
     </w:lvl>
     <w:lvl w:ilvl="6" w:tplc="0C070001" w:tentative="1">
@@ -7582,7 +9143,7 @@
         <w:ind w:left="5040" w:hanging="360"/>
       </w:pPr>
       <w:rPr>
-        <w:rFonts w:hint="default" w:ascii="Symbol" w:hAnsi="Symbol"/>
+        <w:rFonts w:ascii="Symbol" w:hAnsi="Symbol" w:hint="default"/>
       </w:rPr>
     </w:lvl>
     <w:lvl w:ilvl="7" w:tplc="0C070003" w:tentative="1">
@@ -7594,7 +9155,7 @@
         <w:ind w:left="5760" w:hanging="360"/>
       </w:pPr>
       <w:rPr>
-        <w:rFonts w:hint="default" w:ascii="Courier New" w:hAnsi="Courier New" w:cs="Courier New"/>
+        <w:rFonts w:ascii="Courier New" w:hAnsi="Courier New" w:cs="Courier New" w:hint="default"/>
       </w:rPr>
     </w:lvl>
     <w:lvl w:ilvl="8" w:tplc="0C070005" w:tentative="1">
@@ -7606,11 +9167,11 @@
         <w:ind w:left="6480" w:hanging="360"/>
       </w:pPr>
       <w:rPr>
-        <w:rFonts w:hint="default" w:ascii="Wingdings" w:hAnsi="Wingdings"/>
+        <w:rFonts w:ascii="Wingdings" w:hAnsi="Wingdings" w:hint="default"/>
       </w:rPr>
     </w:lvl>
   </w:abstractNum>
-  <w:abstractNum w:abstractNumId="8">
+  <w:abstractNum w:abstractNumId="8" w15:restartNumberingAfterBreak="0">
     <w:nsid w:val="40B36413"/>
     <w:multiLevelType w:val="multilevel"/>
     <w:tmpl w:val="C1F08674"/>
@@ -7731,7 +9292,7 @@
       </w:rPr>
     </w:lvl>
   </w:abstractNum>
-  <w:abstractNum w:abstractNumId="9">
+  <w:abstractNum w:abstractNumId="9" w15:restartNumberingAfterBreak="0">
     <w:nsid w:val="4AE56C24"/>
     <w:multiLevelType w:val="hybridMultilevel"/>
     <w:tmpl w:val="C8B68AA6"/>
@@ -7820,7 +9381,7 @@
       </w:pPr>
     </w:lvl>
   </w:abstractNum>
-  <w:abstractNum w:abstractNumId="10">
+  <w:abstractNum w:abstractNumId="10" w15:restartNumberingAfterBreak="0">
     <w:nsid w:val="5AA545D7"/>
     <w:multiLevelType w:val="multilevel"/>
     <w:tmpl w:val="0407001D"/>
@@ -7906,7 +9467,7 @@
       </w:pPr>
     </w:lvl>
   </w:abstractNum>
-  <w:abstractNum w:abstractNumId="11">
+  <w:abstractNum w:abstractNumId="11" w15:restartNumberingAfterBreak="0">
     <w:nsid w:val="5CE90FA5"/>
     <w:multiLevelType w:val="multilevel"/>
     <w:tmpl w:val="5F6039A8"/>
@@ -8022,7 +9583,7 @@
       </w:rPr>
     </w:lvl>
   </w:abstractNum>
-  <w:abstractNum w:abstractNumId="12">
+  <w:abstractNum w:abstractNumId="12" w15:restartNumberingAfterBreak="0">
     <w:nsid w:val="63515386"/>
     <w:multiLevelType w:val="hybridMultilevel"/>
     <w:tmpl w:val="2684082C"/>
@@ -8035,7 +9596,7 @@
         <w:ind w:left="720" w:hanging="360"/>
       </w:pPr>
       <w:rPr>
-        <w:rFonts w:hint="default" w:ascii="Symbol" w:hAnsi="Symbol"/>
+        <w:rFonts w:ascii="Symbol" w:hAnsi="Symbol" w:hint="default"/>
       </w:rPr>
     </w:lvl>
     <w:lvl w:ilvl="1" w:tplc="0C070003">
@@ -8047,7 +9608,7 @@
         <w:ind w:left="1440" w:hanging="360"/>
       </w:pPr>
       <w:rPr>
-        <w:rFonts w:hint="default" w:ascii="Courier New" w:hAnsi="Courier New" w:cs="Courier New"/>
+        <w:rFonts w:ascii="Courier New" w:hAnsi="Courier New" w:cs="Courier New" w:hint="default"/>
       </w:rPr>
     </w:lvl>
     <w:lvl w:ilvl="2" w:tplc="0C070005" w:tentative="1">
@@ -8059,7 +9620,7 @@
         <w:ind w:left="2160" w:hanging="360"/>
       </w:pPr>
       <w:rPr>
-        <w:rFonts w:hint="default" w:ascii="Wingdings" w:hAnsi="Wingdings"/>
+        <w:rFonts w:ascii="Wingdings" w:hAnsi="Wingdings" w:hint="default"/>
       </w:rPr>
     </w:lvl>
     <w:lvl w:ilvl="3" w:tplc="0C070001" w:tentative="1">
@@ -8071,7 +9632,7 @@
         <w:ind w:left="2880" w:hanging="360"/>
       </w:pPr>
       <w:rPr>
-        <w:rFonts w:hint="default" w:ascii="Symbol" w:hAnsi="Symbol"/>
+        <w:rFonts w:ascii="Symbol" w:hAnsi="Symbol" w:hint="default"/>
       </w:rPr>
     </w:lvl>
     <w:lvl w:ilvl="4" w:tplc="0C070003" w:tentative="1">
@@ -8083,7 +9644,7 @@
         <w:ind w:left="3600" w:hanging="360"/>
       </w:pPr>
       <w:rPr>
-        <w:rFonts w:hint="default" w:ascii="Courier New" w:hAnsi="Courier New" w:cs="Courier New"/>
+        <w:rFonts w:ascii="Courier New" w:hAnsi="Courier New" w:cs="Courier New" w:hint="default"/>
       </w:rPr>
     </w:lvl>
     <w:lvl w:ilvl="5" w:tplc="0C070005" w:tentative="1">
@@ -8095,7 +9656,7 @@
         <w:ind w:left="4320" w:hanging="360"/>
       </w:pPr>
       <w:rPr>
-        <w:rFonts w:hint="default" w:ascii="Wingdings" w:hAnsi="Wingdings"/>
+        <w:rFonts w:ascii="Wingdings" w:hAnsi="Wingdings" w:hint="default"/>
       </w:rPr>
     </w:lvl>
     <w:lvl w:ilvl="6" w:tplc="0C070001" w:tentative="1">
@@ -8107,7 +9668,7 @@
         <w:ind w:left="5040" w:hanging="360"/>
       </w:pPr>
       <w:rPr>
-        <w:rFonts w:hint="default" w:ascii="Symbol" w:hAnsi="Symbol"/>
+        <w:rFonts w:ascii="Symbol" w:hAnsi="Symbol" w:hint="default"/>
       </w:rPr>
     </w:lvl>
     <w:lvl w:ilvl="7" w:tplc="0C070003" w:tentative="1">
@@ -8119,7 +9680,7 @@
         <w:ind w:left="5760" w:hanging="360"/>
       </w:pPr>
       <w:rPr>
-        <w:rFonts w:hint="default" w:ascii="Courier New" w:hAnsi="Courier New" w:cs="Courier New"/>
+        <w:rFonts w:ascii="Courier New" w:hAnsi="Courier New" w:cs="Courier New" w:hint="default"/>
       </w:rPr>
     </w:lvl>
     <w:lvl w:ilvl="8" w:tplc="0C070005" w:tentative="1">
@@ -8131,11 +9692,11 @@
         <w:ind w:left="6480" w:hanging="360"/>
       </w:pPr>
       <w:rPr>
-        <w:rFonts w:hint="default" w:ascii="Wingdings" w:hAnsi="Wingdings"/>
+        <w:rFonts w:ascii="Wingdings" w:hAnsi="Wingdings" w:hint="default"/>
       </w:rPr>
     </w:lvl>
   </w:abstractNum>
-  <w:abstractNum w:abstractNumId="13">
+  <w:abstractNum w:abstractNumId="13" w15:restartNumberingAfterBreak="0">
     <w:nsid w:val="64490A82"/>
     <w:multiLevelType w:val="multilevel"/>
     <w:tmpl w:val="854C4554"/>
@@ -8250,7 +9811,7 @@
       </w:rPr>
     </w:lvl>
   </w:abstractNum>
-  <w:abstractNum w:abstractNumId="14">
+  <w:abstractNum w:abstractNumId="14" w15:restartNumberingAfterBreak="0">
     <w:nsid w:val="65942B17"/>
     <w:multiLevelType w:val="hybridMultilevel"/>
     <w:tmpl w:val="A3B84A94"/>
@@ -8263,7 +9824,7 @@
         <w:ind w:left="720" w:hanging="360"/>
       </w:pPr>
       <w:rPr>
-        <w:rFonts w:hint="default" w:ascii="Symbol" w:hAnsi="Symbol"/>
+        <w:rFonts w:ascii="Symbol" w:hAnsi="Symbol" w:hint="default"/>
       </w:rPr>
     </w:lvl>
     <w:lvl w:ilvl="1" w:tplc="0C070003" w:tentative="1">
@@ -8275,7 +9836,7 @@
         <w:ind w:left="1440" w:hanging="360"/>
       </w:pPr>
       <w:rPr>
-        <w:rFonts w:hint="default" w:ascii="Courier New" w:hAnsi="Courier New" w:cs="Courier New"/>
+        <w:rFonts w:ascii="Courier New" w:hAnsi="Courier New" w:cs="Courier New" w:hint="default"/>
       </w:rPr>
     </w:lvl>
     <w:lvl w:ilvl="2" w:tplc="0C070005" w:tentative="1">
@@ -8287,7 +9848,7 @@
         <w:ind w:left="2160" w:hanging="360"/>
       </w:pPr>
       <w:rPr>
-        <w:rFonts w:hint="default" w:ascii="Wingdings" w:hAnsi="Wingdings"/>
+        <w:rFonts w:ascii="Wingdings" w:hAnsi="Wingdings" w:hint="default"/>
       </w:rPr>
     </w:lvl>
     <w:lvl w:ilvl="3" w:tplc="0C070001" w:tentative="1">
@@ -8299,7 +9860,7 @@
         <w:ind w:left="2880" w:hanging="360"/>
       </w:pPr>
       <w:rPr>
-        <w:rFonts w:hint="default" w:ascii="Symbol" w:hAnsi="Symbol"/>
+        <w:rFonts w:ascii="Symbol" w:hAnsi="Symbol" w:hint="default"/>
       </w:rPr>
     </w:lvl>
     <w:lvl w:ilvl="4" w:tplc="0C070003" w:tentative="1">
@@ -8311,7 +9872,7 @@
         <w:ind w:left="3600" w:hanging="360"/>
       </w:pPr>
       <w:rPr>
-        <w:rFonts w:hint="default" w:ascii="Courier New" w:hAnsi="Courier New" w:cs="Courier New"/>
+        <w:rFonts w:ascii="Courier New" w:hAnsi="Courier New" w:cs="Courier New" w:hint="default"/>
       </w:rPr>
     </w:lvl>
     <w:lvl w:ilvl="5" w:tplc="0C070005" w:tentative="1">
@@ -8323,7 +9884,7 @@
         <w:ind w:left="4320" w:hanging="360"/>
       </w:pPr>
       <w:rPr>
-        <w:rFonts w:hint="default" w:ascii="Wingdings" w:hAnsi="Wingdings"/>
+        <w:rFonts w:ascii="Wingdings" w:hAnsi="Wingdings" w:hint="default"/>
       </w:rPr>
     </w:lvl>
     <w:lvl w:ilvl="6" w:tplc="0C070001" w:tentative="1">
@@ -8335,7 +9896,7 @@
         <w:ind w:left="5040" w:hanging="360"/>
       </w:pPr>
       <w:rPr>
-        <w:rFonts w:hint="default" w:ascii="Symbol" w:hAnsi="Symbol"/>
+        <w:rFonts w:ascii="Symbol" w:hAnsi="Symbol" w:hint="default"/>
       </w:rPr>
     </w:lvl>
     <w:lvl w:ilvl="7" w:tplc="0C070003" w:tentative="1">
@@ -8347,7 +9908,7 @@
         <w:ind w:left="5760" w:hanging="360"/>
       </w:pPr>
       <w:rPr>
-        <w:rFonts w:hint="default" w:ascii="Courier New" w:hAnsi="Courier New" w:cs="Courier New"/>
+        <w:rFonts w:ascii="Courier New" w:hAnsi="Courier New" w:cs="Courier New" w:hint="default"/>
       </w:rPr>
     </w:lvl>
     <w:lvl w:ilvl="8" w:tplc="0C070005" w:tentative="1">
@@ -8359,11 +9920,11 @@
         <w:ind w:left="6480" w:hanging="360"/>
       </w:pPr>
       <w:rPr>
-        <w:rFonts w:hint="default" w:ascii="Wingdings" w:hAnsi="Wingdings"/>
+        <w:rFonts w:ascii="Wingdings" w:hAnsi="Wingdings" w:hint="default"/>
       </w:rPr>
     </w:lvl>
   </w:abstractNum>
-  <w:abstractNum w:abstractNumId="15">
+  <w:abstractNum w:abstractNumId="15" w15:restartNumberingAfterBreak="0">
     <w:nsid w:val="6B833C4F"/>
     <w:multiLevelType w:val="multilevel"/>
     <w:tmpl w:val="9AB203EC"/>
@@ -8478,7 +10039,7 @@
       </w:rPr>
     </w:lvl>
   </w:abstractNum>
-  <w:abstractNum w:abstractNumId="16">
+  <w:abstractNum w:abstractNumId="16" w15:restartNumberingAfterBreak="0">
     <w:nsid w:val="73112C9D"/>
     <w:multiLevelType w:val="hybridMultilevel"/>
     <w:tmpl w:val="89D432CE"/>
@@ -8491,7 +10052,7 @@
         <w:ind w:left="720" w:hanging="360"/>
       </w:pPr>
       <w:rPr>
-        <w:rFonts w:hint="default" w:ascii="Symbol" w:hAnsi="Symbol"/>
+        <w:rFonts w:ascii="Symbol" w:hAnsi="Symbol" w:hint="default"/>
       </w:rPr>
     </w:lvl>
     <w:lvl w:ilvl="1" w:tplc="0C070003" w:tentative="1">
@@ -8503,7 +10064,7 @@
         <w:ind w:left="1440" w:hanging="360"/>
       </w:pPr>
       <w:rPr>
-        <w:rFonts w:hint="default" w:ascii="Courier New" w:hAnsi="Courier New" w:cs="Courier New"/>
+        <w:rFonts w:ascii="Courier New" w:hAnsi="Courier New" w:cs="Courier New" w:hint="default"/>
       </w:rPr>
     </w:lvl>
     <w:lvl w:ilvl="2" w:tplc="0C070005" w:tentative="1">
@@ -8515,7 +10076,7 @@
         <w:ind w:left="2160" w:hanging="360"/>
       </w:pPr>
       <w:rPr>
-        <w:rFonts w:hint="default" w:ascii="Wingdings" w:hAnsi="Wingdings"/>
+        <w:rFonts w:ascii="Wingdings" w:hAnsi="Wingdings" w:hint="default"/>
       </w:rPr>
     </w:lvl>
     <w:lvl w:ilvl="3" w:tplc="0C070001" w:tentative="1">
@@ -8527,7 +10088,7 @@
         <w:ind w:left="2880" w:hanging="360"/>
       </w:pPr>
       <w:rPr>
-        <w:rFonts w:hint="default" w:ascii="Symbol" w:hAnsi="Symbol"/>
+        <w:rFonts w:ascii="Symbol" w:hAnsi="Symbol" w:hint="default"/>
       </w:rPr>
     </w:lvl>
     <w:lvl w:ilvl="4" w:tplc="0C070003" w:tentative="1">
@@ -8539,7 +10100,7 @@
         <w:ind w:left="3600" w:hanging="360"/>
       </w:pPr>
       <w:rPr>
-        <w:rFonts w:hint="default" w:ascii="Courier New" w:hAnsi="Courier New" w:cs="Courier New"/>
+        <w:rFonts w:ascii="Courier New" w:hAnsi="Courier New" w:cs="Courier New" w:hint="default"/>
       </w:rPr>
     </w:lvl>
     <w:lvl w:ilvl="5" w:tplc="0C070005" w:tentative="1">
@@ -8551,7 +10112,7 @@
         <w:ind w:left="4320" w:hanging="360"/>
       </w:pPr>
       <w:rPr>
-        <w:rFonts w:hint="default" w:ascii="Wingdings" w:hAnsi="Wingdings"/>
+        <w:rFonts w:ascii="Wingdings" w:hAnsi="Wingdings" w:hint="default"/>
       </w:rPr>
     </w:lvl>
     <w:lvl w:ilvl="6" w:tplc="0C070001" w:tentative="1">
@@ -8563,7 +10124,7 @@
         <w:ind w:left="5040" w:hanging="360"/>
       </w:pPr>
       <w:rPr>
-        <w:rFonts w:hint="default" w:ascii="Symbol" w:hAnsi="Symbol"/>
+        <w:rFonts w:ascii="Symbol" w:hAnsi="Symbol" w:hint="default"/>
       </w:rPr>
     </w:lvl>
     <w:lvl w:ilvl="7" w:tplc="0C070003" w:tentative="1">
@@ -8575,7 +10136,7 @@
         <w:ind w:left="5760" w:hanging="360"/>
       </w:pPr>
       <w:rPr>
-        <w:rFonts w:hint="default" w:ascii="Courier New" w:hAnsi="Courier New" w:cs="Courier New"/>
+        <w:rFonts w:ascii="Courier New" w:hAnsi="Courier New" w:cs="Courier New" w:hint="default"/>
       </w:rPr>
     </w:lvl>
     <w:lvl w:ilvl="8" w:tplc="0C070005" w:tentative="1">
@@ -8587,11 +10148,11 @@
         <w:ind w:left="6480" w:hanging="360"/>
       </w:pPr>
       <w:rPr>
-        <w:rFonts w:hint="default" w:ascii="Wingdings" w:hAnsi="Wingdings"/>
+        <w:rFonts w:ascii="Wingdings" w:hAnsi="Wingdings" w:hint="default"/>
       </w:rPr>
     </w:lvl>
   </w:abstractNum>
-  <w:abstractNum w:abstractNumId="17">
+  <w:abstractNum w:abstractNumId="17" w15:restartNumberingAfterBreak="0">
     <w:nsid w:val="7AA72634"/>
     <w:multiLevelType w:val="hybridMultilevel"/>
     <w:tmpl w:val="CAAE01C8"/>
@@ -8604,7 +10165,7 @@
         <w:ind w:left="720" w:hanging="360"/>
       </w:pPr>
       <w:rPr>
-        <w:rFonts w:hint="default" w:ascii="Symbol" w:hAnsi="Symbol"/>
+        <w:rFonts w:ascii="Symbol" w:hAnsi="Symbol" w:hint="default"/>
       </w:rPr>
     </w:lvl>
     <w:lvl w:ilvl="1" w:tplc="04070003" w:tentative="1">
@@ -8616,7 +10177,7 @@
         <w:ind w:left="1440" w:hanging="360"/>
       </w:pPr>
       <w:rPr>
-        <w:rFonts w:hint="default" w:ascii="Courier New" w:hAnsi="Courier New" w:cs="Courier New"/>
+        <w:rFonts w:ascii="Courier New" w:hAnsi="Courier New" w:cs="Courier New" w:hint="default"/>
       </w:rPr>
     </w:lvl>
     <w:lvl w:ilvl="2" w:tplc="04070005" w:tentative="1">
@@ -8628,7 +10189,7 @@
         <w:ind w:left="2160" w:hanging="360"/>
       </w:pPr>
       <w:rPr>
-        <w:rFonts w:hint="default" w:ascii="Wingdings" w:hAnsi="Wingdings"/>
+        <w:rFonts w:ascii="Wingdings" w:hAnsi="Wingdings" w:hint="default"/>
       </w:rPr>
     </w:lvl>
     <w:lvl w:ilvl="3" w:tplc="04070001" w:tentative="1">
@@ -8640,7 +10201,7 @@
         <w:ind w:left="2880" w:hanging="360"/>
       </w:pPr>
       <w:rPr>
-        <w:rFonts w:hint="default" w:ascii="Symbol" w:hAnsi="Symbol"/>
+        <w:rFonts w:ascii="Symbol" w:hAnsi="Symbol" w:hint="default"/>
       </w:rPr>
     </w:lvl>
     <w:lvl w:ilvl="4" w:tplc="04070003" w:tentative="1">
@@ -8652,7 +10213,7 @@
         <w:ind w:left="3600" w:hanging="360"/>
       </w:pPr>
       <w:rPr>
-        <w:rFonts w:hint="default" w:ascii="Courier New" w:hAnsi="Courier New" w:cs="Courier New"/>
+        <w:rFonts w:ascii="Courier New" w:hAnsi="Courier New" w:cs="Courier New" w:hint="default"/>
       </w:rPr>
     </w:lvl>
     <w:lvl w:ilvl="5" w:tplc="04070005" w:tentative="1">
@@ -8664,7 +10225,7 @@
         <w:ind w:left="4320" w:hanging="360"/>
       </w:pPr>
       <w:rPr>
-        <w:rFonts w:hint="default" w:ascii="Wingdings" w:hAnsi="Wingdings"/>
+        <w:rFonts w:ascii="Wingdings" w:hAnsi="Wingdings" w:hint="default"/>
       </w:rPr>
     </w:lvl>
     <w:lvl w:ilvl="6" w:tplc="04070001" w:tentative="1">
@@ -8676,7 +10237,7 @@
         <w:ind w:left="5040" w:hanging="360"/>
       </w:pPr>
       <w:rPr>
-        <w:rFonts w:hint="default" w:ascii="Symbol" w:hAnsi="Symbol"/>
+        <w:rFonts w:ascii="Symbol" w:hAnsi="Symbol" w:hint="default"/>
       </w:rPr>
     </w:lvl>
     <w:lvl w:ilvl="7" w:tplc="04070003" w:tentative="1">
@@ -8688,7 +10249,7 @@
         <w:ind w:left="5760" w:hanging="360"/>
       </w:pPr>
       <w:rPr>
-        <w:rFonts w:hint="default" w:ascii="Courier New" w:hAnsi="Courier New" w:cs="Courier New"/>
+        <w:rFonts w:ascii="Courier New" w:hAnsi="Courier New" w:cs="Courier New" w:hint="default"/>
       </w:rPr>
     </w:lvl>
     <w:lvl w:ilvl="8" w:tplc="04070005" w:tentative="1">
@@ -8700,7 +10261,7 @@
         <w:ind w:left="6480" w:hanging="360"/>
       </w:pPr>
       <w:rPr>
-        <w:rFonts w:hint="default" w:ascii="Wingdings" w:hAnsi="Wingdings"/>
+        <w:rFonts w:ascii="Wingdings" w:hAnsi="Wingdings" w:hint="default"/>
       </w:rPr>
     </w:lvl>
   </w:abstractNum>
@@ -8792,11 +10353,11 @@
 </file>
 
 <file path=word/styles.xml><?xml version="1.0" encoding="utf-8"?>
-<w:styles xmlns:wp14="http://schemas.microsoft.com/office/word/2010/wordprocessingDrawing" xmlns:mc="http://schemas.openxmlformats.org/markup-compatibility/2006" xmlns:r="http://schemas.openxmlformats.org/officeDocument/2006/relationships" xmlns:w="http://schemas.openxmlformats.org/wordprocessingml/2006/main" xmlns:w14="http://schemas.microsoft.com/office/word/2010/wordml" xmlns:w15="http://schemas.microsoft.com/office/word/2012/wordml" mc:Ignorable="w14 w15 wp14">
+<w:styles xmlns:mc="http://schemas.openxmlformats.org/markup-compatibility/2006" xmlns:r="http://schemas.openxmlformats.org/officeDocument/2006/relationships" xmlns:w="http://schemas.openxmlformats.org/wordprocessingml/2006/main" xmlns:w14="http://schemas.microsoft.com/office/word/2010/wordml" xmlns:w15="http://schemas.microsoft.com/office/word/2012/wordml" xmlns:w16cex="http://schemas.microsoft.com/office/word/2018/wordml/cex" xmlns:w16cid="http://schemas.microsoft.com/office/word/2016/wordml/cid" xmlns:w16="http://schemas.microsoft.com/office/word/2018/wordml" xmlns:w16se="http://schemas.microsoft.com/office/word/2015/wordml/symex" mc:Ignorable="w14 w15 w16se w16cid w16 w16cex">
   <w:docDefaults>
     <w:rPrDefault>
       <w:rPr>
-        <w:rFonts w:asciiTheme="minorHAnsi" w:hAnsiTheme="minorHAnsi" w:eastAsiaTheme="minorEastAsia" w:cstheme="minorBidi"/>
+        <w:rFonts w:asciiTheme="minorHAnsi" w:eastAsiaTheme="minorEastAsia" w:hAnsiTheme="minorHAnsi" w:cstheme="minorBidi"/>
         <w:color w:val="4C483D" w:themeColor="text2"/>
         <w:lang w:val="en-US" w:eastAsia="ja-JP" w:bidi="ar-SA"/>
       </w:rPr>
@@ -8807,17 +10368,17 @@
       </w:pPr>
     </w:pPrDefault>
   </w:docDefaults>
-  <w:latentStyles w:defLockedState="0" w:defUIPriority="99" w:defSemiHidden="0" w:defUnhideWhenUsed="0" w:defQFormat="0" w:count="371">
+  <w:latentStyles w:defLockedState="0" w:defUIPriority="99" w:defSemiHidden="0" w:defUnhideWhenUsed="0" w:defQFormat="0" w:count="376">
     <w:lsdException w:name="Normal" w:uiPriority="0" w:qFormat="1"/>
     <w:lsdException w:name="heading 1" w:uiPriority="9" w:qFormat="1"/>
-    <w:lsdException w:name="heading 2" w:uiPriority="9" w:semiHidden="1" w:unhideWhenUsed="1" w:qFormat="1"/>
-    <w:lsdException w:name="heading 3" w:uiPriority="9" w:semiHidden="1" w:unhideWhenUsed="1" w:qFormat="1"/>
-    <w:lsdException w:name="heading 4" w:uiPriority="9" w:semiHidden="1" w:unhideWhenUsed="1" w:qFormat="1"/>
-    <w:lsdException w:name="heading 5" w:locked="1" w:uiPriority="9" w:semiHidden="1" w:unhideWhenUsed="1"/>
-    <w:lsdException w:name="heading 6" w:locked="1" w:uiPriority="9" w:semiHidden="1" w:unhideWhenUsed="1" w:qFormat="1"/>
-    <w:lsdException w:name="heading 7" w:locked="1" w:uiPriority="9" w:semiHidden="1" w:unhideWhenUsed="1" w:qFormat="1"/>
-    <w:lsdException w:name="heading 8" w:locked="1" w:uiPriority="9" w:semiHidden="1" w:unhideWhenUsed="1" w:qFormat="1"/>
-    <w:lsdException w:name="heading 9" w:locked="1" w:uiPriority="9" w:semiHidden="1" w:unhideWhenUsed="1" w:qFormat="1"/>
+    <w:lsdException w:name="heading 2" w:semiHidden="1" w:uiPriority="9" w:unhideWhenUsed="1" w:qFormat="1"/>
+    <w:lsdException w:name="heading 3" w:semiHidden="1" w:uiPriority="9" w:unhideWhenUsed="1" w:qFormat="1"/>
+    <w:lsdException w:name="heading 4" w:semiHidden="1" w:uiPriority="9" w:unhideWhenUsed="1" w:qFormat="1"/>
+    <w:lsdException w:name="heading 5" w:locked="1" w:semiHidden="1" w:uiPriority="9" w:unhideWhenUsed="1"/>
+    <w:lsdException w:name="heading 6" w:locked="1" w:semiHidden="1" w:uiPriority="9" w:unhideWhenUsed="1" w:qFormat="1"/>
+    <w:lsdException w:name="heading 7" w:locked="1" w:semiHidden="1" w:uiPriority="9" w:unhideWhenUsed="1" w:qFormat="1"/>
+    <w:lsdException w:name="heading 8" w:locked="1" w:semiHidden="1" w:uiPriority="9" w:unhideWhenUsed="1" w:qFormat="1"/>
+    <w:lsdException w:name="heading 9" w:locked="1" w:semiHidden="1" w:uiPriority="9" w:unhideWhenUsed="1" w:qFormat="1"/>
     <w:lsdException w:name="index 1" w:semiHidden="1" w:unhideWhenUsed="1"/>
     <w:lsdException w:name="index 2" w:semiHidden="1" w:unhideWhenUsed="1"/>
     <w:lsdException w:name="index 3" w:semiHidden="1" w:unhideWhenUsed="1"/>
@@ -8827,22 +10388,22 @@
     <w:lsdException w:name="index 7" w:semiHidden="1" w:unhideWhenUsed="1"/>
     <w:lsdException w:name="index 8" w:semiHidden="1" w:unhideWhenUsed="1"/>
     <w:lsdException w:name="index 9" w:semiHidden="1" w:unhideWhenUsed="1"/>
-    <w:lsdException w:name="toc 1" w:uiPriority="39" w:semiHidden="1" w:unhideWhenUsed="1"/>
-    <w:lsdException w:name="toc 2" w:uiPriority="39" w:semiHidden="1" w:unhideWhenUsed="1"/>
-    <w:lsdException w:name="toc 3" w:uiPriority="39" w:semiHidden="1" w:unhideWhenUsed="1"/>
-    <w:lsdException w:name="toc 4" w:uiPriority="39" w:semiHidden="1" w:unhideWhenUsed="1"/>
-    <w:lsdException w:name="toc 5" w:uiPriority="39" w:semiHidden="1" w:unhideWhenUsed="1"/>
-    <w:lsdException w:name="toc 6" w:uiPriority="39" w:semiHidden="1" w:unhideWhenUsed="1"/>
-    <w:lsdException w:name="toc 7" w:uiPriority="39" w:semiHidden="1" w:unhideWhenUsed="1"/>
-    <w:lsdException w:name="toc 8" w:uiPriority="39" w:semiHidden="1" w:unhideWhenUsed="1"/>
-    <w:lsdException w:name="toc 9" w:uiPriority="39" w:semiHidden="1" w:unhideWhenUsed="1"/>
+    <w:lsdException w:name="toc 1" w:semiHidden="1" w:uiPriority="39" w:unhideWhenUsed="1"/>
+    <w:lsdException w:name="toc 2" w:semiHidden="1" w:uiPriority="39" w:unhideWhenUsed="1"/>
+    <w:lsdException w:name="toc 3" w:semiHidden="1" w:uiPriority="39" w:unhideWhenUsed="1"/>
+    <w:lsdException w:name="toc 4" w:semiHidden="1" w:uiPriority="39" w:unhideWhenUsed="1"/>
+    <w:lsdException w:name="toc 5" w:semiHidden="1" w:uiPriority="39" w:unhideWhenUsed="1"/>
+    <w:lsdException w:name="toc 6" w:semiHidden="1" w:uiPriority="39" w:unhideWhenUsed="1"/>
+    <w:lsdException w:name="toc 7" w:semiHidden="1" w:uiPriority="39" w:unhideWhenUsed="1"/>
+    <w:lsdException w:name="toc 8" w:semiHidden="1" w:uiPriority="39" w:unhideWhenUsed="1"/>
+    <w:lsdException w:name="toc 9" w:semiHidden="1" w:uiPriority="39" w:unhideWhenUsed="1"/>
     <w:lsdException w:name="Normal Indent" w:semiHidden="1" w:unhideWhenUsed="1"/>
     <w:lsdException w:name="footnote text" w:semiHidden="1" w:unhideWhenUsed="1"/>
     <w:lsdException w:name="annotation text" w:semiHidden="1" w:unhideWhenUsed="1"/>
     <w:lsdException w:name="header" w:semiHidden="1" w:unhideWhenUsed="1"/>
     <w:lsdException w:name="footer" w:semiHidden="1" w:unhideWhenUsed="1" w:qFormat="1"/>
     <w:lsdException w:name="index heading" w:semiHidden="1" w:unhideWhenUsed="1"/>
-    <w:lsdException w:name="caption" w:uiPriority="35" w:semiHidden="1" w:unhideWhenUsed="1" w:qFormat="1"/>
+    <w:lsdException w:name="caption" w:semiHidden="1" w:uiPriority="35" w:unhideWhenUsed="1" w:qFormat="1"/>
     <w:lsdException w:name="table of figures" w:semiHidden="1" w:unhideWhenUsed="1"/>
     <w:lsdException w:name="envelope address" w:semiHidden="1" w:unhideWhenUsed="1"/>
     <w:lsdException w:name="envelope return" w:semiHidden="1" w:unhideWhenUsed="1"/>
@@ -8873,7 +10434,7 @@
     <w:lsdException w:name="Title" w:uiPriority="2" w:qFormat="1"/>
     <w:lsdException w:name="Closing" w:semiHidden="1" w:unhideWhenUsed="1" w:qFormat="1"/>
     <w:lsdException w:name="Signature" w:semiHidden="1" w:unhideWhenUsed="1"/>
-    <w:lsdException w:name="Default Paragraph Font" w:uiPriority="1" w:semiHidden="1" w:unhideWhenUsed="1"/>
+    <w:lsdException w:name="Default Paragraph Font" w:semiHidden="1" w:uiPriority="1" w:unhideWhenUsed="1"/>
     <w:lsdException w:name="Body Text" w:semiHidden="1" w:unhideWhenUsed="1"/>
     <w:lsdException w:name="Body Text Indent" w:semiHidden="1" w:unhideWhenUsed="1"/>
     <w:lsdException w:name="List Continue" w:semiHidden="1" w:unhideWhenUsed="1"/>
@@ -8913,7 +10474,6 @@
     <w:lsdException w:name="HTML Sample" w:semiHidden="1" w:unhideWhenUsed="1"/>
     <w:lsdException w:name="HTML Typewriter" w:semiHidden="1" w:unhideWhenUsed="1"/>
     <w:lsdException w:name="HTML Variable" w:semiHidden="1" w:unhideWhenUsed="1"/>
-    <w:lsdException w:name="Normal Table" w:semiHidden="1" w:unhideWhenUsed="1"/>
     <w:lsdException w:name="annotation subject" w:semiHidden="1" w:unhideWhenUsed="1"/>
     <w:lsdException w:name="No List" w:semiHidden="1" w:unhideWhenUsed="1"/>
     <w:lsdException w:name="Outline List 1" w:semiHidden="1" w:unhideWhenUsed="1"/>
@@ -8956,11 +10516,8 @@
     <w:lsdException w:name="Table Contemporary" w:semiHidden="1" w:unhideWhenUsed="1"/>
     <w:lsdException w:name="Table Elegant" w:semiHidden="1" w:unhideWhenUsed="1"/>
     <w:lsdException w:name="Table Professional" w:semiHidden="1" w:unhideWhenUsed="1"/>
-    <w:lsdException w:name="Table Subtle 1" w:semiHidden="1" w:unhideWhenUsed="1"/>
     <w:lsdException w:name="Table Subtle 2" w:semiHidden="1" w:unhideWhenUsed="1"/>
     <w:lsdException w:name="Table Web 1" w:semiHidden="1" w:unhideWhenUsed="1"/>
-    <w:lsdException w:name="Table Web 2" w:semiHidden="1" w:unhideWhenUsed="1"/>
-    <w:lsdException w:name="Table Web 3" w:semiHidden="1" w:unhideWhenUsed="1"/>
     <w:lsdException w:name="Balloon Text" w:semiHidden="1" w:unhideWhenUsed="1"/>
     <w:lsdException w:name="Table Grid" w:uiPriority="39"/>
     <w:lsdException w:name="Table Theme" w:semiHidden="1" w:unhideWhenUsed="1"/>
@@ -9073,8 +10630,8 @@
     <w:lsdException w:name="Subtle Reference" w:uiPriority="31" w:qFormat="1"/>
     <w:lsdException w:name="Intense Reference" w:uiPriority="32" w:qFormat="1"/>
     <w:lsdException w:name="Book Title" w:uiPriority="33" w:qFormat="1"/>
-    <w:lsdException w:name="Bibliography" w:uiPriority="37" w:semiHidden="1" w:unhideWhenUsed="1"/>
-    <w:lsdException w:name="TOC Heading" w:uiPriority="39" w:semiHidden="1" w:unhideWhenUsed="1" w:qFormat="1"/>
+    <w:lsdException w:name="Bibliography" w:semiHidden="1" w:uiPriority="37" w:unhideWhenUsed="1"/>
+    <w:lsdException w:name="TOC Heading" w:semiHidden="1" w:uiPriority="39" w:unhideWhenUsed="1" w:qFormat="1"/>
     <w:lsdException w:name="Plain Table 1" w:uiPriority="41"/>
     <w:lsdException w:name="Plain Table 2" w:uiPriority="42"/>
     <w:lsdException w:name="Plain Table 3" w:uiPriority="43"/>
@@ -9179,8 +10736,13 @@
     <w:lsdException w:name="List Table 5 Dark Accent 6" w:uiPriority="50"/>
     <w:lsdException w:name="List Table 6 Colorful Accent 6" w:uiPriority="51"/>
     <w:lsdException w:name="List Table 7 Colorful Accent 6" w:uiPriority="52"/>
+    <w:lsdException w:name="Mention" w:semiHidden="1" w:unhideWhenUsed="1"/>
+    <w:lsdException w:name="Smart Hyperlink" w:semiHidden="1" w:unhideWhenUsed="1"/>
+    <w:lsdException w:name="Hashtag" w:semiHidden="1" w:unhideWhenUsed="1"/>
+    <w:lsdException w:name="Unresolved Mention" w:semiHidden="1" w:unhideWhenUsed="1"/>
+    <w:lsdException w:name="Smart Link" w:semiHidden="1" w:unhideWhenUsed="1"/>
   </w:latentStyles>
-  <w:style w:type="paragraph" w:styleId="Normal" w:default="1">
+  <w:style w:type="paragraph" w:default="1" w:styleId="Normal">
     <w:name w:val="Normal"/>
     <w:qFormat/>
     <w:rsid w:val="00835D6C"/>
@@ -9211,7 +10773,7 @@
         <w:numId w:val="11"/>
       </w:numPr>
       <w:pBdr>
-        <w:bottom w:val="single" w:color="FCDBDB" w:themeColor="accent1" w:themeTint="33" w:sz="8" w:space="0"/>
+        <w:bottom w:val="single" w:sz="8" w:space="0" w:color="FCDBDB" w:themeColor="accent1" w:themeTint="33"/>
       </w:pBdr>
       <w:spacing w:before="320" w:after="200" w:line="240" w:lineRule="auto"/>
       <w:outlineLvl w:val="0"/>
@@ -9301,13 +10863,13 @@
       <w:iCs/>
     </w:rPr>
   </w:style>
-  <w:style w:type="character" w:styleId="DefaultParagraphFont" w:default="1">
+  <w:style w:type="character" w:default="1" w:styleId="DefaultParagraphFont">
     <w:name w:val="Default Paragraph Font"/>
     <w:uiPriority w:val="1"/>
     <w:semiHidden/>
     <w:unhideWhenUsed/>
   </w:style>
-  <w:style w:type="table" w:styleId="TableNormal" w:default="1">
+  <w:style w:type="table" w:default="1" w:styleId="TableNormal">
     <w:name w:val="Normal Table"/>
     <w:uiPriority w:val="99"/>
     <w:semiHidden/>
@@ -9322,13 +10884,13 @@
       </w:tblCellMar>
     </w:tblPr>
   </w:style>
-  <w:style w:type="numbering" w:styleId="NoList" w:default="1">
+  <w:style w:type="numbering" w:default="1" w:styleId="NoList">
     <w:name w:val="No List"/>
     <w:uiPriority w:val="99"/>
     <w:semiHidden/>
     <w:unhideWhenUsed/>
   </w:style>
-  <w:style w:type="paragraph" w:styleId="Logo" w:customStyle="1">
+  <w:style w:type="paragraph" w:customStyle="1" w:styleId="Logo">
     <w:name w:val="Logo"/>
     <w:basedOn w:val="Normal"/>
     <w:uiPriority w:val="99"/>
@@ -9365,14 +10927,14 @@
       <w:szCs w:val="62"/>
     </w:rPr>
   </w:style>
-  <w:style w:type="character" w:styleId="TitleChar" w:customStyle="1">
+  <w:style w:type="character" w:customStyle="1" w:styleId="TitleChar">
     <w:name w:val="Title Char"/>
     <w:basedOn w:val="DefaultParagraphFont"/>
     <w:link w:val="Title"/>
     <w:uiPriority w:val="2"/>
     <w:rsid w:val="006D344D"/>
     <w:rPr>
-      <w:rFonts w:asciiTheme="majorHAnsi" w:hAnsiTheme="majorHAnsi" w:eastAsiaTheme="majorEastAsia" w:cstheme="majorBidi"/>
+      <w:rFonts w:asciiTheme="majorHAnsi" w:eastAsiaTheme="majorEastAsia" w:hAnsiTheme="majorHAnsi" w:cstheme="majorBidi"/>
       <w:kern w:val="28"/>
       <w:sz w:val="62"/>
       <w:szCs w:val="62"/>
@@ -9398,7 +10960,7 @@
       <w:szCs w:val="28"/>
     </w:rPr>
   </w:style>
-  <w:style w:type="character" w:styleId="SubtitleChar" w:customStyle="1">
+  <w:style w:type="character" w:customStyle="1" w:styleId="SubtitleChar">
     <w:name w:val="Subtitle Char"/>
     <w:basedOn w:val="DefaultParagraphFont"/>
     <w:link w:val="Subtitle"/>
@@ -9427,29 +10989,29 @@
     </w:pPr>
     <w:tblPr>
       <w:tblBorders>
-        <w:top w:val="single" w:color="auto" w:sz="4" w:space="0"/>
-        <w:left w:val="single" w:color="auto" w:sz="4" w:space="0"/>
-        <w:bottom w:val="single" w:color="auto" w:sz="4" w:space="0"/>
-        <w:right w:val="single" w:color="auto" w:sz="4" w:space="0"/>
-        <w:insideH w:val="single" w:color="auto" w:sz="4" w:space="0"/>
-        <w:insideV w:val="single" w:color="auto" w:sz="4" w:space="0"/>
+        <w:top w:val="single" w:sz="4" w:space="0" w:color="auto"/>
+        <w:left w:val="single" w:sz="4" w:space="0" w:color="auto"/>
+        <w:bottom w:val="single" w:sz="4" w:space="0" w:color="auto"/>
+        <w:right w:val="single" w:sz="4" w:space="0" w:color="auto"/>
+        <w:insideH w:val="single" w:sz="4" w:space="0" w:color="auto"/>
+        <w:insideV w:val="single" w:sz="4" w:space="0" w:color="auto"/>
       </w:tblBorders>
     </w:tblPr>
   </w:style>
-  <w:style w:type="character" w:styleId="Heading1Char" w:customStyle="1">
+  <w:style w:type="character" w:customStyle="1" w:styleId="Heading1Char">
     <w:name w:val="Heading 1 Char"/>
     <w:basedOn w:val="DefaultParagraphFont"/>
     <w:link w:val="Heading1"/>
     <w:uiPriority w:val="9"/>
     <w:rsid w:val="00A61BBC"/>
     <w:rPr>
-      <w:rFonts w:asciiTheme="majorHAnsi" w:hAnsiTheme="majorHAnsi" w:eastAsiaTheme="majorEastAsia" w:cstheme="majorBidi"/>
+      <w:rFonts w:asciiTheme="majorHAnsi" w:eastAsiaTheme="majorEastAsia" w:hAnsiTheme="majorHAnsi" w:cstheme="majorBidi"/>
       <w:color w:val="F70146"/>
       <w:sz w:val="36"/>
       <w:szCs w:val="36"/>
     </w:rPr>
   </w:style>
-  <w:style w:type="character" w:styleId="Heading2Char" w:customStyle="1">
+  <w:style w:type="character" w:customStyle="1" w:styleId="Heading2Char">
     <w:name w:val="Heading 2 Char"/>
     <w:basedOn w:val="DefaultParagraphFont"/>
     <w:link w:val="Heading2"/>
@@ -9463,7 +11025,7 @@
       <w:szCs w:val="26"/>
     </w:rPr>
   </w:style>
-  <w:style w:type="character" w:styleId="Heading3Char" w:customStyle="1">
+  <w:style w:type="character" w:customStyle="1" w:styleId="Heading3Char">
     <w:name w:val="Heading 3 Char"/>
     <w:basedOn w:val="DefaultParagraphFont"/>
     <w:link w:val="Heading3"/>
@@ -9492,7 +11054,7 @@
       <w:spacing w:after="0" w:line="240" w:lineRule="auto"/>
     </w:pPr>
   </w:style>
-  <w:style w:type="table" w:styleId="TipTable" w:customStyle="1">
+  <w:style w:type="table" w:customStyle="1" w:styleId="TipTable">
     <w:name w:val="Tip Table"/>
     <w:basedOn w:val="TableNormal"/>
     <w:uiPriority w:val="99"/>
@@ -9521,7 +11083,7 @@
       </w:pPr>
     </w:tblStylePr>
   </w:style>
-  <w:style w:type="paragraph" w:styleId="TipText" w:customStyle="1">
+  <w:style w:type="paragraph" w:customStyle="1" w:styleId="TipText">
     <w:name w:val="Tip Text"/>
     <w:basedOn w:val="Normal"/>
     <w:uiPriority w:val="99"/>
@@ -9538,7 +11100,7 @@
       <w:szCs w:val="16"/>
     </w:rPr>
   </w:style>
-  <w:style w:type="paragraph" w:styleId="Icon" w:customStyle="1">
+  <w:style w:type="paragraph" w:customStyle="1" w:styleId="Icon">
     <w:name w:val="Icon"/>
     <w:basedOn w:val="Normal"/>
     <w:uiPriority w:val="99"/>
@@ -9549,20 +11111,20 @@
       <w:jc w:val="center"/>
     </w:pPr>
   </w:style>
-  <w:style w:type="character" w:styleId="Heading4Char" w:customStyle="1">
+  <w:style w:type="character" w:customStyle="1" w:styleId="Heading4Char">
     <w:name w:val="Heading 4 Char"/>
     <w:basedOn w:val="DefaultParagraphFont"/>
     <w:link w:val="Heading4"/>
     <w:uiPriority w:val="9"/>
     <w:rsid w:val="000D7E18"/>
     <w:rPr>
-      <w:rFonts w:asciiTheme="majorHAnsi" w:hAnsiTheme="majorHAnsi" w:eastAsiaTheme="majorEastAsia" w:cstheme="majorBidi"/>
+      <w:rFonts w:asciiTheme="majorHAnsi" w:eastAsiaTheme="majorEastAsia" w:hAnsiTheme="majorHAnsi" w:cstheme="majorBidi"/>
       <w:i/>
       <w:iCs/>
       <w:sz w:val="22"/>
     </w:rPr>
   </w:style>
-  <w:style w:type="table" w:styleId="SOWTable" w:customStyle="1">
+  <w:style w:type="table" w:customStyle="1" w:styleId="SOWTable">
     <w:name w:val="SOW Table"/>
     <w:basedOn w:val="TableNormal"/>
     <w:uiPriority w:val="99"/>
@@ -9573,11 +11135,11 @@
     <w:tblPr>
       <w:tblStyleRowBandSize w:val="1"/>
       <w:tblBorders>
-        <w:top w:val="single" w:color="BCB8AC" w:themeColor="text2" w:themeTint="66" w:sz="4" w:space="0"/>
-        <w:left w:val="single" w:color="BCB8AC" w:themeColor="text2" w:themeTint="66" w:sz="4" w:space="0"/>
-        <w:bottom w:val="single" w:color="BCB8AC" w:themeColor="text2" w:themeTint="66" w:sz="4" w:space="0"/>
-        <w:right w:val="single" w:color="BCB8AC" w:themeColor="text2" w:themeTint="66" w:sz="4" w:space="0"/>
-        <w:insideV w:val="single" w:color="BCB8AC" w:themeColor="text2" w:themeTint="66" w:sz="4" w:space="0"/>
+        <w:top w:val="single" w:sz="4" w:space="0" w:color="BCB8AC" w:themeColor="text2" w:themeTint="66"/>
+        <w:left w:val="single" w:sz="4" w:space="0" w:color="BCB8AC" w:themeColor="text2" w:themeTint="66"/>
+        <w:bottom w:val="single" w:sz="4" w:space="0" w:color="BCB8AC" w:themeColor="text2" w:themeTint="66"/>
+        <w:right w:val="single" w:sz="4" w:space="0" w:color="BCB8AC" w:themeColor="text2" w:themeTint="66"/>
+        <w:insideV w:val="single" w:sz="4" w:space="0" w:color="BCB8AC" w:themeColor="text2" w:themeTint="66"/>
       </w:tblBorders>
     </w:tblPr>
     <w:tblStylePr w:type="firstRow">
@@ -9645,7 +11207,7 @@
       <w:ind w:left="720" w:right="3240"/>
     </w:pPr>
   </w:style>
-  <w:style w:type="table" w:styleId="LayoutTable" w:customStyle="1">
+  <w:style w:type="table" w:customStyle="1" w:styleId="LayoutTable">
     <w:name w:val="Layout Table"/>
     <w:basedOn w:val="TableNormal"/>
     <w:uiPriority w:val="99"/>
@@ -9660,7 +11222,7 @@
       </w:tblCellMar>
     </w:tblPr>
   </w:style>
-  <w:style w:type="paragraph" w:styleId="FormHeading" w:customStyle="1">
+  <w:style w:type="paragraph" w:customStyle="1" w:styleId="FormHeading">
     <w:name w:val="Form Heading"/>
     <w:basedOn w:val="Normal"/>
     <w:next w:val="Normal"/>
@@ -9675,7 +11237,7 @@
       <w:color w:val="F70146"/>
     </w:rPr>
   </w:style>
-  <w:style w:type="paragraph" w:styleId="Name" w:customStyle="1">
+  <w:style w:type="paragraph" w:customStyle="1" w:styleId="Name">
     <w:name w:val="Name"/>
     <w:basedOn w:val="Normal"/>
     <w:uiPriority w:val="2"/>
@@ -9703,7 +11265,7 @@
       <w:ind w:left="360"/>
     </w:pPr>
   </w:style>
-  <w:style w:type="character" w:styleId="BodyTextIndentChar" w:customStyle="1">
+  <w:style w:type="character" w:customStyle="1" w:styleId="BodyTextIndentChar">
     <w:name w:val="Body Text Indent Char"/>
     <w:basedOn w:val="DefaultParagraphFont"/>
     <w:link w:val="BodyTextIndent"/>
@@ -9732,13 +11294,13 @@
       <w:spacing w:before="720" w:after="0" w:line="240" w:lineRule="auto"/>
     </w:pPr>
   </w:style>
-  <w:style w:type="character" w:styleId="ClosingChar" w:customStyle="1">
+  <w:style w:type="character" w:customStyle="1" w:styleId="ClosingChar">
     <w:name w:val="Closing Char"/>
     <w:basedOn w:val="DefaultParagraphFont"/>
     <w:link w:val="Closing"/>
     <w:uiPriority w:val="11"/>
   </w:style>
-  <w:style w:type="table" w:styleId="SignatureTable" w:customStyle="1">
+  <w:style w:type="table" w:customStyle="1" w:styleId="SignatureTable">
     <w:name w:val="Signature Table"/>
     <w:basedOn w:val="TableNormal"/>
     <w:uiPriority w:val="99"/>
@@ -9761,7 +11323,7 @@
       <w:contextualSpacing/>
     </w:pPr>
   </w:style>
-  <w:style w:type="character" w:styleId="HeaderChar" w:customStyle="1">
+  <w:style w:type="character" w:customStyle="1" w:styleId="HeaderChar">
     <w:name w:val="Header Char"/>
     <w:basedOn w:val="DefaultParagraphFont"/>
     <w:link w:val="Header"/>
@@ -9784,7 +11346,7 @@
       <w:szCs w:val="18"/>
     </w:rPr>
   </w:style>
-  <w:style w:type="character" w:styleId="FooterChar" w:customStyle="1">
+  <w:style w:type="character" w:customStyle="1" w:styleId="FooterChar">
     <w:name w:val="Footer Char"/>
     <w:basedOn w:val="DefaultParagraphFont"/>
     <w:link w:val="Footer"/>
@@ -9813,7 +11375,7 @@
       <w:szCs w:val="16"/>
     </w:rPr>
   </w:style>
-  <w:style w:type="character" w:styleId="BalloonTextChar" w:customStyle="1">
+  <w:style w:type="character" w:customStyle="1" w:styleId="BalloonTextChar">
     <w:name w:val="Balloon Text Char"/>
     <w:basedOn w:val="DefaultParagraphFont"/>
     <w:link w:val="BalloonText"/>
@@ -9848,7 +11410,7 @@
     <w:rsid w:val="00DA6AB9"/>
     <w:pPr>
       <w:pBdr>
-        <w:bottom w:val="none" w:color="auto" w:sz="0" w:space="0"/>
+        <w:bottom w:val="none" w:sz="0" w:space="0" w:color="auto"/>
       </w:pBdr>
       <w:spacing w:before="480" w:after="0" w:line="276" w:lineRule="auto"/>
       <w:outlineLvl w:val="9"/>
@@ -9874,7 +11436,7 @@
       <w:spacing w:after="100"/>
     </w:pPr>
   </w:style>
-  <w:style w:type="numbering" w:styleId="Formatvorlage1" w:customStyle="1">
+  <w:style w:type="numbering" w:customStyle="1" w:styleId="Formatvorlage1">
     <w:name w:val="Formatvorlage1"/>
     <w:uiPriority w:val="99"/>
     <w:rsid w:val="00DA6AB9"/>
@@ -9884,7 +11446,7 @@
       </w:numPr>
     </w:pPr>
   </w:style>
-  <w:style w:type="numbering" w:styleId="Formatvorlage2" w:customStyle="1">
+  <w:style w:type="numbering" w:customStyle="1" w:styleId="Formatvorlage2">
     <w:name w:val="Formatvorlage2"/>
     <w:uiPriority w:val="99"/>
     <w:rsid w:val="00DA6AB9"/>
@@ -9949,10 +11511,10 @@
       <w:tblStyleRowBandSize w:val="1"/>
       <w:tblStyleColBandSize w:val="1"/>
       <w:tblBorders>
-        <w:top w:val="single" w:color="F24F4F" w:themeColor="accent1" w:sz="8" w:space="0"/>
-        <w:left w:val="single" w:color="F24F4F" w:themeColor="accent1" w:sz="8" w:space="0"/>
-        <w:bottom w:val="single" w:color="F24F4F" w:themeColor="accent1" w:sz="8" w:space="0"/>
-        <w:right w:val="single" w:color="F24F4F" w:themeColor="accent1" w:sz="8" w:space="0"/>
+        <w:top w:val="single" w:sz="8" w:space="0" w:color="F24F4F" w:themeColor="accent1"/>
+        <w:left w:val="single" w:sz="8" w:space="0" w:color="F24F4F" w:themeColor="accent1"/>
+        <w:bottom w:val="single" w:sz="8" w:space="0" w:color="F24F4F" w:themeColor="accent1"/>
+        <w:right w:val="single" w:sz="8" w:space="0" w:color="F24F4F" w:themeColor="accent1"/>
       </w:tblBorders>
     </w:tblPr>
     <w:tblStylePr w:type="firstRow">
@@ -9980,10 +11542,10 @@
       <w:tblPr/>
       <w:tcPr>
         <w:tcBorders>
-          <w:top w:val="double" w:color="F24F4F" w:themeColor="accent1" w:sz="6" w:space="0"/>
-          <w:left w:val="single" w:color="F24F4F" w:themeColor="accent1" w:sz="8" w:space="0"/>
-          <w:bottom w:val="single" w:color="F24F4F" w:themeColor="accent1" w:sz="8" w:space="0"/>
-          <w:right w:val="single" w:color="F24F4F" w:themeColor="accent1" w:sz="8" w:space="0"/>
+          <w:top w:val="double" w:sz="6" w:space="0" w:color="F24F4F" w:themeColor="accent1"/>
+          <w:left w:val="single" w:sz="8" w:space="0" w:color="F24F4F" w:themeColor="accent1"/>
+          <w:bottom w:val="single" w:sz="8" w:space="0" w:color="F24F4F" w:themeColor="accent1"/>
+          <w:right w:val="single" w:sz="8" w:space="0" w:color="F24F4F" w:themeColor="accent1"/>
         </w:tcBorders>
       </w:tcPr>
     </w:tblStylePr>
@@ -10003,10 +11565,10 @@
       <w:tblPr/>
       <w:tcPr>
         <w:tcBorders>
-          <w:top w:val="single" w:color="F24F4F" w:themeColor="accent1" w:sz="8" w:space="0"/>
-          <w:left w:val="single" w:color="F24F4F" w:themeColor="accent1" w:sz="8" w:space="0"/>
-          <w:bottom w:val="single" w:color="F24F4F" w:themeColor="accent1" w:sz="8" w:space="0"/>
-          <w:right w:val="single" w:color="F24F4F" w:themeColor="accent1" w:sz="8" w:space="0"/>
+          <w:top w:val="single" w:sz="8" w:space="0" w:color="F24F4F" w:themeColor="accent1"/>
+          <w:left w:val="single" w:sz="8" w:space="0" w:color="F24F4F" w:themeColor="accent1"/>
+          <w:bottom w:val="single" w:sz="8" w:space="0" w:color="F24F4F" w:themeColor="accent1"/>
+          <w:right w:val="single" w:sz="8" w:space="0" w:color="F24F4F" w:themeColor="accent1"/>
         </w:tcBorders>
       </w:tcPr>
     </w:tblStylePr>
@@ -10014,15 +11576,15 @@
       <w:tblPr/>
       <w:tcPr>
         <w:tcBorders>
-          <w:top w:val="single" w:color="F24F4F" w:themeColor="accent1" w:sz="8" w:space="0"/>
-          <w:left w:val="single" w:color="F24F4F" w:themeColor="accent1" w:sz="8" w:space="0"/>
-          <w:bottom w:val="single" w:color="F24F4F" w:themeColor="accent1" w:sz="8" w:space="0"/>
-          <w:right w:val="single" w:color="F24F4F" w:themeColor="accent1" w:sz="8" w:space="0"/>
+          <w:top w:val="single" w:sz="8" w:space="0" w:color="F24F4F" w:themeColor="accent1"/>
+          <w:left w:val="single" w:sz="8" w:space="0" w:color="F24F4F" w:themeColor="accent1"/>
+          <w:bottom w:val="single" w:sz="8" w:space="0" w:color="F24F4F" w:themeColor="accent1"/>
+          <w:right w:val="single" w:sz="8" w:space="0" w:color="F24F4F" w:themeColor="accent1"/>
         </w:tcBorders>
       </w:tcPr>
     </w:tblStylePr>
   </w:style>
-  <w:style w:type="paragraph" w:styleId="Preformatted" w:customStyle="1">
+  <w:style w:type="paragraph" w:customStyle="1" w:styleId="Preformatted">
     <w:name w:val="Preformatted"/>
     <w:basedOn w:val="Normal"/>
     <w:link w:val="PreformattedChar"/>
@@ -10032,26 +11594,26 @@
       <w:spacing w:after="0" w:line="240" w:lineRule="auto"/>
     </w:pPr>
     <w:rPr>
-      <w:rFonts w:ascii="Courier New" w:hAnsi="Courier New" w:eastAsia="Times New Roman" w:cs="Courier New"/>
+      <w:rFonts w:ascii="Courier New" w:eastAsia="Times New Roman" w:hAnsi="Courier New" w:cs="Courier New"/>
       <w:noProof/>
       <w:color w:val="auto"/>
       <w:sz w:val="20"/>
       <w:lang w:eastAsia="de-AT"/>
     </w:rPr>
   </w:style>
-  <w:style w:type="character" w:styleId="PreformattedChar" w:customStyle="1">
+  <w:style w:type="character" w:customStyle="1" w:styleId="PreformattedChar">
     <w:name w:val="Preformatted Char"/>
     <w:basedOn w:val="DefaultParagraphFont"/>
     <w:link w:val="Preformatted"/>
     <w:rsid w:val="00CB4722"/>
     <w:rPr>
-      <w:rFonts w:ascii="Courier New" w:hAnsi="Courier New" w:eastAsia="Times New Roman" w:cs="Courier New"/>
+      <w:rFonts w:ascii="Courier New" w:eastAsia="Times New Roman" w:hAnsi="Courier New" w:cs="Courier New"/>
       <w:noProof/>
       <w:color w:val="auto"/>
       <w:lang w:eastAsia="de-AT"/>
     </w:rPr>
   </w:style>
-  <w:style w:type="paragraph" w:styleId="Nummerierung" w:customStyle="1">
+  <w:style w:type="paragraph" w:customStyle="1" w:styleId="Nummerierung">
     <w:name w:val="Nummerierung"/>
     <w:basedOn w:val="ListBullet"/>
     <w:link w:val="NummerierungZchn"/>
@@ -10063,7 +11625,7 @@
       </w:numPr>
     </w:pPr>
   </w:style>
-  <w:style w:type="character" w:styleId="ListBulletChar" w:customStyle="1">
+  <w:style w:type="character" w:customStyle="1" w:styleId="ListBulletChar">
     <w:name w:val="List Bullet Char"/>
     <w:basedOn w:val="DefaultParagraphFont"/>
     <w:link w:val="ListBullet"/>
@@ -10074,7 +11636,7 @@
       <w:sz w:val="22"/>
     </w:rPr>
   </w:style>
-  <w:style w:type="character" w:styleId="NummerierungZchn" w:customStyle="1">
+  <w:style w:type="character" w:customStyle="1" w:styleId="NummerierungZchn">
     <w:name w:val="Nummerierung Zchn"/>
     <w:basedOn w:val="ListBulletChar"/>
     <w:link w:val="Nummerierung"/>
@@ -10084,14 +11646,14 @@
       <w:sz w:val="22"/>
     </w:rPr>
   </w:style>
-  <w:style w:type="paragraph" w:styleId="Tabellen" w:customStyle="1">
+  <w:style w:type="paragraph" w:customStyle="1" w:styleId="Tabellen">
     <w:name w:val="Tabellen"/>
     <w:basedOn w:val="Normal"/>
     <w:link w:val="TabellenZchn"/>
     <w:qFormat/>
     <w:rsid w:val="00835D6C"/>
   </w:style>
-  <w:style w:type="character" w:styleId="TabellenZchn" w:customStyle="1">
+  <w:style w:type="character" w:customStyle="1" w:styleId="TabellenZchn">
     <w:name w:val="Tabellen Zchn"/>
     <w:basedOn w:val="DefaultParagraphFont"/>
     <w:link w:val="Tabellen"/>
@@ -10127,6 +11689,18 @@
       <w:ind w:left="720"/>
       <w:contextualSpacing/>
     </w:pPr>
+  </w:style>
+  <w:style w:type="character" w:styleId="UnresolvedMention">
+    <w:name w:val="Unresolved Mention"/>
+    <w:basedOn w:val="DefaultParagraphFont"/>
+    <w:uiPriority w:val="99"/>
+    <w:semiHidden/>
+    <w:unhideWhenUsed/>
+    <w:rsid w:val="0094008C"/>
+    <w:rPr>
+      <w:color w:val="605E5C"/>
+      <w:shd w:val="clear" w:color="auto" w:fill="E1DFDD"/>
+    </w:rPr>
   </w:style>
 </w:styles>
 </file>
@@ -10347,16 +11921,16 @@
 </file>
 
 <file path=customXml/item2.xml><?xml version="1.0" encoding="utf-8"?>
+<b:Sources xmlns:b="http://schemas.openxmlformats.org/officeDocument/2006/bibliography" SelectedStyle="\apasixtheditionofficeonline.xsl" StyleName="APA" Version="6"/>
+</file>
+
+<file path=customXml/item3.xml><?xml version="1.0" encoding="utf-8"?>
 <?mso-contentType ?>
 <FormTemplates xmlns="http://schemas.microsoft.com/sharepoint/v3/contenttype/forms">
   <Display>DocumentLibraryForm</Display>
   <Edit>AssetEditForm</Edit>
   <New>DocumentLibraryForm</New>
 </FormTemplates>
-</file>
-
-<file path=customXml/item3.xml><?xml version="1.0" encoding="utf-8"?>
-<b:Sources xmlns:b="http://schemas.openxmlformats.org/officeDocument/2006/bibliography" SelectedStyle="\apasixtheditionofficeonline.xsl" StyleName="APA" Version="6"/>
 </file>
 
 <file path=customXml/itemProps1.xml><?xml version="1.0" encoding="utf-8"?>
@@ -10368,17 +11942,17 @@
 </file>
 
 <file path=customXml/itemProps2.xml><?xml version="1.0" encoding="utf-8"?>
+<ds:datastoreItem xmlns:ds="http://schemas.openxmlformats.org/officeDocument/2006/customXml" ds:itemID="{19D0AB75-0803-47C4-A7C9-B11EC8528C43}">
+  <ds:schemaRefs>
+    <ds:schemaRef ds:uri="http://schemas.openxmlformats.org/officeDocument/2006/bibliography"/>
+  </ds:schemaRefs>
+</ds:datastoreItem>
+</file>
+
+<file path=customXml/itemProps3.xml><?xml version="1.0" encoding="utf-8"?>
 <ds:datastoreItem xmlns:ds="http://schemas.openxmlformats.org/officeDocument/2006/customXml" ds:itemID="{D457DCBC-E03C-4579-B6C3-0EB758F02AC7}">
   <ds:schemaRefs>
     <ds:schemaRef ds:uri="http://schemas.microsoft.com/sharepoint/v3/contenttype/forms"/>
   </ds:schemaRefs>
 </ds:datastoreItem>
-</file>
-
-<file path=customXml/itemProps3.xml><?xml version="1.0" encoding="utf-8"?>
-<ds:datastoreItem xmlns:ds="http://schemas.openxmlformats.org/officeDocument/2006/customXml" ds:itemID="{19D0AB75-0803-47C4-A7C9-B11EC8528C43}">
-  <ds:schemaRefs>
-    <ds:schemaRef ds:uri="http://schemas.openxmlformats.org/officeDocument/2006/bibliography"/>
-  </ds:schemaRefs>
-</ds:datastoreItem>
 </file>
--- a/doc/AnbindungExterneWebanwendung.docx
+++ b/doc/AnbindungExterneWebanwendung.docx
@@ -473,18 +473,8 @@
                 <w:szCs w:val="22"/>
                 <w:lang w:val="en-US"/>
               </w:rPr>
-              <w:t xml:space="preserve">Andreas </w:t>
+              <w:t>Andreas Fitzek</w:t>
             </w:r>
-            <w:proofErr w:type="spellStart"/>
-            <w:r>
-              <w:rPr>
-                <w:sz w:val="22"/>
-                <w:szCs w:val="22"/>
-                <w:lang w:val="en-US"/>
-              </w:rPr>
-              <w:t>Fitzek</w:t>
-            </w:r>
-            <w:proofErr w:type="spellEnd"/>
             <w:r>
               <w:rPr>
                 <w:sz w:val="22"/>
@@ -534,85 +524,19 @@
               <w:rPr>
                 <w:lang w:val="en-US"/>
               </w:rPr>
-              <w:t xml:space="preserve">Christian </w:t>
+              <w:t xml:space="preserve">Christian Maierhofer – </w:t>
             </w:r>
-            <w:proofErr w:type="spellStart"/>
-            <w:r>
-              <w:rPr>
-                <w:lang w:val="en-US"/>
-              </w:rPr>
-              <w:t>Maierhofer</w:t>
-            </w:r>
-            <w:proofErr w:type="spellEnd"/>
-            <w:r>
-              <w:rPr>
-                <w:lang w:val="en-US"/>
-              </w:rPr>
-              <w:t xml:space="preserve"> – </w:t>
-            </w:r>
-            <w:r>
-              <w:rPr>
-                <w:rStyle w:val="Hyperlink"/>
-                <w:rFonts w:eastAsiaTheme="majorEastAsia" w:cstheme="majorBidi"/>
-                <w:kern w:val="28"/>
-                <w:lang w:val="en-US"/>
-              </w:rPr>
-              <w:fldChar w:fldCharType="begin"/>
-            </w:r>
-            <w:r>
-              <w:rPr>
-                <w:rStyle w:val="Hyperlink"/>
-                <w:rFonts w:eastAsiaTheme="majorEastAsia" w:cstheme="majorBidi"/>
-                <w:kern w:val="28"/>
-                <w:lang w:val="en-US"/>
-              </w:rPr>
-              <w:instrText xml:space="preserve"> HYPERLINK "mailto:</w:instrText>
-            </w:r>
-            <w:r>
-              <w:rPr>
-                <w:rStyle w:val="Hyperlink"/>
-                <w:rFonts w:eastAsiaTheme="majorEastAsia" w:cstheme="majorBidi"/>
-                <w:kern w:val="28"/>
-                <w:lang w:val="en-US"/>
-              </w:rPr>
-              <w:instrText>christian.maierhofer@egiz.gv.at</w:instrText>
-            </w:r>
-            <w:r>
-              <w:rPr>
-                <w:rStyle w:val="Hyperlink"/>
-                <w:rFonts w:eastAsiaTheme="majorEastAsia" w:cstheme="majorBidi"/>
-                <w:kern w:val="28"/>
-                <w:lang w:val="en-US"/>
-              </w:rPr>
-              <w:instrText xml:space="preserve">" </w:instrText>
-            </w:r>
-            <w:r>
-              <w:rPr>
-                <w:rStyle w:val="Hyperlink"/>
-                <w:rFonts w:eastAsiaTheme="majorEastAsia" w:cstheme="majorBidi"/>
-                <w:kern w:val="28"/>
-                <w:lang w:val="en-US"/>
-              </w:rPr>
-              <w:fldChar w:fldCharType="separate"/>
-            </w:r>
-            <w:r>
-              <w:rPr>
-                <w:rStyle w:val="Hyperlink"/>
-                <w:rFonts w:eastAsiaTheme="majorEastAsia" w:cstheme="majorBidi"/>
-                <w:kern w:val="28"/>
-                <w:lang w:val="en-US"/>
-              </w:rPr>
-              <w:t>christian.maierhofer@egiz.gv.at</w:t>
-            </w:r>
-            <w:r>
-              <w:rPr>
-                <w:rStyle w:val="Hyperlink"/>
-                <w:rFonts w:eastAsiaTheme="majorEastAsia" w:cstheme="majorBidi"/>
-                <w:kern w:val="28"/>
-                <w:lang w:val="en-US"/>
-              </w:rPr>
-              <w:fldChar w:fldCharType="end"/>
-            </w:r>
+            <w:hyperlink r:id="rId12" w:history="1">
+              <w:r>
+                <w:rPr>
+                  <w:rStyle w:val="Hyperlink"/>
+                  <w:rFonts w:eastAsiaTheme="majorEastAsia" w:cstheme="majorBidi"/>
+                  <w:kern w:val="28"/>
+                  <w:lang w:val="en-US"/>
+                </w:rPr>
+                <w:t>christian.maierhofer@egiz.gv.at</w:t>
+              </w:r>
+            </w:hyperlink>
           </w:p>
           <w:p>
             <w:pPr>
@@ -626,25 +550,7 @@
                 <w:rFonts w:eastAsiaTheme="majorEastAsia" w:cstheme="majorBidi"/>
                 <w:kern w:val="28"/>
               </w:rPr>
-              <w:t xml:space="preserve">Alexander </w:t>
-            </w:r>
-            <w:proofErr w:type="spellStart"/>
-            <w:r>
-              <w:rPr>
-                <w:rStyle w:val="Hyperlink"/>
-                <w:rFonts w:eastAsiaTheme="majorEastAsia" w:cstheme="majorBidi"/>
-                <w:kern w:val="28"/>
-              </w:rPr>
-              <w:t>Marsalek</w:t>
-            </w:r>
-            <w:proofErr w:type="spellEnd"/>
-            <w:r>
-              <w:rPr>
-                <w:rStyle w:val="Hyperlink"/>
-                <w:rFonts w:eastAsiaTheme="majorEastAsia" w:cstheme="majorBidi"/>
-                <w:kern w:val="28"/>
-              </w:rPr>
-              <w:t xml:space="preserve"> </w:t>
+              <w:t xml:space="preserve">Alexander Marsalek </w:t>
             </w:r>
             <w:r>
               <w:rPr>
@@ -652,7 +558,7 @@
               </w:rPr>
               <w:t xml:space="preserve">– </w:t>
             </w:r>
-            <w:hyperlink r:id="rId12" w:history="1">
+            <w:hyperlink r:id="rId13" w:history="1">
               <w:r>
                 <w:rPr>
                   <w:rStyle w:val="Hyperlink"/>
@@ -660,34 +566,7 @@
                   <w:kern w:val="28"/>
                   <w:lang w:val="en-US"/>
                 </w:rPr>
-                <w:t>alexander.marsalek</w:t>
-              </w:r>
-              <w:r>
-                <w:rPr>
-                  <w:rStyle w:val="Hyperlink"/>
-                  <w:rFonts w:eastAsiaTheme="majorEastAsia" w:cstheme="majorBidi"/>
-                  <w:kern w:val="28"/>
-                  <w:lang w:val="en-US"/>
-                </w:rPr>
-                <w:t>@</w:t>
-              </w:r>
-              <w:r>
-                <w:rPr>
-                  <w:rStyle w:val="Hyperlink"/>
-                  <w:rFonts w:eastAsiaTheme="majorEastAsia" w:cstheme="majorBidi"/>
-                  <w:kern w:val="28"/>
-                  <w:lang w:val="en-US"/>
-                </w:rPr>
-                <w:t>a-sit</w:t>
-              </w:r>
-              <w:r>
-                <w:rPr>
-                  <w:rStyle w:val="Hyperlink"/>
-                  <w:rFonts w:eastAsiaTheme="majorEastAsia" w:cstheme="majorBidi"/>
-                  <w:kern w:val="28"/>
-                  <w:lang w:val="en-US"/>
-                </w:rPr>
-                <w:t>.at</w:t>
+                <w:t>alexander.marsalek@a-sit.at</w:t>
               </w:r>
             </w:hyperlink>
           </w:p>
@@ -2088,15 +1967,7 @@
         <w:t xml:space="preserve">: </w:t>
       </w:r>
       <w:r>
-        <w:t xml:space="preserve">In dieser Möglichkeit wird das zu signierende PDF per SOAP Service von der externen Webanwendung direkt an PDF-AS-WEB hochgeladen. Als Antwort erhält die externe Webanwendung das signierte Dokument. Diese Möglichkeit funktioniert nur wenn das </w:t>
-      </w:r>
-      <w:proofErr w:type="gramStart"/>
-      <w:r>
-        <w:t>PDF Dokument</w:t>
-      </w:r>
-      <w:proofErr w:type="gramEnd"/>
-      <w:r>
-        <w:t xml:space="preserve"> direkt vom Server signiert werden soll.</w:t>
+        <w:t>In dieser Möglichkeit wird das zu signierende PDF per SOAP Service von der externen Webanwendung direkt an PDF-AS-WEB hochgeladen. Als Antwort erhält die externe Webanwendung das signierte Dokument. Diese Möglichkeit funktioniert nur wenn das PDF Dokument direkt vom Server signiert werden soll.</w:t>
       </w:r>
     </w:p>
     <w:p>
@@ -2147,15 +2018,7 @@
         <w:t>der Signatur</w:t>
       </w:r>
       <w:r>
-        <w:t xml:space="preserve"> eines </w:t>
-      </w:r>
-      <w:proofErr w:type="gramStart"/>
-      <w:r>
-        <w:t>PDF Dokumentes</w:t>
-      </w:r>
-      <w:proofErr w:type="gramEnd"/>
-      <w:r>
-        <w:t xml:space="preserve"> einer externen Webanwendung durch PDF-AS-WEB dargestellt.</w:t>
+        <w:t xml:space="preserve"> eines PDF Dokumentes einer externen Webanwendung durch PDF-AS-WEB dargestellt.</w:t>
       </w:r>
     </w:p>
     <w:p>
@@ -2186,7 +2049,7 @@
                     </pic:cNvPicPr>
                   </pic:nvPicPr>
                   <pic:blipFill>
-                    <a:blip r:embed="rId13">
+                    <a:blip r:embed="rId14">
                       <a:extLst>
                         <a:ext uri="{28A0092B-C50C-407E-A947-70E740481C1C}">
                           <a14:useLocalDpi xmlns:a14="http://schemas.microsoft.com/office/drawing/2010/main" val="0"/>
@@ -2327,21 +2190,7 @@
         <w:rPr>
           <w:lang w:val="de-AT"/>
         </w:rPr>
-        <w:t xml:space="preserve">ter. Im ersten Request des Benutzers an PDF-AS-WEB kann entweder das zu signierende </w:t>
-      </w:r>
-      <w:proofErr w:type="gramStart"/>
-      <w:r>
-        <w:rPr>
-          <w:lang w:val="de-AT"/>
-        </w:rPr>
-        <w:t>PDF Dokument</w:t>
-      </w:r>
-      <w:proofErr w:type="gramEnd"/>
-      <w:r>
-        <w:rPr>
-          <w:lang w:val="de-AT"/>
-        </w:rPr>
-        <w:t xml:space="preserve"> per POST Request hoch</w:t>
+        <w:t>ter. Im ersten Request des Benutzers an PDF-AS-WEB kann entweder das zu signierende PDF Dokument per POST Request hoch</w:t>
       </w:r>
       <w:r>
         <w:rPr>
@@ -2401,21 +2250,7 @@
         <w:rPr>
           <w:lang w:val="de-AT"/>
         </w:rPr>
-        <w:t xml:space="preserve"> zu signierenden </w:t>
-      </w:r>
-      <w:proofErr w:type="gramStart"/>
-      <w:r>
-        <w:rPr>
-          <w:lang w:val="de-AT"/>
-        </w:rPr>
-        <w:t>PDF Dokumentes</w:t>
-      </w:r>
-      <w:proofErr w:type="gramEnd"/>
-      <w:r>
-        <w:rPr>
-          <w:lang w:val="de-AT"/>
-        </w:rPr>
-        <w:t xml:space="preserve"> ist wird </w:t>
+        <w:t xml:space="preserve"> zu signierenden PDF Dokumentes ist wird </w:t>
       </w:r>
       <w:r>
         <w:rPr>
@@ -2463,14 +2298,7 @@
         <w:rPr>
           <w:lang w:val="de-AT"/>
         </w:rPr>
-        <w:t xml:space="preserve">ity Layer </w:t>
-      </w:r>
-      <w:proofErr w:type="spellStart"/>
-      <w:r>
-        <w:rPr>
-          <w:lang w:val="de-AT"/>
-        </w:rPr>
-        <w:t>Request</w:t>
+        <w:t>ity Layer Request</w:t>
       </w:r>
       <w:r>
         <w:rPr>
@@ -2478,7 +2306,6 @@
         </w:rPr>
         <w:t>s</w:t>
       </w:r>
-      <w:proofErr w:type="spellEnd"/>
       <w:r>
         <w:rPr>
           <w:lang w:val="de-AT"/>
@@ -2503,19 +2330,11 @@
         </w:rPr>
         <w:t xml:space="preserve"> das </w:t>
       </w:r>
-      <w:proofErr w:type="spellStart"/>
-      <w:r>
-        <w:rPr>
-          <w:lang w:val="de-AT"/>
-        </w:rPr>
-        <w:t>ProvidePDF</w:t>
-      </w:r>
-      <w:proofErr w:type="spellEnd"/>
-      <w:r>
-        <w:rPr>
-          <w:lang w:val="de-AT"/>
-        </w:rPr>
-        <w:t xml:space="preserve"> Servlet mit entsprechender</w:t>
+      <w:r>
+        <w:rPr>
+          <w:lang w:val="de-AT"/>
+        </w:rPr>
+        <w:t>ProvidePDF Servlet mit entsprechender</w:t>
       </w:r>
       <w:r>
         <w:rPr>
@@ -2533,63 +2352,7 @@
         <w:rPr>
           <w:lang w:val="de-AT"/>
         </w:rPr>
-        <w:t xml:space="preserve">rgerkartenumgebung auf das </w:t>
-      </w:r>
-      <w:proofErr w:type="spellStart"/>
-      <w:r>
-        <w:rPr>
-          <w:lang w:val="de-AT"/>
-        </w:rPr>
-        <w:t>ProvidePDF</w:t>
-      </w:r>
-      <w:proofErr w:type="spellEnd"/>
-      <w:r>
-        <w:rPr>
-          <w:lang w:val="de-AT"/>
-        </w:rPr>
-        <w:t xml:space="preserve"> Servlet von PDF-AS-WEB weitergeleitet. Je nachdem ob die externe Webanwendung eine </w:t>
-      </w:r>
-      <w:proofErr w:type="spellStart"/>
-      <w:r>
-        <w:rPr>
-          <w:lang w:val="de-AT"/>
-        </w:rPr>
-        <w:t>InvokeURL</w:t>
-      </w:r>
-      <w:proofErr w:type="spellEnd"/>
-      <w:r>
-        <w:rPr>
-          <w:lang w:val="de-AT"/>
-        </w:rPr>
-        <w:t xml:space="preserve"> angegeben hat, wird der Benutzer auf diese URL weitergeleitet, oder es wird dem Benutzer angeboten das </w:t>
-      </w:r>
-      <w:proofErr w:type="gramStart"/>
-      <w:r>
-        <w:rPr>
-          <w:lang w:val="de-AT"/>
-        </w:rPr>
-        <w:t>PDF Dokument</w:t>
-      </w:r>
-      <w:proofErr w:type="gramEnd"/>
-      <w:r>
-        <w:rPr>
-          <w:lang w:val="de-AT"/>
-        </w:rPr>
-        <w:t xml:space="preserve"> direkt von PDF-AS herunter zu laden. Ein signiertes </w:t>
-      </w:r>
-      <w:proofErr w:type="gramStart"/>
-      <w:r>
-        <w:rPr>
-          <w:lang w:val="de-AT"/>
-        </w:rPr>
-        <w:t>PDF Dokument</w:t>
-      </w:r>
-      <w:proofErr w:type="gramEnd"/>
-      <w:r>
-        <w:rPr>
-          <w:lang w:val="de-AT"/>
-        </w:rPr>
-        <w:t xml:space="preserve"> kann nur ein einziges </w:t>
+        <w:t xml:space="preserve">rgerkartenumgebung auf das ProvidePDF Servlet von PDF-AS-WEB weitergeleitet. Je nachdem ob die externe Webanwendung eine InvokeURL angegeben hat, wird der Benutzer auf diese URL weitergeleitet, oder es wird dem Benutzer angeboten das PDF Dokument direkt von PDF-AS herunter zu laden. Ein signiertes PDF Dokument kann nur ein einziges </w:t>
       </w:r>
       <w:r>
         <w:rPr>
@@ -2644,21 +2407,7 @@
         <w:rPr>
           <w:lang w:val="de-AT"/>
         </w:rPr>
-        <w:t xml:space="preserve"> des signierten </w:t>
-      </w:r>
-      <w:proofErr w:type="gramStart"/>
-      <w:r>
-        <w:rPr>
-          <w:lang w:val="de-AT"/>
-        </w:rPr>
-        <w:t>PDF Dokumentes</w:t>
-      </w:r>
-      <w:proofErr w:type="gramEnd"/>
-      <w:r>
-        <w:rPr>
-          <w:lang w:val="de-AT"/>
-        </w:rPr>
-        <w:t xml:space="preserve"> </w:t>
+        <w:t xml:space="preserve"> des signierten PDF Dokumentes </w:t>
       </w:r>
       <w:r>
         <w:rPr>
@@ -2704,43 +2453,19 @@
       <w:bookmarkEnd w:id="5"/>
     </w:p>
     <w:p>
-      <w:proofErr w:type="gramStart"/>
-      <w:r>
-        <w:t>Die Endpunkt</w:t>
-      </w:r>
-      <w:proofErr w:type="gramEnd"/>
-      <w:r>
-        <w:t xml:space="preserve"> für das SOAP Webservice in PDF-AS-WEB befindet sich unter „</w:t>
-      </w:r>
-      <w:proofErr w:type="spellStart"/>
+      <w:r>
+        <w:t>Die Endpunkt für das SOAP Webservice in PDF-AS-WEB befindet sich unter „</w:t>
+      </w:r>
       <w:r>
         <w:rPr>
           <w:i/>
           <w:iCs/>
         </w:rPr>
-        <w:t>services</w:t>
-      </w:r>
-      <w:proofErr w:type="spellEnd"/>
-      <w:r>
-        <w:rPr>
-          <w:i/>
-          <w:iCs/>
-        </w:rPr>
-        <w:t>/</w:t>
-      </w:r>
-      <w:proofErr w:type="spellStart"/>
-      <w:r>
-        <w:rPr>
-          <w:i/>
-          <w:iCs/>
-        </w:rPr>
-        <w:t>wssign</w:t>
-      </w:r>
-      <w:proofErr w:type="spellEnd"/>
+        <w:t>services/wssign</w:t>
+      </w:r>
       <w:r>
         <w:t>“. Unter der URL „</w:t>
       </w:r>
-      <w:proofErr w:type="spellStart"/>
       <w:r>
         <w:rPr>
           <w:rFonts w:ascii="Century Gothic" w:eastAsia="Century Gothic" w:hAnsi="Century Gothic" w:cs="Century Gothic"/>
@@ -2749,31 +2474,12 @@
         </w:rPr>
         <w:t>services</w:t>
       </w:r>
-      <w:proofErr w:type="spellEnd"/>
       <w:r>
         <w:rPr>
           <w:i/>
           <w:iCs/>
         </w:rPr>
-        <w:t>/</w:t>
-      </w:r>
-      <w:proofErr w:type="spellStart"/>
-      <w:proofErr w:type="gramStart"/>
-      <w:r>
-        <w:rPr>
-          <w:i/>
-          <w:iCs/>
-        </w:rPr>
-        <w:t>wssign?wsdl</w:t>
-      </w:r>
-      <w:proofErr w:type="spellEnd"/>
-      <w:proofErr w:type="gramEnd"/>
-      <w:r>
-        <w:rPr>
-          <w:i/>
-          <w:iCs/>
-        </w:rPr>
-        <w:t xml:space="preserve">“ </w:t>
+        <w:t xml:space="preserve">/wssign?wsdl“ </w:t>
       </w:r>
       <w:r>
         <w:t>kann die Web Service Description abgefragt werden. Dieses WSDL dient als Dokumentation für das SOAP Service.</w:t>
@@ -2841,7 +2547,7 @@
                     </pic:cNvPicPr>
                   </pic:nvPicPr>
                   <pic:blipFill>
-                    <a:blip r:embed="rId14">
+                    <a:blip r:embed="rId15">
                       <a:extLst>
                         <a:ext uri="{28A0092B-C50C-407E-A947-70E740481C1C}">
                           <a14:useLocalDpi xmlns:a14="http://schemas.microsoft.com/office/drawing/2010/main" val="0"/>
@@ -2920,86 +2626,48 @@
     </w:p>
     <w:p>
       <w:r>
-        <w:t xml:space="preserve">Die externe Webanwendung startet den Signaturvorgang in dem ein SOAP Request an PDF-AS-WEB geschickt wird. Dieser Request enthält das zu signierende </w:t>
-      </w:r>
-      <w:proofErr w:type="gramStart"/>
-      <w:r>
-        <w:t>PDF Dokument</w:t>
-      </w:r>
-      <w:proofErr w:type="gramEnd"/>
-      <w:r>
-        <w:t xml:space="preserve">, </w:t>
+        <w:t xml:space="preserve">Die externe Webanwendung startet den Signaturvorgang in dem ein SOAP Request an PDF-AS-WEB geschickt wird. Dieser Request enthält das zu signierende PDF Dokument, </w:t>
       </w:r>
       <w:r>
         <w:lastRenderedPageBreak/>
         <w:t xml:space="preserve">sowie den zu verwendenden </w:t>
       </w:r>
-      <w:proofErr w:type="spellStart"/>
       <w:r>
         <w:rPr>
           <w:i/>
         </w:rPr>
         <w:t>connector</w:t>
       </w:r>
-      <w:proofErr w:type="spellEnd"/>
       <w:r>
         <w:t xml:space="preserve">, die </w:t>
       </w:r>
-      <w:proofErr w:type="spellStart"/>
       <w:r>
         <w:rPr>
           <w:i/>
         </w:rPr>
         <w:t>invoke-url</w:t>
       </w:r>
-      <w:proofErr w:type="spellEnd"/>
       <w:r>
         <w:t xml:space="preserve">, die </w:t>
       </w:r>
-      <w:proofErr w:type="spellStart"/>
       <w:r>
         <w:rPr>
           <w:i/>
         </w:rPr>
-        <w:t>invoke</w:t>
-      </w:r>
-      <w:proofErr w:type="spellEnd"/>
+        <w:t>invoke-error-url</w:t>
+      </w:r>
+      <w:r>
+        <w:t xml:space="preserve"> und die Signaturposition. </w:t>
+      </w:r>
+      <w:r>
+        <w:t xml:space="preserve">Also Antwort empfängt die Webanwendung eine URL. Der Benutzer muss an diese URL weitergeleitet werden damit PDF-AS-WEB eine Benutzerschnittstelle für die Bürgerkartenumgebung zur Verfügung hat. Nachdem das Dokument durch den Benutzer signiert wurde, kann dieser das PDF Dokument von PDF-AS-WEB herunterladen, bzw. falls eine </w:t>
+      </w:r>
       <w:r>
         <w:rPr>
           <w:i/>
         </w:rPr>
-        <w:t>-error-</w:t>
-      </w:r>
-      <w:proofErr w:type="spellStart"/>
-      <w:r>
-        <w:rPr>
-          <w:i/>
-        </w:rPr>
-        <w:t>url</w:t>
-      </w:r>
-      <w:proofErr w:type="spellEnd"/>
-      <w:r>
-        <w:t xml:space="preserve"> und die Signaturposition. </w:t>
-      </w:r>
-      <w:r>
-        <w:t xml:space="preserve">Also Antwort empfängt die Webanwendung eine URL. Der Benutzer muss an diese URL weitergeleitet werden damit PDF-AS-WEB eine Benutzerschnittstelle für die Bürgerkartenumgebung zur Verfügung hat. Nachdem das Dokument durch den Benutzer signiert wurde, kann dieser das </w:t>
-      </w:r>
-      <w:proofErr w:type="gramStart"/>
-      <w:r>
-        <w:t>PDF Dokument</w:t>
-      </w:r>
-      <w:proofErr w:type="gramEnd"/>
-      <w:r>
-        <w:t xml:space="preserve"> von PDF-AS-WEB herunterladen, bzw. falls eine </w:t>
-      </w:r>
-      <w:proofErr w:type="spellStart"/>
-      <w:r>
-        <w:rPr>
-          <w:i/>
-        </w:rPr>
         <w:t>invoke-url</w:t>
       </w:r>
-      <w:proofErr w:type="spellEnd"/>
       <w:r>
         <w:t xml:space="preserve"> definiert wurde, wird der Benutzer an diese URL weitergeleitet. Somit hat die Webanwendung die Möglichkeit das signierte Dokument von PDF-AS-WEB zu beziehen.</w:t>
       </w:r>
@@ -3034,31 +2702,7 @@
         <w:fldChar w:fldCharType="end"/>
       </w:r>
       <w:r>
-        <w:t xml:space="preserve"> verwendet um Serversignaturen zu erstellen. Der einzige Unterschied ist in diesem Fall, dass als Connector Parameter im SOAP Request „</w:t>
-      </w:r>
-      <w:proofErr w:type="spellStart"/>
-      <w:r>
-        <w:t>jks</w:t>
-      </w:r>
-      <w:proofErr w:type="spellEnd"/>
-      <w:r>
-        <w:t>“ oder „</w:t>
-      </w:r>
-      <w:proofErr w:type="spellStart"/>
-      <w:r>
-        <w:t>moa</w:t>
-      </w:r>
-      <w:proofErr w:type="spellEnd"/>
-      <w:r>
-        <w:t xml:space="preserve">“ angegeben werden müssen. PDF-AS-WEB verwendet dann einen Software </w:t>
-      </w:r>
-      <w:proofErr w:type="spellStart"/>
-      <w:r>
-        <w:t>Keystore</w:t>
-      </w:r>
-      <w:proofErr w:type="spellEnd"/>
-      <w:r>
-        <w:t>, bzw. eine MOA-SS Instanz im Hintergrund zur Erzeugung der Signatur.</w:t>
+        <w:t xml:space="preserve"> verwendet um Serversignaturen zu erstellen. Der einzige Unterschied ist in diesem Fall, dass als Connector Parameter im SOAP Request „jks“ oder „moa“ angegeben werden müssen. PDF-AS-WEB verwendet dann einen Software Keystore, bzw. eine MOA-SS Instanz im Hintergrund zur Erzeugung der Signatur.</w:t>
       </w:r>
     </w:p>
     <w:p>
@@ -3092,56 +2736,33 @@
         <w:pStyle w:val="Heading3"/>
       </w:pPr>
       <w:bookmarkStart w:id="11" w:name="_Toc396214456"/>
-      <w:proofErr w:type="spellStart"/>
-      <w:r>
-        <w:t>Sign</w:t>
-      </w:r>
-      <w:proofErr w:type="spellEnd"/>
-      <w:r>
-        <w:t xml:space="preserve"> Servlet</w:t>
+      <w:r>
+        <w:t>Sign Servlet</w:t>
       </w:r>
       <w:bookmarkEnd w:id="11"/>
     </w:p>
     <w:p>
       <w:r>
-        <w:t xml:space="preserve">Das </w:t>
-      </w:r>
-      <w:proofErr w:type="spellStart"/>
-      <w:r>
-        <w:t>Sign</w:t>
-      </w:r>
-      <w:proofErr w:type="spellEnd"/>
-      <w:r>
-        <w:t xml:space="preserve"> Servlet ist der Haupteinstiegspunkt in PDF-AS-WEB. Dieses Servlet kann entweder mittels GET oder POST Methode aufgerufen werden.</w:t>
+        <w:t>Das Sign Servlet ist der Haupteinstiegspunkt in PDF-AS-WEB. Dieses Servlet kann entweder mittels GET oder POST Methode aufgerufen werden.</w:t>
       </w:r>
       <w:r>
         <w:t xml:space="preserve"> Es muss entweder der </w:t>
       </w:r>
-      <w:proofErr w:type="spellStart"/>
       <w:r>
         <w:rPr>
           <w:b/>
         </w:rPr>
-        <w:t>pdf</w:t>
-      </w:r>
-      <w:proofErr w:type="spellEnd"/>
+        <w:t>pdf-file</w:t>
+      </w:r>
+      <w:r>
+        <w:t xml:space="preserve"> Parameter oder der </w:t>
+      </w:r>
       <w:r>
         <w:rPr>
           <w:b/>
         </w:rPr>
-        <w:t>-file</w:t>
-      </w:r>
-      <w:r>
-        <w:t xml:space="preserve"> Parameter oder der </w:t>
-      </w:r>
-      <w:proofErr w:type="spellStart"/>
-      <w:r>
-        <w:rPr>
-          <w:b/>
-        </w:rPr>
         <w:t>pdf-url</w:t>
       </w:r>
-      <w:proofErr w:type="spellEnd"/>
       <w:r>
         <w:t xml:space="preserve"> Parameter angegeben werden.</w:t>
       </w:r>
@@ -3157,14 +2778,12 @@
       <w:r>
         <w:t>„</w:t>
       </w:r>
-      <w:proofErr w:type="spellStart"/>
       <w:r>
         <w:rPr>
           <w:b/>
         </w:rPr>
         <w:t>connector</w:t>
       </w:r>
-      <w:proofErr w:type="spellEnd"/>
       <w:r>
         <w:t>“: Dieser Parame</w:t>
       </w:r>
@@ -3207,14 +2826,12 @@
       <w:r>
         <w:t>„</w:t>
       </w:r>
-      <w:proofErr w:type="spellStart"/>
       <w:r>
         <w:rPr>
           <w:b/>
         </w:rPr>
         <w:t>bku</w:t>
       </w:r>
-      <w:proofErr w:type="spellEnd"/>
       <w:r>
         <w:t>“: Es soll die lokale Bü</w:t>
       </w:r>
@@ -3233,14 +2850,12 @@
       <w:r>
         <w:t>„</w:t>
       </w:r>
-      <w:proofErr w:type="spellStart"/>
       <w:r>
         <w:rPr>
           <w:b/>
         </w:rPr>
         <w:t>onlinebku</w:t>
       </w:r>
-      <w:proofErr w:type="spellEnd"/>
       <w:r>
         <w:t xml:space="preserve">“: Es die MOCCA online als </w:t>
       </w:r>
@@ -3262,14 +2877,12 @@
       <w:r>
         <w:t>„</w:t>
       </w:r>
-      <w:proofErr w:type="spellStart"/>
       <w:r>
         <w:rPr>
           <w:b/>
         </w:rPr>
         <w:t>mobilebku</w:t>
       </w:r>
-      <w:proofErr w:type="spellEnd"/>
       <w:r>
         <w:t>“: Es soll die Handy Signatur verwendet werden.</w:t>
       </w:r>
@@ -3285,14 +2898,12 @@
       <w:r>
         <w:t>„</w:t>
       </w:r>
-      <w:proofErr w:type="spellStart"/>
       <w:r>
         <w:rPr>
           <w:b/>
         </w:rPr>
         <w:t>moa</w:t>
       </w:r>
-      <w:proofErr w:type="spellEnd"/>
       <w:r>
         <w:t>“: Es soll eine MOA-SS Instanz verwendet werden.</w:t>
       </w:r>
@@ -3308,24 +2919,14 @@
       <w:r>
         <w:t>„</w:t>
       </w:r>
-      <w:proofErr w:type="spellStart"/>
       <w:r>
         <w:rPr>
           <w:b/>
         </w:rPr>
         <w:t>jks</w:t>
       </w:r>
-      <w:proofErr w:type="spellEnd"/>
-      <w:r>
-        <w:t xml:space="preserve">“: Es soll ein </w:t>
-      </w:r>
-      <w:proofErr w:type="spellStart"/>
-      <w:r>
-        <w:t>Keystore</w:t>
-      </w:r>
-      <w:proofErr w:type="spellEnd"/>
-      <w:r>
-        <w:t xml:space="preserve"> verwendet werden.</w:t>
+      <w:r>
+        <w:t>“: Es soll ein Keystore verwendet werden.</w:t>
       </w:r>
     </w:p>
     <w:p>
@@ -3345,7 +2946,6 @@
         </w:rPr>
         <w:t>„</w:t>
       </w:r>
-      <w:proofErr w:type="spellStart"/>
       <w:r>
         <w:rPr>
           <w:b/>
@@ -3353,7 +2953,6 @@
         </w:rPr>
         <w:t>invoke-app-url</w:t>
       </w:r>
-      <w:proofErr w:type="spellEnd"/>
       <w:r>
         <w:rPr>
           <w:lang w:val="de-AT"/>
@@ -3366,13 +2965,8 @@
         </w:rPr>
         <w:t xml:space="preserve">e </w:t>
       </w:r>
-      <w:proofErr w:type="spellStart"/>
-      <w:r>
-        <w:t>Fertigstellungsurl</w:t>
-      </w:r>
-      <w:proofErr w:type="spellEnd"/>
-      <w:r>
-        <w:t xml:space="preserve"> der externen Webanwendung an. Der Benutzer wird nach Abschluss des Signaturvorgangs wieder auf diese URL umgeleitet.</w:t>
+      <w:r>
+        <w:t>Fertigstellungsurl der externen Webanwendung an. Der Benutzer wird nach Abschluss des Signaturvorgangs wieder auf diese URL umgeleitet.</w:t>
       </w:r>
       <w:r>
         <w:t xml:space="preserve"> (</w:t>
@@ -3404,47 +2998,13 @@
         </w:rPr>
         <w:t>„</w:t>
       </w:r>
-      <w:proofErr w:type="spellStart"/>
       <w:r>
         <w:rPr>
           <w:b/>
           <w:lang w:val="de-AT"/>
         </w:rPr>
-        <w:t>invoke</w:t>
-      </w:r>
-      <w:proofErr w:type="spellEnd"/>
-      <w:r>
-        <w:rPr>
-          <w:b/>
-          <w:lang w:val="de-AT"/>
-        </w:rPr>
-        <w:t>-</w:t>
-      </w:r>
-      <w:proofErr w:type="spellStart"/>
-      <w:r>
-        <w:rPr>
-          <w:b/>
-          <w:lang w:val="de-AT"/>
-        </w:rPr>
-        <w:t>app</w:t>
-      </w:r>
-      <w:proofErr w:type="spellEnd"/>
-      <w:r>
-        <w:rPr>
-          <w:b/>
-          <w:lang w:val="de-AT"/>
-        </w:rPr>
-        <w:t>-error-</w:t>
-      </w:r>
-      <w:proofErr w:type="spellStart"/>
-      <w:r>
-        <w:rPr>
-          <w:b/>
-          <w:lang w:val="de-AT"/>
-        </w:rPr>
-        <w:t>url</w:t>
-      </w:r>
-      <w:proofErr w:type="spellEnd"/>
+        <w:t>invoke-app-error-url</w:t>
+      </w:r>
       <w:r>
         <w:rPr>
           <w:lang w:val="de-AT"/>
@@ -3455,21 +3015,7 @@
         <w:rPr>
           <w:lang w:val="de-AT"/>
         </w:rPr>
-        <w:t xml:space="preserve">e </w:t>
-      </w:r>
-      <w:proofErr w:type="spellStart"/>
-      <w:r>
-        <w:rPr>
-          <w:lang w:val="de-AT"/>
-        </w:rPr>
-        <w:t>Fehlerurl</w:t>
-      </w:r>
-      <w:proofErr w:type="spellEnd"/>
-      <w:r>
-        <w:rPr>
-          <w:lang w:val="de-AT"/>
-        </w:rPr>
-        <w:t xml:space="preserve"> der externen Webanwendung an. Im Fehlerfall wird der Benutzer auf diese URL umgeleitet. </w:t>
+        <w:t xml:space="preserve">e Fehlerurl der externen Webanwendung an. Im Fehlerfall wird der Benutzer auf diese URL umgeleitet. </w:t>
       </w:r>
       <w:r>
         <w:t>(</w:t>
@@ -3501,7 +3047,6 @@
         </w:rPr>
         <w:t>„</w:t>
       </w:r>
-      <w:proofErr w:type="spellStart"/>
       <w:r>
         <w:rPr>
           <w:b/>
@@ -3509,7 +3054,6 @@
         </w:rPr>
         <w:t>locale</w:t>
       </w:r>
-      <w:proofErr w:type="spellEnd"/>
       <w:r>
         <w:rPr>
           <w:lang w:val="de-AT"/>
@@ -3526,41 +3070,13 @@
         <w:rPr>
           <w:lang w:val="de-AT"/>
         </w:rPr>
-        <w:t xml:space="preserve"> </w:t>
-      </w:r>
-      <w:proofErr w:type="spellStart"/>
-      <w:r>
-        <w:rPr>
-          <w:lang w:val="de-AT"/>
-        </w:rPr>
-        <w:t>Locale</w:t>
-      </w:r>
-      <w:proofErr w:type="spellEnd"/>
-      <w:r>
-        <w:rPr>
-          <w:lang w:val="de-AT"/>
-        </w:rPr>
-        <w:t xml:space="preserve"> die PDF-AS-WEB verwenden soll. Wird kein Parameter angegeben werden </w:t>
-      </w:r>
-      <w:r>
-        <w:rPr>
-          <w:lang w:val="de-AT"/>
-        </w:rPr>
-        <w:t xml:space="preserve">die </w:t>
-      </w:r>
-      <w:proofErr w:type="spellStart"/>
-      <w:r>
-        <w:rPr>
-          <w:lang w:val="de-AT"/>
-        </w:rPr>
-        <w:t>Locale</w:t>
-      </w:r>
-      <w:proofErr w:type="spellEnd"/>
-      <w:r>
-        <w:rPr>
-          <w:lang w:val="de-AT"/>
-        </w:rPr>
-        <w:t xml:space="preserve"> vom Benutzerbrowser ü</w:t>
+        <w:t xml:space="preserve"> Locale die PDF-AS-WEB verwenden soll. Wird kein Parameter angegeben werden </w:t>
+      </w:r>
+      <w:r>
+        <w:rPr>
+          <w:lang w:val="de-AT"/>
+        </w:rPr>
+        <w:t>die Locale vom Benutzerbrowser ü</w:t>
       </w:r>
       <w:r>
         <w:rPr>
@@ -3575,14 +3091,7 @@
         <w:rPr>
           <w:b/>
         </w:rPr>
-        <w:t xml:space="preserve">optionaler </w:t>
-      </w:r>
-      <w:proofErr w:type="gramStart"/>
-      <w:r>
-        <w:rPr>
-          <w:b/>
-        </w:rPr>
-        <w:t>Parameter</w:t>
+        <w:t>optionaler Parameter</w:t>
       </w:r>
       <w:r>
         <w:t>)</w:t>
@@ -3593,7 +3102,6 @@
         </w:rPr>
         <w:t>Mögliche</w:t>
       </w:r>
-      <w:proofErr w:type="gramEnd"/>
       <w:r>
         <w:rPr>
           <w:lang w:val="de-AT"/>
@@ -3660,21 +3168,12 @@
         </w:rPr>
         <w:t>„</w:t>
       </w:r>
-      <w:proofErr w:type="spellStart"/>
       <w:r>
         <w:rPr>
           <w:b/>
           <w:lang w:val="de-AT"/>
         </w:rPr>
-        <w:t>num</w:t>
-      </w:r>
-      <w:proofErr w:type="spellEnd"/>
-      <w:r>
-        <w:rPr>
-          <w:b/>
-          <w:lang w:val="de-AT"/>
-        </w:rPr>
-        <w:t>-bytes</w:t>
+        <w:t>num-bytes</w:t>
       </w:r>
       <w:r>
         <w:rPr>
@@ -3688,33 +3187,17 @@
         </w:rPr>
         <w:t xml:space="preserve"> Dieser Parameter gibt die Anzahl der Bytes des zu </w:t>
       </w:r>
-      <w:proofErr w:type="spellStart"/>
-      <w:r>
-        <w:rPr>
-          <w:lang w:val="de-AT"/>
-        </w:rPr>
-        <w:t>signiergenden</w:t>
-      </w:r>
-      <w:proofErr w:type="spellEnd"/>
-      <w:r>
-        <w:rPr>
-          <w:lang w:val="de-AT"/>
-        </w:rPr>
-        <w:t xml:space="preserve"> </w:t>
-      </w:r>
-      <w:proofErr w:type="gramStart"/>
-      <w:r>
-        <w:rPr>
-          <w:lang w:val="de-AT"/>
-        </w:rPr>
-        <w:t>PDF Dokuments</w:t>
-      </w:r>
-      <w:proofErr w:type="gramEnd"/>
-      <w:r>
-        <w:rPr>
-          <w:lang w:val="de-AT"/>
-        </w:rPr>
-        <w:t xml:space="preserve"> an. Wenn dieser Parameter angegeben wird, aber die Signaturdaten nicht entsprechen wird ein Fehler generiert. </w:t>
+      <w:r>
+        <w:rPr>
+          <w:lang w:val="de-AT"/>
+        </w:rPr>
+        <w:t>signierenden</w:t>
+      </w:r>
+      <w:r>
+        <w:rPr>
+          <w:lang w:val="de-AT"/>
+        </w:rPr>
+        <w:t xml:space="preserve"> PDF Dokuments an. Wenn dieser Parameter angegeben wird, aber die Signaturdaten nicht entsprechen wird ein Fehler generiert. </w:t>
       </w:r>
       <w:r>
         <w:t>(</w:t>
@@ -3746,48 +3229,37 @@
         </w:rPr>
         <w:t>„</w:t>
       </w:r>
-      <w:proofErr w:type="spellStart"/>
       <w:r>
         <w:rPr>
           <w:b/>
           <w:lang w:val="de-AT"/>
         </w:rPr>
-        <w:t>sig</w:t>
-      </w:r>
-      <w:proofErr w:type="spellEnd"/>
+        <w:t>sig-</w:t>
+      </w:r>
       <w:r>
         <w:rPr>
           <w:b/>
           <w:lang w:val="de-AT"/>
         </w:rPr>
-        <w:t>-</w:t>
-      </w:r>
-      <w:r>
-        <w:rPr>
-          <w:b/>
-          <w:lang w:val="de-AT"/>
-        </w:rPr>
         <w:t>type</w:t>
       </w:r>
       <w:r>
         <w:rPr>
           <w:lang w:val="de-AT"/>
         </w:rPr>
-        <w:t xml:space="preserve">“: Dieser Parameter gibt das zu verwendete Signaturprofil von PDF-AS an. Wird dieser Parameter nicht </w:t>
-      </w:r>
-      <w:proofErr w:type="spellStart"/>
-      <w:r>
-        <w:rPr>
-          <w:lang w:val="de-AT"/>
-        </w:rPr>
-        <w:t>angegen</w:t>
-      </w:r>
-      <w:proofErr w:type="spellEnd"/>
-      <w:r>
-        <w:rPr>
-          <w:lang w:val="de-AT"/>
-        </w:rPr>
-        <w:t>, wird das Standardsignaturprofil</w:t>
+        <w:t>“: Dieser Parameter gibt das zu verwendete Signaturprofil von PDF-AS an. Wird dieser Parameter nicht angege</w:t>
+      </w:r>
+      <w:r>
+        <w:rPr>
+          <w:lang w:val="de-AT"/>
+        </w:rPr>
+        <w:t>be</w:t>
+      </w:r>
+      <w:r>
+        <w:rPr>
+          <w:lang w:val="de-AT"/>
+        </w:rPr>
+        <w:t>n, wird das Standardsignaturprofil</w:t>
       </w:r>
       <w:r>
         <w:rPr>
@@ -3997,62 +3469,25 @@
         </w:rPr>
         <w:t>„</w:t>
       </w:r>
-      <w:proofErr w:type="spellStart"/>
       <w:r>
         <w:rPr>
           <w:b/>
           <w:lang w:val="de-AT"/>
         </w:rPr>
-        <w:t>pdf</w:t>
-      </w:r>
-      <w:proofErr w:type="spellEnd"/>
+        <w:t>pdf-f</w:t>
+      </w:r>
       <w:r>
         <w:rPr>
           <w:b/>
           <w:lang w:val="de-AT"/>
         </w:rPr>
-        <w:t>-f</w:t>
-      </w:r>
-      <w:r>
-        <w:rPr>
-          <w:b/>
-          <w:lang w:val="de-AT"/>
-        </w:rPr>
         <w:t>ile</w:t>
       </w:r>
       <w:r>
         <w:rPr>
           <w:lang w:val="de-AT"/>
         </w:rPr>
-        <w:t xml:space="preserve">“: Dieser Parameter gibt den File Parameter an beim </w:t>
-      </w:r>
-      <w:proofErr w:type="spellStart"/>
-      <w:r>
-        <w:rPr>
-          <w:lang w:val="de-AT"/>
-        </w:rPr>
-        <w:t>upload</w:t>
-      </w:r>
-      <w:proofErr w:type="spellEnd"/>
-      <w:r>
-        <w:rPr>
-          <w:lang w:val="de-AT"/>
-        </w:rPr>
-        <w:t xml:space="preserve"> des </w:t>
-      </w:r>
-      <w:proofErr w:type="gramStart"/>
-      <w:r>
-        <w:rPr>
-          <w:lang w:val="de-AT"/>
-        </w:rPr>
-        <w:t>PDF Dokuments</w:t>
-      </w:r>
-      <w:proofErr w:type="gramEnd"/>
-      <w:r>
-        <w:rPr>
-          <w:lang w:val="de-AT"/>
-        </w:rPr>
-        <w:t xml:space="preserve"> mittels POST Methode. </w:t>
+        <w:t xml:space="preserve">“: Dieser Parameter gibt den File Parameter an beim upload des PDF Dokuments mittels POST Methode. </w:t>
       </w:r>
       <w:r>
         <w:t>(</w:t>
@@ -4084,7 +3519,6 @@
         </w:rPr>
         <w:t>„</w:t>
       </w:r>
-      <w:proofErr w:type="spellStart"/>
       <w:r>
         <w:rPr>
           <w:b/>
@@ -4092,26 +3526,11 @@
         </w:rPr>
         <w:t>pdf-url</w:t>
       </w:r>
-      <w:proofErr w:type="spellEnd"/>
-      <w:r>
-        <w:rPr>
-          <w:lang w:val="de-AT"/>
-        </w:rPr>
-        <w:t xml:space="preserve">“: Dieser Parameter gibt die URL an, von der das zu signierende </w:t>
-      </w:r>
-      <w:proofErr w:type="gramStart"/>
-      <w:r>
-        <w:rPr>
-          <w:lang w:val="de-AT"/>
-        </w:rPr>
-        <w:t>PDF Dokument</w:t>
-      </w:r>
-      <w:proofErr w:type="gramEnd"/>
-      <w:r>
-        <w:rPr>
-          <w:lang w:val="de-AT"/>
-        </w:rPr>
-        <w:t xml:space="preserve"> heruntergeladen werden soll. </w:t>
+      <w:r>
+        <w:rPr>
+          <w:lang w:val="de-AT"/>
+        </w:rPr>
+        <w:t xml:space="preserve">“: Dieser Parameter gibt die URL an, von der das zu signierende PDF Dokument heruntergeladen werden soll. </w:t>
       </w:r>
       <w:r>
         <w:t>(</w:t>
@@ -4140,33 +3559,11 @@
       <w:r>
         <w:t>„</w:t>
       </w:r>
-      <w:proofErr w:type="spellStart"/>
       <w:r>
         <w:rPr>
           <w:b/>
         </w:rPr>
-        <w:t>sig</w:t>
-      </w:r>
-      <w:proofErr w:type="spellEnd"/>
-      <w:r>
-        <w:rPr>
-          <w:b/>
-        </w:rPr>
-        <w:t>-</w:t>
-      </w:r>
-      <w:proofErr w:type="spellStart"/>
-      <w:r>
-        <w:rPr>
-          <w:b/>
-        </w:rPr>
-        <w:t>pos</w:t>
-      </w:r>
-      <w:proofErr w:type="spellEnd"/>
-      <w:r>
-        <w:rPr>
-          <w:b/>
-        </w:rPr>
-        <w:t>-p</w:t>
+        <w:t>sig-pos-p</w:t>
       </w:r>
       <w:r>
         <w:t xml:space="preserve">“: Mit diesem Parameter kann die </w:t>
@@ -4201,33 +3598,11 @@
       <w:r>
         <w:t>„</w:t>
       </w:r>
-      <w:proofErr w:type="spellStart"/>
       <w:r>
         <w:rPr>
           <w:b/>
         </w:rPr>
-        <w:t>sig</w:t>
-      </w:r>
-      <w:proofErr w:type="spellEnd"/>
-      <w:r>
-        <w:rPr>
-          <w:b/>
-        </w:rPr>
-        <w:t>-</w:t>
-      </w:r>
-      <w:proofErr w:type="spellStart"/>
-      <w:r>
-        <w:rPr>
-          <w:b/>
-        </w:rPr>
-        <w:t>pos</w:t>
-      </w:r>
-      <w:proofErr w:type="spellEnd"/>
-      <w:r>
-        <w:rPr>
-          <w:b/>
-        </w:rPr>
-        <w:t>-w</w:t>
+        <w:t>sig-pos-w</w:t>
       </w:r>
       <w:r>
         <w:t>“:</w:t>
@@ -4262,33 +3637,11 @@
       <w:r>
         <w:t>„</w:t>
       </w:r>
-      <w:proofErr w:type="spellStart"/>
       <w:r>
         <w:rPr>
           <w:b/>
         </w:rPr>
-        <w:t>sig</w:t>
-      </w:r>
-      <w:proofErr w:type="spellEnd"/>
-      <w:r>
-        <w:rPr>
-          <w:b/>
-        </w:rPr>
-        <w:t>-</w:t>
-      </w:r>
-      <w:proofErr w:type="spellStart"/>
-      <w:r>
-        <w:rPr>
-          <w:b/>
-        </w:rPr>
-        <w:t>pos</w:t>
-      </w:r>
-      <w:proofErr w:type="spellEnd"/>
-      <w:r>
-        <w:rPr>
-          <w:b/>
-        </w:rPr>
-        <w:t>-x</w:t>
+        <w:t>sig-pos-x</w:t>
       </w:r>
       <w:r>
         <w:t>“:</w:t>
@@ -4323,33 +3676,11 @@
       <w:r>
         <w:t>„</w:t>
       </w:r>
-      <w:proofErr w:type="spellStart"/>
       <w:r>
         <w:rPr>
           <w:b/>
         </w:rPr>
-        <w:t>sig</w:t>
-      </w:r>
-      <w:proofErr w:type="spellEnd"/>
-      <w:r>
-        <w:rPr>
-          <w:b/>
-        </w:rPr>
-        <w:t>-</w:t>
-      </w:r>
-      <w:proofErr w:type="spellStart"/>
-      <w:r>
-        <w:rPr>
-          <w:b/>
-        </w:rPr>
-        <w:t>pos</w:t>
-      </w:r>
-      <w:proofErr w:type="spellEnd"/>
-      <w:r>
-        <w:rPr>
-          <w:b/>
-        </w:rPr>
-        <w:t>-y</w:t>
+        <w:t>sig-pos-y</w:t>
       </w:r>
       <w:r>
         <w:t>“:</w:t>
@@ -4384,33 +3715,11 @@
       <w:r>
         <w:t>„</w:t>
       </w:r>
-      <w:proofErr w:type="spellStart"/>
       <w:r>
         <w:rPr>
           <w:b/>
         </w:rPr>
-        <w:t>sig</w:t>
-      </w:r>
-      <w:proofErr w:type="spellEnd"/>
-      <w:r>
-        <w:rPr>
-          <w:b/>
-        </w:rPr>
-        <w:t>-</w:t>
-      </w:r>
-      <w:proofErr w:type="spellStart"/>
-      <w:r>
-        <w:rPr>
-          <w:b/>
-        </w:rPr>
-        <w:t>pos</w:t>
-      </w:r>
-      <w:proofErr w:type="spellEnd"/>
-      <w:r>
-        <w:rPr>
-          <w:b/>
-        </w:rPr>
-        <w:t>-r</w:t>
+        <w:t>sig-pos-r</w:t>
       </w:r>
       <w:r>
         <w:t>“: Mit diesem Parameter kann die Rotation (in Grad) des Signaturblocks festgelegt werden.  (</w:t>
@@ -4439,44 +3748,20 @@
       <w:r>
         <w:t>„</w:t>
       </w:r>
-      <w:proofErr w:type="spellStart"/>
       <w:r>
         <w:rPr>
           <w:b/>
         </w:rPr>
-        <w:t>sig</w:t>
-      </w:r>
-      <w:proofErr w:type="spellEnd"/>
-      <w:r>
-        <w:rPr>
-          <w:b/>
-        </w:rPr>
-        <w:t>-</w:t>
-      </w:r>
-      <w:proofErr w:type="spellStart"/>
-      <w:r>
-        <w:rPr>
-          <w:b/>
-        </w:rPr>
-        <w:t>pos</w:t>
-      </w:r>
-      <w:proofErr w:type="spellEnd"/>
-      <w:r>
-        <w:rPr>
-          <w:b/>
-        </w:rPr>
-        <w:t>-f</w:t>
-      </w:r>
-      <w:r>
-        <w:t xml:space="preserve">“: Mit diesem Parameter kann die </w:t>
-      </w:r>
-      <w:proofErr w:type="spellStart"/>
-      <w:r>
-        <w:t>Footerhoehe</w:t>
-      </w:r>
-      <w:proofErr w:type="spellEnd"/>
-      <w:r>
-        <w:t xml:space="preserve"> bei automatischer Platzierung des Signaturblocks vorgegeben werden.  (</w:t>
+        <w:t>sig-pos-f</w:t>
+      </w:r>
+      <w:r>
+        <w:t>“: Mit diesem Parameter kann die Footerh</w:t>
+      </w:r>
+      <w:r>
+        <w:t>ö</w:t>
+      </w:r>
+      <w:r>
+        <w:t>he bei automatischer Platzierung des Signaturblocks vorgegeben werden.  (</w:t>
       </w:r>
       <w:r>
         <w:rPr>
@@ -4502,69 +3787,23 @@
       <w:r>
         <w:t>„</w:t>
       </w:r>
-      <w:proofErr w:type="spellStart"/>
       <w:r>
         <w:rPr>
           <w:b/>
         </w:rPr>
-        <w:t>invoke</w:t>
-      </w:r>
-      <w:proofErr w:type="spellEnd"/>
+        <w:t>invoke-app-url-target</w:t>
+      </w:r>
+      <w:r>
+        <w:t>“: Mit diesem Parameter lässt sich der Frame festlegen in dem der Benutzer nach Abschluss des Signaturvorgangs an die „</w:t>
+      </w:r>
       <w:r>
         <w:rPr>
           <w:b/>
         </w:rPr>
-        <w:t>-</w:t>
-      </w:r>
-      <w:proofErr w:type="spellStart"/>
-      <w:r>
-        <w:rPr>
-          <w:b/>
-        </w:rPr>
-        <w:t>app</w:t>
-      </w:r>
-      <w:proofErr w:type="spellEnd"/>
-      <w:r>
-        <w:rPr>
-          <w:b/>
-        </w:rPr>
-        <w:t>-</w:t>
-      </w:r>
-      <w:proofErr w:type="spellStart"/>
-      <w:r>
-        <w:rPr>
-          <w:b/>
-        </w:rPr>
-        <w:t>url</w:t>
-      </w:r>
-      <w:proofErr w:type="spellEnd"/>
-      <w:r>
-        <w:rPr>
-          <w:b/>
-        </w:rPr>
-        <w:t>-target</w:t>
-      </w:r>
-      <w:r>
-        <w:t>“: Mit diesem Parameter lässt sich der Frame festlegen in dem der Benutzer nach Abschluss des Signaturvorgangs an die „</w:t>
-      </w:r>
-      <w:proofErr w:type="spellStart"/>
-      <w:r>
-        <w:rPr>
-          <w:b/>
-        </w:rPr>
         <w:t>invoke-app-url</w:t>
       </w:r>
-      <w:proofErr w:type="spellEnd"/>
-      <w:r>
-        <w:t xml:space="preserve">“ umgeleitet wird. Dieser Parameter wird als </w:t>
-      </w:r>
-      <w:proofErr w:type="spellStart"/>
-      <w:r>
-        <w:t>target</w:t>
-      </w:r>
-      <w:proofErr w:type="spellEnd"/>
-      <w:r>
-        <w:t xml:space="preserve"> Attribute eines HTML Formulars eingetragen. Daher sind alle Werte gültig die für dieses Attribut gültig sind. Mögliche Werte für dieses Attribut sind:</w:t>
+      <w:r>
+        <w:t>“ umgeleitet wird. Dieser Parameter wird als target Attribute eines HTML Formulars eingetragen. Daher sind alle Werte gültig die für dieses Attribut gültig sind. Mögliche Werte für dieses Attribut sind:</w:t>
       </w:r>
     </w:p>
     <w:p>
@@ -4591,14 +3830,12 @@
       <w:r>
         <w:t>„</w:t>
       </w:r>
-      <w:proofErr w:type="spellStart"/>
       <w:r>
         <w:rPr>
           <w:b/>
         </w:rPr>
         <w:t>invoke-app-url</w:t>
       </w:r>
-      <w:proofErr w:type="spellEnd"/>
       <w:r>
         <w:rPr>
           <w:b/>
@@ -4606,15 +3843,7 @@
         <w:t xml:space="preserve">“ </w:t>
       </w:r>
       <w:r>
-        <w:t xml:space="preserve">wird in einem neuen Fenster oder </w:t>
-      </w:r>
-      <w:proofErr w:type="spellStart"/>
-      <w:r>
-        <w:t>Tap</w:t>
-      </w:r>
-      <w:proofErr w:type="spellEnd"/>
-      <w:r>
-        <w:t xml:space="preserve"> geöffnet.</w:t>
+        <w:t>wird in einem neuen Fenster oder Tap geöffnet.</w:t>
       </w:r>
     </w:p>
     <w:p>
@@ -4629,16 +3858,8 @@
         <w:rPr>
           <w:i/>
         </w:rPr>
-        <w:t>_</w:t>
-      </w:r>
-      <w:proofErr w:type="spellStart"/>
-      <w:r>
-        <w:rPr>
-          <w:i/>
-        </w:rPr>
-        <w:t>self</w:t>
-      </w:r>
-      <w:proofErr w:type="spellEnd"/>
+        <w:t>_self</w:t>
+      </w:r>
       <w:r>
         <w:t xml:space="preserve">: </w:t>
       </w:r>
@@ -4652,14 +3873,12 @@
       <w:r>
         <w:t>„</w:t>
       </w:r>
-      <w:proofErr w:type="spellStart"/>
       <w:r>
         <w:rPr>
           <w:b/>
         </w:rPr>
         <w:t>invoke-app-url</w:t>
       </w:r>
-      <w:proofErr w:type="spellEnd"/>
       <w:r>
         <w:rPr>
           <w:b/>
@@ -4685,16 +3904,8 @@
         <w:rPr>
           <w:i/>
         </w:rPr>
-        <w:t>_</w:t>
-      </w:r>
-      <w:proofErr w:type="spellStart"/>
-      <w:r>
-        <w:rPr>
-          <w:i/>
-        </w:rPr>
-        <w:t>parent</w:t>
-      </w:r>
-      <w:proofErr w:type="spellEnd"/>
+        <w:t>_parent</w:t>
+      </w:r>
       <w:r>
         <w:t>:</w:t>
       </w:r>
@@ -4705,14 +3916,12 @@
       <w:r>
         <w:t>„</w:t>
       </w:r>
-      <w:proofErr w:type="spellStart"/>
       <w:r>
         <w:rPr>
           <w:b/>
         </w:rPr>
         <w:t>invoke-app-url</w:t>
       </w:r>
-      <w:proofErr w:type="spellEnd"/>
       <w:r>
         <w:rPr>
           <w:b/>
@@ -4723,21 +3932,8 @@
         <w:t>wird im</w:t>
       </w:r>
       <w:r>
-        <w:t xml:space="preserve"> </w:t>
-      </w:r>
-      <w:proofErr w:type="spellStart"/>
-      <w:r>
-        <w:t>parent</w:t>
-      </w:r>
-      <w:proofErr w:type="spellEnd"/>
-      <w:r>
-        <w:t xml:space="preserve"> </w:t>
-      </w:r>
-      <w:proofErr w:type="spellStart"/>
-      <w:r>
-        <w:t>frame</w:t>
-      </w:r>
-      <w:proofErr w:type="spellEnd"/>
+        <w:t xml:space="preserve"> parent frame</w:t>
+      </w:r>
       <w:r>
         <w:t xml:space="preserve"> geöffnet.</w:t>
       </w:r>
@@ -4771,14 +3967,12 @@
       <w:r>
         <w:t>„</w:t>
       </w:r>
-      <w:proofErr w:type="spellStart"/>
       <w:r>
         <w:rPr>
           <w:b/>
         </w:rPr>
         <w:t>invoke-app-url</w:t>
       </w:r>
-      <w:proofErr w:type="spellEnd"/>
       <w:r>
         <w:rPr>
           <w:b/>
@@ -4815,14 +4009,12 @@
       <w:r>
         <w:t>„</w:t>
       </w:r>
-      <w:proofErr w:type="spellStart"/>
       <w:r>
         <w:rPr>
           <w:b/>
         </w:rPr>
         <w:t>invoke-app-url</w:t>
       </w:r>
-      <w:proofErr w:type="spellEnd"/>
       <w:r>
         <w:rPr>
           <w:b/>
@@ -4830,15 +4022,7 @@
         <w:t xml:space="preserve">“ </w:t>
       </w:r>
       <w:r>
-        <w:t xml:space="preserve">wird in einem benannten </w:t>
-      </w:r>
-      <w:proofErr w:type="spellStart"/>
-      <w:r>
-        <w:t>iframe</w:t>
-      </w:r>
-      <w:proofErr w:type="spellEnd"/>
-      <w:r>
-        <w:t xml:space="preserve"> angezeigt.</w:t>
+        <w:t>wird in einem benannten iframe angezeigt.</w:t>
       </w:r>
     </w:p>
     <w:p>
@@ -4852,19 +4036,11 @@
       <w:r>
         <w:t>„</w:t>
       </w:r>
-      <w:proofErr w:type="spellStart"/>
       <w:r>
         <w:rPr>
           <w:b/>
         </w:rPr>
-        <w:t>verify</w:t>
-      </w:r>
-      <w:proofErr w:type="spellEnd"/>
-      <w:r>
-        <w:rPr>
-          <w:b/>
-        </w:rPr>
-        <w:t>-level</w:t>
+        <w:t>verify-level</w:t>
       </w:r>
       <w:r>
         <w:t>“: Mit diesem Parameter lässt sich festlegen, welche Art von Signaturverifikation nach dem Signaturvorgang durchgeführt werden soll.</w:t>
@@ -4881,14 +4057,12 @@
       <w:r>
         <w:t>„</w:t>
       </w:r>
-      <w:proofErr w:type="spellStart"/>
       <w:r>
         <w:rPr>
           <w:i/>
         </w:rPr>
         <w:t>full</w:t>
       </w:r>
-      <w:proofErr w:type="spellEnd"/>
       <w:r>
         <w:t>“:</w:t>
       </w:r>
@@ -4912,14 +4086,12 @@
         <w:lastRenderedPageBreak/>
         <w:t>„</w:t>
       </w:r>
-      <w:proofErr w:type="spellStart"/>
       <w:r>
         <w:rPr>
           <w:i/>
         </w:rPr>
         <w:t>intOnly</w:t>
       </w:r>
-      <w:proofErr w:type="spellEnd"/>
       <w:r>
         <w:t>“:</w:t>
       </w:r>
@@ -4942,14 +4114,12 @@
       <w:r>
         <w:t>„</w:t>
       </w:r>
-      <w:proofErr w:type="spellStart"/>
       <w:r>
         <w:rPr>
           <w:b/>
         </w:rPr>
         <w:t>filename</w:t>
       </w:r>
-      <w:proofErr w:type="spellEnd"/>
       <w:r>
         <w:t>“:</w:t>
       </w:r>
@@ -4980,14 +4150,12 @@
       <w:r>
         <w:t>„</w:t>
       </w:r>
-      <w:proofErr w:type="spellStart"/>
       <w:r>
         <w:rPr>
           <w:b/>
         </w:rPr>
         <w:t>qrcontent</w:t>
       </w:r>
-      <w:proofErr w:type="spellEnd"/>
       <w:r>
         <w:t>“: Mit diesem Parameter lässt sich ein Text übergeben, welcher von als QR Code als Signaturmarke verwendet werden soll. (</w:t>
       </w:r>
@@ -5022,53 +4190,19 @@
         <w:t>pp:</w:t>
       </w:r>
       <w:r>
-        <w:t xml:space="preserve">“: Dies ist ein </w:t>
-      </w:r>
-      <w:proofErr w:type="spellStart"/>
-      <w:r>
-        <w:t>Prefix</w:t>
-      </w:r>
-      <w:proofErr w:type="spellEnd"/>
-      <w:r>
-        <w:t xml:space="preserve"> fü</w:t>
-      </w:r>
-      <w:r>
-        <w:t xml:space="preserve">r </w:t>
-      </w:r>
-      <w:proofErr w:type="spellStart"/>
-      <w:r>
-        <w:t>Preprocessor</w:t>
-      </w:r>
-      <w:proofErr w:type="spellEnd"/>
-      <w:r>
-        <w:t xml:space="preserve"> Argumente. Soll beispielsweise das</w:t>
-      </w:r>
-      <w:r>
-        <w:t xml:space="preserve"> Argument „</w:t>
-      </w:r>
-      <w:proofErr w:type="spellStart"/>
-      <w:r>
-        <w:t>testid</w:t>
-      </w:r>
-      <w:proofErr w:type="spellEnd"/>
-      <w:r>
-        <w:t>“ übergeben werden</w:t>
+        <w:t>“: Dies ist ein Prefix fü</w:t>
+      </w:r>
+      <w:r>
+        <w:t>r Preprocessor Argumente. Soll beispielsweise das</w:t>
+      </w:r>
+      <w:r>
+        <w:t xml:space="preserve"> Argument „testid“ übergeben werden</w:t>
       </w:r>
       <w:r>
         <w:t>,</w:t>
       </w:r>
       <w:r>
-        <w:t xml:space="preserve"> so kann ein Parameter „</w:t>
-      </w:r>
-      <w:proofErr w:type="spellStart"/>
-      <w:proofErr w:type="gramStart"/>
-      <w:r>
-        <w:t>pp:testid</w:t>
-      </w:r>
-      <w:proofErr w:type="spellEnd"/>
-      <w:proofErr w:type="gramEnd"/>
-      <w:r>
-        <w:t>“ verwendet werden. (</w:t>
+        <w:t xml:space="preserve"> so kann ein Parameter „pp:testid“ verwendet werden. (</w:t>
       </w:r>
       <w:r>
         <w:rPr>
@@ -5094,54 +4228,20 @@
       <w:r>
         <w:t>„</w:t>
       </w:r>
-      <w:proofErr w:type="spellStart"/>
       <w:r>
         <w:rPr>
           <w:b/>
         </w:rPr>
-        <w:t>ov</w:t>
-      </w:r>
-      <w:proofErr w:type="spellEnd"/>
-      <w:r>
-        <w:rPr>
-          <w:b/>
-        </w:rPr>
-        <w:t>:</w:t>
-      </w:r>
-      <w:r>
-        <w:t xml:space="preserve">“: Dies ist ein </w:t>
-      </w:r>
-      <w:proofErr w:type="spellStart"/>
-      <w:r>
-        <w:t>Prefix</w:t>
-      </w:r>
-      <w:proofErr w:type="spellEnd"/>
-      <w:r>
-        <w:t xml:space="preserve"> für das Überschreiben von K</w:t>
+        <w:t>ov:</w:t>
+      </w:r>
+      <w:r>
+        <w:t>“: Dies ist ein Prefix für das Überschreiben von K</w:t>
       </w:r>
       <w:r>
         <w:t>onfigurationseinstellung. Soll beispielsweise das</w:t>
       </w:r>
       <w:r>
-        <w:t xml:space="preserve"> Argument „</w:t>
-      </w:r>
-      <w:proofErr w:type="spellStart"/>
-      <w:r>
-        <w:t>testid</w:t>
-      </w:r>
-      <w:proofErr w:type="spellEnd"/>
-      <w:r>
-        <w:t>“ übergeben werden so kann ein Parameter „</w:t>
-      </w:r>
-      <w:proofErr w:type="spellStart"/>
-      <w:proofErr w:type="gramStart"/>
-      <w:r>
-        <w:t>ov:testid</w:t>
-      </w:r>
-      <w:proofErr w:type="spellEnd"/>
-      <w:proofErr w:type="gramEnd"/>
-      <w:r>
-        <w:t>“ verwendet werden. (</w:t>
+        <w:t xml:space="preserve"> Argument „testid“ übergeben werden so kann ein Parameter „ov:testid“ verwendet werden. (</w:t>
       </w:r>
       <w:r>
         <w:rPr>
@@ -5170,7 +4270,6 @@
         </w:rPr>
         <w:t>„</w:t>
       </w:r>
-      <w:proofErr w:type="spellStart"/>
       <w:r>
         <w:rPr>
           <w:b/>
@@ -5179,55 +4278,78 @@
         </w:rPr>
         <w:t>sbp</w:t>
       </w:r>
-      <w:proofErr w:type="spellEnd"/>
-      <w:r>
-        <w:rPr>
-          <w:lang w:val="de-AT"/>
-        </w:rPr>
-        <w:t>“: Mit diesem Parameter können dynamische Signaturblockparameter übergeben werden. Es muss</w:t>
-      </w:r>
-      <w:r>
-        <w:rPr>
-          <w:lang w:val="de-AT"/>
-        </w:rPr>
+      <w:r>
+        <w:rPr>
+          <w:b/>
+          <w:bCs/>
+          <w:lang w:val="de-AT"/>
+        </w:rPr>
+        <w:t>:</w:t>
+      </w:r>
+      <w:r>
+        <w:rPr>
+          <w:lang w:val="de-AT"/>
+        </w:rPr>
+        <w:t xml:space="preserve">“: Mit diesem Parameter können dynamische Signaturblockparameter übergeben werden. </w:t>
+      </w:r>
+      <w:r>
+        <w:rPr>
+          <w:lang w:val="de-AT"/>
+        </w:rPr>
+        <w:t>Es muss sich dabei um Key-Value Paare handeln, die in der Form „sbp:key</w:t>
+      </w:r>
+      <w:r>
+        <w:rPr>
+          <w:lang w:val="de-AT"/>
+        </w:rPr>
+        <w:t>A</w:t>
+      </w:r>
+      <w:r>
+        <w:rPr>
+          <w:lang w:val="de-AT"/>
+        </w:rPr>
+        <w:t>=value</w:t>
+      </w:r>
+      <w:r>
+        <w:rPr>
+          <w:lang w:val="de-AT"/>
+        </w:rPr>
+        <w:t>A</w:t>
+      </w:r>
+      <w:r>
+        <w:rPr>
+          <w:lang w:val="de-AT"/>
+        </w:rPr>
+        <w:t>“ bzw. „sbp:key</w:t>
+      </w:r>
+      <w:r>
+        <w:rPr>
+          <w:lang w:val="de-AT"/>
+        </w:rPr>
+        <w:t>B</w:t>
+      </w:r>
+      <w:r>
+        <w:rPr>
+          <w:lang w:val="de-AT"/>
+        </w:rPr>
+        <w:t>=value</w:t>
+      </w:r>
+      <w:r>
+        <w:rPr>
+          <w:lang w:val="de-AT"/>
+        </w:rPr>
+        <w:t>B</w:t>
+      </w:r>
+      <w:r>
+        <w:rPr>
+          <w:lang w:val="de-AT"/>
+        </w:rPr>
+        <w:t>“ übergeben werden.</w:t>
+      </w:r>
+      <w:r>
         <w:t xml:space="preserve"> </w:t>
       </w:r>
       <w:r>
-        <w:rPr>
-          <w:lang w:val="de-AT"/>
-        </w:rPr>
-        <w:t>s</w:t>
-      </w:r>
-      <w:r>
-        <w:rPr>
-          <w:lang w:val="de-AT"/>
-        </w:rPr>
-        <w:t>ic</w:t>
-      </w:r>
-      <w:r>
-        <w:rPr>
-          <w:lang w:val="de-AT"/>
-        </w:rPr>
-        <w:t>h dabei um Key-Value Paare handeln, die durch einen Strichpunkt getrennt sind. Beispielsweise „key1=value</w:t>
-      </w:r>
-      <w:proofErr w:type="gramStart"/>
-      <w:r>
-        <w:rPr>
-          <w:lang w:val="de-AT"/>
-        </w:rPr>
-        <w:t>1;key</w:t>
-      </w:r>
-      <w:proofErr w:type="gramEnd"/>
-      <w:r>
-        <w:rPr>
-          <w:lang w:val="de-AT"/>
-        </w:rPr>
-        <w:t>2=value2“.</w:t>
-      </w:r>
-      <w:r>
-        <w:t xml:space="preserve"> </w:t>
-      </w:r>
-      <w:r>
         <w:t>(</w:t>
       </w:r>
       <w:r>
@@ -5253,63 +4375,30 @@
         <w:pStyle w:val="Heading3"/>
       </w:pPr>
       <w:bookmarkStart w:id="12" w:name="_Toc396214457"/>
-      <w:proofErr w:type="spellStart"/>
-      <w:r>
-        <w:t>ProvidePDF</w:t>
-      </w:r>
-      <w:proofErr w:type="spellEnd"/>
-      <w:r>
-        <w:t xml:space="preserve"> Servlet</w:t>
+      <w:r>
+        <w:t>ProvidePDF Servlet</w:t>
       </w:r>
       <w:bookmarkEnd w:id="12"/>
     </w:p>
     <w:p>
       <w:r>
-        <w:t xml:space="preserve">Das </w:t>
-      </w:r>
-      <w:proofErr w:type="spellStart"/>
-      <w:r>
-        <w:t>Provide</w:t>
-      </w:r>
-      <w:proofErr w:type="spellEnd"/>
-      <w:r>
-        <w:t xml:space="preserve"> </w:t>
-      </w:r>
-      <w:proofErr w:type="gramStart"/>
-      <w:r>
-        <w:t>PDF Servlet</w:t>
-      </w:r>
-      <w:proofErr w:type="gramEnd"/>
-      <w:r>
-        <w:t xml:space="preserve"> </w:t>
-      </w:r>
-      <w:proofErr w:type="spellStart"/>
-      <w:r>
-        <w:t>laesst</w:t>
-      </w:r>
-      <w:proofErr w:type="spellEnd"/>
+        <w:t xml:space="preserve">Das Provide PDF Servlet </w:t>
+      </w:r>
+      <w:r>
+        <w:t>lässt</w:t>
+      </w:r>
       <w:r>
         <w:t xml:space="preserve"> keine Parameter zu. Das Verhalten wird durch die Parameter gesteuert, die beim Aufruf </w:t>
       </w:r>
       <w:r>
-        <w:t xml:space="preserve">des </w:t>
-      </w:r>
-      <w:proofErr w:type="spellStart"/>
-      <w:r>
-        <w:t>Sign</w:t>
-      </w:r>
-      <w:r>
-        <w:t>Servlet</w:t>
-      </w:r>
-      <w:proofErr w:type="spellEnd"/>
-      <w:r>
-        <w:t xml:space="preserve"> </w:t>
-      </w:r>
-      <w:proofErr w:type="spellStart"/>
-      <w:r>
-        <w:t>uebergeben</w:t>
-      </w:r>
-      <w:proofErr w:type="spellEnd"/>
+        <w:t>des Sign</w:t>
+      </w:r>
+      <w:r>
+        <w:t xml:space="preserve">Servlet </w:t>
+      </w:r>
+      <w:r>
+        <w:t>übergeben</w:t>
+      </w:r>
       <w:r>
         <w:t xml:space="preserve"> wurden.</w:t>
       </w:r>
@@ -5319,49 +4408,20 @@
         <w:pStyle w:val="Heading3"/>
       </w:pPr>
       <w:bookmarkStart w:id="13" w:name="_Toc396214458"/>
-      <w:proofErr w:type="spellStart"/>
-      <w:r>
-        <w:t>PDFData</w:t>
-      </w:r>
-      <w:proofErr w:type="spellEnd"/>
-      <w:r>
-        <w:t xml:space="preserve"> Servlet</w:t>
+      <w:r>
+        <w:t>PDFData Servlet</w:t>
       </w:r>
       <w:bookmarkEnd w:id="13"/>
     </w:p>
     <w:p>
       <w:r>
-        <w:t xml:space="preserve">Das </w:t>
-      </w:r>
-      <w:proofErr w:type="spellStart"/>
-      <w:r>
-        <w:t>PDFData</w:t>
-      </w:r>
-      <w:proofErr w:type="spellEnd"/>
-      <w:r>
-        <w:t xml:space="preserve"> Servlet returniert</w:t>
+        <w:t>Das PDFData Servlet returniert</w:t>
       </w:r>
       <w:r>
         <w:t>, falls vorhanden,</w:t>
       </w:r>
       <w:r>
-        <w:t xml:space="preserve"> das signierte </w:t>
-      </w:r>
-      <w:proofErr w:type="gramStart"/>
-      <w:r>
-        <w:t>PDF Dokument</w:t>
-      </w:r>
-      <w:proofErr w:type="gramEnd"/>
-      <w:r>
-        <w:t xml:space="preserve">. Vorsicht: Dieses Servlet kann nur ein einziges Mal pro Signaturvorgang aufgerufen werden. Nachdem das signierte Dokument abgeholt wurde, werden die Daten des signierten </w:t>
-      </w:r>
-      <w:proofErr w:type="gramStart"/>
-      <w:r>
-        <w:t>PDF Dokumentes</w:t>
-      </w:r>
-      <w:proofErr w:type="gramEnd"/>
-      <w:r>
-        <w:t xml:space="preserve"> </w:t>
+        <w:t xml:space="preserve"> das signierte PDF Dokument. Vorsicht: Dieses Servlet kann nur ein einziges Mal pro Signaturvorgang aufgerufen werden. Nachdem das signierte Dokument abgeholt wurde, werden die Daten des signierten PDF Dokumentes </w:t>
       </w:r>
       <w:r>
         <w:t>gelöscht</w:t>
@@ -5381,24 +4441,14 @@
       <w:r>
         <w:t>„</w:t>
       </w:r>
-      <w:proofErr w:type="spellStart"/>
       <w:r>
         <w:rPr>
           <w:b/>
         </w:rPr>
         <w:t>origdigest</w:t>
       </w:r>
-      <w:proofErr w:type="spellEnd"/>
-      <w:r>
-        <w:t xml:space="preserve">“: Dieser </w:t>
-      </w:r>
-      <w:proofErr w:type="gramStart"/>
-      <w:r>
-        <w:t>Parameter  kann</w:t>
-      </w:r>
-      <w:proofErr w:type="gramEnd"/>
-      <w:r>
-        <w:t xml:space="preserve"> den Hex kodierten SHA256 Wert </w:t>
+      <w:r>
+        <w:t xml:space="preserve">“: Dieser Parameter  kann den Hex kodierten SHA256 Wert </w:t>
       </w:r>
       <w:r>
         <w:t>des Originald</w:t>
@@ -5406,11 +4456,9 @@
       <w:r>
         <w:t xml:space="preserve">okuments enthalten. Wenn dieser Parameter angegeben wird, </w:t>
       </w:r>
-      <w:proofErr w:type="spellStart"/>
-      <w:r>
-        <w:t>prueft</w:t>
-      </w:r>
-      <w:proofErr w:type="spellEnd"/>
+      <w:r>
+        <w:t>prüft</w:t>
+      </w:r>
       <w:r>
         <w:t xml:space="preserve"> PDF-AS-WEB</w:t>
       </w:r>
@@ -5426,11 +4474,9 @@
       <w:r>
         <w:t xml:space="preserve"> Daten </w:t>
       </w:r>
-      <w:proofErr w:type="spellStart"/>
-      <w:r>
-        <w:t>uebereinstimmt</w:t>
-      </w:r>
-      <w:proofErr w:type="spellEnd"/>
+      <w:r>
+        <w:t>übereinstimmt</w:t>
+      </w:r>
       <w:r>
         <w:t xml:space="preserve">. Nur wenn dieser </w:t>
       </w:r>
@@ -5464,67 +4510,19 @@
     </w:p>
     <w:p>
       <w:r>
-        <w:t xml:space="preserve">Das </w:t>
-      </w:r>
-      <w:proofErr w:type="spellStart"/>
-      <w:r>
-        <w:t>PDFData</w:t>
-      </w:r>
-      <w:proofErr w:type="spellEnd"/>
-      <w:r>
-        <w:t xml:space="preserve"> Servlet returniert auch das Zertifikat mit welchem die Signatur durchgeführt wurde. Dieses Zertifikat ist als Server Header „</w:t>
-      </w:r>
-      <w:proofErr w:type="spellStart"/>
-      <w:r>
-        <w:t>Signer-Certificate</w:t>
-      </w:r>
-      <w:proofErr w:type="spellEnd"/>
-      <w:r>
-        <w:t xml:space="preserve">“ in der Response zu finden. </w:t>
-      </w:r>
-      <w:r>
-        <w:t>Auch das Ergebnis der automatisch durchgeführten Signaturprüfung nach dem Signaturvorgang wird über die Server Header übergeben. Die Server Header „</w:t>
-      </w:r>
-      <w:proofErr w:type="spellStart"/>
-      <w:r>
-        <w:t>CertificateCheckCode</w:t>
-      </w:r>
-      <w:proofErr w:type="spellEnd"/>
-      <w:r>
-        <w:t>“ und „</w:t>
-      </w:r>
-      <w:proofErr w:type="spellStart"/>
-      <w:r>
-        <w:t>ValueCheckCode</w:t>
-      </w:r>
-      <w:proofErr w:type="spellEnd"/>
-      <w:r>
-        <w:t xml:space="preserve">“ sind in der </w:t>
+        <w:t xml:space="preserve">Das PDFData Servlet returniert auch das Zertifikat mit welchem die Signatur durchgeführt wurde. Dieses Zertifikat ist als Server Header „Signer-Certificate“ in der Response zu finden. </w:t>
+      </w:r>
+      <w:r>
+        <w:t xml:space="preserve">Auch das Ergebnis der automatisch durchgeführten Signaturprüfung nach dem Signaturvorgang wird über die Server Header übergeben. Die Server Header „CertificateCheckCode“ und „ValueCheckCode“ sind in der </w:t>
       </w:r>
       <w:r>
         <w:lastRenderedPageBreak/>
-        <w:t xml:space="preserve">Antwort des </w:t>
-      </w:r>
-      <w:proofErr w:type="spellStart"/>
-      <w:r>
-        <w:t>PDFData</w:t>
-      </w:r>
-      <w:proofErr w:type="spellEnd"/>
-      <w:r>
-        <w:t xml:space="preserve"> Servlet enthalten. Die Werte dieser beiden Header entsprechen den Werten eine MOA Signaturprüfung:</w:t>
-      </w:r>
-    </w:p>
-    <w:p>
-      <w:r>
-        <w:t>„</w:t>
-      </w:r>
-      <w:proofErr w:type="spellStart"/>
-      <w:r>
-        <w:t>ValueCheckCode</w:t>
-      </w:r>
-      <w:proofErr w:type="spellEnd"/>
-      <w:r>
-        <w:t>“ Werte sind:</w:t>
+        <w:t>Antwort des PDFData Servlet enthalten. Die Werte dieser beiden Header entsprechen den Werten eine MOA Signaturprüfung:</w:t>
+      </w:r>
+    </w:p>
+    <w:p>
+      <w:r>
+        <w:t>„ValueCheckCode“ Werte sind:</w:t>
       </w:r>
     </w:p>
     <w:tbl>
@@ -5667,15 +4665,7 @@
     <w:p/>
     <w:p>
       <w:r>
-        <w:t>„</w:t>
-      </w:r>
-      <w:proofErr w:type="spellStart"/>
-      <w:r>
-        <w:t>CertificateCheckCode</w:t>
-      </w:r>
-      <w:proofErr w:type="spellEnd"/>
-      <w:r>
-        <w:t>“ Werte sind:</w:t>
+        <w:t>„CertificateCheckCode“ Werte sind:</w:t>
       </w:r>
     </w:p>
     <w:tbl>
@@ -5772,15 +4762,7 @@
               <w:cnfStyle w:val="000000000000" w:firstRow="0" w:lastRow="0" w:firstColumn="0" w:lastColumn="0" w:oddVBand="0" w:evenVBand="0" w:oddHBand="0" w:evenHBand="0" w:firstRowFirstColumn="0" w:firstRowLastColumn="0" w:lastRowFirstColumn="0" w:lastRowLastColumn="0"/>
             </w:pPr>
             <w:r>
-              <w:t xml:space="preserve">Eine formal korrekte Zertifikatskette vom </w:t>
-            </w:r>
-            <w:proofErr w:type="spellStart"/>
-            <w:r>
-              <w:t>Signatorzertifikat</w:t>
-            </w:r>
-            <w:proofErr w:type="spellEnd"/>
-            <w:r>
-              <w:t xml:space="preserve"> zu einem vertrauenswürdigen Wurzelzertifikat konnte konstruiert werden. Jedes Zertifikat dieser Kette ist zum in der Anfrage angegebenen Prüfzeitpunkt gültig.</w:t>
+              <w:t>Eine formal korrekte Zertifikatskette vom Signatorzertifikat zu einem vertrauenswürdigen Wurzelzertifikat konnte konstruiert werden. Jedes Zertifikat dieser Kette ist zum in der Anfrage angegebenen Prüfzeitpunkt gültig.</w:t>
             </w:r>
           </w:p>
         </w:tc>
@@ -5817,15 +4799,7 @@
               <w:cnfStyle w:val="000000010000" w:firstRow="0" w:lastRow="0" w:firstColumn="0" w:lastColumn="0" w:oddVBand="0" w:evenVBand="0" w:oddHBand="0" w:evenHBand="1" w:firstRowFirstColumn="0" w:firstRowLastColumn="0" w:lastRowFirstColumn="0" w:lastRowLastColumn="0"/>
             </w:pPr>
             <w:r>
-              <w:t xml:space="preserve">Es konnte keine formal korrekte Zertifikatskette vom </w:t>
-            </w:r>
-            <w:proofErr w:type="spellStart"/>
-            <w:r>
-              <w:t>Signatorzertifikat</w:t>
-            </w:r>
-            <w:proofErr w:type="spellEnd"/>
-            <w:r>
-              <w:t xml:space="preserve"> zu einem vertrauenswürdigen Wurzelzertifikat konstruiert werden.</w:t>
+              <w:t>Es konnte keine formal korrekte Zertifikatskette vom Signatorzertifikat zu einem vertrauenswürdigen Wurzelzertifikat konstruiert werden.</w:t>
             </w:r>
           </w:p>
         </w:tc>
@@ -5859,15 +4833,7 @@
               <w:cnfStyle w:val="000000000000" w:firstRow="0" w:lastRow="0" w:firstColumn="0" w:lastColumn="0" w:oddVBand="0" w:evenVBand="0" w:oddHBand="0" w:evenHBand="0" w:firstRowFirstColumn="0" w:firstRowLastColumn="0" w:lastRowFirstColumn="0" w:lastRowLastColumn="0"/>
             </w:pPr>
             <w:r>
-              <w:t xml:space="preserve">Eine formal korrekte Zertifikatskette vom </w:t>
-            </w:r>
-            <w:proofErr w:type="spellStart"/>
-            <w:r>
-              <w:t>Signatorzertifikat</w:t>
-            </w:r>
-            <w:proofErr w:type="spellEnd"/>
-            <w:r>
-              <w:t xml:space="preserve"> zu einem vertrauenswürdigen Wurzelzertifikat konnte konstruiert werden. Für zumindest ein Zertifikat dieser Kette fällt der Prüfzeitpunkt nicht in das Gültigkeitsintervall.</w:t>
+              <w:t>Eine formal korrekte Zertifikatskette vom Signatorzertifikat zu einem vertrauenswürdigen Wurzelzertifikat konnte konstruiert werden. Für zumindest ein Zertifikat dieser Kette fällt der Prüfzeitpunkt nicht in das Gültigkeitsintervall.</w:t>
             </w:r>
           </w:p>
         </w:tc>
@@ -5904,15 +4870,7 @@
               <w:cnfStyle w:val="000000010000" w:firstRow="0" w:lastRow="0" w:firstColumn="0" w:lastColumn="0" w:oddVBand="0" w:evenVBand="0" w:oddHBand="0" w:evenHBand="1" w:firstRowFirstColumn="0" w:firstRowLastColumn="0" w:lastRowFirstColumn="0" w:lastRowLastColumn="0"/>
             </w:pPr>
             <w:r>
-              <w:t xml:space="preserve">Eine formal korrekte Zertifikatskette vom </w:t>
-            </w:r>
-            <w:proofErr w:type="spellStart"/>
-            <w:r>
-              <w:t>Signatorzertifikat</w:t>
-            </w:r>
-            <w:proofErr w:type="spellEnd"/>
-            <w:r>
-              <w:t xml:space="preserve"> zu einem vertrauenswürdigen Wurzelzertifikat konnte konstruiert werden. Für alle Zertifikate dieser Kette fällt der Prüfzeitpunkt in das jeweilige Gültigkeitsintervall. Für zumindest ein Zertifikat konnte der Zertifikatstatus nicht festgestellt werden.</w:t>
+              <w:t>Eine formal korrekte Zertifikatskette vom Signatorzertifikat zu einem vertrauenswürdigen Wurzelzertifikat konnte konstruiert werden. Für alle Zertifikate dieser Kette fällt der Prüfzeitpunkt in das jeweilige Gültigkeitsintervall. Für zumindest ein Zertifikat konnte der Zertifikatstatus nicht festgestellt werden.</w:t>
             </w:r>
           </w:p>
         </w:tc>
@@ -5946,15 +4904,7 @@
               <w:cnfStyle w:val="000000000000" w:firstRow="0" w:lastRow="0" w:firstColumn="0" w:lastColumn="0" w:oddVBand="0" w:evenVBand="0" w:oddHBand="0" w:evenHBand="0" w:firstRowFirstColumn="0" w:firstRowLastColumn="0" w:lastRowFirstColumn="0" w:lastRowLastColumn="0"/>
             </w:pPr>
             <w:r>
-              <w:t xml:space="preserve">Eine formal korrekte Zertifikatskette vom </w:t>
-            </w:r>
-            <w:proofErr w:type="spellStart"/>
-            <w:r>
-              <w:t>Signatorzertifikat</w:t>
-            </w:r>
-            <w:proofErr w:type="spellEnd"/>
-            <w:r>
-              <w:t xml:space="preserve"> zu einem vertrauenswürdigen Wurzelzertifikat konnte konstruiert werden. Für alle Zertifikate dieser Kette fällt der Prüfzeitpunkt in das jeweilige Gültigkeitsintervall. Zumindest ein Zertifikat ist zum Prüfzeitpunkt widerrufen.</w:t>
+              <w:t>Eine formal korrekte Zertifikatskette vom Signatorzertifikat zu einem vertrauenswürdigen Wurzelzertifikat konnte konstruiert werden. Für alle Zertifikate dieser Kette fällt der Prüfzeitpunkt in das jeweilige Gültigkeitsintervall. Zumindest ein Zertifikat ist zum Prüfzeitpunkt widerrufen.</w:t>
             </w:r>
           </w:p>
         </w:tc>
@@ -5991,15 +4941,7 @@
               <w:cnfStyle w:val="000000010000" w:firstRow="0" w:lastRow="0" w:firstColumn="0" w:lastColumn="0" w:oddVBand="0" w:evenVBand="0" w:oddHBand="0" w:evenHBand="1" w:firstRowFirstColumn="0" w:firstRowLastColumn="0" w:lastRowFirstColumn="0" w:lastRowLastColumn="0"/>
             </w:pPr>
             <w:r>
-              <w:t xml:space="preserve">Eine formal korrekte Zertifikatskette vom </w:t>
-            </w:r>
-            <w:proofErr w:type="spellStart"/>
-            <w:r>
-              <w:t>Signatorzertifikat</w:t>
-            </w:r>
-            <w:proofErr w:type="spellEnd"/>
-            <w:r>
-              <w:t xml:space="preserve"> zu einem vertrauenswürdigen Wurzelzertifikat konnte konstruiert werden. Für alle Zertifikate dieser Kette fällt der Prüfzeitpunkt in das jeweilige Gültigkeitsintervall. Kein Zertifikat dieser Kette ist zum Prüfzeitpunkt widerrufen. Zumindest ein Zertifikat ist zum Prüfzeitpunkt gesperrt.</w:t>
+              <w:t>Eine formal korrekte Zertifikatskette vom Signatorzertifikat zu einem vertrauenswürdigen Wurzelzertifikat konnte konstruiert werden. Für alle Zertifikate dieser Kette fällt der Prüfzeitpunkt in das jeweilige Gültigkeitsintervall. Kein Zertifikat dieser Kette ist zum Prüfzeitpunkt widerrufen. Zumindest ein Zertifikat ist zum Prüfzeitpunkt gesperrt.</w:t>
             </w:r>
           </w:p>
         </w:tc>
@@ -6045,61 +4987,24 @@
         <w:pStyle w:val="Heading3"/>
       </w:pPr>
       <w:bookmarkStart w:id="14" w:name="_Toc396214459"/>
-      <w:proofErr w:type="spellStart"/>
       <w:r>
         <w:lastRenderedPageBreak/>
-        <w:t>Verifikations</w:t>
-      </w:r>
-      <w:proofErr w:type="spellEnd"/>
-      <w:r>
-        <w:t xml:space="preserve"> Servlet</w:t>
+        <w:t>Verifikations Servlet</w:t>
       </w:r>
       <w:bookmarkEnd w:id="14"/>
     </w:p>
     <w:p>
       <w:r>
-        <w:t xml:space="preserve">Das </w:t>
-      </w:r>
-      <w:proofErr w:type="spellStart"/>
-      <w:r>
-        <w:t>Verifikations</w:t>
-      </w:r>
-      <w:proofErr w:type="spellEnd"/>
-      <w:r>
-        <w:t xml:space="preserve"> Servlet ist unter „</w:t>
+        <w:t>Das Verifikations Servlet ist unter „</w:t>
       </w:r>
       <w:r>
         <w:rPr>
           <w:b/>
         </w:rPr>
-        <w:t>/</w:t>
-      </w:r>
-      <w:proofErr w:type="spellStart"/>
-      <w:r>
-        <w:rPr>
-          <w:b/>
-        </w:rPr>
-        <w:t>Verify</w:t>
-      </w:r>
-      <w:proofErr w:type="spellEnd"/>
-      <w:r>
-        <w:t xml:space="preserve">“ erreichbar. Mit diesem Servlet können Signaturen in </w:t>
-      </w:r>
-      <w:proofErr w:type="gramStart"/>
-      <w:r>
-        <w:t>PDF Dokumenten</w:t>
-      </w:r>
-      <w:proofErr w:type="gramEnd"/>
-      <w:r>
-        <w:t xml:space="preserve"> verifiziert werden. </w:t>
-      </w:r>
-      <w:proofErr w:type="gramStart"/>
-      <w:r>
-        <w:t>Diese Servlet</w:t>
-      </w:r>
-      <w:proofErr w:type="gramEnd"/>
-      <w:r>
-        <w:t xml:space="preserve"> unterstützt folgende Parameter:</w:t>
+        <w:t>/Verify</w:t>
+      </w:r>
+      <w:r>
+        <w:t>“ erreichbar. Mit diesem Servlet können Signaturen in PDF Dokumenten verifiziert werden. Diese Servlet unterstützt folgende Parameter:</w:t>
       </w:r>
     </w:p>
     <w:p>
@@ -6119,62 +5024,25 @@
         </w:rPr>
         <w:t>„</w:t>
       </w:r>
-      <w:proofErr w:type="spellStart"/>
       <w:r>
         <w:rPr>
           <w:b/>
           <w:lang w:val="de-AT"/>
         </w:rPr>
-        <w:t>pdf</w:t>
-      </w:r>
-      <w:proofErr w:type="spellEnd"/>
+        <w:t>pdf-f</w:t>
+      </w:r>
       <w:r>
         <w:rPr>
           <w:b/>
           <w:lang w:val="de-AT"/>
         </w:rPr>
-        <w:t>-f</w:t>
-      </w:r>
-      <w:r>
-        <w:rPr>
-          <w:b/>
-          <w:lang w:val="de-AT"/>
-        </w:rPr>
         <w:t>ile</w:t>
       </w:r>
       <w:r>
         <w:rPr>
           <w:lang w:val="de-AT"/>
         </w:rPr>
-        <w:t xml:space="preserve">“: Dieser Parameter gibt den File Parameter an beim </w:t>
-      </w:r>
-      <w:proofErr w:type="spellStart"/>
-      <w:r>
-        <w:rPr>
-          <w:lang w:val="de-AT"/>
-        </w:rPr>
-        <w:t>upload</w:t>
-      </w:r>
-      <w:proofErr w:type="spellEnd"/>
-      <w:r>
-        <w:rPr>
-          <w:lang w:val="de-AT"/>
-        </w:rPr>
-        <w:t xml:space="preserve"> des </w:t>
-      </w:r>
-      <w:proofErr w:type="gramStart"/>
-      <w:r>
-        <w:rPr>
-          <w:lang w:val="de-AT"/>
-        </w:rPr>
-        <w:t>PDF Dokuments</w:t>
-      </w:r>
-      <w:proofErr w:type="gramEnd"/>
-      <w:r>
-        <w:rPr>
-          <w:lang w:val="de-AT"/>
-        </w:rPr>
-        <w:t xml:space="preserve"> mittels POST Methode. </w:t>
+        <w:t xml:space="preserve">“: Dieser Parameter gibt den File Parameter an beim upload des PDF Dokuments mittels POST Methode. </w:t>
       </w:r>
       <w:r>
         <w:t>(</w:t>
@@ -6206,7 +5074,6 @@
         </w:rPr>
         <w:t>„</w:t>
       </w:r>
-      <w:proofErr w:type="spellStart"/>
       <w:r>
         <w:rPr>
           <w:b/>
@@ -6214,26 +5081,11 @@
         </w:rPr>
         <w:t>pdf-url</w:t>
       </w:r>
-      <w:proofErr w:type="spellEnd"/>
-      <w:r>
-        <w:rPr>
-          <w:lang w:val="de-AT"/>
-        </w:rPr>
-        <w:t xml:space="preserve">“: Dieser Parameter gibt die URL an, von der das zu verifizierende </w:t>
-      </w:r>
-      <w:proofErr w:type="gramStart"/>
-      <w:r>
-        <w:rPr>
-          <w:lang w:val="de-AT"/>
-        </w:rPr>
-        <w:t>PDF Dokument</w:t>
-      </w:r>
-      <w:proofErr w:type="gramEnd"/>
-      <w:r>
-        <w:rPr>
-          <w:lang w:val="de-AT"/>
-        </w:rPr>
-        <w:t xml:space="preserve"> heruntergeladen werden soll. </w:t>
+      <w:r>
+        <w:rPr>
+          <w:lang w:val="de-AT"/>
+        </w:rPr>
+        <w:t xml:space="preserve">“: Dieser Parameter gibt die URL an, von der das zu verifizierende PDF Dokument heruntergeladen werden soll. </w:t>
       </w:r>
       <w:r>
         <w:t>(</w:t>
@@ -6259,19 +5111,11 @@
       <w:r>
         <w:t>„</w:t>
       </w:r>
-      <w:proofErr w:type="spellStart"/>
       <w:r>
         <w:rPr>
           <w:b/>
         </w:rPr>
-        <w:t>verify</w:t>
-      </w:r>
-      <w:proofErr w:type="spellEnd"/>
-      <w:r>
-        <w:rPr>
-          <w:b/>
-        </w:rPr>
-        <w:t>-level</w:t>
+        <w:t>verify-level</w:t>
       </w:r>
       <w:r>
         <w:t>“: Mit diesem Parameter lässt sich festlegen, welche Art von Signaturverifikation nach dem Signaturvorgang durchgeführt werden soll.</w:t>
@@ -6288,14 +5132,12 @@
       <w:r>
         <w:t>„</w:t>
       </w:r>
-      <w:proofErr w:type="spellStart"/>
       <w:r>
         <w:rPr>
           <w:i/>
         </w:rPr>
         <w:t>full</w:t>
       </w:r>
-      <w:proofErr w:type="spellEnd"/>
       <w:r>
         <w:t>“:</w:t>
       </w:r>
@@ -6318,14 +5160,12 @@
       <w:r>
         <w:t>„</w:t>
       </w:r>
-      <w:proofErr w:type="spellStart"/>
       <w:r>
         <w:rPr>
           <w:i/>
         </w:rPr>
         <w:t>intOnly</w:t>
       </w:r>
-      <w:proofErr w:type="spellEnd"/>
       <w:r>
         <w:t>“:</w:t>
       </w:r>
@@ -6345,14 +5185,12 @@
       <w:r>
         <w:t>„</w:t>
       </w:r>
-      <w:proofErr w:type="spellStart"/>
       <w:r>
         <w:rPr>
           <w:b/>
         </w:rPr>
         <w:t>format</w:t>
       </w:r>
-      <w:proofErr w:type="spellEnd"/>
       <w:r>
         <w:t xml:space="preserve">“: </w:t>
       </w:r>
@@ -6379,27 +5217,11 @@
         </w:numPr>
       </w:pPr>
       <w:r>
-        <w:t>„</w:t>
-      </w:r>
-      <w:proofErr w:type="spellStart"/>
-      <w:r>
-        <w:t>html</w:t>
-      </w:r>
-      <w:proofErr w:type="spellEnd"/>
-      <w:r>
-        <w:t>“:</w:t>
+        <w:t>„html“:</w:t>
       </w:r>
       <w:r>
         <w:tab/>
-        <w:t xml:space="preserve">Dies erzeugt eine einfache HTML Seite mit den </w:t>
-      </w:r>
-      <w:proofErr w:type="spellStart"/>
-      <w:r>
-        <w:t>Verifikationsresulaten</w:t>
-      </w:r>
-      <w:proofErr w:type="spellEnd"/>
-      <w:r>
-        <w:t>.</w:t>
+        <w:t>Dies erzeugt eine einfache HTML Seite mit den Verifikationsresulaten.</w:t>
       </w:r>
     </w:p>
     <w:p>
@@ -6411,15 +5233,7 @@
         </w:numPr>
       </w:pPr>
       <w:r>
-        <w:t>„</w:t>
-      </w:r>
-      <w:proofErr w:type="spellStart"/>
-      <w:r>
-        <w:t>json</w:t>
-      </w:r>
-      <w:proofErr w:type="spellEnd"/>
-      <w:r>
-        <w:t>“:</w:t>
+        <w:t>„json“:</w:t>
       </w:r>
       <w:r>
         <w:tab/>
@@ -6462,26 +5276,13 @@
       </w:pPr>
       <w:bookmarkStart w:id="16" w:name="_Toc396214461"/>
       <w:r>
-        <w:t xml:space="preserve">Abrufen des originalen </w:t>
-      </w:r>
-      <w:proofErr w:type="gramStart"/>
-      <w:r>
-        <w:t>PDF Dokuments</w:t>
+        <w:t>Abrufen des originalen PDF Dokuments</w:t>
       </w:r>
       <w:bookmarkEnd w:id="16"/>
-      <w:proofErr w:type="gramEnd"/>
-    </w:p>
-    <w:p>
-      <w:r>
-        <w:t xml:space="preserve">Wenn PDF-AS-WEB das </w:t>
-      </w:r>
-      <w:proofErr w:type="gramStart"/>
-      <w:r>
-        <w:t>PDF Dokument</w:t>
-      </w:r>
-      <w:proofErr w:type="gramEnd"/>
-      <w:r>
-        <w:t xml:space="preserve"> von der externen Webanwendung herunterladen soll. Werden von PDF-AS keine Parameter </w:t>
+    </w:p>
+    <w:p>
+      <w:r>
+        <w:t xml:space="preserve">Wenn PDF-AS-WEB das PDF Dokument von der externen Webanwendung herunterladen soll. Werden von PDF-AS keine Parameter </w:t>
       </w:r>
       <w:r>
         <w:t>übergeben</w:t>
@@ -6489,7 +5290,6 @@
       <w:r>
         <w:t xml:space="preserve">, sondern nur die URL die mit </w:t>
       </w:r>
-      <w:proofErr w:type="spellStart"/>
       <w:r>
         <w:rPr>
           <w:b/>
@@ -6497,42 +5297,20 @@
         </w:rPr>
         <w:t>pdf-url</w:t>
       </w:r>
-      <w:proofErr w:type="spellEnd"/>
-      <w:r>
-        <w:t xml:space="preserve"> an das </w:t>
-      </w:r>
-      <w:proofErr w:type="spellStart"/>
-      <w:r>
-        <w:t>Sign</w:t>
-      </w:r>
-      <w:proofErr w:type="spellEnd"/>
-      <w:r>
-        <w:t xml:space="preserve"> Servlet </w:t>
+      <w:r>
+        <w:t xml:space="preserve"> an das Sign Servlet </w:t>
       </w:r>
       <w:r>
         <w:t>übergeben</w:t>
       </w:r>
       <w:r>
-        <w:t xml:space="preserve"> wurde aufgerufen. PDF-AS-WEB bietet ein </w:t>
-      </w:r>
-      <w:proofErr w:type="spellStart"/>
-      <w:r>
-        <w:t>Whitelisting</w:t>
-      </w:r>
-      <w:proofErr w:type="spellEnd"/>
-      <w:r>
-        <w:t xml:space="preserve"> um </w:t>
-      </w:r>
-      <w:proofErr w:type="spellStart"/>
+        <w:t xml:space="preserve"> wurde aufgerufen. PDF-AS-WEB bietet ein Whitelisting um </w:t>
+      </w:r>
       <w:r>
         <w:t>pdf-url</w:t>
       </w:r>
       <w:r>
-        <w:t>s</w:t>
-      </w:r>
-      <w:proofErr w:type="spellEnd"/>
-      <w:r>
-        <w:t xml:space="preserve"> zu filtern.</w:t>
+        <w:t>s zu filtern.</w:t>
       </w:r>
     </w:p>
     <w:p>
@@ -6549,58 +5327,19 @@
       <w:r>
         <w:t xml:space="preserve">Wenn in PDF-AS-WEB eine externen </w:t>
       </w:r>
-      <w:proofErr w:type="spellStart"/>
-      <w:r>
-        <w:t>Fehlerurl</w:t>
-      </w:r>
-      <w:proofErr w:type="spellEnd"/>
-      <w:r>
-        <w:t xml:space="preserve"> </w:t>
+      <w:r>
+        <w:t xml:space="preserve">Fehlerurl </w:t>
       </w:r>
       <w:r>
         <w:t xml:space="preserve">mit dem Parameter </w:t>
       </w:r>
-      <w:proofErr w:type="spellStart"/>
       <w:r>
         <w:rPr>
           <w:b/>
           <w:i/>
         </w:rPr>
-        <w:t>invoke</w:t>
-      </w:r>
-      <w:proofErr w:type="spellEnd"/>
-      <w:r>
-        <w:rPr>
-          <w:b/>
-          <w:i/>
-        </w:rPr>
-        <w:t>-</w:t>
-      </w:r>
-      <w:proofErr w:type="spellStart"/>
-      <w:r>
-        <w:rPr>
-          <w:b/>
-          <w:i/>
-        </w:rPr>
-        <w:t>app</w:t>
-      </w:r>
-      <w:proofErr w:type="spellEnd"/>
-      <w:r>
-        <w:rPr>
-          <w:b/>
-          <w:i/>
-        </w:rPr>
-        <w:t>-error-</w:t>
-      </w:r>
-      <w:proofErr w:type="spellStart"/>
-      <w:r>
-        <w:rPr>
-          <w:b/>
-          <w:i/>
-        </w:rPr>
-        <w:t>url</w:t>
-      </w:r>
-      <w:proofErr w:type="spellEnd"/>
+        <w:t>invoke-app-error-url</w:t>
+      </w:r>
       <w:r>
         <w:t xml:space="preserve"> </w:t>
       </w:r>
@@ -6629,14 +5368,12 @@
         <w:lastRenderedPageBreak/>
         <w:t>„</w:t>
       </w:r>
-      <w:proofErr w:type="spellStart"/>
       <w:r>
         <w:rPr>
           <w:b/>
         </w:rPr>
         <w:t>error</w:t>
       </w:r>
-      <w:proofErr w:type="spellEnd"/>
       <w:r>
         <w:t xml:space="preserve">“: Dieser Parameter </w:t>
       </w:r>
@@ -6658,14 +5395,12 @@
       <w:r>
         <w:t>„</w:t>
       </w:r>
-      <w:proofErr w:type="spellStart"/>
       <w:r>
         <w:rPr>
           <w:b/>
         </w:rPr>
         <w:t>cause</w:t>
       </w:r>
-      <w:proofErr w:type="spellEnd"/>
       <w:r>
         <w:t xml:space="preserve">“: Dieser Parameter </w:t>
       </w:r>
@@ -6684,23 +5419,7 @@
     </w:p>
     <w:p>
       <w:r>
-        <w:t xml:space="preserve">PDF-AS-WEB bietet ein </w:t>
-      </w:r>
-      <w:proofErr w:type="spellStart"/>
-      <w:r>
-        <w:t>Whitelisting</w:t>
-      </w:r>
-      <w:proofErr w:type="spellEnd"/>
-      <w:r>
-        <w:t xml:space="preserve"> um </w:t>
-      </w:r>
-      <w:proofErr w:type="spellStart"/>
-      <w:r>
-        <w:t>Fehlerurls</w:t>
-      </w:r>
-      <w:proofErr w:type="spellEnd"/>
-      <w:r>
-        <w:t xml:space="preserve"> zu filtern.</w:t>
+        <w:t>PDF-AS-WEB bietet ein Whitelisting um Fehlerurls zu filtern.</w:t>
       </w:r>
     </w:p>
     <w:p>
@@ -6715,17 +5434,8 @@
     </w:p>
     <w:p>
       <w:r>
-        <w:t xml:space="preserve">Wenn in PDF-AS-WEB eine </w:t>
-      </w:r>
-      <w:proofErr w:type="spellStart"/>
-      <w:r>
-        <w:t>Fertigstellungsurl</w:t>
-      </w:r>
-      <w:proofErr w:type="spellEnd"/>
-      <w:r>
-        <w:t xml:space="preserve"> mit dem Parameter </w:t>
-      </w:r>
-      <w:proofErr w:type="spellStart"/>
+        <w:t xml:space="preserve">Wenn in PDF-AS-WEB eine Fertigstellungsurl mit dem Parameter </w:t>
+      </w:r>
       <w:r>
         <w:rPr>
           <w:b/>
@@ -6733,7 +5443,6 @@
         </w:rPr>
         <w:t>invoke-app-url</w:t>
       </w:r>
-      <w:proofErr w:type="spellEnd"/>
       <w:r>
         <w:rPr>
           <w:b/>
@@ -6781,14 +5490,12 @@
       <w:r>
         <w:t>„</w:t>
       </w:r>
-      <w:proofErr w:type="spellStart"/>
       <w:r>
         <w:rPr>
           <w:b/>
         </w:rPr>
         <w:t>pdfurl</w:t>
       </w:r>
-      <w:proofErr w:type="spellEnd"/>
       <w:r>
         <w:t>“: Die URL unter der das signierte Dokument abgerufen werden kann.</w:t>
       </w:r>
@@ -6804,37 +5511,19 @@
       <w:r>
         <w:t>„</w:t>
       </w:r>
-      <w:proofErr w:type="spellStart"/>
       <w:r>
         <w:rPr>
           <w:b/>
         </w:rPr>
         <w:t>pdflength</w:t>
       </w:r>
-      <w:proofErr w:type="spellEnd"/>
       <w:r>
         <w:t>“: Die Anzahl der Bytes die das signierte Dokument hat.</w:t>
       </w:r>
     </w:p>
     <w:p>
       <w:r>
-        <w:t xml:space="preserve">PDF-AS-WEB bietet ein </w:t>
-      </w:r>
-      <w:proofErr w:type="spellStart"/>
-      <w:r>
-        <w:t>Whitelisting</w:t>
-      </w:r>
-      <w:proofErr w:type="spellEnd"/>
-      <w:r>
-        <w:t xml:space="preserve"> um </w:t>
-      </w:r>
-      <w:proofErr w:type="spellStart"/>
-      <w:r>
-        <w:t>Fertigstellungsurl</w:t>
-      </w:r>
-      <w:proofErr w:type="spellEnd"/>
-      <w:r>
-        <w:t xml:space="preserve"> zu filtern.</w:t>
+        <w:t>PDF-AS-WEB bietet ein Whitelisting um Fertigstellungsurl zu filtern.</w:t>
       </w:r>
     </w:p>
     <w:p/>
@@ -7030,13 +5719,8 @@
               <w:cnfStyle w:val="000000000000" w:firstRow="0" w:lastRow="0" w:firstColumn="0" w:lastColumn="0" w:oddVBand="0" w:evenVBand="0" w:oddHBand="0" w:evenHBand="0" w:firstRowFirstColumn="0" w:firstRowLastColumn="0" w:lastRowFirstColumn="0" w:lastRowLastColumn="0"/>
             </w:pPr>
             <w:r>
-              <w:t xml:space="preserve">Andreas </w:t>
+              <w:t>Andreas Fitzek</w:t>
             </w:r>
-            <w:proofErr w:type="spellStart"/>
-            <w:r>
-              <w:t>Fitzek</w:t>
-            </w:r>
-            <w:proofErr w:type="spellEnd"/>
           </w:p>
         </w:tc>
         <w:tc>
@@ -7106,13 +5790,8 @@
               <w:cnfStyle w:val="000000010000" w:firstRow="0" w:lastRow="0" w:firstColumn="0" w:lastColumn="0" w:oddVBand="0" w:evenVBand="0" w:oddHBand="0" w:evenHBand="1" w:firstRowFirstColumn="0" w:firstRowLastColumn="0" w:lastRowFirstColumn="0" w:lastRowLastColumn="0"/>
             </w:pPr>
             <w:r>
-              <w:t xml:space="preserve">Christian </w:t>
+              <w:t>Christian Maierhofer</w:t>
             </w:r>
-            <w:proofErr w:type="spellStart"/>
-            <w:r>
-              <w:t>Maierhofer</w:t>
-            </w:r>
-            <w:proofErr w:type="spellEnd"/>
           </w:p>
         </w:tc>
         <w:tc>
@@ -7179,13 +5858,8 @@
               <w:cnfStyle w:val="000000000000" w:firstRow="0" w:lastRow="0" w:firstColumn="0" w:lastColumn="0" w:oddVBand="0" w:evenVBand="0" w:oddHBand="0" w:evenHBand="0" w:firstRowFirstColumn="0" w:firstRowLastColumn="0" w:lastRowFirstColumn="0" w:lastRowLastColumn="0"/>
             </w:pPr>
             <w:r>
-              <w:t xml:space="preserve">Andreas </w:t>
+              <w:t>Andreas Fitzek</w:t>
             </w:r>
-            <w:proofErr w:type="spellStart"/>
-            <w:r>
-              <w:t>Fitzek</w:t>
-            </w:r>
-            <w:proofErr w:type="spellEnd"/>
           </w:p>
         </w:tc>
         <w:tc>
@@ -7258,13 +5932,8 @@
               <w:cnfStyle w:val="000000010000" w:firstRow="0" w:lastRow="0" w:firstColumn="0" w:lastColumn="0" w:oddVBand="0" w:evenVBand="0" w:oddHBand="0" w:evenHBand="1" w:firstRowFirstColumn="0" w:firstRowLastColumn="0" w:lastRowFirstColumn="0" w:lastRowLastColumn="0"/>
             </w:pPr>
             <w:r>
-              <w:t xml:space="preserve">Andreas </w:t>
+              <w:t>Andreas Fitzek</w:t>
             </w:r>
-            <w:proofErr w:type="spellStart"/>
-            <w:r>
-              <w:t>Fitzek</w:t>
-            </w:r>
-            <w:proofErr w:type="spellEnd"/>
           </w:p>
         </w:tc>
         <w:tc>
@@ -7279,13 +5948,8 @@
             <w:pPr>
               <w:cnfStyle w:val="000000010000" w:firstRow="0" w:lastRow="0" w:firstColumn="0" w:lastColumn="0" w:oddVBand="0" w:evenVBand="0" w:oddHBand="0" w:evenHBand="1" w:firstRowFirstColumn="0" w:firstRowLastColumn="0" w:lastRowFirstColumn="0" w:lastRowLastColumn="0"/>
             </w:pPr>
-            <w:proofErr w:type="spellStart"/>
             <w:r>
-              <w:t>sig</w:t>
-            </w:r>
-            <w:proofErr w:type="spellEnd"/>
-            <w:r>
-              <w:t>-type Werte hinzugefügt</w:t>
+              <w:t>sig-type Werte hinzugefügt</w:t>
             </w:r>
           </w:p>
         </w:tc>
@@ -7336,13 +6000,8 @@
               <w:cnfStyle w:val="000000000000" w:firstRow="0" w:lastRow="0" w:firstColumn="0" w:lastColumn="0" w:oddVBand="0" w:evenVBand="0" w:oddHBand="0" w:evenHBand="0" w:firstRowFirstColumn="0" w:firstRowLastColumn="0" w:lastRowFirstColumn="0" w:lastRowLastColumn="0"/>
             </w:pPr>
             <w:r>
-              <w:t xml:space="preserve">Andreas </w:t>
+              <w:t>Andreas Fitzek</w:t>
             </w:r>
-            <w:proofErr w:type="spellStart"/>
-            <w:r>
-              <w:t>Fitzek</w:t>
-            </w:r>
-            <w:proofErr w:type="spellEnd"/>
           </w:p>
         </w:tc>
         <w:tc>
@@ -7360,42 +6019,12 @@
                 <w:lang w:val="en-US"/>
               </w:rPr>
             </w:pPr>
-            <w:proofErr w:type="spellStart"/>
             <w:r>
               <w:rPr>
                 <w:lang w:val="en-US"/>
               </w:rPr>
-              <w:t>Erweiterung</w:t>
+              <w:t>Erweiterung invoke-app-url-target, verify-level, Server Headers in PDFData</w:t>
             </w:r>
-            <w:proofErr w:type="spellEnd"/>
-            <w:r>
-              <w:rPr>
-                <w:lang w:val="en-US"/>
-              </w:rPr>
-              <w:t xml:space="preserve"> invoke-app-</w:t>
-            </w:r>
-            <w:proofErr w:type="spellStart"/>
-            <w:r>
-              <w:rPr>
-                <w:lang w:val="en-US"/>
-              </w:rPr>
-              <w:t>url</w:t>
-            </w:r>
-            <w:proofErr w:type="spellEnd"/>
-            <w:r>
-              <w:rPr>
-                <w:lang w:val="en-US"/>
-              </w:rPr>
-              <w:t xml:space="preserve">-target, verify-level, Server Headers in </w:t>
-            </w:r>
-            <w:proofErr w:type="spellStart"/>
-            <w:r>
-              <w:rPr>
-                <w:lang w:val="en-US"/>
-              </w:rPr>
-              <w:t>PDFData</w:t>
-            </w:r>
-            <w:proofErr w:type="spellEnd"/>
           </w:p>
         </w:tc>
       </w:tr>
@@ -7448,13 +6077,8 @@
               <w:cnfStyle w:val="000000010000" w:firstRow="0" w:lastRow="0" w:firstColumn="0" w:lastColumn="0" w:oddVBand="0" w:evenVBand="0" w:oddHBand="0" w:evenHBand="1" w:firstRowFirstColumn="0" w:firstRowLastColumn="0" w:lastRowFirstColumn="0" w:lastRowLastColumn="0"/>
             </w:pPr>
             <w:r>
-              <w:t xml:space="preserve">Andreas </w:t>
+              <w:t>Andreas Fitzek</w:t>
             </w:r>
-            <w:proofErr w:type="spellStart"/>
-            <w:r>
-              <w:t>Fitzek</w:t>
-            </w:r>
-            <w:proofErr w:type="spellEnd"/>
           </w:p>
         </w:tc>
         <w:tc>
@@ -7472,14 +6096,12 @@
                 <w:lang w:val="en-US"/>
               </w:rPr>
             </w:pPr>
-            <w:proofErr w:type="spellStart"/>
             <w:r>
               <w:rPr>
                 <w:lang w:val="en-US"/>
               </w:rPr>
               <w:t>Verifyservlet</w:t>
             </w:r>
-            <w:proofErr w:type="spellEnd"/>
           </w:p>
         </w:tc>
       </w:tr>
@@ -7529,13 +6151,8 @@
               <w:cnfStyle w:val="000000000000" w:firstRow="0" w:lastRow="0" w:firstColumn="0" w:lastColumn="0" w:oddVBand="0" w:evenVBand="0" w:oddHBand="0" w:evenHBand="0" w:firstRowFirstColumn="0" w:firstRowLastColumn="0" w:lastRowFirstColumn="0" w:lastRowLastColumn="0"/>
             </w:pPr>
             <w:r>
-              <w:t xml:space="preserve">Andreas </w:t>
+              <w:t>Andreas Fitzek</w:t>
             </w:r>
-            <w:proofErr w:type="spellStart"/>
-            <w:r>
-              <w:t>Fitzek</w:t>
-            </w:r>
-            <w:proofErr w:type="spellEnd"/>
           </w:p>
         </w:tc>
         <w:tc>
@@ -7611,13 +6228,8 @@
               <w:cnfStyle w:val="000000010000" w:firstRow="0" w:lastRow="0" w:firstColumn="0" w:lastColumn="0" w:oddVBand="0" w:evenVBand="0" w:oddHBand="0" w:evenHBand="1" w:firstRowFirstColumn="0" w:firstRowLastColumn="0" w:lastRowFirstColumn="0" w:lastRowLastColumn="0"/>
             </w:pPr>
             <w:r>
-              <w:t xml:space="preserve">Andreas </w:t>
+              <w:t>Andreas Fitzek</w:t>
             </w:r>
-            <w:proofErr w:type="spellStart"/>
-            <w:r>
-              <w:t>Fitzek</w:t>
-            </w:r>
-            <w:proofErr w:type="spellEnd"/>
           </w:p>
         </w:tc>
         <w:tc>
@@ -7635,33 +6247,11 @@
                 <w:lang w:val="en-US"/>
               </w:rPr>
             </w:pPr>
-            <w:proofErr w:type="spellStart"/>
             <w:r>
               <w:rPr>
                 <w:lang w:val="en-US"/>
               </w:rPr>
-              <w:t>qrcontent</w:t>
-            </w:r>
-            <w:proofErr w:type="spellEnd"/>
-            <w:r>
-              <w:rPr>
-                <w:lang w:val="en-US"/>
-              </w:rPr>
-              <w:t xml:space="preserve">, pp: und </w:t>
-            </w:r>
-            <w:proofErr w:type="spellStart"/>
-            <w:r>
-              <w:rPr>
-                <w:lang w:val="en-US"/>
-              </w:rPr>
-              <w:t>ov</w:t>
-            </w:r>
-            <w:proofErr w:type="spellEnd"/>
-            <w:r>
-              <w:rPr>
-                <w:lang w:val="en-US"/>
-              </w:rPr>
-              <w:t>: Parameter</w:t>
+              <w:t>qrcontent, pp: und ov: Parameter</w:t>
             </w:r>
           </w:p>
         </w:tc>
@@ -7709,13 +6299,8 @@
               <w:cnfStyle w:val="000000000000" w:firstRow="0" w:lastRow="0" w:firstColumn="0" w:lastColumn="0" w:oddVBand="0" w:evenVBand="0" w:oddHBand="0" w:evenHBand="0" w:firstRowFirstColumn="0" w:firstRowLastColumn="0" w:lastRowFirstColumn="0" w:lastRowLastColumn="0"/>
             </w:pPr>
             <w:r>
-              <w:t xml:space="preserve">Alexander </w:t>
+              <w:t>Alexander Marsalek</w:t>
             </w:r>
-            <w:proofErr w:type="spellStart"/>
-            <w:r>
-              <w:t>Marsalek</w:t>
-            </w:r>
-            <w:proofErr w:type="spellEnd"/>
           </w:p>
         </w:tc>
         <w:tc>
@@ -7732,7 +6317,6 @@
                 <w:lang w:val="en-US"/>
               </w:rPr>
             </w:pPr>
-            <w:proofErr w:type="spellStart"/>
             <w:r>
               <w:rPr>
                 <w:lang w:val="en-US"/>
@@ -7743,14 +6327,7 @@
               <w:rPr>
                 <w:lang w:val="en-US"/>
               </w:rPr>
-              <w:t>bp</w:t>
-            </w:r>
-            <w:proofErr w:type="spellEnd"/>
-            <w:r>
-              <w:rPr>
-                <w:lang w:val="en-US"/>
-              </w:rPr>
-              <w:t xml:space="preserve"> Parameter</w:t>
+              <w:t>bp Parameter</w:t>
             </w:r>
           </w:p>
         </w:tc>
@@ -7773,8 +6350,8 @@
       </w:pPr>
     </w:p>
     <w:sectPr>
-      <w:footerReference w:type="default" r:id="rId15"/>
-      <w:footerReference w:type="first" r:id="rId16"/>
+      <w:footerReference w:type="default" r:id="rId16"/>
+      <w:footerReference w:type="first" r:id="rId17"/>
       <w:pgSz w:w="12240" w:h="15840" w:code="1"/>
       <w:pgMar w:top="1077" w:right="1225" w:bottom="1134" w:left="1701" w:header="720" w:footer="720" w:gutter="0"/>
       <w:cols w:space="720"/>
@@ -8164,15 +6741,7 @@
             <w:ind w:left="0"/>
           </w:pPr>
           <w:r>
-            <w:t>E-</w:t>
-          </w:r>
-          <w:proofErr w:type="spellStart"/>
-          <w:r>
-            <w:t>Government</w:t>
-          </w:r>
-          <w:proofErr w:type="spellEnd"/>
-          <w:r>
-            <w:t xml:space="preserve"> Innovationszentrum</w:t>
+            <w:t>E-Government Innovationszentrum</w:t>
           </w:r>
         </w:p>
         <w:p>
@@ -8185,23 +6754,13 @@
               <w:szCs w:val="18"/>
             </w:rPr>
           </w:pPr>
-          <w:proofErr w:type="spellStart"/>
           <w:r>
             <w:rPr>
               <w:rFonts w:asciiTheme="majorHAnsi" w:hAnsiTheme="majorHAnsi"/>
               <w:sz w:val="18"/>
               <w:szCs w:val="18"/>
             </w:rPr>
-            <w:t>Inffeldgasse</w:t>
-          </w:r>
-          <w:proofErr w:type="spellEnd"/>
-          <w:r>
-            <w:rPr>
-              <w:rFonts w:asciiTheme="majorHAnsi" w:hAnsiTheme="majorHAnsi"/>
-              <w:sz w:val="18"/>
-              <w:szCs w:val="18"/>
-            </w:rPr>
-            <w:t xml:space="preserve"> 16/a, A-8010 Graz</w:t>
+            <w:t>Inffeldgasse 16/a, A-8010 Graz</w:t>
           </w:r>
           <w:r>
             <w:rPr>
@@ -8305,23 +6864,7 @@
               <w:sz w:val="18"/>
               <w:szCs w:val="18"/>
             </w:rPr>
-            <w:t xml:space="preserve"> E-</w:t>
-          </w:r>
-          <w:proofErr w:type="spellStart"/>
-          <w:r>
-            <w:rPr>
-              <w:sz w:val="18"/>
-              <w:szCs w:val="18"/>
-            </w:rPr>
-            <w:t>Government</w:t>
-          </w:r>
-          <w:proofErr w:type="spellEnd"/>
-          <w:r>
-            <w:rPr>
-              <w:sz w:val="18"/>
-              <w:szCs w:val="18"/>
-            </w:rPr>
-            <w:t xml:space="preserve"> Innovationszentrum </w:t>
+            <w:t xml:space="preserve"> E-Government Innovationszentrum </w:t>
           </w:r>
           <w:r>
             <w:rPr>
@@ -10474,6 +9017,7 @@
     <w:lsdException w:name="HTML Sample" w:semiHidden="1" w:unhideWhenUsed="1"/>
     <w:lsdException w:name="HTML Typewriter" w:semiHidden="1" w:unhideWhenUsed="1"/>
     <w:lsdException w:name="HTML Variable" w:semiHidden="1" w:unhideWhenUsed="1"/>
+    <w:lsdException w:name="Normal Table" w:semiHidden="1" w:unhideWhenUsed="1"/>
     <w:lsdException w:name="annotation subject" w:semiHidden="1" w:unhideWhenUsed="1"/>
     <w:lsdException w:name="No List" w:semiHidden="1" w:unhideWhenUsed="1"/>
     <w:lsdException w:name="Outline List 1" w:semiHidden="1" w:unhideWhenUsed="1"/>
@@ -10516,8 +9060,11 @@
     <w:lsdException w:name="Table Contemporary" w:semiHidden="1" w:unhideWhenUsed="1"/>
     <w:lsdException w:name="Table Elegant" w:semiHidden="1" w:unhideWhenUsed="1"/>
     <w:lsdException w:name="Table Professional" w:semiHidden="1" w:unhideWhenUsed="1"/>
+    <w:lsdException w:name="Table Subtle 1" w:semiHidden="1" w:unhideWhenUsed="1"/>
     <w:lsdException w:name="Table Subtle 2" w:semiHidden="1" w:unhideWhenUsed="1"/>
     <w:lsdException w:name="Table Web 1" w:semiHidden="1" w:unhideWhenUsed="1"/>
+    <w:lsdException w:name="Table Web 2" w:semiHidden="1" w:unhideWhenUsed="1"/>
+    <w:lsdException w:name="Table Web 3" w:semiHidden="1" w:unhideWhenUsed="1"/>
     <w:lsdException w:name="Balloon Text" w:semiHidden="1" w:unhideWhenUsed="1"/>
     <w:lsdException w:name="Table Grid" w:uiPriority="39"/>
     <w:lsdException w:name="Table Theme" w:semiHidden="1" w:unhideWhenUsed="1"/>

--- a/doc/AnbindungExterneWebanwendung.docx
+++ b/doc/AnbindungExterneWebanwendung.docx
@@ -34,7 +34,8 @@
           <w:p>
             <w:pPr>
               <w:pStyle w:val="NoSpacing"/>
-              <w:widowControl/>
+              <w:widowControl w:val="false"/>
+              <w:suppressAutoHyphens w:val="true"/>
               <w:spacing w:before="60" w:after="0"/>
               <w:ind w:left="0" w:right="0" w:hanging="0"/>
               <w:jc w:val="left"/>
@@ -45,12 +46,8 @@
             </w:pPr>
             <w:r>
               <w:rPr>
-                <w:rFonts w:eastAsia="" w:cs="" w:ascii="Century Gothic" w:hAnsi="Century Gothic"/>
-                <w:color w:val="4C483D"/>
-                <w:kern w:val="0"/>
-                <w:sz w:val="20"/>
-                <w:szCs w:val="20"/>
-                <w:lang w:val="en-US" w:eastAsia="ja-JP" w:bidi="ar-SA"/>
+                <w:rFonts w:asciiTheme="majorHAnsi" w:hAnsiTheme="majorHAnsi" w:ascii="Century Gothic" w:hAnsi="Century Gothic"/>
+                <w:sz w:val="18"/>
               </w:rPr>
               <mc:AlternateContent>
                 <mc:Choice Requires="wps">
@@ -170,11 +167,12 @@
           <w:p>
             <w:pPr>
               <w:pStyle w:val="NoSpacing"/>
-              <w:widowControl/>
+              <w:widowControl w:val="false"/>
               <w:tabs>
                 <w:tab w:val="clear" w:pos="720"/>
                 <w:tab w:val="left" w:pos="3297" w:leader="none"/>
               </w:tabs>
+              <w:suppressAutoHyphens w:val="true"/>
               <w:spacing w:before="60" w:after="0"/>
               <w:ind w:left="0" w:right="0" w:hanging="0"/>
               <w:jc w:val="center"/>
@@ -262,8 +260,8 @@
         <w:tblLook w:val="04a0" w:noHBand="0" w:noVBand="1" w:firstColumn="1" w:lastRow="0" w:lastColumn="0" w:firstRow="1"/>
       </w:tblPr>
       <w:tblGrid>
-        <w:gridCol w:w="283"/>
-        <w:gridCol w:w="8504"/>
+        <w:gridCol w:w="282"/>
+        <w:gridCol w:w="8505"/>
       </w:tblGrid>
       <w:tr>
         <w:trPr>
@@ -271,7 +269,7 @@
         </w:trPr>
         <w:tc>
           <w:tcPr>
-            <w:tcW w:w="283" w:type="dxa"/>
+            <w:tcW w:w="282" w:type="dxa"/>
             <w:tcBorders>
               <w:top w:val="nil"/>
               <w:left w:val="single" w:sz="4" w:space="0" w:color="E4E3E2"/>
@@ -282,7 +280,8 @@
           <w:p>
             <w:pPr>
               <w:pStyle w:val="Titel"/>
-              <w:widowControl/>
+              <w:widowControl w:val="false"/>
+              <w:suppressAutoHyphens w:val="true"/>
               <w:spacing w:before="120" w:after="0"/>
               <w:rPr>
                 <w:lang w:eastAsia="ja-JP" w:bidi="ar-SA"/>
@@ -297,7 +296,7 @@
         </w:tc>
         <w:tc>
           <w:tcPr>
-            <w:tcW w:w="8504" w:type="dxa"/>
+            <w:tcW w:w="8505" w:type="dxa"/>
             <w:tcBorders>
               <w:top w:val="nil"/>
               <w:left w:val="nil"/>
@@ -308,7 +307,8 @@
           <w:p>
             <w:pPr>
               <w:pStyle w:val="Titel"/>
-              <w:widowControl/>
+              <w:widowControl w:val="false"/>
+              <w:suppressAutoHyphens w:val="true"/>
               <w:spacing w:before="120" w:after="0"/>
               <w:rPr>
                 <w:lang w:val="de-AT"/>
@@ -347,7 +347,7 @@
         </w:trPr>
         <w:tc>
           <w:tcPr>
-            <w:tcW w:w="283" w:type="dxa"/>
+            <w:tcW w:w="282" w:type="dxa"/>
             <w:tcBorders>
               <w:top w:val="nil"/>
               <w:left w:val="single" w:sz="4" w:space="0" w:color="E4E3E2"/>
@@ -358,7 +358,8 @@
           <w:p>
             <w:pPr>
               <w:pStyle w:val="Titel"/>
-              <w:widowControl/>
+              <w:widowControl w:val="false"/>
+              <w:suppressAutoHyphens w:val="true"/>
               <w:spacing w:before="120" w:after="0"/>
               <w:rPr>
                 <w:lang w:val="de-AT"/>
@@ -366,14 +367,14 @@
             </w:pPr>
             <w:r>
               <w:rPr>
-                <w:lang w:val="de-AT" w:eastAsia="ja-JP" w:bidi="ar-SA"/>
+                <w:lang w:val="de-AT"/>
               </w:rPr>
             </w:r>
           </w:p>
         </w:tc>
         <w:tc>
           <w:tcPr>
-            <w:tcW w:w="8504" w:type="dxa"/>
+            <w:tcW w:w="8505" w:type="dxa"/>
             <w:tcBorders>
               <w:top w:val="nil"/>
               <w:left w:val="nil"/>
@@ -385,7 +386,8 @@
           <w:p>
             <w:pPr>
               <w:pStyle w:val="Untertitel"/>
-              <w:widowControl/>
+              <w:widowControl w:val="false"/>
+              <w:suppressAutoHyphens w:val="true"/>
               <w:spacing w:before="320" w:after="0"/>
               <w:rPr>
                 <w:rFonts w:eastAsia="" w:cs=""/>
@@ -411,7 +413,7 @@
         </w:trPr>
         <w:tc>
           <w:tcPr>
-            <w:tcW w:w="283" w:type="dxa"/>
+            <w:tcW w:w="282" w:type="dxa"/>
             <w:tcBorders>
               <w:top w:val="nil"/>
               <w:left w:val="single" w:sz="4" w:space="0" w:color="E4E3E2"/>
@@ -422,7 +424,8 @@
           <w:p>
             <w:pPr>
               <w:pStyle w:val="Titel"/>
-              <w:widowControl/>
+              <w:widowControl w:val="false"/>
+              <w:suppressAutoHyphens w:val="true"/>
               <w:spacing w:before="120" w:after="0"/>
               <w:rPr>
                 <w:lang w:eastAsia="ja-JP" w:bidi="ar-SA"/>
@@ -437,7 +440,7 @@
         </w:tc>
         <w:tc>
           <w:tcPr>
-            <w:tcW w:w="8504" w:type="dxa"/>
+            <w:tcW w:w="8505" w:type="dxa"/>
             <w:tcBorders>
               <w:top w:val="nil"/>
               <w:left w:val="nil"/>
@@ -449,7 +452,8 @@
           <w:p>
             <w:pPr>
               <w:pStyle w:val="Normal"/>
-              <w:widowControl/>
+              <w:widowControl w:val="false"/>
+              <w:suppressAutoHyphens w:val="true"/>
               <w:spacing w:lineRule="auto" w:line="240" w:before="0" w:after="0"/>
               <w:jc w:val="left"/>
               <w:rPr>
@@ -462,7 +466,7 @@
                 <w:kern w:val="0"/>
                 <w:lang w:val="en-US" w:eastAsia="ja-JP" w:bidi="ar-SA"/>
               </w:rPr>
-              <w:t xml:space="preserve">Version </w:t>
+              <w:t>Version 1.</w:t>
             </w:r>
             <w:r>
               <w:rPr>
@@ -478,6 +482,22 @@
                 <w:kern w:val="0"/>
                 <w:lang w:val="en-US" w:eastAsia="ja-JP" w:bidi="ar-SA"/>
               </w:rPr>
+              <w:t xml:space="preserve">, </w:t>
+            </w:r>
+            <w:r>
+              <w:rPr>
+                <w:rFonts w:eastAsia="" w:cs=""/>
+                <w:kern w:val="0"/>
+                <w:lang w:val="en-US" w:eastAsia="ja-JP" w:bidi="ar-SA"/>
+              </w:rPr>
+              <w:t>20</w:t>
+            </w:r>
+            <w:r>
+              <w:rPr>
+                <w:rFonts w:eastAsia="" w:cs=""/>
+                <w:kern w:val="0"/>
+                <w:lang w:val="en-US" w:eastAsia="ja-JP" w:bidi="ar-SA"/>
+              </w:rPr>
               <w:t>.</w:t>
             </w:r>
             <w:r>
@@ -486,7 +506,7 @@
                 <w:kern w:val="0"/>
                 <w:lang w:val="en-US" w:eastAsia="ja-JP" w:bidi="ar-SA"/>
               </w:rPr>
-              <w:t>0</w:t>
+              <w:t>12</w:t>
             </w:r>
             <w:r>
               <w:rPr>
@@ -494,47 +514,7 @@
                 <w:kern w:val="0"/>
                 <w:lang w:val="en-US" w:eastAsia="ja-JP" w:bidi="ar-SA"/>
               </w:rPr>
-              <w:t xml:space="preserve">, </w:t>
-            </w:r>
-            <w:r>
-              <w:rPr>
-                <w:rFonts w:eastAsia="" w:cs=""/>
-                <w:kern w:val="0"/>
-                <w:lang w:val="en-US" w:eastAsia="ja-JP" w:bidi="ar-SA"/>
-              </w:rPr>
-              <w:t>02</w:t>
-            </w:r>
-            <w:r>
-              <w:rPr>
-                <w:rFonts w:eastAsia="" w:cs=""/>
-                <w:kern w:val="0"/>
-                <w:lang w:val="en-US" w:eastAsia="ja-JP" w:bidi="ar-SA"/>
-              </w:rPr>
-              <w:t>.0</w:t>
-            </w:r>
-            <w:r>
-              <w:rPr>
-                <w:rFonts w:eastAsia="" w:cs=""/>
-                <w:kern w:val="0"/>
-                <w:lang w:val="en-US" w:eastAsia="ja-JP" w:bidi="ar-SA"/>
-              </w:rPr>
-              <w:t>3</w:t>
-            </w:r>
-            <w:r>
-              <w:rPr>
-                <w:rFonts w:eastAsia="" w:cs=""/>
-                <w:kern w:val="0"/>
-                <w:lang w:val="en-US" w:eastAsia="ja-JP" w:bidi="ar-SA"/>
-              </w:rPr>
-              <w:t>.202</w:t>
-            </w:r>
-            <w:r>
-              <w:rPr>
-                <w:rFonts w:eastAsia="" w:cs=""/>
-                <w:kern w:val="0"/>
-                <w:lang w:val="en-US" w:eastAsia="ja-JP" w:bidi="ar-SA"/>
-              </w:rPr>
-              <w:t>3</w:t>
+              <w:t>.2023</w:t>
             </w:r>
           </w:p>
         </w:tc>
@@ -545,7 +525,7 @@
         </w:trPr>
         <w:tc>
           <w:tcPr>
-            <w:tcW w:w="283" w:type="dxa"/>
+            <w:tcW w:w="282" w:type="dxa"/>
             <w:tcBorders>
               <w:top w:val="nil"/>
               <w:left w:val="single" w:sz="4" w:space="0" w:color="E4E3E2"/>
@@ -556,7 +536,8 @@
           <w:p>
             <w:pPr>
               <w:pStyle w:val="Titel"/>
-              <w:widowControl/>
+              <w:widowControl w:val="false"/>
+              <w:suppressAutoHyphens w:val="true"/>
               <w:spacing w:before="120" w:after="0"/>
               <w:rPr>
                 <w:lang w:val="en-US"/>
@@ -564,14 +545,14 @@
             </w:pPr>
             <w:r>
               <w:rPr>
-                <w:lang w:val="en-US" w:eastAsia="ja-JP" w:bidi="ar-SA"/>
+                <w:lang w:val="en-US"/>
               </w:rPr>
             </w:r>
           </w:p>
         </w:tc>
         <w:tc>
           <w:tcPr>
-            <w:tcW w:w="8504" w:type="dxa"/>
+            <w:tcW w:w="8505" w:type="dxa"/>
             <w:tcBorders>
               <w:top w:val="nil"/>
               <w:left w:val="nil"/>
@@ -583,7 +564,8 @@
           <w:p>
             <w:pPr>
               <w:pStyle w:val="Titel"/>
-              <w:widowControl/>
+              <w:widowControl w:val="false"/>
+              <w:suppressAutoHyphens w:val="true"/>
               <w:spacing w:before="0" w:after="0"/>
               <w:jc w:val="left"/>
               <w:rPr>
@@ -605,7 +587,8 @@
           <w:p>
             <w:pPr>
               <w:pStyle w:val="Titel"/>
-              <w:widowControl/>
+              <w:widowControl w:val="false"/>
+              <w:suppressAutoHyphens w:val="true"/>
               <w:spacing w:before="0" w:after="0"/>
               <w:jc w:val="left"/>
               <w:rPr>
@@ -643,7 +626,7 @@
         </w:trPr>
         <w:tc>
           <w:tcPr>
-            <w:tcW w:w="283" w:type="dxa"/>
+            <w:tcW w:w="282" w:type="dxa"/>
             <w:tcBorders>
               <w:top w:val="nil"/>
               <w:left w:val="single" w:sz="4" w:space="0" w:color="E4E3E2"/>
@@ -654,7 +637,8 @@
           <w:p>
             <w:pPr>
               <w:pStyle w:val="Titel"/>
-              <w:widowControl/>
+              <w:widowControl w:val="false"/>
+              <w:suppressAutoHyphens w:val="true"/>
               <w:spacing w:before="120" w:after="0"/>
               <w:rPr>
                 <w:lang w:val="en-US"/>
@@ -662,14 +646,14 @@
             </w:pPr>
             <w:r>
               <w:rPr>
-                <w:lang w:val="en-US" w:eastAsia="ja-JP" w:bidi="ar-SA"/>
+                <w:lang w:val="en-US"/>
               </w:rPr>
             </w:r>
           </w:p>
         </w:tc>
         <w:tc>
           <w:tcPr>
-            <w:tcW w:w="8504" w:type="dxa"/>
+            <w:tcW w:w="8505" w:type="dxa"/>
             <w:tcBorders>
               <w:top w:val="nil"/>
               <w:left w:val="nil"/>
@@ -680,7 +664,8 @@
           <w:p>
             <w:pPr>
               <w:pStyle w:val="Titel"/>
-              <w:widowControl/>
+              <w:widowControl w:val="false"/>
+              <w:suppressAutoHyphens w:val="true"/>
               <w:spacing w:before="120" w:after="0"/>
               <w:jc w:val="left"/>
               <w:rPr>
@@ -693,7 +678,7 @@
               <w:rPr>
                 <w:sz w:val="22"/>
                 <w:szCs w:val="22"/>
-                <w:lang w:val="en-US" w:eastAsia="ja-JP" w:bidi="ar-SA"/>
+                <w:lang w:val="en-US"/>
               </w:rPr>
             </w:r>
           </w:p>
@@ -793,6 +778,7 @@
             <w:rPr>
               <w:webHidden/>
               <w:rStyle w:val="Verzeichnissprung"/>
+              <w:vanish w:val="false"/>
             </w:rPr>
             <w:instrText xml:space="preserve"> TOC \z \o "1-3" \u \h</w:instrText>
           </w:r>
@@ -800,6 +786,7 @@
             <w:rPr>
               <w:webHidden/>
               <w:rStyle w:val="Verzeichnissprung"/>
+              <w:vanish w:val="false"/>
             </w:rPr>
             <w:fldChar w:fldCharType="separate"/>
           </w:r>
@@ -807,33 +794,28 @@
             <w:r>
               <w:rPr>
                 <w:webHidden/>
-                <w:rStyle w:val="Verzeichnissprung"/>
-              </w:rPr>
-              <w:t>1 Beschreibung der Schnittstelle</w:t>
+              </w:rPr>
+              <w:fldChar w:fldCharType="begin"/>
             </w:r>
             <w:r>
               <w:rPr>
                 <w:webHidden/>
               </w:rPr>
-              <w:fldChar w:fldCharType="begin"/>
+              <w:instrText xml:space="preserve">PAGEREF _Toc396214450 \h</w:instrText>
             </w:r>
             <w:r>
               <w:rPr>
                 <w:webHidden/>
               </w:rPr>
-              <w:instrText xml:space="preserve">PAGEREF _Toc396214450 \h</w:instrText>
+              <w:fldChar w:fldCharType="separate"/>
             </w:r>
             <w:r>
               <w:rPr>
                 <w:webHidden/>
-              </w:rPr>
-              <w:fldChar w:fldCharType="separate"/>
-            </w:r>
-            <w:r>
-              <w:rPr>
                 <w:rStyle w:val="Verzeichnissprung"/>
                 <w:vanish w:val="false"/>
               </w:rPr>
+              <w:t>1 Beschreibung der Schnittstelle</w:t>
               <w:tab/>
               <w:t>3</w:t>
             </w:r>
@@ -862,33 +844,28 @@
             <w:r>
               <w:rPr>
                 <w:webHidden/>
-                <w:rStyle w:val="Verzeichnissprung"/>
-              </w:rPr>
-              <w:t>1.1 Übergabe per User Agent</w:t>
+              </w:rPr>
+              <w:fldChar w:fldCharType="begin"/>
             </w:r>
             <w:r>
               <w:rPr>
                 <w:webHidden/>
               </w:rPr>
-              <w:fldChar w:fldCharType="begin"/>
+              <w:instrText xml:space="preserve">PAGEREF _Toc396214451 \h</w:instrText>
             </w:r>
             <w:r>
               <w:rPr>
                 <w:webHidden/>
               </w:rPr>
-              <w:instrText xml:space="preserve">PAGEREF _Toc396214451 \h</w:instrText>
+              <w:fldChar w:fldCharType="separate"/>
             </w:r>
             <w:r>
               <w:rPr>
                 <w:webHidden/>
-              </w:rPr>
-              <w:fldChar w:fldCharType="separate"/>
-            </w:r>
-            <w:r>
-              <w:rPr>
                 <w:rStyle w:val="Verzeichnissprung"/>
                 <w:vanish w:val="false"/>
               </w:rPr>
+              <w:t>1.1 Übergabe per User Agent</w:t>
               <w:tab/>
               <w:t>3</w:t>
             </w:r>
@@ -917,33 +894,28 @@
             <w:r>
               <w:rPr>
                 <w:webHidden/>
-                <w:rStyle w:val="Verzeichnissprung"/>
-              </w:rPr>
-              <w:t>1.2 Upload per SOAP Schnittstelle</w:t>
+              </w:rPr>
+              <w:fldChar w:fldCharType="begin"/>
             </w:r>
             <w:r>
               <w:rPr>
                 <w:webHidden/>
               </w:rPr>
-              <w:fldChar w:fldCharType="begin"/>
+              <w:instrText xml:space="preserve">PAGEREF _Toc396214452 \h</w:instrText>
             </w:r>
             <w:r>
               <w:rPr>
                 <w:webHidden/>
               </w:rPr>
-              <w:instrText xml:space="preserve">PAGEREF _Toc396214452 \h</w:instrText>
+              <w:fldChar w:fldCharType="separate"/>
             </w:r>
             <w:r>
               <w:rPr>
                 <w:webHidden/>
-              </w:rPr>
-              <w:fldChar w:fldCharType="separate"/>
-            </w:r>
-            <w:r>
-              <w:rPr>
                 <w:rStyle w:val="Verzeichnissprung"/>
                 <w:vanish w:val="false"/>
               </w:rPr>
+              <w:t>1.2 Upload per SOAP Schnittstelle</w:t>
               <w:tab/>
               <w:t>5</w:t>
             </w:r>
@@ -972,33 +944,28 @@
             <w:r>
               <w:rPr>
                 <w:webHidden/>
-                <w:rStyle w:val="Verzeichnissprung"/>
-              </w:rPr>
-              <w:t>1.3 Serversignatur per SOAP Schnittstelle</w:t>
+              </w:rPr>
+              <w:fldChar w:fldCharType="begin"/>
             </w:r>
             <w:r>
               <w:rPr>
                 <w:webHidden/>
               </w:rPr>
-              <w:fldChar w:fldCharType="begin"/>
+              <w:instrText xml:space="preserve">PAGEREF _Toc396214453 \h</w:instrText>
             </w:r>
             <w:r>
               <w:rPr>
                 <w:webHidden/>
               </w:rPr>
-              <w:instrText xml:space="preserve">PAGEREF _Toc396214453 \h</w:instrText>
+              <w:fldChar w:fldCharType="separate"/>
             </w:r>
             <w:r>
               <w:rPr>
                 <w:webHidden/>
-              </w:rPr>
-              <w:fldChar w:fldCharType="separate"/>
-            </w:r>
-            <w:r>
-              <w:rPr>
                 <w:rStyle w:val="Verzeichnissprung"/>
                 <w:vanish w:val="false"/>
               </w:rPr>
+              <w:t>1.3 Serversignatur per SOAP Schnittstelle</w:t>
               <w:tab/>
               <w:t>6</w:t>
             </w:r>
@@ -1027,33 +994,28 @@
             <w:r>
               <w:rPr>
                 <w:webHidden/>
-                <w:rStyle w:val="Verzeichnissprung"/>
-              </w:rPr>
-              <w:t>2 Beschreibung der Implementation</w:t>
+              </w:rPr>
+              <w:fldChar w:fldCharType="begin"/>
             </w:r>
             <w:r>
               <w:rPr>
                 <w:webHidden/>
               </w:rPr>
-              <w:fldChar w:fldCharType="begin"/>
+              <w:instrText xml:space="preserve">PAGEREF _Toc396214454 \h</w:instrText>
             </w:r>
             <w:r>
               <w:rPr>
                 <w:webHidden/>
               </w:rPr>
-              <w:instrText xml:space="preserve">PAGEREF _Toc396214454 \h</w:instrText>
+              <w:fldChar w:fldCharType="separate"/>
             </w:r>
             <w:r>
               <w:rPr>
                 <w:webHidden/>
-              </w:rPr>
-              <w:fldChar w:fldCharType="separate"/>
-            </w:r>
-            <w:r>
-              <w:rPr>
                 <w:rStyle w:val="Verzeichnissprung"/>
                 <w:vanish w:val="false"/>
               </w:rPr>
+              <w:t>2 Beschreibung der Implementation</w:t>
               <w:tab/>
               <w:t>7</w:t>
             </w:r>
@@ -1082,33 +1044,28 @@
             <w:r>
               <w:rPr>
                 <w:webHidden/>
-                <w:rStyle w:val="Verzeichnissprung"/>
-              </w:rPr>
-              <w:t>2.1 PDF-AS-WEB Servlets</w:t>
+              </w:rPr>
+              <w:fldChar w:fldCharType="begin"/>
             </w:r>
             <w:r>
               <w:rPr>
                 <w:webHidden/>
               </w:rPr>
-              <w:fldChar w:fldCharType="begin"/>
+              <w:instrText xml:space="preserve">PAGEREF _Toc396214455 \h</w:instrText>
             </w:r>
             <w:r>
               <w:rPr>
                 <w:webHidden/>
               </w:rPr>
-              <w:instrText xml:space="preserve">PAGEREF _Toc396214455 \h</w:instrText>
+              <w:fldChar w:fldCharType="separate"/>
             </w:r>
             <w:r>
               <w:rPr>
                 <w:webHidden/>
-              </w:rPr>
-              <w:fldChar w:fldCharType="separate"/>
-            </w:r>
-            <w:r>
-              <w:rPr>
                 <w:rStyle w:val="Verzeichnissprung"/>
                 <w:vanish w:val="false"/>
               </w:rPr>
+              <w:t>2.1 PDF-AS-WEB Servlets</w:t>
               <w:tab/>
               <w:t>7</w:t>
             </w:r>
@@ -1137,33 +1094,28 @@
             <w:r>
               <w:rPr>
                 <w:webHidden/>
-                <w:rStyle w:val="Verzeichnissprung"/>
-              </w:rPr>
-              <w:t>2.1.1 Sign Servlet</w:t>
+              </w:rPr>
+              <w:fldChar w:fldCharType="begin"/>
             </w:r>
             <w:r>
               <w:rPr>
                 <w:webHidden/>
               </w:rPr>
-              <w:fldChar w:fldCharType="begin"/>
+              <w:instrText xml:space="preserve">PAGEREF _Toc396214456 \h</w:instrText>
             </w:r>
             <w:r>
               <w:rPr>
                 <w:webHidden/>
               </w:rPr>
-              <w:instrText xml:space="preserve">PAGEREF _Toc396214456 \h</w:instrText>
+              <w:fldChar w:fldCharType="separate"/>
             </w:r>
             <w:r>
               <w:rPr>
                 <w:webHidden/>
-              </w:rPr>
-              <w:fldChar w:fldCharType="separate"/>
-            </w:r>
-            <w:r>
-              <w:rPr>
                 <w:rStyle w:val="Verzeichnissprung"/>
                 <w:vanish w:val="false"/>
               </w:rPr>
+              <w:t>2.1.1 Sign Servlet</w:t>
               <w:tab/>
               <w:t>7</w:t>
             </w:r>
@@ -1192,33 +1144,28 @@
             <w:r>
               <w:rPr>
                 <w:webHidden/>
-                <w:rStyle w:val="Verzeichnissprung"/>
-              </w:rPr>
-              <w:t>2.1.2 ProvidePDF Servlet</w:t>
+              </w:rPr>
+              <w:fldChar w:fldCharType="begin"/>
             </w:r>
             <w:r>
               <w:rPr>
                 <w:webHidden/>
               </w:rPr>
-              <w:fldChar w:fldCharType="begin"/>
+              <w:instrText xml:space="preserve">PAGEREF _Toc396214457 \h</w:instrText>
             </w:r>
             <w:r>
               <w:rPr>
                 <w:webHidden/>
               </w:rPr>
-              <w:instrText xml:space="preserve">PAGEREF _Toc396214457 \h</w:instrText>
+              <w:fldChar w:fldCharType="separate"/>
             </w:r>
             <w:r>
               <w:rPr>
                 <w:webHidden/>
-              </w:rPr>
-              <w:fldChar w:fldCharType="separate"/>
-            </w:r>
-            <w:r>
-              <w:rPr>
                 <w:rStyle w:val="Verzeichnissprung"/>
                 <w:vanish w:val="false"/>
               </w:rPr>
+              <w:t>2.1.2 ProvidePDF Servlet</w:t>
               <w:tab/>
               <w:t>9</w:t>
             </w:r>
@@ -1247,33 +1194,28 @@
             <w:r>
               <w:rPr>
                 <w:webHidden/>
-                <w:rStyle w:val="Verzeichnissprung"/>
-              </w:rPr>
-              <w:t>2.1.3 PDFData Servlet</w:t>
+              </w:rPr>
+              <w:fldChar w:fldCharType="begin"/>
             </w:r>
             <w:r>
               <w:rPr>
                 <w:webHidden/>
               </w:rPr>
-              <w:fldChar w:fldCharType="begin"/>
+              <w:instrText xml:space="preserve">PAGEREF _Toc396214458 \h</w:instrText>
             </w:r>
             <w:r>
               <w:rPr>
                 <w:webHidden/>
               </w:rPr>
-              <w:instrText xml:space="preserve">PAGEREF _Toc396214458 \h</w:instrText>
+              <w:fldChar w:fldCharType="separate"/>
             </w:r>
             <w:r>
               <w:rPr>
                 <w:webHidden/>
-              </w:rPr>
-              <w:fldChar w:fldCharType="separate"/>
-            </w:r>
-            <w:r>
-              <w:rPr>
                 <w:rStyle w:val="Verzeichnissprung"/>
                 <w:vanish w:val="false"/>
               </w:rPr>
+              <w:t>2.1.3 PDFData Servlet</w:t>
               <w:tab/>
               <w:t>9</w:t>
             </w:r>
@@ -1302,33 +1244,28 @@
             <w:r>
               <w:rPr>
                 <w:webHidden/>
-                <w:rStyle w:val="Verzeichnissprung"/>
-              </w:rPr>
-              <w:t>2.1.4 Verifikations Servlet</w:t>
+              </w:rPr>
+              <w:fldChar w:fldCharType="begin"/>
             </w:r>
             <w:r>
               <w:rPr>
                 <w:webHidden/>
               </w:rPr>
-              <w:fldChar w:fldCharType="begin"/>
+              <w:instrText xml:space="preserve">PAGEREF _Toc396214459 \h</w:instrText>
             </w:r>
             <w:r>
               <w:rPr>
                 <w:webHidden/>
               </w:rPr>
-              <w:instrText xml:space="preserve">PAGEREF _Toc396214459 \h</w:instrText>
+              <w:fldChar w:fldCharType="separate"/>
             </w:r>
             <w:r>
               <w:rPr>
                 <w:webHidden/>
-              </w:rPr>
-              <w:fldChar w:fldCharType="separate"/>
-            </w:r>
-            <w:r>
-              <w:rPr>
                 <w:rStyle w:val="Verzeichnissprung"/>
                 <w:vanish w:val="false"/>
               </w:rPr>
+              <w:t>2.1.4 Verifikations Servlet</w:t>
               <w:tab/>
               <w:t>11</w:t>
             </w:r>
@@ -1357,33 +1294,28 @@
             <w:r>
               <w:rPr>
                 <w:webHidden/>
-                <w:rStyle w:val="Verzeichnissprung"/>
-              </w:rPr>
-              <w:t>2.2 Parameterübergabe an die externe Webanwendung</w:t>
+              </w:rPr>
+              <w:fldChar w:fldCharType="begin"/>
             </w:r>
             <w:r>
               <w:rPr>
                 <w:webHidden/>
               </w:rPr>
-              <w:fldChar w:fldCharType="begin"/>
+              <w:instrText xml:space="preserve">PAGEREF _Toc396214460 \h</w:instrText>
             </w:r>
             <w:r>
               <w:rPr>
                 <w:webHidden/>
               </w:rPr>
-              <w:instrText xml:space="preserve">PAGEREF _Toc396214460 \h</w:instrText>
+              <w:fldChar w:fldCharType="separate"/>
             </w:r>
             <w:r>
               <w:rPr>
                 <w:webHidden/>
-              </w:rPr>
-              <w:fldChar w:fldCharType="separate"/>
-            </w:r>
-            <w:r>
-              <w:rPr>
                 <w:rStyle w:val="Verzeichnissprung"/>
                 <w:vanish w:val="false"/>
               </w:rPr>
+              <w:t>2.2 Parameterübergabe an die externe Webanwendung</w:t>
               <w:tab/>
               <w:t>11</w:t>
             </w:r>
@@ -1412,33 +1344,28 @@
             <w:r>
               <w:rPr>
                 <w:webHidden/>
-                <w:rStyle w:val="Verzeichnissprung"/>
-              </w:rPr>
-              <w:t>2.2.1 Abrufen des originalen PDF Dokuments</w:t>
+              </w:rPr>
+              <w:fldChar w:fldCharType="begin"/>
             </w:r>
             <w:r>
               <w:rPr>
                 <w:webHidden/>
               </w:rPr>
-              <w:fldChar w:fldCharType="begin"/>
+              <w:instrText xml:space="preserve">PAGEREF _Toc396214461 \h</w:instrText>
             </w:r>
             <w:r>
               <w:rPr>
                 <w:webHidden/>
               </w:rPr>
-              <w:instrText xml:space="preserve">PAGEREF _Toc396214461 \h</w:instrText>
+              <w:fldChar w:fldCharType="separate"/>
             </w:r>
             <w:r>
               <w:rPr>
                 <w:webHidden/>
-              </w:rPr>
-              <w:fldChar w:fldCharType="separate"/>
-            </w:r>
-            <w:r>
-              <w:rPr>
                 <w:rStyle w:val="Verzeichnissprung"/>
                 <w:vanish w:val="false"/>
               </w:rPr>
+              <w:t>2.2.1 Abrufen des originalen PDF Dokuments</w:t>
               <w:tab/>
               <w:t>11</w:t>
             </w:r>
@@ -1467,33 +1394,28 @@
             <w:r>
               <w:rPr>
                 <w:webHidden/>
-                <w:rStyle w:val="Verzeichnissprung"/>
-              </w:rPr>
-              <w:t>2.2.2 Fehlerseite der externen Webanwendung</w:t>
+              </w:rPr>
+              <w:fldChar w:fldCharType="begin"/>
             </w:r>
             <w:r>
               <w:rPr>
                 <w:webHidden/>
               </w:rPr>
-              <w:fldChar w:fldCharType="begin"/>
+              <w:instrText xml:space="preserve">PAGEREF _Toc396214462 \h</w:instrText>
             </w:r>
             <w:r>
               <w:rPr>
                 <w:webHidden/>
               </w:rPr>
-              <w:instrText xml:space="preserve">PAGEREF _Toc396214462 \h</w:instrText>
+              <w:fldChar w:fldCharType="separate"/>
             </w:r>
             <w:r>
               <w:rPr>
                 <w:webHidden/>
-              </w:rPr>
-              <w:fldChar w:fldCharType="separate"/>
-            </w:r>
-            <w:r>
-              <w:rPr>
                 <w:rStyle w:val="Verzeichnissprung"/>
                 <w:vanish w:val="false"/>
               </w:rPr>
+              <w:t>2.2.2 Fehlerseite der externen Webanwendung</w:t>
               <w:tab/>
               <w:t>11</w:t>
             </w:r>
@@ -1522,33 +1444,28 @@
             <w:r>
               <w:rPr>
                 <w:webHidden/>
-                <w:rStyle w:val="Verzeichnissprung"/>
-              </w:rPr>
-              <w:t>2.2.3 Benachrichtigung nach erfolgreicher Signatur</w:t>
+              </w:rPr>
+              <w:fldChar w:fldCharType="begin"/>
             </w:r>
             <w:r>
               <w:rPr>
                 <w:webHidden/>
               </w:rPr>
-              <w:fldChar w:fldCharType="begin"/>
+              <w:instrText xml:space="preserve">PAGEREF _Toc396214463 \h</w:instrText>
             </w:r>
             <w:r>
               <w:rPr>
                 <w:webHidden/>
               </w:rPr>
-              <w:instrText xml:space="preserve">PAGEREF _Toc396214463 \h</w:instrText>
+              <w:fldChar w:fldCharType="separate"/>
             </w:r>
             <w:r>
               <w:rPr>
                 <w:webHidden/>
-              </w:rPr>
-              <w:fldChar w:fldCharType="separate"/>
-            </w:r>
-            <w:r>
-              <w:rPr>
                 <w:rStyle w:val="Verzeichnissprung"/>
                 <w:vanish w:val="false"/>
               </w:rPr>
+              <w:t>2.2.3 Benachrichtigung nach erfolgreicher Signatur</w:t>
               <w:tab/>
               <w:t>12</w:t>
             </w:r>
@@ -2001,8 +1918,8 @@
         <w:pStyle w:val="Berschrift2"/>
         <w:rPr/>
       </w:pPr>
-      <w:bookmarkStart w:id="4" w:name="_Toc396214452"/>
-      <w:bookmarkStart w:id="5" w:name="_Ref389739850"/>
+      <w:bookmarkStart w:id="4" w:name="_Ref389739850"/>
+      <w:bookmarkStart w:id="5" w:name="_Toc396214452"/>
       <w:r>
         <w:rPr/>
         <w:t>Upload per SOAP Schnittstelle</w:t>
@@ -2136,8 +2053,8 @@
         <w:pStyle w:val="Caption"/>
         <w:rPr/>
       </w:pPr>
-      <w:bookmarkStart w:id="6" w:name="_Toc393181697"/>
-      <w:bookmarkStart w:id="7" w:name="_Ref389740870"/>
+      <w:bookmarkStart w:id="6" w:name="_Ref389740870"/>
+      <w:bookmarkStart w:id="7" w:name="_Toc393181697"/>
       <w:bookmarkStart w:id="8" w:name="Ref_Abbildung1_label_and_number"/>
       <w:r>
         <w:rPr/>
@@ -2166,11 +2083,7 @@
       <w:bookmarkEnd w:id="8"/>
       <w:r>
         <w:rPr/>
-        <w:t xml:space="preserve"> </w:t>
-      </w:r>
-      <w:r>
-        <w:rPr/>
-        <w:t>- Prozessablauf zur Anbindung einer externen Webanwendung und PDF-AS-WEB via SOAP Schnittstelle</w:t>
+        <w:t xml:space="preserve"> - Prozessablauf zur Anbindung einer externen Webanwendung und PDF-AS-WEB via SOAP Schnittstelle</w:t>
       </w:r>
       <w:bookmarkEnd w:id="6"/>
       <w:bookmarkEnd w:id="7"/>
@@ -3748,6 +3661,116 @@
       <w:r>
         <w:rPr/>
         <w:t>“: Mit diesem Parameter lässt sich ein Text übergeben, welcher von als QR Code als Signaturmarke verwendet werden soll. (</w:t>
+      </w:r>
+      <w:r>
+        <w:rPr>
+          <w:b/>
+        </w:rPr>
+        <w:t>optionaler Parameter</w:t>
+      </w:r>
+      <w:r>
+        <w:rPr/>
+        <w:t>)</w:t>
+      </w:r>
+    </w:p>
+    <w:p>
+      <w:pPr>
+        <w:pStyle w:val="ListParagraph"/>
+        <w:numPr>
+          <w:ilvl w:val="0"/>
+          <w:numId w:val="6"/>
+        </w:numPr>
+        <w:rPr>
+          <w:lang w:val="de-AT"/>
+        </w:rPr>
+      </w:pPr>
+      <w:r>
+        <w:rPr>
+          <w:b/>
+          <w:bCs/>
+        </w:rPr>
+        <w:t>„</w:t>
+      </w:r>
+      <w:r>
+        <w:rPr>
+          <w:b/>
+          <w:bCs/>
+        </w:rPr>
+        <w:t>placeholder_web_enabled":</w:t>
+      </w:r>
+      <w:r>
+        <w:rPr/>
+        <w:t xml:space="preserve"> </w:t>
+      </w:r>
+      <w:r>
+        <w:rPr/>
+        <w:t>Mit diesem Parameter kann die Suche nach Placeholdern für diesen Request aktiviert (</w:t>
+      </w:r>
+      <w:r>
+        <w:rPr>
+          <w:i/>
+          <w:iCs/>
+        </w:rPr>
+        <w:t>true</w:t>
+      </w:r>
+      <w:r>
+        <w:rPr/>
+        <w:t>) oder deaktiviert (</w:t>
+      </w:r>
+      <w:r>
+        <w:rPr>
+          <w:i/>
+          <w:iCs/>
+        </w:rPr>
+        <w:t>false</w:t>
+      </w:r>
+      <w:r>
+        <w:rPr/>
+        <w:t>) werden. (</w:t>
+      </w:r>
+      <w:r>
+        <w:rPr>
+          <w:b/>
+        </w:rPr>
+        <w:t>optionaler Parameter</w:t>
+      </w:r>
+      <w:r>
+        <w:rPr/>
+        <w:t>)</w:t>
+      </w:r>
+    </w:p>
+    <w:p>
+      <w:pPr>
+        <w:pStyle w:val="ListParagraph"/>
+        <w:numPr>
+          <w:ilvl w:val="0"/>
+          <w:numId w:val="6"/>
+        </w:numPr>
+        <w:rPr>
+          <w:lang w:val="de-AT"/>
+        </w:rPr>
+      </w:pPr>
+      <w:r>
+        <w:rPr>
+          <w:b/>
+          <w:bCs/>
+        </w:rPr>
+        <w:t>„</w:t>
+      </w:r>
+      <w:r>
+        <w:rPr>
+          <w:b/>
+          <w:bCs/>
+        </w:rPr>
+        <w:t>placeholder_web_id“:</w:t>
+      </w:r>
+      <w:r>
+        <w:rPr/>
+        <w:t xml:space="preserve"> </w:t>
+      </w:r>
+      <w:r>
+        <w:rPr/>
+        <w:t>Mit diesem Parameter kann eine spezifischer QR-Code Placeholder anhand dessen ID ausgewählt werden. (</w:t>
       </w:r>
       <w:r>
         <w:rPr>
@@ -4009,8 +4032,8 @@
         <w:tblLook w:val="04a0" w:noHBand="0" w:noVBand="1" w:firstColumn="1" w:lastRow="0" w:lastColumn="0" w:firstRow="1"/>
       </w:tblPr>
       <w:tblGrid>
-        <w:gridCol w:w="1241"/>
-        <w:gridCol w:w="8222"/>
+        <w:gridCol w:w="1240"/>
+        <w:gridCol w:w="8223"/>
       </w:tblGrid>
       <w:tr>
         <w:trPr>
@@ -4018,7 +4041,7 @@
         </w:trPr>
         <w:tc>
           <w:tcPr>
-            <w:tcW w:w="1241" w:type="dxa"/>
+            <w:tcW w:w="1240" w:type="dxa"/>
             <w:cnfStyle w:val="001000000000" w:firstRow="0" w:lastRow="0" w:firstColumn="1" w:lastColumn="0" w:oddVBand="0" w:evenVBand="0" w:oddHBand="0" w:evenHBand="0" w:firstRowFirstColumn="0" w:firstRowLastColumn="0" w:lastRowFirstColumn="0" w:lastRowLastColumn="0"/>
             <w:tcBorders>
               <w:bottom w:val="nil"/>
@@ -4028,7 +4051,8 @@
           <w:p>
             <w:pPr>
               <w:pStyle w:val="Tabellen"/>
-              <w:widowControl/>
+              <w:widowControl w:val="false"/>
+              <w:suppressAutoHyphens w:val="true"/>
               <w:spacing w:lineRule="auto" w:line="240" w:before="60" w:after="60"/>
               <w:rPr>
                 <w:color w:val="FFFFFF" w:themeColor="background1"/>
@@ -4047,7 +4071,7 @@
         </w:tc>
         <w:tc>
           <w:tcPr>
-            <w:tcW w:w="8222" w:type="dxa"/>
+            <w:tcW w:w="8223" w:type="dxa"/>
             <w:tcBorders>
               <w:bottom w:val="nil"/>
             </w:tcBorders>
@@ -4056,7 +4080,8 @@
           <w:p>
             <w:pPr>
               <w:pStyle w:val="Tabellen"/>
-              <w:widowControl/>
+              <w:widowControl w:val="false"/>
+              <w:suppressAutoHyphens w:val="true"/>
               <w:spacing w:lineRule="auto" w:line="240" w:before="60" w:after="60"/>
               <w:cnfStyle w:val="100000000000" w:firstRow="1" w:lastRow="0" w:firstColumn="0" w:lastColumn="0" w:oddVBand="0" w:evenVBand="0" w:oddHBand="0" w:evenHBand="0" w:firstRowFirstColumn="0" w:firstRowLastColumn="0" w:lastRowFirstColumn="0" w:lastRowLastColumn="0"/>
               <w:rPr>
@@ -4079,7 +4104,7 @@
         <w:trPr/>
         <w:tc>
           <w:tcPr>
-            <w:tcW w:w="1241" w:type="dxa"/>
+            <w:tcW w:w="1240" w:type="dxa"/>
             <w:cnfStyle w:val="001000000000" w:firstRow="0" w:lastRow="0" w:firstColumn="1" w:lastColumn="0" w:oddVBand="0" w:evenVBand="0" w:oddHBand="0" w:evenHBand="0" w:firstRowFirstColumn="0" w:firstRowLastColumn="0" w:lastRowFirstColumn="0" w:lastRowLastColumn="0"/>
             <w:tcBorders>
               <w:top w:val="nil"/>
@@ -4089,7 +4114,8 @@
           <w:p>
             <w:pPr>
               <w:pStyle w:val="Normal"/>
-              <w:widowControl/>
+              <w:widowControl w:val="false"/>
+              <w:suppressAutoHyphens w:val="true"/>
               <w:spacing w:lineRule="auto" w:line="240" w:before="60" w:after="60"/>
               <w:rPr>
                 <w:rFonts w:eastAsia="" w:cs=""/>
@@ -4109,7 +4135,7 @@
         </w:tc>
         <w:tc>
           <w:tcPr>
-            <w:tcW w:w="8222" w:type="dxa"/>
+            <w:tcW w:w="8223" w:type="dxa"/>
             <w:tcBorders>
               <w:top w:val="nil"/>
               <w:bottom w:val="nil"/>
@@ -4118,7 +4144,8 @@
           <w:p>
             <w:pPr>
               <w:pStyle w:val="Normal"/>
-              <w:widowControl/>
+              <w:widowControl w:val="false"/>
+              <w:suppressAutoHyphens w:val="true"/>
               <w:spacing w:lineRule="auto" w:line="240" w:before="60" w:after="60"/>
               <w:cnfStyle w:val="000000000000" w:firstRow="0" w:lastRow="0" w:firstColumn="0" w:lastColumn="0" w:oddVBand="0" w:evenVBand="0" w:oddHBand="0" w:evenHBand="0" w:firstRowFirstColumn="0" w:firstRowLastColumn="0" w:lastRowFirstColumn="0" w:lastRowLastColumn="0"/>
               <w:rPr>
@@ -4144,7 +4171,7 @@
         </w:trPr>
         <w:tc>
           <w:tcPr>
-            <w:tcW w:w="1241" w:type="dxa"/>
+            <w:tcW w:w="1240" w:type="dxa"/>
             <w:cnfStyle w:val="001000000000" w:firstRow="0" w:lastRow="0" w:firstColumn="1" w:lastColumn="0" w:oddVBand="0" w:evenVBand="0" w:oddHBand="0" w:evenHBand="0" w:firstRowFirstColumn="0" w:firstRowLastColumn="0" w:lastRowFirstColumn="0" w:lastRowLastColumn="0"/>
             <w:tcBorders>
               <w:top w:val="nil"/>
@@ -4155,7 +4182,8 @@
           <w:p>
             <w:pPr>
               <w:pStyle w:val="Normal"/>
-              <w:widowControl/>
+              <w:widowControl w:val="false"/>
+              <w:suppressAutoHyphens w:val="true"/>
               <w:spacing w:lineRule="auto" w:line="240" w:before="60" w:after="60"/>
               <w:rPr>
                 <w:rFonts w:eastAsia="" w:cs=""/>
@@ -4175,7 +4203,7 @@
         </w:tc>
         <w:tc>
           <w:tcPr>
-            <w:tcW w:w="8222" w:type="dxa"/>
+            <w:tcW w:w="8223" w:type="dxa"/>
             <w:tcBorders>
               <w:top w:val="nil"/>
               <w:bottom w:val="nil"/>
@@ -4185,7 +4213,8 @@
           <w:p>
             <w:pPr>
               <w:pStyle w:val="Normal"/>
-              <w:widowControl/>
+              <w:widowControl w:val="false"/>
+              <w:suppressAutoHyphens w:val="true"/>
               <w:spacing w:lineRule="auto" w:line="240" w:before="60" w:after="60"/>
               <w:cnfStyle w:val="000000010000" w:firstRow="0" w:lastRow="0" w:firstColumn="0" w:lastColumn="0" w:oddVBand="0" w:evenVBand="0" w:oddHBand="0" w:evenHBand="1" w:firstRowFirstColumn="0" w:firstRowLastColumn="0" w:lastRowFirstColumn="0" w:lastRowLastColumn="0"/>
               <w:rPr>
@@ -4245,8 +4274,8 @@
         <w:tblLook w:val="04a0" w:noHBand="0" w:noVBand="1" w:firstColumn="1" w:lastRow="0" w:lastColumn="0" w:firstRow="1"/>
       </w:tblPr>
       <w:tblGrid>
-        <w:gridCol w:w="1241"/>
-        <w:gridCol w:w="8222"/>
+        <w:gridCol w:w="1240"/>
+        <w:gridCol w:w="8223"/>
       </w:tblGrid>
       <w:tr>
         <w:trPr>
@@ -4254,7 +4283,7 @@
         </w:trPr>
         <w:tc>
           <w:tcPr>
-            <w:tcW w:w="1241" w:type="dxa"/>
+            <w:tcW w:w="1240" w:type="dxa"/>
             <w:cnfStyle w:val="001000000000" w:firstRow="0" w:lastRow="0" w:firstColumn="1" w:lastColumn="0" w:oddVBand="0" w:evenVBand="0" w:oddHBand="0" w:evenHBand="0" w:firstRowFirstColumn="0" w:firstRowLastColumn="0" w:lastRowFirstColumn="0" w:lastRowLastColumn="0"/>
             <w:tcBorders>
               <w:bottom w:val="nil"/>
@@ -4264,7 +4293,8 @@
           <w:p>
             <w:pPr>
               <w:pStyle w:val="Tabellen"/>
-              <w:widowControl/>
+              <w:widowControl w:val="false"/>
+              <w:suppressAutoHyphens w:val="true"/>
               <w:spacing w:lineRule="auto" w:line="240" w:before="60" w:after="60"/>
               <w:rPr>
                 <w:color w:val="FFFFFF" w:themeColor="background1"/>
@@ -4283,7 +4313,7 @@
         </w:tc>
         <w:tc>
           <w:tcPr>
-            <w:tcW w:w="8222" w:type="dxa"/>
+            <w:tcW w:w="8223" w:type="dxa"/>
             <w:tcBorders>
               <w:bottom w:val="nil"/>
             </w:tcBorders>
@@ -4292,7 +4322,8 @@
           <w:p>
             <w:pPr>
               <w:pStyle w:val="Tabellen"/>
-              <w:widowControl/>
+              <w:widowControl w:val="false"/>
+              <w:suppressAutoHyphens w:val="true"/>
               <w:spacing w:lineRule="auto" w:line="240" w:before="60" w:after="60"/>
               <w:cnfStyle w:val="100000000000" w:firstRow="1" w:lastRow="0" w:firstColumn="0" w:lastColumn="0" w:oddVBand="0" w:evenVBand="0" w:oddHBand="0" w:evenHBand="0" w:firstRowFirstColumn="0" w:firstRowLastColumn="0" w:lastRowFirstColumn="0" w:lastRowLastColumn="0"/>
               <w:rPr>
@@ -4315,7 +4346,7 @@
         <w:trPr/>
         <w:tc>
           <w:tcPr>
-            <w:tcW w:w="1241" w:type="dxa"/>
+            <w:tcW w:w="1240" w:type="dxa"/>
             <w:cnfStyle w:val="001000000000" w:firstRow="0" w:lastRow="0" w:firstColumn="1" w:lastColumn="0" w:oddVBand="0" w:evenVBand="0" w:oddHBand="0" w:evenHBand="0" w:firstRowFirstColumn="0" w:firstRowLastColumn="0" w:lastRowFirstColumn="0" w:lastRowLastColumn="0"/>
             <w:tcBorders>
               <w:top w:val="nil"/>
@@ -4325,7 +4356,8 @@
           <w:p>
             <w:pPr>
               <w:pStyle w:val="Normal"/>
-              <w:widowControl/>
+              <w:widowControl w:val="false"/>
+              <w:suppressAutoHyphens w:val="true"/>
               <w:spacing w:lineRule="auto" w:line="240" w:before="60" w:after="60"/>
               <w:rPr>
                 <w:rFonts w:eastAsia="" w:cs=""/>
@@ -4345,7 +4377,7 @@
         </w:tc>
         <w:tc>
           <w:tcPr>
-            <w:tcW w:w="8222" w:type="dxa"/>
+            <w:tcW w:w="8223" w:type="dxa"/>
             <w:tcBorders>
               <w:top w:val="nil"/>
               <w:bottom w:val="nil"/>
@@ -4354,7 +4386,8 @@
           <w:p>
             <w:pPr>
               <w:pStyle w:val="Normal"/>
-              <w:widowControl/>
+              <w:widowControl w:val="false"/>
+              <w:suppressAutoHyphens w:val="true"/>
               <w:spacing w:lineRule="auto" w:line="240" w:before="60" w:after="60"/>
               <w:cnfStyle w:val="000000000000" w:firstRow="0" w:lastRow="0" w:firstColumn="0" w:lastColumn="0" w:oddVBand="0" w:evenVBand="0" w:oddHBand="0" w:evenHBand="0" w:firstRowFirstColumn="0" w:firstRowLastColumn="0" w:lastRowFirstColumn="0" w:lastRowLastColumn="0"/>
               <w:rPr>
@@ -4380,7 +4413,7 @@
         </w:trPr>
         <w:tc>
           <w:tcPr>
-            <w:tcW w:w="1241" w:type="dxa"/>
+            <w:tcW w:w="1240" w:type="dxa"/>
             <w:cnfStyle w:val="001000000000" w:firstRow="0" w:lastRow="0" w:firstColumn="1" w:lastColumn="0" w:oddVBand="0" w:evenVBand="0" w:oddHBand="0" w:evenHBand="0" w:firstRowFirstColumn="0" w:firstRowLastColumn="0" w:lastRowFirstColumn="0" w:lastRowLastColumn="0"/>
             <w:tcBorders>
               <w:top w:val="nil"/>
@@ -4391,7 +4424,8 @@
           <w:p>
             <w:pPr>
               <w:pStyle w:val="Normal"/>
-              <w:widowControl/>
+              <w:widowControl w:val="false"/>
+              <w:suppressAutoHyphens w:val="true"/>
               <w:spacing w:lineRule="auto" w:line="240" w:before="60" w:after="60"/>
               <w:rPr>
                 <w:rFonts w:eastAsia="" w:cs=""/>
@@ -4411,7 +4445,7 @@
         </w:tc>
         <w:tc>
           <w:tcPr>
-            <w:tcW w:w="8222" w:type="dxa"/>
+            <w:tcW w:w="8223" w:type="dxa"/>
             <w:tcBorders>
               <w:top w:val="nil"/>
               <w:bottom w:val="nil"/>
@@ -4421,7 +4455,8 @@
           <w:p>
             <w:pPr>
               <w:pStyle w:val="Normal"/>
-              <w:widowControl/>
+              <w:widowControl w:val="false"/>
+              <w:suppressAutoHyphens w:val="true"/>
               <w:spacing w:lineRule="auto" w:line="240" w:before="60" w:after="60"/>
               <w:cnfStyle w:val="000000010000" w:firstRow="0" w:lastRow="0" w:firstColumn="0" w:lastColumn="0" w:oddVBand="0" w:evenVBand="0" w:oddHBand="0" w:evenHBand="1" w:firstRowFirstColumn="0" w:firstRowLastColumn="0" w:lastRowFirstColumn="0" w:lastRowLastColumn="0"/>
               <w:rPr>
@@ -4445,7 +4480,7 @@
         <w:trPr/>
         <w:tc>
           <w:tcPr>
-            <w:tcW w:w="1241" w:type="dxa"/>
+            <w:tcW w:w="1240" w:type="dxa"/>
             <w:cnfStyle w:val="001000000000" w:firstRow="0" w:lastRow="0" w:firstColumn="1" w:lastColumn="0" w:oddVBand="0" w:evenVBand="0" w:oddHBand="0" w:evenHBand="0" w:firstRowFirstColumn="0" w:firstRowLastColumn="0" w:lastRowFirstColumn="0" w:lastRowLastColumn="0"/>
             <w:tcBorders>
               <w:top w:val="nil"/>
@@ -4455,7 +4490,8 @@
           <w:p>
             <w:pPr>
               <w:pStyle w:val="Normal"/>
-              <w:widowControl/>
+              <w:widowControl w:val="false"/>
+              <w:suppressAutoHyphens w:val="true"/>
               <w:spacing w:lineRule="auto" w:line="240" w:before="60" w:after="60"/>
               <w:rPr>
                 <w:rFonts w:eastAsia="" w:cs=""/>
@@ -4475,7 +4511,7 @@
         </w:tc>
         <w:tc>
           <w:tcPr>
-            <w:tcW w:w="8222" w:type="dxa"/>
+            <w:tcW w:w="8223" w:type="dxa"/>
             <w:tcBorders>
               <w:top w:val="nil"/>
               <w:bottom w:val="nil"/>
@@ -4484,7 +4520,8 @@
           <w:p>
             <w:pPr>
               <w:pStyle w:val="Normal"/>
-              <w:widowControl/>
+              <w:widowControl w:val="false"/>
+              <w:suppressAutoHyphens w:val="true"/>
               <w:spacing w:lineRule="auto" w:line="240" w:before="60" w:after="60"/>
               <w:cnfStyle w:val="000000000000" w:firstRow="0" w:lastRow="0" w:firstColumn="0" w:lastColumn="0" w:oddVBand="0" w:evenVBand="0" w:oddHBand="0" w:evenHBand="0" w:firstRowFirstColumn="0" w:firstRowLastColumn="0" w:lastRowFirstColumn="0" w:lastRowLastColumn="0"/>
               <w:rPr>
@@ -4510,7 +4547,7 @@
         </w:trPr>
         <w:tc>
           <w:tcPr>
-            <w:tcW w:w="1241" w:type="dxa"/>
+            <w:tcW w:w="1240" w:type="dxa"/>
             <w:cnfStyle w:val="001000000000" w:firstRow="0" w:lastRow="0" w:firstColumn="1" w:lastColumn="0" w:oddVBand="0" w:evenVBand="0" w:oddHBand="0" w:evenHBand="0" w:firstRowFirstColumn="0" w:firstRowLastColumn="0" w:lastRowFirstColumn="0" w:lastRowLastColumn="0"/>
             <w:tcBorders>
               <w:top w:val="nil"/>
@@ -4521,7 +4558,8 @@
           <w:p>
             <w:pPr>
               <w:pStyle w:val="Normal"/>
-              <w:widowControl/>
+              <w:widowControl w:val="false"/>
+              <w:suppressAutoHyphens w:val="true"/>
               <w:spacing w:lineRule="auto" w:line="240" w:before="60" w:after="60"/>
               <w:rPr>
                 <w:rFonts w:eastAsia="" w:cs=""/>
@@ -4541,7 +4579,7 @@
         </w:tc>
         <w:tc>
           <w:tcPr>
-            <w:tcW w:w="8222" w:type="dxa"/>
+            <w:tcW w:w="8223" w:type="dxa"/>
             <w:tcBorders>
               <w:top w:val="nil"/>
               <w:bottom w:val="nil"/>
@@ -4551,7 +4589,8 @@
           <w:p>
             <w:pPr>
               <w:pStyle w:val="Normal"/>
-              <w:widowControl/>
+              <w:widowControl w:val="false"/>
+              <w:suppressAutoHyphens w:val="true"/>
               <w:spacing w:lineRule="auto" w:line="240" w:before="60" w:after="60"/>
               <w:cnfStyle w:val="000000010000" w:firstRow="0" w:lastRow="0" w:firstColumn="0" w:lastColumn="0" w:oddVBand="0" w:evenVBand="0" w:oddHBand="0" w:evenHBand="1" w:firstRowFirstColumn="0" w:firstRowLastColumn="0" w:lastRowFirstColumn="0" w:lastRowLastColumn="0"/>
               <w:rPr>
@@ -4575,7 +4614,7 @@
         <w:trPr/>
         <w:tc>
           <w:tcPr>
-            <w:tcW w:w="1241" w:type="dxa"/>
+            <w:tcW w:w="1240" w:type="dxa"/>
             <w:cnfStyle w:val="001000000000" w:firstRow="0" w:lastRow="0" w:firstColumn="1" w:lastColumn="0" w:oddVBand="0" w:evenVBand="0" w:oddHBand="0" w:evenHBand="0" w:firstRowFirstColumn="0" w:firstRowLastColumn="0" w:lastRowFirstColumn="0" w:lastRowLastColumn="0"/>
             <w:tcBorders>
               <w:top w:val="nil"/>
@@ -4585,7 +4624,8 @@
           <w:p>
             <w:pPr>
               <w:pStyle w:val="Normal"/>
-              <w:widowControl/>
+              <w:widowControl w:val="false"/>
+              <w:suppressAutoHyphens w:val="true"/>
               <w:spacing w:lineRule="auto" w:line="240" w:before="60" w:after="60"/>
               <w:rPr>
                 <w:rFonts w:eastAsia="" w:cs=""/>
@@ -4605,7 +4645,7 @@
         </w:tc>
         <w:tc>
           <w:tcPr>
-            <w:tcW w:w="8222" w:type="dxa"/>
+            <w:tcW w:w="8223" w:type="dxa"/>
             <w:tcBorders>
               <w:top w:val="nil"/>
               <w:bottom w:val="nil"/>
@@ -4614,7 +4654,8 @@
           <w:p>
             <w:pPr>
               <w:pStyle w:val="Normal"/>
-              <w:widowControl/>
+              <w:widowControl w:val="false"/>
+              <w:suppressAutoHyphens w:val="true"/>
               <w:spacing w:lineRule="auto" w:line="240" w:before="60" w:after="60"/>
               <w:cnfStyle w:val="000000000000" w:firstRow="0" w:lastRow="0" w:firstColumn="0" w:lastColumn="0" w:oddVBand="0" w:evenVBand="0" w:oddHBand="0" w:evenHBand="0" w:firstRowFirstColumn="0" w:firstRowLastColumn="0" w:lastRowFirstColumn="0" w:lastRowLastColumn="0"/>
               <w:rPr>
@@ -4640,7 +4681,7 @@
         </w:trPr>
         <w:tc>
           <w:tcPr>
-            <w:tcW w:w="1241" w:type="dxa"/>
+            <w:tcW w:w="1240" w:type="dxa"/>
             <w:cnfStyle w:val="001000000000" w:firstRow="0" w:lastRow="0" w:firstColumn="1" w:lastColumn="0" w:oddVBand="0" w:evenVBand="0" w:oddHBand="0" w:evenHBand="0" w:firstRowFirstColumn="0" w:firstRowLastColumn="0" w:lastRowFirstColumn="0" w:lastRowLastColumn="0"/>
             <w:tcBorders>
               <w:top w:val="nil"/>
@@ -4651,7 +4692,8 @@
           <w:p>
             <w:pPr>
               <w:pStyle w:val="Normal"/>
-              <w:widowControl/>
+              <w:widowControl w:val="false"/>
+              <w:suppressAutoHyphens w:val="true"/>
               <w:spacing w:lineRule="auto" w:line="240" w:before="60" w:after="60"/>
               <w:rPr>
                 <w:rFonts w:eastAsia="" w:cs=""/>
@@ -4671,7 +4713,7 @@
         </w:tc>
         <w:tc>
           <w:tcPr>
-            <w:tcW w:w="8222" w:type="dxa"/>
+            <w:tcW w:w="8223" w:type="dxa"/>
             <w:tcBorders>
               <w:top w:val="nil"/>
               <w:bottom w:val="nil"/>
@@ -4681,7 +4723,8 @@
           <w:p>
             <w:pPr>
               <w:pStyle w:val="Normal"/>
-              <w:widowControl/>
+              <w:widowControl w:val="false"/>
+              <w:suppressAutoHyphens w:val="true"/>
               <w:spacing w:lineRule="auto" w:line="240" w:before="60" w:after="60"/>
               <w:cnfStyle w:val="000000010000" w:firstRow="0" w:lastRow="0" w:firstColumn="0" w:lastColumn="0" w:oddVBand="0" w:evenVBand="0" w:oddHBand="0" w:evenHBand="1" w:firstRowFirstColumn="0" w:firstRowLastColumn="0" w:lastRowFirstColumn="0" w:lastRowLastColumn="0"/>
               <w:rPr>
@@ -4705,7 +4748,7 @@
         <w:trPr/>
         <w:tc>
           <w:tcPr>
-            <w:tcW w:w="1241" w:type="dxa"/>
+            <w:tcW w:w="1240" w:type="dxa"/>
             <w:cnfStyle w:val="001000000000" w:firstRow="0" w:lastRow="0" w:firstColumn="1" w:lastColumn="0" w:oddVBand="0" w:evenVBand="0" w:oddHBand="0" w:evenHBand="0" w:firstRowFirstColumn="0" w:firstRowLastColumn="0" w:lastRowFirstColumn="0" w:lastRowLastColumn="0"/>
             <w:tcBorders>
               <w:top w:val="nil"/>
@@ -4715,7 +4758,8 @@
           <w:p>
             <w:pPr>
               <w:pStyle w:val="Normal"/>
-              <w:widowControl/>
+              <w:widowControl w:val="false"/>
+              <w:suppressAutoHyphens w:val="true"/>
               <w:spacing w:lineRule="auto" w:line="240" w:before="60" w:after="60"/>
               <w:rPr>
                 <w:rFonts w:eastAsia="" w:cs=""/>
@@ -4735,7 +4779,7 @@
         </w:tc>
         <w:tc>
           <w:tcPr>
-            <w:tcW w:w="8222" w:type="dxa"/>
+            <w:tcW w:w="8223" w:type="dxa"/>
             <w:tcBorders>
               <w:top w:val="nil"/>
               <w:bottom w:val="nil"/>
@@ -4744,7 +4788,8 @@
           <w:p>
             <w:pPr>
               <w:pStyle w:val="Normal"/>
-              <w:widowControl/>
+              <w:widowControl w:val="false"/>
+              <w:suppressAutoHyphens w:val="true"/>
               <w:spacing w:lineRule="auto" w:line="240" w:before="60" w:after="60"/>
               <w:cnfStyle w:val="000000000000" w:firstRow="0" w:lastRow="0" w:firstColumn="0" w:lastColumn="0" w:oddVBand="0" w:evenVBand="0" w:oddHBand="0" w:evenHBand="0" w:firstRowFirstColumn="0" w:firstRowLastColumn="0" w:lastRowFirstColumn="0" w:lastRowLastColumn="0"/>
               <w:rPr>
@@ -5375,7 +5420,8 @@
           <w:p>
             <w:pPr>
               <w:pStyle w:val="Tabellen"/>
-              <w:widowControl/>
+              <w:widowControl w:val="false"/>
+              <w:suppressAutoHyphens w:val="true"/>
               <w:spacing w:lineRule="auto" w:line="240" w:before="60" w:after="60"/>
               <w:rPr>
                 <w:color w:val="FFFFFF" w:themeColor="background1"/>
@@ -5403,7 +5449,8 @@
           <w:p>
             <w:pPr>
               <w:pStyle w:val="Tabellen"/>
-              <w:widowControl/>
+              <w:widowControl w:val="false"/>
+              <w:suppressAutoHyphens w:val="true"/>
               <w:spacing w:lineRule="auto" w:line="240" w:before="60" w:after="60"/>
               <w:cnfStyle w:val="100000000000" w:firstRow="1" w:lastRow="0" w:firstColumn="0" w:lastColumn="0" w:oddVBand="0" w:evenVBand="0" w:oddHBand="0" w:evenHBand="0" w:firstRowFirstColumn="0" w:firstRowLastColumn="0" w:lastRowFirstColumn="0" w:lastRowLastColumn="0"/>
               <w:rPr>
@@ -5432,7 +5479,8 @@
           <w:p>
             <w:pPr>
               <w:pStyle w:val="Tabellen"/>
-              <w:widowControl/>
+              <w:widowControl w:val="false"/>
+              <w:suppressAutoHyphens w:val="true"/>
               <w:spacing w:lineRule="auto" w:line="240" w:before="60" w:after="60"/>
               <w:cnfStyle w:val="100000000000" w:firstRow="1" w:lastRow="0" w:firstColumn="0" w:lastColumn="0" w:oddVBand="0" w:evenVBand="0" w:oddHBand="0" w:evenHBand="0" w:firstRowFirstColumn="0" w:firstRowLastColumn="0" w:lastRowFirstColumn="0" w:lastRowLastColumn="0"/>
               <w:rPr>
@@ -5461,7 +5509,8 @@
           <w:p>
             <w:pPr>
               <w:pStyle w:val="Tabellen"/>
-              <w:widowControl/>
+              <w:widowControl w:val="false"/>
+              <w:suppressAutoHyphens w:val="true"/>
               <w:spacing w:lineRule="auto" w:line="240" w:before="60" w:after="60"/>
               <w:cnfStyle w:val="100000000000" w:firstRow="1" w:lastRow="0" w:firstColumn="0" w:lastColumn="0" w:oddVBand="0" w:evenVBand="0" w:oddHBand="0" w:evenHBand="0" w:firstRowFirstColumn="0" w:firstRowLastColumn="0" w:lastRowFirstColumn="0" w:lastRowLastColumn="0"/>
               <w:rPr>
@@ -5494,7 +5543,8 @@
           <w:p>
             <w:pPr>
               <w:pStyle w:val="Normal"/>
-              <w:widowControl/>
+              <w:widowControl w:val="false"/>
+              <w:suppressAutoHyphens w:val="true"/>
               <w:spacing w:lineRule="auto" w:line="240" w:before="60" w:after="60"/>
               <w:rPr>
                 <w:rFonts w:eastAsia="" w:cs=""/>
@@ -5523,7 +5573,8 @@
           <w:p>
             <w:pPr>
               <w:pStyle w:val="Normal"/>
-              <w:widowControl/>
+              <w:widowControl w:val="false"/>
+              <w:suppressAutoHyphens w:val="true"/>
               <w:spacing w:lineRule="auto" w:line="240" w:before="60" w:after="60"/>
               <w:cnfStyle w:val="000000000000" w:firstRow="0" w:lastRow="0" w:firstColumn="0" w:lastColumn="0" w:oddVBand="0" w:evenVBand="0" w:oddHBand="0" w:evenHBand="0" w:firstRowFirstColumn="0" w:firstRowLastColumn="0" w:lastRowFirstColumn="0" w:lastRowLastColumn="0"/>
               <w:rPr>
@@ -5553,7 +5604,8 @@
           <w:p>
             <w:pPr>
               <w:pStyle w:val="Normal"/>
-              <w:widowControl/>
+              <w:widowControl w:val="false"/>
+              <w:suppressAutoHyphens w:val="true"/>
               <w:spacing w:lineRule="auto" w:line="240" w:before="60" w:after="60"/>
               <w:cnfStyle w:val="000000000000" w:firstRow="0" w:lastRow="0" w:firstColumn="0" w:lastColumn="0" w:oddVBand="0" w:evenVBand="0" w:oddHBand="0" w:evenHBand="0" w:firstRowFirstColumn="0" w:firstRowLastColumn="0" w:lastRowFirstColumn="0" w:lastRowLastColumn="0"/>
               <w:rPr>
@@ -5583,7 +5635,8 @@
           <w:p>
             <w:pPr>
               <w:pStyle w:val="Normal"/>
-              <w:widowControl/>
+              <w:widowControl w:val="false"/>
+              <w:suppressAutoHyphens w:val="true"/>
               <w:spacing w:lineRule="auto" w:line="240" w:before="60" w:after="60"/>
               <w:cnfStyle w:val="000000000000" w:firstRow="0" w:lastRow="0" w:firstColumn="0" w:lastColumn="0" w:oddVBand="0" w:evenVBand="0" w:oddHBand="0" w:evenHBand="0" w:firstRowFirstColumn="0" w:firstRowLastColumn="0" w:lastRowFirstColumn="0" w:lastRowLastColumn="0"/>
               <w:rPr>
@@ -5620,7 +5673,8 @@
           <w:p>
             <w:pPr>
               <w:pStyle w:val="Normal"/>
-              <w:widowControl/>
+              <w:widowControl w:val="false"/>
+              <w:suppressAutoHyphens w:val="true"/>
               <w:spacing w:lineRule="auto" w:line="240" w:before="60" w:after="60"/>
               <w:rPr>
                 <w:rFonts w:eastAsia="" w:cs=""/>
@@ -5650,7 +5704,8 @@
           <w:p>
             <w:pPr>
               <w:pStyle w:val="Normal"/>
-              <w:widowControl/>
+              <w:widowControl w:val="false"/>
+              <w:suppressAutoHyphens w:val="true"/>
               <w:spacing w:lineRule="auto" w:line="240" w:before="60" w:after="60"/>
               <w:cnfStyle w:val="000000010000" w:firstRow="0" w:lastRow="0" w:firstColumn="0" w:lastColumn="0" w:oddVBand="0" w:evenVBand="0" w:oddHBand="0" w:evenHBand="1" w:firstRowFirstColumn="0" w:firstRowLastColumn="0" w:lastRowFirstColumn="0" w:lastRowLastColumn="0"/>
               <w:rPr>
@@ -5681,7 +5736,8 @@
           <w:p>
             <w:pPr>
               <w:pStyle w:val="Normal"/>
-              <w:widowControl/>
+              <w:widowControl w:val="false"/>
+              <w:suppressAutoHyphens w:val="true"/>
               <w:spacing w:lineRule="auto" w:line="240" w:before="60" w:after="60"/>
               <w:cnfStyle w:val="000000010000" w:firstRow="0" w:lastRow="0" w:firstColumn="0" w:lastColumn="0" w:oddVBand="0" w:evenVBand="0" w:oddHBand="0" w:evenHBand="1" w:firstRowFirstColumn="0" w:firstRowLastColumn="0" w:lastRowFirstColumn="0" w:lastRowLastColumn="0"/>
               <w:rPr>
@@ -5712,7 +5768,8 @@
           <w:p>
             <w:pPr>
               <w:pStyle w:val="Normal"/>
-              <w:widowControl/>
+              <w:widowControl w:val="false"/>
+              <w:suppressAutoHyphens w:val="true"/>
               <w:spacing w:lineRule="auto" w:line="240" w:before="60" w:after="60"/>
               <w:cnfStyle w:val="000000010000" w:firstRow="0" w:lastRow="0" w:firstColumn="0" w:lastColumn="0" w:oddVBand="0" w:evenVBand="0" w:oddHBand="0" w:evenHBand="1" w:firstRowFirstColumn="0" w:firstRowLastColumn="0" w:lastRowFirstColumn="0" w:lastRowLastColumn="0"/>
               <w:rPr>
@@ -5746,7 +5803,8 @@
           <w:p>
             <w:pPr>
               <w:pStyle w:val="Normal"/>
-              <w:widowControl/>
+              <w:widowControl w:val="false"/>
+              <w:suppressAutoHyphens w:val="true"/>
               <w:spacing w:lineRule="auto" w:line="240" w:before="60" w:after="60"/>
               <w:rPr>
                 <w:rFonts w:eastAsia="" w:cs=""/>
@@ -5775,7 +5833,8 @@
           <w:p>
             <w:pPr>
               <w:pStyle w:val="Normal"/>
-              <w:widowControl/>
+              <w:widowControl w:val="false"/>
+              <w:suppressAutoHyphens w:val="true"/>
               <w:spacing w:lineRule="auto" w:line="240" w:before="60" w:after="60"/>
               <w:cnfStyle w:val="000000000000" w:firstRow="0" w:lastRow="0" w:firstColumn="0" w:lastColumn="0" w:oddVBand="0" w:evenVBand="0" w:oddHBand="0" w:evenHBand="0" w:firstRowFirstColumn="0" w:firstRowLastColumn="0" w:lastRowFirstColumn="0" w:lastRowLastColumn="0"/>
               <w:rPr>
@@ -5805,7 +5864,8 @@
           <w:p>
             <w:pPr>
               <w:pStyle w:val="Normal"/>
-              <w:widowControl/>
+              <w:widowControl w:val="false"/>
+              <w:suppressAutoHyphens w:val="true"/>
               <w:spacing w:lineRule="auto" w:line="240" w:before="60" w:after="60"/>
               <w:cnfStyle w:val="000000000000" w:firstRow="0" w:lastRow="0" w:firstColumn="0" w:lastColumn="0" w:oddVBand="0" w:evenVBand="0" w:oddHBand="0" w:evenHBand="0" w:firstRowFirstColumn="0" w:firstRowLastColumn="0" w:lastRowFirstColumn="0" w:lastRowLastColumn="0"/>
               <w:rPr>
@@ -5835,7 +5895,8 @@
           <w:p>
             <w:pPr>
               <w:pStyle w:val="Normal"/>
-              <w:widowControl/>
+              <w:widowControl w:val="false"/>
+              <w:suppressAutoHyphens w:val="true"/>
               <w:spacing w:lineRule="auto" w:line="240" w:before="60" w:after="60"/>
               <w:cnfStyle w:val="000000000000" w:firstRow="0" w:lastRow="0" w:firstColumn="0" w:lastColumn="0" w:oddVBand="0" w:evenVBand="0" w:oddHBand="0" w:evenHBand="0" w:firstRowFirstColumn="0" w:firstRowLastColumn="0" w:lastRowFirstColumn="0" w:lastRowLastColumn="0"/>
               <w:rPr>
@@ -5872,7 +5933,8 @@
           <w:p>
             <w:pPr>
               <w:pStyle w:val="Normal"/>
-              <w:widowControl/>
+              <w:widowControl w:val="false"/>
+              <w:suppressAutoHyphens w:val="true"/>
               <w:spacing w:lineRule="auto" w:line="240" w:before="60" w:after="60"/>
               <w:rPr>
                 <w:rFonts w:eastAsia="" w:cs=""/>
@@ -5902,7 +5964,8 @@
           <w:p>
             <w:pPr>
               <w:pStyle w:val="Normal"/>
-              <w:widowControl/>
+              <w:widowControl w:val="false"/>
+              <w:suppressAutoHyphens w:val="true"/>
               <w:spacing w:lineRule="auto" w:line="240" w:before="60" w:after="60"/>
               <w:cnfStyle w:val="000000010000" w:firstRow="0" w:lastRow="0" w:firstColumn="0" w:lastColumn="0" w:oddVBand="0" w:evenVBand="0" w:oddHBand="0" w:evenHBand="1" w:firstRowFirstColumn="0" w:firstRowLastColumn="0" w:lastRowFirstColumn="0" w:lastRowLastColumn="0"/>
               <w:rPr>
@@ -5933,7 +5996,8 @@
           <w:p>
             <w:pPr>
               <w:pStyle w:val="Normal"/>
-              <w:widowControl/>
+              <w:widowControl w:val="false"/>
+              <w:suppressAutoHyphens w:val="true"/>
               <w:spacing w:lineRule="auto" w:line="240" w:before="60" w:after="60"/>
               <w:cnfStyle w:val="000000010000" w:firstRow="0" w:lastRow="0" w:firstColumn="0" w:lastColumn="0" w:oddVBand="0" w:evenVBand="0" w:oddHBand="0" w:evenHBand="1" w:firstRowFirstColumn="0" w:firstRowLastColumn="0" w:lastRowFirstColumn="0" w:lastRowLastColumn="0"/>
               <w:rPr>
@@ -5964,7 +6028,8 @@
           <w:p>
             <w:pPr>
               <w:pStyle w:val="Normal"/>
-              <w:widowControl/>
+              <w:widowControl w:val="false"/>
+              <w:suppressAutoHyphens w:val="true"/>
               <w:spacing w:lineRule="auto" w:line="240" w:before="60" w:after="60"/>
               <w:cnfStyle w:val="000000010000" w:firstRow="0" w:lastRow="0" w:firstColumn="0" w:lastColumn="0" w:oddVBand="0" w:evenVBand="0" w:oddHBand="0" w:evenHBand="1" w:firstRowFirstColumn="0" w:firstRowLastColumn="0" w:lastRowFirstColumn="0" w:lastRowLastColumn="0"/>
               <w:rPr>
@@ -5998,7 +6063,8 @@
           <w:p>
             <w:pPr>
               <w:pStyle w:val="Normal"/>
-              <w:widowControl/>
+              <w:widowControl w:val="false"/>
+              <w:suppressAutoHyphens w:val="true"/>
               <w:spacing w:lineRule="auto" w:line="240" w:before="60" w:after="60"/>
               <w:rPr>
                 <w:rFonts w:eastAsia="" w:cs=""/>
@@ -6027,7 +6093,8 @@
           <w:p>
             <w:pPr>
               <w:pStyle w:val="Normal"/>
-              <w:widowControl/>
+              <w:widowControl w:val="false"/>
+              <w:suppressAutoHyphens w:val="true"/>
               <w:spacing w:lineRule="auto" w:line="240" w:before="60" w:after="60"/>
               <w:cnfStyle w:val="000000000000" w:firstRow="0" w:lastRow="0" w:firstColumn="0" w:lastColumn="0" w:oddVBand="0" w:evenVBand="0" w:oddHBand="0" w:evenHBand="0" w:firstRowFirstColumn="0" w:firstRowLastColumn="0" w:lastRowFirstColumn="0" w:lastRowLastColumn="0"/>
               <w:rPr>
@@ -6057,7 +6124,8 @@
           <w:p>
             <w:pPr>
               <w:pStyle w:val="Normal"/>
-              <w:widowControl/>
+              <w:widowControl w:val="false"/>
+              <w:suppressAutoHyphens w:val="true"/>
               <w:spacing w:lineRule="auto" w:line="240" w:before="60" w:after="60"/>
               <w:cnfStyle w:val="000000000000" w:firstRow="0" w:lastRow="0" w:firstColumn="0" w:lastColumn="0" w:oddVBand="0" w:evenVBand="0" w:oddHBand="0" w:evenHBand="0" w:firstRowFirstColumn="0" w:firstRowLastColumn="0" w:lastRowFirstColumn="0" w:lastRowLastColumn="0"/>
               <w:rPr>
@@ -6087,7 +6155,8 @@
           <w:p>
             <w:pPr>
               <w:pStyle w:val="Normal"/>
-              <w:widowControl/>
+              <w:widowControl w:val="false"/>
+              <w:suppressAutoHyphens w:val="true"/>
               <w:spacing w:lineRule="auto" w:line="240" w:before="60" w:after="60"/>
               <w:cnfStyle w:val="000000000000" w:firstRow="0" w:lastRow="0" w:firstColumn="0" w:lastColumn="0" w:oddVBand="0" w:evenVBand="0" w:oddHBand="0" w:evenHBand="0" w:firstRowFirstColumn="0" w:firstRowLastColumn="0" w:lastRowFirstColumn="0" w:lastRowLastColumn="0"/>
               <w:rPr>
@@ -6122,7 +6191,8 @@
           <w:p>
             <w:pPr>
               <w:pStyle w:val="Normal"/>
-              <w:widowControl/>
+              <w:widowControl w:val="false"/>
+              <w:suppressAutoHyphens w:val="true"/>
               <w:spacing w:lineRule="auto" w:line="240" w:before="60" w:after="60"/>
               <w:rPr>
                 <w:rFonts w:eastAsia="" w:cs=""/>
@@ -6152,7 +6222,8 @@
           <w:p>
             <w:pPr>
               <w:pStyle w:val="Normal"/>
-              <w:widowControl/>
+              <w:widowControl w:val="false"/>
+              <w:suppressAutoHyphens w:val="true"/>
               <w:spacing w:lineRule="auto" w:line="240" w:before="60" w:after="60"/>
               <w:cnfStyle w:val="000000010000" w:firstRow="0" w:lastRow="0" w:firstColumn="0" w:lastColumn="0" w:oddVBand="0" w:evenVBand="0" w:oddHBand="0" w:evenHBand="1" w:firstRowFirstColumn="0" w:firstRowLastColumn="0" w:lastRowFirstColumn="0" w:lastRowLastColumn="0"/>
               <w:rPr>
@@ -6183,7 +6254,8 @@
           <w:p>
             <w:pPr>
               <w:pStyle w:val="Normal"/>
-              <w:widowControl/>
+              <w:widowControl w:val="false"/>
+              <w:suppressAutoHyphens w:val="true"/>
               <w:spacing w:lineRule="auto" w:line="240" w:before="60" w:after="60"/>
               <w:cnfStyle w:val="000000010000" w:firstRow="0" w:lastRow="0" w:firstColumn="0" w:lastColumn="0" w:oddVBand="0" w:evenVBand="0" w:oddHBand="0" w:evenHBand="1" w:firstRowFirstColumn="0" w:firstRowLastColumn="0" w:lastRowFirstColumn="0" w:lastRowLastColumn="0"/>
               <w:rPr>
@@ -6214,7 +6286,8 @@
           <w:p>
             <w:pPr>
               <w:pStyle w:val="Normal"/>
-              <w:widowControl/>
+              <w:widowControl w:val="false"/>
+              <w:suppressAutoHyphens w:val="true"/>
               <w:spacing w:lineRule="auto" w:line="240" w:before="60" w:after="60"/>
               <w:cnfStyle w:val="000000010000" w:firstRow="0" w:lastRow="0" w:firstColumn="0" w:lastColumn="0" w:oddVBand="0" w:evenVBand="0" w:oddHBand="0" w:evenHBand="1" w:firstRowFirstColumn="0" w:firstRowLastColumn="0" w:lastRowFirstColumn="0" w:lastRowLastColumn="0"/>
               <w:rPr>
@@ -6246,7 +6319,8 @@
           <w:p>
             <w:pPr>
               <w:pStyle w:val="Normal"/>
-              <w:widowControl/>
+              <w:widowControl w:val="false"/>
+              <w:suppressAutoHyphens w:val="true"/>
               <w:spacing w:lineRule="auto" w:line="240" w:before="60" w:after="60"/>
               <w:rPr>
                 <w:rFonts w:eastAsia="" w:cs=""/>
@@ -6275,7 +6349,8 @@
           <w:p>
             <w:pPr>
               <w:pStyle w:val="Normal"/>
-              <w:widowControl/>
+              <w:widowControl w:val="false"/>
+              <w:suppressAutoHyphens w:val="true"/>
               <w:spacing w:lineRule="auto" w:line="240" w:before="60" w:after="60"/>
               <w:cnfStyle w:val="000000000000" w:firstRow="0" w:lastRow="0" w:firstColumn="0" w:lastColumn="0" w:oddVBand="0" w:evenVBand="0" w:oddHBand="0" w:evenHBand="0" w:firstRowFirstColumn="0" w:firstRowLastColumn="0" w:lastRowFirstColumn="0" w:lastRowLastColumn="0"/>
               <w:rPr>
@@ -6305,7 +6380,8 @@
           <w:p>
             <w:pPr>
               <w:pStyle w:val="Normal"/>
-              <w:widowControl/>
+              <w:widowControl w:val="false"/>
+              <w:suppressAutoHyphens w:val="true"/>
               <w:spacing w:lineRule="auto" w:line="240" w:before="60" w:after="60"/>
               <w:cnfStyle w:val="000000000000" w:firstRow="0" w:lastRow="0" w:firstColumn="0" w:lastColumn="0" w:oddVBand="0" w:evenVBand="0" w:oddHBand="0" w:evenHBand="0" w:firstRowFirstColumn="0" w:firstRowLastColumn="0" w:lastRowFirstColumn="0" w:lastRowLastColumn="0"/>
               <w:rPr>
@@ -6335,7 +6411,8 @@
           <w:p>
             <w:pPr>
               <w:pStyle w:val="Normal"/>
-              <w:widowControl/>
+              <w:widowControl w:val="false"/>
+              <w:suppressAutoHyphens w:val="true"/>
               <w:spacing w:lineRule="auto" w:line="240" w:before="60" w:after="60"/>
               <w:cnfStyle w:val="000000000000" w:firstRow="0" w:lastRow="0" w:firstColumn="0" w:lastColumn="0" w:oddVBand="0" w:evenVBand="0" w:oddHBand="0" w:evenHBand="0" w:firstRowFirstColumn="0" w:firstRowLastColumn="0" w:lastRowFirstColumn="0" w:lastRowLastColumn="0"/>
               <w:rPr>
@@ -6370,7 +6447,8 @@
           <w:p>
             <w:pPr>
               <w:pStyle w:val="Normal"/>
-              <w:widowControl/>
+              <w:widowControl w:val="false"/>
+              <w:suppressAutoHyphens w:val="true"/>
               <w:spacing w:lineRule="auto" w:line="240" w:before="60" w:after="60"/>
               <w:rPr>
                 <w:rFonts w:eastAsia="" w:cs=""/>
@@ -6400,7 +6478,8 @@
           <w:p>
             <w:pPr>
               <w:pStyle w:val="Normal"/>
-              <w:widowControl/>
+              <w:widowControl w:val="false"/>
+              <w:suppressAutoHyphens w:val="true"/>
               <w:spacing w:lineRule="auto" w:line="240" w:before="60" w:after="60"/>
               <w:cnfStyle w:val="000000010000" w:firstRow="0" w:lastRow="0" w:firstColumn="0" w:lastColumn="0" w:oddVBand="0" w:evenVBand="0" w:oddHBand="0" w:evenHBand="1" w:firstRowFirstColumn="0" w:firstRowLastColumn="0" w:lastRowFirstColumn="0" w:lastRowLastColumn="0"/>
               <w:rPr>
@@ -6431,7 +6510,8 @@
           <w:p>
             <w:pPr>
               <w:pStyle w:val="Normal"/>
-              <w:widowControl/>
+              <w:widowControl w:val="false"/>
+              <w:suppressAutoHyphens w:val="true"/>
               <w:spacing w:lineRule="auto" w:line="240" w:before="60" w:after="60"/>
               <w:cnfStyle w:val="000000010000" w:firstRow="0" w:lastRow="0" w:firstColumn="0" w:lastColumn="0" w:oddVBand="0" w:evenVBand="0" w:oddHBand="0" w:evenHBand="1" w:firstRowFirstColumn="0" w:firstRowLastColumn="0" w:lastRowFirstColumn="0" w:lastRowLastColumn="0"/>
               <w:rPr>
@@ -6462,7 +6542,8 @@
           <w:p>
             <w:pPr>
               <w:pStyle w:val="Normal"/>
-              <w:widowControl/>
+              <w:widowControl w:val="false"/>
+              <w:suppressAutoHyphens w:val="true"/>
               <w:spacing w:lineRule="auto" w:line="240" w:before="60" w:after="60"/>
               <w:cnfStyle w:val="000000010000" w:firstRow="0" w:lastRow="0" w:firstColumn="0" w:lastColumn="0" w:oddVBand="0" w:evenVBand="0" w:oddHBand="0" w:evenHBand="1" w:firstRowFirstColumn="0" w:firstRowLastColumn="0" w:lastRowFirstColumn="0" w:lastRowLastColumn="0"/>
               <w:rPr>
@@ -6476,6 +6557,260 @@
                 <w:lang w:val="en-US" w:eastAsia="ja-JP" w:bidi="ar-SA"/>
               </w:rPr>
               <w:t>qrcontent, pp: und ov: Parameter</w:t>
+            </w:r>
+          </w:p>
+        </w:tc>
+      </w:tr>
+      <w:tr>
+        <w:trPr/>
+        <w:tc>
+          <w:tcPr>
+            <w:tcW w:w="1242" w:type="dxa"/>
+            <w:cnfStyle w:val="001000000000" w:firstRow="0" w:lastRow="0" w:firstColumn="1" w:lastColumn="0" w:oddVBand="0" w:evenVBand="0" w:oddHBand="0" w:evenHBand="0" w:firstRowFirstColumn="0" w:firstRowLastColumn="0" w:lastRowFirstColumn="0" w:lastRowLastColumn="0"/>
+            <w:tcBorders>
+              <w:top w:val="nil"/>
+              <w:bottom w:val="nil"/>
+            </w:tcBorders>
+          </w:tcPr>
+          <w:p>
+            <w:pPr>
+              <w:pStyle w:val="Normal"/>
+              <w:widowControl w:val="false"/>
+              <w:suppressAutoHyphens w:val="true"/>
+              <w:spacing w:lineRule="auto" w:line="240" w:before="60" w:after="60"/>
+              <w:rPr>
+                <w:rFonts w:eastAsia="" w:cs=""/>
+                <w:kern w:val="0"/>
+                <w:lang w:eastAsia="ja-JP" w:bidi="ar-SA"/>
+              </w:rPr>
+            </w:pPr>
+            <w:r>
+              <w:rPr>
+                <w:rFonts w:eastAsia="" w:cs=""/>
+                <w:kern w:val="0"/>
+                <w:lang w:eastAsia="ja-JP" w:bidi="ar-SA"/>
+              </w:rPr>
+              <w:t>0.9</w:t>
+            </w:r>
+          </w:p>
+        </w:tc>
+        <w:tc>
+          <w:tcPr>
+            <w:tcW w:w="1701" w:type="dxa"/>
+            <w:tcBorders>
+              <w:top w:val="nil"/>
+              <w:bottom w:val="nil"/>
+            </w:tcBorders>
+          </w:tcPr>
+          <w:p>
+            <w:pPr>
+              <w:pStyle w:val="Normal"/>
+              <w:widowControl w:val="false"/>
+              <w:suppressAutoHyphens w:val="true"/>
+              <w:spacing w:lineRule="auto" w:line="240" w:before="60" w:after="60"/>
+              <w:cnfStyle w:val="000000000000" w:firstRow="0" w:lastRow="0" w:firstColumn="0" w:lastColumn="0" w:oddVBand="0" w:evenVBand="0" w:oddHBand="0" w:evenHBand="0" w:firstRowFirstColumn="0" w:firstRowLastColumn="0" w:lastRowFirstColumn="0" w:lastRowLastColumn="0"/>
+              <w:rPr>
+                <w:rFonts w:eastAsia="" w:cs=""/>
+                <w:kern w:val="0"/>
+                <w:lang w:eastAsia="ja-JP" w:bidi="ar-SA"/>
+              </w:rPr>
+            </w:pPr>
+            <w:r>
+              <w:rPr>
+                <w:rFonts w:eastAsia="" w:cs=""/>
+                <w:kern w:val="0"/>
+                <w:lang w:eastAsia="ja-JP" w:bidi="ar-SA"/>
+              </w:rPr>
+              <w:t>11.06.2021</w:t>
+            </w:r>
+          </w:p>
+        </w:tc>
+        <w:tc>
+          <w:tcPr>
+            <w:tcW w:w="2410" w:type="dxa"/>
+            <w:tcBorders>
+              <w:top w:val="nil"/>
+              <w:bottom w:val="nil"/>
+            </w:tcBorders>
+          </w:tcPr>
+          <w:p>
+            <w:pPr>
+              <w:pStyle w:val="Normal"/>
+              <w:widowControl w:val="false"/>
+              <w:suppressAutoHyphens w:val="true"/>
+              <w:spacing w:lineRule="auto" w:line="240" w:before="60" w:after="60"/>
+              <w:cnfStyle w:val="000000000000" w:firstRow="0" w:lastRow="0" w:firstColumn="0" w:lastColumn="0" w:oddVBand="0" w:evenVBand="0" w:oddHBand="0" w:evenHBand="0" w:firstRowFirstColumn="0" w:firstRowLastColumn="0" w:lastRowFirstColumn="0" w:lastRowLastColumn="0"/>
+              <w:rPr>
+                <w:rFonts w:eastAsia="" w:cs=""/>
+                <w:kern w:val="0"/>
+                <w:lang w:eastAsia="ja-JP" w:bidi="ar-SA"/>
+              </w:rPr>
+            </w:pPr>
+            <w:r>
+              <w:rPr>
+                <w:rFonts w:eastAsia="" w:cs=""/>
+                <w:kern w:val="0"/>
+                <w:lang w:eastAsia="ja-JP" w:bidi="ar-SA"/>
+              </w:rPr>
+              <w:t>Alexander Marsalek</w:t>
+            </w:r>
+          </w:p>
+        </w:tc>
+        <w:tc>
+          <w:tcPr>
+            <w:tcW w:w="3786" w:type="dxa"/>
+            <w:tcBorders>
+              <w:top w:val="nil"/>
+              <w:bottom w:val="nil"/>
+            </w:tcBorders>
+          </w:tcPr>
+          <w:p>
+            <w:pPr>
+              <w:pStyle w:val="Normal"/>
+              <w:widowControl w:val="false"/>
+              <w:suppressAutoHyphens w:val="true"/>
+              <w:spacing w:lineRule="auto" w:line="240" w:before="60" w:after="60"/>
+              <w:cnfStyle w:val="000000000000" w:firstRow="0" w:lastRow="0" w:firstColumn="0" w:lastColumn="0" w:oddVBand="0" w:evenVBand="0" w:oddHBand="0" w:evenHBand="0" w:firstRowFirstColumn="0" w:firstRowLastColumn="0" w:lastRowFirstColumn="0" w:lastRowLastColumn="0"/>
+              <w:rPr>
+                <w:lang w:val="en-US"/>
+              </w:rPr>
+            </w:pPr>
+            <w:r>
+              <w:rPr>
+                <w:rFonts w:eastAsia="" w:cs=""/>
+                <w:kern w:val="0"/>
+                <w:lang w:val="en-US" w:eastAsia="ja-JP" w:bidi="ar-SA"/>
+              </w:rPr>
+              <w:t>sbp Parameter</w:t>
+            </w:r>
+          </w:p>
+        </w:tc>
+      </w:tr>
+      <w:tr>
+        <w:trPr/>
+        <w:tc>
+          <w:tcPr>
+            <w:tcW w:w="1242" w:type="dxa"/>
+            <w:cnfStyle w:val="001000000000" w:firstRow="0" w:lastRow="0" w:firstColumn="1" w:lastColumn="0" w:oddVBand="0" w:evenVBand="0" w:oddHBand="0" w:evenHBand="0" w:firstRowFirstColumn="0" w:firstRowLastColumn="0" w:lastRowFirstColumn="0" w:lastRowLastColumn="0"/>
+            <w:tcBorders>
+              <w:top w:val="nil"/>
+              <w:bottom w:val="nil"/>
+            </w:tcBorders>
+            <w:shd w:color="auto" w:fill="DDDBD5" w:themeFill="text2" w:themeFillTint="33" w:val="clear"/>
+          </w:tcPr>
+          <w:p>
+            <w:pPr>
+              <w:pStyle w:val="Normal"/>
+              <w:widowControl w:val="false"/>
+              <w:suppressAutoHyphens w:val="true"/>
+              <w:spacing w:lineRule="auto" w:line="240" w:before="60" w:after="60"/>
+              <w:rPr>
+                <w:rFonts w:eastAsia="" w:cs=""/>
+                <w:kern w:val="0"/>
+                <w:lang w:eastAsia="ja-JP" w:bidi="ar-SA"/>
+              </w:rPr>
+            </w:pPr>
+            <w:r>
+              <w:rPr>
+                <w:rFonts w:eastAsia="" w:cs=""/>
+                <w:kern w:val="0"/>
+                <w:lang w:eastAsia="ja-JP" w:bidi="ar-SA"/>
+              </w:rPr>
+              <w:t>1.0</w:t>
+            </w:r>
+          </w:p>
+        </w:tc>
+        <w:tc>
+          <w:tcPr>
+            <w:tcW w:w="1701" w:type="dxa"/>
+            <w:tcBorders>
+              <w:top w:val="nil"/>
+              <w:bottom w:val="nil"/>
+            </w:tcBorders>
+            <w:shd w:color="auto" w:fill="DDDBD5" w:themeFill="text2" w:themeFillTint="33" w:val="clear"/>
+          </w:tcPr>
+          <w:p>
+            <w:pPr>
+              <w:pStyle w:val="Normal"/>
+              <w:widowControl w:val="false"/>
+              <w:suppressAutoHyphens w:val="true"/>
+              <w:spacing w:lineRule="auto" w:line="240" w:before="60" w:after="60"/>
+              <w:cnfStyle w:val="000000000000" w:firstRow="0" w:lastRow="0" w:firstColumn="0" w:lastColumn="0" w:oddVBand="0" w:evenVBand="0" w:oddHBand="0" w:evenHBand="0" w:firstRowFirstColumn="0" w:firstRowLastColumn="0" w:lastRowFirstColumn="0" w:lastRowLastColumn="0"/>
+              <w:rPr>
+                <w:rFonts w:eastAsia="" w:cs=""/>
+                <w:kern w:val="0"/>
+                <w:lang w:eastAsia="ja-JP" w:bidi="ar-SA"/>
+              </w:rPr>
+            </w:pPr>
+            <w:r>
+              <w:rPr>
+                <w:rFonts w:eastAsia="" w:cs=""/>
+                <w:kern w:val="0"/>
+                <w:lang w:eastAsia="ja-JP" w:bidi="ar-SA"/>
+              </w:rPr>
+              <w:t>02.03.2023</w:t>
+            </w:r>
+          </w:p>
+        </w:tc>
+        <w:tc>
+          <w:tcPr>
+            <w:tcW w:w="2410" w:type="dxa"/>
+            <w:tcBorders>
+              <w:top w:val="nil"/>
+              <w:bottom w:val="nil"/>
+            </w:tcBorders>
+            <w:shd w:color="auto" w:fill="DDDBD5" w:themeFill="text2" w:themeFillTint="33" w:val="clear"/>
+          </w:tcPr>
+          <w:p>
+            <w:pPr>
+              <w:pStyle w:val="Normal"/>
+              <w:widowControl w:val="false"/>
+              <w:suppressAutoHyphens w:val="true"/>
+              <w:spacing w:lineRule="auto" w:line="240" w:before="60" w:after="60"/>
+              <w:cnfStyle w:val="000000000000" w:firstRow="0" w:lastRow="0" w:firstColumn="0" w:lastColumn="0" w:oddVBand="0" w:evenVBand="0" w:oddHBand="0" w:evenHBand="0" w:firstRowFirstColumn="0" w:firstRowLastColumn="0" w:lastRowFirstColumn="0" w:lastRowLastColumn="0"/>
+              <w:rPr>
+                <w:rFonts w:eastAsia="" w:cs=""/>
+                <w:kern w:val="0"/>
+                <w:lang w:eastAsia="ja-JP" w:bidi="ar-SA"/>
+              </w:rPr>
+            </w:pPr>
+            <w:r>
+              <w:rPr>
+                <w:rFonts w:eastAsia="" w:cs=""/>
+                <w:kern w:val="0"/>
+                <w:lang w:eastAsia="ja-JP" w:bidi="ar-SA"/>
+              </w:rPr>
+              <w:t>Thomas Lenz</w:t>
+            </w:r>
+          </w:p>
+        </w:tc>
+        <w:tc>
+          <w:tcPr>
+            <w:tcW w:w="3786" w:type="dxa"/>
+            <w:tcBorders>
+              <w:top w:val="nil"/>
+              <w:bottom w:val="nil"/>
+            </w:tcBorders>
+            <w:shd w:color="auto" w:fill="DDDBD5" w:themeFill="text2" w:themeFillTint="33" w:val="clear"/>
+          </w:tcPr>
+          <w:p>
+            <w:pPr>
+              <w:pStyle w:val="Normal"/>
+              <w:widowControl w:val="false"/>
+              <w:suppressAutoHyphens w:val="true"/>
+              <w:spacing w:lineRule="auto" w:line="240" w:before="60" w:after="60"/>
+              <w:cnfStyle w:val="000000000000" w:firstRow="0" w:lastRow="0" w:firstColumn="0" w:lastColumn="0" w:oddVBand="0" w:evenVBand="0" w:oddHBand="0" w:evenHBand="0" w:firstRowFirstColumn="0" w:firstRowLastColumn="0" w:lastRowFirstColumn="0" w:lastRowLastColumn="0"/>
+              <w:rPr>
+                <w:lang w:val="en-US"/>
+              </w:rPr>
+            </w:pPr>
+            <w:r>
+              <w:rPr>
+                <w:rFonts w:eastAsia="" w:cs=""/>
+                <w:kern w:val="0"/>
+                <w:lang w:val="en-US" w:eastAsia="ja-JP" w:bidi="ar-SA"/>
+              </w:rPr>
+              <w:t>Bulk-Light Funktion hinzugefügt</w:t>
             </w:r>
           </w:p>
         </w:tc>
@@ -6489,11 +6824,13 @@
             <w:tcBorders>
               <w:top w:val="nil"/>
             </w:tcBorders>
+            <w:shd w:color="auto" w:fill="DDDBD5" w:themeFill="text2" w:themeFillTint="33" w:val="clear"/>
           </w:tcPr>
           <w:p>
             <w:pPr>
               <w:pStyle w:val="Normal"/>
-              <w:widowControl/>
+              <w:widowControl w:val="false"/>
+              <w:suppressAutoHyphens w:val="true"/>
               <w:spacing w:lineRule="auto" w:line="240" w:before="60" w:after="60"/>
               <w:rPr>
                 <w:rFonts w:eastAsia="" w:cs=""/>
@@ -6507,7 +6844,7 @@
                 <w:kern w:val="0"/>
                 <w:lang w:eastAsia="ja-JP" w:bidi="ar-SA"/>
               </w:rPr>
-              <w:t>0.9</w:t>
+              <w:t>1.1</w:t>
             </w:r>
           </w:p>
         </w:tc>
@@ -6517,11 +6854,13 @@
             <w:tcBorders>
               <w:top w:val="nil"/>
             </w:tcBorders>
+            <w:shd w:color="auto" w:fill="DDDBD5" w:themeFill="text2" w:themeFillTint="33" w:val="clear"/>
           </w:tcPr>
           <w:p>
             <w:pPr>
               <w:pStyle w:val="Normal"/>
-              <w:widowControl/>
+              <w:widowControl w:val="false"/>
+              <w:suppressAutoHyphens w:val="true"/>
               <w:spacing w:lineRule="auto" w:line="240" w:before="60" w:after="60"/>
               <w:cnfStyle w:val="000000000000" w:firstRow="0" w:lastRow="0" w:firstColumn="0" w:lastColumn="0" w:oddVBand="0" w:evenVBand="0" w:oddHBand="0" w:evenHBand="0" w:firstRowFirstColumn="0" w:firstRowLastColumn="0" w:lastRowFirstColumn="0" w:lastRowLastColumn="0"/>
               <w:rPr>
@@ -6536,7 +6875,7 @@
                 <w:kern w:val="0"/>
                 <w:lang w:eastAsia="ja-JP" w:bidi="ar-SA"/>
               </w:rPr>
-              <w:t>11.06.2021</w:t>
+              <w:t>20.12.2023</w:t>
             </w:r>
           </w:p>
         </w:tc>
@@ -6546,11 +6885,13 @@
             <w:tcBorders>
               <w:top w:val="nil"/>
             </w:tcBorders>
+            <w:shd w:color="auto" w:fill="DDDBD5" w:themeFill="text2" w:themeFillTint="33" w:val="clear"/>
           </w:tcPr>
           <w:p>
             <w:pPr>
               <w:pStyle w:val="Normal"/>
-              <w:widowControl/>
+              <w:widowControl w:val="false"/>
+              <w:suppressAutoHyphens w:val="true"/>
               <w:spacing w:lineRule="auto" w:line="240" w:before="60" w:after="60"/>
               <w:cnfStyle w:val="000000000000" w:firstRow="0" w:lastRow="0" w:firstColumn="0" w:lastColumn="0" w:oddVBand="0" w:evenVBand="0" w:oddHBand="0" w:evenHBand="0" w:firstRowFirstColumn="0" w:firstRowLastColumn="0" w:lastRowFirstColumn="0" w:lastRowLastColumn="0"/>
               <w:rPr>
@@ -6565,7 +6906,7 @@
                 <w:kern w:val="0"/>
                 <w:lang w:eastAsia="ja-JP" w:bidi="ar-SA"/>
               </w:rPr>
-              <w:t>Alexander Marsalek</w:t>
+              <w:t>Thomas Lenz</w:t>
             </w:r>
           </w:p>
         </w:tc>
@@ -6575,11 +6916,13 @@
             <w:tcBorders>
               <w:top w:val="nil"/>
             </w:tcBorders>
+            <w:shd w:color="auto" w:fill="DDDBD5" w:themeFill="text2" w:themeFillTint="33" w:val="clear"/>
           </w:tcPr>
           <w:p>
             <w:pPr>
               <w:pStyle w:val="Normal"/>
-              <w:widowControl/>
+              <w:widowControl w:val="false"/>
+              <w:suppressAutoHyphens w:val="true"/>
               <w:spacing w:lineRule="auto" w:line="240" w:before="60" w:after="60"/>
               <w:cnfStyle w:val="000000000000" w:firstRow="0" w:lastRow="0" w:firstColumn="0" w:lastColumn="0" w:oddVBand="0" w:evenVBand="0" w:oddHBand="0" w:evenHBand="0" w:firstRowFirstColumn="0" w:firstRowLastColumn="0" w:lastRowFirstColumn="0" w:lastRowLastColumn="0"/>
               <w:rPr>
@@ -6588,176 +6931,9 @@
             </w:pPr>
             <w:r>
               <w:rPr>
-                <w:rFonts w:eastAsia="" w:cs=""/>
-                <w:kern w:val="0"/>
-                <w:lang w:val="en-US" w:eastAsia="ja-JP" w:bidi="ar-SA"/>
-              </w:rPr>
-              <w:t>sbp Parameter</w:t>
-            </w:r>
-          </w:p>
-        </w:tc>
-      </w:tr>
-      <w:tr>
-        <w:trPr/>
-        <w:tc>
-          <w:tcPr>
-            <w:tcW w:w="1242" w:type="dxa"/>
-            <w:cnfStyle w:val="001000000000" w:firstRow="0" w:lastRow="0" w:firstColumn="1" w:lastColumn="0" w:oddVBand="0" w:evenVBand="0" w:oddHBand="0" w:evenHBand="0" w:firstRowFirstColumn="0" w:firstRowLastColumn="0" w:lastRowFirstColumn="0" w:lastRowLastColumn="0"/>
-            <w:tcBorders>
-              <w:top w:val="nil"/>
-            </w:tcBorders>
-          </w:tcPr>
-          <w:p>
-            <w:pPr>
-              <w:pStyle w:val="Normal"/>
-              <w:widowControl/>
-              <w:spacing w:lineRule="auto" w:line="240" w:before="60" w:after="60"/>
-              <w:rPr>
-                <w:rFonts w:eastAsia="" w:cs=""/>
-                <w:kern w:val="0"/>
-                <w:lang w:eastAsia="ja-JP" w:bidi="ar-SA"/>
-              </w:rPr>
-            </w:pPr>
-            <w:r>
-              <w:rPr>
-                <w:rFonts w:eastAsia="" w:cs=""/>
-                <w:kern w:val="0"/>
-                <w:lang w:eastAsia="ja-JP" w:bidi="ar-SA"/>
-              </w:rPr>
-              <w:t>1</w:t>
-            </w:r>
-            <w:r>
-              <w:rPr>
-                <w:rFonts w:eastAsia="" w:cs=""/>
-                <w:kern w:val="0"/>
-                <w:lang w:eastAsia="ja-JP" w:bidi="ar-SA"/>
-              </w:rPr>
-              <w:t>.</w:t>
-            </w:r>
-            <w:r>
-              <w:rPr>
-                <w:rFonts w:eastAsia="" w:cs=""/>
-                <w:kern w:val="0"/>
-                <w:lang w:eastAsia="ja-JP" w:bidi="ar-SA"/>
-              </w:rPr>
-              <w:t>0</w:t>
-            </w:r>
-          </w:p>
-        </w:tc>
-        <w:tc>
-          <w:tcPr>
-            <w:tcW w:w="1701" w:type="dxa"/>
-            <w:tcBorders>
-              <w:top w:val="nil"/>
-            </w:tcBorders>
-          </w:tcPr>
-          <w:p>
-            <w:pPr>
-              <w:pStyle w:val="Normal"/>
-              <w:widowControl/>
-              <w:spacing w:lineRule="auto" w:line="240" w:before="60" w:after="60"/>
-              <w:cnfStyle w:val="000000000000" w:firstRow="0" w:lastRow="0" w:firstColumn="0" w:lastColumn="0" w:oddVBand="0" w:evenVBand="0" w:oddHBand="0" w:evenHBand="0" w:firstRowFirstColumn="0" w:firstRowLastColumn="0" w:lastRowFirstColumn="0" w:lastRowLastColumn="0"/>
-              <w:rPr>
-                <w:rFonts w:eastAsia="" w:cs=""/>
-                <w:kern w:val="0"/>
-                <w:lang w:eastAsia="ja-JP" w:bidi="ar-SA"/>
-              </w:rPr>
-            </w:pPr>
-            <w:r>
-              <w:rPr>
-                <w:rFonts w:eastAsia="" w:cs=""/>
-                <w:kern w:val="0"/>
-                <w:lang w:eastAsia="ja-JP" w:bidi="ar-SA"/>
-              </w:rPr>
-              <w:t>02</w:t>
-            </w:r>
-            <w:r>
-              <w:rPr>
-                <w:rFonts w:eastAsia="" w:cs=""/>
-                <w:kern w:val="0"/>
-                <w:lang w:eastAsia="ja-JP" w:bidi="ar-SA"/>
-              </w:rPr>
-              <w:t>.0</w:t>
-            </w:r>
-            <w:r>
-              <w:rPr>
-                <w:rFonts w:eastAsia="" w:cs=""/>
-                <w:kern w:val="0"/>
-                <w:lang w:eastAsia="ja-JP" w:bidi="ar-SA"/>
-              </w:rPr>
-              <w:t>3</w:t>
-            </w:r>
-            <w:r>
-              <w:rPr>
-                <w:rFonts w:eastAsia="" w:cs=""/>
-                <w:kern w:val="0"/>
-                <w:lang w:eastAsia="ja-JP" w:bidi="ar-SA"/>
-              </w:rPr>
-              <w:t>.202</w:t>
-            </w:r>
-            <w:r>
-              <w:rPr>
-                <w:rFonts w:eastAsia="" w:cs=""/>
-                <w:kern w:val="0"/>
-                <w:lang w:eastAsia="ja-JP" w:bidi="ar-SA"/>
-              </w:rPr>
-              <w:t>3</w:t>
-            </w:r>
-          </w:p>
-        </w:tc>
-        <w:tc>
-          <w:tcPr>
-            <w:tcW w:w="2410" w:type="dxa"/>
-            <w:tcBorders>
-              <w:top w:val="nil"/>
-            </w:tcBorders>
-          </w:tcPr>
-          <w:p>
-            <w:pPr>
-              <w:pStyle w:val="Normal"/>
-              <w:widowControl/>
-              <w:spacing w:lineRule="auto" w:line="240" w:before="60" w:after="60"/>
-              <w:cnfStyle w:val="000000000000" w:firstRow="0" w:lastRow="0" w:firstColumn="0" w:lastColumn="0" w:oddVBand="0" w:evenVBand="0" w:oddHBand="0" w:evenHBand="0" w:firstRowFirstColumn="0" w:firstRowLastColumn="0" w:lastRowFirstColumn="0" w:lastRowLastColumn="0"/>
-              <w:rPr>
-                <w:rFonts w:eastAsia="" w:cs=""/>
-                <w:kern w:val="0"/>
-                <w:lang w:eastAsia="ja-JP" w:bidi="ar-SA"/>
-              </w:rPr>
-            </w:pPr>
-            <w:r>
-              <w:rPr>
-                <w:rFonts w:eastAsia="" w:cs=""/>
-                <w:kern w:val="0"/>
-                <w:lang w:eastAsia="ja-JP" w:bidi="ar-SA"/>
-              </w:rPr>
-              <w:t>Thomas Lenz</w:t>
-            </w:r>
-          </w:p>
-        </w:tc>
-        <w:tc>
-          <w:tcPr>
-            <w:tcW w:w="3786" w:type="dxa"/>
-            <w:tcBorders>
-              <w:top w:val="nil"/>
-            </w:tcBorders>
-          </w:tcPr>
-          <w:p>
-            <w:pPr>
-              <w:pStyle w:val="Normal"/>
-              <w:widowControl/>
-              <w:spacing w:lineRule="auto" w:line="240" w:before="60" w:after="60"/>
-              <w:cnfStyle w:val="000000000000" w:firstRow="0" w:lastRow="0" w:firstColumn="0" w:lastColumn="0" w:oddVBand="0" w:evenVBand="0" w:oddHBand="0" w:evenHBand="0" w:firstRowFirstColumn="0" w:firstRowLastColumn="0" w:lastRowFirstColumn="0" w:lastRowLastColumn="0"/>
-              <w:rPr>
                 <w:lang w:val="en-US"/>
               </w:rPr>
-            </w:pPr>
-            <w:r>
-              <w:rPr>
-                <w:rFonts w:eastAsia="" w:cs=""/>
-                <w:kern w:val="0"/>
-                <w:lang w:val="en-US" w:eastAsia="ja-JP" w:bidi="ar-SA"/>
-              </w:rPr>
-              <w:t>Bulk-Light Funktion hinzugefügt</w:t>
+              <w:t>SignServlet Parameter hinzugefügt</w:t>
             </w:r>
           </w:p>
         </w:tc>
@@ -6817,7 +6993,7 @@
       <mc:AlternateContent>
         <mc:Choice Requires="wps">
           <w:drawing>
-            <wp:anchor behindDoc="1" distT="0" distB="0" distL="0" distR="0" simplePos="0" locked="0" layoutInCell="0" allowOverlap="1" relativeHeight="30" wp14:anchorId="21720939">
+            <wp:anchor behindDoc="1" distT="0" distB="0" distL="0" distR="0" simplePos="0" locked="0" layoutInCell="0" allowOverlap="1" relativeHeight="27" wp14:anchorId="21720939">
               <wp:simplePos x="0" y="0"/>
               <wp:positionH relativeFrom="margin">
                 <wp:align>left</wp:align>
@@ -6932,7 +7108,7 @@
                                 </w:r>
                                 <w:r>
                                   <w:rPr/>
-                                  <w:t>12</w:t>
+                                  <w:t>14</w:t>
                                 </w:r>
                                 <w:r>
                                   <w:rPr/>
@@ -7088,7 +7264,7 @@
                           </w:r>
                           <w:r>
                             <w:rPr/>
-                            <w:t>12</w:t>
+                            <w:t>14</w:t>
                           </w:r>
                           <w:r>
                             <w:rPr/>
@@ -7206,7 +7382,8 @@
         <w:p>
           <w:pPr>
             <w:pStyle w:val="Name"/>
-            <w:widowControl/>
+            <w:widowControl w:val="false"/>
+            <w:suppressAutoHyphens w:val="true"/>
             <w:spacing w:before="60" w:after="60"/>
             <w:ind w:left="0" w:right="144" w:hanging="0"/>
             <w:rPr>
@@ -7225,7 +7402,8 @@
         <w:p>
           <w:pPr>
             <w:pStyle w:val="NoSpacing"/>
-            <w:widowControl/>
+            <w:widowControl w:val="false"/>
+            <w:suppressAutoHyphens w:val="true"/>
             <w:ind w:left="0" w:right="0" w:hanging="0"/>
             <w:jc w:val="left"/>
             <w:rPr>
@@ -7284,7 +7462,8 @@
         <w:p>
           <w:pPr>
             <w:pStyle w:val="Name"/>
-            <w:widowControl/>
+            <w:widowControl w:val="false"/>
+            <w:suppressAutoHyphens w:val="true"/>
             <w:spacing w:before="60" w:after="60"/>
             <w:ind w:left="144" w:right="144" w:hanging="0"/>
             <w:jc w:val="right"/>
@@ -7327,7 +7506,8 @@
         <w:p>
           <w:pPr>
             <w:pStyle w:val="Name"/>
-            <w:widowControl/>
+            <w:widowControl w:val="false"/>
+            <w:suppressAutoHyphens w:val="true"/>
             <w:ind w:left="144" w:right="144" w:hanging="0"/>
             <w:jc w:val="right"/>
             <w:rPr>
@@ -7359,7 +7539,8 @@
         <w:p>
           <w:pPr>
             <w:pStyle w:val="Name"/>
-            <w:widowControl/>
+            <w:widowControl w:val="false"/>
+            <w:suppressAutoHyphens w:val="true"/>
             <w:spacing w:before="60" w:after="60"/>
             <w:ind w:left="144" w:right="144" w:hanging="0"/>
             <w:jc w:val="right"/>
@@ -7387,10 +7568,7 @@
             <w:br/>
           </w:r>
           <w:r>
-            <w:rPr>
-              <w:kern w:val="0"/>
-              <w:lang w:eastAsia="ja-JP" w:bidi="ar-SA"/>
-            </w:rPr>
+            <w:rPr/>
             <w:drawing>
               <wp:inline distT="0" distB="0" distL="0" distR="0">
                 <wp:extent cx="2762250" cy="255905"/>
@@ -7438,10 +7616,7 @@
             <w:br/>
           </w:r>
           <w:r>
-            <w:rPr>
-              <w:kern w:val="0"/>
-              <w:lang w:eastAsia="ja-JP" w:bidi="ar-SA"/>
-            </w:rPr>
+            <w:rPr/>
             <w:drawing>
               <wp:inline distT="0" distB="0" distL="0" distR="0">
                 <wp:extent cx="1014730" cy="496570"/>
@@ -7652,6 +7827,7 @@
         </w:tabs>
         <w:ind w:left="1080" w:hanging="360"/>
       </w:pPr>
+      <w:rPr/>
     </w:lvl>
     <w:lvl w:ilvl="2">
       <w:start w:val="1"/>
@@ -7664,6 +7840,7 @@
         </w:tabs>
         <w:ind w:left="1440" w:hanging="360"/>
       </w:pPr>
+      <w:rPr/>
     </w:lvl>
     <w:lvl w:ilvl="3">
       <w:start w:val="1"/>
@@ -7676,6 +7853,7 @@
         </w:tabs>
         <w:ind w:left="1800" w:hanging="360"/>
       </w:pPr>
+      <w:rPr/>
     </w:lvl>
     <w:lvl w:ilvl="4">
       <w:start w:val="1"/>
@@ -7688,6 +7866,7 @@
         </w:tabs>
         <w:ind w:left="2160" w:hanging="360"/>
       </w:pPr>
+      <w:rPr/>
     </w:lvl>
     <w:lvl w:ilvl="5">
       <w:start w:val="1"/>
@@ -7700,6 +7879,7 @@
         </w:tabs>
         <w:ind w:left="2520" w:hanging="360"/>
       </w:pPr>
+      <w:rPr/>
     </w:lvl>
     <w:lvl w:ilvl="6">
       <w:start w:val="1"/>
@@ -7712,6 +7892,7 @@
         </w:tabs>
         <w:ind w:left="2880" w:hanging="360"/>
       </w:pPr>
+      <w:rPr/>
     </w:lvl>
     <w:lvl w:ilvl="7">
       <w:start w:val="1"/>
@@ -7724,6 +7905,7 @@
         </w:tabs>
         <w:ind w:left="3240" w:hanging="360"/>
       </w:pPr>
+      <w:rPr/>
     </w:lvl>
     <w:lvl w:ilvl="8">
       <w:start w:val="1"/>
@@ -7736,6 +7918,7 @@
         </w:tabs>
         <w:ind w:left="3600" w:hanging="360"/>
       </w:pPr>
+      <w:rPr/>
     </w:lvl>
   </w:abstractNum>
   <w:abstractNum w:abstractNumId="3">
@@ -8969,12 +9152,13 @@
     <w:rsid w:val="00835d6c"/>
     <w:pPr>
       <w:widowControl/>
+      <w:suppressAutoHyphens w:val="true"/>
       <w:bidi w:val="0"/>
       <w:spacing w:lineRule="auto" w:line="300" w:before="0" w:after="320"/>
       <w:jc w:val="both"/>
     </w:pPr>
     <w:rPr>
-      <w:rFonts w:ascii="Century Gothic" w:hAnsi="Century Gothic" w:asciiTheme="majorHAnsi" w:hAnsiTheme="majorHAnsi" w:eastAsia="" w:cs=""/>
+      <w:rFonts w:ascii="Century Gothic" w:hAnsi="Century Gothic" w:eastAsia="" w:cs="" w:asciiTheme="majorHAnsi" w:hAnsiTheme="majorHAnsi"/>
       <w:color w:val="000000" w:themeColor="text1"/>
       <w:kern w:val="0"/>
       <w:sz w:val="22"/>
@@ -9449,6 +9633,7 @@
     <w:qFormat/>
     <w:pPr>
       <w:widowControl/>
+      <w:suppressAutoHyphens w:val="true"/>
       <w:bidi w:val="0"/>
       <w:spacing w:lineRule="auto" w:line="240" w:before="60" w:after="0"/>
       <w:jc w:val="left"/>

--- a/doc/AnbindungExterneWebanwendung.docx
+++ b/doc/AnbindungExterneWebanwendung.docx
@@ -304,6 +304,8 @@
               </w:rPr>
               <w:t>.0</w:t>
             </w:r>
+            <w:bookmarkStart w:id="0" w:name="_GoBack"/>
+            <w:bookmarkEnd w:id="0"/>
           </w:p>
         </w:tc>
       </w:tr>
@@ -635,8 +637,6 @@
           <w:lang w:val="de-AT"/>
         </w:rPr>
       </w:pPr>
-      <w:bookmarkStart w:id="0" w:name="_GoBack"/>
-      <w:bookmarkEnd w:id="0"/>
       <w:r>
         <w:br w:type="page"/>
       </w:r>
@@ -1666,7 +1666,7 @@
                 <w:noProof/>
                 <w:webHidden/>
               </w:rPr>
-              <w:t>11</w:t>
+              <w:t>12</w:t>
             </w:r>
             <w:r>
               <w:rPr>
@@ -2140,7 +2140,63 @@
         <w:rPr>
           <w:lang w:val="de-AT"/>
         </w:rPr>
-        <w:t xml:space="preserve">Im ersten Schritt leitet die externe Webanwendung den Benutzer zu PDF-AS-WEB um.  Im Zuge dieser Weiterleitung werden PDF-AS-WEB diverse Parameter übergeben. Eine detaillierte Beschreibung der Parameter folgt später. Im ersten Request des Benutzers an PDF-AS-WEB kann entweder das zu signierende PDF Dokument per POST Request hochgeladen werden oder eine URL angeben werden von der PDF-AS-WEB das PDF Dokument herunterladen soll. Sobald PDF-AS-WEB im Besitz des zu signierenden PDF Dokumentes ist wird die Signaturerstellung vorbereitet. PDF-AS-WEB bereitet einen Security Layer Request vor und leitet den Benutzer zur der ausgewählten Bürgerkartenumgebung um. Die Bürgerkartenumgebung bearbeitet die Security Layer Requests und sendet das Ergebnis per Data URL an PDF-AS-WEB. Wenn die Signatur erzeugt wurde antwortet PDF-AS-WEB mit einer Weiterleitung an das ProvidePDF Servlet mit entsprechender Data URL. Somit wird der Benutzer von der Bürgerkartenumgebung auf das ProvidePDF Servlet von PDF-AS-WEB weitergeleitet. Je nachdem ob die externe Webanwendung eine InvokeURL angegeben hat, wird der Benutzer auf diese URL weitergeleitet, oder es wird dem Benutzer angeboten das PDF Dokument direkt von PDF-AS herunter zu laden. Ein signiertes PDF Dokument kann nur ein einziges Mal von </w:t>
+        <w:t xml:space="preserve">Im ersten Schritt leitet die externe Webanwendung den Benutzer zu PDF-AS-WEB um.  Im Zuge dieser Weiterleitung werden PDF-AS-WEB diverse Parameter übergeben. Eine detaillierte Beschreibung der Parameter folgt später. Im ersten Request des Benutzers an PDF-AS-WEB kann entweder das zu signierende PDF Dokument per POST Request hochgeladen werden oder eine URL angeben werden von der PDF-AS-WEB das PDF Dokument herunterladen soll. Sobald PDF-AS-WEB im Besitz des zu signierenden PDF Dokumentes ist wird die Signaturerstellung vorbereitet. PDF-AS-WEB bereitet einen Security Layer Request vor und leitet den Benutzer zur der ausgewählten Bürgerkartenumgebung um. Die Bürgerkartenumgebung bearbeitet die Security Layer </w:t>
+      </w:r>
+      <w:proofErr w:type="spellStart"/>
+      <w:r>
+        <w:rPr>
+          <w:lang w:val="de-AT"/>
+        </w:rPr>
+        <w:t>Requests</w:t>
+      </w:r>
+      <w:proofErr w:type="spellEnd"/>
+      <w:r>
+        <w:rPr>
+          <w:lang w:val="de-AT"/>
+        </w:rPr>
+        <w:t xml:space="preserve"> und sendet das Ergebnis per Data URL an PDF-AS-WEB. Wenn die Signatur erzeugt wurde antwortet PDF-AS-WEB mit einer Weiterleitung an das </w:t>
+      </w:r>
+      <w:proofErr w:type="spellStart"/>
+      <w:r>
+        <w:rPr>
+          <w:lang w:val="de-AT"/>
+        </w:rPr>
+        <w:t>ProvidePDF</w:t>
+      </w:r>
+      <w:proofErr w:type="spellEnd"/>
+      <w:r>
+        <w:rPr>
+          <w:lang w:val="de-AT"/>
+        </w:rPr>
+        <w:t xml:space="preserve"> Servlet mit entsprechender Data URL. Somit wird der Benutzer von der Bürgerkartenumgebung auf das </w:t>
+      </w:r>
+      <w:proofErr w:type="spellStart"/>
+      <w:r>
+        <w:rPr>
+          <w:lang w:val="de-AT"/>
+        </w:rPr>
+        <w:t>ProvidePDF</w:t>
+      </w:r>
+      <w:proofErr w:type="spellEnd"/>
+      <w:r>
+        <w:rPr>
+          <w:lang w:val="de-AT"/>
+        </w:rPr>
+        <w:t xml:space="preserve"> Servlet von PDF-AS-WEB weitergeleitet. Je nachdem ob die externe Webanwendung eine </w:t>
+      </w:r>
+      <w:proofErr w:type="spellStart"/>
+      <w:r>
+        <w:rPr>
+          <w:lang w:val="de-AT"/>
+        </w:rPr>
+        <w:t>InvokeURL</w:t>
+      </w:r>
+      <w:proofErr w:type="spellEnd"/>
+      <w:r>
+        <w:rPr>
+          <w:lang w:val="de-AT"/>
+        </w:rPr>
+        <w:t xml:space="preserve"> angegeben hat, wird der Benutzer auf diese URL weitergeleitet, oder es wird dem Benutzer angeboten das PDF Dokument direkt von PDF-AS herunter zu laden. Ein signiertes PDF Dokument kann nur ein einziges Mal von </w:t>
       </w:r>
       <w:r>
         <w:rPr>
@@ -2163,19 +2219,43 @@
       <w:bookmarkEnd w:id="6"/>
     </w:p>
     <w:p>
-      <w:r>
-        <w:t>Die Endpunkt für das SOAP Webservice in PDF-AS-WEB befindet sich unter „</w:t>
-      </w:r>
+      <w:proofErr w:type="gramStart"/>
+      <w:r>
+        <w:t>Die Endpunkt</w:t>
+      </w:r>
+      <w:proofErr w:type="gramEnd"/>
+      <w:r>
+        <w:t xml:space="preserve"> für das SOAP Webservice in PDF-AS-WEB befindet sich unter „</w:t>
+      </w:r>
+      <w:proofErr w:type="spellStart"/>
       <w:r>
         <w:rPr>
           <w:i/>
           <w:iCs/>
         </w:rPr>
-        <w:t>services/wssign</w:t>
-      </w:r>
+        <w:t>services</w:t>
+      </w:r>
+      <w:proofErr w:type="spellEnd"/>
+      <w:r>
+        <w:rPr>
+          <w:i/>
+          <w:iCs/>
+        </w:rPr>
+        <w:t>/</w:t>
+      </w:r>
+      <w:proofErr w:type="spellStart"/>
+      <w:r>
+        <w:rPr>
+          <w:i/>
+          <w:iCs/>
+        </w:rPr>
+        <w:t>wssign</w:t>
+      </w:r>
+      <w:proofErr w:type="spellEnd"/>
       <w:r>
         <w:t>“. Unter der URL „</w:t>
       </w:r>
+      <w:proofErr w:type="spellStart"/>
       <w:r>
         <w:rPr>
           <w:rFonts w:eastAsia="Century Gothic" w:cs="Century Gothic"/>
@@ -2184,12 +2264,31 @@
         </w:rPr>
         <w:t>services</w:t>
       </w:r>
+      <w:proofErr w:type="spellEnd"/>
       <w:r>
         <w:rPr>
           <w:i/>
           <w:iCs/>
         </w:rPr>
-        <w:t xml:space="preserve">/wssign?wsdl“ </w:t>
+        <w:t>/</w:t>
+      </w:r>
+      <w:proofErr w:type="spellStart"/>
+      <w:proofErr w:type="gramStart"/>
+      <w:r>
+        <w:rPr>
+          <w:i/>
+          <w:iCs/>
+        </w:rPr>
+        <w:t>wssign?wsdl</w:t>
+      </w:r>
+      <w:proofErr w:type="spellEnd"/>
+      <w:proofErr w:type="gramEnd"/>
+      <w:r>
+        <w:rPr>
+          <w:i/>
+          <w:iCs/>
+        </w:rPr>
+        <w:t xml:space="preserve">“ </w:t>
       </w:r>
       <w:r>
         <w:t>kann die Web Service Description abgefragt werden. Dieses WSDL dient als Dokumentation für das SOAP Service.</w:t>
@@ -2326,46 +2425,92 @@
         <w:lastRenderedPageBreak/>
         <w:t xml:space="preserve">sowie den zu verwendenden </w:t>
       </w:r>
+      <w:proofErr w:type="spellStart"/>
       <w:r>
         <w:rPr>
           <w:i/>
         </w:rPr>
         <w:t>connector</w:t>
       </w:r>
+      <w:proofErr w:type="spellEnd"/>
       <w:r>
         <w:t xml:space="preserve">, die </w:t>
       </w:r>
+      <w:proofErr w:type="spellStart"/>
       <w:r>
         <w:rPr>
           <w:i/>
         </w:rPr>
         <w:t>invoke-url</w:t>
       </w:r>
+      <w:proofErr w:type="spellEnd"/>
       <w:r>
         <w:t xml:space="preserve">, die </w:t>
       </w:r>
+      <w:proofErr w:type="spellStart"/>
       <w:r>
         <w:rPr>
           <w:i/>
         </w:rPr>
-        <w:t>invoke-error-url</w:t>
-      </w:r>
+        <w:t>invoke</w:t>
+      </w:r>
+      <w:proofErr w:type="spellEnd"/>
+      <w:r>
+        <w:rPr>
+          <w:i/>
+        </w:rPr>
+        <w:t>-error-</w:t>
+      </w:r>
+      <w:proofErr w:type="spellStart"/>
+      <w:r>
+        <w:rPr>
+          <w:i/>
+        </w:rPr>
+        <w:t>url</w:t>
+      </w:r>
+      <w:proofErr w:type="spellEnd"/>
       <w:r>
         <w:t xml:space="preserve"> und die Signaturposition. Also Antwort empfängt die Webanwendung eine URL. Der Benutzer muss an diese URL weitergeleitet werden damit PDF-AS-WEB eine Benutzerschnittstelle für die Bürgerkartenumgebung zur Verfügung hat. Nachdem das Dokument durch den Benutzer signiert wurde, kann dieser das PDF Dokument von PDF-AS-WEB herunterladen, bzw. falls eine </w:t>
       </w:r>
+      <w:proofErr w:type="spellStart"/>
       <w:r>
         <w:rPr>
           <w:i/>
         </w:rPr>
         <w:t>invoke-url</w:t>
       </w:r>
+      <w:proofErr w:type="spellEnd"/>
       <w:r>
         <w:t xml:space="preserve"> definiert wurde, wird der Benutzer an diese URL weitergeleitet. Somit hat die Webanwendung die Möglichkeit das signierte Dokument von PDF-AS-WEB zu beziehen.</w:t>
       </w:r>
     </w:p>
     <w:p>
       <w:r>
-        <w:t xml:space="preserve">Mit der Version 4.3.0 von PDF-AS wurde zwei weitere Methoden „signMultiple“ und „getMultiple“ eingeführt welche Bulk-Light Signaturen auch für clientbasierte Signature (z.B. MOBILEBKU) ermöglichen. Der allgemeine Prozessfluss ist weitestgehend identisch zu </w:t>
+        <w:t>Mit der Version 4.3.0 von PDF-AS wurde zwei weitere Methoden „</w:t>
+      </w:r>
+      <w:proofErr w:type="spellStart"/>
+      <w:r>
+        <w:t>signMultiple</w:t>
+      </w:r>
+      <w:proofErr w:type="spellEnd"/>
+      <w:r>
+        <w:t>“ und „</w:t>
+      </w:r>
+      <w:proofErr w:type="spellStart"/>
+      <w:r>
+        <w:t>getMultiple</w:t>
+      </w:r>
+      <w:proofErr w:type="spellEnd"/>
+      <w:r>
+        <w:t xml:space="preserve">“ eingeführt welche Bulk-Light Signaturen auch für clientbasierte </w:t>
+      </w:r>
+      <w:proofErr w:type="spellStart"/>
+      <w:r>
+        <w:t>Signature</w:t>
+      </w:r>
+      <w:proofErr w:type="spellEnd"/>
+      <w:r>
+        <w:t xml:space="preserve"> (z.B. MOBILEBKU) ermöglichen. Der allgemeine Prozessfluss ist weitestgehend identisch zu </w:t>
       </w:r>
       <w:r>
         <w:fldChar w:fldCharType="begin"/>
@@ -2391,14 +2536,30 @@
       <w:r>
         <w:t xml:space="preserve">, jedoch wird im Falle der Verwendung einer </w:t>
       </w:r>
+      <w:proofErr w:type="spellStart"/>
       <w:r>
         <w:rPr>
           <w:i/>
         </w:rPr>
-        <w:t xml:space="preserve">invoke-url, </w:t>
-      </w:r>
-      <w:r>
-        <w:t>das als invoke-url übergebene Endpunkt inklusive eines HTTP GET Parameters „</w:t>
+        <w:t>invoke-url</w:t>
+      </w:r>
+      <w:proofErr w:type="spellEnd"/>
+      <w:r>
+        <w:rPr>
+          <w:i/>
+        </w:rPr>
+        <w:t xml:space="preserve">, </w:t>
+      </w:r>
+      <w:r>
+        <w:t xml:space="preserve">das als </w:t>
+      </w:r>
+      <w:proofErr w:type="spellStart"/>
+      <w:r>
+        <w:t>invoke-url</w:t>
+      </w:r>
+      <w:proofErr w:type="spellEnd"/>
+      <w:r>
+        <w:t xml:space="preserve"> übergebene Endpunkt inklusive eines HTTP GET Parameters „</w:t>
       </w:r>
       <w:hyperlink r:id="rId14">
         <w:r>
@@ -2446,8 +2607,41 @@
           <w:rStyle w:val="Internetverknpfung"/>
           <w:color w:val="000000" w:themeColor="text1"/>
         </w:rPr>
-        <w:t xml:space="preserve"> Mittels diesen Parameterwert und der Verwendung der SOAP Methode „getMultiple“ können anschließend alle signierten Dokumente via SOAP WebService bezogen werden. Falls keine </w:t>
-      </w:r>
+        <w:t xml:space="preserve"> Mittels diesen Parameterwert und der Verwendung der SOAP Methode „</w:t>
+      </w:r>
+      <w:proofErr w:type="spellStart"/>
+      <w:r>
+        <w:rPr>
+          <w:rStyle w:val="Internetverknpfung"/>
+          <w:color w:val="000000" w:themeColor="text1"/>
+        </w:rPr>
+        <w:t>getMultiple</w:t>
+      </w:r>
+      <w:proofErr w:type="spellEnd"/>
+      <w:r>
+        <w:rPr>
+          <w:rStyle w:val="Internetverknpfung"/>
+          <w:color w:val="000000" w:themeColor="text1"/>
+        </w:rPr>
+        <w:t xml:space="preserve">“ können anschließend alle signierten Dokumente via SOAP </w:t>
+      </w:r>
+      <w:proofErr w:type="spellStart"/>
+      <w:r>
+        <w:rPr>
+          <w:rStyle w:val="Internetverknpfung"/>
+          <w:color w:val="000000" w:themeColor="text1"/>
+        </w:rPr>
+        <w:t>WebService</w:t>
+      </w:r>
+      <w:proofErr w:type="spellEnd"/>
+      <w:r>
+        <w:rPr>
+          <w:rStyle w:val="Internetverknpfung"/>
+          <w:color w:val="000000" w:themeColor="text1"/>
+        </w:rPr>
+        <w:t xml:space="preserve"> bezogen werden. Falls keine </w:t>
+      </w:r>
+      <w:proofErr w:type="spellStart"/>
       <w:r>
         <w:rPr>
           <w:rStyle w:val="Internetverknpfung"/>
@@ -2456,6 +2650,7 @@
         </w:rPr>
         <w:t>invoke-url</w:t>
       </w:r>
+      <w:proofErr w:type="spellEnd"/>
       <w:r>
         <w:rPr>
           <w:rStyle w:val="Internetverknpfung"/>
@@ -2494,7 +2689,31 @@
         <w:fldChar w:fldCharType="end"/>
       </w:r>
       <w:r>
-        <w:t xml:space="preserve"> verwendet um Serversignaturen zu erstellen. Der einzige Unterschied ist in diesem Fall, dass als Connector Parameter im SOAP Request „jks“ oder „moa“ angegeben werden müssen. PDF-AS-WEB verwendet dann einen Software Keystore, bzw. eine MOA-SS Instanz im Hintergrund zur Erzeugung der Signatur.</w:t>
+        <w:t xml:space="preserve"> verwendet um Serversignaturen zu erstellen. Der einzige Unterschied ist in diesem Fall, dass als Connector Parameter im SOAP Request „</w:t>
+      </w:r>
+      <w:proofErr w:type="spellStart"/>
+      <w:r>
+        <w:t>jks</w:t>
+      </w:r>
+      <w:proofErr w:type="spellEnd"/>
+      <w:r>
+        <w:t>“ oder „</w:t>
+      </w:r>
+      <w:proofErr w:type="spellStart"/>
+      <w:r>
+        <w:t>moa</w:t>
+      </w:r>
+      <w:proofErr w:type="spellEnd"/>
+      <w:r>
+        <w:t xml:space="preserve">“ angegeben werden müssen. PDF-AS-WEB verwendet dann einen Software </w:t>
+      </w:r>
+      <w:proofErr w:type="spellStart"/>
+      <w:r>
+        <w:t>Keystore</w:t>
+      </w:r>
+      <w:proofErr w:type="spellEnd"/>
+      <w:r>
+        <w:t>, bzw. eine MOA-SS Instanz im Hintergrund zur Erzeugung der Signatur.</w:t>
       </w:r>
     </w:p>
     <w:p>
@@ -2546,7 +2765,55 @@
           <w:b/>
           <w:lang w:val="de-AT"/>
         </w:rPr>
-        <w:t>„/api/v2/sign/single“</w:t>
+        <w:t>„/</w:t>
+      </w:r>
+      <w:proofErr w:type="spellStart"/>
+      <w:r>
+        <w:rPr>
+          <w:b/>
+          <w:lang w:val="de-AT"/>
+        </w:rPr>
+        <w:t>api</w:t>
+      </w:r>
+      <w:proofErr w:type="spellEnd"/>
+      <w:r>
+        <w:rPr>
+          <w:b/>
+          <w:lang w:val="de-AT"/>
+        </w:rPr>
+        <w:t>/v2/</w:t>
+      </w:r>
+      <w:proofErr w:type="spellStart"/>
+      <w:r>
+        <w:rPr>
+          <w:b/>
+          <w:lang w:val="de-AT"/>
+        </w:rPr>
+        <w:t>sign</w:t>
+      </w:r>
+      <w:proofErr w:type="spellEnd"/>
+      <w:r>
+        <w:rPr>
+          <w:b/>
+          <w:lang w:val="de-AT"/>
+        </w:rPr>
+        <w:t>/</w:t>
+      </w:r>
+      <w:proofErr w:type="spellStart"/>
+      <w:r>
+        <w:rPr>
+          <w:b/>
+          <w:lang w:val="de-AT"/>
+        </w:rPr>
+        <w:t>single</w:t>
+      </w:r>
+      <w:proofErr w:type="spellEnd"/>
+      <w:r>
+        <w:rPr>
+          <w:b/>
+          <w:lang w:val="de-AT"/>
+        </w:rPr>
+        <w:t>“</w:t>
       </w:r>
       <w:r>
         <w:rPr>
@@ -2570,13 +2837,41 @@
         <w:rPr>
           <w:lang w:val="de-AT"/>
         </w:rPr>
-        <w:t xml:space="preserve"> der „signSingle“</w:t>
-      </w:r>
-      <w:r>
-        <w:rPr>
-          <w:lang w:val="de-AT"/>
-        </w:rPr>
-        <w:t>-Operation auf „wssign“</w:t>
+        <w:t xml:space="preserve"> der „</w:t>
+      </w:r>
+      <w:proofErr w:type="spellStart"/>
+      <w:r>
+        <w:rPr>
+          <w:lang w:val="de-AT"/>
+        </w:rPr>
+        <w:t>signSingle</w:t>
+      </w:r>
+      <w:proofErr w:type="spellEnd"/>
+      <w:r>
+        <w:rPr>
+          <w:lang w:val="de-AT"/>
+        </w:rPr>
+        <w:t>“</w:t>
+      </w:r>
+      <w:r>
+        <w:rPr>
+          <w:lang w:val="de-AT"/>
+        </w:rPr>
+        <w:t>-Operation auf „</w:t>
+      </w:r>
+      <w:proofErr w:type="spellStart"/>
+      <w:r>
+        <w:rPr>
+          <w:lang w:val="de-AT"/>
+        </w:rPr>
+        <w:t>wssign</w:t>
+      </w:r>
+      <w:proofErr w:type="spellEnd"/>
+      <w:r>
+        <w:rPr>
+          <w:lang w:val="de-AT"/>
+        </w:rPr>
+        <w:t>“</w:t>
       </w:r>
     </w:p>
     <w:p>
@@ -2595,13 +2890,75 @@
           <w:b/>
           <w:lang w:val="de-AT"/>
         </w:rPr>
-        <w:t>„/api/v2/sign/bulk“</w:t>
-      </w:r>
-      <w:r>
-        <w:rPr>
-          <w:lang w:val="de-AT"/>
-        </w:rPr>
-        <w:t xml:space="preserve"> – entspricht der „signBulk“-Operation</w:t>
+        <w:t>„/</w:t>
+      </w:r>
+      <w:proofErr w:type="spellStart"/>
+      <w:r>
+        <w:rPr>
+          <w:b/>
+          <w:lang w:val="de-AT"/>
+        </w:rPr>
+        <w:t>api</w:t>
+      </w:r>
+      <w:proofErr w:type="spellEnd"/>
+      <w:r>
+        <w:rPr>
+          <w:b/>
+          <w:lang w:val="de-AT"/>
+        </w:rPr>
+        <w:t>/v2/</w:t>
+      </w:r>
+      <w:proofErr w:type="spellStart"/>
+      <w:r>
+        <w:rPr>
+          <w:b/>
+          <w:lang w:val="de-AT"/>
+        </w:rPr>
+        <w:t>sign</w:t>
+      </w:r>
+      <w:proofErr w:type="spellEnd"/>
+      <w:r>
+        <w:rPr>
+          <w:b/>
+          <w:lang w:val="de-AT"/>
+        </w:rPr>
+        <w:t>/</w:t>
+      </w:r>
+      <w:proofErr w:type="spellStart"/>
+      <w:r>
+        <w:rPr>
+          <w:b/>
+          <w:lang w:val="de-AT"/>
+        </w:rPr>
+        <w:t>bulk</w:t>
+      </w:r>
+      <w:proofErr w:type="spellEnd"/>
+      <w:r>
+        <w:rPr>
+          <w:b/>
+          <w:lang w:val="de-AT"/>
+        </w:rPr>
+        <w:t>“</w:t>
+      </w:r>
+      <w:r>
+        <w:rPr>
+          <w:lang w:val="de-AT"/>
+        </w:rPr>
+        <w:t xml:space="preserve"> – entspricht der „</w:t>
+      </w:r>
+      <w:proofErr w:type="spellStart"/>
+      <w:r>
+        <w:rPr>
+          <w:lang w:val="de-AT"/>
+        </w:rPr>
+        <w:t>signBulk</w:t>
+      </w:r>
+      <w:proofErr w:type="spellEnd"/>
+      <w:r>
+        <w:rPr>
+          <w:lang w:val="de-AT"/>
+        </w:rPr>
+        <w:t>“-Operation</w:t>
       </w:r>
     </w:p>
     <w:p>
@@ -2620,7 +2977,39 @@
           <w:b/>
           <w:lang w:val="de-AT"/>
         </w:rPr>
-        <w:t>„/api/v2/sign/multiple“</w:t>
+        <w:t>„/</w:t>
+      </w:r>
+      <w:proofErr w:type="spellStart"/>
+      <w:r>
+        <w:rPr>
+          <w:b/>
+          <w:lang w:val="de-AT"/>
+        </w:rPr>
+        <w:t>api</w:t>
+      </w:r>
+      <w:proofErr w:type="spellEnd"/>
+      <w:r>
+        <w:rPr>
+          <w:b/>
+          <w:lang w:val="de-AT"/>
+        </w:rPr>
+        <w:t>/v2/</w:t>
+      </w:r>
+      <w:proofErr w:type="spellStart"/>
+      <w:r>
+        <w:rPr>
+          <w:b/>
+          <w:lang w:val="de-AT"/>
+        </w:rPr>
+        <w:t>sign</w:t>
+      </w:r>
+      <w:proofErr w:type="spellEnd"/>
+      <w:r>
+        <w:rPr>
+          <w:b/>
+          <w:lang w:val="de-AT"/>
+        </w:rPr>
+        <w:t>/multiple“</w:t>
       </w:r>
       <w:r>
         <w:rPr>
@@ -2632,7 +3021,21 @@
         <w:rPr>
           <w:lang w:val="de-AT"/>
         </w:rPr>
-        <w:t>r „signMultiple“-Operation</w:t>
+        <w:t>r „</w:t>
+      </w:r>
+      <w:proofErr w:type="spellStart"/>
+      <w:r>
+        <w:rPr>
+          <w:lang w:val="de-AT"/>
+        </w:rPr>
+        <w:t>signMultiple</w:t>
+      </w:r>
+      <w:proofErr w:type="spellEnd"/>
+      <w:r>
+        <w:rPr>
+          <w:lang w:val="de-AT"/>
+        </w:rPr>
+        <w:t>“-Operation</w:t>
       </w:r>
     </w:p>
     <w:p>
@@ -2651,19 +3054,81 @@
           <w:b/>
           <w:lang w:val="de-AT"/>
         </w:rPr>
-        <w:t>„/api/v2/sign/multiple/get-result”</w:t>
-      </w:r>
-      <w:r>
-        <w:rPr>
-          <w:lang w:val="de-AT"/>
-        </w:rPr>
-        <w:t xml:space="preserve"> – entspricht der “getMu</w:t>
-      </w:r>
-      <w:r>
-        <w:rPr>
-          <w:lang w:val="de-AT"/>
-        </w:rPr>
-        <w:t>ltiple“-Operation</w:t>
+        <w:t>„/</w:t>
+      </w:r>
+      <w:proofErr w:type="spellStart"/>
+      <w:r>
+        <w:rPr>
+          <w:b/>
+          <w:lang w:val="de-AT"/>
+        </w:rPr>
+        <w:t>api</w:t>
+      </w:r>
+      <w:proofErr w:type="spellEnd"/>
+      <w:r>
+        <w:rPr>
+          <w:b/>
+          <w:lang w:val="de-AT"/>
+        </w:rPr>
+        <w:t>/v2/</w:t>
+      </w:r>
+      <w:proofErr w:type="spellStart"/>
+      <w:r>
+        <w:rPr>
+          <w:b/>
+          <w:lang w:val="de-AT"/>
+        </w:rPr>
+        <w:t>sign</w:t>
+      </w:r>
+      <w:proofErr w:type="spellEnd"/>
+      <w:r>
+        <w:rPr>
+          <w:b/>
+          <w:lang w:val="de-AT"/>
+        </w:rPr>
+        <w:t>/multiple/</w:t>
+      </w:r>
+      <w:proofErr w:type="spellStart"/>
+      <w:r>
+        <w:rPr>
+          <w:b/>
+          <w:lang w:val="de-AT"/>
+        </w:rPr>
+        <w:t>get-result</w:t>
+      </w:r>
+      <w:proofErr w:type="spellEnd"/>
+      <w:r>
+        <w:rPr>
+          <w:b/>
+          <w:lang w:val="de-AT"/>
+        </w:rPr>
+        <w:t>”</w:t>
+      </w:r>
+      <w:r>
+        <w:rPr>
+          <w:lang w:val="de-AT"/>
+        </w:rPr>
+        <w:t xml:space="preserve"> – entspricht der “</w:t>
+      </w:r>
+      <w:proofErr w:type="spellStart"/>
+      <w:r>
+        <w:rPr>
+          <w:lang w:val="de-AT"/>
+        </w:rPr>
+        <w:t>getMu</w:t>
+      </w:r>
+      <w:r>
+        <w:rPr>
+          <w:lang w:val="de-AT"/>
+        </w:rPr>
+        <w:t>ltiple</w:t>
+      </w:r>
+      <w:proofErr w:type="spellEnd"/>
+      <w:r>
+        <w:rPr>
+          <w:lang w:val="de-AT"/>
+        </w:rPr>
+        <w:t>“-Operation</w:t>
       </w:r>
     </w:p>
     <w:p>
@@ -2682,13 +3147,73 @@
           <w:b/>
           <w:lang w:val="de-AT"/>
         </w:rPr>
-        <w:t>„/api/v2/verify“</w:t>
-      </w:r>
-      <w:r>
-        <w:rPr>
-          <w:lang w:val="de-AT"/>
-        </w:rPr>
-        <w:t xml:space="preserve"> – entspricht der „verify“-Operation auf „wsverify“</w:t>
+        <w:t>„/</w:t>
+      </w:r>
+      <w:proofErr w:type="spellStart"/>
+      <w:r>
+        <w:rPr>
+          <w:b/>
+          <w:lang w:val="de-AT"/>
+        </w:rPr>
+        <w:t>api</w:t>
+      </w:r>
+      <w:proofErr w:type="spellEnd"/>
+      <w:r>
+        <w:rPr>
+          <w:b/>
+          <w:lang w:val="de-AT"/>
+        </w:rPr>
+        <w:t>/v2/</w:t>
+      </w:r>
+      <w:proofErr w:type="spellStart"/>
+      <w:r>
+        <w:rPr>
+          <w:b/>
+          <w:lang w:val="de-AT"/>
+        </w:rPr>
+        <w:t>verify</w:t>
+      </w:r>
+      <w:proofErr w:type="spellEnd"/>
+      <w:r>
+        <w:rPr>
+          <w:b/>
+          <w:lang w:val="de-AT"/>
+        </w:rPr>
+        <w:t>“</w:t>
+      </w:r>
+      <w:r>
+        <w:rPr>
+          <w:lang w:val="de-AT"/>
+        </w:rPr>
+        <w:t xml:space="preserve"> – entspricht der „</w:t>
+      </w:r>
+      <w:proofErr w:type="spellStart"/>
+      <w:r>
+        <w:rPr>
+          <w:lang w:val="de-AT"/>
+        </w:rPr>
+        <w:t>verify</w:t>
+      </w:r>
+      <w:proofErr w:type="spellEnd"/>
+      <w:r>
+        <w:rPr>
+          <w:lang w:val="de-AT"/>
+        </w:rPr>
+        <w:t>“-Operation auf „</w:t>
+      </w:r>
+      <w:proofErr w:type="spellStart"/>
+      <w:r>
+        <w:rPr>
+          <w:lang w:val="de-AT"/>
+        </w:rPr>
+        <w:t>wsverify</w:t>
+      </w:r>
+      <w:proofErr w:type="spellEnd"/>
+      <w:r>
+        <w:rPr>
+          <w:lang w:val="de-AT"/>
+        </w:rPr>
+        <w:t>“</w:t>
       </w:r>
     </w:p>
     <w:p>
@@ -2713,7 +3238,21 @@
         <w:rPr>
           <w:lang w:val="de-AT"/>
         </w:rPr>
-        <w:t>API ist auch über OpenAPI 3 maschinenlesbar dokumentiert.</w:t>
+        <w:t xml:space="preserve">API ist auch über </w:t>
+      </w:r>
+      <w:proofErr w:type="spellStart"/>
+      <w:r>
+        <w:rPr>
+          <w:lang w:val="de-AT"/>
+        </w:rPr>
+        <w:t>OpenAPI</w:t>
+      </w:r>
+      <w:proofErr w:type="spellEnd"/>
+      <w:r>
+        <w:rPr>
+          <w:lang w:val="de-AT"/>
+        </w:rPr>
+        <w:t xml:space="preserve"> 3 maschinenlesbar dokumentiert.</w:t>
       </w:r>
     </w:p>
     <w:p>
@@ -2749,30 +3288,53 @@
         <w:pStyle w:val="Heading3"/>
       </w:pPr>
       <w:bookmarkStart w:id="15" w:name="_Toc228439756"/>
-      <w:r>
-        <w:t>Sign Servlet</w:t>
+      <w:proofErr w:type="spellStart"/>
+      <w:r>
+        <w:t>Sign</w:t>
+      </w:r>
+      <w:proofErr w:type="spellEnd"/>
+      <w:r>
+        <w:t xml:space="preserve"> Servlet</w:t>
       </w:r>
       <w:bookmarkEnd w:id="15"/>
     </w:p>
     <w:p>
       <w:r>
-        <w:t xml:space="preserve">Das Sign Servlet ist der Haupteinstiegspunkt in PDF-AS-WEB. Dieses Servlet kann entweder mittels GET oder POST Methode aufgerufen werden. Es muss entweder der </w:t>
-      </w:r>
-      <w:r>
-        <w:rPr>
-          <w:b/>
-        </w:rPr>
-        <w:t>pdf-file</w:t>
+        <w:t xml:space="preserve">Das </w:t>
+      </w:r>
+      <w:proofErr w:type="spellStart"/>
+      <w:r>
+        <w:t>Sign</w:t>
+      </w:r>
+      <w:proofErr w:type="spellEnd"/>
+      <w:r>
+        <w:t xml:space="preserve"> Servlet ist der Haupteinstiegspunkt in PDF-AS-WEB. Dieses Servlet kann entweder mittels GET oder POST Methode aufgerufen werden. Es muss entweder der </w:t>
+      </w:r>
+      <w:proofErr w:type="spellStart"/>
+      <w:r>
+        <w:rPr>
+          <w:b/>
+        </w:rPr>
+        <w:t>pdf</w:t>
+      </w:r>
+      <w:proofErr w:type="spellEnd"/>
+      <w:r>
+        <w:rPr>
+          <w:b/>
+        </w:rPr>
+        <w:t>-file</w:t>
       </w:r>
       <w:r>
         <w:t xml:space="preserve"> Parameter oder der </w:t>
       </w:r>
+      <w:proofErr w:type="spellStart"/>
       <w:r>
         <w:rPr>
           <w:b/>
         </w:rPr>
         <w:t>pdf-url</w:t>
       </w:r>
+      <w:proofErr w:type="spellEnd"/>
       <w:r>
         <w:t xml:space="preserve"> Parameter angegeben werden.</w:t>
       </w:r>
@@ -2788,12 +3350,14 @@
       <w:r>
         <w:t>„</w:t>
       </w:r>
+      <w:proofErr w:type="spellStart"/>
       <w:r>
         <w:rPr>
           <w:b/>
         </w:rPr>
         <w:t>connector</w:t>
       </w:r>
+      <w:proofErr w:type="spellEnd"/>
       <w:r>
         <w:t>“: Dieser Parameter gibt an welches Signaturgerät verwendet werden soll. (</w:t>
       </w:r>
@@ -2818,12 +3382,14 @@
       <w:r>
         <w:t>„</w:t>
       </w:r>
+      <w:proofErr w:type="spellStart"/>
       <w:r>
         <w:rPr>
           <w:b/>
         </w:rPr>
         <w:t>bku</w:t>
       </w:r>
+      <w:proofErr w:type="spellEnd"/>
       <w:r>
         <w:t>“: Es soll die lokale Bürgerkartenumgebung verwendet werden.</w:t>
       </w:r>
@@ -2839,12 +3405,14 @@
       <w:r>
         <w:t>„</w:t>
       </w:r>
+      <w:proofErr w:type="spellStart"/>
       <w:r>
         <w:rPr>
           <w:b/>
         </w:rPr>
         <w:t>onlinebku</w:t>
       </w:r>
+      <w:proofErr w:type="spellEnd"/>
       <w:r>
         <w:t xml:space="preserve">“: Es die MOCCA online als Bürgerkartenumgebung verwendet werden. </w:t>
       </w:r>
@@ -2860,12 +3428,14 @@
       <w:r>
         <w:t>„</w:t>
       </w:r>
+      <w:proofErr w:type="spellStart"/>
       <w:r>
         <w:rPr>
           <w:b/>
         </w:rPr>
         <w:t>mobilebku</w:t>
       </w:r>
+      <w:proofErr w:type="spellEnd"/>
       <w:r>
         <w:t>“: Es soll die Handy Signatur verwendet werden.</w:t>
       </w:r>
@@ -2881,12 +3451,14 @@
       <w:r>
         <w:t>„</w:t>
       </w:r>
+      <w:proofErr w:type="spellStart"/>
       <w:r>
         <w:rPr>
           <w:b/>
         </w:rPr>
         <w:t>moa</w:t>
       </w:r>
+      <w:proofErr w:type="spellEnd"/>
       <w:r>
         <w:t>“: Es soll eine MOA-SS Instanz verwendet werden.</w:t>
       </w:r>
@@ -2902,14 +3474,24 @@
       <w:r>
         <w:t>„</w:t>
       </w:r>
+      <w:proofErr w:type="spellStart"/>
       <w:r>
         <w:rPr>
           <w:b/>
         </w:rPr>
         <w:t>jks</w:t>
       </w:r>
-      <w:r>
-        <w:t>“: Es soll ein Keystore verwendet werden.</w:t>
+      <w:proofErr w:type="spellEnd"/>
+      <w:r>
+        <w:t xml:space="preserve">“: Es soll ein </w:t>
+      </w:r>
+      <w:proofErr w:type="spellStart"/>
+      <w:r>
+        <w:t>Keystore</w:t>
+      </w:r>
+      <w:proofErr w:type="spellEnd"/>
+      <w:r>
+        <w:t xml:space="preserve"> verwendet werden.</w:t>
       </w:r>
     </w:p>
     <w:p>
@@ -2920,39 +3502,47 @@
           <w:numId w:val="6"/>
         </w:numPr>
         <w:rPr>
-          <w:lang w:val="de-AT"/>
-        </w:rPr>
-      </w:pPr>
-      <w:r>
-        <w:rPr>
-          <w:lang w:val="de-AT"/>
+          <w:b/>
+        </w:rPr>
+      </w:pPr>
+      <w:r>
+        <w:rPr>
+          <w:b/>
         </w:rPr>
         <w:t>„</w:t>
       </w:r>
-      <w:r>
-        <w:rPr>
-          <w:b/>
-          <w:lang w:val="de-AT"/>
-        </w:rPr>
-        <w:t>invoke-app-url</w:t>
-      </w:r>
-      <w:r>
-        <w:rPr>
-          <w:lang w:val="de-AT"/>
-        </w:rPr>
-        <w:t xml:space="preserve">“:  Dieser Parameter gibt die </w:t>
-      </w:r>
-      <w:r>
-        <w:t>Fertigstellungsurl der externen Webanwendung an. Der Benutzer wird nach Abschluss des Signaturvorgangs wieder auf diese URL umgeleitet. (</w:t>
-      </w:r>
-      <w:r>
-        <w:rPr>
-          <w:b/>
-        </w:rPr>
-        <w:t>optionaler Parameter</w:t>
-      </w:r>
-      <w:r>
-        <w:t>)</w:t>
+      <w:proofErr w:type="spellStart"/>
+      <w:r>
+        <w:rPr>
+          <w:b/>
+        </w:rPr>
+        <w:t>keyId</w:t>
+      </w:r>
+      <w:proofErr w:type="spellEnd"/>
+      <w:r>
+        <w:rPr>
+          <w:b/>
+        </w:rPr>
+        <w:t>“</w:t>
+      </w:r>
+      <w:r>
+        <w:t>: Dieser Parameter gibt für MOA/</w:t>
+      </w:r>
+      <w:proofErr w:type="spellStart"/>
+      <w:r>
+        <w:t>Keystore</w:t>
+      </w:r>
+      <w:proofErr w:type="spellEnd"/>
+      <w:r>
+        <w:t>-Signaturen den zu verwenden Key-Identifier an. Zur Konfiguration von Key-</w:t>
+      </w:r>
+      <w:proofErr w:type="spellStart"/>
+      <w:r>
+        <w:t>Identifiern</w:t>
+      </w:r>
+      <w:proofErr w:type="spellEnd"/>
+      <w:r>
+        <w:t xml:space="preserve"> wird auf die Dokumentation der Konfigurationsdatei für PDF-AS-Web verwiesen. </w:t>
       </w:r>
     </w:p>
     <w:p>
@@ -2972,21 +3562,28 @@
         </w:rPr>
         <w:t>„</w:t>
       </w:r>
-      <w:r>
-        <w:rPr>
-          <w:b/>
-          <w:lang w:val="de-AT"/>
-        </w:rPr>
-        <w:t>invoke-app-error-url</w:t>
-      </w:r>
-      <w:r>
-        <w:rPr>
-          <w:lang w:val="de-AT"/>
-        </w:rPr>
-        <w:t xml:space="preserve">“:  Dieser Parameter gibt die Fehlerurl der externen Webanwendung an. Im Fehlerfall wird der Benutzer auf diese URL umgeleitet. </w:t>
-      </w:r>
-      <w:r>
-        <w:t>(</w:t>
+      <w:proofErr w:type="spellStart"/>
+      <w:r>
+        <w:rPr>
+          <w:b/>
+          <w:lang w:val="de-AT"/>
+        </w:rPr>
+        <w:t>invoke-app-url</w:t>
+      </w:r>
+      <w:proofErr w:type="spellEnd"/>
+      <w:r>
+        <w:rPr>
+          <w:lang w:val="de-AT"/>
+        </w:rPr>
+        <w:t xml:space="preserve">“:  Dieser Parameter gibt die </w:t>
+      </w:r>
+      <w:proofErr w:type="spellStart"/>
+      <w:r>
+        <w:t>Fertigstellungsurl</w:t>
+      </w:r>
+      <w:proofErr w:type="spellEnd"/>
+      <w:r>
+        <w:t xml:space="preserve"> der externen Webanwendung an. Der Benutzer wird nach Abschluss des Signaturvorgangs wieder auf diese URL umgeleitet. (</w:t>
       </w:r>
       <w:r>
         <w:rPr>
@@ -3015,6 +3612,98 @@
         </w:rPr>
         <w:t>„</w:t>
       </w:r>
+      <w:proofErr w:type="spellStart"/>
+      <w:r>
+        <w:rPr>
+          <w:b/>
+          <w:lang w:val="de-AT"/>
+        </w:rPr>
+        <w:t>invoke</w:t>
+      </w:r>
+      <w:proofErr w:type="spellEnd"/>
+      <w:r>
+        <w:rPr>
+          <w:b/>
+          <w:lang w:val="de-AT"/>
+        </w:rPr>
+        <w:t>-</w:t>
+      </w:r>
+      <w:proofErr w:type="spellStart"/>
+      <w:r>
+        <w:rPr>
+          <w:b/>
+          <w:lang w:val="de-AT"/>
+        </w:rPr>
+        <w:t>app</w:t>
+      </w:r>
+      <w:proofErr w:type="spellEnd"/>
+      <w:r>
+        <w:rPr>
+          <w:b/>
+          <w:lang w:val="de-AT"/>
+        </w:rPr>
+        <w:t>-error-</w:t>
+      </w:r>
+      <w:proofErr w:type="spellStart"/>
+      <w:r>
+        <w:rPr>
+          <w:b/>
+          <w:lang w:val="de-AT"/>
+        </w:rPr>
+        <w:t>url</w:t>
+      </w:r>
+      <w:proofErr w:type="spellEnd"/>
+      <w:r>
+        <w:rPr>
+          <w:lang w:val="de-AT"/>
+        </w:rPr>
+        <w:t xml:space="preserve">“:  Dieser Parameter gibt die </w:t>
+      </w:r>
+      <w:proofErr w:type="spellStart"/>
+      <w:r>
+        <w:rPr>
+          <w:lang w:val="de-AT"/>
+        </w:rPr>
+        <w:t>Fehlerurl</w:t>
+      </w:r>
+      <w:proofErr w:type="spellEnd"/>
+      <w:r>
+        <w:rPr>
+          <w:lang w:val="de-AT"/>
+        </w:rPr>
+        <w:t xml:space="preserve"> der externen Webanwendung an. Im Fehlerfall wird der Benutzer auf diese URL umgeleitet. </w:t>
+      </w:r>
+      <w:r>
+        <w:t>(</w:t>
+      </w:r>
+      <w:r>
+        <w:rPr>
+          <w:b/>
+        </w:rPr>
+        <w:t>optionaler Parameter</w:t>
+      </w:r>
+      <w:r>
+        <w:t>)</w:t>
+      </w:r>
+    </w:p>
+    <w:p>
+      <w:pPr>
+        <w:pStyle w:val="ListParagraph"/>
+        <w:numPr>
+          <w:ilvl w:val="0"/>
+          <w:numId w:val="6"/>
+        </w:numPr>
+        <w:rPr>
+          <w:lang w:val="de-AT"/>
+        </w:rPr>
+      </w:pPr>
+      <w:r>
+        <w:rPr>
+          <w:lang w:val="de-AT"/>
+        </w:rPr>
+        <w:t>„</w:t>
+      </w:r>
+      <w:proofErr w:type="spellStart"/>
       <w:r>
         <w:rPr>
           <w:b/>
@@ -3022,11 +3711,40 @@
         </w:rPr>
         <w:t>locale</w:t>
       </w:r>
-      <w:r>
-        <w:rPr>
-          <w:lang w:val="de-AT"/>
-        </w:rPr>
-        <w:t xml:space="preserve">“: Die Locale die PDF-AS-WEB verwenden soll. Wird kein Parameter angegeben werden die Locale vom Benutzerbrowser übernommen.  </w:t>
+      <w:proofErr w:type="spellEnd"/>
+      <w:r>
+        <w:rPr>
+          <w:lang w:val="de-AT"/>
+        </w:rPr>
+        <w:t xml:space="preserve">“: Die </w:t>
+      </w:r>
+      <w:proofErr w:type="spellStart"/>
+      <w:r>
+        <w:rPr>
+          <w:lang w:val="de-AT"/>
+        </w:rPr>
+        <w:t>Locale</w:t>
+      </w:r>
+      <w:proofErr w:type="spellEnd"/>
+      <w:r>
+        <w:rPr>
+          <w:lang w:val="de-AT"/>
+        </w:rPr>
+        <w:t xml:space="preserve"> die PDF-AS-WEB verwenden soll. Wird kein Parameter angegeben werden die </w:t>
+      </w:r>
+      <w:proofErr w:type="spellStart"/>
+      <w:r>
+        <w:rPr>
+          <w:lang w:val="de-AT"/>
+        </w:rPr>
+        <w:t>Locale</w:t>
+      </w:r>
+      <w:proofErr w:type="spellEnd"/>
+      <w:r>
+        <w:rPr>
+          <w:lang w:val="de-AT"/>
+        </w:rPr>
+        <w:t xml:space="preserve"> vom Benutzerbrowser übernommen.  </w:t>
       </w:r>
       <w:r>
         <w:t>(</w:t>
@@ -3035,7 +3753,14 @@
         <w:rPr>
           <w:b/>
         </w:rPr>
-        <w:t>optionaler Parameter</w:t>
+        <w:t xml:space="preserve">optionaler </w:t>
+      </w:r>
+      <w:proofErr w:type="gramStart"/>
+      <w:r>
+        <w:rPr>
+          <w:b/>
+        </w:rPr>
+        <w:t>Parameter</w:t>
       </w:r>
       <w:r>
         <w:t>)</w:t>
@@ -3044,7 +3769,14 @@
         <w:rPr>
           <w:lang w:val="de-AT"/>
         </w:rPr>
-        <w:t xml:space="preserve">Mögliche Werte sind: </w:t>
+        <w:t>Mögliche</w:t>
+      </w:r>
+      <w:proofErr w:type="gramEnd"/>
+      <w:r>
+        <w:rPr>
+          <w:lang w:val="de-AT"/>
+        </w:rPr>
+        <w:t xml:space="preserve"> Werte sind: </w:t>
       </w:r>
     </w:p>
     <w:p>
@@ -3100,12 +3832,21 @@
         </w:rPr>
         <w:t>„</w:t>
       </w:r>
-      <w:r>
-        <w:rPr>
-          <w:b/>
-          <w:lang w:val="de-AT"/>
-        </w:rPr>
-        <w:t>sig-type</w:t>
+      <w:proofErr w:type="spellStart"/>
+      <w:r>
+        <w:rPr>
+          <w:b/>
+          <w:lang w:val="de-AT"/>
+        </w:rPr>
+        <w:t>sig</w:t>
+      </w:r>
+      <w:proofErr w:type="spellEnd"/>
+      <w:r>
+        <w:rPr>
+          <w:b/>
+          <w:lang w:val="de-AT"/>
+        </w:rPr>
+        <w:t>-type</w:t>
       </w:r>
       <w:r>
         <w:rPr>
@@ -3219,6 +3960,7 @@
         <w:rPr>
           <w:lang w:val="de-AT"/>
         </w:rPr>
+        <w:lastRenderedPageBreak/>
         <w:t>AMTSSIGNATURBLOCK_DE</w:t>
       </w:r>
     </w:p>
@@ -3273,7 +4015,6 @@
         <w:rPr>
           <w:lang w:val="de-AT"/>
         </w:rPr>
-        <w:lastRenderedPageBreak/>
         <w:t>AMTSSIGNATURBLOCK_EN_SMALL</w:t>
       </w:r>
     </w:p>
@@ -3294,18 +4035,41 @@
         </w:rPr>
         <w:t>„</w:t>
       </w:r>
-      <w:r>
-        <w:rPr>
-          <w:b/>
-          <w:lang w:val="de-AT"/>
-        </w:rPr>
-        <w:t>pdf-file</w:t>
-      </w:r>
-      <w:r>
-        <w:rPr>
-          <w:lang w:val="de-AT"/>
-        </w:rPr>
-        <w:t xml:space="preserve">“: Dieser Parameter gibt den File Parameter an beim upload des PDF Dokuments mittels POST Methode. </w:t>
+      <w:proofErr w:type="spellStart"/>
+      <w:r>
+        <w:rPr>
+          <w:b/>
+          <w:lang w:val="de-AT"/>
+        </w:rPr>
+        <w:t>pdf</w:t>
+      </w:r>
+      <w:proofErr w:type="spellEnd"/>
+      <w:r>
+        <w:rPr>
+          <w:b/>
+          <w:lang w:val="de-AT"/>
+        </w:rPr>
+        <w:t>-file</w:t>
+      </w:r>
+      <w:r>
+        <w:rPr>
+          <w:lang w:val="de-AT"/>
+        </w:rPr>
+        <w:t xml:space="preserve">“: Dieser Parameter gibt den File Parameter an beim </w:t>
+      </w:r>
+      <w:proofErr w:type="spellStart"/>
+      <w:r>
+        <w:rPr>
+          <w:lang w:val="de-AT"/>
+        </w:rPr>
+        <w:t>upload</w:t>
+      </w:r>
+      <w:proofErr w:type="spellEnd"/>
+      <w:r>
+        <w:rPr>
+          <w:lang w:val="de-AT"/>
+        </w:rPr>
+        <w:t xml:space="preserve"> des PDF Dokuments mittels POST Methode. </w:t>
       </w:r>
       <w:r>
         <w:t>(</w:t>
@@ -3337,6 +4101,7 @@
         </w:rPr>
         <w:t>„</w:t>
       </w:r>
+      <w:proofErr w:type="spellStart"/>
       <w:r>
         <w:rPr>
           <w:b/>
@@ -3344,6 +4109,7 @@
         </w:rPr>
         <w:t>pdf-url</w:t>
       </w:r>
+      <w:proofErr w:type="spellEnd"/>
       <w:r>
         <w:rPr>
           <w:lang w:val="de-AT"/>
@@ -3377,11 +4143,33 @@
       <w:r>
         <w:t>„</w:t>
       </w:r>
-      <w:r>
-        <w:rPr>
-          <w:b/>
-        </w:rPr>
-        <w:t>sig-pos-p</w:t>
+      <w:proofErr w:type="spellStart"/>
+      <w:r>
+        <w:rPr>
+          <w:b/>
+        </w:rPr>
+        <w:t>sig</w:t>
+      </w:r>
+      <w:proofErr w:type="spellEnd"/>
+      <w:r>
+        <w:rPr>
+          <w:b/>
+        </w:rPr>
+        <w:t>-</w:t>
+      </w:r>
+      <w:proofErr w:type="spellStart"/>
+      <w:r>
+        <w:rPr>
+          <w:b/>
+        </w:rPr>
+        <w:t>pos</w:t>
+      </w:r>
+      <w:proofErr w:type="spellEnd"/>
+      <w:r>
+        <w:rPr>
+          <w:b/>
+        </w:rPr>
+        <w:t>-p</w:t>
       </w:r>
       <w:r>
         <w:t>“: Mit diesem Parameter kann die Seite auf der die Signatur positioniert werden soll festgelegt werden.  (</w:t>
@@ -3410,11 +4198,33 @@
       <w:r>
         <w:t>„</w:t>
       </w:r>
-      <w:r>
-        <w:rPr>
-          <w:b/>
-        </w:rPr>
-        <w:t>sig-pos-w</w:t>
+      <w:proofErr w:type="spellStart"/>
+      <w:r>
+        <w:rPr>
+          <w:b/>
+        </w:rPr>
+        <w:t>sig</w:t>
+      </w:r>
+      <w:proofErr w:type="spellEnd"/>
+      <w:r>
+        <w:rPr>
+          <w:b/>
+        </w:rPr>
+        <w:t>-</w:t>
+      </w:r>
+      <w:proofErr w:type="spellStart"/>
+      <w:r>
+        <w:rPr>
+          <w:b/>
+        </w:rPr>
+        <w:t>pos</w:t>
+      </w:r>
+      <w:proofErr w:type="spellEnd"/>
+      <w:r>
+        <w:rPr>
+          <w:b/>
+        </w:rPr>
+        <w:t>-w</w:t>
       </w:r>
       <w:r>
         <w:t>“: Mit diesem Parameter kann die Breite des Signaturblocks festgelegt werden. (</w:t>
@@ -3443,11 +4253,33 @@
       <w:r>
         <w:t>„</w:t>
       </w:r>
-      <w:r>
-        <w:rPr>
-          <w:b/>
-        </w:rPr>
-        <w:t>sig-pos-x</w:t>
+      <w:proofErr w:type="spellStart"/>
+      <w:r>
+        <w:rPr>
+          <w:b/>
+        </w:rPr>
+        <w:t>sig</w:t>
+      </w:r>
+      <w:proofErr w:type="spellEnd"/>
+      <w:r>
+        <w:rPr>
+          <w:b/>
+        </w:rPr>
+        <w:t>-</w:t>
+      </w:r>
+      <w:proofErr w:type="spellStart"/>
+      <w:r>
+        <w:rPr>
+          <w:b/>
+        </w:rPr>
+        <w:t>pos</w:t>
+      </w:r>
+      <w:proofErr w:type="spellEnd"/>
+      <w:r>
+        <w:rPr>
+          <w:b/>
+        </w:rPr>
+        <w:t>-x</w:t>
       </w:r>
       <w:r>
         <w:t>“: Mit diesem Parameter kann die X Koordinate der Position des Signaturblocks festgelegt werden. (</w:t>
@@ -3476,11 +4308,33 @@
       <w:r>
         <w:t>„</w:t>
       </w:r>
-      <w:r>
-        <w:rPr>
-          <w:b/>
-        </w:rPr>
-        <w:t>sig-pos-y</w:t>
+      <w:proofErr w:type="spellStart"/>
+      <w:r>
+        <w:rPr>
+          <w:b/>
+        </w:rPr>
+        <w:t>sig</w:t>
+      </w:r>
+      <w:proofErr w:type="spellEnd"/>
+      <w:r>
+        <w:rPr>
+          <w:b/>
+        </w:rPr>
+        <w:t>-</w:t>
+      </w:r>
+      <w:proofErr w:type="spellStart"/>
+      <w:r>
+        <w:rPr>
+          <w:b/>
+        </w:rPr>
+        <w:t>pos</w:t>
+      </w:r>
+      <w:proofErr w:type="spellEnd"/>
+      <w:r>
+        <w:rPr>
+          <w:b/>
+        </w:rPr>
+        <w:t>-y</w:t>
       </w:r>
       <w:r>
         <w:t>“: Mit diesem Parameter kann die Y Koordinate der Position des Signaturblocks festgelegt werden.  (</w:t>
@@ -3509,11 +4363,33 @@
       <w:r>
         <w:t>„</w:t>
       </w:r>
-      <w:r>
-        <w:rPr>
-          <w:b/>
-        </w:rPr>
-        <w:t>sig-pos-r</w:t>
+      <w:proofErr w:type="spellStart"/>
+      <w:r>
+        <w:rPr>
+          <w:b/>
+        </w:rPr>
+        <w:t>sig</w:t>
+      </w:r>
+      <w:proofErr w:type="spellEnd"/>
+      <w:r>
+        <w:rPr>
+          <w:b/>
+        </w:rPr>
+        <w:t>-</w:t>
+      </w:r>
+      <w:proofErr w:type="spellStart"/>
+      <w:r>
+        <w:rPr>
+          <w:b/>
+        </w:rPr>
+        <w:t>pos</w:t>
+      </w:r>
+      <w:proofErr w:type="spellEnd"/>
+      <w:r>
+        <w:rPr>
+          <w:b/>
+        </w:rPr>
+        <w:t>-r</w:t>
       </w:r>
       <w:r>
         <w:t>“: Mit diesem Parameter kann die Rotation (in Grad) des Signaturblocks festgelegt werden.  (</w:t>
@@ -3542,14 +4418,44 @@
       <w:r>
         <w:t>„</w:t>
       </w:r>
-      <w:r>
-        <w:rPr>
-          <w:b/>
-        </w:rPr>
-        <w:t>sig-pos-f</w:t>
-      </w:r>
-      <w:r>
-        <w:t>“: Mit diesem Parameter kann die Footerhöhe bei automatischer Platzierung des Signaturblocks vorgegeben werden.  (</w:t>
+      <w:proofErr w:type="spellStart"/>
+      <w:r>
+        <w:rPr>
+          <w:b/>
+        </w:rPr>
+        <w:t>sig</w:t>
+      </w:r>
+      <w:proofErr w:type="spellEnd"/>
+      <w:r>
+        <w:rPr>
+          <w:b/>
+        </w:rPr>
+        <w:t>-</w:t>
+      </w:r>
+      <w:proofErr w:type="spellStart"/>
+      <w:r>
+        <w:rPr>
+          <w:b/>
+        </w:rPr>
+        <w:t>pos</w:t>
+      </w:r>
+      <w:proofErr w:type="spellEnd"/>
+      <w:r>
+        <w:rPr>
+          <w:b/>
+        </w:rPr>
+        <w:t>-f</w:t>
+      </w:r>
+      <w:r>
+        <w:t xml:space="preserve">“: Mit diesem Parameter kann die </w:t>
+      </w:r>
+      <w:proofErr w:type="spellStart"/>
+      <w:r>
+        <w:t>Footerhöhe</w:t>
+      </w:r>
+      <w:proofErr w:type="spellEnd"/>
+      <w:r>
+        <w:t xml:space="preserve"> bei automatischer Platzierung des Signaturblocks vorgegeben werden.  (</w:t>
       </w:r>
       <w:r>
         <w:rPr>
@@ -3575,23 +4481,69 @@
       <w:r>
         <w:t>„</w:t>
       </w:r>
-      <w:r>
-        <w:rPr>
-          <w:b/>
-        </w:rPr>
-        <w:t>invoke-app-url-target</w:t>
+      <w:proofErr w:type="spellStart"/>
+      <w:r>
+        <w:rPr>
+          <w:b/>
+        </w:rPr>
+        <w:t>invoke</w:t>
+      </w:r>
+      <w:proofErr w:type="spellEnd"/>
+      <w:r>
+        <w:rPr>
+          <w:b/>
+        </w:rPr>
+        <w:t>-</w:t>
+      </w:r>
+      <w:proofErr w:type="spellStart"/>
+      <w:r>
+        <w:rPr>
+          <w:b/>
+        </w:rPr>
+        <w:t>app</w:t>
+      </w:r>
+      <w:proofErr w:type="spellEnd"/>
+      <w:r>
+        <w:rPr>
+          <w:b/>
+        </w:rPr>
+        <w:t>-</w:t>
+      </w:r>
+      <w:proofErr w:type="spellStart"/>
+      <w:r>
+        <w:rPr>
+          <w:b/>
+        </w:rPr>
+        <w:t>url</w:t>
+      </w:r>
+      <w:proofErr w:type="spellEnd"/>
+      <w:r>
+        <w:rPr>
+          <w:b/>
+        </w:rPr>
+        <w:t>-target</w:t>
       </w:r>
       <w:r>
         <w:t>“: Mit diesem Parameter lässt sich der Frame festlegen in dem der Benutzer nach Abschluss des Signaturvorgangs an die „</w:t>
       </w:r>
+      <w:proofErr w:type="spellStart"/>
       <w:r>
         <w:rPr>
           <w:b/>
         </w:rPr>
         <w:t>invoke-app-url</w:t>
       </w:r>
-      <w:r>
-        <w:t>“ umgeleitet wird. Dieser Parameter wird als target Attribute eines HTML Formulars eingetragen. Daher sind alle Werte gültig die für dieses Attribut gültig sind. Mögliche Werte für dieses Attribut sind:</w:t>
+      <w:proofErr w:type="spellEnd"/>
+      <w:r>
+        <w:t xml:space="preserve">“ umgeleitet wird. Dieser Parameter wird als </w:t>
+      </w:r>
+      <w:proofErr w:type="spellStart"/>
+      <w:r>
+        <w:t>target</w:t>
+      </w:r>
+      <w:proofErr w:type="spellEnd"/>
+      <w:r>
+        <w:t xml:space="preserve"> Attribute eines HTML Formulars eingetragen. Daher sind alle Werte gültig die für dieses Attribut gültig sind. Mögliche Werte für dieses Attribut sind:</w:t>
       </w:r>
     </w:p>
     <w:p>
@@ -3615,11 +4567,19 @@
         <w:tab/>
         <w:t>Die „</w:t>
       </w:r>
-      <w:r>
-        <w:rPr>
-          <w:b/>
-        </w:rPr>
-        <w:t xml:space="preserve">invoke-app-url“ </w:t>
+      <w:proofErr w:type="spellStart"/>
+      <w:r>
+        <w:rPr>
+          <w:b/>
+        </w:rPr>
+        <w:t>invoke-app-url</w:t>
+      </w:r>
+      <w:proofErr w:type="spellEnd"/>
+      <w:r>
+        <w:rPr>
+          <w:b/>
+        </w:rPr>
+        <w:t xml:space="preserve">“ </w:t>
       </w:r>
       <w:r>
         <w:t>wird in einem neuen Fenster oder Ta</w:t>
@@ -3643,8 +4603,16 @@
         <w:rPr>
           <w:i/>
         </w:rPr>
-        <w:t>_self</w:t>
-      </w:r>
+        <w:t>_</w:t>
+      </w:r>
+      <w:proofErr w:type="spellStart"/>
+      <w:r>
+        <w:rPr>
+          <w:i/>
+        </w:rPr>
+        <w:t>self</w:t>
+      </w:r>
+      <w:proofErr w:type="spellEnd"/>
       <w:r>
         <w:t xml:space="preserve">: </w:t>
       </w:r>
@@ -3655,11 +4623,19 @@
         <w:tab/>
         <w:t>Die „</w:t>
       </w:r>
-      <w:r>
-        <w:rPr>
-          <w:b/>
-        </w:rPr>
-        <w:t xml:space="preserve">invoke-app-url“ </w:t>
+      <w:proofErr w:type="spellStart"/>
+      <w:r>
+        <w:rPr>
+          <w:b/>
+        </w:rPr>
+        <w:t>invoke-app-url</w:t>
+      </w:r>
+      <w:proofErr w:type="spellEnd"/>
+      <w:r>
+        <w:rPr>
+          <w:b/>
+        </w:rPr>
+        <w:t xml:space="preserve">“ </w:t>
       </w:r>
       <w:r>
         <w:t>wird im aktuellen Frame geöffnet. Das ist das Standardverhalten von PDF-AS Web.</w:t>
@@ -3677,8 +4653,16 @@
         <w:rPr>
           <w:i/>
         </w:rPr>
-        <w:t>_parent</w:t>
-      </w:r>
+        <w:t>_</w:t>
+      </w:r>
+      <w:proofErr w:type="spellStart"/>
+      <w:r>
+        <w:rPr>
+          <w:i/>
+        </w:rPr>
+        <w:t>parent</w:t>
+      </w:r>
+      <w:proofErr w:type="spellEnd"/>
       <w:r>
         <w:t>:</w:t>
       </w:r>
@@ -3686,14 +4670,38 @@
         <w:tab/>
         <w:t>Die „</w:t>
       </w:r>
-      <w:r>
-        <w:rPr>
-          <w:b/>
-        </w:rPr>
-        <w:t xml:space="preserve">invoke-app-url“ </w:t>
-      </w:r>
-      <w:r>
-        <w:t>wird im parent frame geöffnet.</w:t>
+      <w:proofErr w:type="spellStart"/>
+      <w:r>
+        <w:rPr>
+          <w:b/>
+        </w:rPr>
+        <w:t>invoke-app-url</w:t>
+      </w:r>
+      <w:proofErr w:type="spellEnd"/>
+      <w:r>
+        <w:rPr>
+          <w:b/>
+        </w:rPr>
+        <w:t xml:space="preserve">“ </w:t>
+      </w:r>
+      <w:r>
+        <w:t xml:space="preserve">wird im </w:t>
+      </w:r>
+      <w:proofErr w:type="spellStart"/>
+      <w:r>
+        <w:t>parent</w:t>
+      </w:r>
+      <w:proofErr w:type="spellEnd"/>
+      <w:r>
+        <w:t xml:space="preserve"> </w:t>
+      </w:r>
+      <w:proofErr w:type="spellStart"/>
+      <w:r>
+        <w:t>frame</w:t>
+      </w:r>
+      <w:proofErr w:type="spellEnd"/>
+      <w:r>
+        <w:t xml:space="preserve"> geöffnet.</w:t>
       </w:r>
     </w:p>
     <w:p>
@@ -3720,11 +4728,19 @@
         <w:tab/>
         <w:t>Die „</w:t>
       </w:r>
-      <w:r>
-        <w:rPr>
-          <w:b/>
-        </w:rPr>
-        <w:t xml:space="preserve">invoke-app-url“ </w:t>
+      <w:proofErr w:type="spellStart"/>
+      <w:r>
+        <w:rPr>
+          <w:b/>
+        </w:rPr>
+        <w:t>invoke-app-url</w:t>
+      </w:r>
+      <w:proofErr w:type="spellEnd"/>
+      <w:r>
+        <w:rPr>
+          <w:b/>
+        </w:rPr>
+        <w:t xml:space="preserve">“ </w:t>
       </w:r>
       <w:r>
         <w:t>wird der komplette Inhalt des aktuellen Fensters.</w:t>
@@ -3751,14 +4767,30 @@
         <w:tab/>
         <w:t>Die „</w:t>
       </w:r>
-      <w:r>
-        <w:rPr>
-          <w:b/>
-        </w:rPr>
-        <w:t xml:space="preserve">invoke-app-url“ </w:t>
-      </w:r>
-      <w:r>
-        <w:t>wird in einem benannten iframe angezeigt.</w:t>
+      <w:proofErr w:type="spellStart"/>
+      <w:r>
+        <w:rPr>
+          <w:b/>
+        </w:rPr>
+        <w:t>invoke-app-url</w:t>
+      </w:r>
+      <w:proofErr w:type="spellEnd"/>
+      <w:r>
+        <w:rPr>
+          <w:b/>
+        </w:rPr>
+        <w:t xml:space="preserve">“ </w:t>
+      </w:r>
+      <w:r>
+        <w:t xml:space="preserve">wird in einem benannten </w:t>
+      </w:r>
+      <w:proofErr w:type="spellStart"/>
+      <w:r>
+        <w:t>iframe</w:t>
+      </w:r>
+      <w:proofErr w:type="spellEnd"/>
+      <w:r>
+        <w:t xml:space="preserve"> angezeigt.</w:t>
       </w:r>
     </w:p>
     <w:p>
@@ -3772,11 +4804,19 @@
       <w:r>
         <w:t>„</w:t>
       </w:r>
-      <w:r>
-        <w:rPr>
-          <w:b/>
-        </w:rPr>
-        <w:t>verify-level</w:t>
+      <w:proofErr w:type="spellStart"/>
+      <w:r>
+        <w:rPr>
+          <w:b/>
+        </w:rPr>
+        <w:t>verify</w:t>
+      </w:r>
+      <w:proofErr w:type="spellEnd"/>
+      <w:r>
+        <w:rPr>
+          <w:b/>
+        </w:rPr>
+        <w:t>-level</w:t>
       </w:r>
       <w:r>
         <w:t>“: Mit diesem Parameter lässt sich festlegen, welche Art von Signaturverifikation nach dem Signaturvorgang durchgeführt werden soll.</w:t>
@@ -3793,12 +4833,14 @@
       <w:r>
         <w:t>„</w:t>
       </w:r>
+      <w:proofErr w:type="spellStart"/>
       <w:r>
         <w:rPr>
           <w:i/>
         </w:rPr>
         <w:t>full</w:t>
       </w:r>
+      <w:proofErr w:type="spellEnd"/>
       <w:r>
         <w:t>“:</w:t>
       </w:r>
@@ -3819,14 +4861,17 @@
         </w:numPr>
       </w:pPr>
       <w:r>
+        <w:lastRenderedPageBreak/>
         <w:t>„</w:t>
       </w:r>
+      <w:proofErr w:type="spellStart"/>
       <w:r>
         <w:rPr>
           <w:i/>
         </w:rPr>
         <w:t>intOnly</w:t>
       </w:r>
+      <w:proofErr w:type="spellEnd"/>
       <w:r>
         <w:t>“:</w:t>
       </w:r>
@@ -3849,12 +4894,14 @@
       <w:r>
         <w:t>„</w:t>
       </w:r>
+      <w:proofErr w:type="spellStart"/>
       <w:r>
         <w:rPr>
           <w:b/>
         </w:rPr>
         <w:t>filename</w:t>
       </w:r>
+      <w:proofErr w:type="spellEnd"/>
       <w:r>
         <w:t>“: Mit diesem Parameter lässt sich der Name der unterschriebenen Datei festlegen. (</w:t>
       </w:r>
@@ -3880,15 +4927,16 @@
         </w:rPr>
       </w:pPr>
       <w:r>
-        <w:lastRenderedPageBreak/>
         <w:t>„</w:t>
       </w:r>
+      <w:proofErr w:type="spellStart"/>
       <w:r>
         <w:rPr>
           <w:b/>
         </w:rPr>
         <w:t>qrcontent</w:t>
       </w:r>
+      <w:proofErr w:type="spellEnd"/>
       <w:r>
         <w:t>“: Mit diesem Parameter lässt sich ein Text übergeben, welcher von als QR Code als Signaturmarke verwendet werden soll. (</w:t>
       </w:r>
@@ -3918,11 +4966,36 @@
           <w:b/>
           <w:bCs/>
         </w:rPr>
-        <w:t>„placeholder_web_enabled":</w:t>
-      </w:r>
-      <w:r>
-        <w:t xml:space="preserve"> Mit diesem Parameter kann die Suche nach Placeholdern für diesen Request aktiviert (</w:t>
-      </w:r>
+        <w:t>„</w:t>
+      </w:r>
+      <w:proofErr w:type="spellStart"/>
+      <w:r>
+        <w:rPr>
+          <w:b/>
+          <w:bCs/>
+        </w:rPr>
+        <w:t>placeholder_web_enabled</w:t>
+      </w:r>
+      <w:proofErr w:type="spellEnd"/>
+      <w:r>
+        <w:rPr>
+          <w:b/>
+          <w:bCs/>
+        </w:rPr>
+        <w:t>":</w:t>
+      </w:r>
+      <w:r>
+        <w:t xml:space="preserve"> Mit diesem Parameter kann die Suche nach </w:t>
+      </w:r>
+      <w:proofErr w:type="spellStart"/>
+      <w:r>
+        <w:t>Placeholdern</w:t>
+      </w:r>
+      <w:proofErr w:type="spellEnd"/>
+      <w:r>
+        <w:t xml:space="preserve"> für diesen Request aktiviert (</w:t>
+      </w:r>
+      <w:proofErr w:type="spellStart"/>
       <w:r>
         <w:rPr>
           <w:i/>
@@ -3930,9 +5003,11 @@
         </w:rPr>
         <w:t>true</w:t>
       </w:r>
+      <w:proofErr w:type="spellEnd"/>
       <w:r>
         <w:t>) oder deaktiviert (</w:t>
       </w:r>
+      <w:proofErr w:type="spellStart"/>
       <w:r>
         <w:rPr>
           <w:i/>
@@ -3940,6 +5015,7 @@
         </w:rPr>
         <w:t>false</w:t>
       </w:r>
+      <w:proofErr w:type="spellEnd"/>
       <w:r>
         <w:t>) werden. (</w:t>
       </w:r>
@@ -3969,10 +5045,34 @@
           <w:b/>
           <w:bCs/>
         </w:rPr>
-        <w:t>„placeholder_web_id“:</w:t>
-      </w:r>
-      <w:r>
-        <w:t xml:space="preserve"> Mit diesem Parameter kann eine spezifischer QR-Code Placeholder anhand dessen ID ausgewählt werden. (</w:t>
+        <w:t>„</w:t>
+      </w:r>
+      <w:proofErr w:type="spellStart"/>
+      <w:r>
+        <w:rPr>
+          <w:b/>
+          <w:bCs/>
+        </w:rPr>
+        <w:t>placeholder_web_id</w:t>
+      </w:r>
+      <w:proofErr w:type="spellEnd"/>
+      <w:r>
+        <w:rPr>
+          <w:b/>
+          <w:bCs/>
+        </w:rPr>
+        <w:t>“:</w:t>
+      </w:r>
+      <w:r>
+        <w:t xml:space="preserve"> Mit diesem Parameter kann eine spezifischer QR-Code </w:t>
+      </w:r>
+      <w:proofErr w:type="spellStart"/>
+      <w:r>
+        <w:t>Placeholder</w:t>
+      </w:r>
+      <w:proofErr w:type="spellEnd"/>
+      <w:r>
+        <w:t xml:space="preserve"> anhand dessen ID ausgewählt werden. (</w:t>
       </w:r>
       <w:r>
         <w:rPr>
@@ -4005,7 +5105,41 @@
         <w:t>pp:</w:t>
       </w:r>
       <w:r>
-        <w:t>“: Dies ist ein Prefix für Preprocessor Argumente. Soll beispielsweise das Argument „testid“ übergeben werden, so kann ein Parameter „pp:testid“ verwendet werden. (</w:t>
+        <w:t xml:space="preserve">“: Dies ist ein </w:t>
+      </w:r>
+      <w:proofErr w:type="spellStart"/>
+      <w:r>
+        <w:t>Prefix</w:t>
+      </w:r>
+      <w:proofErr w:type="spellEnd"/>
+      <w:r>
+        <w:t xml:space="preserve"> für </w:t>
+      </w:r>
+      <w:proofErr w:type="spellStart"/>
+      <w:r>
+        <w:t>Preprocessor</w:t>
+      </w:r>
+      <w:proofErr w:type="spellEnd"/>
+      <w:r>
+        <w:t xml:space="preserve"> Argumente. Soll beispielsweise das Argument „</w:t>
+      </w:r>
+      <w:proofErr w:type="spellStart"/>
+      <w:r>
+        <w:t>testid</w:t>
+      </w:r>
+      <w:proofErr w:type="spellEnd"/>
+      <w:r>
+        <w:t>“ übergeben werden, so kann ein Parameter „</w:t>
+      </w:r>
+      <w:proofErr w:type="spellStart"/>
+      <w:proofErr w:type="gramStart"/>
+      <w:r>
+        <w:t>pp:testid</w:t>
+      </w:r>
+      <w:proofErr w:type="spellEnd"/>
+      <w:proofErr w:type="gramEnd"/>
+      <w:r>
+        <w:t>“ verwendet werden. (</w:t>
       </w:r>
       <w:r>
         <w:rPr>
@@ -4031,14 +5165,48 @@
       <w:r>
         <w:t>„</w:t>
       </w:r>
-      <w:r>
-        <w:rPr>
-          <w:b/>
-        </w:rPr>
-        <w:t>ov:</w:t>
-      </w:r>
-      <w:r>
-        <w:t>“: Dies ist ein Prefix für das Überschreiben von Konfigurationseinstellung. Soll beispielsweise das Argument „testid“ übergeben werden so kann ein Parameter „ov:testid“ verwendet werden. (</w:t>
+      <w:proofErr w:type="spellStart"/>
+      <w:r>
+        <w:rPr>
+          <w:b/>
+        </w:rPr>
+        <w:t>ov</w:t>
+      </w:r>
+      <w:proofErr w:type="spellEnd"/>
+      <w:r>
+        <w:rPr>
+          <w:b/>
+        </w:rPr>
+        <w:t>:</w:t>
+      </w:r>
+      <w:r>
+        <w:t xml:space="preserve">“: Dies ist ein </w:t>
+      </w:r>
+      <w:proofErr w:type="spellStart"/>
+      <w:r>
+        <w:t>Prefix</w:t>
+      </w:r>
+      <w:proofErr w:type="spellEnd"/>
+      <w:r>
+        <w:t xml:space="preserve"> für das Überschreiben von Konfigurationseinstellung. Soll beispielsweise das Argument „</w:t>
+      </w:r>
+      <w:proofErr w:type="spellStart"/>
+      <w:r>
+        <w:t>testid</w:t>
+      </w:r>
+      <w:proofErr w:type="spellEnd"/>
+      <w:r>
+        <w:t>“ übergeben werden so kann ein Parameter „</w:t>
+      </w:r>
+      <w:proofErr w:type="spellStart"/>
+      <w:proofErr w:type="gramStart"/>
+      <w:r>
+        <w:t>ov:testid</w:t>
+      </w:r>
+      <w:proofErr w:type="spellEnd"/>
+      <w:proofErr w:type="gramEnd"/>
+      <w:r>
+        <w:t>“ verwendet werden. (</w:t>
       </w:r>
       <w:r>
         <w:rPr>
@@ -4067,19 +5235,87 @@
         </w:rPr>
         <w:t>„</w:t>
       </w:r>
+      <w:proofErr w:type="spellStart"/>
       <w:r>
         <w:rPr>
           <w:b/>
           <w:bCs/>
           <w:lang w:val="de-AT"/>
         </w:rPr>
-        <w:t>sbp:</w:t>
-      </w:r>
-      <w:r>
-        <w:rPr>
-          <w:lang w:val="de-AT"/>
-        </w:rPr>
-        <w:t>“: Mit diesem Parameter können dynamische Signaturblockparameter übergeben werden. Es muss sich dabei um Key-Value Paare handeln, die in der Form „sbp:keyA=valueA“ bzw. „sbp:keyB=valueB“ übergeben werden.</w:t>
+        <w:t>sbp</w:t>
+      </w:r>
+      <w:proofErr w:type="spellEnd"/>
+      <w:r>
+        <w:rPr>
+          <w:b/>
+          <w:bCs/>
+          <w:lang w:val="de-AT"/>
+        </w:rPr>
+        <w:t>:</w:t>
+      </w:r>
+      <w:r>
+        <w:rPr>
+          <w:lang w:val="de-AT"/>
+        </w:rPr>
+        <w:t>“: Mit diesem Parameter können dynamische Signaturblockparameter übergeben werden. Es muss sich dabei um Key-Value Paare handeln, die in der Form „</w:t>
+      </w:r>
+      <w:proofErr w:type="spellStart"/>
+      <w:proofErr w:type="gramStart"/>
+      <w:r>
+        <w:rPr>
+          <w:lang w:val="de-AT"/>
+        </w:rPr>
+        <w:t>sbp:keyA</w:t>
+      </w:r>
+      <w:proofErr w:type="spellEnd"/>
+      <w:proofErr w:type="gramEnd"/>
+      <w:r>
+        <w:rPr>
+          <w:lang w:val="de-AT"/>
+        </w:rPr>
+        <w:t>=</w:t>
+      </w:r>
+      <w:proofErr w:type="spellStart"/>
+      <w:r>
+        <w:rPr>
+          <w:lang w:val="de-AT"/>
+        </w:rPr>
+        <w:t>valueA</w:t>
+      </w:r>
+      <w:proofErr w:type="spellEnd"/>
+      <w:r>
+        <w:rPr>
+          <w:lang w:val="de-AT"/>
+        </w:rPr>
+        <w:t>“ bzw. „</w:t>
+      </w:r>
+      <w:proofErr w:type="spellStart"/>
+      <w:r>
+        <w:rPr>
+          <w:lang w:val="de-AT"/>
+        </w:rPr>
+        <w:t>sbp:keyB</w:t>
+      </w:r>
+      <w:proofErr w:type="spellEnd"/>
+      <w:r>
+        <w:rPr>
+          <w:lang w:val="de-AT"/>
+        </w:rPr>
+        <w:t>=</w:t>
+      </w:r>
+      <w:proofErr w:type="spellStart"/>
+      <w:r>
+        <w:rPr>
+          <w:lang w:val="de-AT"/>
+        </w:rPr>
+        <w:t>valueB</w:t>
+      </w:r>
+      <w:proofErr w:type="spellEnd"/>
+      <w:r>
+        <w:rPr>
+          <w:lang w:val="de-AT"/>
+        </w:rPr>
+        <w:t>“ übergeben werden.</w:t>
       </w:r>
       <w:r>
         <w:t xml:space="preserve"> (</w:t>
@@ -4107,14 +5343,35 @@
         <w:pStyle w:val="Heading3"/>
       </w:pPr>
       <w:bookmarkStart w:id="16" w:name="_Toc228439757"/>
-      <w:r>
-        <w:t>ProvidePDF Servlet</w:t>
+      <w:proofErr w:type="spellStart"/>
+      <w:r>
+        <w:t>ProvidePDF</w:t>
+      </w:r>
+      <w:proofErr w:type="spellEnd"/>
+      <w:r>
+        <w:t xml:space="preserve"> Servlet</w:t>
       </w:r>
       <w:bookmarkEnd w:id="16"/>
     </w:p>
     <w:p>
       <w:r>
-        <w:t>Das Provide PDF Servlet lässt keine Parameter zu. Das Verhalten wird durch die Parameter gesteuert, die beim Aufruf des SignServlet übergeben wurden.</w:t>
+        <w:t xml:space="preserve">Das </w:t>
+      </w:r>
+      <w:proofErr w:type="spellStart"/>
+      <w:r>
+        <w:t>Provide</w:t>
+      </w:r>
+      <w:proofErr w:type="spellEnd"/>
+      <w:r>
+        <w:t xml:space="preserve"> PDF Servlet lässt keine Parameter zu. Das Verhalten wird durch die Parameter gesteuert, die beim Aufruf des </w:t>
+      </w:r>
+      <w:proofErr w:type="spellStart"/>
+      <w:r>
+        <w:t>SignServlet</w:t>
+      </w:r>
+      <w:proofErr w:type="spellEnd"/>
+      <w:r>
+        <w:t xml:space="preserve"> übergeben wurden.</w:t>
       </w:r>
     </w:p>
     <w:p>
@@ -4122,14 +5379,27 @@
         <w:pStyle w:val="Heading3"/>
       </w:pPr>
       <w:bookmarkStart w:id="17" w:name="_Toc228439758"/>
-      <w:r>
-        <w:t>PDFData Servlet</w:t>
+      <w:proofErr w:type="spellStart"/>
+      <w:r>
+        <w:t>PDFData</w:t>
+      </w:r>
+      <w:proofErr w:type="spellEnd"/>
+      <w:r>
+        <w:t xml:space="preserve"> Servlet</w:t>
       </w:r>
       <w:bookmarkEnd w:id="17"/>
     </w:p>
     <w:p>
       <w:r>
-        <w:t>Das PDFData Servlet returniert, falls vorhanden, das signierte PDF Dokument. Vorsicht: Dieses Servlet kann nur ein einziges Mal pro Signaturvorgang aufgerufen werden. Nachdem das signierte Dokument abgeholt wurde, werden die Daten des signierten PDF Dokumentes gelöscht.</w:t>
+        <w:t xml:space="preserve">Das </w:t>
+      </w:r>
+      <w:proofErr w:type="spellStart"/>
+      <w:r>
+        <w:t>PDFData</w:t>
+      </w:r>
+      <w:proofErr w:type="spellEnd"/>
+      <w:r>
+        <w:t xml:space="preserve"> Servlet returniert, falls vorhanden, das signierte PDF Dokument. Vorsicht: Dieses Servlet kann nur ein einziges Mal pro Signaturvorgang aufgerufen werden. Nachdem das signierte Dokument abgeholt wurde, werden die Daten des signierten PDF Dokumentes gelöscht.</w:t>
       </w:r>
     </w:p>
     <w:p>
@@ -4143,12 +5413,14 @@
       <w:r>
         <w:t>„</w:t>
       </w:r>
+      <w:proofErr w:type="spellStart"/>
       <w:r>
         <w:rPr>
           <w:b/>
         </w:rPr>
         <w:t>origdigest</w:t>
       </w:r>
+      <w:proofErr w:type="spellEnd"/>
       <w:r>
         <w:t>“: Dieser Parameter kann den Hex kodierten SHA256 Wert des Originaldokuments enthalten. Wenn dieser Parameter angegeben wird, prüft PDF-AS-WEB, ob der Wert mit dem Wert der originalen Daten übereinstimmt. Nur wenn dieser übereinstimmt, werden die Signaturdaten returniert. Wenn nicht, wird ein Fehler generiert.  (</w:t>
       </w:r>
@@ -4164,16 +5436,61 @@
     </w:p>
     <w:p>
       <w:r>
-        <w:t xml:space="preserve">Das PDFData Servlet returniert auch das Zertifikat mit welchem die Signatur durchgeführt wurde. Dieses Zertifikat ist als Server Header „Signer-Certificate“ in der Response zu finden. Auch das Ergebnis der automatisch durchgeführten Signaturprüfung nach dem Signaturvorgang wird über die Server Header übergeben. Die Server Header „CertificateCheckCode“ und „ValueCheckCode“ sind in der </w:t>
-      </w:r>
-      <w:r>
         <w:lastRenderedPageBreak/>
-        <w:t>Antwort des PDFData Servlet enthalten. Die Werte dieser beiden Header entsprechen den Werten eine MOA Signaturprüfung:</w:t>
-      </w:r>
-    </w:p>
-    <w:p>
-      <w:r>
-        <w:t>„ValueCheckCode“ Werte sind:</w:t>
+        <w:t xml:space="preserve">Das </w:t>
+      </w:r>
+      <w:proofErr w:type="spellStart"/>
+      <w:r>
+        <w:t>PDFData</w:t>
+      </w:r>
+      <w:proofErr w:type="spellEnd"/>
+      <w:r>
+        <w:t xml:space="preserve"> Servlet returniert auch das Zertifikat mit welchem die Signatur durchgeführt wurde. Dieses Zertifikat ist als Server Header „Signer-</w:t>
+      </w:r>
+      <w:proofErr w:type="spellStart"/>
+      <w:r>
+        <w:t>Certificate</w:t>
+      </w:r>
+      <w:proofErr w:type="spellEnd"/>
+      <w:r>
+        <w:t>“ in der Response zu finden. Auch das Ergebnis der automatisch durchgeführten Signaturprüfung nach dem Signaturvorgang wird über die Server Header übergeben. Die Server Header „</w:t>
+      </w:r>
+      <w:proofErr w:type="spellStart"/>
+      <w:r>
+        <w:t>CertificateCheckCode</w:t>
+      </w:r>
+      <w:proofErr w:type="spellEnd"/>
+      <w:r>
+        <w:t>“ und „</w:t>
+      </w:r>
+      <w:proofErr w:type="spellStart"/>
+      <w:r>
+        <w:t>ValueCheckCode</w:t>
+      </w:r>
+      <w:proofErr w:type="spellEnd"/>
+      <w:r>
+        <w:t xml:space="preserve">“ sind in der Antwort des </w:t>
+      </w:r>
+      <w:proofErr w:type="spellStart"/>
+      <w:r>
+        <w:t>PDFData</w:t>
+      </w:r>
+      <w:proofErr w:type="spellEnd"/>
+      <w:r>
+        <w:t xml:space="preserve"> Servlet enthalten. Die Werte dieser beiden Header entsprechen den Werten eine MOA Signaturprüfung:</w:t>
+      </w:r>
+    </w:p>
+    <w:p>
+      <w:r>
+        <w:t>„</w:t>
+      </w:r>
+      <w:proofErr w:type="spellStart"/>
+      <w:r>
+        <w:t>ValueCheckCode</w:t>
+      </w:r>
+      <w:proofErr w:type="spellEnd"/>
+      <w:r>
+        <w:t>“ Werte sind:</w:t>
       </w:r>
     </w:p>
     <w:tbl>
@@ -4331,7 +5648,15 @@
     <w:p/>
     <w:p>
       <w:r>
-        <w:t>„CertificateCheckCode“ Werte sind:</w:t>
+        <w:t>„</w:t>
+      </w:r>
+      <w:proofErr w:type="spellStart"/>
+      <w:r>
+        <w:t>CertificateCheckCode</w:t>
+      </w:r>
+      <w:proofErr w:type="spellEnd"/>
+      <w:r>
+        <w:t>“ Werte sind:</w:t>
       </w:r>
     </w:p>
     <w:tbl>
@@ -4437,7 +5762,15 @@
               <w:cnfStyle w:val="000000000000" w:firstRow="0" w:lastRow="0" w:firstColumn="0" w:lastColumn="0" w:oddVBand="0" w:evenVBand="0" w:oddHBand="0" w:evenHBand="0" w:firstRowFirstColumn="0" w:firstRowLastColumn="0" w:lastRowFirstColumn="0" w:lastRowLastColumn="0"/>
             </w:pPr>
             <w:r>
-              <w:t>Eine formal korrekte Zertifikatskette vom Signatorzertifikat zu einem vertrauenswürdigen Wurzelzertifikat konnte konstruiert werden. Jedes Zertifikat dieser Kette ist zum in der Anfrage angegebenen Prüfzeitpunkt gültig.</w:t>
+              <w:t xml:space="preserve">Eine formal korrekte Zertifikatskette vom </w:t>
+            </w:r>
+            <w:proofErr w:type="spellStart"/>
+            <w:r>
+              <w:t>Signatorzertifikat</w:t>
+            </w:r>
+            <w:proofErr w:type="spellEnd"/>
+            <w:r>
+              <w:t xml:space="preserve"> zu einem vertrauenswürdigen Wurzelzertifikat konnte konstruiert werden. Jedes Zertifikat dieser Kette ist zum in der Anfrage angegebenen Prüfzeitpunkt gültig.</w:t>
             </w:r>
           </w:p>
         </w:tc>
@@ -4480,7 +5813,15 @@
               <w:cnfStyle w:val="000000010000" w:firstRow="0" w:lastRow="0" w:firstColumn="0" w:lastColumn="0" w:oddVBand="0" w:evenVBand="0" w:oddHBand="0" w:evenHBand="1" w:firstRowFirstColumn="0" w:firstRowLastColumn="0" w:lastRowFirstColumn="0" w:lastRowLastColumn="0"/>
             </w:pPr>
             <w:r>
-              <w:t>Es konnte keine formal korrekte Zertifikatskette vom Signatorzertifikat zu einem vertrauenswürdigen Wurzelzertifikat konstruiert werden.</w:t>
+              <w:t xml:space="preserve">Es konnte keine formal korrekte Zertifikatskette vom </w:t>
+            </w:r>
+            <w:proofErr w:type="spellStart"/>
+            <w:r>
+              <w:t>Signatorzertifikat</w:t>
+            </w:r>
+            <w:proofErr w:type="spellEnd"/>
+            <w:r>
+              <w:t xml:space="preserve"> zu einem vertrauenswürdigen Wurzelzertifikat konstruiert werden.</w:t>
             </w:r>
           </w:p>
         </w:tc>
@@ -4520,7 +5861,15 @@
               <w:cnfStyle w:val="000000000000" w:firstRow="0" w:lastRow="0" w:firstColumn="0" w:lastColumn="0" w:oddVBand="0" w:evenVBand="0" w:oddHBand="0" w:evenHBand="0" w:firstRowFirstColumn="0" w:firstRowLastColumn="0" w:lastRowFirstColumn="0" w:lastRowLastColumn="0"/>
             </w:pPr>
             <w:r>
-              <w:t>Eine formal korrekte Zertifikatskette vom Signatorzertifikat zu einem vertrauenswürdigen Wurzelzertifikat konnte konstruiert werden. Für zumindest ein Zertifikat dieser Kette fällt der Prüfzeitpunkt nicht in das Gültigkeitsintervall.</w:t>
+              <w:t xml:space="preserve">Eine formal korrekte Zertifikatskette vom </w:t>
+            </w:r>
+            <w:proofErr w:type="spellStart"/>
+            <w:r>
+              <w:t>Signatorzertifikat</w:t>
+            </w:r>
+            <w:proofErr w:type="spellEnd"/>
+            <w:r>
+              <w:t xml:space="preserve"> zu einem vertrauenswürdigen Wurzelzertifikat konnte konstruiert werden. Für zumindest ein Zertifikat dieser Kette fällt der Prüfzeitpunkt nicht in das Gültigkeitsintervall.</w:t>
             </w:r>
           </w:p>
         </w:tc>
@@ -4563,7 +5912,15 @@
               <w:cnfStyle w:val="000000010000" w:firstRow="0" w:lastRow="0" w:firstColumn="0" w:lastColumn="0" w:oddVBand="0" w:evenVBand="0" w:oddHBand="0" w:evenHBand="1" w:firstRowFirstColumn="0" w:firstRowLastColumn="0" w:lastRowFirstColumn="0" w:lastRowLastColumn="0"/>
             </w:pPr>
             <w:r>
-              <w:t>Eine formal korrekte Zertifikatskette vom Signatorzertifikat zu einem vertrauenswürdigen Wurzelzertifikat konnte konstruiert werden. Für alle Zertifikate dieser Kette fällt der Prüfzeitpunkt in das jeweilige Gültigkeitsintervall. Für zumindest ein Zertifikat konnte der Zertifikatstatus nicht festgestellt werden.</w:t>
+              <w:t xml:space="preserve">Eine formal korrekte Zertifikatskette vom </w:t>
+            </w:r>
+            <w:proofErr w:type="spellStart"/>
+            <w:r>
+              <w:t>Signatorzertifikat</w:t>
+            </w:r>
+            <w:proofErr w:type="spellEnd"/>
+            <w:r>
+              <w:t xml:space="preserve"> zu einem vertrauenswürdigen Wurzelzertifikat konnte konstruiert werden. Für alle Zertifikate dieser Kette fällt der Prüfzeitpunkt in das jeweilige Gültigkeitsintervall. Für zumindest ein Zertifikat konnte der Zertifikatstatus nicht festgestellt werden.</w:t>
             </w:r>
           </w:p>
         </w:tc>
@@ -4603,7 +5960,15 @@
               <w:cnfStyle w:val="000000000000" w:firstRow="0" w:lastRow="0" w:firstColumn="0" w:lastColumn="0" w:oddVBand="0" w:evenVBand="0" w:oddHBand="0" w:evenHBand="0" w:firstRowFirstColumn="0" w:firstRowLastColumn="0" w:lastRowFirstColumn="0" w:lastRowLastColumn="0"/>
             </w:pPr>
             <w:r>
-              <w:t>Eine formal korrekte Zertifikatskette vom Signatorzertifikat zu einem vertrauenswürdigen Wurzelzertifikat konnte konstruiert werden. Für alle Zertifikate dieser Kette fällt der Prüfzeitpunkt in das jeweilige Gültigkeitsintervall. Zumindest ein Zertifikat ist zum Prüfzeitpunkt widerrufen.</w:t>
+              <w:t xml:space="preserve">Eine formal korrekte Zertifikatskette vom </w:t>
+            </w:r>
+            <w:proofErr w:type="spellStart"/>
+            <w:r>
+              <w:t>Signatorzertifikat</w:t>
+            </w:r>
+            <w:proofErr w:type="spellEnd"/>
+            <w:r>
+              <w:t xml:space="preserve"> zu einem vertrauenswürdigen Wurzelzertifikat konnte konstruiert werden. Für alle Zertifikate dieser Kette fällt der Prüfzeitpunkt in das jeweilige Gültigkeitsintervall. Zumindest ein Zertifikat ist zum Prüfzeitpunkt widerrufen.</w:t>
             </w:r>
           </w:p>
         </w:tc>
@@ -4646,7 +6011,19 @@
               <w:cnfStyle w:val="000000010000" w:firstRow="0" w:lastRow="0" w:firstColumn="0" w:lastColumn="0" w:oddVBand="0" w:evenVBand="0" w:oddHBand="0" w:evenHBand="1" w:firstRowFirstColumn="0" w:firstRowLastColumn="0" w:lastRowFirstColumn="0" w:lastRowLastColumn="0"/>
             </w:pPr>
             <w:r>
-              <w:t>Eine formal korrekte Zertifikatskette vom Signatorzertifikat zu einem vertrauenswürdigen Wurzelzertifikat konnte konstruiert werden. Für alle Zertifikate dieser Kette fällt der Prüfzeitpunkt in das jeweilige Gültigkeitsintervall. Kein Zertifikat dieser Kette ist zum Prüfzeitpunkt widerrufen. Zumindest ein Zertifikat ist zum Prüfzeitpunkt gesperrt.</w:t>
+              <w:t xml:space="preserve">Eine formal korrekte Zertifikatskette vom </w:t>
+            </w:r>
+            <w:proofErr w:type="spellStart"/>
+            <w:r>
+              <w:t>Signatorzertifikat</w:t>
+            </w:r>
+            <w:proofErr w:type="spellEnd"/>
+            <w:r>
+              <w:t xml:space="preserve"> zu einem vertrauenswürdigen Wurzelzertifikat konnte konstruiert werden. Für alle Zertifikate dieser Kette fällt der Prüfzeitpunkt in das jeweilige Gültigkeitsintervall. Kein Zertifikat dieser Kette ist zum Prüfzeitpunkt </w:t>
+            </w:r>
+            <w:r>
+              <w:lastRenderedPageBreak/>
+              <w:t>widerrufen. Zumindest ein Zertifikat ist zum Prüfzeitpunkt gesperrt.</w:t>
             </w:r>
           </w:p>
         </w:tc>
@@ -4667,6 +6044,7 @@
               <w:spacing w:after="60" w:line="240" w:lineRule="auto"/>
             </w:pPr>
             <w:r>
+              <w:lastRenderedPageBreak/>
               <w:t>99</w:t>
             </w:r>
           </w:p>
@@ -4698,22 +6076,42 @@
         <w:pStyle w:val="Heading3"/>
       </w:pPr>
       <w:bookmarkStart w:id="18" w:name="_Toc228439759"/>
-      <w:r>
-        <w:lastRenderedPageBreak/>
-        <w:t>Verifikations Servlet</w:t>
+      <w:proofErr w:type="spellStart"/>
+      <w:r>
+        <w:t>Verifikations</w:t>
+      </w:r>
+      <w:proofErr w:type="spellEnd"/>
+      <w:r>
+        <w:t xml:space="preserve"> Servlet</w:t>
       </w:r>
       <w:bookmarkEnd w:id="18"/>
     </w:p>
     <w:p>
       <w:r>
-        <w:t>Das Verifikations Servlet ist unter „</w:t>
-      </w:r>
-      <w:r>
-        <w:rPr>
-          <w:b/>
-        </w:rPr>
-        <w:t>/Verify</w:t>
-      </w:r>
+        <w:t xml:space="preserve">Das </w:t>
+      </w:r>
+      <w:proofErr w:type="spellStart"/>
+      <w:r>
+        <w:t>Verifikations</w:t>
+      </w:r>
+      <w:proofErr w:type="spellEnd"/>
+      <w:r>
+        <w:t xml:space="preserve"> Servlet ist unter „</w:t>
+      </w:r>
+      <w:r>
+        <w:rPr>
+          <w:b/>
+        </w:rPr>
+        <w:t>/</w:t>
+      </w:r>
+      <w:proofErr w:type="spellStart"/>
+      <w:r>
+        <w:rPr>
+          <w:b/>
+        </w:rPr>
+        <w:t>Verify</w:t>
+      </w:r>
+      <w:proofErr w:type="spellEnd"/>
       <w:r>
         <w:t>“ erreichbar. Mit diesem Servlet können Signaturen in PDF Dokumenten verifiziert werden. Diese</w:t>
       </w:r>
@@ -4741,18 +6139,41 @@
         </w:rPr>
         <w:t>„</w:t>
       </w:r>
-      <w:r>
-        <w:rPr>
-          <w:b/>
-          <w:lang w:val="de-AT"/>
-        </w:rPr>
-        <w:t>pdf-file</w:t>
-      </w:r>
-      <w:r>
-        <w:rPr>
-          <w:lang w:val="de-AT"/>
-        </w:rPr>
-        <w:t xml:space="preserve">“: Dieser Parameter gibt den File Parameter an beim upload des PDF Dokuments mittels POST Methode. </w:t>
+      <w:proofErr w:type="spellStart"/>
+      <w:r>
+        <w:rPr>
+          <w:b/>
+          <w:lang w:val="de-AT"/>
+        </w:rPr>
+        <w:t>pdf</w:t>
+      </w:r>
+      <w:proofErr w:type="spellEnd"/>
+      <w:r>
+        <w:rPr>
+          <w:b/>
+          <w:lang w:val="de-AT"/>
+        </w:rPr>
+        <w:t>-file</w:t>
+      </w:r>
+      <w:r>
+        <w:rPr>
+          <w:lang w:val="de-AT"/>
+        </w:rPr>
+        <w:t xml:space="preserve">“: Dieser Parameter gibt den File Parameter an beim </w:t>
+      </w:r>
+      <w:proofErr w:type="spellStart"/>
+      <w:r>
+        <w:rPr>
+          <w:lang w:val="de-AT"/>
+        </w:rPr>
+        <w:t>upload</w:t>
+      </w:r>
+      <w:proofErr w:type="spellEnd"/>
+      <w:r>
+        <w:rPr>
+          <w:lang w:val="de-AT"/>
+        </w:rPr>
+        <w:t xml:space="preserve"> des PDF Dokuments mittels POST Methode. </w:t>
       </w:r>
       <w:r>
         <w:t>(</w:t>
@@ -4784,6 +6205,7 @@
         </w:rPr>
         <w:t>„</w:t>
       </w:r>
+      <w:proofErr w:type="spellStart"/>
       <w:r>
         <w:rPr>
           <w:b/>
@@ -4791,6 +6213,7 @@
         </w:rPr>
         <w:t>pdf-url</w:t>
       </w:r>
+      <w:proofErr w:type="spellEnd"/>
       <w:r>
         <w:rPr>
           <w:lang w:val="de-AT"/>
@@ -4821,11 +6244,19 @@
       <w:r>
         <w:t>„</w:t>
       </w:r>
-      <w:r>
-        <w:rPr>
-          <w:b/>
-        </w:rPr>
-        <w:t>verify-level</w:t>
+      <w:proofErr w:type="spellStart"/>
+      <w:r>
+        <w:rPr>
+          <w:b/>
+        </w:rPr>
+        <w:t>verify</w:t>
+      </w:r>
+      <w:proofErr w:type="spellEnd"/>
+      <w:r>
+        <w:rPr>
+          <w:b/>
+        </w:rPr>
+        <w:t>-level</w:t>
       </w:r>
       <w:r>
         <w:t>“: Mit diesem Parameter lässt sich festlegen, welche Art von Signaturverifikation nach dem Signaturvorgang durchgeführt werden soll.</w:t>
@@ -4842,12 +6273,14 @@
       <w:r>
         <w:t>„</w:t>
       </w:r>
+      <w:proofErr w:type="spellStart"/>
       <w:r>
         <w:rPr>
           <w:i/>
         </w:rPr>
         <w:t>full</w:t>
       </w:r>
+      <w:proofErr w:type="spellEnd"/>
       <w:r>
         <w:t>“:</w:t>
       </w:r>
@@ -4870,12 +6303,14 @@
       <w:r>
         <w:t>„</w:t>
       </w:r>
+      <w:proofErr w:type="spellStart"/>
       <w:r>
         <w:rPr>
           <w:i/>
         </w:rPr>
         <w:t>intOnly</w:t>
       </w:r>
+      <w:proofErr w:type="spellEnd"/>
       <w:r>
         <w:t>“:</w:t>
       </w:r>
@@ -4895,12 +6330,14 @@
       <w:r>
         <w:t>„</w:t>
       </w:r>
+      <w:proofErr w:type="spellStart"/>
       <w:r>
         <w:rPr>
           <w:b/>
         </w:rPr>
         <w:t>format</w:t>
       </w:r>
+      <w:proofErr w:type="spellEnd"/>
       <w:r>
         <w:t xml:space="preserve">“: </w:t>
       </w:r>
@@ -4927,11 +6364,27 @@
         </w:numPr>
       </w:pPr>
       <w:r>
-        <w:t>„html“:</w:t>
+        <w:t>„</w:t>
+      </w:r>
+      <w:proofErr w:type="spellStart"/>
+      <w:r>
+        <w:t>html</w:t>
+      </w:r>
+      <w:proofErr w:type="spellEnd"/>
+      <w:r>
+        <w:t>“:</w:t>
       </w:r>
       <w:r>
         <w:tab/>
-        <w:t>Dies erzeugt eine einfache HTML Seite mit den Verifikationsresulaten.</w:t>
+        <w:t xml:space="preserve">Dies erzeugt eine einfache HTML Seite mit den </w:t>
+      </w:r>
+      <w:proofErr w:type="spellStart"/>
+      <w:r>
+        <w:t>Verifikationsresulaten</w:t>
+      </w:r>
+      <w:proofErr w:type="spellEnd"/>
+      <w:r>
+        <w:t>.</w:t>
       </w:r>
     </w:p>
     <w:p>
@@ -4943,7 +6396,15 @@
         </w:numPr>
       </w:pPr>
       <w:r>
-        <w:t>„json“:</w:t>
+        <w:t>„</w:t>
+      </w:r>
+      <w:proofErr w:type="spellStart"/>
+      <w:r>
+        <w:t>json</w:t>
+      </w:r>
+      <w:proofErr w:type="spellEnd"/>
+      <w:r>
+        <w:t>“:</w:t>
       </w:r>
       <w:r>
         <w:tab/>
@@ -4982,6 +6443,7 @@
       <w:r>
         <w:t xml:space="preserve">Wenn PDF-AS-WEB das PDF Dokument von der externen Webanwendung herunterladen soll. Werden von PDF-AS keine Parameter übergeben, sondern nur die URL die mit </w:t>
       </w:r>
+      <w:proofErr w:type="spellStart"/>
       <w:r>
         <w:rPr>
           <w:b/>
@@ -4989,8 +6451,33 @@
         </w:rPr>
         <w:t>pdf-url</w:t>
       </w:r>
-      <w:r>
-        <w:t xml:space="preserve"> an das Sign Servlet übergeben wurde aufgerufen. PDF-AS-WEB bietet ein Whitelisting um pdf-urls zu filtern.</w:t>
+      <w:proofErr w:type="spellEnd"/>
+      <w:r>
+        <w:t xml:space="preserve"> an das </w:t>
+      </w:r>
+      <w:proofErr w:type="spellStart"/>
+      <w:r>
+        <w:t>Sign</w:t>
+      </w:r>
+      <w:proofErr w:type="spellEnd"/>
+      <w:r>
+        <w:t xml:space="preserve"> Servlet übergeben wurde aufgerufen. PDF-AS-WEB bietet ein </w:t>
+      </w:r>
+      <w:proofErr w:type="spellStart"/>
+      <w:r>
+        <w:t>Whitelisting</w:t>
+      </w:r>
+      <w:proofErr w:type="spellEnd"/>
+      <w:r>
+        <w:t xml:space="preserve"> um </w:t>
+      </w:r>
+      <w:proofErr w:type="spellStart"/>
+      <w:r>
+        <w:t>pdf-urls</w:t>
+      </w:r>
+      <w:proofErr w:type="spellEnd"/>
+      <w:r>
+        <w:t xml:space="preserve"> zu filtern.</w:t>
       </w:r>
     </w:p>
     <w:p>
@@ -4999,21 +6486,64 @@
       </w:pPr>
       <w:bookmarkStart w:id="21" w:name="_Toc228439762"/>
       <w:r>
+        <w:lastRenderedPageBreak/>
         <w:t>Fehlerseite der externen Webanwendung</w:t>
       </w:r>
       <w:bookmarkEnd w:id="21"/>
     </w:p>
     <w:p>
       <w:r>
-        <w:t xml:space="preserve">Wenn in PDF-AS-WEB eine externen Fehlerurl mit dem Parameter </w:t>
-      </w:r>
+        <w:t xml:space="preserve">Wenn in PDF-AS-WEB eine externen </w:t>
+      </w:r>
+      <w:proofErr w:type="spellStart"/>
+      <w:r>
+        <w:t>Fehlerurl</w:t>
+      </w:r>
+      <w:proofErr w:type="spellEnd"/>
+      <w:r>
+        <w:t xml:space="preserve"> mit dem Parameter </w:t>
+      </w:r>
+      <w:proofErr w:type="spellStart"/>
       <w:r>
         <w:rPr>
           <w:b/>
           <w:i/>
         </w:rPr>
-        <w:t>invoke-app-error-url</w:t>
-      </w:r>
+        <w:t>invoke</w:t>
+      </w:r>
+      <w:proofErr w:type="spellEnd"/>
+      <w:r>
+        <w:rPr>
+          <w:b/>
+          <w:i/>
+        </w:rPr>
+        <w:t>-</w:t>
+      </w:r>
+      <w:proofErr w:type="spellStart"/>
+      <w:r>
+        <w:rPr>
+          <w:b/>
+          <w:i/>
+        </w:rPr>
+        <w:t>app</w:t>
+      </w:r>
+      <w:proofErr w:type="spellEnd"/>
+      <w:r>
+        <w:rPr>
+          <w:b/>
+          <w:i/>
+        </w:rPr>
+        <w:t>-error-</w:t>
+      </w:r>
+      <w:proofErr w:type="spellStart"/>
+      <w:r>
+        <w:rPr>
+          <w:b/>
+          <w:i/>
+        </w:rPr>
+        <w:t>url</w:t>
+      </w:r>
+      <w:proofErr w:type="spellEnd"/>
       <w:r>
         <w:t xml:space="preserve"> übergeben wurde und in PDF-AS-WEB ein Fehler auftritt, wird der Benutzer auf diese URL weitergeleitet. Diese URL wird mittels GET Methode aufgerufen und 2 Parameter werden übergeben:</w:t>
       </w:r>
@@ -5027,15 +6557,16 @@
         </w:numPr>
       </w:pPr>
       <w:r>
-        <w:lastRenderedPageBreak/>
         <w:t>„</w:t>
       </w:r>
+      <w:proofErr w:type="spellStart"/>
       <w:r>
         <w:rPr>
           <w:b/>
         </w:rPr>
         <w:t>error</w:t>
       </w:r>
+      <w:proofErr w:type="spellEnd"/>
       <w:r>
         <w:t>“: Dieser Parameter enthält einen Text mit einer einfachen Fehlermeldung</w:t>
       </w:r>
@@ -5051,19 +6582,37 @@
       <w:r>
         <w:t>„</w:t>
       </w:r>
+      <w:proofErr w:type="spellStart"/>
       <w:r>
         <w:rPr>
           <w:b/>
         </w:rPr>
         <w:t>cause</w:t>
       </w:r>
+      <w:proofErr w:type="spellEnd"/>
       <w:r>
         <w:t>“: Dieser Parameter enthält einen Text mit einer detaillierteren Fehlerbeschreibung</w:t>
       </w:r>
     </w:p>
     <w:p>
       <w:r>
-        <w:t>PDF-AS-WEB bietet ein Whitelisting um Fehlerurls zu filtern.</w:t>
+        <w:t xml:space="preserve">PDF-AS-WEB bietet ein </w:t>
+      </w:r>
+      <w:proofErr w:type="spellStart"/>
+      <w:r>
+        <w:t>Whitelisting</w:t>
+      </w:r>
+      <w:proofErr w:type="spellEnd"/>
+      <w:r>
+        <w:t xml:space="preserve"> um </w:t>
+      </w:r>
+      <w:proofErr w:type="spellStart"/>
+      <w:r>
+        <w:t>Fehlerurls</w:t>
+      </w:r>
+      <w:proofErr w:type="spellEnd"/>
+      <w:r>
+        <w:t xml:space="preserve"> zu filtern.</w:t>
       </w:r>
     </w:p>
     <w:p>
@@ -5078,14 +6627,31 @@
     </w:p>
     <w:p>
       <w:r>
-        <w:t xml:space="preserve">Wenn in PDF-AS-WEB eine Fertigstellungsurl mit dem Parameter </w:t>
-      </w:r>
+        <w:t xml:space="preserve">Wenn in PDF-AS-WEB eine </w:t>
+      </w:r>
+      <w:proofErr w:type="spellStart"/>
+      <w:r>
+        <w:t>Fertigstellungsurl</w:t>
+      </w:r>
+      <w:proofErr w:type="spellEnd"/>
+      <w:r>
+        <w:t xml:space="preserve"> mit dem Parameter </w:t>
+      </w:r>
+      <w:proofErr w:type="spellStart"/>
       <w:r>
         <w:rPr>
           <w:b/>
           <w:i/>
         </w:rPr>
-        <w:t xml:space="preserve">invoke-app-url </w:t>
+        <w:t>invoke-app-url</w:t>
+      </w:r>
+      <w:proofErr w:type="spellEnd"/>
+      <w:r>
+        <w:rPr>
+          <w:b/>
+          <w:i/>
+        </w:rPr>
+        <w:t xml:space="preserve"> </w:t>
       </w:r>
       <w:r>
         <w:t>übergeben wurde, leitet PDF-AS-WEB</w:t>
@@ -5112,12 +6678,14 @@
       <w:r>
         <w:t>„</w:t>
       </w:r>
+      <w:proofErr w:type="spellStart"/>
       <w:r>
         <w:rPr>
           <w:b/>
         </w:rPr>
         <w:t>pdfurl</w:t>
       </w:r>
+      <w:proofErr w:type="spellEnd"/>
       <w:r>
         <w:t>“: Die URL unter der das signierte Dokument abgerufen werden kann.</w:t>
       </w:r>
@@ -5133,19 +6701,37 @@
       <w:r>
         <w:t>„</w:t>
       </w:r>
+      <w:proofErr w:type="spellStart"/>
       <w:r>
         <w:rPr>
           <w:b/>
         </w:rPr>
         <w:t>pdflength</w:t>
       </w:r>
+      <w:proofErr w:type="spellEnd"/>
       <w:r>
         <w:t>“: Die Anzahl der Bytes die das signierte Dokument hat.</w:t>
       </w:r>
     </w:p>
     <w:p>
       <w:r>
-        <w:t>PDF-AS-WEB bietet ein Whitelisting um Fertigstellungsurl zu filtern.</w:t>
+        <w:t xml:space="preserve">PDF-AS-WEB bietet ein </w:t>
+      </w:r>
+      <w:proofErr w:type="spellStart"/>
+      <w:r>
+        <w:t>Whitelisting</w:t>
+      </w:r>
+      <w:proofErr w:type="spellEnd"/>
+      <w:r>
+        <w:t xml:space="preserve"> um </w:t>
+      </w:r>
+      <w:proofErr w:type="spellStart"/>
+      <w:r>
+        <w:t>Fertigstellungsurl</w:t>
+      </w:r>
+      <w:proofErr w:type="spellEnd"/>
+      <w:r>
+        <w:t xml:space="preserve"> zu filtern.</w:t>
       </w:r>
     </w:p>
     <w:p/>
@@ -5600,8 +7186,13 @@
               <w:spacing w:after="60" w:line="240" w:lineRule="auto"/>
               <w:cnfStyle w:val="000000010000" w:firstRow="0" w:lastRow="0" w:firstColumn="0" w:lastColumn="0" w:oddVBand="0" w:evenVBand="0" w:oddHBand="0" w:evenHBand="1" w:firstRowFirstColumn="0" w:firstRowLastColumn="0" w:lastRowFirstColumn="0" w:lastRowLastColumn="0"/>
             </w:pPr>
-            <w:r>
-              <w:t>sig-type Werte hinzugefügt</w:t>
+            <w:proofErr w:type="spellStart"/>
+            <w:r>
+              <w:t>sig</w:t>
+            </w:r>
+            <w:proofErr w:type="spellEnd"/>
+            <w:r>
+              <w:t>-type Werte hinzugefügt</w:t>
             </w:r>
           </w:p>
         </w:tc>
@@ -5681,12 +7272,42 @@
                 <w:lang w:val="en-US"/>
               </w:rPr>
             </w:pPr>
+            <w:proofErr w:type="spellStart"/>
             <w:r>
               <w:rPr>
                 <w:lang w:val="en-US"/>
               </w:rPr>
-              <w:t>Erweiterung invoke-app-url-target, verify-level, Server Headers in PDFData</w:t>
-            </w:r>
+              <w:t>Erweiterung</w:t>
+            </w:r>
+            <w:proofErr w:type="spellEnd"/>
+            <w:r>
+              <w:rPr>
+                <w:lang w:val="en-US"/>
+              </w:rPr>
+              <w:t xml:space="preserve"> invoke-app-</w:t>
+            </w:r>
+            <w:proofErr w:type="spellStart"/>
+            <w:r>
+              <w:rPr>
+                <w:lang w:val="en-US"/>
+              </w:rPr>
+              <w:t>url</w:t>
+            </w:r>
+            <w:proofErr w:type="spellEnd"/>
+            <w:r>
+              <w:rPr>
+                <w:lang w:val="en-US"/>
+              </w:rPr>
+              <w:t xml:space="preserve">-target, verify-level, Server Headers in </w:t>
+            </w:r>
+            <w:proofErr w:type="spellStart"/>
+            <w:r>
+              <w:rPr>
+                <w:lang w:val="en-US"/>
+              </w:rPr>
+              <w:t>PDFData</w:t>
+            </w:r>
+            <w:proofErr w:type="spellEnd"/>
           </w:p>
         </w:tc>
       </w:tr>
@@ -5768,12 +7389,14 @@
                 <w:lang w:val="en-US"/>
               </w:rPr>
             </w:pPr>
+            <w:proofErr w:type="spellStart"/>
             <w:r>
               <w:rPr>
                 <w:lang w:val="en-US"/>
               </w:rPr>
               <w:t>Verifyservlet</w:t>
             </w:r>
+            <w:proofErr w:type="spellEnd"/>
           </w:p>
         </w:tc>
       </w:tr>
@@ -5939,11 +7562,33 @@
                 <w:lang w:val="en-US"/>
               </w:rPr>
             </w:pPr>
+            <w:proofErr w:type="spellStart"/>
             <w:r>
               <w:rPr>
                 <w:lang w:val="en-US"/>
               </w:rPr>
-              <w:t>qrcontent, pp: und ov: Parameter</w:t>
+              <w:t>qrcontent</w:t>
+            </w:r>
+            <w:proofErr w:type="spellEnd"/>
+            <w:r>
+              <w:rPr>
+                <w:lang w:val="en-US"/>
+              </w:rPr>
+              <w:t xml:space="preserve">, pp: und </w:t>
+            </w:r>
+            <w:proofErr w:type="spellStart"/>
+            <w:r>
+              <w:rPr>
+                <w:lang w:val="en-US"/>
+              </w:rPr>
+              <w:t>ov</w:t>
+            </w:r>
+            <w:proofErr w:type="spellEnd"/>
+            <w:r>
+              <w:rPr>
+                <w:lang w:val="en-US"/>
+              </w:rPr>
+              <w:t>: Parameter</w:t>
             </w:r>
           </w:p>
         </w:tc>
@@ -6023,11 +7668,19 @@
                 <w:lang w:val="en-US"/>
               </w:rPr>
             </w:pPr>
+            <w:proofErr w:type="spellStart"/>
             <w:r>
               <w:rPr>
                 <w:lang w:val="en-US"/>
               </w:rPr>
-              <w:t>sbp Parameter</w:t>
+              <w:t>sbp</w:t>
+            </w:r>
+            <w:proofErr w:type="spellEnd"/>
+            <w:r>
+              <w:rPr>
+                <w:lang w:val="en-US"/>
+              </w:rPr>
+              <w:t xml:space="preserve"> Parameter</w:t>
             </w:r>
           </w:p>
         </w:tc>
@@ -6114,8 +7767,30 @@
               <w:rPr>
                 <w:lang w:val="en-US"/>
               </w:rPr>
-              <w:t>Bulk-Light Funktion hinzugefügt</w:t>
-            </w:r>
+              <w:t xml:space="preserve">Bulk-Light </w:t>
+            </w:r>
+            <w:proofErr w:type="spellStart"/>
+            <w:r>
+              <w:rPr>
+                <w:lang w:val="en-US"/>
+              </w:rPr>
+              <w:t>Funktion</w:t>
+            </w:r>
+            <w:proofErr w:type="spellEnd"/>
+            <w:r>
+              <w:rPr>
+                <w:lang w:val="en-US"/>
+              </w:rPr>
+              <w:t xml:space="preserve"> </w:t>
+            </w:r>
+            <w:proofErr w:type="spellStart"/>
+            <w:r>
+              <w:rPr>
+                <w:lang w:val="en-US"/>
+              </w:rPr>
+              <w:t>hinzugefügt</w:t>
+            </w:r>
+            <w:proofErr w:type="spellEnd"/>
           </w:p>
         </w:tc>
       </w:tr>
@@ -6198,12 +7873,28 @@
                 <w:lang w:val="en-US"/>
               </w:rPr>
             </w:pPr>
+            <w:proofErr w:type="spellStart"/>
             <w:r>
               <w:rPr>
                 <w:lang w:val="en-US"/>
               </w:rPr>
-              <w:t>SignServlet Parameter hinzugefügt</w:t>
-            </w:r>
+              <w:t>SignServlet</w:t>
+            </w:r>
+            <w:proofErr w:type="spellEnd"/>
+            <w:r>
+              <w:rPr>
+                <w:lang w:val="en-US"/>
+              </w:rPr>
+              <w:t xml:space="preserve"> Parameter </w:t>
+            </w:r>
+            <w:proofErr w:type="spellStart"/>
+            <w:r>
+              <w:rPr>
+                <w:lang w:val="en-US"/>
+              </w:rPr>
+              <w:t>hinzugefügt</w:t>
+            </w:r>
+            <w:proofErr w:type="spellEnd"/>
           </w:p>
         </w:tc>
       </w:tr>
@@ -6724,8 +8415,14 @@
           <w:pPr>
             <w:pStyle w:val="Name"/>
             <w:widowControl w:val="0"/>
+            <w:rPr>
+              <w:lang w:val="en-US"/>
+            </w:rPr>
           </w:pPr>
           <w:r>
+            <w:rPr>
+              <w:lang w:val="en-US"/>
+            </w:rPr>
             <w:t>E-Government Innovationszentrum</w:t>
           </w:r>
         </w:p>
@@ -6740,6 +8437,7 @@
               <w:szCs w:val="18"/>
             </w:rPr>
           </w:pPr>
+          <w:proofErr w:type="spellStart"/>
           <w:r>
             <w:rPr>
               <w:rFonts w:asciiTheme="majorHAnsi" w:hAnsiTheme="majorHAnsi"/>
@@ -6747,7 +8445,17 @@
               <w:sz w:val="18"/>
               <w:szCs w:val="18"/>
             </w:rPr>
-            <w:t>Sandgasse 38a</w:t>
+            <w:t>Sandgasse</w:t>
+          </w:r>
+          <w:proofErr w:type="spellEnd"/>
+          <w:r>
+            <w:rPr>
+              <w:rFonts w:asciiTheme="majorHAnsi" w:hAnsiTheme="majorHAnsi"/>
+              <w:color w:val="4C483D"/>
+              <w:sz w:val="18"/>
+              <w:szCs w:val="18"/>
+            </w:rPr>
+            <w:t xml:space="preserve"> 38a</w:t>
           </w:r>
           <w:r>
             <w:rPr>
@@ -9952,7 +11660,7 @@
 </file>
 
 <file path=customXml/itemProps3.xml><?xml version="1.0" encoding="utf-8"?>
-<ds:datastoreItem xmlns:ds="http://schemas.openxmlformats.org/officeDocument/2006/customXml" ds:itemID="{1008F8FA-2D6E-4F95-AD0A-E20D22DBA41A}">
+<ds:datastoreItem xmlns:ds="http://schemas.openxmlformats.org/officeDocument/2006/customXml" ds:itemID="{154D8D9D-3BD9-40A5-9F68-D941CB9B7633}">
   <ds:schemaRefs>
     <ds:schemaRef ds:uri="http://schemas.openxmlformats.org/officeDocument/2006/bibliography"/>
   </ds:schemaRefs>
